--- a/output/tables/tabell1_baseline.docx
+++ b/output/tables/tabell1_baseline.docx
@@ -3712,7 +3712,62 @@
         <w:tc>
           <w:tcPr>
             <w:tcBorders>
-              <w:bottom w:val="single" w:sz="4" w:space="0" w:color="B3B3B3"/>
+              <w:bottom w:val="none" w:sz="0" w:space="0" w:color="000000"/>
+              <w:top w:val="single" w:sz="4" w:space="0" w:color="B3B3B3"/>
+              <w:left w:val="none" w:sz="0" w:space="0" w:color="000000"/>
+              <w:right w:val="none" w:sz="0" w:space="0" w:color="000000"/>
+            </w:tcBorders>
+            <w:shd w:val="clear" w:color="auto" w:fill="F5F5F5"/>
+            <w:tcMar>
+              <w:top w:w="0" w:type="dxa"/>
+              <w:bottom w:w="0" w:type="dxa"/>
+              <w:left w:w="0" w:type="dxa"/>
+              <w:right w:w="0" w:type="dxa"/>
+            </w:tcMar>
+            <w:vAlign w:val="center"/>
+          </w:tcPr>
+          <w:p>
+            <w:pPr>
+              <w:pStyle w:val="Normal"/>
+              <w:jc w:val="left"/>
+              <w:pBdr>
+                <w:bottom w:val="none" w:sz="0" w:space="0" w:color="000000"/>
+                <w:top w:val="none" w:sz="0" w:space="0" w:color="000000"/>
+                <w:left w:val="none" w:sz="0" w:space="0" w:color="000000"/>
+                <w:right w:val="none" w:sz="0" w:space="0" w:color="000000"/>
+              </w:pBdr>
+              <w:spacing w:after="100" w:before="100" w:line="240"/>
+              <w:ind w:left="100" w:right="100" w:firstLine="0" w:firstLineChars="0"/>
+              <w:rPr>
+                <w:rFonts w:ascii="Times New Roman" w:hAnsi="Times New Roman" w:eastAsia="Times New Roman" w:cs="Times New Roman"/>
+                <w:i w:val="true"/>
+                <w:b w:val="false"/>
+                <w:u w:val="none"/>
+                <w:strike w:val="false"/>
+                <w:sz w:val="20"/>
+                <w:szCs w:val="20"/>
+                <w:color w:val="000000"/>
+              </w:rPr>
+            </w:pPr>
+            <w:r>
+              <w:rPr>
+                <w:rFonts w:ascii="Times New Roman" w:hAnsi="Times New Roman" w:eastAsia="Times New Roman" w:cs="Times New Roman"/>
+                <w:i w:val="true"/>
+                <w:b w:val="false"/>
+                <w:u w:val="none"/>
+                <w:strike w:val="false"/>
+                <w:sz w:val="20"/>
+                <w:szCs w:val="20"/>
+                <w:color w:val="000000"/>
+              </w:rPr>
+              <w:t xml:space="preserve">  Prostata</w:t>
+            </w:r>
+          </w:p>
+        </w:tc>
+        <w:tc>
+          <w:tcPr>
+            <w:tcBorders>
+              <w:bottom w:val="single" w:sz="12" w:space="0" w:color="666666"/>
               <w:top w:val="none" w:sz="0" w:space="0" w:color="000000"/>
               <w:left w:val="none" w:sz="0" w:space="0" w:color="000000"/>
               <w:right w:val="none" w:sz="0" w:space="0" w:color="000000"/>
@@ -3729,45 +3784,45 @@
           <w:p>
             <w:pPr>
               <w:pStyle w:val="Normal"/>
-              <w:jc w:val="left"/>
-              <w:pBdr>
-                <w:bottom w:val="none" w:sz="0" w:space="0" w:color="000000"/>
-                <w:top w:val="none" w:sz="0" w:space="0" w:color="000000"/>
-                <w:left w:val="none" w:sz="0" w:space="0" w:color="000000"/>
-                <w:right w:val="none" w:sz="0" w:space="0" w:color="000000"/>
-              </w:pBdr>
-              <w:spacing w:after="100" w:before="100" w:line="240"/>
-              <w:ind w:left="100" w:right="100" w:firstLine="0" w:firstLineChars="0"/>
-              <w:rPr>
-                <w:rFonts w:ascii="Times New Roman" w:hAnsi="Times New Roman" w:eastAsia="Times New Roman" w:cs="Times New Roman"/>
-                <w:i w:val="true"/>
-                <w:b w:val="false"/>
-                <w:u w:val="none"/>
-                <w:strike w:val="false"/>
-                <w:sz w:val="20"/>
-                <w:szCs w:val="20"/>
-                <w:color w:val="000000"/>
-              </w:rPr>
-            </w:pPr>
-            <w:r>
-              <w:rPr>
-                <w:rFonts w:ascii="Times New Roman" w:hAnsi="Times New Roman" w:eastAsia="Times New Roman" w:cs="Times New Roman"/>
-                <w:i w:val="true"/>
-                <w:b w:val="false"/>
-                <w:u w:val="none"/>
-                <w:strike w:val="false"/>
-                <w:sz w:val="20"/>
-                <w:szCs w:val="20"/>
-                <w:color w:val="000000"/>
-              </w:rPr>
-              <w:t xml:space="preserve">  Prostata</w:t>
-            </w:r>
-          </w:p>
-        </w:tc>
-        <w:tc>
-          <w:tcPr>
-            <w:tcBorders>
-              <w:bottom w:val="single" w:sz="4" w:space="0" w:color="B3B3B3"/>
+              <w:jc w:val="center"/>
+              <w:pBdr>
+                <w:bottom w:val="none" w:sz="0" w:space="0" w:color="000000"/>
+                <w:top w:val="none" w:sz="0" w:space="0" w:color="000000"/>
+                <w:left w:val="none" w:sz="0" w:space="0" w:color="000000"/>
+                <w:right w:val="none" w:sz="0" w:space="0" w:color="000000"/>
+              </w:pBdr>
+              <w:spacing w:after="100" w:before="100" w:line="240"/>
+              <w:ind w:left="100" w:right="100" w:firstLine="0" w:firstLineChars="0"/>
+              <w:rPr>
+                <w:rFonts w:ascii="Times New Roman" w:hAnsi="Times New Roman" w:eastAsia="Times New Roman" w:cs="Times New Roman"/>
+                <w:i w:val="false"/>
+                <w:b w:val="false"/>
+                <w:u w:val="none"/>
+                <w:strike w:val="false"/>
+                <w:sz w:val="20"/>
+                <w:szCs w:val="20"/>
+                <w:color w:val="000000"/>
+              </w:rPr>
+            </w:pPr>
+            <w:r>
+              <w:rPr>
+                <w:rFonts w:ascii="Times New Roman" w:hAnsi="Times New Roman" w:eastAsia="Times New Roman" w:cs="Times New Roman"/>
+                <w:i w:val="false"/>
+                <w:b w:val="false"/>
+                <w:u w:val="none"/>
+                <w:strike w:val="false"/>
+                <w:sz w:val="20"/>
+                <w:szCs w:val="20"/>
+                <w:color w:val="000000"/>
+              </w:rPr>
+              <w:t xml:space="preserve">1 (6%)</w:t>
+            </w:r>
+          </w:p>
+        </w:tc>
+        <w:tc>
+          <w:tcPr>
+            <w:tcBorders>
+              <w:bottom w:val="single" w:sz="12" w:space="0" w:color="666666"/>
               <w:top w:val="none" w:sz="0" w:space="0" w:color="000000"/>
               <w:left w:val="none" w:sz="0" w:space="0" w:color="000000"/>
               <w:right w:val="none" w:sz="0" w:space="0" w:color="000000"/>
@@ -3815,61 +3870,6 @@
                 <w:szCs w:val="20"/>
                 <w:color w:val="000000"/>
               </w:rPr>
-              <w:t xml:space="preserve">1 (6%)</w:t>
-            </w:r>
-          </w:p>
-        </w:tc>
-        <w:tc>
-          <w:tcPr>
-            <w:tcBorders>
-              <w:bottom w:val="single" w:sz="4" w:space="0" w:color="B3B3B3"/>
-              <w:top w:val="none" w:sz="0" w:space="0" w:color="000000"/>
-              <w:left w:val="none" w:sz="0" w:space="0" w:color="000000"/>
-              <w:right w:val="none" w:sz="0" w:space="0" w:color="000000"/>
-            </w:tcBorders>
-            <w:shd w:val="clear" w:color="auto" w:fill="FFFFFF"/>
-            <w:tcMar>
-              <w:top w:w="0" w:type="dxa"/>
-              <w:bottom w:w="0" w:type="dxa"/>
-              <w:left w:w="0" w:type="dxa"/>
-              <w:right w:w="0" w:type="dxa"/>
-            </w:tcMar>
-            <w:vAlign w:val="center"/>
-          </w:tcPr>
-          <w:p>
-            <w:pPr>
-              <w:pStyle w:val="Normal"/>
-              <w:jc w:val="center"/>
-              <w:pBdr>
-                <w:bottom w:val="none" w:sz="0" w:space="0" w:color="000000"/>
-                <w:top w:val="none" w:sz="0" w:space="0" w:color="000000"/>
-                <w:left w:val="none" w:sz="0" w:space="0" w:color="000000"/>
-                <w:right w:val="none" w:sz="0" w:space="0" w:color="000000"/>
-              </w:pBdr>
-              <w:spacing w:after="100" w:before="100" w:line="240"/>
-              <w:ind w:left="100" w:right="100" w:firstLine="0" w:firstLineChars="0"/>
-              <w:rPr>
-                <w:rFonts w:ascii="Times New Roman" w:hAnsi="Times New Roman" w:eastAsia="Times New Roman" w:cs="Times New Roman"/>
-                <w:i w:val="false"/>
-                <w:b w:val="false"/>
-                <w:u w:val="none"/>
-                <w:strike w:val="false"/>
-                <w:sz w:val="20"/>
-                <w:szCs w:val="20"/>
-                <w:color w:val="000000"/>
-              </w:rPr>
-            </w:pPr>
-            <w:r>
-              <w:rPr>
-                <w:rFonts w:ascii="Times New Roman" w:hAnsi="Times New Roman" w:eastAsia="Times New Roman" w:cs="Times New Roman"/>
-                <w:i w:val="false"/>
-                <w:b w:val="false"/>
-                <w:u w:val="none"/>
-                <w:strike w:val="false"/>
-                <w:sz w:val="20"/>
-                <w:szCs w:val="20"/>
-                <w:color w:val="000000"/>
-              </w:rPr>
               <w:t xml:space="preserve">1 (7%)</w:t>
             </w:r>
           </w:p>
@@ -3877,7 +3877,7 @@
         <w:tc>
           <w:tcPr>
             <w:tcBorders>
-              <w:bottom w:val="single" w:sz="4" w:space="0" w:color="B3B3B3"/>
+              <w:bottom w:val="single" w:sz="12" w:space="0" w:color="666666"/>
               <w:top w:val="none" w:sz="0" w:space="0" w:color="000000"/>
               <w:left w:val="none" w:sz="0" w:space="0" w:color="000000"/>
               <w:right w:val="none" w:sz="0" w:space="0" w:color="000000"/>
@@ -3937,55 +3937,110 @@
         <w:tc>
           <w:tcPr>
             <w:tcBorders>
+              <w:bottom w:val="single" w:sz="12" w:space="0" w:color="666666"/>
+              <w:top w:val="none" w:sz="0" w:space="0" w:color="000000"/>
+              <w:left w:val="none" w:sz="0" w:space="0" w:color="000000"/>
+              <w:right w:val="none" w:sz="0" w:space="0" w:color="000000"/>
+            </w:tcBorders>
+            <w:shd w:val="clear" w:color="auto" w:fill="FFFFFF"/>
+            <w:tcMar>
+              <w:top w:w="0" w:type="dxa"/>
+              <w:bottom w:w="0" w:type="dxa"/>
+              <w:left w:w="0" w:type="dxa"/>
+              <w:right w:w="0" w:type="dxa"/>
+            </w:tcMar>
+            <w:vAlign w:val="center"/>
+          </w:tcPr>
+          <w:p>
+            <w:pPr>
+              <w:pStyle w:val="Normal"/>
+              <w:jc w:val="left"/>
+              <w:pBdr>
+                <w:bottom w:val="none" w:sz="0" w:space="0" w:color="000000"/>
+                <w:top w:val="none" w:sz="0" w:space="0" w:color="000000"/>
+                <w:left w:val="none" w:sz="0" w:space="0" w:color="000000"/>
+                <w:right w:val="none" w:sz="0" w:space="0" w:color="000000"/>
+              </w:pBdr>
+              <w:spacing w:after="100" w:before="100" w:line="240"/>
+              <w:ind w:left="100" w:right="100" w:firstLine="0" w:firstLineChars="0"/>
+              <w:rPr>
+                <w:rFonts w:ascii="Times New Roman" w:hAnsi="Times New Roman" w:eastAsia="Times New Roman" w:cs="Times New Roman"/>
+                <w:i w:val="false"/>
+                <w:b w:val="false"/>
+                <w:u w:val="none"/>
+                <w:strike w:val="false"/>
+                <w:sz w:val="20"/>
+                <w:szCs w:val="20"/>
+                <w:color w:val="000000"/>
+              </w:rPr>
+            </w:pPr>
+            <w:r>
+              <w:rPr>
+                <w:rFonts w:ascii="Times New Roman" w:hAnsi="Times New Roman" w:eastAsia="Times New Roman" w:cs="Times New Roman"/>
+                <w:i w:val="false"/>
+                <w:b w:val="false"/>
+                <w:u w:val="none"/>
+                <w:strike w:val="false"/>
+                <w:sz w:val="20"/>
+                <w:szCs w:val="20"/>
+                <w:color w:val="000000"/>
+              </w:rPr>
+              <w:t xml:space="preserve">Dager siden siste behandling, gj.snitt (SD)</w:t>
+            </w:r>
+          </w:p>
+        </w:tc>
+        <w:tc>
+          <w:tcPr>
+            <w:tcBorders>
               <w:bottom w:val="single" w:sz="4" w:space="0" w:color="B3B3B3"/>
-              <w:top w:val="single" w:sz="4" w:space="0" w:color="B3B3B3"/>
-              <w:left w:val="none" w:sz="0" w:space="0" w:color="000000"/>
-              <w:right w:val="none" w:sz="0" w:space="0" w:color="000000"/>
-            </w:tcBorders>
-            <w:shd w:val="clear" w:color="auto" w:fill="F5F5F5"/>
-            <w:tcMar>
-              <w:top w:w="0" w:type="dxa"/>
-              <w:bottom w:w="0" w:type="dxa"/>
-              <w:left w:w="0" w:type="dxa"/>
-              <w:right w:w="0" w:type="dxa"/>
-            </w:tcMar>
-            <w:vAlign w:val="center"/>
-          </w:tcPr>
-          <w:p>
-            <w:pPr>
-              <w:pStyle w:val="Normal"/>
-              <w:jc w:val="left"/>
-              <w:pBdr>
-                <w:bottom w:val="none" w:sz="0" w:space="0" w:color="000000"/>
-                <w:top w:val="none" w:sz="0" w:space="0" w:color="000000"/>
-                <w:left w:val="none" w:sz="0" w:space="0" w:color="000000"/>
-                <w:right w:val="none" w:sz="0" w:space="0" w:color="000000"/>
-              </w:pBdr>
-              <w:spacing w:after="100" w:before="100" w:line="240"/>
-              <w:ind w:left="100" w:right="100" w:firstLine="0" w:firstLineChars="0"/>
-              <w:rPr>
-                <w:rFonts w:ascii="Times New Roman" w:hAnsi="Times New Roman" w:eastAsia="Times New Roman" w:cs="Times New Roman"/>
-                <w:i w:val="false"/>
-                <w:b w:val="false"/>
-                <w:u w:val="none"/>
-                <w:strike w:val="false"/>
-                <w:sz w:val="20"/>
-                <w:szCs w:val="20"/>
-                <w:color w:val="000000"/>
-              </w:rPr>
-            </w:pPr>
-            <w:r>
-              <w:rPr>
-                <w:rFonts w:ascii="Times New Roman" w:hAnsi="Times New Roman" w:eastAsia="Times New Roman" w:cs="Times New Roman"/>
-                <w:i w:val="false"/>
-                <w:b w:val="false"/>
-                <w:u w:val="none"/>
-                <w:strike w:val="false"/>
-                <w:sz w:val="20"/>
-                <w:szCs w:val="20"/>
-                <w:color w:val="000000"/>
-              </w:rPr>
-              <w:t xml:space="preserve">Dager siden siste behandling, gj.snitt (SD)</w:t>
+              <w:top w:val="none" w:sz="0" w:space="0" w:color="000000"/>
+              <w:left w:val="none" w:sz="0" w:space="0" w:color="000000"/>
+              <w:right w:val="none" w:sz="0" w:space="0" w:color="000000"/>
+            </w:tcBorders>
+            <w:shd w:val="clear" w:color="auto" w:fill="FFFFFF"/>
+            <w:tcMar>
+              <w:top w:w="0" w:type="dxa"/>
+              <w:bottom w:w="0" w:type="dxa"/>
+              <w:left w:w="0" w:type="dxa"/>
+              <w:right w:w="0" w:type="dxa"/>
+            </w:tcMar>
+            <w:vAlign w:val="center"/>
+          </w:tcPr>
+          <w:p>
+            <w:pPr>
+              <w:pStyle w:val="Normal"/>
+              <w:jc w:val="center"/>
+              <w:pBdr>
+                <w:bottom w:val="none" w:sz="0" w:space="0" w:color="000000"/>
+                <w:top w:val="none" w:sz="0" w:space="0" w:color="000000"/>
+                <w:left w:val="none" w:sz="0" w:space="0" w:color="000000"/>
+                <w:right w:val="none" w:sz="0" w:space="0" w:color="000000"/>
+              </w:pBdr>
+              <w:spacing w:after="100" w:before="100" w:line="240"/>
+              <w:ind w:left="100" w:right="100" w:firstLine="0" w:firstLineChars="0"/>
+              <w:rPr>
+                <w:rFonts w:ascii="Times New Roman" w:hAnsi="Times New Roman" w:eastAsia="Times New Roman" w:cs="Times New Roman"/>
+                <w:i w:val="false"/>
+                <w:b w:val="false"/>
+                <w:u w:val="none"/>
+                <w:strike w:val="false"/>
+                <w:sz w:val="20"/>
+                <w:szCs w:val="20"/>
+                <w:color w:val="000000"/>
+              </w:rPr>
+            </w:pPr>
+            <w:r>
+              <w:rPr>
+                <w:rFonts w:ascii="Times New Roman" w:hAnsi="Times New Roman" w:eastAsia="Times New Roman" w:cs="Times New Roman"/>
+                <w:i w:val="false"/>
+                <w:b w:val="false"/>
+                <w:u w:val="none"/>
+                <w:strike w:val="false"/>
+                <w:sz w:val="20"/>
+                <w:szCs w:val="20"/>
+                <w:color w:val="000000"/>
+              </w:rPr>
+              <w:t xml:space="preserve">868.8 (693.6)</w:t>
             </w:r>
           </w:p>
         </w:tc>
@@ -3993,54 +4048,54 @@
           <w:tcPr>
             <w:tcBorders>
               <w:bottom w:val="single" w:sz="4" w:space="0" w:color="B3B3B3"/>
-              <w:top w:val="single" w:sz="4" w:space="0" w:color="B3B3B3"/>
-              <w:left w:val="none" w:sz="0" w:space="0" w:color="000000"/>
-              <w:right w:val="none" w:sz="0" w:space="0" w:color="000000"/>
-            </w:tcBorders>
-            <w:shd w:val="clear" w:color="auto" w:fill="F5F5F5"/>
-            <w:tcMar>
-              <w:top w:w="0" w:type="dxa"/>
-              <w:bottom w:w="0" w:type="dxa"/>
-              <w:left w:w="0" w:type="dxa"/>
-              <w:right w:w="0" w:type="dxa"/>
-            </w:tcMar>
-            <w:vAlign w:val="center"/>
-          </w:tcPr>
-          <w:p>
-            <w:pPr>
-              <w:pStyle w:val="Normal"/>
-              <w:jc w:val="center"/>
-              <w:pBdr>
-                <w:bottom w:val="none" w:sz="0" w:space="0" w:color="000000"/>
-                <w:top w:val="none" w:sz="0" w:space="0" w:color="000000"/>
-                <w:left w:val="none" w:sz="0" w:space="0" w:color="000000"/>
-                <w:right w:val="none" w:sz="0" w:space="0" w:color="000000"/>
-              </w:pBdr>
-              <w:spacing w:after="100" w:before="100" w:line="240"/>
-              <w:ind w:left="100" w:right="100" w:firstLine="0" w:firstLineChars="0"/>
-              <w:rPr>
-                <w:rFonts w:ascii="Times New Roman" w:hAnsi="Times New Roman" w:eastAsia="Times New Roman" w:cs="Times New Roman"/>
-                <w:i w:val="false"/>
-                <w:b w:val="false"/>
-                <w:u w:val="none"/>
-                <w:strike w:val="false"/>
-                <w:sz w:val="20"/>
-                <w:szCs w:val="20"/>
-                <w:color w:val="000000"/>
-              </w:rPr>
-            </w:pPr>
-            <w:r>
-              <w:rPr>
-                <w:rFonts w:ascii="Times New Roman" w:hAnsi="Times New Roman" w:eastAsia="Times New Roman" w:cs="Times New Roman"/>
-                <w:i w:val="false"/>
-                <w:b w:val="false"/>
-                <w:u w:val="none"/>
-                <w:strike w:val="false"/>
-                <w:sz w:val="20"/>
-                <w:szCs w:val="20"/>
-                <w:color w:val="000000"/>
-              </w:rPr>
-              <w:t xml:space="preserve">868.8 (693.6)</w:t>
+              <w:top w:val="none" w:sz="0" w:space="0" w:color="000000"/>
+              <w:left w:val="none" w:sz="0" w:space="0" w:color="000000"/>
+              <w:right w:val="none" w:sz="0" w:space="0" w:color="000000"/>
+            </w:tcBorders>
+            <w:shd w:val="clear" w:color="auto" w:fill="FFFFFF"/>
+            <w:tcMar>
+              <w:top w:w="0" w:type="dxa"/>
+              <w:bottom w:w="0" w:type="dxa"/>
+              <w:left w:w="0" w:type="dxa"/>
+              <w:right w:w="0" w:type="dxa"/>
+            </w:tcMar>
+            <w:vAlign w:val="center"/>
+          </w:tcPr>
+          <w:p>
+            <w:pPr>
+              <w:pStyle w:val="Normal"/>
+              <w:jc w:val="center"/>
+              <w:pBdr>
+                <w:bottom w:val="none" w:sz="0" w:space="0" w:color="000000"/>
+                <w:top w:val="none" w:sz="0" w:space="0" w:color="000000"/>
+                <w:left w:val="none" w:sz="0" w:space="0" w:color="000000"/>
+                <w:right w:val="none" w:sz="0" w:space="0" w:color="000000"/>
+              </w:pBdr>
+              <w:spacing w:after="100" w:before="100" w:line="240"/>
+              <w:ind w:left="100" w:right="100" w:firstLine="0" w:firstLineChars="0"/>
+              <w:rPr>
+                <w:rFonts w:ascii="Times New Roman" w:hAnsi="Times New Roman" w:eastAsia="Times New Roman" w:cs="Times New Roman"/>
+                <w:i w:val="false"/>
+                <w:b w:val="false"/>
+                <w:u w:val="none"/>
+                <w:strike w:val="false"/>
+                <w:sz w:val="20"/>
+                <w:szCs w:val="20"/>
+                <w:color w:val="000000"/>
+              </w:rPr>
+            </w:pPr>
+            <w:r>
+              <w:rPr>
+                <w:rFonts w:ascii="Times New Roman" w:hAnsi="Times New Roman" w:eastAsia="Times New Roman" w:cs="Times New Roman"/>
+                <w:i w:val="false"/>
+                <w:b w:val="false"/>
+                <w:u w:val="none"/>
+                <w:strike w:val="false"/>
+                <w:sz w:val="20"/>
+                <w:szCs w:val="20"/>
+                <w:color w:val="000000"/>
+              </w:rPr>
+              <w:t xml:space="preserve">435.0 (599.4)</w:t>
             </w:r>
           </w:p>
         </w:tc>
@@ -4048,66 +4103,11 @@
           <w:tcPr>
             <w:tcBorders>
               <w:bottom w:val="single" w:sz="4" w:space="0" w:color="B3B3B3"/>
-              <w:top w:val="single" w:sz="4" w:space="0" w:color="B3B3B3"/>
-              <w:left w:val="none" w:sz="0" w:space="0" w:color="000000"/>
-              <w:right w:val="none" w:sz="0" w:space="0" w:color="000000"/>
-            </w:tcBorders>
-            <w:shd w:val="clear" w:color="auto" w:fill="F5F5F5"/>
-            <w:tcMar>
-              <w:top w:w="0" w:type="dxa"/>
-              <w:bottom w:w="0" w:type="dxa"/>
-              <w:left w:w="0" w:type="dxa"/>
-              <w:right w:w="0" w:type="dxa"/>
-            </w:tcMar>
-            <w:vAlign w:val="center"/>
-          </w:tcPr>
-          <w:p>
-            <w:pPr>
-              <w:pStyle w:val="Normal"/>
-              <w:jc w:val="center"/>
-              <w:pBdr>
-                <w:bottom w:val="none" w:sz="0" w:space="0" w:color="000000"/>
-                <w:top w:val="none" w:sz="0" w:space="0" w:color="000000"/>
-                <w:left w:val="none" w:sz="0" w:space="0" w:color="000000"/>
-                <w:right w:val="none" w:sz="0" w:space="0" w:color="000000"/>
-              </w:pBdr>
-              <w:spacing w:after="100" w:before="100" w:line="240"/>
-              <w:ind w:left="100" w:right="100" w:firstLine="0" w:firstLineChars="0"/>
-              <w:rPr>
-                <w:rFonts w:ascii="Times New Roman" w:hAnsi="Times New Roman" w:eastAsia="Times New Roman" w:cs="Times New Roman"/>
-                <w:i w:val="false"/>
-                <w:b w:val="false"/>
-                <w:u w:val="none"/>
-                <w:strike w:val="false"/>
-                <w:sz w:val="20"/>
-                <w:szCs w:val="20"/>
-                <w:color w:val="000000"/>
-              </w:rPr>
-            </w:pPr>
-            <w:r>
-              <w:rPr>
-                <w:rFonts w:ascii="Times New Roman" w:hAnsi="Times New Roman" w:eastAsia="Times New Roman" w:cs="Times New Roman"/>
-                <w:i w:val="false"/>
-                <w:b w:val="false"/>
-                <w:u w:val="none"/>
-                <w:strike w:val="false"/>
-                <w:sz w:val="20"/>
-                <w:szCs w:val="20"/>
-                <w:color w:val="000000"/>
-              </w:rPr>
-              <w:t xml:space="preserve">435.0 (599.4)</w:t>
-            </w:r>
-          </w:p>
-        </w:tc>
-        <w:tc>
-          <w:tcPr>
-            <w:tcBorders>
-              <w:bottom w:val="single" w:sz="4" w:space="0" w:color="B3B3B3"/>
-              <w:top w:val="single" w:sz="4" w:space="0" w:color="B3B3B3"/>
-              <w:left w:val="none" w:sz="0" w:space="0" w:color="000000"/>
-              <w:right w:val="none" w:sz="0" w:space="0" w:color="000000"/>
-            </w:tcBorders>
-            <w:shd w:val="clear" w:color="auto" w:fill="F5F5F5"/>
+              <w:top w:val="none" w:sz="0" w:space="0" w:color="000000"/>
+              <w:left w:val="none" w:sz="0" w:space="0" w:color="000000"/>
+              <w:right w:val="none" w:sz="0" w:space="0" w:color="000000"/>
+            </w:tcBorders>
+            <w:shd w:val="clear" w:color="auto" w:fill="FFFFFF"/>
             <w:tcMar>
               <w:top w:w="0" w:type="dxa"/>
               <w:bottom w:w="0" w:type="dxa"/>
@@ -5062,7 +5062,62 @@
         <w:tc>
           <w:tcPr>
             <w:tcBorders>
-              <w:bottom w:val="single" w:sz="4" w:space="0" w:color="B3B3B3"/>
+              <w:bottom w:val="none" w:sz="0" w:space="0" w:color="000000"/>
+              <w:top w:val="single" w:sz="4" w:space="0" w:color="B3B3B3"/>
+              <w:left w:val="none" w:sz="0" w:space="0" w:color="000000"/>
+              <w:right w:val="none" w:sz="0" w:space="0" w:color="000000"/>
+            </w:tcBorders>
+            <w:shd w:val="clear" w:color="auto" w:fill="F5F5F5"/>
+            <w:tcMar>
+              <w:top w:w="0" w:type="dxa"/>
+              <w:bottom w:w="0" w:type="dxa"/>
+              <w:left w:w="0" w:type="dxa"/>
+              <w:right w:w="0" w:type="dxa"/>
+            </w:tcMar>
+            <w:vAlign w:val="center"/>
+          </w:tcPr>
+          <w:p>
+            <w:pPr>
+              <w:pStyle w:val="Normal"/>
+              <w:jc w:val="left"/>
+              <w:pBdr>
+                <w:bottom w:val="none" w:sz="0" w:space="0" w:color="000000"/>
+                <w:top w:val="none" w:sz="0" w:space="0" w:color="000000"/>
+                <w:left w:val="none" w:sz="0" w:space="0" w:color="000000"/>
+                <w:right w:val="none" w:sz="0" w:space="0" w:color="000000"/>
+              </w:pBdr>
+              <w:spacing w:after="100" w:before="100" w:line="240"/>
+              <w:ind w:left="100" w:right="100" w:firstLine="0" w:firstLineChars="0"/>
+              <w:rPr>
+                <w:rFonts w:ascii="Times New Roman" w:hAnsi="Times New Roman" w:eastAsia="Times New Roman" w:cs="Times New Roman"/>
+                <w:i w:val="false"/>
+                <w:b w:val="false"/>
+                <w:u w:val="none"/>
+                <w:strike w:val="false"/>
+                <w:sz w:val="20"/>
+                <w:szCs w:val="20"/>
+                <w:color w:val="000000"/>
+              </w:rPr>
+            </w:pPr>
+            <w:r>
+              <w:rPr>
+                <w:rFonts w:ascii="Times New Roman" w:hAnsi="Times New Roman" w:eastAsia="Times New Roman" w:cs="Times New Roman"/>
+                <w:i w:val="false"/>
+                <w:b w:val="false"/>
+                <w:u w:val="none"/>
+                <w:strike w:val="false"/>
+                <w:sz w:val="20"/>
+                <w:szCs w:val="20"/>
+                <w:color w:val="000000"/>
+              </w:rPr>
+              <w:t xml:space="preserve">Mager masse (LBM), g, gj.snitt (SD)</w:t>
+            </w:r>
+          </w:p>
+        </w:tc>
+        <w:tc>
+          <w:tcPr>
+            <w:tcBorders>
+              <w:bottom w:val="single" w:sz="12" w:space="0" w:color="666666"/>
               <w:top w:val="none" w:sz="0" w:space="0" w:color="000000"/>
               <w:left w:val="none" w:sz="0" w:space="0" w:color="000000"/>
               <w:right w:val="none" w:sz="0" w:space="0" w:color="000000"/>
@@ -5079,45 +5134,45 @@
           <w:p>
             <w:pPr>
               <w:pStyle w:val="Normal"/>
-              <w:jc w:val="left"/>
-              <w:pBdr>
-                <w:bottom w:val="none" w:sz="0" w:space="0" w:color="000000"/>
-                <w:top w:val="none" w:sz="0" w:space="0" w:color="000000"/>
-                <w:left w:val="none" w:sz="0" w:space="0" w:color="000000"/>
-                <w:right w:val="none" w:sz="0" w:space="0" w:color="000000"/>
-              </w:pBdr>
-              <w:spacing w:after="100" w:before="100" w:line="240"/>
-              <w:ind w:left="100" w:right="100" w:firstLine="0" w:firstLineChars="0"/>
-              <w:rPr>
-                <w:rFonts w:ascii="Times New Roman" w:hAnsi="Times New Roman" w:eastAsia="Times New Roman" w:cs="Times New Roman"/>
-                <w:i w:val="false"/>
-                <w:b w:val="false"/>
-                <w:u w:val="none"/>
-                <w:strike w:val="false"/>
-                <w:sz w:val="20"/>
-                <w:szCs w:val="20"/>
-                <w:color w:val="000000"/>
-              </w:rPr>
-            </w:pPr>
-            <w:r>
-              <w:rPr>
-                <w:rFonts w:ascii="Times New Roman" w:hAnsi="Times New Roman" w:eastAsia="Times New Roman" w:cs="Times New Roman"/>
-                <w:i w:val="false"/>
-                <w:b w:val="false"/>
-                <w:u w:val="none"/>
-                <w:strike w:val="false"/>
-                <w:sz w:val="20"/>
-                <w:szCs w:val="20"/>
-                <w:color w:val="000000"/>
-              </w:rPr>
-              <w:t xml:space="preserve">Mager masse (LBM), g, gj.snitt (SD)</w:t>
-            </w:r>
-          </w:p>
-        </w:tc>
-        <w:tc>
-          <w:tcPr>
-            <w:tcBorders>
-              <w:bottom w:val="single" w:sz="4" w:space="0" w:color="B3B3B3"/>
+              <w:jc w:val="center"/>
+              <w:pBdr>
+                <w:bottom w:val="none" w:sz="0" w:space="0" w:color="000000"/>
+                <w:top w:val="none" w:sz="0" w:space="0" w:color="000000"/>
+                <w:left w:val="none" w:sz="0" w:space="0" w:color="000000"/>
+                <w:right w:val="none" w:sz="0" w:space="0" w:color="000000"/>
+              </w:pBdr>
+              <w:spacing w:after="100" w:before="100" w:line="240"/>
+              <w:ind w:left="100" w:right="100" w:firstLine="0" w:firstLineChars="0"/>
+              <w:rPr>
+                <w:rFonts w:ascii="Times New Roman" w:hAnsi="Times New Roman" w:eastAsia="Times New Roman" w:cs="Times New Roman"/>
+                <w:i w:val="false"/>
+                <w:b w:val="false"/>
+                <w:u w:val="none"/>
+                <w:strike w:val="false"/>
+                <w:sz w:val="20"/>
+                <w:szCs w:val="20"/>
+                <w:color w:val="000000"/>
+              </w:rPr>
+            </w:pPr>
+            <w:r>
+              <w:rPr>
+                <w:rFonts w:ascii="Times New Roman" w:hAnsi="Times New Roman" w:eastAsia="Times New Roman" w:cs="Times New Roman"/>
+                <w:i w:val="false"/>
+                <w:b w:val="false"/>
+                <w:u w:val="none"/>
+                <w:strike w:val="false"/>
+                <w:sz w:val="20"/>
+                <w:szCs w:val="20"/>
+                <w:color w:val="000000"/>
+              </w:rPr>
+              <w:t xml:space="preserve">47530.6 (7598.3)</w:t>
+            </w:r>
+          </w:p>
+        </w:tc>
+        <w:tc>
+          <w:tcPr>
+            <w:tcBorders>
+              <w:bottom w:val="single" w:sz="12" w:space="0" w:color="666666"/>
               <w:top w:val="none" w:sz="0" w:space="0" w:color="000000"/>
               <w:left w:val="none" w:sz="0" w:space="0" w:color="000000"/>
               <w:right w:val="none" w:sz="0" w:space="0" w:color="000000"/>
@@ -5165,61 +5220,6 @@
                 <w:szCs w:val="20"/>
                 <w:color w:val="000000"/>
               </w:rPr>
-              <w:t xml:space="preserve">47530.6 (7598.3)</w:t>
-            </w:r>
-          </w:p>
-        </w:tc>
-        <w:tc>
-          <w:tcPr>
-            <w:tcBorders>
-              <w:bottom w:val="single" w:sz="4" w:space="0" w:color="B3B3B3"/>
-              <w:top w:val="none" w:sz="0" w:space="0" w:color="000000"/>
-              <w:left w:val="none" w:sz="0" w:space="0" w:color="000000"/>
-              <w:right w:val="none" w:sz="0" w:space="0" w:color="000000"/>
-            </w:tcBorders>
-            <w:shd w:val="clear" w:color="auto" w:fill="FFFFFF"/>
-            <w:tcMar>
-              <w:top w:w="0" w:type="dxa"/>
-              <w:bottom w:w="0" w:type="dxa"/>
-              <w:left w:w="0" w:type="dxa"/>
-              <w:right w:w="0" w:type="dxa"/>
-            </w:tcMar>
-            <w:vAlign w:val="center"/>
-          </w:tcPr>
-          <w:p>
-            <w:pPr>
-              <w:pStyle w:val="Normal"/>
-              <w:jc w:val="center"/>
-              <w:pBdr>
-                <w:bottom w:val="none" w:sz="0" w:space="0" w:color="000000"/>
-                <w:top w:val="none" w:sz="0" w:space="0" w:color="000000"/>
-                <w:left w:val="none" w:sz="0" w:space="0" w:color="000000"/>
-                <w:right w:val="none" w:sz="0" w:space="0" w:color="000000"/>
-              </w:pBdr>
-              <w:spacing w:after="100" w:before="100" w:line="240"/>
-              <w:ind w:left="100" w:right="100" w:firstLine="0" w:firstLineChars="0"/>
-              <w:rPr>
-                <w:rFonts w:ascii="Times New Roman" w:hAnsi="Times New Roman" w:eastAsia="Times New Roman" w:cs="Times New Roman"/>
-                <w:i w:val="false"/>
-                <w:b w:val="false"/>
-                <w:u w:val="none"/>
-                <w:strike w:val="false"/>
-                <w:sz w:val="20"/>
-                <w:szCs w:val="20"/>
-                <w:color w:val="000000"/>
-              </w:rPr>
-            </w:pPr>
-            <w:r>
-              <w:rPr>
-                <w:rFonts w:ascii="Times New Roman" w:hAnsi="Times New Roman" w:eastAsia="Times New Roman" w:cs="Times New Roman"/>
-                <w:i w:val="false"/>
-                <w:b w:val="false"/>
-                <w:u w:val="none"/>
-                <w:strike w:val="false"/>
-                <w:sz w:val="20"/>
-                <w:szCs w:val="20"/>
-                <w:color w:val="000000"/>
-              </w:rPr>
               <w:t xml:space="preserve">44282.9 (9227.1)</w:t>
             </w:r>
           </w:p>
@@ -5227,7 +5227,7 @@
         <w:tc>
           <w:tcPr>
             <w:tcBorders>
-              <w:bottom w:val="single" w:sz="4" w:space="0" w:color="B3B3B3"/>
+              <w:bottom w:val="single" w:sz="12" w:space="0" w:color="666666"/>
               <w:top w:val="none" w:sz="0" w:space="0" w:color="000000"/>
               <w:left w:val="none" w:sz="0" w:space="0" w:color="000000"/>
               <w:right w:val="none" w:sz="0" w:space="0" w:color="000000"/>
@@ -5287,7 +5287,62 @@
         <w:tc>
           <w:tcPr>
             <w:tcBorders>
-              <w:bottom w:val="none" w:sz="0" w:space="0" w:color="000000"/>
+              <w:bottom w:val="single" w:sz="4" w:space="0" w:color="B3B3B3"/>
+              <w:top w:val="none" w:sz="0" w:space="0" w:color="000000"/>
+              <w:left w:val="none" w:sz="0" w:space="0" w:color="000000"/>
+              <w:right w:val="none" w:sz="0" w:space="0" w:color="000000"/>
+            </w:tcBorders>
+            <w:shd w:val="clear" w:color="auto" w:fill="FFFFFF"/>
+            <w:tcMar>
+              <w:top w:w="0" w:type="dxa"/>
+              <w:bottom w:w="0" w:type="dxa"/>
+              <w:left w:w="0" w:type="dxa"/>
+              <w:right w:w="0" w:type="dxa"/>
+            </w:tcMar>
+            <w:vAlign w:val="center"/>
+          </w:tcPr>
+          <w:p>
+            <w:pPr>
+              <w:pStyle w:val="Normal"/>
+              <w:jc w:val="left"/>
+              <w:pBdr>
+                <w:bottom w:val="none" w:sz="0" w:space="0" w:color="000000"/>
+                <w:top w:val="none" w:sz="0" w:space="0" w:color="000000"/>
+                <w:left w:val="none" w:sz="0" w:space="0" w:color="000000"/>
+                <w:right w:val="none" w:sz="0" w:space="0" w:color="000000"/>
+              </w:pBdr>
+              <w:spacing w:after="100" w:before="100" w:line="240"/>
+              <w:ind w:left="100" w:right="100" w:firstLine="0" w:firstLineChars="0"/>
+              <w:rPr>
+                <w:rFonts w:ascii="Times New Roman" w:hAnsi="Times New Roman" w:eastAsia="Times New Roman" w:cs="Times New Roman"/>
+                <w:i w:val="false"/>
+                <w:b w:val="false"/>
+                <w:u w:val="none"/>
+                <w:strike w:val="false"/>
+                <w:sz w:val="20"/>
+                <w:szCs w:val="20"/>
+                <w:color w:val="000000"/>
+              </w:rPr>
+            </w:pPr>
+            <w:r>
+              <w:rPr>
+                <w:rFonts w:ascii="Times New Roman" w:hAnsi="Times New Roman" w:eastAsia="Times New Roman" w:cs="Times New Roman"/>
+                <w:i w:val="false"/>
+                <w:b w:val="false"/>
+                <w:u w:val="none"/>
+                <w:strike w:val="false"/>
+                <w:sz w:val="20"/>
+                <w:szCs w:val="20"/>
+                <w:color w:val="000000"/>
+              </w:rPr>
+              <w:t xml:space="preserve">Total fettmasse, g, gj.snitt (SD)</w:t>
+            </w:r>
+          </w:p>
+        </w:tc>
+        <w:tc>
+          <w:tcPr>
+            <w:tcBorders>
+              <w:bottom w:val="single" w:sz="4" w:space="0" w:color="B3B3B3"/>
               <w:top w:val="single" w:sz="4" w:space="0" w:color="B3B3B3"/>
               <w:left w:val="none" w:sz="0" w:space="0" w:color="000000"/>
               <w:right w:val="none" w:sz="0" w:space="0" w:color="000000"/>
@@ -5304,45 +5359,45 @@
           <w:p>
             <w:pPr>
               <w:pStyle w:val="Normal"/>
-              <w:jc w:val="left"/>
-              <w:pBdr>
-                <w:bottom w:val="none" w:sz="0" w:space="0" w:color="000000"/>
-                <w:top w:val="none" w:sz="0" w:space="0" w:color="000000"/>
-                <w:left w:val="none" w:sz="0" w:space="0" w:color="000000"/>
-                <w:right w:val="none" w:sz="0" w:space="0" w:color="000000"/>
-              </w:pBdr>
-              <w:spacing w:after="100" w:before="100" w:line="240"/>
-              <w:ind w:left="100" w:right="100" w:firstLine="0" w:firstLineChars="0"/>
-              <w:rPr>
-                <w:rFonts w:ascii="Times New Roman" w:hAnsi="Times New Roman" w:eastAsia="Times New Roman" w:cs="Times New Roman"/>
-                <w:i w:val="false"/>
-                <w:b w:val="false"/>
-                <w:u w:val="none"/>
-                <w:strike w:val="false"/>
-                <w:sz w:val="20"/>
-                <w:szCs w:val="20"/>
-                <w:color w:val="000000"/>
-              </w:rPr>
-            </w:pPr>
-            <w:r>
-              <w:rPr>
-                <w:rFonts w:ascii="Times New Roman" w:hAnsi="Times New Roman" w:eastAsia="Times New Roman" w:cs="Times New Roman"/>
-                <w:i w:val="false"/>
-                <w:b w:val="false"/>
-                <w:u w:val="none"/>
-                <w:strike w:val="false"/>
-                <w:sz w:val="20"/>
-                <w:szCs w:val="20"/>
-                <w:color w:val="000000"/>
-              </w:rPr>
-              <w:t xml:space="preserve">Total fettmasse, g, gj.snitt (SD)</w:t>
-            </w:r>
-          </w:p>
-        </w:tc>
-        <w:tc>
-          <w:tcPr>
-            <w:tcBorders>
-              <w:bottom w:val="none" w:sz="0" w:space="0" w:color="000000"/>
+              <w:jc w:val="center"/>
+              <w:pBdr>
+                <w:bottom w:val="none" w:sz="0" w:space="0" w:color="000000"/>
+                <w:top w:val="none" w:sz="0" w:space="0" w:color="000000"/>
+                <w:left w:val="none" w:sz="0" w:space="0" w:color="000000"/>
+                <w:right w:val="none" w:sz="0" w:space="0" w:color="000000"/>
+              </w:pBdr>
+              <w:spacing w:after="100" w:before="100" w:line="240"/>
+              <w:ind w:left="100" w:right="100" w:firstLine="0" w:firstLineChars="0"/>
+              <w:rPr>
+                <w:rFonts w:ascii="Times New Roman" w:hAnsi="Times New Roman" w:eastAsia="Times New Roman" w:cs="Times New Roman"/>
+                <w:i w:val="false"/>
+                <w:b w:val="false"/>
+                <w:u w:val="none"/>
+                <w:strike w:val="false"/>
+                <w:sz w:val="20"/>
+                <w:szCs w:val="20"/>
+                <w:color w:val="000000"/>
+              </w:rPr>
+            </w:pPr>
+            <w:r>
+              <w:rPr>
+                <w:rFonts w:ascii="Times New Roman" w:hAnsi="Times New Roman" w:eastAsia="Times New Roman" w:cs="Times New Roman"/>
+                <w:i w:val="false"/>
+                <w:b w:val="false"/>
+                <w:u w:val="none"/>
+                <w:strike w:val="false"/>
+                <w:sz w:val="20"/>
+                <w:szCs w:val="20"/>
+                <w:color w:val="000000"/>
+              </w:rPr>
+              <w:t xml:space="preserve">29207.3 (7263.9)</w:t>
+            </w:r>
+          </w:p>
+        </w:tc>
+        <w:tc>
+          <w:tcPr>
+            <w:tcBorders>
+              <w:bottom w:val="single" w:sz="4" w:space="0" w:color="B3B3B3"/>
               <w:top w:val="single" w:sz="4" w:space="0" w:color="B3B3B3"/>
               <w:left w:val="none" w:sz="0" w:space="0" w:color="000000"/>
               <w:right w:val="none" w:sz="0" w:space="0" w:color="000000"/>
@@ -5390,61 +5445,6 @@
                 <w:szCs w:val="20"/>
                 <w:color w:val="000000"/>
               </w:rPr>
-              <w:t xml:space="preserve">29207.3 (7263.9)</w:t>
-            </w:r>
-          </w:p>
-        </w:tc>
-        <w:tc>
-          <w:tcPr>
-            <w:tcBorders>
-              <w:bottom w:val="none" w:sz="0" w:space="0" w:color="000000"/>
-              <w:top w:val="single" w:sz="4" w:space="0" w:color="B3B3B3"/>
-              <w:left w:val="none" w:sz="0" w:space="0" w:color="000000"/>
-              <w:right w:val="none" w:sz="0" w:space="0" w:color="000000"/>
-            </w:tcBorders>
-            <w:shd w:val="clear" w:color="auto" w:fill="F5F5F5"/>
-            <w:tcMar>
-              <w:top w:w="0" w:type="dxa"/>
-              <w:bottom w:w="0" w:type="dxa"/>
-              <w:left w:w="0" w:type="dxa"/>
-              <w:right w:w="0" w:type="dxa"/>
-            </w:tcMar>
-            <w:vAlign w:val="center"/>
-          </w:tcPr>
-          <w:p>
-            <w:pPr>
-              <w:pStyle w:val="Normal"/>
-              <w:jc w:val="center"/>
-              <w:pBdr>
-                <w:bottom w:val="none" w:sz="0" w:space="0" w:color="000000"/>
-                <w:top w:val="none" w:sz="0" w:space="0" w:color="000000"/>
-                <w:left w:val="none" w:sz="0" w:space="0" w:color="000000"/>
-                <w:right w:val="none" w:sz="0" w:space="0" w:color="000000"/>
-              </w:pBdr>
-              <w:spacing w:after="100" w:before="100" w:line="240"/>
-              <w:ind w:left="100" w:right="100" w:firstLine="0" w:firstLineChars="0"/>
-              <w:rPr>
-                <w:rFonts w:ascii="Times New Roman" w:hAnsi="Times New Roman" w:eastAsia="Times New Roman" w:cs="Times New Roman"/>
-                <w:i w:val="false"/>
-                <w:b w:val="false"/>
-                <w:u w:val="none"/>
-                <w:strike w:val="false"/>
-                <w:sz w:val="20"/>
-                <w:szCs w:val="20"/>
-                <w:color w:val="000000"/>
-              </w:rPr>
-            </w:pPr>
-            <w:r>
-              <w:rPr>
-                <w:rFonts w:ascii="Times New Roman" w:hAnsi="Times New Roman" w:eastAsia="Times New Roman" w:cs="Times New Roman"/>
-                <w:i w:val="false"/>
-                <w:b w:val="false"/>
-                <w:u w:val="none"/>
-                <w:strike w:val="false"/>
-                <w:sz w:val="20"/>
-                <w:szCs w:val="20"/>
-                <w:color w:val="000000"/>
-              </w:rPr>
               <w:t xml:space="preserve">27363.9 (12225.4)</w:t>
             </w:r>
           </w:p>
@@ -5452,7 +5452,7 @@
         <w:tc>
           <w:tcPr>
             <w:tcBorders>
-              <w:bottom w:val="none" w:sz="0" w:space="0" w:color="000000"/>
+              <w:bottom w:val="single" w:sz="4" w:space="0" w:color="B3B3B3"/>
               <w:top w:val="single" w:sz="4" w:space="0" w:color="B3B3B3"/>
               <w:left w:val="none" w:sz="0" w:space="0" w:color="000000"/>
               <w:right w:val="none" w:sz="0" w:space="0" w:color="000000"/>
@@ -5512,12 +5512,12 @@
         <w:tc>
           <w:tcPr>
             <w:tcBorders>
-              <w:bottom w:val="single" w:sz="12" w:space="0" w:color="666666"/>
-              <w:top w:val="none" w:sz="0" w:space="0" w:color="000000"/>
-              <w:left w:val="none" w:sz="0" w:space="0" w:color="000000"/>
-              <w:right w:val="none" w:sz="0" w:space="0" w:color="000000"/>
-            </w:tcBorders>
-            <w:shd w:val="clear" w:color="auto" w:fill="FFFFFF"/>
+              <w:bottom w:val="single" w:sz="4" w:space="0" w:color="B3B3B3"/>
+              <w:top w:val="single" w:sz="4" w:space="0" w:color="B3B3B3"/>
+              <w:left w:val="none" w:sz="0" w:space="0" w:color="000000"/>
+              <w:right w:val="none" w:sz="0" w:space="0" w:color="000000"/>
+            </w:tcBorders>
+            <w:shd w:val="clear" w:color="auto" w:fill="F5F5F5"/>
             <w:tcMar>
               <w:top w:w="0" w:type="dxa"/>
               <w:bottom w:w="0" w:type="dxa"/>
@@ -5567,12 +5567,12 @@
         <w:tc>
           <w:tcPr>
             <w:tcBorders>
-              <w:bottom w:val="single" w:sz="12" w:space="0" w:color="666666"/>
-              <w:top w:val="none" w:sz="0" w:space="0" w:color="000000"/>
-              <w:left w:val="none" w:sz="0" w:space="0" w:color="000000"/>
-              <w:right w:val="none" w:sz="0" w:space="0" w:color="000000"/>
-            </w:tcBorders>
-            <w:shd w:val="clear" w:color="auto" w:fill="FFFFFF"/>
+              <w:bottom w:val="none" w:sz="0" w:space="0" w:color="000000"/>
+              <w:top w:val="single" w:sz="4" w:space="0" w:color="B3B3B3"/>
+              <w:left w:val="none" w:sz="0" w:space="0" w:color="000000"/>
+              <w:right w:val="none" w:sz="0" w:space="0" w:color="000000"/>
+            </w:tcBorders>
+            <w:shd w:val="clear" w:color="auto" w:fill="F5F5F5"/>
             <w:tcMar>
               <w:top w:w="0" w:type="dxa"/>
               <w:bottom w:w="0" w:type="dxa"/>
@@ -5622,12 +5622,12 @@
         <w:tc>
           <w:tcPr>
             <w:tcBorders>
-              <w:bottom w:val="single" w:sz="12" w:space="0" w:color="666666"/>
-              <w:top w:val="none" w:sz="0" w:space="0" w:color="000000"/>
-              <w:left w:val="none" w:sz="0" w:space="0" w:color="000000"/>
-              <w:right w:val="none" w:sz="0" w:space="0" w:color="000000"/>
-            </w:tcBorders>
-            <w:shd w:val="clear" w:color="auto" w:fill="FFFFFF"/>
+              <w:bottom w:val="none" w:sz="0" w:space="0" w:color="000000"/>
+              <w:top w:val="single" w:sz="4" w:space="0" w:color="B3B3B3"/>
+              <w:left w:val="none" w:sz="0" w:space="0" w:color="000000"/>
+              <w:right w:val="none" w:sz="0" w:space="0" w:color="000000"/>
+            </w:tcBorders>
+            <w:shd w:val="clear" w:color="auto" w:fill="F5F5F5"/>
             <w:tcMar>
               <w:top w:w="0" w:type="dxa"/>
               <w:bottom w:w="0" w:type="dxa"/>
@@ -5677,12 +5677,12 @@
         <w:tc>
           <w:tcPr>
             <w:tcBorders>
-              <w:bottom w:val="single" w:sz="12" w:space="0" w:color="666666"/>
-              <w:top w:val="none" w:sz="0" w:space="0" w:color="000000"/>
-              <w:left w:val="none" w:sz="0" w:space="0" w:color="000000"/>
-              <w:right w:val="none" w:sz="0" w:space="0" w:color="000000"/>
-            </w:tcBorders>
-            <w:shd w:val="clear" w:color="auto" w:fill="FFFFFF"/>
+              <w:bottom w:val="none" w:sz="0" w:space="0" w:color="000000"/>
+              <w:top w:val="single" w:sz="4" w:space="0" w:color="B3B3B3"/>
+              <w:left w:val="none" w:sz="0" w:space="0" w:color="000000"/>
+              <w:right w:val="none" w:sz="0" w:space="0" w:color="000000"/>
+            </w:tcBorders>
+            <w:shd w:val="clear" w:color="auto" w:fill="F5F5F5"/>
             <w:tcMar>
               <w:top w:w="0" w:type="dxa"/>
               <w:bottom w:w="0" w:type="dxa"/>

--- a/output/tables/tabell1_baseline.docx
+++ b/output/tables/tabell1_baseline.docx
@@ -1113,7 +1113,7 @@
                 <w:szCs w:val="20"/>
                 <w:color w:val="000000"/>
               </w:rPr>
-              <w:t xml:space="preserve">  Unge voksne</w:t>
+              <w:t xml:space="preserve">  Unge voksne (18–44 år)</w:t>
             </w:r>
           </w:p>
         </w:tc>
@@ -1338,7 +1338,7 @@
                 <w:szCs w:val="20"/>
                 <w:color w:val="000000"/>
               </w:rPr>
-              <w:t xml:space="preserve">  Middelaldrende</w:t>
+              <w:t xml:space="preserve">  Middelaldrende (45–59 år)</w:t>
             </w:r>
           </w:p>
         </w:tc>
@@ -1563,7 +1563,7 @@
                 <w:szCs w:val="20"/>
                 <w:color w:val="000000"/>
               </w:rPr>
-              <w:t xml:space="preserve">  Eldre voksne</w:t>
+              <w:t xml:space="preserve">  Eldre voksne (60–74 år)</w:t>
             </w:r>
           </w:p>
         </w:tc>
@@ -1788,7 +1788,7 @@
                 <w:szCs w:val="20"/>
                 <w:color w:val="000000"/>
               </w:rPr>
-              <w:t xml:space="preserve">  Gamle eldre</w:t>
+              <w:t xml:space="preserve">  Gamle eldre (75+ år)</w:t>
             </w:r>
           </w:p>
         </w:tc>

--- a/output/tables/tabell1_baseline.docx
+++ b/output/tables/tabell1_baseline.docx
@@ -6004,6 +6004,67 @@
                 <w:color w:val="000000"/>
               </w:rPr>
               <w:t xml:space="preserve">37.4 (7.4)</w:t>
+            </w:r>
+          </w:p>
+        </w:tc>
+      </w:tr>
+      <w:tr>
+        <w:trPr>
+          <w:trHeight w:val="360" w:hRule="auto"/>
+        </w:trPr>
+        <w:tc>
+          <w:tcPr>
+            <w:gridSpan w:val="4"/>
+            <w:tcBorders>
+              <w:bottom w:val="none" w:sz="0" w:space="0" w:color="FFFFFF"/>
+              <w:top w:val="single" w:sz="8" w:space="0" w:color="000000"/>
+              <w:left w:val="none" w:sz="0" w:space="0" w:color="FFFFFF"/>
+              <w:right w:val="none" w:sz="0" w:space="0" w:color="FFFFFF"/>
+            </w:tcBorders>
+            <w:shd w:val="clear" w:color="auto" w:fill="FFFFFF"/>
+            <w:tcMar>
+              <w:top w:w="0" w:type="dxa"/>
+              <w:bottom w:w="0" w:type="dxa"/>
+              <w:left w:w="0" w:type="dxa"/>
+              <w:right w:w="0" w:type="dxa"/>
+            </w:tcMar>
+            <w:vAlign w:val="center"/>
+          </w:tcPr>
+          <w:p>
+            <w:pPr>
+              <w:pStyle w:val="Normal"/>
+              <w:jc w:val="left"/>
+              <w:pBdr>
+                <w:bottom w:val="none" w:sz="0" w:space="0" w:color="000000"/>
+                <w:top w:val="none" w:sz="0" w:space="0" w:color="000000"/>
+                <w:left w:val="none" w:sz="0" w:space="0" w:color="000000"/>
+                <w:right w:val="none" w:sz="0" w:space="0" w:color="000000"/>
+              </w:pBdr>
+              <w:spacing w:after="100" w:before="100" w:line="240"/>
+              <w:ind w:left="100" w:right="100" w:firstLine="0" w:firstLineChars="0"/>
+              <w:rPr>
+                <w:rFonts w:ascii="Times New Roman" w:hAnsi="Times New Roman" w:eastAsia="Times New Roman" w:cs="Times New Roman"/>
+                <w:i w:val="true"/>
+                <w:b w:val="false"/>
+                <w:u w:val="none"/>
+                <w:strike w:val="false"/>
+                <w:sz w:val="18"/>
+                <w:szCs w:val="18"/>
+                <w:color w:val="000000"/>
+              </w:rPr>
+            </w:pPr>
+            <w:r>
+              <w:rPr>
+                <w:rFonts w:ascii="Times New Roman" w:hAnsi="Times New Roman" w:eastAsia="Times New Roman" w:cs="Times New Roman"/>
+                <w:i w:val="true"/>
+                <w:b w:val="false"/>
+                <w:u w:val="none"/>
+                <w:strike w:val="false"/>
+                <w:sz w:val="18"/>
+                <w:szCs w:val="18"/>
+                <w:color w:val="000000"/>
+              </w:rPr>
+              <w:t xml:space="preserve">SD = standardavvik; LBM = lean body mass (mager kroppsmasse). For n = 6 deltakere der kroppen oversteg måleområdet til DXA-maskinen, ble offset-scanning benyttet med programvareestimert venstreside, i tråd med International Society for Clinical Densitometry (ISCD, 2023).</w:t>
             </w:r>
           </w:p>
         </w:tc>

--- a/output/tables/tabell1_baseline.docx
+++ b/output/tables/tabell1_baseline.docx
@@ -2,21 +2,18 @@
 <file path=word/document.xml><?xml version="1.0" encoding="utf-8"?>
 <w:document xmlns:wpc="http://schemas.microsoft.com/office/word/2010/wordprocessingCanvas" xmlns:cx="http://schemas.microsoft.com/office/drawing/2014/chartex" xmlns:cx1="http://schemas.microsoft.com/office/drawing/2015/9/8/chartex" xmlns:cx2="http://schemas.microsoft.com/office/drawing/2015/10/21/chartex" xmlns:cx3="http://schemas.microsoft.com/office/drawing/2016/5/9/chartex" xmlns:cx4="http://schemas.microsoft.com/office/drawing/2016/5/10/chartex" xmlns:cx5="http://schemas.microsoft.com/office/drawing/2016/5/11/chartex" xmlns:cx6="http://schemas.microsoft.com/office/drawing/2016/5/12/chartex" xmlns:cx7="http://schemas.microsoft.com/office/drawing/2016/5/13/chartex" xmlns:cx8="http://schemas.microsoft.com/office/drawing/2016/5/14/chartex" xmlns:mc="http://schemas.openxmlformats.org/markup-compatibility/2006" xmlns:aink="http://schemas.microsoft.com/office/drawing/2016/ink" xmlns:am3d="http://schemas.microsoft.com/office/drawing/2017/model3d" xmlns:o="urn:schemas-microsoft-com:office:office" xmlns:r="http://schemas.openxmlformats.org/officeDocument/2006/relationships" xmlns:m="http://schemas.openxmlformats.org/officeDocument/2006/math" xmlns:v="urn:schemas-microsoft-com:vml" xmlns:wp14="http://schemas.microsoft.com/office/word/2010/wordprocessingDrawing" xmlns:wp="http://schemas.openxmlformats.org/drawingml/2006/wordprocessingDrawing" xmlns:w10="urn:schemas-microsoft-com:office:word" xmlns:w="http://schemas.openxmlformats.org/wordprocessingml/2006/main" xmlns:w14="http://schemas.microsoft.com/office/word/2010/wordml" xmlns:w15="http://schemas.microsoft.com/office/word/2012/wordml" xmlns:w16cex="http://schemas.microsoft.com/office/word/2018/wordml/cex" xmlns:w16cid="http://schemas.microsoft.com/office/word/2016/wordml/cid" xmlns:w16="http://schemas.microsoft.com/office/word/2018/wordml" xmlns:w16se="http://schemas.microsoft.com/office/word/2015/wordml/symex" xmlns:wpg="http://schemas.microsoft.com/office/word/2010/wordprocessingGroup" xmlns:wpi="http://schemas.microsoft.com/office/word/2010/wordprocessingInk" xmlns:wne="http://schemas.microsoft.com/office/word/2006/wordml" xmlns:wps="http://schemas.microsoft.com/office/word/2010/wordprocessingShape" mc:Ignorable="w14 w15 w16se w16cid w16 w16cex wp14">
   <w:body>
-    <w:p>
-      <w:pPr>
-        <w:pStyle w:val="Normal"/>
-      </w:pPr>
-      <w:r>
-        <w:t xml:space="preserve"/>
-      </w:r>
-    </w:p>
     <w:tbl xmlns:a="http://schemas.openxmlformats.org/drawingml/2006/main" xmlns:pic="http://schemas.openxmlformats.org/drawingml/2006/picture">
       <w:tblPr>
-        <w:tblLayout w:type="autofit"/>
+        <w:tblLayout w:type="fixed"/>
         <w:jc w:val="center"/>
-        <w:tblW w:type="pct" w:w="0"/>
         <w:tblLook w:firstRow="1" w:lastRow="0" w:firstColumn="0" w:lastColumn="0" w:noHBand="0" w:noVBand="1"/>
       </w:tblPr>
+      <w:tblGrid>
+        <w:gridCol w:w="4608"/>
+        <w:gridCol w:w="2304"/>
+        <w:gridCol w:w="2304"/>
+        <w:gridCol w:w="2304"/>
+      </w:tblGrid>
       <w:tr>
         <w:trPr>
           <w:trHeight w:val="360" w:hRule="auto"/>
@@ -50,7 +47,7 @@
                 <w:left w:val="none" w:sz="0" w:space="0" w:color="000000"/>
                 <w:right w:val="none" w:sz="0" w:space="0" w:color="000000"/>
               </w:pBdr>
-              <w:spacing w:after="100" w:before="100" w:line="240"/>
+              <w:spacing w:after="60" w:before="60" w:line="240"/>
               <w:ind w:left="100" w:right="100" w:firstLine="0" w:firstLineChars="0"/>
               <w:rPr>
                 <w:rFonts w:ascii="Times New Roman" w:hAnsi="Times New Roman" w:eastAsia="Times New Roman" w:cs="Times New Roman"/>
@@ -58,8 +55,8 @@
                 <w:b w:val="true"/>
                 <w:u w:val="none"/>
                 <w:strike w:val="false"/>
-                <w:sz w:val="20"/>
-                <w:szCs w:val="20"/>
+                <w:sz w:val="18"/>
+                <w:szCs w:val="18"/>
                 <w:color w:val="000000"/>
               </w:rPr>
             </w:pPr>
@@ -70,8 +67,8 @@
                 <w:b w:val="true"/>
                 <w:u w:val="none"/>
                 <w:strike w:val="false"/>
-                <w:sz w:val="20"/>
-                <w:szCs w:val="20"/>
+                <w:sz w:val="18"/>
+                <w:szCs w:val="18"/>
                 <w:color w:val="000000"/>
               </w:rPr>
               <w:t xml:space="preserve">Tabell 1. Baseline-karakteristikker fordelt på gruppe</w:t>
@@ -111,7 +108,7 @@
                 <w:left w:val="none" w:sz="0" w:space="0" w:color="000000"/>
                 <w:right w:val="none" w:sz="0" w:space="0" w:color="000000"/>
               </w:pBdr>
-              <w:spacing w:after="100" w:before="100" w:line="240"/>
+              <w:spacing w:after="60" w:before="60" w:line="240"/>
               <w:ind w:left="100" w:right="100" w:firstLine="0" w:firstLineChars="0"/>
               <w:rPr>
                 <w:rFonts w:ascii="Times New Roman" w:hAnsi="Times New Roman" w:eastAsia="Times New Roman" w:cs="Times New Roman"/>
@@ -119,8 +116,8 @@
                 <w:b w:val="true"/>
                 <w:u w:val="none"/>
                 <w:strike w:val="false"/>
-                <w:sz w:val="20"/>
-                <w:szCs w:val="20"/>
+                <w:sz w:val="18"/>
+                <w:szCs w:val="18"/>
                 <w:color w:val="000000"/>
               </w:rPr>
             </w:pPr>
@@ -131,8 +128,8 @@
                 <w:b w:val="true"/>
                 <w:u w:val="none"/>
                 <w:strike w:val="false"/>
-                <w:sz w:val="20"/>
-                <w:szCs w:val="20"/>
+                <w:sz w:val="18"/>
+                <w:szCs w:val="18"/>
                 <w:color w:val="000000"/>
               </w:rPr>
               <w:t xml:space="preserve"/>
@@ -166,7 +163,7 @@
                 <w:left w:val="none" w:sz="0" w:space="0" w:color="000000"/>
                 <w:right w:val="none" w:sz="0" w:space="0" w:color="000000"/>
               </w:pBdr>
-              <w:spacing w:after="100" w:before="100" w:line="240"/>
+              <w:spacing w:after="60" w:before="60" w:line="240"/>
               <w:ind w:left="100" w:right="100" w:firstLine="0" w:firstLineChars="0"/>
               <w:rPr>
                 <w:rFonts w:ascii="Times New Roman" w:hAnsi="Times New Roman" w:eastAsia="Times New Roman" w:cs="Times New Roman"/>
@@ -174,8 +171,8 @@
                 <w:b w:val="true"/>
                 <w:u w:val="none"/>
                 <w:strike w:val="false"/>
-                <w:sz w:val="20"/>
-                <w:szCs w:val="20"/>
+                <w:sz w:val="18"/>
+                <w:szCs w:val="18"/>
                 <w:color w:val="000000"/>
               </w:rPr>
             </w:pPr>
@@ -186,8 +183,8 @@
                 <w:b w:val="true"/>
                 <w:u w:val="none"/>
                 <w:strike w:val="false"/>
-                <w:sz w:val="20"/>
-                <w:szCs w:val="20"/>
+                <w:sz w:val="18"/>
+                <w:szCs w:val="18"/>
                 <w:color w:val="000000"/>
               </w:rPr>
               <w:t xml:space="preserve">Digital hjemmetrening</w:t>
@@ -199,8 +196,8 @@
                 <w:b w:val="true"/>
                 <w:u w:val="none"/>
                 <w:strike w:val="false"/>
-                <w:sz w:val="20"/>
-                <w:szCs w:val="20"/>
+                <w:sz w:val="18"/>
+                <w:szCs w:val="18"/>
                 <w:color w:val="000000"/>
               </w:rPr>
               <w:br/>
@@ -212,8 +209,8 @@
                 <w:b w:val="true"/>
                 <w:u w:val="none"/>
                 <w:strike w:val="false"/>
-                <w:sz w:val="20"/>
-                <w:szCs w:val="20"/>
+                <w:sz w:val="18"/>
+                <w:szCs w:val="18"/>
                 <w:color w:val="000000"/>
               </w:rPr>
               <w:t xml:space="preserve">(n=17)</w:t>
@@ -247,7 +244,7 @@
                 <w:left w:val="none" w:sz="0" w:space="0" w:color="000000"/>
                 <w:right w:val="none" w:sz="0" w:space="0" w:color="000000"/>
               </w:pBdr>
-              <w:spacing w:after="100" w:before="100" w:line="240"/>
+              <w:spacing w:after="60" w:before="60" w:line="240"/>
               <w:ind w:left="100" w:right="100" w:firstLine="0" w:firstLineChars="0"/>
               <w:rPr>
                 <w:rFonts w:ascii="Times New Roman" w:hAnsi="Times New Roman" w:eastAsia="Times New Roman" w:cs="Times New Roman"/>
@@ -255,8 +252,8 @@
                 <w:b w:val="true"/>
                 <w:u w:val="none"/>
                 <w:strike w:val="false"/>
-                <w:sz w:val="20"/>
-                <w:szCs w:val="20"/>
+                <w:sz w:val="18"/>
+                <w:szCs w:val="18"/>
                 <w:color w:val="000000"/>
               </w:rPr>
             </w:pPr>
@@ -267,8 +264,8 @@
                 <w:b w:val="true"/>
                 <w:u w:val="none"/>
                 <w:strike w:val="false"/>
-                <w:sz w:val="20"/>
-                <w:szCs w:val="20"/>
+                <w:sz w:val="18"/>
+                <w:szCs w:val="18"/>
                 <w:color w:val="000000"/>
               </w:rPr>
               <w:t xml:space="preserve">Veiledet stedlig</w:t>
@@ -280,8 +277,8 @@
                 <w:b w:val="true"/>
                 <w:u w:val="none"/>
                 <w:strike w:val="false"/>
-                <w:sz w:val="20"/>
-                <w:szCs w:val="20"/>
+                <w:sz w:val="18"/>
+                <w:szCs w:val="18"/>
                 <w:color w:val="000000"/>
               </w:rPr>
               <w:br/>
@@ -293,8 +290,8 @@
                 <w:b w:val="true"/>
                 <w:u w:val="none"/>
                 <w:strike w:val="false"/>
-                <w:sz w:val="20"/>
-                <w:szCs w:val="20"/>
+                <w:sz w:val="18"/>
+                <w:szCs w:val="18"/>
                 <w:color w:val="000000"/>
               </w:rPr>
               <w:t xml:space="preserve">(n=14)</w:t>
@@ -328,7 +325,7 @@
                 <w:left w:val="none" w:sz="0" w:space="0" w:color="000000"/>
                 <w:right w:val="none" w:sz="0" w:space="0" w:color="000000"/>
               </w:pBdr>
-              <w:spacing w:after="100" w:before="100" w:line="240"/>
+              <w:spacing w:after="60" w:before="60" w:line="240"/>
               <w:ind w:left="100" w:right="100" w:firstLine="0" w:firstLineChars="0"/>
               <w:rPr>
                 <w:rFonts w:ascii="Times New Roman" w:hAnsi="Times New Roman" w:eastAsia="Times New Roman" w:cs="Times New Roman"/>
@@ -336,8 +333,8 @@
                 <w:b w:val="true"/>
                 <w:u w:val="none"/>
                 <w:strike w:val="false"/>
-                <w:sz w:val="20"/>
-                <w:szCs w:val="20"/>
+                <w:sz w:val="18"/>
+                <w:szCs w:val="18"/>
                 <w:color w:val="000000"/>
               </w:rPr>
             </w:pPr>
@@ -348,8 +345,8 @@
                 <w:b w:val="true"/>
                 <w:u w:val="none"/>
                 <w:strike w:val="false"/>
-                <w:sz w:val="20"/>
-                <w:szCs w:val="20"/>
+                <w:sz w:val="18"/>
+                <w:szCs w:val="18"/>
                 <w:color w:val="000000"/>
               </w:rPr>
               <w:t xml:space="preserve">Totalt</w:t>
@@ -361,8 +358,8 @@
                 <w:b w:val="true"/>
                 <w:u w:val="none"/>
                 <w:strike w:val="false"/>
-                <w:sz w:val="20"/>
-                <w:szCs w:val="20"/>
+                <w:sz w:val="18"/>
+                <w:szCs w:val="18"/>
                 <w:color w:val="000000"/>
               </w:rPr>
               <w:br/>
@@ -374,8 +371,8 @@
                 <w:b w:val="true"/>
                 <w:u w:val="none"/>
                 <w:strike w:val="false"/>
-                <w:sz w:val="20"/>
-                <w:szCs w:val="20"/>
+                <w:sz w:val="18"/>
+                <w:szCs w:val="18"/>
                 <w:color w:val="000000"/>
               </w:rPr>
               <w:t xml:space="preserve">(n=31)</w:t>
@@ -414,28 +411,28 @@
                 <w:left w:val="none" w:sz="0" w:space="0" w:color="000000"/>
                 <w:right w:val="none" w:sz="0" w:space="0" w:color="000000"/>
               </w:pBdr>
-              <w:spacing w:after="100" w:before="100" w:line="240"/>
-              <w:ind w:left="100" w:right="100" w:firstLine="0" w:firstLineChars="0"/>
-              <w:rPr>
-                <w:rFonts w:ascii="Times New Roman" w:hAnsi="Times New Roman" w:eastAsia="Times New Roman" w:cs="Times New Roman"/>
-                <w:i w:val="false"/>
-                <w:b w:val="false"/>
-                <w:u w:val="none"/>
-                <w:strike w:val="false"/>
-                <w:sz w:val="20"/>
-                <w:szCs w:val="20"/>
-                <w:color w:val="000000"/>
-              </w:rPr>
-            </w:pPr>
-            <w:r>
-              <w:rPr>
-                <w:rFonts w:ascii="Times New Roman" w:hAnsi="Times New Roman" w:eastAsia="Times New Roman" w:cs="Times New Roman"/>
-                <w:i w:val="false"/>
-                <w:b w:val="false"/>
-                <w:u w:val="none"/>
-                <w:strike w:val="false"/>
-                <w:sz w:val="20"/>
-                <w:szCs w:val="20"/>
+              <w:spacing w:after="20" w:before="20" w:line="240"/>
+              <w:ind w:left="100" w:right="100" w:firstLine="0" w:firstLineChars="0"/>
+              <w:rPr>
+                <w:rFonts w:ascii="Times New Roman" w:hAnsi="Times New Roman" w:eastAsia="Times New Roman" w:cs="Times New Roman"/>
+                <w:i w:val="false"/>
+                <w:b w:val="false"/>
+                <w:u w:val="none"/>
+                <w:strike w:val="false"/>
+                <w:sz w:val="18"/>
+                <w:szCs w:val="18"/>
+                <w:color w:val="000000"/>
+              </w:rPr>
+            </w:pPr>
+            <w:r>
+              <w:rPr>
+                <w:rFonts w:ascii="Times New Roman" w:hAnsi="Times New Roman" w:eastAsia="Times New Roman" w:cs="Times New Roman"/>
+                <w:i w:val="false"/>
+                <w:b w:val="false"/>
+                <w:u w:val="none"/>
+                <w:strike w:val="false"/>
+                <w:sz w:val="18"/>
+                <w:szCs w:val="18"/>
                 <w:color w:val="000000"/>
               </w:rPr>
               <w:t xml:space="preserve">n</w:t>
@@ -469,28 +466,28 @@
                 <w:left w:val="none" w:sz="0" w:space="0" w:color="000000"/>
                 <w:right w:val="none" w:sz="0" w:space="0" w:color="000000"/>
               </w:pBdr>
-              <w:spacing w:after="100" w:before="100" w:line="240"/>
-              <w:ind w:left="100" w:right="100" w:firstLine="0" w:firstLineChars="0"/>
-              <w:rPr>
-                <w:rFonts w:ascii="Times New Roman" w:hAnsi="Times New Roman" w:eastAsia="Times New Roman" w:cs="Times New Roman"/>
-                <w:i w:val="false"/>
-                <w:b w:val="false"/>
-                <w:u w:val="none"/>
-                <w:strike w:val="false"/>
-                <w:sz w:val="20"/>
-                <w:szCs w:val="20"/>
-                <w:color w:val="000000"/>
-              </w:rPr>
-            </w:pPr>
-            <w:r>
-              <w:rPr>
-                <w:rFonts w:ascii="Times New Roman" w:hAnsi="Times New Roman" w:eastAsia="Times New Roman" w:cs="Times New Roman"/>
-                <w:i w:val="false"/>
-                <w:b w:val="false"/>
-                <w:u w:val="none"/>
-                <w:strike w:val="false"/>
-                <w:sz w:val="20"/>
-                <w:szCs w:val="20"/>
+              <w:spacing w:after="20" w:before="20" w:line="240"/>
+              <w:ind w:left="100" w:right="100" w:firstLine="0" w:firstLineChars="0"/>
+              <w:rPr>
+                <w:rFonts w:ascii="Times New Roman" w:hAnsi="Times New Roman" w:eastAsia="Times New Roman" w:cs="Times New Roman"/>
+                <w:i w:val="false"/>
+                <w:b w:val="false"/>
+                <w:u w:val="none"/>
+                <w:strike w:val="false"/>
+                <w:sz w:val="18"/>
+                <w:szCs w:val="18"/>
+                <w:color w:val="000000"/>
+              </w:rPr>
+            </w:pPr>
+            <w:r>
+              <w:rPr>
+                <w:rFonts w:ascii="Times New Roman" w:hAnsi="Times New Roman" w:eastAsia="Times New Roman" w:cs="Times New Roman"/>
+                <w:i w:val="false"/>
+                <w:b w:val="false"/>
+                <w:u w:val="none"/>
+                <w:strike w:val="false"/>
+                <w:sz w:val="18"/>
+                <w:szCs w:val="18"/>
                 <w:color w:val="000000"/>
               </w:rPr>
               <w:t xml:space="preserve">17</w:t>
@@ -524,28 +521,28 @@
                 <w:left w:val="none" w:sz="0" w:space="0" w:color="000000"/>
                 <w:right w:val="none" w:sz="0" w:space="0" w:color="000000"/>
               </w:pBdr>
-              <w:spacing w:after="100" w:before="100" w:line="240"/>
-              <w:ind w:left="100" w:right="100" w:firstLine="0" w:firstLineChars="0"/>
-              <w:rPr>
-                <w:rFonts w:ascii="Times New Roman" w:hAnsi="Times New Roman" w:eastAsia="Times New Roman" w:cs="Times New Roman"/>
-                <w:i w:val="false"/>
-                <w:b w:val="false"/>
-                <w:u w:val="none"/>
-                <w:strike w:val="false"/>
-                <w:sz w:val="20"/>
-                <w:szCs w:val="20"/>
-                <w:color w:val="000000"/>
-              </w:rPr>
-            </w:pPr>
-            <w:r>
-              <w:rPr>
-                <w:rFonts w:ascii="Times New Roman" w:hAnsi="Times New Roman" w:eastAsia="Times New Roman" w:cs="Times New Roman"/>
-                <w:i w:val="false"/>
-                <w:b w:val="false"/>
-                <w:u w:val="none"/>
-                <w:strike w:val="false"/>
-                <w:sz w:val="20"/>
-                <w:szCs w:val="20"/>
+              <w:spacing w:after="20" w:before="20" w:line="240"/>
+              <w:ind w:left="100" w:right="100" w:firstLine="0" w:firstLineChars="0"/>
+              <w:rPr>
+                <w:rFonts w:ascii="Times New Roman" w:hAnsi="Times New Roman" w:eastAsia="Times New Roman" w:cs="Times New Roman"/>
+                <w:i w:val="false"/>
+                <w:b w:val="false"/>
+                <w:u w:val="none"/>
+                <w:strike w:val="false"/>
+                <w:sz w:val="18"/>
+                <w:szCs w:val="18"/>
+                <w:color w:val="000000"/>
+              </w:rPr>
+            </w:pPr>
+            <w:r>
+              <w:rPr>
+                <w:rFonts w:ascii="Times New Roman" w:hAnsi="Times New Roman" w:eastAsia="Times New Roman" w:cs="Times New Roman"/>
+                <w:i w:val="false"/>
+                <w:b w:val="false"/>
+                <w:u w:val="none"/>
+                <w:strike w:val="false"/>
+                <w:sz w:val="18"/>
+                <w:szCs w:val="18"/>
                 <w:color w:val="000000"/>
               </w:rPr>
               <w:t xml:space="preserve">14</w:t>
@@ -579,28 +576,28 @@
                 <w:left w:val="none" w:sz="0" w:space="0" w:color="000000"/>
                 <w:right w:val="none" w:sz="0" w:space="0" w:color="000000"/>
               </w:pBdr>
-              <w:spacing w:after="100" w:before="100" w:line="240"/>
-              <w:ind w:left="100" w:right="100" w:firstLine="0" w:firstLineChars="0"/>
-              <w:rPr>
-                <w:rFonts w:ascii="Times New Roman" w:hAnsi="Times New Roman" w:eastAsia="Times New Roman" w:cs="Times New Roman"/>
-                <w:i w:val="false"/>
-                <w:b w:val="false"/>
-                <w:u w:val="none"/>
-                <w:strike w:val="false"/>
-                <w:sz w:val="20"/>
-                <w:szCs w:val="20"/>
-                <w:color w:val="000000"/>
-              </w:rPr>
-            </w:pPr>
-            <w:r>
-              <w:rPr>
-                <w:rFonts w:ascii="Times New Roman" w:hAnsi="Times New Roman" w:eastAsia="Times New Roman" w:cs="Times New Roman"/>
-                <w:i w:val="false"/>
-                <w:b w:val="false"/>
-                <w:u w:val="none"/>
-                <w:strike w:val="false"/>
-                <w:sz w:val="20"/>
-                <w:szCs w:val="20"/>
+              <w:spacing w:after="20" w:before="20" w:line="240"/>
+              <w:ind w:left="100" w:right="100" w:firstLine="0" w:firstLineChars="0"/>
+              <w:rPr>
+                <w:rFonts w:ascii="Times New Roman" w:hAnsi="Times New Roman" w:eastAsia="Times New Roman" w:cs="Times New Roman"/>
+                <w:i w:val="false"/>
+                <w:b w:val="false"/>
+                <w:u w:val="none"/>
+                <w:strike w:val="false"/>
+                <w:sz w:val="18"/>
+                <w:szCs w:val="18"/>
+                <w:color w:val="000000"/>
+              </w:rPr>
+            </w:pPr>
+            <w:r>
+              <w:rPr>
+                <w:rFonts w:ascii="Times New Roman" w:hAnsi="Times New Roman" w:eastAsia="Times New Roman" w:cs="Times New Roman"/>
+                <w:i w:val="false"/>
+                <w:b w:val="false"/>
+                <w:u w:val="none"/>
+                <w:strike w:val="false"/>
+                <w:sz w:val="18"/>
+                <w:szCs w:val="18"/>
                 <w:color w:val="000000"/>
               </w:rPr>
               <w:t xml:space="preserve">31</w:t>
@@ -639,28 +636,28 @@
                 <w:left w:val="none" w:sz="0" w:space="0" w:color="000000"/>
                 <w:right w:val="none" w:sz="0" w:space="0" w:color="000000"/>
               </w:pBdr>
-              <w:spacing w:after="100" w:before="100" w:line="240"/>
-              <w:ind w:left="100" w:right="100" w:firstLine="0" w:firstLineChars="0"/>
-              <w:rPr>
-                <w:rFonts w:ascii="Times New Roman" w:hAnsi="Times New Roman" w:eastAsia="Times New Roman" w:cs="Times New Roman"/>
-                <w:i w:val="false"/>
-                <w:b w:val="false"/>
-                <w:u w:val="none"/>
-                <w:strike w:val="false"/>
-                <w:sz w:val="20"/>
-                <w:szCs w:val="20"/>
-                <w:color w:val="000000"/>
-              </w:rPr>
-            </w:pPr>
-            <w:r>
-              <w:rPr>
-                <w:rFonts w:ascii="Times New Roman" w:hAnsi="Times New Roman" w:eastAsia="Times New Roman" w:cs="Times New Roman"/>
-                <w:i w:val="false"/>
-                <w:b w:val="false"/>
-                <w:u w:val="none"/>
-                <w:strike w:val="false"/>
-                <w:sz w:val="20"/>
-                <w:szCs w:val="20"/>
+              <w:spacing w:after="20" w:before="20" w:line="240"/>
+              <w:ind w:left="100" w:right="100" w:firstLine="0" w:firstLineChars="0"/>
+              <w:rPr>
+                <w:rFonts w:ascii="Times New Roman" w:hAnsi="Times New Roman" w:eastAsia="Times New Roman" w:cs="Times New Roman"/>
+                <w:i w:val="false"/>
+                <w:b w:val="false"/>
+                <w:u w:val="none"/>
+                <w:strike w:val="false"/>
+                <w:sz w:val="18"/>
+                <w:szCs w:val="18"/>
+                <w:color w:val="000000"/>
+              </w:rPr>
+            </w:pPr>
+            <w:r>
+              <w:rPr>
+                <w:rFonts w:ascii="Times New Roman" w:hAnsi="Times New Roman" w:eastAsia="Times New Roman" w:cs="Times New Roman"/>
+                <w:i w:val="false"/>
+                <w:b w:val="false"/>
+                <w:u w:val="none"/>
+                <w:strike w:val="false"/>
+                <w:sz w:val="18"/>
+                <w:szCs w:val="18"/>
                 <w:color w:val="000000"/>
               </w:rPr>
               <w:t xml:space="preserve">Kvinner, n (%)</w:t>
@@ -694,28 +691,28 @@
                 <w:left w:val="none" w:sz="0" w:space="0" w:color="000000"/>
                 <w:right w:val="none" w:sz="0" w:space="0" w:color="000000"/>
               </w:pBdr>
-              <w:spacing w:after="100" w:before="100" w:line="240"/>
-              <w:ind w:left="100" w:right="100" w:firstLine="0" w:firstLineChars="0"/>
-              <w:rPr>
-                <w:rFonts w:ascii="Times New Roman" w:hAnsi="Times New Roman" w:eastAsia="Times New Roman" w:cs="Times New Roman"/>
-                <w:i w:val="false"/>
-                <w:b w:val="false"/>
-                <w:u w:val="none"/>
-                <w:strike w:val="false"/>
-                <w:sz w:val="20"/>
-                <w:szCs w:val="20"/>
-                <w:color w:val="000000"/>
-              </w:rPr>
-            </w:pPr>
-            <w:r>
-              <w:rPr>
-                <w:rFonts w:ascii="Times New Roman" w:hAnsi="Times New Roman" w:eastAsia="Times New Roman" w:cs="Times New Roman"/>
-                <w:i w:val="false"/>
-                <w:b w:val="false"/>
-                <w:u w:val="none"/>
-                <w:strike w:val="false"/>
-                <w:sz w:val="20"/>
-                <w:szCs w:val="20"/>
+              <w:spacing w:after="20" w:before="20" w:line="240"/>
+              <w:ind w:left="100" w:right="100" w:firstLine="0" w:firstLineChars="0"/>
+              <w:rPr>
+                <w:rFonts w:ascii="Times New Roman" w:hAnsi="Times New Roman" w:eastAsia="Times New Roman" w:cs="Times New Roman"/>
+                <w:i w:val="false"/>
+                <w:b w:val="false"/>
+                <w:u w:val="none"/>
+                <w:strike w:val="false"/>
+                <w:sz w:val="18"/>
+                <w:szCs w:val="18"/>
+                <w:color w:val="000000"/>
+              </w:rPr>
+            </w:pPr>
+            <w:r>
+              <w:rPr>
+                <w:rFonts w:ascii="Times New Roman" w:hAnsi="Times New Roman" w:eastAsia="Times New Roman" w:cs="Times New Roman"/>
+                <w:i w:val="false"/>
+                <w:b w:val="false"/>
+                <w:u w:val="none"/>
+                <w:strike w:val="false"/>
+                <w:sz w:val="18"/>
+                <w:szCs w:val="18"/>
                 <w:color w:val="000000"/>
               </w:rPr>
               <w:t xml:space="preserve">13 (76%)</w:t>
@@ -749,28 +746,28 @@
                 <w:left w:val="none" w:sz="0" w:space="0" w:color="000000"/>
                 <w:right w:val="none" w:sz="0" w:space="0" w:color="000000"/>
               </w:pBdr>
-              <w:spacing w:after="100" w:before="100" w:line="240"/>
-              <w:ind w:left="100" w:right="100" w:firstLine="0" w:firstLineChars="0"/>
-              <w:rPr>
-                <w:rFonts w:ascii="Times New Roman" w:hAnsi="Times New Roman" w:eastAsia="Times New Roman" w:cs="Times New Roman"/>
-                <w:i w:val="false"/>
-                <w:b w:val="false"/>
-                <w:u w:val="none"/>
-                <w:strike w:val="false"/>
-                <w:sz w:val="20"/>
-                <w:szCs w:val="20"/>
-                <w:color w:val="000000"/>
-              </w:rPr>
-            </w:pPr>
-            <w:r>
-              <w:rPr>
-                <w:rFonts w:ascii="Times New Roman" w:hAnsi="Times New Roman" w:eastAsia="Times New Roman" w:cs="Times New Roman"/>
-                <w:i w:val="false"/>
-                <w:b w:val="false"/>
-                <w:u w:val="none"/>
-                <w:strike w:val="false"/>
-                <w:sz w:val="20"/>
-                <w:szCs w:val="20"/>
+              <w:spacing w:after="20" w:before="20" w:line="240"/>
+              <w:ind w:left="100" w:right="100" w:firstLine="0" w:firstLineChars="0"/>
+              <w:rPr>
+                <w:rFonts w:ascii="Times New Roman" w:hAnsi="Times New Roman" w:eastAsia="Times New Roman" w:cs="Times New Roman"/>
+                <w:i w:val="false"/>
+                <w:b w:val="false"/>
+                <w:u w:val="none"/>
+                <w:strike w:val="false"/>
+                <w:sz w:val="18"/>
+                <w:szCs w:val="18"/>
+                <w:color w:val="000000"/>
+              </w:rPr>
+            </w:pPr>
+            <w:r>
+              <w:rPr>
+                <w:rFonts w:ascii="Times New Roman" w:hAnsi="Times New Roman" w:eastAsia="Times New Roman" w:cs="Times New Roman"/>
+                <w:i w:val="false"/>
+                <w:b w:val="false"/>
+                <w:u w:val="none"/>
+                <w:strike w:val="false"/>
+                <w:sz w:val="18"/>
+                <w:szCs w:val="18"/>
                 <w:color w:val="000000"/>
               </w:rPr>
               <w:t xml:space="preserve">13 (93%)</w:t>
@@ -804,28 +801,28 @@
                 <w:left w:val="none" w:sz="0" w:space="0" w:color="000000"/>
                 <w:right w:val="none" w:sz="0" w:space="0" w:color="000000"/>
               </w:pBdr>
-              <w:spacing w:after="100" w:before="100" w:line="240"/>
-              <w:ind w:left="100" w:right="100" w:firstLine="0" w:firstLineChars="0"/>
-              <w:rPr>
-                <w:rFonts w:ascii="Times New Roman" w:hAnsi="Times New Roman" w:eastAsia="Times New Roman" w:cs="Times New Roman"/>
-                <w:i w:val="false"/>
-                <w:b w:val="false"/>
-                <w:u w:val="none"/>
-                <w:strike w:val="false"/>
-                <w:sz w:val="20"/>
-                <w:szCs w:val="20"/>
-                <w:color w:val="000000"/>
-              </w:rPr>
-            </w:pPr>
-            <w:r>
-              <w:rPr>
-                <w:rFonts w:ascii="Times New Roman" w:hAnsi="Times New Roman" w:eastAsia="Times New Roman" w:cs="Times New Roman"/>
-                <w:i w:val="false"/>
-                <w:b w:val="false"/>
-                <w:u w:val="none"/>
-                <w:strike w:val="false"/>
-                <w:sz w:val="20"/>
-                <w:szCs w:val="20"/>
+              <w:spacing w:after="20" w:before="20" w:line="240"/>
+              <w:ind w:left="100" w:right="100" w:firstLine="0" w:firstLineChars="0"/>
+              <w:rPr>
+                <w:rFonts w:ascii="Times New Roman" w:hAnsi="Times New Roman" w:eastAsia="Times New Roman" w:cs="Times New Roman"/>
+                <w:i w:val="false"/>
+                <w:b w:val="false"/>
+                <w:u w:val="none"/>
+                <w:strike w:val="false"/>
+                <w:sz w:val="18"/>
+                <w:szCs w:val="18"/>
+                <w:color w:val="000000"/>
+              </w:rPr>
+            </w:pPr>
+            <w:r>
+              <w:rPr>
+                <w:rFonts w:ascii="Times New Roman" w:hAnsi="Times New Roman" w:eastAsia="Times New Roman" w:cs="Times New Roman"/>
+                <w:i w:val="false"/>
+                <w:b w:val="false"/>
+                <w:u w:val="none"/>
+                <w:strike w:val="false"/>
+                <w:sz w:val="18"/>
+                <w:szCs w:val="18"/>
                 <w:color w:val="000000"/>
               </w:rPr>
               <w:t xml:space="preserve">26 (84%)</w:t>
@@ -864,7 +861,7 @@
                 <w:left w:val="none" w:sz="0" w:space="0" w:color="000000"/>
                 <w:right w:val="none" w:sz="0" w:space="0" w:color="000000"/>
               </w:pBdr>
-              <w:spacing w:after="100" w:before="100" w:line="240"/>
+              <w:spacing w:after="20" w:before="20" w:line="240"/>
               <w:ind w:left="100" w:right="100" w:firstLine="0" w:firstLineChars="0"/>
               <w:rPr>
                 <w:rFonts w:ascii="Times New Roman" w:hAnsi="Times New Roman" w:eastAsia="Times New Roman" w:cs="Times New Roman"/>
@@ -872,8 +869,8 @@
                 <w:b w:val="true"/>
                 <w:u w:val="none"/>
                 <w:strike w:val="false"/>
-                <w:sz w:val="20"/>
-                <w:szCs w:val="20"/>
+                <w:sz w:val="18"/>
+                <w:szCs w:val="18"/>
                 <w:color w:val="000000"/>
               </w:rPr>
             </w:pPr>
@@ -884,8 +881,8 @@
                 <w:b w:val="true"/>
                 <w:u w:val="none"/>
                 <w:strike w:val="false"/>
-                <w:sz w:val="20"/>
-                <w:szCs w:val="20"/>
+                <w:sz w:val="18"/>
+                <w:szCs w:val="18"/>
                 <w:color w:val="000000"/>
               </w:rPr>
               <w:t xml:space="preserve">Aldersgruppe (WHO), n (%)</w:t>
@@ -919,7 +916,7 @@
                 <w:left w:val="none" w:sz="0" w:space="0" w:color="000000"/>
                 <w:right w:val="none" w:sz="0" w:space="0" w:color="000000"/>
               </w:pBdr>
-              <w:spacing w:after="100" w:before="100" w:line="240"/>
+              <w:spacing w:after="20" w:before="20" w:line="240"/>
               <w:ind w:left="100" w:right="100" w:firstLine="0" w:firstLineChars="0"/>
               <w:rPr>
                 <w:rFonts w:ascii="Times New Roman" w:hAnsi="Times New Roman" w:eastAsia="Times New Roman" w:cs="Times New Roman"/>
@@ -927,8 +924,8 @@
                 <w:b w:val="true"/>
                 <w:u w:val="none"/>
                 <w:strike w:val="false"/>
-                <w:sz w:val="20"/>
-                <w:szCs w:val="20"/>
+                <w:sz w:val="18"/>
+                <w:szCs w:val="18"/>
                 <w:color w:val="000000"/>
               </w:rPr>
             </w:pPr>
@@ -939,8 +936,8 @@
                 <w:b w:val="true"/>
                 <w:u w:val="none"/>
                 <w:strike w:val="false"/>
-                <w:sz w:val="20"/>
-                <w:szCs w:val="20"/>
+                <w:sz w:val="18"/>
+                <w:szCs w:val="18"/>
                 <w:color w:val="000000"/>
               </w:rPr>
               <w:t xml:space="preserve"/>
@@ -974,7 +971,7 @@
                 <w:left w:val="none" w:sz="0" w:space="0" w:color="000000"/>
                 <w:right w:val="none" w:sz="0" w:space="0" w:color="000000"/>
               </w:pBdr>
-              <w:spacing w:after="100" w:before="100" w:line="240"/>
+              <w:spacing w:after="20" w:before="20" w:line="240"/>
               <w:ind w:left="100" w:right="100" w:firstLine="0" w:firstLineChars="0"/>
               <w:rPr>
                 <w:rFonts w:ascii="Times New Roman" w:hAnsi="Times New Roman" w:eastAsia="Times New Roman" w:cs="Times New Roman"/>
@@ -982,8 +979,8 @@
                 <w:b w:val="true"/>
                 <w:u w:val="none"/>
                 <w:strike w:val="false"/>
-                <w:sz w:val="20"/>
-                <w:szCs w:val="20"/>
+                <w:sz w:val="18"/>
+                <w:szCs w:val="18"/>
                 <w:color w:val="000000"/>
               </w:rPr>
             </w:pPr>
@@ -994,8 +991,8 @@
                 <w:b w:val="true"/>
                 <w:u w:val="none"/>
                 <w:strike w:val="false"/>
-                <w:sz w:val="20"/>
-                <w:szCs w:val="20"/>
+                <w:sz w:val="18"/>
+                <w:szCs w:val="18"/>
                 <w:color w:val="000000"/>
               </w:rPr>
               <w:t xml:space="preserve"/>
@@ -1029,7 +1026,7 @@
                 <w:left w:val="none" w:sz="0" w:space="0" w:color="000000"/>
                 <w:right w:val="none" w:sz="0" w:space="0" w:color="000000"/>
               </w:pBdr>
-              <w:spacing w:after="100" w:before="100" w:line="240"/>
+              <w:spacing w:after="20" w:before="20" w:line="240"/>
               <w:ind w:left="100" w:right="100" w:firstLine="0" w:firstLineChars="0"/>
               <w:rPr>
                 <w:rFonts w:ascii="Times New Roman" w:hAnsi="Times New Roman" w:eastAsia="Times New Roman" w:cs="Times New Roman"/>
@@ -1037,8 +1034,8 @@
                 <w:b w:val="true"/>
                 <w:u w:val="none"/>
                 <w:strike w:val="false"/>
-                <w:sz w:val="20"/>
-                <w:szCs w:val="20"/>
+                <w:sz w:val="18"/>
+                <w:szCs w:val="18"/>
                 <w:color w:val="000000"/>
               </w:rPr>
             </w:pPr>
@@ -1049,8 +1046,8 @@
                 <w:b w:val="true"/>
                 <w:u w:val="none"/>
                 <w:strike w:val="false"/>
-                <w:sz w:val="20"/>
-                <w:szCs w:val="20"/>
+                <w:sz w:val="18"/>
+                <w:szCs w:val="18"/>
                 <w:color w:val="000000"/>
               </w:rPr>
               <w:t xml:space="preserve"/>
@@ -1089,7 +1086,7 @@
                 <w:left w:val="none" w:sz="0" w:space="0" w:color="000000"/>
                 <w:right w:val="none" w:sz="0" w:space="0" w:color="000000"/>
               </w:pBdr>
-              <w:spacing w:after="100" w:before="100" w:line="240"/>
+              <w:spacing w:after="20" w:before="20" w:line="240"/>
               <w:ind w:left="100" w:right="100" w:firstLine="0" w:firstLineChars="0"/>
               <w:rPr>
                 <w:rFonts w:ascii="Times New Roman" w:hAnsi="Times New Roman" w:eastAsia="Times New Roman" w:cs="Times New Roman"/>
@@ -1097,8 +1094,8 @@
                 <w:b w:val="false"/>
                 <w:u w:val="none"/>
                 <w:strike w:val="false"/>
-                <w:sz w:val="20"/>
-                <w:szCs w:val="20"/>
+                <w:sz w:val="18"/>
+                <w:szCs w:val="18"/>
                 <w:color w:val="000000"/>
               </w:rPr>
             </w:pPr>
@@ -1109,8 +1106,8 @@
                 <w:b w:val="false"/>
                 <w:u w:val="none"/>
                 <w:strike w:val="false"/>
-                <w:sz w:val="20"/>
-                <w:szCs w:val="20"/>
+                <w:sz w:val="18"/>
+                <w:szCs w:val="18"/>
                 <w:color w:val="000000"/>
               </w:rPr>
               <w:t xml:space="preserve">  Unge voksne (18–44 år)</w:t>
@@ -1144,28 +1141,28 @@
                 <w:left w:val="none" w:sz="0" w:space="0" w:color="000000"/>
                 <w:right w:val="none" w:sz="0" w:space="0" w:color="000000"/>
               </w:pBdr>
-              <w:spacing w:after="100" w:before="100" w:line="240"/>
-              <w:ind w:left="100" w:right="100" w:firstLine="0" w:firstLineChars="0"/>
-              <w:rPr>
-                <w:rFonts w:ascii="Times New Roman" w:hAnsi="Times New Roman" w:eastAsia="Times New Roman" w:cs="Times New Roman"/>
-                <w:i w:val="false"/>
-                <w:b w:val="false"/>
-                <w:u w:val="none"/>
-                <w:strike w:val="false"/>
-                <w:sz w:val="20"/>
-                <w:szCs w:val="20"/>
-                <w:color w:val="000000"/>
-              </w:rPr>
-            </w:pPr>
-            <w:r>
-              <w:rPr>
-                <w:rFonts w:ascii="Times New Roman" w:hAnsi="Times New Roman" w:eastAsia="Times New Roman" w:cs="Times New Roman"/>
-                <w:i w:val="false"/>
-                <w:b w:val="false"/>
-                <w:u w:val="none"/>
-                <w:strike w:val="false"/>
-                <w:sz w:val="20"/>
-                <w:szCs w:val="20"/>
+              <w:spacing w:after="20" w:before="20" w:line="240"/>
+              <w:ind w:left="100" w:right="100" w:firstLine="0" w:firstLineChars="0"/>
+              <w:rPr>
+                <w:rFonts w:ascii="Times New Roman" w:hAnsi="Times New Roman" w:eastAsia="Times New Roman" w:cs="Times New Roman"/>
+                <w:i w:val="false"/>
+                <w:b w:val="false"/>
+                <w:u w:val="none"/>
+                <w:strike w:val="false"/>
+                <w:sz w:val="18"/>
+                <w:szCs w:val="18"/>
+                <w:color w:val="000000"/>
+              </w:rPr>
+            </w:pPr>
+            <w:r>
+              <w:rPr>
+                <w:rFonts w:ascii="Times New Roman" w:hAnsi="Times New Roman" w:eastAsia="Times New Roman" w:cs="Times New Roman"/>
+                <w:i w:val="false"/>
+                <w:b w:val="false"/>
+                <w:u w:val="none"/>
+                <w:strike w:val="false"/>
+                <w:sz w:val="18"/>
+                <w:szCs w:val="18"/>
                 <w:color w:val="000000"/>
               </w:rPr>
               <w:t xml:space="preserve">0 (0%)</w:t>
@@ -1199,28 +1196,28 @@
                 <w:left w:val="none" w:sz="0" w:space="0" w:color="000000"/>
                 <w:right w:val="none" w:sz="0" w:space="0" w:color="000000"/>
               </w:pBdr>
-              <w:spacing w:after="100" w:before="100" w:line="240"/>
-              <w:ind w:left="100" w:right="100" w:firstLine="0" w:firstLineChars="0"/>
-              <w:rPr>
-                <w:rFonts w:ascii="Times New Roman" w:hAnsi="Times New Roman" w:eastAsia="Times New Roman" w:cs="Times New Roman"/>
-                <w:i w:val="false"/>
-                <w:b w:val="false"/>
-                <w:u w:val="none"/>
-                <w:strike w:val="false"/>
-                <w:sz w:val="20"/>
-                <w:szCs w:val="20"/>
-                <w:color w:val="000000"/>
-              </w:rPr>
-            </w:pPr>
-            <w:r>
-              <w:rPr>
-                <w:rFonts w:ascii="Times New Roman" w:hAnsi="Times New Roman" w:eastAsia="Times New Roman" w:cs="Times New Roman"/>
-                <w:i w:val="false"/>
-                <w:b w:val="false"/>
-                <w:u w:val="none"/>
-                <w:strike w:val="false"/>
-                <w:sz w:val="20"/>
-                <w:szCs w:val="20"/>
+              <w:spacing w:after="20" w:before="20" w:line="240"/>
+              <w:ind w:left="100" w:right="100" w:firstLine="0" w:firstLineChars="0"/>
+              <w:rPr>
+                <w:rFonts w:ascii="Times New Roman" w:hAnsi="Times New Roman" w:eastAsia="Times New Roman" w:cs="Times New Roman"/>
+                <w:i w:val="false"/>
+                <w:b w:val="false"/>
+                <w:u w:val="none"/>
+                <w:strike w:val="false"/>
+                <w:sz w:val="18"/>
+                <w:szCs w:val="18"/>
+                <w:color w:val="000000"/>
+              </w:rPr>
+            </w:pPr>
+            <w:r>
+              <w:rPr>
+                <w:rFonts w:ascii="Times New Roman" w:hAnsi="Times New Roman" w:eastAsia="Times New Roman" w:cs="Times New Roman"/>
+                <w:i w:val="false"/>
+                <w:b w:val="false"/>
+                <w:u w:val="none"/>
+                <w:strike w:val="false"/>
+                <w:sz w:val="18"/>
+                <w:szCs w:val="18"/>
                 <w:color w:val="000000"/>
               </w:rPr>
               <w:t xml:space="preserve">1 (7%)</w:t>
@@ -1254,28 +1251,28 @@
                 <w:left w:val="none" w:sz="0" w:space="0" w:color="000000"/>
                 <w:right w:val="none" w:sz="0" w:space="0" w:color="000000"/>
               </w:pBdr>
-              <w:spacing w:after="100" w:before="100" w:line="240"/>
-              <w:ind w:left="100" w:right="100" w:firstLine="0" w:firstLineChars="0"/>
-              <w:rPr>
-                <w:rFonts w:ascii="Times New Roman" w:hAnsi="Times New Roman" w:eastAsia="Times New Roman" w:cs="Times New Roman"/>
-                <w:i w:val="false"/>
-                <w:b w:val="false"/>
-                <w:u w:val="none"/>
-                <w:strike w:val="false"/>
-                <w:sz w:val="20"/>
-                <w:szCs w:val="20"/>
-                <w:color w:val="000000"/>
-              </w:rPr>
-            </w:pPr>
-            <w:r>
-              <w:rPr>
-                <w:rFonts w:ascii="Times New Roman" w:hAnsi="Times New Roman" w:eastAsia="Times New Roman" w:cs="Times New Roman"/>
-                <w:i w:val="false"/>
-                <w:b w:val="false"/>
-                <w:u w:val="none"/>
-                <w:strike w:val="false"/>
-                <w:sz w:val="20"/>
-                <w:szCs w:val="20"/>
+              <w:spacing w:after="20" w:before="20" w:line="240"/>
+              <w:ind w:left="100" w:right="100" w:firstLine="0" w:firstLineChars="0"/>
+              <w:rPr>
+                <w:rFonts w:ascii="Times New Roman" w:hAnsi="Times New Roman" w:eastAsia="Times New Roman" w:cs="Times New Roman"/>
+                <w:i w:val="false"/>
+                <w:b w:val="false"/>
+                <w:u w:val="none"/>
+                <w:strike w:val="false"/>
+                <w:sz w:val="18"/>
+                <w:szCs w:val="18"/>
+                <w:color w:val="000000"/>
+              </w:rPr>
+            </w:pPr>
+            <w:r>
+              <w:rPr>
+                <w:rFonts w:ascii="Times New Roman" w:hAnsi="Times New Roman" w:eastAsia="Times New Roman" w:cs="Times New Roman"/>
+                <w:i w:val="false"/>
+                <w:b w:val="false"/>
+                <w:u w:val="none"/>
+                <w:strike w:val="false"/>
+                <w:sz w:val="18"/>
+                <w:szCs w:val="18"/>
                 <w:color w:val="000000"/>
               </w:rPr>
               <w:t xml:space="preserve">1 (3%)</w:t>
@@ -1314,7 +1311,7 @@
                 <w:left w:val="none" w:sz="0" w:space="0" w:color="000000"/>
                 <w:right w:val="none" w:sz="0" w:space="0" w:color="000000"/>
               </w:pBdr>
-              <w:spacing w:after="100" w:before="100" w:line="240"/>
+              <w:spacing w:after="20" w:before="20" w:line="240"/>
               <w:ind w:left="100" w:right="100" w:firstLine="0" w:firstLineChars="0"/>
               <w:rPr>
                 <w:rFonts w:ascii="Times New Roman" w:hAnsi="Times New Roman" w:eastAsia="Times New Roman" w:cs="Times New Roman"/>
@@ -1322,8 +1319,8 @@
                 <w:b w:val="false"/>
                 <w:u w:val="none"/>
                 <w:strike w:val="false"/>
-                <w:sz w:val="20"/>
-                <w:szCs w:val="20"/>
+                <w:sz w:val="18"/>
+                <w:szCs w:val="18"/>
                 <w:color w:val="000000"/>
               </w:rPr>
             </w:pPr>
@@ -1334,8 +1331,8 @@
                 <w:b w:val="false"/>
                 <w:u w:val="none"/>
                 <w:strike w:val="false"/>
-                <w:sz w:val="20"/>
-                <w:szCs w:val="20"/>
+                <w:sz w:val="18"/>
+                <w:szCs w:val="18"/>
                 <w:color w:val="000000"/>
               </w:rPr>
               <w:t xml:space="preserve">  Middelaldrende (45–59 år)</w:t>
@@ -1369,28 +1366,28 @@
                 <w:left w:val="none" w:sz="0" w:space="0" w:color="000000"/>
                 <w:right w:val="none" w:sz="0" w:space="0" w:color="000000"/>
               </w:pBdr>
-              <w:spacing w:after="100" w:before="100" w:line="240"/>
-              <w:ind w:left="100" w:right="100" w:firstLine="0" w:firstLineChars="0"/>
-              <w:rPr>
-                <w:rFonts w:ascii="Times New Roman" w:hAnsi="Times New Roman" w:eastAsia="Times New Roman" w:cs="Times New Roman"/>
-                <w:i w:val="false"/>
-                <w:b w:val="false"/>
-                <w:u w:val="none"/>
-                <w:strike w:val="false"/>
-                <w:sz w:val="20"/>
-                <w:szCs w:val="20"/>
-                <w:color w:val="000000"/>
-              </w:rPr>
-            </w:pPr>
-            <w:r>
-              <w:rPr>
-                <w:rFonts w:ascii="Times New Roman" w:hAnsi="Times New Roman" w:eastAsia="Times New Roman" w:cs="Times New Roman"/>
-                <w:i w:val="false"/>
-                <w:b w:val="false"/>
-                <w:u w:val="none"/>
-                <w:strike w:val="false"/>
-                <w:sz w:val="20"/>
-                <w:szCs w:val="20"/>
+              <w:spacing w:after="20" w:before="20" w:line="240"/>
+              <w:ind w:left="100" w:right="100" w:firstLine="0" w:firstLineChars="0"/>
+              <w:rPr>
+                <w:rFonts w:ascii="Times New Roman" w:hAnsi="Times New Roman" w:eastAsia="Times New Roman" w:cs="Times New Roman"/>
+                <w:i w:val="false"/>
+                <w:b w:val="false"/>
+                <w:u w:val="none"/>
+                <w:strike w:val="false"/>
+                <w:sz w:val="18"/>
+                <w:szCs w:val="18"/>
+                <w:color w:val="000000"/>
+              </w:rPr>
+            </w:pPr>
+            <w:r>
+              <w:rPr>
+                <w:rFonts w:ascii="Times New Roman" w:hAnsi="Times New Roman" w:eastAsia="Times New Roman" w:cs="Times New Roman"/>
+                <w:i w:val="false"/>
+                <w:b w:val="false"/>
+                <w:u w:val="none"/>
+                <w:strike w:val="false"/>
+                <w:sz w:val="18"/>
+                <w:szCs w:val="18"/>
                 <w:color w:val="000000"/>
               </w:rPr>
               <w:t xml:space="preserve">9 (53%)</w:t>
@@ -1424,28 +1421,28 @@
                 <w:left w:val="none" w:sz="0" w:space="0" w:color="000000"/>
                 <w:right w:val="none" w:sz="0" w:space="0" w:color="000000"/>
               </w:pBdr>
-              <w:spacing w:after="100" w:before="100" w:line="240"/>
-              <w:ind w:left="100" w:right="100" w:firstLine="0" w:firstLineChars="0"/>
-              <w:rPr>
-                <w:rFonts w:ascii="Times New Roman" w:hAnsi="Times New Roman" w:eastAsia="Times New Roman" w:cs="Times New Roman"/>
-                <w:i w:val="false"/>
-                <w:b w:val="false"/>
-                <w:u w:val="none"/>
-                <w:strike w:val="false"/>
-                <w:sz w:val="20"/>
-                <w:szCs w:val="20"/>
-                <w:color w:val="000000"/>
-              </w:rPr>
-            </w:pPr>
-            <w:r>
-              <w:rPr>
-                <w:rFonts w:ascii="Times New Roman" w:hAnsi="Times New Roman" w:eastAsia="Times New Roman" w:cs="Times New Roman"/>
-                <w:i w:val="false"/>
-                <w:b w:val="false"/>
-                <w:u w:val="none"/>
-                <w:strike w:val="false"/>
-                <w:sz w:val="20"/>
-                <w:szCs w:val="20"/>
+              <w:spacing w:after="20" w:before="20" w:line="240"/>
+              <w:ind w:left="100" w:right="100" w:firstLine="0" w:firstLineChars="0"/>
+              <w:rPr>
+                <w:rFonts w:ascii="Times New Roman" w:hAnsi="Times New Roman" w:eastAsia="Times New Roman" w:cs="Times New Roman"/>
+                <w:i w:val="false"/>
+                <w:b w:val="false"/>
+                <w:u w:val="none"/>
+                <w:strike w:val="false"/>
+                <w:sz w:val="18"/>
+                <w:szCs w:val="18"/>
+                <w:color w:val="000000"/>
+              </w:rPr>
+            </w:pPr>
+            <w:r>
+              <w:rPr>
+                <w:rFonts w:ascii="Times New Roman" w:hAnsi="Times New Roman" w:eastAsia="Times New Roman" w:cs="Times New Roman"/>
+                <w:i w:val="false"/>
+                <w:b w:val="false"/>
+                <w:u w:val="none"/>
+                <w:strike w:val="false"/>
+                <w:sz w:val="18"/>
+                <w:szCs w:val="18"/>
                 <w:color w:val="000000"/>
               </w:rPr>
               <w:t xml:space="preserve">2 (14%)</w:t>
@@ -1479,28 +1476,28 @@
                 <w:left w:val="none" w:sz="0" w:space="0" w:color="000000"/>
                 <w:right w:val="none" w:sz="0" w:space="0" w:color="000000"/>
               </w:pBdr>
-              <w:spacing w:after="100" w:before="100" w:line="240"/>
-              <w:ind w:left="100" w:right="100" w:firstLine="0" w:firstLineChars="0"/>
-              <w:rPr>
-                <w:rFonts w:ascii="Times New Roman" w:hAnsi="Times New Roman" w:eastAsia="Times New Roman" w:cs="Times New Roman"/>
-                <w:i w:val="false"/>
-                <w:b w:val="false"/>
-                <w:u w:val="none"/>
-                <w:strike w:val="false"/>
-                <w:sz w:val="20"/>
-                <w:szCs w:val="20"/>
-                <w:color w:val="000000"/>
-              </w:rPr>
-            </w:pPr>
-            <w:r>
-              <w:rPr>
-                <w:rFonts w:ascii="Times New Roman" w:hAnsi="Times New Roman" w:eastAsia="Times New Roman" w:cs="Times New Roman"/>
-                <w:i w:val="false"/>
-                <w:b w:val="false"/>
-                <w:u w:val="none"/>
-                <w:strike w:val="false"/>
-                <w:sz w:val="20"/>
-                <w:szCs w:val="20"/>
+              <w:spacing w:after="20" w:before="20" w:line="240"/>
+              <w:ind w:left="100" w:right="100" w:firstLine="0" w:firstLineChars="0"/>
+              <w:rPr>
+                <w:rFonts w:ascii="Times New Roman" w:hAnsi="Times New Roman" w:eastAsia="Times New Roman" w:cs="Times New Roman"/>
+                <w:i w:val="false"/>
+                <w:b w:val="false"/>
+                <w:u w:val="none"/>
+                <w:strike w:val="false"/>
+                <w:sz w:val="18"/>
+                <w:szCs w:val="18"/>
+                <w:color w:val="000000"/>
+              </w:rPr>
+            </w:pPr>
+            <w:r>
+              <w:rPr>
+                <w:rFonts w:ascii="Times New Roman" w:hAnsi="Times New Roman" w:eastAsia="Times New Roman" w:cs="Times New Roman"/>
+                <w:i w:val="false"/>
+                <w:b w:val="false"/>
+                <w:u w:val="none"/>
+                <w:strike w:val="false"/>
+                <w:sz w:val="18"/>
+                <w:szCs w:val="18"/>
                 <w:color w:val="000000"/>
               </w:rPr>
               <w:t xml:space="preserve">11 (35%)</w:t>
@@ -1539,7 +1536,7 @@
                 <w:left w:val="none" w:sz="0" w:space="0" w:color="000000"/>
                 <w:right w:val="none" w:sz="0" w:space="0" w:color="000000"/>
               </w:pBdr>
-              <w:spacing w:after="100" w:before="100" w:line="240"/>
+              <w:spacing w:after="20" w:before="20" w:line="240"/>
               <w:ind w:left="100" w:right="100" w:firstLine="0" w:firstLineChars="0"/>
               <w:rPr>
                 <w:rFonts w:ascii="Times New Roman" w:hAnsi="Times New Roman" w:eastAsia="Times New Roman" w:cs="Times New Roman"/>
@@ -1547,8 +1544,8 @@
                 <w:b w:val="false"/>
                 <w:u w:val="none"/>
                 <w:strike w:val="false"/>
-                <w:sz w:val="20"/>
-                <w:szCs w:val="20"/>
+                <w:sz w:val="18"/>
+                <w:szCs w:val="18"/>
                 <w:color w:val="000000"/>
               </w:rPr>
             </w:pPr>
@@ -1559,8 +1556,8 @@
                 <w:b w:val="false"/>
                 <w:u w:val="none"/>
                 <w:strike w:val="false"/>
-                <w:sz w:val="20"/>
-                <w:szCs w:val="20"/>
+                <w:sz w:val="18"/>
+                <w:szCs w:val="18"/>
                 <w:color w:val="000000"/>
               </w:rPr>
               <w:t xml:space="preserve">  Eldre voksne (60–74 år)</w:t>
@@ -1594,28 +1591,28 @@
                 <w:left w:val="none" w:sz="0" w:space="0" w:color="000000"/>
                 <w:right w:val="none" w:sz="0" w:space="0" w:color="000000"/>
               </w:pBdr>
-              <w:spacing w:after="100" w:before="100" w:line="240"/>
-              <w:ind w:left="100" w:right="100" w:firstLine="0" w:firstLineChars="0"/>
-              <w:rPr>
-                <w:rFonts w:ascii="Times New Roman" w:hAnsi="Times New Roman" w:eastAsia="Times New Roman" w:cs="Times New Roman"/>
-                <w:i w:val="false"/>
-                <w:b w:val="false"/>
-                <w:u w:val="none"/>
-                <w:strike w:val="false"/>
-                <w:sz w:val="20"/>
-                <w:szCs w:val="20"/>
-                <w:color w:val="000000"/>
-              </w:rPr>
-            </w:pPr>
-            <w:r>
-              <w:rPr>
-                <w:rFonts w:ascii="Times New Roman" w:hAnsi="Times New Roman" w:eastAsia="Times New Roman" w:cs="Times New Roman"/>
-                <w:i w:val="false"/>
-                <w:b w:val="false"/>
-                <w:u w:val="none"/>
-                <w:strike w:val="false"/>
-                <w:sz w:val="20"/>
-                <w:szCs w:val="20"/>
+              <w:spacing w:after="20" w:before="20" w:line="240"/>
+              <w:ind w:left="100" w:right="100" w:firstLine="0" w:firstLineChars="0"/>
+              <w:rPr>
+                <w:rFonts w:ascii="Times New Roman" w:hAnsi="Times New Roman" w:eastAsia="Times New Roman" w:cs="Times New Roman"/>
+                <w:i w:val="false"/>
+                <w:b w:val="false"/>
+                <w:u w:val="none"/>
+                <w:strike w:val="false"/>
+                <w:sz w:val="18"/>
+                <w:szCs w:val="18"/>
+                <w:color w:val="000000"/>
+              </w:rPr>
+            </w:pPr>
+            <w:r>
+              <w:rPr>
+                <w:rFonts w:ascii="Times New Roman" w:hAnsi="Times New Roman" w:eastAsia="Times New Roman" w:cs="Times New Roman"/>
+                <w:i w:val="false"/>
+                <w:b w:val="false"/>
+                <w:u w:val="none"/>
+                <w:strike w:val="false"/>
+                <w:sz w:val="18"/>
+                <w:szCs w:val="18"/>
                 <w:color w:val="000000"/>
               </w:rPr>
               <w:t xml:space="preserve">8 (47%)</w:t>
@@ -1649,28 +1646,28 @@
                 <w:left w:val="none" w:sz="0" w:space="0" w:color="000000"/>
                 <w:right w:val="none" w:sz="0" w:space="0" w:color="000000"/>
               </w:pBdr>
-              <w:spacing w:after="100" w:before="100" w:line="240"/>
-              <w:ind w:left="100" w:right="100" w:firstLine="0" w:firstLineChars="0"/>
-              <w:rPr>
-                <w:rFonts w:ascii="Times New Roman" w:hAnsi="Times New Roman" w:eastAsia="Times New Roman" w:cs="Times New Roman"/>
-                <w:i w:val="false"/>
-                <w:b w:val="false"/>
-                <w:u w:val="none"/>
-                <w:strike w:val="false"/>
-                <w:sz w:val="20"/>
-                <w:szCs w:val="20"/>
-                <w:color w:val="000000"/>
-              </w:rPr>
-            </w:pPr>
-            <w:r>
-              <w:rPr>
-                <w:rFonts w:ascii="Times New Roman" w:hAnsi="Times New Roman" w:eastAsia="Times New Roman" w:cs="Times New Roman"/>
-                <w:i w:val="false"/>
-                <w:b w:val="false"/>
-                <w:u w:val="none"/>
-                <w:strike w:val="false"/>
-                <w:sz w:val="20"/>
-                <w:szCs w:val="20"/>
+              <w:spacing w:after="20" w:before="20" w:line="240"/>
+              <w:ind w:left="100" w:right="100" w:firstLine="0" w:firstLineChars="0"/>
+              <w:rPr>
+                <w:rFonts w:ascii="Times New Roman" w:hAnsi="Times New Roman" w:eastAsia="Times New Roman" w:cs="Times New Roman"/>
+                <w:i w:val="false"/>
+                <w:b w:val="false"/>
+                <w:u w:val="none"/>
+                <w:strike w:val="false"/>
+                <w:sz w:val="18"/>
+                <w:szCs w:val="18"/>
+                <w:color w:val="000000"/>
+              </w:rPr>
+            </w:pPr>
+            <w:r>
+              <w:rPr>
+                <w:rFonts w:ascii="Times New Roman" w:hAnsi="Times New Roman" w:eastAsia="Times New Roman" w:cs="Times New Roman"/>
+                <w:i w:val="false"/>
+                <w:b w:val="false"/>
+                <w:u w:val="none"/>
+                <w:strike w:val="false"/>
+                <w:sz w:val="18"/>
+                <w:szCs w:val="18"/>
                 <w:color w:val="000000"/>
               </w:rPr>
               <w:t xml:space="preserve">11 (79%)</w:t>
@@ -1704,28 +1701,28 @@
                 <w:left w:val="none" w:sz="0" w:space="0" w:color="000000"/>
                 <w:right w:val="none" w:sz="0" w:space="0" w:color="000000"/>
               </w:pBdr>
-              <w:spacing w:after="100" w:before="100" w:line="240"/>
-              <w:ind w:left="100" w:right="100" w:firstLine="0" w:firstLineChars="0"/>
-              <w:rPr>
-                <w:rFonts w:ascii="Times New Roman" w:hAnsi="Times New Roman" w:eastAsia="Times New Roman" w:cs="Times New Roman"/>
-                <w:i w:val="false"/>
-                <w:b w:val="false"/>
-                <w:u w:val="none"/>
-                <w:strike w:val="false"/>
-                <w:sz w:val="20"/>
-                <w:szCs w:val="20"/>
-                <w:color w:val="000000"/>
-              </w:rPr>
-            </w:pPr>
-            <w:r>
-              <w:rPr>
-                <w:rFonts w:ascii="Times New Roman" w:hAnsi="Times New Roman" w:eastAsia="Times New Roman" w:cs="Times New Roman"/>
-                <w:i w:val="false"/>
-                <w:b w:val="false"/>
-                <w:u w:val="none"/>
-                <w:strike w:val="false"/>
-                <w:sz w:val="20"/>
-                <w:szCs w:val="20"/>
+              <w:spacing w:after="20" w:before="20" w:line="240"/>
+              <w:ind w:left="100" w:right="100" w:firstLine="0" w:firstLineChars="0"/>
+              <w:rPr>
+                <w:rFonts w:ascii="Times New Roman" w:hAnsi="Times New Roman" w:eastAsia="Times New Roman" w:cs="Times New Roman"/>
+                <w:i w:val="false"/>
+                <w:b w:val="false"/>
+                <w:u w:val="none"/>
+                <w:strike w:val="false"/>
+                <w:sz w:val="18"/>
+                <w:szCs w:val="18"/>
+                <w:color w:val="000000"/>
+              </w:rPr>
+            </w:pPr>
+            <w:r>
+              <w:rPr>
+                <w:rFonts w:ascii="Times New Roman" w:hAnsi="Times New Roman" w:eastAsia="Times New Roman" w:cs="Times New Roman"/>
+                <w:i w:val="false"/>
+                <w:b w:val="false"/>
+                <w:u w:val="none"/>
+                <w:strike w:val="false"/>
+                <w:sz w:val="18"/>
+                <w:szCs w:val="18"/>
                 <w:color w:val="000000"/>
               </w:rPr>
               <w:t xml:space="preserve">19 (61%)</w:t>
@@ -1764,7 +1761,7 @@
                 <w:left w:val="none" w:sz="0" w:space="0" w:color="000000"/>
                 <w:right w:val="none" w:sz="0" w:space="0" w:color="000000"/>
               </w:pBdr>
-              <w:spacing w:after="100" w:before="100" w:line="240"/>
+              <w:spacing w:after="20" w:before="20" w:line="240"/>
               <w:ind w:left="100" w:right="100" w:firstLine="0" w:firstLineChars="0"/>
               <w:rPr>
                 <w:rFonts w:ascii="Times New Roman" w:hAnsi="Times New Roman" w:eastAsia="Times New Roman" w:cs="Times New Roman"/>
@@ -1772,8 +1769,8 @@
                 <w:b w:val="false"/>
                 <w:u w:val="none"/>
                 <w:strike w:val="false"/>
-                <w:sz w:val="20"/>
-                <w:szCs w:val="20"/>
+                <w:sz w:val="18"/>
+                <w:szCs w:val="18"/>
                 <w:color w:val="000000"/>
               </w:rPr>
             </w:pPr>
@@ -1784,8 +1781,8 @@
                 <w:b w:val="false"/>
                 <w:u w:val="none"/>
                 <w:strike w:val="false"/>
-                <w:sz w:val="20"/>
-                <w:szCs w:val="20"/>
+                <w:sz w:val="18"/>
+                <w:szCs w:val="18"/>
                 <w:color w:val="000000"/>
               </w:rPr>
               <w:t xml:space="preserve">  Gamle eldre (75+ år)</w:t>
@@ -1819,28 +1816,28 @@
                 <w:left w:val="none" w:sz="0" w:space="0" w:color="000000"/>
                 <w:right w:val="none" w:sz="0" w:space="0" w:color="000000"/>
               </w:pBdr>
-              <w:spacing w:after="100" w:before="100" w:line="240"/>
-              <w:ind w:left="100" w:right="100" w:firstLine="0" w:firstLineChars="0"/>
-              <w:rPr>
-                <w:rFonts w:ascii="Times New Roman" w:hAnsi="Times New Roman" w:eastAsia="Times New Roman" w:cs="Times New Roman"/>
-                <w:i w:val="false"/>
-                <w:b w:val="false"/>
-                <w:u w:val="none"/>
-                <w:strike w:val="false"/>
-                <w:sz w:val="20"/>
-                <w:szCs w:val="20"/>
-                <w:color w:val="000000"/>
-              </w:rPr>
-            </w:pPr>
-            <w:r>
-              <w:rPr>
-                <w:rFonts w:ascii="Times New Roman" w:hAnsi="Times New Roman" w:eastAsia="Times New Roman" w:cs="Times New Roman"/>
-                <w:i w:val="false"/>
-                <w:b w:val="false"/>
-                <w:u w:val="none"/>
-                <w:strike w:val="false"/>
-                <w:sz w:val="20"/>
-                <w:szCs w:val="20"/>
+              <w:spacing w:after="20" w:before="20" w:line="240"/>
+              <w:ind w:left="100" w:right="100" w:firstLine="0" w:firstLineChars="0"/>
+              <w:rPr>
+                <w:rFonts w:ascii="Times New Roman" w:hAnsi="Times New Roman" w:eastAsia="Times New Roman" w:cs="Times New Roman"/>
+                <w:i w:val="false"/>
+                <w:b w:val="false"/>
+                <w:u w:val="none"/>
+                <w:strike w:val="false"/>
+                <w:sz w:val="18"/>
+                <w:szCs w:val="18"/>
+                <w:color w:val="000000"/>
+              </w:rPr>
+            </w:pPr>
+            <w:r>
+              <w:rPr>
+                <w:rFonts w:ascii="Times New Roman" w:hAnsi="Times New Roman" w:eastAsia="Times New Roman" w:cs="Times New Roman"/>
+                <w:i w:val="false"/>
+                <w:b w:val="false"/>
+                <w:u w:val="none"/>
+                <w:strike w:val="false"/>
+                <w:sz w:val="18"/>
+                <w:szCs w:val="18"/>
                 <w:color w:val="000000"/>
               </w:rPr>
               <w:t xml:space="preserve">0 (0%)</w:t>
@@ -1874,28 +1871,28 @@
                 <w:left w:val="none" w:sz="0" w:space="0" w:color="000000"/>
                 <w:right w:val="none" w:sz="0" w:space="0" w:color="000000"/>
               </w:pBdr>
-              <w:spacing w:after="100" w:before="100" w:line="240"/>
-              <w:ind w:left="100" w:right="100" w:firstLine="0" w:firstLineChars="0"/>
-              <w:rPr>
-                <w:rFonts w:ascii="Times New Roman" w:hAnsi="Times New Roman" w:eastAsia="Times New Roman" w:cs="Times New Roman"/>
-                <w:i w:val="false"/>
-                <w:b w:val="false"/>
-                <w:u w:val="none"/>
-                <w:strike w:val="false"/>
-                <w:sz w:val="20"/>
-                <w:szCs w:val="20"/>
-                <w:color w:val="000000"/>
-              </w:rPr>
-            </w:pPr>
-            <w:r>
-              <w:rPr>
-                <w:rFonts w:ascii="Times New Roman" w:hAnsi="Times New Roman" w:eastAsia="Times New Roman" w:cs="Times New Roman"/>
-                <w:i w:val="false"/>
-                <w:b w:val="false"/>
-                <w:u w:val="none"/>
-                <w:strike w:val="false"/>
-                <w:sz w:val="20"/>
-                <w:szCs w:val="20"/>
+              <w:spacing w:after="20" w:before="20" w:line="240"/>
+              <w:ind w:left="100" w:right="100" w:firstLine="0" w:firstLineChars="0"/>
+              <w:rPr>
+                <w:rFonts w:ascii="Times New Roman" w:hAnsi="Times New Roman" w:eastAsia="Times New Roman" w:cs="Times New Roman"/>
+                <w:i w:val="false"/>
+                <w:b w:val="false"/>
+                <w:u w:val="none"/>
+                <w:strike w:val="false"/>
+                <w:sz w:val="18"/>
+                <w:szCs w:val="18"/>
+                <w:color w:val="000000"/>
+              </w:rPr>
+            </w:pPr>
+            <w:r>
+              <w:rPr>
+                <w:rFonts w:ascii="Times New Roman" w:hAnsi="Times New Roman" w:eastAsia="Times New Roman" w:cs="Times New Roman"/>
+                <w:i w:val="false"/>
+                <w:b w:val="false"/>
+                <w:u w:val="none"/>
+                <w:strike w:val="false"/>
+                <w:sz w:val="18"/>
+                <w:szCs w:val="18"/>
                 <w:color w:val="000000"/>
               </w:rPr>
               <w:t xml:space="preserve">0 (0%)</w:t>
@@ -1929,28 +1926,28 @@
                 <w:left w:val="none" w:sz="0" w:space="0" w:color="000000"/>
                 <w:right w:val="none" w:sz="0" w:space="0" w:color="000000"/>
               </w:pBdr>
-              <w:spacing w:after="100" w:before="100" w:line="240"/>
-              <w:ind w:left="100" w:right="100" w:firstLine="0" w:firstLineChars="0"/>
-              <w:rPr>
-                <w:rFonts w:ascii="Times New Roman" w:hAnsi="Times New Roman" w:eastAsia="Times New Roman" w:cs="Times New Roman"/>
-                <w:i w:val="false"/>
-                <w:b w:val="false"/>
-                <w:u w:val="none"/>
-                <w:strike w:val="false"/>
-                <w:sz w:val="20"/>
-                <w:szCs w:val="20"/>
-                <w:color w:val="000000"/>
-              </w:rPr>
-            </w:pPr>
-            <w:r>
-              <w:rPr>
-                <w:rFonts w:ascii="Times New Roman" w:hAnsi="Times New Roman" w:eastAsia="Times New Roman" w:cs="Times New Roman"/>
-                <w:i w:val="false"/>
-                <w:b w:val="false"/>
-                <w:u w:val="none"/>
-                <w:strike w:val="false"/>
-                <w:sz w:val="20"/>
-                <w:szCs w:val="20"/>
+              <w:spacing w:after="20" w:before="20" w:line="240"/>
+              <w:ind w:left="100" w:right="100" w:firstLine="0" w:firstLineChars="0"/>
+              <w:rPr>
+                <w:rFonts w:ascii="Times New Roman" w:hAnsi="Times New Roman" w:eastAsia="Times New Roman" w:cs="Times New Roman"/>
+                <w:i w:val="false"/>
+                <w:b w:val="false"/>
+                <w:u w:val="none"/>
+                <w:strike w:val="false"/>
+                <w:sz w:val="18"/>
+                <w:szCs w:val="18"/>
+                <w:color w:val="000000"/>
+              </w:rPr>
+            </w:pPr>
+            <w:r>
+              <w:rPr>
+                <w:rFonts w:ascii="Times New Roman" w:hAnsi="Times New Roman" w:eastAsia="Times New Roman" w:cs="Times New Roman"/>
+                <w:i w:val="false"/>
+                <w:b w:val="false"/>
+                <w:u w:val="none"/>
+                <w:strike w:val="false"/>
+                <w:sz w:val="18"/>
+                <w:szCs w:val="18"/>
                 <w:color w:val="000000"/>
               </w:rPr>
               <w:t xml:space="preserve">0 (0%)</w:t>
@@ -1989,7 +1986,7 @@
                 <w:left w:val="none" w:sz="0" w:space="0" w:color="000000"/>
                 <w:right w:val="none" w:sz="0" w:space="0" w:color="000000"/>
               </w:pBdr>
-              <w:spacing w:after="100" w:before="100" w:line="240"/>
+              <w:spacing w:after="20" w:before="20" w:line="240"/>
               <w:ind w:left="100" w:right="100" w:firstLine="0" w:firstLineChars="0"/>
               <w:rPr>
                 <w:rFonts w:ascii="Times New Roman" w:hAnsi="Times New Roman" w:eastAsia="Times New Roman" w:cs="Times New Roman"/>
@@ -1997,8 +1994,8 @@
                 <w:b w:val="true"/>
                 <w:u w:val="none"/>
                 <w:strike w:val="false"/>
-                <w:sz w:val="20"/>
-                <w:szCs w:val="20"/>
+                <w:sz w:val="18"/>
+                <w:szCs w:val="18"/>
                 <w:color w:val="000000"/>
               </w:rPr>
             </w:pPr>
@@ -2009,8 +2006,8 @@
                 <w:b w:val="true"/>
                 <w:u w:val="none"/>
                 <w:strike w:val="false"/>
-                <w:sz w:val="20"/>
-                <w:szCs w:val="20"/>
+                <w:sz w:val="18"/>
+                <w:szCs w:val="18"/>
                 <w:color w:val="000000"/>
               </w:rPr>
               <w:t xml:space="preserve">Kreftform, n (%)</w:t>
@@ -2044,7 +2041,7 @@
                 <w:left w:val="none" w:sz="0" w:space="0" w:color="000000"/>
                 <w:right w:val="none" w:sz="0" w:space="0" w:color="000000"/>
               </w:pBdr>
-              <w:spacing w:after="100" w:before="100" w:line="240"/>
+              <w:spacing w:after="20" w:before="20" w:line="240"/>
               <w:ind w:left="100" w:right="100" w:firstLine="0" w:firstLineChars="0"/>
               <w:rPr>
                 <w:rFonts w:ascii="Times New Roman" w:hAnsi="Times New Roman" w:eastAsia="Times New Roman" w:cs="Times New Roman"/>
@@ -2052,8 +2049,8 @@
                 <w:b w:val="true"/>
                 <w:u w:val="none"/>
                 <w:strike w:val="false"/>
-                <w:sz w:val="20"/>
-                <w:szCs w:val="20"/>
+                <w:sz w:val="18"/>
+                <w:szCs w:val="18"/>
                 <w:color w:val="000000"/>
               </w:rPr>
             </w:pPr>
@@ -2064,8 +2061,8 @@
                 <w:b w:val="true"/>
                 <w:u w:val="none"/>
                 <w:strike w:val="false"/>
-                <w:sz w:val="20"/>
-                <w:szCs w:val="20"/>
+                <w:sz w:val="18"/>
+                <w:szCs w:val="18"/>
                 <w:color w:val="000000"/>
               </w:rPr>
               <w:t xml:space="preserve"/>
@@ -2099,7 +2096,7 @@
                 <w:left w:val="none" w:sz="0" w:space="0" w:color="000000"/>
                 <w:right w:val="none" w:sz="0" w:space="0" w:color="000000"/>
               </w:pBdr>
-              <w:spacing w:after="100" w:before="100" w:line="240"/>
+              <w:spacing w:after="20" w:before="20" w:line="240"/>
               <w:ind w:left="100" w:right="100" w:firstLine="0" w:firstLineChars="0"/>
               <w:rPr>
                 <w:rFonts w:ascii="Times New Roman" w:hAnsi="Times New Roman" w:eastAsia="Times New Roman" w:cs="Times New Roman"/>
@@ -2107,8 +2104,8 @@
                 <w:b w:val="true"/>
                 <w:u w:val="none"/>
                 <w:strike w:val="false"/>
-                <w:sz w:val="20"/>
-                <w:szCs w:val="20"/>
+                <w:sz w:val="18"/>
+                <w:szCs w:val="18"/>
                 <w:color w:val="000000"/>
               </w:rPr>
             </w:pPr>
@@ -2119,8 +2116,8 @@
                 <w:b w:val="true"/>
                 <w:u w:val="none"/>
                 <w:strike w:val="false"/>
-                <w:sz w:val="20"/>
-                <w:szCs w:val="20"/>
+                <w:sz w:val="18"/>
+                <w:szCs w:val="18"/>
                 <w:color w:val="000000"/>
               </w:rPr>
               <w:t xml:space="preserve"/>
@@ -2154,7 +2151,7 @@
                 <w:left w:val="none" w:sz="0" w:space="0" w:color="000000"/>
                 <w:right w:val="none" w:sz="0" w:space="0" w:color="000000"/>
               </w:pBdr>
-              <w:spacing w:after="100" w:before="100" w:line="240"/>
+              <w:spacing w:after="20" w:before="20" w:line="240"/>
               <w:ind w:left="100" w:right="100" w:firstLine="0" w:firstLineChars="0"/>
               <w:rPr>
                 <w:rFonts w:ascii="Times New Roman" w:hAnsi="Times New Roman" w:eastAsia="Times New Roman" w:cs="Times New Roman"/>
@@ -2162,8 +2159,8 @@
                 <w:b w:val="true"/>
                 <w:u w:val="none"/>
                 <w:strike w:val="false"/>
-                <w:sz w:val="20"/>
-                <w:szCs w:val="20"/>
+                <w:sz w:val="18"/>
+                <w:szCs w:val="18"/>
                 <w:color w:val="000000"/>
               </w:rPr>
             </w:pPr>
@@ -2174,8 +2171,8 @@
                 <w:b w:val="true"/>
                 <w:u w:val="none"/>
                 <w:strike w:val="false"/>
-                <w:sz w:val="20"/>
-                <w:szCs w:val="20"/>
+                <w:sz w:val="18"/>
+                <w:szCs w:val="18"/>
                 <w:color w:val="000000"/>
               </w:rPr>
               <w:t xml:space="preserve"/>
@@ -2214,7 +2211,7 @@
                 <w:left w:val="none" w:sz="0" w:space="0" w:color="000000"/>
                 <w:right w:val="none" w:sz="0" w:space="0" w:color="000000"/>
               </w:pBdr>
-              <w:spacing w:after="100" w:before="100" w:line="240"/>
+              <w:spacing w:after="20" w:before="20" w:line="240"/>
               <w:ind w:left="100" w:right="100" w:firstLine="0" w:firstLineChars="0"/>
               <w:rPr>
                 <w:rFonts w:ascii="Times New Roman" w:hAnsi="Times New Roman" w:eastAsia="Times New Roman" w:cs="Times New Roman"/>
@@ -2222,8 +2219,8 @@
                 <w:b w:val="false"/>
                 <w:u w:val="none"/>
                 <w:strike w:val="false"/>
-                <w:sz w:val="20"/>
-                <w:szCs w:val="20"/>
+                <w:sz w:val="18"/>
+                <w:szCs w:val="18"/>
                 <w:color w:val="000000"/>
               </w:rPr>
             </w:pPr>
@@ -2234,8 +2231,8 @@
                 <w:b w:val="false"/>
                 <w:u w:val="none"/>
                 <w:strike w:val="false"/>
-                <w:sz w:val="20"/>
-                <w:szCs w:val="20"/>
+                <w:sz w:val="18"/>
+                <w:szCs w:val="18"/>
                 <w:color w:val="000000"/>
               </w:rPr>
               <w:t xml:space="preserve">  Blodkreft</w:t>
@@ -2269,28 +2266,28 @@
                 <w:left w:val="none" w:sz="0" w:space="0" w:color="000000"/>
                 <w:right w:val="none" w:sz="0" w:space="0" w:color="000000"/>
               </w:pBdr>
-              <w:spacing w:after="100" w:before="100" w:line="240"/>
-              <w:ind w:left="100" w:right="100" w:firstLine="0" w:firstLineChars="0"/>
-              <w:rPr>
-                <w:rFonts w:ascii="Times New Roman" w:hAnsi="Times New Roman" w:eastAsia="Times New Roman" w:cs="Times New Roman"/>
-                <w:i w:val="false"/>
-                <w:b w:val="false"/>
-                <w:u w:val="none"/>
-                <w:strike w:val="false"/>
-                <w:sz w:val="20"/>
-                <w:szCs w:val="20"/>
-                <w:color w:val="000000"/>
-              </w:rPr>
-            </w:pPr>
-            <w:r>
-              <w:rPr>
-                <w:rFonts w:ascii="Times New Roman" w:hAnsi="Times New Roman" w:eastAsia="Times New Roman" w:cs="Times New Roman"/>
-                <w:i w:val="false"/>
-                <w:b w:val="false"/>
-                <w:u w:val="none"/>
-                <w:strike w:val="false"/>
-                <w:sz w:val="20"/>
-                <w:szCs w:val="20"/>
+              <w:spacing w:after="20" w:before="20" w:line="240"/>
+              <w:ind w:left="100" w:right="100" w:firstLine="0" w:firstLineChars="0"/>
+              <w:rPr>
+                <w:rFonts w:ascii="Times New Roman" w:hAnsi="Times New Roman" w:eastAsia="Times New Roman" w:cs="Times New Roman"/>
+                <w:i w:val="false"/>
+                <w:b w:val="false"/>
+                <w:u w:val="none"/>
+                <w:strike w:val="false"/>
+                <w:sz w:val="18"/>
+                <w:szCs w:val="18"/>
+                <w:color w:val="000000"/>
+              </w:rPr>
+            </w:pPr>
+            <w:r>
+              <w:rPr>
+                <w:rFonts w:ascii="Times New Roman" w:hAnsi="Times New Roman" w:eastAsia="Times New Roman" w:cs="Times New Roman"/>
+                <w:i w:val="false"/>
+                <w:b w:val="false"/>
+                <w:u w:val="none"/>
+                <w:strike w:val="false"/>
+                <w:sz w:val="18"/>
+                <w:szCs w:val="18"/>
                 <w:color w:val="000000"/>
               </w:rPr>
               <w:t xml:space="preserve">3 (18%)</w:t>
@@ -2324,28 +2321,28 @@
                 <w:left w:val="none" w:sz="0" w:space="0" w:color="000000"/>
                 <w:right w:val="none" w:sz="0" w:space="0" w:color="000000"/>
               </w:pBdr>
-              <w:spacing w:after="100" w:before="100" w:line="240"/>
-              <w:ind w:left="100" w:right="100" w:firstLine="0" w:firstLineChars="0"/>
-              <w:rPr>
-                <w:rFonts w:ascii="Times New Roman" w:hAnsi="Times New Roman" w:eastAsia="Times New Roman" w:cs="Times New Roman"/>
-                <w:i w:val="false"/>
-                <w:b w:val="false"/>
-                <w:u w:val="none"/>
-                <w:strike w:val="false"/>
-                <w:sz w:val="20"/>
-                <w:szCs w:val="20"/>
-                <w:color w:val="000000"/>
-              </w:rPr>
-            </w:pPr>
-            <w:r>
-              <w:rPr>
-                <w:rFonts w:ascii="Times New Roman" w:hAnsi="Times New Roman" w:eastAsia="Times New Roman" w:cs="Times New Roman"/>
-                <w:i w:val="false"/>
-                <w:b w:val="false"/>
-                <w:u w:val="none"/>
-                <w:strike w:val="false"/>
-                <w:sz w:val="20"/>
-                <w:szCs w:val="20"/>
+              <w:spacing w:after="20" w:before="20" w:line="240"/>
+              <w:ind w:left="100" w:right="100" w:firstLine="0" w:firstLineChars="0"/>
+              <w:rPr>
+                <w:rFonts w:ascii="Times New Roman" w:hAnsi="Times New Roman" w:eastAsia="Times New Roman" w:cs="Times New Roman"/>
+                <w:i w:val="false"/>
+                <w:b w:val="false"/>
+                <w:u w:val="none"/>
+                <w:strike w:val="false"/>
+                <w:sz w:val="18"/>
+                <w:szCs w:val="18"/>
+                <w:color w:val="000000"/>
+              </w:rPr>
+            </w:pPr>
+            <w:r>
+              <w:rPr>
+                <w:rFonts w:ascii="Times New Roman" w:hAnsi="Times New Roman" w:eastAsia="Times New Roman" w:cs="Times New Roman"/>
+                <w:i w:val="false"/>
+                <w:b w:val="false"/>
+                <w:u w:val="none"/>
+                <w:strike w:val="false"/>
+                <w:sz w:val="18"/>
+                <w:szCs w:val="18"/>
                 <w:color w:val="000000"/>
               </w:rPr>
               <w:t xml:space="preserve">0 (0%)</w:t>
@@ -2379,28 +2376,28 @@
                 <w:left w:val="none" w:sz="0" w:space="0" w:color="000000"/>
                 <w:right w:val="none" w:sz="0" w:space="0" w:color="000000"/>
               </w:pBdr>
-              <w:spacing w:after="100" w:before="100" w:line="240"/>
-              <w:ind w:left="100" w:right="100" w:firstLine="0" w:firstLineChars="0"/>
-              <w:rPr>
-                <w:rFonts w:ascii="Times New Roman" w:hAnsi="Times New Roman" w:eastAsia="Times New Roman" w:cs="Times New Roman"/>
-                <w:i w:val="false"/>
-                <w:b w:val="false"/>
-                <w:u w:val="none"/>
-                <w:strike w:val="false"/>
-                <w:sz w:val="20"/>
-                <w:szCs w:val="20"/>
-                <w:color w:val="000000"/>
-              </w:rPr>
-            </w:pPr>
-            <w:r>
-              <w:rPr>
-                <w:rFonts w:ascii="Times New Roman" w:hAnsi="Times New Roman" w:eastAsia="Times New Roman" w:cs="Times New Roman"/>
-                <w:i w:val="false"/>
-                <w:b w:val="false"/>
-                <w:u w:val="none"/>
-                <w:strike w:val="false"/>
-                <w:sz w:val="20"/>
-                <w:szCs w:val="20"/>
+              <w:spacing w:after="20" w:before="20" w:line="240"/>
+              <w:ind w:left="100" w:right="100" w:firstLine="0" w:firstLineChars="0"/>
+              <w:rPr>
+                <w:rFonts w:ascii="Times New Roman" w:hAnsi="Times New Roman" w:eastAsia="Times New Roman" w:cs="Times New Roman"/>
+                <w:i w:val="false"/>
+                <w:b w:val="false"/>
+                <w:u w:val="none"/>
+                <w:strike w:val="false"/>
+                <w:sz w:val="18"/>
+                <w:szCs w:val="18"/>
+                <w:color w:val="000000"/>
+              </w:rPr>
+            </w:pPr>
+            <w:r>
+              <w:rPr>
+                <w:rFonts w:ascii="Times New Roman" w:hAnsi="Times New Roman" w:eastAsia="Times New Roman" w:cs="Times New Roman"/>
+                <w:i w:val="false"/>
+                <w:b w:val="false"/>
+                <w:u w:val="none"/>
+                <w:strike w:val="false"/>
+                <w:sz w:val="18"/>
+                <w:szCs w:val="18"/>
                 <w:color w:val="000000"/>
               </w:rPr>
               <w:t xml:space="preserve">3 (10%)</w:t>
@@ -2439,7 +2436,7 @@
                 <w:left w:val="none" w:sz="0" w:space="0" w:color="000000"/>
                 <w:right w:val="none" w:sz="0" w:space="0" w:color="000000"/>
               </w:pBdr>
-              <w:spacing w:after="100" w:before="100" w:line="240"/>
+              <w:spacing w:after="20" w:before="20" w:line="240"/>
               <w:ind w:left="100" w:right="100" w:firstLine="0" w:firstLineChars="0"/>
               <w:rPr>
                 <w:rFonts w:ascii="Times New Roman" w:hAnsi="Times New Roman" w:eastAsia="Times New Roman" w:cs="Times New Roman"/>
@@ -2447,8 +2444,8 @@
                 <w:b w:val="false"/>
                 <w:u w:val="none"/>
                 <w:strike w:val="false"/>
-                <w:sz w:val="20"/>
-                <w:szCs w:val="20"/>
+                <w:sz w:val="18"/>
+                <w:szCs w:val="18"/>
                 <w:color w:val="000000"/>
               </w:rPr>
             </w:pPr>
@@ -2459,8 +2456,8 @@
                 <w:b w:val="false"/>
                 <w:u w:val="none"/>
                 <w:strike w:val="false"/>
-                <w:sz w:val="20"/>
-                <w:szCs w:val="20"/>
+                <w:sz w:val="18"/>
+                <w:szCs w:val="18"/>
                 <w:color w:val="000000"/>
               </w:rPr>
               <w:t xml:space="preserve">  Brystkreft</w:t>
@@ -2494,28 +2491,28 @@
                 <w:left w:val="none" w:sz="0" w:space="0" w:color="000000"/>
                 <w:right w:val="none" w:sz="0" w:space="0" w:color="000000"/>
               </w:pBdr>
-              <w:spacing w:after="100" w:before="100" w:line="240"/>
-              <w:ind w:left="100" w:right="100" w:firstLine="0" w:firstLineChars="0"/>
-              <w:rPr>
-                <w:rFonts w:ascii="Times New Roman" w:hAnsi="Times New Roman" w:eastAsia="Times New Roman" w:cs="Times New Roman"/>
-                <w:i w:val="false"/>
-                <w:b w:val="false"/>
-                <w:u w:val="none"/>
-                <w:strike w:val="false"/>
-                <w:sz w:val="20"/>
-                <w:szCs w:val="20"/>
-                <w:color w:val="000000"/>
-              </w:rPr>
-            </w:pPr>
-            <w:r>
-              <w:rPr>
-                <w:rFonts w:ascii="Times New Roman" w:hAnsi="Times New Roman" w:eastAsia="Times New Roman" w:cs="Times New Roman"/>
-                <w:i w:val="false"/>
-                <w:b w:val="false"/>
-                <w:u w:val="none"/>
-                <w:strike w:val="false"/>
-                <w:sz w:val="20"/>
-                <w:szCs w:val="20"/>
+              <w:spacing w:after="20" w:before="20" w:line="240"/>
+              <w:ind w:left="100" w:right="100" w:firstLine="0" w:firstLineChars="0"/>
+              <w:rPr>
+                <w:rFonts w:ascii="Times New Roman" w:hAnsi="Times New Roman" w:eastAsia="Times New Roman" w:cs="Times New Roman"/>
+                <w:i w:val="false"/>
+                <w:b w:val="false"/>
+                <w:u w:val="none"/>
+                <w:strike w:val="false"/>
+                <w:sz w:val="18"/>
+                <w:szCs w:val="18"/>
+                <w:color w:val="000000"/>
+              </w:rPr>
+            </w:pPr>
+            <w:r>
+              <w:rPr>
+                <w:rFonts w:ascii="Times New Roman" w:hAnsi="Times New Roman" w:eastAsia="Times New Roman" w:cs="Times New Roman"/>
+                <w:i w:val="false"/>
+                <w:b w:val="false"/>
+                <w:u w:val="none"/>
+                <w:strike w:val="false"/>
+                <w:sz w:val="18"/>
+                <w:szCs w:val="18"/>
                 <w:color w:val="000000"/>
               </w:rPr>
               <w:t xml:space="preserve">6 (35%)</w:t>
@@ -2549,28 +2546,28 @@
                 <w:left w:val="none" w:sz="0" w:space="0" w:color="000000"/>
                 <w:right w:val="none" w:sz="0" w:space="0" w:color="000000"/>
               </w:pBdr>
-              <w:spacing w:after="100" w:before="100" w:line="240"/>
-              <w:ind w:left="100" w:right="100" w:firstLine="0" w:firstLineChars="0"/>
-              <w:rPr>
-                <w:rFonts w:ascii="Times New Roman" w:hAnsi="Times New Roman" w:eastAsia="Times New Roman" w:cs="Times New Roman"/>
-                <w:i w:val="false"/>
-                <w:b w:val="false"/>
-                <w:u w:val="none"/>
-                <w:strike w:val="false"/>
-                <w:sz w:val="20"/>
-                <w:szCs w:val="20"/>
-                <w:color w:val="000000"/>
-              </w:rPr>
-            </w:pPr>
-            <w:r>
-              <w:rPr>
-                <w:rFonts w:ascii="Times New Roman" w:hAnsi="Times New Roman" w:eastAsia="Times New Roman" w:cs="Times New Roman"/>
-                <w:i w:val="false"/>
-                <w:b w:val="false"/>
-                <w:u w:val="none"/>
-                <w:strike w:val="false"/>
-                <w:sz w:val="20"/>
-                <w:szCs w:val="20"/>
+              <w:spacing w:after="20" w:before="20" w:line="240"/>
+              <w:ind w:left="100" w:right="100" w:firstLine="0" w:firstLineChars="0"/>
+              <w:rPr>
+                <w:rFonts w:ascii="Times New Roman" w:hAnsi="Times New Roman" w:eastAsia="Times New Roman" w:cs="Times New Roman"/>
+                <w:i w:val="false"/>
+                <w:b w:val="false"/>
+                <w:u w:val="none"/>
+                <w:strike w:val="false"/>
+                <w:sz w:val="18"/>
+                <w:szCs w:val="18"/>
+                <w:color w:val="000000"/>
+              </w:rPr>
+            </w:pPr>
+            <w:r>
+              <w:rPr>
+                <w:rFonts w:ascii="Times New Roman" w:hAnsi="Times New Roman" w:eastAsia="Times New Roman" w:cs="Times New Roman"/>
+                <w:i w:val="false"/>
+                <w:b w:val="false"/>
+                <w:u w:val="none"/>
+                <w:strike w:val="false"/>
+                <w:sz w:val="18"/>
+                <w:szCs w:val="18"/>
                 <w:color w:val="000000"/>
               </w:rPr>
               <w:t xml:space="preserve">7 (50%)</w:t>
@@ -2604,28 +2601,28 @@
                 <w:left w:val="none" w:sz="0" w:space="0" w:color="000000"/>
                 <w:right w:val="none" w:sz="0" w:space="0" w:color="000000"/>
               </w:pBdr>
-              <w:spacing w:after="100" w:before="100" w:line="240"/>
-              <w:ind w:left="100" w:right="100" w:firstLine="0" w:firstLineChars="0"/>
-              <w:rPr>
-                <w:rFonts w:ascii="Times New Roman" w:hAnsi="Times New Roman" w:eastAsia="Times New Roman" w:cs="Times New Roman"/>
-                <w:i w:val="false"/>
-                <w:b w:val="false"/>
-                <w:u w:val="none"/>
-                <w:strike w:val="false"/>
-                <w:sz w:val="20"/>
-                <w:szCs w:val="20"/>
-                <w:color w:val="000000"/>
-              </w:rPr>
-            </w:pPr>
-            <w:r>
-              <w:rPr>
-                <w:rFonts w:ascii="Times New Roman" w:hAnsi="Times New Roman" w:eastAsia="Times New Roman" w:cs="Times New Roman"/>
-                <w:i w:val="false"/>
-                <w:b w:val="false"/>
-                <w:u w:val="none"/>
-                <w:strike w:val="false"/>
-                <w:sz w:val="20"/>
-                <w:szCs w:val="20"/>
+              <w:spacing w:after="20" w:before="20" w:line="240"/>
+              <w:ind w:left="100" w:right="100" w:firstLine="0" w:firstLineChars="0"/>
+              <w:rPr>
+                <w:rFonts w:ascii="Times New Roman" w:hAnsi="Times New Roman" w:eastAsia="Times New Roman" w:cs="Times New Roman"/>
+                <w:i w:val="false"/>
+                <w:b w:val="false"/>
+                <w:u w:val="none"/>
+                <w:strike w:val="false"/>
+                <w:sz w:val="18"/>
+                <w:szCs w:val="18"/>
+                <w:color w:val="000000"/>
+              </w:rPr>
+            </w:pPr>
+            <w:r>
+              <w:rPr>
+                <w:rFonts w:ascii="Times New Roman" w:hAnsi="Times New Roman" w:eastAsia="Times New Roman" w:cs="Times New Roman"/>
+                <w:i w:val="false"/>
+                <w:b w:val="false"/>
+                <w:u w:val="none"/>
+                <w:strike w:val="false"/>
+                <w:sz w:val="18"/>
+                <w:szCs w:val="18"/>
                 <w:color w:val="000000"/>
               </w:rPr>
               <w:t xml:space="preserve">13 (42%)</w:t>
@@ -2664,7 +2661,7 @@
                 <w:left w:val="none" w:sz="0" w:space="0" w:color="000000"/>
                 <w:right w:val="none" w:sz="0" w:space="0" w:color="000000"/>
               </w:pBdr>
-              <w:spacing w:after="100" w:before="100" w:line="240"/>
+              <w:spacing w:after="20" w:before="20" w:line="240"/>
               <w:ind w:left="100" w:right="100" w:firstLine="0" w:firstLineChars="0"/>
               <w:rPr>
                 <w:rFonts w:ascii="Times New Roman" w:hAnsi="Times New Roman" w:eastAsia="Times New Roman" w:cs="Times New Roman"/>
@@ -2672,8 +2669,8 @@
                 <w:b w:val="false"/>
                 <w:u w:val="none"/>
                 <w:strike w:val="false"/>
-                <w:sz w:val="20"/>
-                <w:szCs w:val="20"/>
+                <w:sz w:val="18"/>
+                <w:szCs w:val="18"/>
                 <w:color w:val="000000"/>
               </w:rPr>
             </w:pPr>
@@ -2684,8 +2681,8 @@
                 <w:b w:val="false"/>
                 <w:u w:val="none"/>
                 <w:strike w:val="false"/>
-                <w:sz w:val="20"/>
-                <w:szCs w:val="20"/>
+                <w:sz w:val="18"/>
+                <w:szCs w:val="18"/>
                 <w:color w:val="000000"/>
               </w:rPr>
               <w:t xml:space="preserve">  Gynkreft</w:t>
@@ -2719,28 +2716,28 @@
                 <w:left w:val="none" w:sz="0" w:space="0" w:color="000000"/>
                 <w:right w:val="none" w:sz="0" w:space="0" w:color="000000"/>
               </w:pBdr>
-              <w:spacing w:after="100" w:before="100" w:line="240"/>
-              <w:ind w:left="100" w:right="100" w:firstLine="0" w:firstLineChars="0"/>
-              <w:rPr>
-                <w:rFonts w:ascii="Times New Roman" w:hAnsi="Times New Roman" w:eastAsia="Times New Roman" w:cs="Times New Roman"/>
-                <w:i w:val="false"/>
-                <w:b w:val="false"/>
-                <w:u w:val="none"/>
-                <w:strike w:val="false"/>
-                <w:sz w:val="20"/>
-                <w:szCs w:val="20"/>
-                <w:color w:val="000000"/>
-              </w:rPr>
-            </w:pPr>
-            <w:r>
-              <w:rPr>
-                <w:rFonts w:ascii="Times New Roman" w:hAnsi="Times New Roman" w:eastAsia="Times New Roman" w:cs="Times New Roman"/>
-                <w:i w:val="false"/>
-                <w:b w:val="false"/>
-                <w:u w:val="none"/>
-                <w:strike w:val="false"/>
-                <w:sz w:val="20"/>
-                <w:szCs w:val="20"/>
+              <w:spacing w:after="20" w:before="20" w:line="240"/>
+              <w:ind w:left="100" w:right="100" w:firstLine="0" w:firstLineChars="0"/>
+              <w:rPr>
+                <w:rFonts w:ascii="Times New Roman" w:hAnsi="Times New Roman" w:eastAsia="Times New Roman" w:cs="Times New Roman"/>
+                <w:i w:val="false"/>
+                <w:b w:val="false"/>
+                <w:u w:val="none"/>
+                <w:strike w:val="false"/>
+                <w:sz w:val="18"/>
+                <w:szCs w:val="18"/>
+                <w:color w:val="000000"/>
+              </w:rPr>
+            </w:pPr>
+            <w:r>
+              <w:rPr>
+                <w:rFonts w:ascii="Times New Roman" w:hAnsi="Times New Roman" w:eastAsia="Times New Roman" w:cs="Times New Roman"/>
+                <w:i w:val="false"/>
+                <w:b w:val="false"/>
+                <w:u w:val="none"/>
+                <w:strike w:val="false"/>
+                <w:sz w:val="18"/>
+                <w:szCs w:val="18"/>
                 <w:color w:val="000000"/>
               </w:rPr>
               <w:t xml:space="preserve">1 (6%)</w:t>
@@ -2774,28 +2771,28 @@
                 <w:left w:val="none" w:sz="0" w:space="0" w:color="000000"/>
                 <w:right w:val="none" w:sz="0" w:space="0" w:color="000000"/>
               </w:pBdr>
-              <w:spacing w:after="100" w:before="100" w:line="240"/>
-              <w:ind w:left="100" w:right="100" w:firstLine="0" w:firstLineChars="0"/>
-              <w:rPr>
-                <w:rFonts w:ascii="Times New Roman" w:hAnsi="Times New Roman" w:eastAsia="Times New Roman" w:cs="Times New Roman"/>
-                <w:i w:val="false"/>
-                <w:b w:val="false"/>
-                <w:u w:val="none"/>
-                <w:strike w:val="false"/>
-                <w:sz w:val="20"/>
-                <w:szCs w:val="20"/>
-                <w:color w:val="000000"/>
-              </w:rPr>
-            </w:pPr>
-            <w:r>
-              <w:rPr>
-                <w:rFonts w:ascii="Times New Roman" w:hAnsi="Times New Roman" w:eastAsia="Times New Roman" w:cs="Times New Roman"/>
-                <w:i w:val="false"/>
-                <w:b w:val="false"/>
-                <w:u w:val="none"/>
-                <w:strike w:val="false"/>
-                <w:sz w:val="20"/>
-                <w:szCs w:val="20"/>
+              <w:spacing w:after="20" w:before="20" w:line="240"/>
+              <w:ind w:left="100" w:right="100" w:firstLine="0" w:firstLineChars="0"/>
+              <w:rPr>
+                <w:rFonts w:ascii="Times New Roman" w:hAnsi="Times New Roman" w:eastAsia="Times New Roman" w:cs="Times New Roman"/>
+                <w:i w:val="false"/>
+                <w:b w:val="false"/>
+                <w:u w:val="none"/>
+                <w:strike w:val="false"/>
+                <w:sz w:val="18"/>
+                <w:szCs w:val="18"/>
+                <w:color w:val="000000"/>
+              </w:rPr>
+            </w:pPr>
+            <w:r>
+              <w:rPr>
+                <w:rFonts w:ascii="Times New Roman" w:hAnsi="Times New Roman" w:eastAsia="Times New Roman" w:cs="Times New Roman"/>
+                <w:i w:val="false"/>
+                <w:b w:val="false"/>
+                <w:u w:val="none"/>
+                <w:strike w:val="false"/>
+                <w:sz w:val="18"/>
+                <w:szCs w:val="18"/>
                 <w:color w:val="000000"/>
               </w:rPr>
               <w:t xml:space="preserve">2 (14%)</w:t>
@@ -2829,28 +2826,28 @@
                 <w:left w:val="none" w:sz="0" w:space="0" w:color="000000"/>
                 <w:right w:val="none" w:sz="0" w:space="0" w:color="000000"/>
               </w:pBdr>
-              <w:spacing w:after="100" w:before="100" w:line="240"/>
-              <w:ind w:left="100" w:right="100" w:firstLine="0" w:firstLineChars="0"/>
-              <w:rPr>
-                <w:rFonts w:ascii="Times New Roman" w:hAnsi="Times New Roman" w:eastAsia="Times New Roman" w:cs="Times New Roman"/>
-                <w:i w:val="false"/>
-                <w:b w:val="false"/>
-                <w:u w:val="none"/>
-                <w:strike w:val="false"/>
-                <w:sz w:val="20"/>
-                <w:szCs w:val="20"/>
-                <w:color w:val="000000"/>
-              </w:rPr>
-            </w:pPr>
-            <w:r>
-              <w:rPr>
-                <w:rFonts w:ascii="Times New Roman" w:hAnsi="Times New Roman" w:eastAsia="Times New Roman" w:cs="Times New Roman"/>
-                <w:i w:val="false"/>
-                <w:b w:val="false"/>
-                <w:u w:val="none"/>
-                <w:strike w:val="false"/>
-                <w:sz w:val="20"/>
-                <w:szCs w:val="20"/>
+              <w:spacing w:after="20" w:before="20" w:line="240"/>
+              <w:ind w:left="100" w:right="100" w:firstLine="0" w:firstLineChars="0"/>
+              <w:rPr>
+                <w:rFonts w:ascii="Times New Roman" w:hAnsi="Times New Roman" w:eastAsia="Times New Roman" w:cs="Times New Roman"/>
+                <w:i w:val="false"/>
+                <w:b w:val="false"/>
+                <w:u w:val="none"/>
+                <w:strike w:val="false"/>
+                <w:sz w:val="18"/>
+                <w:szCs w:val="18"/>
+                <w:color w:val="000000"/>
+              </w:rPr>
+            </w:pPr>
+            <w:r>
+              <w:rPr>
+                <w:rFonts w:ascii="Times New Roman" w:hAnsi="Times New Roman" w:eastAsia="Times New Roman" w:cs="Times New Roman"/>
+                <w:i w:val="false"/>
+                <w:b w:val="false"/>
+                <w:u w:val="none"/>
+                <w:strike w:val="false"/>
+                <w:sz w:val="18"/>
+                <w:szCs w:val="18"/>
                 <w:color w:val="000000"/>
               </w:rPr>
               <w:t xml:space="preserve">3 (10%)</w:t>
@@ -2889,7 +2886,7 @@
                 <w:left w:val="none" w:sz="0" w:space="0" w:color="000000"/>
                 <w:right w:val="none" w:sz="0" w:space="0" w:color="000000"/>
               </w:pBdr>
-              <w:spacing w:after="100" w:before="100" w:line="240"/>
+              <w:spacing w:after="20" w:before="20" w:line="240"/>
               <w:ind w:left="100" w:right="100" w:firstLine="0" w:firstLineChars="0"/>
               <w:rPr>
                 <w:rFonts w:ascii="Times New Roman" w:hAnsi="Times New Roman" w:eastAsia="Times New Roman" w:cs="Times New Roman"/>
@@ -2897,8 +2894,8 @@
                 <w:b w:val="false"/>
                 <w:u w:val="none"/>
                 <w:strike w:val="false"/>
-                <w:sz w:val="20"/>
-                <w:szCs w:val="20"/>
+                <w:sz w:val="18"/>
+                <w:szCs w:val="18"/>
                 <w:color w:val="000000"/>
               </w:rPr>
             </w:pPr>
@@ -2909,8 +2906,8 @@
                 <w:b w:val="false"/>
                 <w:u w:val="none"/>
                 <w:strike w:val="false"/>
-                <w:sz w:val="20"/>
-                <w:szCs w:val="20"/>
+                <w:sz w:val="18"/>
+                <w:szCs w:val="18"/>
                 <w:color w:val="000000"/>
               </w:rPr>
               <w:t xml:space="preserve">  Lungekreft</w:t>
@@ -2944,28 +2941,28 @@
                 <w:left w:val="none" w:sz="0" w:space="0" w:color="000000"/>
                 <w:right w:val="none" w:sz="0" w:space="0" w:color="000000"/>
               </w:pBdr>
-              <w:spacing w:after="100" w:before="100" w:line="240"/>
-              <w:ind w:left="100" w:right="100" w:firstLine="0" w:firstLineChars="0"/>
-              <w:rPr>
-                <w:rFonts w:ascii="Times New Roman" w:hAnsi="Times New Roman" w:eastAsia="Times New Roman" w:cs="Times New Roman"/>
-                <w:i w:val="false"/>
-                <w:b w:val="false"/>
-                <w:u w:val="none"/>
-                <w:strike w:val="false"/>
-                <w:sz w:val="20"/>
-                <w:szCs w:val="20"/>
-                <w:color w:val="000000"/>
-              </w:rPr>
-            </w:pPr>
-            <w:r>
-              <w:rPr>
-                <w:rFonts w:ascii="Times New Roman" w:hAnsi="Times New Roman" w:eastAsia="Times New Roman" w:cs="Times New Roman"/>
-                <w:i w:val="false"/>
-                <w:b w:val="false"/>
-                <w:u w:val="none"/>
-                <w:strike w:val="false"/>
-                <w:sz w:val="20"/>
-                <w:szCs w:val="20"/>
+              <w:spacing w:after="20" w:before="20" w:line="240"/>
+              <w:ind w:left="100" w:right="100" w:firstLine="0" w:firstLineChars="0"/>
+              <w:rPr>
+                <w:rFonts w:ascii="Times New Roman" w:hAnsi="Times New Roman" w:eastAsia="Times New Roman" w:cs="Times New Roman"/>
+                <w:i w:val="false"/>
+                <w:b w:val="false"/>
+                <w:u w:val="none"/>
+                <w:strike w:val="false"/>
+                <w:sz w:val="18"/>
+                <w:szCs w:val="18"/>
+                <w:color w:val="000000"/>
+              </w:rPr>
+            </w:pPr>
+            <w:r>
+              <w:rPr>
+                <w:rFonts w:ascii="Times New Roman" w:hAnsi="Times New Roman" w:eastAsia="Times New Roman" w:cs="Times New Roman"/>
+                <w:i w:val="false"/>
+                <w:b w:val="false"/>
+                <w:u w:val="none"/>
+                <w:strike w:val="false"/>
+                <w:sz w:val="18"/>
+                <w:szCs w:val="18"/>
                 <w:color w:val="000000"/>
               </w:rPr>
               <w:t xml:space="preserve">0 (0%)</w:t>
@@ -2999,28 +2996,28 @@
                 <w:left w:val="none" w:sz="0" w:space="0" w:color="000000"/>
                 <w:right w:val="none" w:sz="0" w:space="0" w:color="000000"/>
               </w:pBdr>
-              <w:spacing w:after="100" w:before="100" w:line="240"/>
-              <w:ind w:left="100" w:right="100" w:firstLine="0" w:firstLineChars="0"/>
-              <w:rPr>
-                <w:rFonts w:ascii="Times New Roman" w:hAnsi="Times New Roman" w:eastAsia="Times New Roman" w:cs="Times New Roman"/>
-                <w:i w:val="false"/>
-                <w:b w:val="false"/>
-                <w:u w:val="none"/>
-                <w:strike w:val="false"/>
-                <w:sz w:val="20"/>
-                <w:szCs w:val="20"/>
-                <w:color w:val="000000"/>
-              </w:rPr>
-            </w:pPr>
-            <w:r>
-              <w:rPr>
-                <w:rFonts w:ascii="Times New Roman" w:hAnsi="Times New Roman" w:eastAsia="Times New Roman" w:cs="Times New Roman"/>
-                <w:i w:val="false"/>
-                <w:b w:val="false"/>
-                <w:u w:val="none"/>
-                <w:strike w:val="false"/>
-                <w:sz w:val="20"/>
-                <w:szCs w:val="20"/>
+              <w:spacing w:after="20" w:before="20" w:line="240"/>
+              <w:ind w:left="100" w:right="100" w:firstLine="0" w:firstLineChars="0"/>
+              <w:rPr>
+                <w:rFonts w:ascii="Times New Roman" w:hAnsi="Times New Roman" w:eastAsia="Times New Roman" w:cs="Times New Roman"/>
+                <w:i w:val="false"/>
+                <w:b w:val="false"/>
+                <w:u w:val="none"/>
+                <w:strike w:val="false"/>
+                <w:sz w:val="18"/>
+                <w:szCs w:val="18"/>
+                <w:color w:val="000000"/>
+              </w:rPr>
+            </w:pPr>
+            <w:r>
+              <w:rPr>
+                <w:rFonts w:ascii="Times New Roman" w:hAnsi="Times New Roman" w:eastAsia="Times New Roman" w:cs="Times New Roman"/>
+                <w:i w:val="false"/>
+                <w:b w:val="false"/>
+                <w:u w:val="none"/>
+                <w:strike w:val="false"/>
+                <w:sz w:val="18"/>
+                <w:szCs w:val="18"/>
                 <w:color w:val="000000"/>
               </w:rPr>
               <w:t xml:space="preserve">1 (7%)</w:t>
@@ -3054,28 +3051,28 @@
                 <w:left w:val="none" w:sz="0" w:space="0" w:color="000000"/>
                 <w:right w:val="none" w:sz="0" w:space="0" w:color="000000"/>
               </w:pBdr>
-              <w:spacing w:after="100" w:before="100" w:line="240"/>
-              <w:ind w:left="100" w:right="100" w:firstLine="0" w:firstLineChars="0"/>
-              <w:rPr>
-                <w:rFonts w:ascii="Times New Roman" w:hAnsi="Times New Roman" w:eastAsia="Times New Roman" w:cs="Times New Roman"/>
-                <w:i w:val="false"/>
-                <w:b w:val="false"/>
-                <w:u w:val="none"/>
-                <w:strike w:val="false"/>
-                <w:sz w:val="20"/>
-                <w:szCs w:val="20"/>
-                <w:color w:val="000000"/>
-              </w:rPr>
-            </w:pPr>
-            <w:r>
-              <w:rPr>
-                <w:rFonts w:ascii="Times New Roman" w:hAnsi="Times New Roman" w:eastAsia="Times New Roman" w:cs="Times New Roman"/>
-                <w:i w:val="false"/>
-                <w:b w:val="false"/>
-                <w:u w:val="none"/>
-                <w:strike w:val="false"/>
-                <w:sz w:val="20"/>
-                <w:szCs w:val="20"/>
+              <w:spacing w:after="20" w:before="20" w:line="240"/>
+              <w:ind w:left="100" w:right="100" w:firstLine="0" w:firstLineChars="0"/>
+              <w:rPr>
+                <w:rFonts w:ascii="Times New Roman" w:hAnsi="Times New Roman" w:eastAsia="Times New Roman" w:cs="Times New Roman"/>
+                <w:i w:val="false"/>
+                <w:b w:val="false"/>
+                <w:u w:val="none"/>
+                <w:strike w:val="false"/>
+                <w:sz w:val="18"/>
+                <w:szCs w:val="18"/>
+                <w:color w:val="000000"/>
+              </w:rPr>
+            </w:pPr>
+            <w:r>
+              <w:rPr>
+                <w:rFonts w:ascii="Times New Roman" w:hAnsi="Times New Roman" w:eastAsia="Times New Roman" w:cs="Times New Roman"/>
+                <w:i w:val="false"/>
+                <w:b w:val="false"/>
+                <w:u w:val="none"/>
+                <w:strike w:val="false"/>
+                <w:sz w:val="18"/>
+                <w:szCs w:val="18"/>
                 <w:color w:val="000000"/>
               </w:rPr>
               <w:t xml:space="preserve">1 (3%)</w:t>
@@ -3114,7 +3111,7 @@
                 <w:left w:val="none" w:sz="0" w:space="0" w:color="000000"/>
                 <w:right w:val="none" w:sz="0" w:space="0" w:color="000000"/>
               </w:pBdr>
-              <w:spacing w:after="100" w:before="100" w:line="240"/>
+              <w:spacing w:after="20" w:before="20" w:line="240"/>
               <w:ind w:left="100" w:right="100" w:firstLine="0" w:firstLineChars="0"/>
               <w:rPr>
                 <w:rFonts w:ascii="Times New Roman" w:hAnsi="Times New Roman" w:eastAsia="Times New Roman" w:cs="Times New Roman"/>
@@ -3122,8 +3119,8 @@
                 <w:b w:val="false"/>
                 <w:u w:val="none"/>
                 <w:strike w:val="false"/>
-                <w:sz w:val="20"/>
-                <w:szCs w:val="20"/>
+                <w:sz w:val="18"/>
+                <w:szCs w:val="18"/>
                 <w:color w:val="000000"/>
               </w:rPr>
             </w:pPr>
@@ -3134,8 +3131,8 @@
                 <w:b w:val="false"/>
                 <w:u w:val="none"/>
                 <w:strike w:val="false"/>
-                <w:sz w:val="20"/>
-                <w:szCs w:val="20"/>
+                <w:sz w:val="18"/>
+                <w:szCs w:val="18"/>
                 <w:color w:val="000000"/>
               </w:rPr>
               <w:t xml:space="preserve">  Lymfekreft</w:t>
@@ -3169,28 +3166,28 @@
                 <w:left w:val="none" w:sz="0" w:space="0" w:color="000000"/>
                 <w:right w:val="none" w:sz="0" w:space="0" w:color="000000"/>
               </w:pBdr>
-              <w:spacing w:after="100" w:before="100" w:line="240"/>
-              <w:ind w:left="100" w:right="100" w:firstLine="0" w:firstLineChars="0"/>
-              <w:rPr>
-                <w:rFonts w:ascii="Times New Roman" w:hAnsi="Times New Roman" w:eastAsia="Times New Roman" w:cs="Times New Roman"/>
-                <w:i w:val="false"/>
-                <w:b w:val="false"/>
-                <w:u w:val="none"/>
-                <w:strike w:val="false"/>
-                <w:sz w:val="20"/>
-                <w:szCs w:val="20"/>
-                <w:color w:val="000000"/>
-              </w:rPr>
-            </w:pPr>
-            <w:r>
-              <w:rPr>
-                <w:rFonts w:ascii="Times New Roman" w:hAnsi="Times New Roman" w:eastAsia="Times New Roman" w:cs="Times New Roman"/>
-                <w:i w:val="false"/>
-                <w:b w:val="false"/>
-                <w:u w:val="none"/>
-                <w:strike w:val="false"/>
-                <w:sz w:val="20"/>
-                <w:szCs w:val="20"/>
+              <w:spacing w:after="20" w:before="20" w:line="240"/>
+              <w:ind w:left="100" w:right="100" w:firstLine="0" w:firstLineChars="0"/>
+              <w:rPr>
+                <w:rFonts w:ascii="Times New Roman" w:hAnsi="Times New Roman" w:eastAsia="Times New Roman" w:cs="Times New Roman"/>
+                <w:i w:val="false"/>
+                <w:b w:val="false"/>
+                <w:u w:val="none"/>
+                <w:strike w:val="false"/>
+                <w:sz w:val="18"/>
+                <w:szCs w:val="18"/>
+                <w:color w:val="000000"/>
+              </w:rPr>
+            </w:pPr>
+            <w:r>
+              <w:rPr>
+                <w:rFonts w:ascii="Times New Roman" w:hAnsi="Times New Roman" w:eastAsia="Times New Roman" w:cs="Times New Roman"/>
+                <w:i w:val="false"/>
+                <w:b w:val="false"/>
+                <w:u w:val="none"/>
+                <w:strike w:val="false"/>
+                <w:sz w:val="18"/>
+                <w:szCs w:val="18"/>
                 <w:color w:val="000000"/>
               </w:rPr>
               <w:t xml:space="preserve">3 (18%)</w:t>
@@ -3224,28 +3221,28 @@
                 <w:left w:val="none" w:sz="0" w:space="0" w:color="000000"/>
                 <w:right w:val="none" w:sz="0" w:space="0" w:color="000000"/>
               </w:pBdr>
-              <w:spacing w:after="100" w:before="100" w:line="240"/>
-              <w:ind w:left="100" w:right="100" w:firstLine="0" w:firstLineChars="0"/>
-              <w:rPr>
-                <w:rFonts w:ascii="Times New Roman" w:hAnsi="Times New Roman" w:eastAsia="Times New Roman" w:cs="Times New Roman"/>
-                <w:i w:val="false"/>
-                <w:b w:val="false"/>
-                <w:u w:val="none"/>
-                <w:strike w:val="false"/>
-                <w:sz w:val="20"/>
-                <w:szCs w:val="20"/>
-                <w:color w:val="000000"/>
-              </w:rPr>
-            </w:pPr>
-            <w:r>
-              <w:rPr>
-                <w:rFonts w:ascii="Times New Roman" w:hAnsi="Times New Roman" w:eastAsia="Times New Roman" w:cs="Times New Roman"/>
-                <w:i w:val="false"/>
-                <w:b w:val="false"/>
-                <w:u w:val="none"/>
-                <w:strike w:val="false"/>
-                <w:sz w:val="20"/>
-                <w:szCs w:val="20"/>
+              <w:spacing w:after="20" w:before="20" w:line="240"/>
+              <w:ind w:left="100" w:right="100" w:firstLine="0" w:firstLineChars="0"/>
+              <w:rPr>
+                <w:rFonts w:ascii="Times New Roman" w:hAnsi="Times New Roman" w:eastAsia="Times New Roman" w:cs="Times New Roman"/>
+                <w:i w:val="false"/>
+                <w:b w:val="false"/>
+                <w:u w:val="none"/>
+                <w:strike w:val="false"/>
+                <w:sz w:val="18"/>
+                <w:szCs w:val="18"/>
+                <w:color w:val="000000"/>
+              </w:rPr>
+            </w:pPr>
+            <w:r>
+              <w:rPr>
+                <w:rFonts w:ascii="Times New Roman" w:hAnsi="Times New Roman" w:eastAsia="Times New Roman" w:cs="Times New Roman"/>
+                <w:i w:val="false"/>
+                <w:b w:val="false"/>
+                <w:u w:val="none"/>
+                <w:strike w:val="false"/>
+                <w:sz w:val="18"/>
+                <w:szCs w:val="18"/>
                 <w:color w:val="000000"/>
               </w:rPr>
               <w:t xml:space="preserve">2 (14%)</w:t>
@@ -3279,28 +3276,28 @@
                 <w:left w:val="none" w:sz="0" w:space="0" w:color="000000"/>
                 <w:right w:val="none" w:sz="0" w:space="0" w:color="000000"/>
               </w:pBdr>
-              <w:spacing w:after="100" w:before="100" w:line="240"/>
-              <w:ind w:left="100" w:right="100" w:firstLine="0" w:firstLineChars="0"/>
-              <w:rPr>
-                <w:rFonts w:ascii="Times New Roman" w:hAnsi="Times New Roman" w:eastAsia="Times New Roman" w:cs="Times New Roman"/>
-                <w:i w:val="false"/>
-                <w:b w:val="false"/>
-                <w:u w:val="none"/>
-                <w:strike w:val="false"/>
-                <w:sz w:val="20"/>
-                <w:szCs w:val="20"/>
-                <w:color w:val="000000"/>
-              </w:rPr>
-            </w:pPr>
-            <w:r>
-              <w:rPr>
-                <w:rFonts w:ascii="Times New Roman" w:hAnsi="Times New Roman" w:eastAsia="Times New Roman" w:cs="Times New Roman"/>
-                <w:i w:val="false"/>
-                <w:b w:val="false"/>
-                <w:u w:val="none"/>
-                <w:strike w:val="false"/>
-                <w:sz w:val="20"/>
-                <w:szCs w:val="20"/>
+              <w:spacing w:after="20" w:before="20" w:line="240"/>
+              <w:ind w:left="100" w:right="100" w:firstLine="0" w:firstLineChars="0"/>
+              <w:rPr>
+                <w:rFonts w:ascii="Times New Roman" w:hAnsi="Times New Roman" w:eastAsia="Times New Roman" w:cs="Times New Roman"/>
+                <w:i w:val="false"/>
+                <w:b w:val="false"/>
+                <w:u w:val="none"/>
+                <w:strike w:val="false"/>
+                <w:sz w:val="18"/>
+                <w:szCs w:val="18"/>
+                <w:color w:val="000000"/>
+              </w:rPr>
+            </w:pPr>
+            <w:r>
+              <w:rPr>
+                <w:rFonts w:ascii="Times New Roman" w:hAnsi="Times New Roman" w:eastAsia="Times New Roman" w:cs="Times New Roman"/>
+                <w:i w:val="false"/>
+                <w:b w:val="false"/>
+                <w:u w:val="none"/>
+                <w:strike w:val="false"/>
+                <w:sz w:val="18"/>
+                <w:szCs w:val="18"/>
                 <w:color w:val="000000"/>
               </w:rPr>
               <w:t xml:space="preserve">5 (16%)</w:t>
@@ -3339,7 +3336,7 @@
                 <w:left w:val="none" w:sz="0" w:space="0" w:color="000000"/>
                 <w:right w:val="none" w:sz="0" w:space="0" w:color="000000"/>
               </w:pBdr>
-              <w:spacing w:after="100" w:before="100" w:line="240"/>
+              <w:spacing w:after="20" w:before="20" w:line="240"/>
               <w:ind w:left="100" w:right="100" w:firstLine="0" w:firstLineChars="0"/>
               <w:rPr>
                 <w:rFonts w:ascii="Times New Roman" w:hAnsi="Times New Roman" w:eastAsia="Times New Roman" w:cs="Times New Roman"/>
@@ -3347,8 +3344,8 @@
                 <w:b w:val="false"/>
                 <w:u w:val="none"/>
                 <w:strike w:val="false"/>
-                <w:sz w:val="20"/>
-                <w:szCs w:val="20"/>
+                <w:sz w:val="18"/>
+                <w:szCs w:val="18"/>
                 <w:color w:val="000000"/>
               </w:rPr>
             </w:pPr>
@@ -3359,8 +3356,8 @@
                 <w:b w:val="false"/>
                 <w:u w:val="none"/>
                 <w:strike w:val="false"/>
-                <w:sz w:val="20"/>
-                <w:szCs w:val="20"/>
+                <w:sz w:val="18"/>
+                <w:szCs w:val="18"/>
                 <w:color w:val="000000"/>
               </w:rPr>
               <w:t xml:space="preserve">  Mage-tarmkreft</w:t>
@@ -3394,28 +3391,28 @@
                 <w:left w:val="none" w:sz="0" w:space="0" w:color="000000"/>
                 <w:right w:val="none" w:sz="0" w:space="0" w:color="000000"/>
               </w:pBdr>
-              <w:spacing w:after="100" w:before="100" w:line="240"/>
-              <w:ind w:left="100" w:right="100" w:firstLine="0" w:firstLineChars="0"/>
-              <w:rPr>
-                <w:rFonts w:ascii="Times New Roman" w:hAnsi="Times New Roman" w:eastAsia="Times New Roman" w:cs="Times New Roman"/>
-                <w:i w:val="false"/>
-                <w:b w:val="false"/>
-                <w:u w:val="none"/>
-                <w:strike w:val="false"/>
-                <w:sz w:val="20"/>
-                <w:szCs w:val="20"/>
-                <w:color w:val="000000"/>
-              </w:rPr>
-            </w:pPr>
-            <w:r>
-              <w:rPr>
-                <w:rFonts w:ascii="Times New Roman" w:hAnsi="Times New Roman" w:eastAsia="Times New Roman" w:cs="Times New Roman"/>
-                <w:i w:val="false"/>
-                <w:b w:val="false"/>
-                <w:u w:val="none"/>
-                <w:strike w:val="false"/>
-                <w:sz w:val="20"/>
-                <w:szCs w:val="20"/>
+              <w:spacing w:after="20" w:before="20" w:line="240"/>
+              <w:ind w:left="100" w:right="100" w:firstLine="0" w:firstLineChars="0"/>
+              <w:rPr>
+                <w:rFonts w:ascii="Times New Roman" w:hAnsi="Times New Roman" w:eastAsia="Times New Roman" w:cs="Times New Roman"/>
+                <w:i w:val="false"/>
+                <w:b w:val="false"/>
+                <w:u w:val="none"/>
+                <w:strike w:val="false"/>
+                <w:sz w:val="18"/>
+                <w:szCs w:val="18"/>
+                <w:color w:val="000000"/>
+              </w:rPr>
+            </w:pPr>
+            <w:r>
+              <w:rPr>
+                <w:rFonts w:ascii="Times New Roman" w:hAnsi="Times New Roman" w:eastAsia="Times New Roman" w:cs="Times New Roman"/>
+                <w:i w:val="false"/>
+                <w:b w:val="false"/>
+                <w:u w:val="none"/>
+                <w:strike w:val="false"/>
+                <w:sz w:val="18"/>
+                <w:szCs w:val="18"/>
                 <w:color w:val="000000"/>
               </w:rPr>
               <w:t xml:space="preserve">1 (6%)</w:t>
@@ -3449,28 +3446,28 @@
                 <w:left w:val="none" w:sz="0" w:space="0" w:color="000000"/>
                 <w:right w:val="none" w:sz="0" w:space="0" w:color="000000"/>
               </w:pBdr>
-              <w:spacing w:after="100" w:before="100" w:line="240"/>
-              <w:ind w:left="100" w:right="100" w:firstLine="0" w:firstLineChars="0"/>
-              <w:rPr>
-                <w:rFonts w:ascii="Times New Roman" w:hAnsi="Times New Roman" w:eastAsia="Times New Roman" w:cs="Times New Roman"/>
-                <w:i w:val="false"/>
-                <w:b w:val="false"/>
-                <w:u w:val="none"/>
-                <w:strike w:val="false"/>
-                <w:sz w:val="20"/>
-                <w:szCs w:val="20"/>
-                <w:color w:val="000000"/>
-              </w:rPr>
-            </w:pPr>
-            <w:r>
-              <w:rPr>
-                <w:rFonts w:ascii="Times New Roman" w:hAnsi="Times New Roman" w:eastAsia="Times New Roman" w:cs="Times New Roman"/>
-                <w:i w:val="false"/>
-                <w:b w:val="false"/>
-                <w:u w:val="none"/>
-                <w:strike w:val="false"/>
-                <w:sz w:val="20"/>
-                <w:szCs w:val="20"/>
+              <w:spacing w:after="20" w:before="20" w:line="240"/>
+              <w:ind w:left="100" w:right="100" w:firstLine="0" w:firstLineChars="0"/>
+              <w:rPr>
+                <w:rFonts w:ascii="Times New Roman" w:hAnsi="Times New Roman" w:eastAsia="Times New Roman" w:cs="Times New Roman"/>
+                <w:i w:val="false"/>
+                <w:b w:val="false"/>
+                <w:u w:val="none"/>
+                <w:strike w:val="false"/>
+                <w:sz w:val="18"/>
+                <w:szCs w:val="18"/>
+                <w:color w:val="000000"/>
+              </w:rPr>
+            </w:pPr>
+            <w:r>
+              <w:rPr>
+                <w:rFonts w:ascii="Times New Roman" w:hAnsi="Times New Roman" w:eastAsia="Times New Roman" w:cs="Times New Roman"/>
+                <w:i w:val="false"/>
+                <w:b w:val="false"/>
+                <w:u w:val="none"/>
+                <w:strike w:val="false"/>
+                <w:sz w:val="18"/>
+                <w:szCs w:val="18"/>
                 <w:color w:val="000000"/>
               </w:rPr>
               <w:t xml:space="preserve">1 (7%)</w:t>
@@ -3504,28 +3501,28 @@
                 <w:left w:val="none" w:sz="0" w:space="0" w:color="000000"/>
                 <w:right w:val="none" w:sz="0" w:space="0" w:color="000000"/>
               </w:pBdr>
-              <w:spacing w:after="100" w:before="100" w:line="240"/>
-              <w:ind w:left="100" w:right="100" w:firstLine="0" w:firstLineChars="0"/>
-              <w:rPr>
-                <w:rFonts w:ascii="Times New Roman" w:hAnsi="Times New Roman" w:eastAsia="Times New Roman" w:cs="Times New Roman"/>
-                <w:i w:val="false"/>
-                <w:b w:val="false"/>
-                <w:u w:val="none"/>
-                <w:strike w:val="false"/>
-                <w:sz w:val="20"/>
-                <w:szCs w:val="20"/>
-                <w:color w:val="000000"/>
-              </w:rPr>
-            </w:pPr>
-            <w:r>
-              <w:rPr>
-                <w:rFonts w:ascii="Times New Roman" w:hAnsi="Times New Roman" w:eastAsia="Times New Roman" w:cs="Times New Roman"/>
-                <w:i w:val="false"/>
-                <w:b w:val="false"/>
-                <w:u w:val="none"/>
-                <w:strike w:val="false"/>
-                <w:sz w:val="20"/>
-                <w:szCs w:val="20"/>
+              <w:spacing w:after="20" w:before="20" w:line="240"/>
+              <w:ind w:left="100" w:right="100" w:firstLine="0" w:firstLineChars="0"/>
+              <w:rPr>
+                <w:rFonts w:ascii="Times New Roman" w:hAnsi="Times New Roman" w:eastAsia="Times New Roman" w:cs="Times New Roman"/>
+                <w:i w:val="false"/>
+                <w:b w:val="false"/>
+                <w:u w:val="none"/>
+                <w:strike w:val="false"/>
+                <w:sz w:val="18"/>
+                <w:szCs w:val="18"/>
+                <w:color w:val="000000"/>
+              </w:rPr>
+            </w:pPr>
+            <w:r>
+              <w:rPr>
+                <w:rFonts w:ascii="Times New Roman" w:hAnsi="Times New Roman" w:eastAsia="Times New Roman" w:cs="Times New Roman"/>
+                <w:i w:val="false"/>
+                <w:b w:val="false"/>
+                <w:u w:val="none"/>
+                <w:strike w:val="false"/>
+                <w:sz w:val="18"/>
+                <w:szCs w:val="18"/>
                 <w:color w:val="000000"/>
               </w:rPr>
               <w:t xml:space="preserve">2 (6%)</w:t>
@@ -3564,7 +3561,7 @@
                 <w:left w:val="none" w:sz="0" w:space="0" w:color="000000"/>
                 <w:right w:val="none" w:sz="0" w:space="0" w:color="000000"/>
               </w:pBdr>
-              <w:spacing w:after="100" w:before="100" w:line="240"/>
+              <w:spacing w:after="20" w:before="20" w:line="240"/>
               <w:ind w:left="100" w:right="100" w:firstLine="0" w:firstLineChars="0"/>
               <w:rPr>
                 <w:rFonts w:ascii="Times New Roman" w:hAnsi="Times New Roman" w:eastAsia="Times New Roman" w:cs="Times New Roman"/>
@@ -3572,8 +3569,8 @@
                 <w:b w:val="false"/>
                 <w:u w:val="none"/>
                 <w:strike w:val="false"/>
-                <w:sz w:val="20"/>
-                <w:szCs w:val="20"/>
+                <w:sz w:val="18"/>
+                <w:szCs w:val="18"/>
                 <w:color w:val="000000"/>
               </w:rPr>
             </w:pPr>
@@ -3584,8 +3581,8 @@
                 <w:b w:val="false"/>
                 <w:u w:val="none"/>
                 <w:strike w:val="false"/>
-                <w:sz w:val="20"/>
-                <w:szCs w:val="20"/>
+                <w:sz w:val="18"/>
+                <w:szCs w:val="18"/>
                 <w:color w:val="000000"/>
               </w:rPr>
               <w:t xml:space="preserve">  Melanom</w:t>
@@ -3619,28 +3616,28 @@
                 <w:left w:val="none" w:sz="0" w:space="0" w:color="000000"/>
                 <w:right w:val="none" w:sz="0" w:space="0" w:color="000000"/>
               </w:pBdr>
-              <w:spacing w:after="100" w:before="100" w:line="240"/>
-              <w:ind w:left="100" w:right="100" w:firstLine="0" w:firstLineChars="0"/>
-              <w:rPr>
-                <w:rFonts w:ascii="Times New Roman" w:hAnsi="Times New Roman" w:eastAsia="Times New Roman" w:cs="Times New Roman"/>
-                <w:i w:val="false"/>
-                <w:b w:val="false"/>
-                <w:u w:val="none"/>
-                <w:strike w:val="false"/>
-                <w:sz w:val="20"/>
-                <w:szCs w:val="20"/>
-                <w:color w:val="000000"/>
-              </w:rPr>
-            </w:pPr>
-            <w:r>
-              <w:rPr>
-                <w:rFonts w:ascii="Times New Roman" w:hAnsi="Times New Roman" w:eastAsia="Times New Roman" w:cs="Times New Roman"/>
-                <w:i w:val="false"/>
-                <w:b w:val="false"/>
-                <w:u w:val="none"/>
-                <w:strike w:val="false"/>
-                <w:sz w:val="20"/>
-                <w:szCs w:val="20"/>
+              <w:spacing w:after="20" w:before="20" w:line="240"/>
+              <w:ind w:left="100" w:right="100" w:firstLine="0" w:firstLineChars="0"/>
+              <w:rPr>
+                <w:rFonts w:ascii="Times New Roman" w:hAnsi="Times New Roman" w:eastAsia="Times New Roman" w:cs="Times New Roman"/>
+                <w:i w:val="false"/>
+                <w:b w:val="false"/>
+                <w:u w:val="none"/>
+                <w:strike w:val="false"/>
+                <w:sz w:val="18"/>
+                <w:szCs w:val="18"/>
+                <w:color w:val="000000"/>
+              </w:rPr>
+            </w:pPr>
+            <w:r>
+              <w:rPr>
+                <w:rFonts w:ascii="Times New Roman" w:hAnsi="Times New Roman" w:eastAsia="Times New Roman" w:cs="Times New Roman"/>
+                <w:i w:val="false"/>
+                <w:b w:val="false"/>
+                <w:u w:val="none"/>
+                <w:strike w:val="false"/>
+                <w:sz w:val="18"/>
+                <w:szCs w:val="18"/>
                 <w:color w:val="000000"/>
               </w:rPr>
               <w:t xml:space="preserve">1 (6%)</w:t>
@@ -3674,28 +3671,28 @@
                 <w:left w:val="none" w:sz="0" w:space="0" w:color="000000"/>
                 <w:right w:val="none" w:sz="0" w:space="0" w:color="000000"/>
               </w:pBdr>
-              <w:spacing w:after="100" w:before="100" w:line="240"/>
-              <w:ind w:left="100" w:right="100" w:firstLine="0" w:firstLineChars="0"/>
-              <w:rPr>
-                <w:rFonts w:ascii="Times New Roman" w:hAnsi="Times New Roman" w:eastAsia="Times New Roman" w:cs="Times New Roman"/>
-                <w:i w:val="false"/>
-                <w:b w:val="false"/>
-                <w:u w:val="none"/>
-                <w:strike w:val="false"/>
-                <w:sz w:val="20"/>
-                <w:szCs w:val="20"/>
-                <w:color w:val="000000"/>
-              </w:rPr>
-            </w:pPr>
-            <w:r>
-              <w:rPr>
-                <w:rFonts w:ascii="Times New Roman" w:hAnsi="Times New Roman" w:eastAsia="Times New Roman" w:cs="Times New Roman"/>
-                <w:i w:val="false"/>
-                <w:b w:val="false"/>
-                <w:u w:val="none"/>
-                <w:strike w:val="false"/>
-                <w:sz w:val="20"/>
-                <w:szCs w:val="20"/>
+              <w:spacing w:after="20" w:before="20" w:line="240"/>
+              <w:ind w:left="100" w:right="100" w:firstLine="0" w:firstLineChars="0"/>
+              <w:rPr>
+                <w:rFonts w:ascii="Times New Roman" w:hAnsi="Times New Roman" w:eastAsia="Times New Roman" w:cs="Times New Roman"/>
+                <w:i w:val="false"/>
+                <w:b w:val="false"/>
+                <w:u w:val="none"/>
+                <w:strike w:val="false"/>
+                <w:sz w:val="18"/>
+                <w:szCs w:val="18"/>
+                <w:color w:val="000000"/>
+              </w:rPr>
+            </w:pPr>
+            <w:r>
+              <w:rPr>
+                <w:rFonts w:ascii="Times New Roman" w:hAnsi="Times New Roman" w:eastAsia="Times New Roman" w:cs="Times New Roman"/>
+                <w:i w:val="false"/>
+                <w:b w:val="false"/>
+                <w:u w:val="none"/>
+                <w:strike w:val="false"/>
+                <w:sz w:val="18"/>
+                <w:szCs w:val="18"/>
                 <w:color w:val="000000"/>
               </w:rPr>
               <w:t xml:space="preserve">0 (0%)</w:t>
@@ -3729,28 +3726,28 @@
                 <w:left w:val="none" w:sz="0" w:space="0" w:color="000000"/>
                 <w:right w:val="none" w:sz="0" w:space="0" w:color="000000"/>
               </w:pBdr>
-              <w:spacing w:after="100" w:before="100" w:line="240"/>
-              <w:ind w:left="100" w:right="100" w:firstLine="0" w:firstLineChars="0"/>
-              <w:rPr>
-                <w:rFonts w:ascii="Times New Roman" w:hAnsi="Times New Roman" w:eastAsia="Times New Roman" w:cs="Times New Roman"/>
-                <w:i w:val="false"/>
-                <w:b w:val="false"/>
-                <w:u w:val="none"/>
-                <w:strike w:val="false"/>
-                <w:sz w:val="20"/>
-                <w:szCs w:val="20"/>
-                <w:color w:val="000000"/>
-              </w:rPr>
-            </w:pPr>
-            <w:r>
-              <w:rPr>
-                <w:rFonts w:ascii="Times New Roman" w:hAnsi="Times New Roman" w:eastAsia="Times New Roman" w:cs="Times New Roman"/>
-                <w:i w:val="false"/>
-                <w:b w:val="false"/>
-                <w:u w:val="none"/>
-                <w:strike w:val="false"/>
-                <w:sz w:val="20"/>
-                <w:szCs w:val="20"/>
+              <w:spacing w:after="20" w:before="20" w:line="240"/>
+              <w:ind w:left="100" w:right="100" w:firstLine="0" w:firstLineChars="0"/>
+              <w:rPr>
+                <w:rFonts w:ascii="Times New Roman" w:hAnsi="Times New Roman" w:eastAsia="Times New Roman" w:cs="Times New Roman"/>
+                <w:i w:val="false"/>
+                <w:b w:val="false"/>
+                <w:u w:val="none"/>
+                <w:strike w:val="false"/>
+                <w:sz w:val="18"/>
+                <w:szCs w:val="18"/>
+                <w:color w:val="000000"/>
+              </w:rPr>
+            </w:pPr>
+            <w:r>
+              <w:rPr>
+                <w:rFonts w:ascii="Times New Roman" w:hAnsi="Times New Roman" w:eastAsia="Times New Roman" w:cs="Times New Roman"/>
+                <w:i w:val="false"/>
+                <w:b w:val="false"/>
+                <w:u w:val="none"/>
+                <w:strike w:val="false"/>
+                <w:sz w:val="18"/>
+                <w:szCs w:val="18"/>
                 <w:color w:val="000000"/>
               </w:rPr>
               <w:t xml:space="preserve">1 (3%)</w:t>
@@ -3789,7 +3786,7 @@
                 <w:left w:val="none" w:sz="0" w:space="0" w:color="000000"/>
                 <w:right w:val="none" w:sz="0" w:space="0" w:color="000000"/>
               </w:pBdr>
-              <w:spacing w:after="100" w:before="100" w:line="240"/>
+              <w:spacing w:after="20" w:before="20" w:line="240"/>
               <w:ind w:left="100" w:right="100" w:firstLine="0" w:firstLineChars="0"/>
               <w:rPr>
                 <w:rFonts w:ascii="Times New Roman" w:hAnsi="Times New Roman" w:eastAsia="Times New Roman" w:cs="Times New Roman"/>
@@ -3797,8 +3794,8 @@
                 <w:b w:val="false"/>
                 <w:u w:val="none"/>
                 <w:strike w:val="false"/>
-                <w:sz w:val="20"/>
-                <w:szCs w:val="20"/>
+                <w:sz w:val="18"/>
+                <w:szCs w:val="18"/>
                 <w:color w:val="000000"/>
               </w:rPr>
             </w:pPr>
@@ -3809,8 +3806,8 @@
                 <w:b w:val="false"/>
                 <w:u w:val="none"/>
                 <w:strike w:val="false"/>
-                <w:sz w:val="20"/>
-                <w:szCs w:val="20"/>
+                <w:sz w:val="18"/>
+                <w:szCs w:val="18"/>
                 <w:color w:val="000000"/>
               </w:rPr>
               <w:t xml:space="preserve">  Munn og svelg</w:t>
@@ -3844,28 +3841,28 @@
                 <w:left w:val="none" w:sz="0" w:space="0" w:color="000000"/>
                 <w:right w:val="none" w:sz="0" w:space="0" w:color="000000"/>
               </w:pBdr>
-              <w:spacing w:after="100" w:before="100" w:line="240"/>
-              <w:ind w:left="100" w:right="100" w:firstLine="0" w:firstLineChars="0"/>
-              <w:rPr>
-                <w:rFonts w:ascii="Times New Roman" w:hAnsi="Times New Roman" w:eastAsia="Times New Roman" w:cs="Times New Roman"/>
-                <w:i w:val="false"/>
-                <w:b w:val="false"/>
-                <w:u w:val="none"/>
-                <w:strike w:val="false"/>
-                <w:sz w:val="20"/>
-                <w:szCs w:val="20"/>
-                <w:color w:val="000000"/>
-              </w:rPr>
-            </w:pPr>
-            <w:r>
-              <w:rPr>
-                <w:rFonts w:ascii="Times New Roman" w:hAnsi="Times New Roman" w:eastAsia="Times New Roman" w:cs="Times New Roman"/>
-                <w:i w:val="false"/>
-                <w:b w:val="false"/>
-                <w:u w:val="none"/>
-                <w:strike w:val="false"/>
-                <w:sz w:val="20"/>
-                <w:szCs w:val="20"/>
+              <w:spacing w:after="20" w:before="20" w:line="240"/>
+              <w:ind w:left="100" w:right="100" w:firstLine="0" w:firstLineChars="0"/>
+              <w:rPr>
+                <w:rFonts w:ascii="Times New Roman" w:hAnsi="Times New Roman" w:eastAsia="Times New Roman" w:cs="Times New Roman"/>
+                <w:i w:val="false"/>
+                <w:b w:val="false"/>
+                <w:u w:val="none"/>
+                <w:strike w:val="false"/>
+                <w:sz w:val="18"/>
+                <w:szCs w:val="18"/>
+                <w:color w:val="000000"/>
+              </w:rPr>
+            </w:pPr>
+            <w:r>
+              <w:rPr>
+                <w:rFonts w:ascii="Times New Roman" w:hAnsi="Times New Roman" w:eastAsia="Times New Roman" w:cs="Times New Roman"/>
+                <w:i w:val="false"/>
+                <w:b w:val="false"/>
+                <w:u w:val="none"/>
+                <w:strike w:val="false"/>
+                <w:sz w:val="18"/>
+                <w:szCs w:val="18"/>
                 <w:color w:val="000000"/>
               </w:rPr>
               <w:t xml:space="preserve">1 (6%)</w:t>
@@ -3899,28 +3896,28 @@
                 <w:left w:val="none" w:sz="0" w:space="0" w:color="000000"/>
                 <w:right w:val="none" w:sz="0" w:space="0" w:color="000000"/>
               </w:pBdr>
-              <w:spacing w:after="100" w:before="100" w:line="240"/>
-              <w:ind w:left="100" w:right="100" w:firstLine="0" w:firstLineChars="0"/>
-              <w:rPr>
-                <w:rFonts w:ascii="Times New Roman" w:hAnsi="Times New Roman" w:eastAsia="Times New Roman" w:cs="Times New Roman"/>
-                <w:i w:val="false"/>
-                <w:b w:val="false"/>
-                <w:u w:val="none"/>
-                <w:strike w:val="false"/>
-                <w:sz w:val="20"/>
-                <w:szCs w:val="20"/>
-                <w:color w:val="000000"/>
-              </w:rPr>
-            </w:pPr>
-            <w:r>
-              <w:rPr>
-                <w:rFonts w:ascii="Times New Roman" w:hAnsi="Times New Roman" w:eastAsia="Times New Roman" w:cs="Times New Roman"/>
-                <w:i w:val="false"/>
-                <w:b w:val="false"/>
-                <w:u w:val="none"/>
-                <w:strike w:val="false"/>
-                <w:sz w:val="20"/>
-                <w:szCs w:val="20"/>
+              <w:spacing w:after="20" w:before="20" w:line="240"/>
+              <w:ind w:left="100" w:right="100" w:firstLine="0" w:firstLineChars="0"/>
+              <w:rPr>
+                <w:rFonts w:ascii="Times New Roman" w:hAnsi="Times New Roman" w:eastAsia="Times New Roman" w:cs="Times New Roman"/>
+                <w:i w:val="false"/>
+                <w:b w:val="false"/>
+                <w:u w:val="none"/>
+                <w:strike w:val="false"/>
+                <w:sz w:val="18"/>
+                <w:szCs w:val="18"/>
+                <w:color w:val="000000"/>
+              </w:rPr>
+            </w:pPr>
+            <w:r>
+              <w:rPr>
+                <w:rFonts w:ascii="Times New Roman" w:hAnsi="Times New Roman" w:eastAsia="Times New Roman" w:cs="Times New Roman"/>
+                <w:i w:val="false"/>
+                <w:b w:val="false"/>
+                <w:u w:val="none"/>
+                <w:strike w:val="false"/>
+                <w:sz w:val="18"/>
+                <w:szCs w:val="18"/>
                 <w:color w:val="000000"/>
               </w:rPr>
               <w:t xml:space="preserve">0 (0%)</w:t>
@@ -3954,28 +3951,28 @@
                 <w:left w:val="none" w:sz="0" w:space="0" w:color="000000"/>
                 <w:right w:val="none" w:sz="0" w:space="0" w:color="000000"/>
               </w:pBdr>
-              <w:spacing w:after="100" w:before="100" w:line="240"/>
-              <w:ind w:left="100" w:right="100" w:firstLine="0" w:firstLineChars="0"/>
-              <w:rPr>
-                <w:rFonts w:ascii="Times New Roman" w:hAnsi="Times New Roman" w:eastAsia="Times New Roman" w:cs="Times New Roman"/>
-                <w:i w:val="false"/>
-                <w:b w:val="false"/>
-                <w:u w:val="none"/>
-                <w:strike w:val="false"/>
-                <w:sz w:val="20"/>
-                <w:szCs w:val="20"/>
-                <w:color w:val="000000"/>
-              </w:rPr>
-            </w:pPr>
-            <w:r>
-              <w:rPr>
-                <w:rFonts w:ascii="Times New Roman" w:hAnsi="Times New Roman" w:eastAsia="Times New Roman" w:cs="Times New Roman"/>
-                <w:i w:val="false"/>
-                <w:b w:val="false"/>
-                <w:u w:val="none"/>
-                <w:strike w:val="false"/>
-                <w:sz w:val="20"/>
-                <w:szCs w:val="20"/>
+              <w:spacing w:after="20" w:before="20" w:line="240"/>
+              <w:ind w:left="100" w:right="100" w:firstLine="0" w:firstLineChars="0"/>
+              <w:rPr>
+                <w:rFonts w:ascii="Times New Roman" w:hAnsi="Times New Roman" w:eastAsia="Times New Roman" w:cs="Times New Roman"/>
+                <w:i w:val="false"/>
+                <w:b w:val="false"/>
+                <w:u w:val="none"/>
+                <w:strike w:val="false"/>
+                <w:sz w:val="18"/>
+                <w:szCs w:val="18"/>
+                <w:color w:val="000000"/>
+              </w:rPr>
+            </w:pPr>
+            <w:r>
+              <w:rPr>
+                <w:rFonts w:ascii="Times New Roman" w:hAnsi="Times New Roman" w:eastAsia="Times New Roman" w:cs="Times New Roman"/>
+                <w:i w:val="false"/>
+                <w:b w:val="false"/>
+                <w:u w:val="none"/>
+                <w:strike w:val="false"/>
+                <w:sz w:val="18"/>
+                <w:szCs w:val="18"/>
                 <w:color w:val="000000"/>
               </w:rPr>
               <w:t xml:space="preserve">1 (3%)</w:t>
@@ -4014,7 +4011,7 @@
                 <w:left w:val="none" w:sz="0" w:space="0" w:color="000000"/>
                 <w:right w:val="none" w:sz="0" w:space="0" w:color="000000"/>
               </w:pBdr>
-              <w:spacing w:after="100" w:before="100" w:line="240"/>
+              <w:spacing w:after="20" w:before="20" w:line="240"/>
               <w:ind w:left="100" w:right="100" w:firstLine="0" w:firstLineChars="0"/>
               <w:rPr>
                 <w:rFonts w:ascii="Times New Roman" w:hAnsi="Times New Roman" w:eastAsia="Times New Roman" w:cs="Times New Roman"/>
@@ -4022,8 +4019,8 @@
                 <w:b w:val="false"/>
                 <w:u w:val="none"/>
                 <w:strike w:val="false"/>
-                <w:sz w:val="20"/>
-                <w:szCs w:val="20"/>
+                <w:sz w:val="18"/>
+                <w:szCs w:val="18"/>
                 <w:color w:val="000000"/>
               </w:rPr>
             </w:pPr>
@@ -4034,8 +4031,8 @@
                 <w:b w:val="false"/>
                 <w:u w:val="none"/>
                 <w:strike w:val="false"/>
-                <w:sz w:val="20"/>
-                <w:szCs w:val="20"/>
+                <w:sz w:val="18"/>
+                <w:szCs w:val="18"/>
                 <w:color w:val="000000"/>
               </w:rPr>
               <w:t xml:space="preserve">  Prostata</w:t>
@@ -4069,28 +4066,28 @@
                 <w:left w:val="none" w:sz="0" w:space="0" w:color="000000"/>
                 <w:right w:val="none" w:sz="0" w:space="0" w:color="000000"/>
               </w:pBdr>
-              <w:spacing w:after="100" w:before="100" w:line="240"/>
-              <w:ind w:left="100" w:right="100" w:firstLine="0" w:firstLineChars="0"/>
-              <w:rPr>
-                <w:rFonts w:ascii="Times New Roman" w:hAnsi="Times New Roman" w:eastAsia="Times New Roman" w:cs="Times New Roman"/>
-                <w:i w:val="false"/>
-                <w:b w:val="false"/>
-                <w:u w:val="none"/>
-                <w:strike w:val="false"/>
-                <w:sz w:val="20"/>
-                <w:szCs w:val="20"/>
-                <w:color w:val="000000"/>
-              </w:rPr>
-            </w:pPr>
-            <w:r>
-              <w:rPr>
-                <w:rFonts w:ascii="Times New Roman" w:hAnsi="Times New Roman" w:eastAsia="Times New Roman" w:cs="Times New Roman"/>
-                <w:i w:val="false"/>
-                <w:b w:val="false"/>
-                <w:u w:val="none"/>
-                <w:strike w:val="false"/>
-                <w:sz w:val="20"/>
-                <w:szCs w:val="20"/>
+              <w:spacing w:after="20" w:before="20" w:line="240"/>
+              <w:ind w:left="100" w:right="100" w:firstLine="0" w:firstLineChars="0"/>
+              <w:rPr>
+                <w:rFonts w:ascii="Times New Roman" w:hAnsi="Times New Roman" w:eastAsia="Times New Roman" w:cs="Times New Roman"/>
+                <w:i w:val="false"/>
+                <w:b w:val="false"/>
+                <w:u w:val="none"/>
+                <w:strike w:val="false"/>
+                <w:sz w:val="18"/>
+                <w:szCs w:val="18"/>
+                <w:color w:val="000000"/>
+              </w:rPr>
+            </w:pPr>
+            <w:r>
+              <w:rPr>
+                <w:rFonts w:ascii="Times New Roman" w:hAnsi="Times New Roman" w:eastAsia="Times New Roman" w:cs="Times New Roman"/>
+                <w:i w:val="false"/>
+                <w:b w:val="false"/>
+                <w:u w:val="none"/>
+                <w:strike w:val="false"/>
+                <w:sz w:val="18"/>
+                <w:szCs w:val="18"/>
                 <w:color w:val="000000"/>
               </w:rPr>
               <w:t xml:space="preserve">1 (6%)</w:t>
@@ -4124,28 +4121,28 @@
                 <w:left w:val="none" w:sz="0" w:space="0" w:color="000000"/>
                 <w:right w:val="none" w:sz="0" w:space="0" w:color="000000"/>
               </w:pBdr>
-              <w:spacing w:after="100" w:before="100" w:line="240"/>
-              <w:ind w:left="100" w:right="100" w:firstLine="0" w:firstLineChars="0"/>
-              <w:rPr>
-                <w:rFonts w:ascii="Times New Roman" w:hAnsi="Times New Roman" w:eastAsia="Times New Roman" w:cs="Times New Roman"/>
-                <w:i w:val="false"/>
-                <w:b w:val="false"/>
-                <w:u w:val="none"/>
-                <w:strike w:val="false"/>
-                <w:sz w:val="20"/>
-                <w:szCs w:val="20"/>
-                <w:color w:val="000000"/>
-              </w:rPr>
-            </w:pPr>
-            <w:r>
-              <w:rPr>
-                <w:rFonts w:ascii="Times New Roman" w:hAnsi="Times New Roman" w:eastAsia="Times New Roman" w:cs="Times New Roman"/>
-                <w:i w:val="false"/>
-                <w:b w:val="false"/>
-                <w:u w:val="none"/>
-                <w:strike w:val="false"/>
-                <w:sz w:val="20"/>
-                <w:szCs w:val="20"/>
+              <w:spacing w:after="20" w:before="20" w:line="240"/>
+              <w:ind w:left="100" w:right="100" w:firstLine="0" w:firstLineChars="0"/>
+              <w:rPr>
+                <w:rFonts w:ascii="Times New Roman" w:hAnsi="Times New Roman" w:eastAsia="Times New Roman" w:cs="Times New Roman"/>
+                <w:i w:val="false"/>
+                <w:b w:val="false"/>
+                <w:u w:val="none"/>
+                <w:strike w:val="false"/>
+                <w:sz w:val="18"/>
+                <w:szCs w:val="18"/>
+                <w:color w:val="000000"/>
+              </w:rPr>
+            </w:pPr>
+            <w:r>
+              <w:rPr>
+                <w:rFonts w:ascii="Times New Roman" w:hAnsi="Times New Roman" w:eastAsia="Times New Roman" w:cs="Times New Roman"/>
+                <w:i w:val="false"/>
+                <w:b w:val="false"/>
+                <w:u w:val="none"/>
+                <w:strike w:val="false"/>
+                <w:sz w:val="18"/>
+                <w:szCs w:val="18"/>
                 <w:color w:val="000000"/>
               </w:rPr>
               <w:t xml:space="preserve">1 (7%)</w:t>
@@ -4179,28 +4176,28 @@
                 <w:left w:val="none" w:sz="0" w:space="0" w:color="000000"/>
                 <w:right w:val="none" w:sz="0" w:space="0" w:color="000000"/>
               </w:pBdr>
-              <w:spacing w:after="100" w:before="100" w:line="240"/>
-              <w:ind w:left="100" w:right="100" w:firstLine="0" w:firstLineChars="0"/>
-              <w:rPr>
-                <w:rFonts w:ascii="Times New Roman" w:hAnsi="Times New Roman" w:eastAsia="Times New Roman" w:cs="Times New Roman"/>
-                <w:i w:val="false"/>
-                <w:b w:val="false"/>
-                <w:u w:val="none"/>
-                <w:strike w:val="false"/>
-                <w:sz w:val="20"/>
-                <w:szCs w:val="20"/>
-                <w:color w:val="000000"/>
-              </w:rPr>
-            </w:pPr>
-            <w:r>
-              <w:rPr>
-                <w:rFonts w:ascii="Times New Roman" w:hAnsi="Times New Roman" w:eastAsia="Times New Roman" w:cs="Times New Roman"/>
-                <w:i w:val="false"/>
-                <w:b w:val="false"/>
-                <w:u w:val="none"/>
-                <w:strike w:val="false"/>
-                <w:sz w:val="20"/>
-                <w:szCs w:val="20"/>
+              <w:spacing w:after="20" w:before="20" w:line="240"/>
+              <w:ind w:left="100" w:right="100" w:firstLine="0" w:firstLineChars="0"/>
+              <w:rPr>
+                <w:rFonts w:ascii="Times New Roman" w:hAnsi="Times New Roman" w:eastAsia="Times New Roman" w:cs="Times New Roman"/>
+                <w:i w:val="false"/>
+                <w:b w:val="false"/>
+                <w:u w:val="none"/>
+                <w:strike w:val="false"/>
+                <w:sz w:val="18"/>
+                <w:szCs w:val="18"/>
+                <w:color w:val="000000"/>
+              </w:rPr>
+            </w:pPr>
+            <w:r>
+              <w:rPr>
+                <w:rFonts w:ascii="Times New Roman" w:hAnsi="Times New Roman" w:eastAsia="Times New Roman" w:cs="Times New Roman"/>
+                <w:i w:val="false"/>
+                <w:b w:val="false"/>
+                <w:u w:val="none"/>
+                <w:strike w:val="false"/>
+                <w:sz w:val="18"/>
+                <w:szCs w:val="18"/>
                 <w:color w:val="000000"/>
               </w:rPr>
               <w:t xml:space="preserve">2 (6%)</w:t>
@@ -4239,31 +4236,31 @@
                 <w:left w:val="none" w:sz="0" w:space="0" w:color="000000"/>
                 <w:right w:val="none" w:sz="0" w:space="0" w:color="000000"/>
               </w:pBdr>
-              <w:spacing w:after="100" w:before="100" w:line="240"/>
-              <w:ind w:left="100" w:right="100" w:firstLine="0" w:firstLineChars="0"/>
-              <w:rPr>
-                <w:rFonts w:ascii="Times New Roman" w:hAnsi="Times New Roman" w:eastAsia="Times New Roman" w:cs="Times New Roman"/>
-                <w:i w:val="false"/>
-                <w:b w:val="false"/>
-                <w:u w:val="none"/>
-                <w:strike w:val="false"/>
-                <w:sz w:val="20"/>
-                <w:szCs w:val="20"/>
-                <w:color w:val="000000"/>
-              </w:rPr>
-            </w:pPr>
-            <w:r>
-              <w:rPr>
-                <w:rFonts w:ascii="Times New Roman" w:hAnsi="Times New Roman" w:eastAsia="Times New Roman" w:cs="Times New Roman"/>
-                <w:i w:val="false"/>
-                <w:b w:val="false"/>
-                <w:u w:val="none"/>
-                <w:strike w:val="false"/>
-                <w:sz w:val="20"/>
-                <w:szCs w:val="20"/>
-                <w:color w:val="000000"/>
-              </w:rPr>
-              <w:t xml:space="preserve">Dager siden siste behandling, gj.snitt (SD)</w:t>
+              <w:spacing w:after="20" w:before="20" w:line="240"/>
+              <w:ind w:left="100" w:right="100" w:firstLine="0" w:firstLineChars="0"/>
+              <w:rPr>
+                <w:rFonts w:ascii="Times New Roman" w:hAnsi="Times New Roman" w:eastAsia="Times New Roman" w:cs="Times New Roman"/>
+                <w:i w:val="false"/>
+                <w:b w:val="true"/>
+                <w:u w:val="none"/>
+                <w:strike w:val="false"/>
+                <w:sz w:val="18"/>
+                <w:szCs w:val="18"/>
+                <w:color w:val="000000"/>
+              </w:rPr>
+            </w:pPr>
+            <w:r>
+              <w:rPr>
+                <w:rFonts w:ascii="Times New Roman" w:hAnsi="Times New Roman" w:eastAsia="Times New Roman" w:cs="Times New Roman"/>
+                <w:i w:val="false"/>
+                <w:b w:val="true"/>
+                <w:u w:val="none"/>
+                <w:strike w:val="false"/>
+                <w:sz w:val="18"/>
+                <w:szCs w:val="18"/>
+                <w:color w:val="000000"/>
+              </w:rPr>
+              <w:t xml:space="preserve">Behandlingstype, n (%)a</w:t>
             </w:r>
           </w:p>
         </w:tc>
@@ -4294,31 +4291,31 @@
                 <w:left w:val="none" w:sz="0" w:space="0" w:color="000000"/>
                 <w:right w:val="none" w:sz="0" w:space="0" w:color="000000"/>
               </w:pBdr>
-              <w:spacing w:after="100" w:before="100" w:line="240"/>
-              <w:ind w:left="100" w:right="100" w:firstLine="0" w:firstLineChars="0"/>
-              <w:rPr>
-                <w:rFonts w:ascii="Times New Roman" w:hAnsi="Times New Roman" w:eastAsia="Times New Roman" w:cs="Times New Roman"/>
-                <w:i w:val="false"/>
-                <w:b w:val="false"/>
-                <w:u w:val="none"/>
-                <w:strike w:val="false"/>
-                <w:sz w:val="20"/>
-                <w:szCs w:val="20"/>
-                <w:color w:val="000000"/>
-              </w:rPr>
-            </w:pPr>
-            <w:r>
-              <w:rPr>
-                <w:rFonts w:ascii="Times New Roman" w:hAnsi="Times New Roman" w:eastAsia="Times New Roman" w:cs="Times New Roman"/>
-                <w:i w:val="false"/>
-                <w:b w:val="false"/>
-                <w:u w:val="none"/>
-                <w:strike w:val="false"/>
-                <w:sz w:val="20"/>
-                <w:szCs w:val="20"/>
-                <w:color w:val="000000"/>
-              </w:rPr>
-              <w:t xml:space="preserve">868.8 (693.6)</w:t>
+              <w:spacing w:after="20" w:before="20" w:line="240"/>
+              <w:ind w:left="100" w:right="100" w:firstLine="0" w:firstLineChars="0"/>
+              <w:rPr>
+                <w:rFonts w:ascii="Times New Roman" w:hAnsi="Times New Roman" w:eastAsia="Times New Roman" w:cs="Times New Roman"/>
+                <w:i w:val="false"/>
+                <w:b w:val="true"/>
+                <w:u w:val="none"/>
+                <w:strike w:val="false"/>
+                <w:sz w:val="18"/>
+                <w:szCs w:val="18"/>
+                <w:color w:val="000000"/>
+              </w:rPr>
+            </w:pPr>
+            <w:r>
+              <w:rPr>
+                <w:rFonts w:ascii="Times New Roman" w:hAnsi="Times New Roman" w:eastAsia="Times New Roman" w:cs="Times New Roman"/>
+                <w:i w:val="false"/>
+                <w:b w:val="true"/>
+                <w:u w:val="none"/>
+                <w:strike w:val="false"/>
+                <w:sz w:val="18"/>
+                <w:szCs w:val="18"/>
+                <w:color w:val="000000"/>
+              </w:rPr>
+              <w:t xml:space="preserve"/>
             </w:r>
           </w:p>
         </w:tc>
@@ -4349,31 +4346,31 @@
                 <w:left w:val="none" w:sz="0" w:space="0" w:color="000000"/>
                 <w:right w:val="none" w:sz="0" w:space="0" w:color="000000"/>
               </w:pBdr>
-              <w:spacing w:after="100" w:before="100" w:line="240"/>
-              <w:ind w:left="100" w:right="100" w:firstLine="0" w:firstLineChars="0"/>
-              <w:rPr>
-                <w:rFonts w:ascii="Times New Roman" w:hAnsi="Times New Roman" w:eastAsia="Times New Roman" w:cs="Times New Roman"/>
-                <w:i w:val="false"/>
-                <w:b w:val="false"/>
-                <w:u w:val="none"/>
-                <w:strike w:val="false"/>
-                <w:sz w:val="20"/>
-                <w:szCs w:val="20"/>
-                <w:color w:val="000000"/>
-              </w:rPr>
-            </w:pPr>
-            <w:r>
-              <w:rPr>
-                <w:rFonts w:ascii="Times New Roman" w:hAnsi="Times New Roman" w:eastAsia="Times New Roman" w:cs="Times New Roman"/>
-                <w:i w:val="false"/>
-                <w:b w:val="false"/>
-                <w:u w:val="none"/>
-                <w:strike w:val="false"/>
-                <w:sz w:val="20"/>
-                <w:szCs w:val="20"/>
-                <w:color w:val="000000"/>
-              </w:rPr>
-              <w:t xml:space="preserve">435.0 (599.4)</w:t>
+              <w:spacing w:after="20" w:before="20" w:line="240"/>
+              <w:ind w:left="100" w:right="100" w:firstLine="0" w:firstLineChars="0"/>
+              <w:rPr>
+                <w:rFonts w:ascii="Times New Roman" w:hAnsi="Times New Roman" w:eastAsia="Times New Roman" w:cs="Times New Roman"/>
+                <w:i w:val="false"/>
+                <w:b w:val="true"/>
+                <w:u w:val="none"/>
+                <w:strike w:val="false"/>
+                <w:sz w:val="18"/>
+                <w:szCs w:val="18"/>
+                <w:color w:val="000000"/>
+              </w:rPr>
+            </w:pPr>
+            <w:r>
+              <w:rPr>
+                <w:rFonts w:ascii="Times New Roman" w:hAnsi="Times New Roman" w:eastAsia="Times New Roman" w:cs="Times New Roman"/>
+                <w:i w:val="false"/>
+                <w:b w:val="true"/>
+                <w:u w:val="none"/>
+                <w:strike w:val="false"/>
+                <w:sz w:val="18"/>
+                <w:szCs w:val="18"/>
+                <w:color w:val="000000"/>
+              </w:rPr>
+              <w:t xml:space="preserve"/>
             </w:r>
           </w:p>
         </w:tc>
@@ -4404,31 +4401,31 @@
                 <w:left w:val="none" w:sz="0" w:space="0" w:color="000000"/>
                 <w:right w:val="none" w:sz="0" w:space="0" w:color="000000"/>
               </w:pBdr>
-              <w:spacing w:after="100" w:before="100" w:line="240"/>
-              <w:ind w:left="100" w:right="100" w:firstLine="0" w:firstLineChars="0"/>
-              <w:rPr>
-                <w:rFonts w:ascii="Times New Roman" w:hAnsi="Times New Roman" w:eastAsia="Times New Roman" w:cs="Times New Roman"/>
-                <w:i w:val="false"/>
-                <w:b w:val="false"/>
-                <w:u w:val="none"/>
-                <w:strike w:val="false"/>
-                <w:sz w:val="20"/>
-                <w:szCs w:val="20"/>
-                <w:color w:val="000000"/>
-              </w:rPr>
-            </w:pPr>
-            <w:r>
-              <w:rPr>
-                <w:rFonts w:ascii="Times New Roman" w:hAnsi="Times New Roman" w:eastAsia="Times New Roman" w:cs="Times New Roman"/>
-                <w:i w:val="false"/>
-                <w:b w:val="false"/>
-                <w:u w:val="none"/>
-                <w:strike w:val="false"/>
-                <w:sz w:val="20"/>
-                <w:szCs w:val="20"/>
-                <w:color w:val="000000"/>
-              </w:rPr>
-              <w:t xml:space="preserve">701.9 (681.4)</w:t>
+              <w:spacing w:after="20" w:before="20" w:line="240"/>
+              <w:ind w:left="100" w:right="100" w:firstLine="0" w:firstLineChars="0"/>
+              <w:rPr>
+                <w:rFonts w:ascii="Times New Roman" w:hAnsi="Times New Roman" w:eastAsia="Times New Roman" w:cs="Times New Roman"/>
+                <w:i w:val="false"/>
+                <w:b w:val="true"/>
+                <w:u w:val="none"/>
+                <w:strike w:val="false"/>
+                <w:sz w:val="18"/>
+                <w:szCs w:val="18"/>
+                <w:color w:val="000000"/>
+              </w:rPr>
+            </w:pPr>
+            <w:r>
+              <w:rPr>
+                <w:rFonts w:ascii="Times New Roman" w:hAnsi="Times New Roman" w:eastAsia="Times New Roman" w:cs="Times New Roman"/>
+                <w:i w:val="false"/>
+                <w:b w:val="true"/>
+                <w:u w:val="none"/>
+                <w:strike w:val="false"/>
+                <w:sz w:val="18"/>
+                <w:szCs w:val="18"/>
+                <w:color w:val="000000"/>
+              </w:rPr>
+              <w:t xml:space="preserve"/>
             </w:r>
           </w:p>
         </w:tc>
@@ -4464,196 +4461,196 @@
                 <w:left w:val="none" w:sz="0" w:space="0" w:color="000000"/>
                 <w:right w:val="none" w:sz="0" w:space="0" w:color="000000"/>
               </w:pBdr>
-              <w:spacing w:after="100" w:before="100" w:line="240"/>
-              <w:ind w:left="100" w:right="100" w:firstLine="0" w:firstLineChars="0"/>
-              <w:rPr>
-                <w:rFonts w:ascii="Times New Roman" w:hAnsi="Times New Roman" w:eastAsia="Times New Roman" w:cs="Times New Roman"/>
-                <w:i w:val="false"/>
-                <w:b w:val="false"/>
-                <w:u w:val="none"/>
-                <w:strike w:val="false"/>
-                <w:sz w:val="20"/>
-                <w:szCs w:val="20"/>
-                <w:color w:val="000000"/>
-              </w:rPr>
-            </w:pPr>
-            <w:r>
-              <w:rPr>
-                <w:rFonts w:ascii="Times New Roman" w:hAnsi="Times New Roman" w:eastAsia="Times New Roman" w:cs="Times New Roman"/>
-                <w:i w:val="false"/>
-                <w:b w:val="false"/>
-                <w:u w:val="none"/>
-                <w:strike w:val="false"/>
-                <w:sz w:val="20"/>
-                <w:szCs w:val="20"/>
-                <w:color w:val="000000"/>
-              </w:rPr>
-              <w:t xml:space="preserve">Kroppsvekt, kg, gj.snitt (SD)</w:t>
-            </w:r>
-          </w:p>
-        </w:tc>
-        <w:tc>
-          <w:tcPr>
-            <w:tcBorders>
-              <w:bottom w:val="none" w:sz="0" w:space="0" w:color="000000"/>
-              <w:top w:val="none" w:sz="0" w:space="0" w:color="000000"/>
-              <w:left w:val="none" w:sz="0" w:space="0" w:color="000000"/>
-              <w:right w:val="none" w:sz="0" w:space="0" w:color="000000"/>
-            </w:tcBorders>
-            <w:shd w:val="clear" w:color="auto" w:fill="FFFFFF"/>
-            <w:tcMar>
-              <w:top w:w="0" w:type="dxa"/>
-              <w:bottom w:w="0" w:type="dxa"/>
-              <w:left w:w="0" w:type="dxa"/>
-              <w:right w:w="0" w:type="dxa"/>
-            </w:tcMar>
-            <w:vAlign w:val="center"/>
-          </w:tcPr>
-          <w:p>
-            <w:pPr>
-              <w:pStyle w:val="Normal"/>
-              <w:jc w:val="center"/>
-              <w:pBdr>
-                <w:bottom w:val="none" w:sz="0" w:space="0" w:color="000000"/>
-                <w:top w:val="none" w:sz="0" w:space="0" w:color="000000"/>
-                <w:left w:val="none" w:sz="0" w:space="0" w:color="000000"/>
-                <w:right w:val="none" w:sz="0" w:space="0" w:color="000000"/>
-              </w:pBdr>
-              <w:spacing w:after="100" w:before="100" w:line="240"/>
-              <w:ind w:left="100" w:right="100" w:firstLine="0" w:firstLineChars="0"/>
-              <w:rPr>
-                <w:rFonts w:ascii="Times New Roman" w:hAnsi="Times New Roman" w:eastAsia="Times New Roman" w:cs="Times New Roman"/>
-                <w:i w:val="false"/>
-                <w:b w:val="false"/>
-                <w:u w:val="none"/>
-                <w:strike w:val="false"/>
-                <w:sz w:val="20"/>
-                <w:szCs w:val="20"/>
-                <w:color w:val="000000"/>
-              </w:rPr>
-            </w:pPr>
-            <w:r>
-              <w:rPr>
-                <w:rFonts w:ascii="Times New Roman" w:hAnsi="Times New Roman" w:eastAsia="Times New Roman" w:cs="Times New Roman"/>
-                <w:i w:val="false"/>
-                <w:b w:val="false"/>
-                <w:u w:val="none"/>
-                <w:strike w:val="false"/>
-                <w:sz w:val="20"/>
-                <w:szCs w:val="20"/>
-                <w:color w:val="000000"/>
-              </w:rPr>
-              <w:t xml:space="preserve">78.5 (10.9)</w:t>
-            </w:r>
-          </w:p>
-        </w:tc>
-        <w:tc>
-          <w:tcPr>
-            <w:tcBorders>
-              <w:bottom w:val="none" w:sz="0" w:space="0" w:color="000000"/>
-              <w:top w:val="none" w:sz="0" w:space="0" w:color="000000"/>
-              <w:left w:val="none" w:sz="0" w:space="0" w:color="000000"/>
-              <w:right w:val="none" w:sz="0" w:space="0" w:color="000000"/>
-            </w:tcBorders>
-            <w:shd w:val="clear" w:color="auto" w:fill="FFFFFF"/>
-            <w:tcMar>
-              <w:top w:w="0" w:type="dxa"/>
-              <w:bottom w:w="0" w:type="dxa"/>
-              <w:left w:w="0" w:type="dxa"/>
-              <w:right w:w="0" w:type="dxa"/>
-            </w:tcMar>
-            <w:vAlign w:val="center"/>
-          </w:tcPr>
-          <w:p>
-            <w:pPr>
-              <w:pStyle w:val="Normal"/>
-              <w:jc w:val="center"/>
-              <w:pBdr>
-                <w:bottom w:val="none" w:sz="0" w:space="0" w:color="000000"/>
-                <w:top w:val="none" w:sz="0" w:space="0" w:color="000000"/>
-                <w:left w:val="none" w:sz="0" w:space="0" w:color="000000"/>
-                <w:right w:val="none" w:sz="0" w:space="0" w:color="000000"/>
-              </w:pBdr>
-              <w:spacing w:after="100" w:before="100" w:line="240"/>
-              <w:ind w:left="100" w:right="100" w:firstLine="0" w:firstLineChars="0"/>
-              <w:rPr>
-                <w:rFonts w:ascii="Times New Roman" w:hAnsi="Times New Roman" w:eastAsia="Times New Roman" w:cs="Times New Roman"/>
-                <w:i w:val="false"/>
-                <w:b w:val="false"/>
-                <w:u w:val="none"/>
-                <w:strike w:val="false"/>
-                <w:sz w:val="20"/>
-                <w:szCs w:val="20"/>
-                <w:color w:val="000000"/>
-              </w:rPr>
-            </w:pPr>
-            <w:r>
-              <w:rPr>
-                <w:rFonts w:ascii="Times New Roman" w:hAnsi="Times New Roman" w:eastAsia="Times New Roman" w:cs="Times New Roman"/>
-                <w:i w:val="false"/>
-                <w:b w:val="false"/>
-                <w:u w:val="none"/>
-                <w:strike w:val="false"/>
-                <w:sz w:val="20"/>
-                <w:szCs w:val="20"/>
-                <w:color w:val="000000"/>
-              </w:rPr>
-              <w:t xml:space="preserve">73.7 (19.4)</w:t>
-            </w:r>
-          </w:p>
-        </w:tc>
-        <w:tc>
-          <w:tcPr>
-            <w:tcBorders>
-              <w:bottom w:val="none" w:sz="0" w:space="0" w:color="000000"/>
-              <w:top w:val="none" w:sz="0" w:space="0" w:color="000000"/>
-              <w:left w:val="none" w:sz="0" w:space="0" w:color="000000"/>
-              <w:right w:val="none" w:sz="0" w:space="0" w:color="000000"/>
-            </w:tcBorders>
-            <w:shd w:val="clear" w:color="auto" w:fill="FFFFFF"/>
-            <w:tcMar>
-              <w:top w:w="0" w:type="dxa"/>
-              <w:bottom w:w="0" w:type="dxa"/>
-              <w:left w:w="0" w:type="dxa"/>
-              <w:right w:w="0" w:type="dxa"/>
-            </w:tcMar>
-            <w:vAlign w:val="center"/>
-          </w:tcPr>
-          <w:p>
-            <w:pPr>
-              <w:pStyle w:val="Normal"/>
-              <w:jc w:val="center"/>
-              <w:pBdr>
-                <w:bottom w:val="none" w:sz="0" w:space="0" w:color="000000"/>
-                <w:top w:val="none" w:sz="0" w:space="0" w:color="000000"/>
-                <w:left w:val="none" w:sz="0" w:space="0" w:color="000000"/>
-                <w:right w:val="none" w:sz="0" w:space="0" w:color="000000"/>
-              </w:pBdr>
-              <w:spacing w:after="100" w:before="100" w:line="240"/>
-              <w:ind w:left="100" w:right="100" w:firstLine="0" w:firstLineChars="0"/>
-              <w:rPr>
-                <w:rFonts w:ascii="Times New Roman" w:hAnsi="Times New Roman" w:eastAsia="Times New Roman" w:cs="Times New Roman"/>
-                <w:i w:val="false"/>
-                <w:b w:val="false"/>
-                <w:u w:val="none"/>
-                <w:strike w:val="false"/>
-                <w:sz w:val="20"/>
-                <w:szCs w:val="20"/>
-                <w:color w:val="000000"/>
-              </w:rPr>
-            </w:pPr>
-            <w:r>
-              <w:rPr>
-                <w:rFonts w:ascii="Times New Roman" w:hAnsi="Times New Roman" w:eastAsia="Times New Roman" w:cs="Times New Roman"/>
-                <w:i w:val="false"/>
-                <w:b w:val="false"/>
-                <w:u w:val="none"/>
-                <w:strike w:val="false"/>
-                <w:sz w:val="20"/>
-                <w:szCs w:val="20"/>
-                <w:color w:val="000000"/>
-              </w:rPr>
-              <w:t xml:space="preserve">76.4 (15.2)</w:t>
+              <w:spacing w:after="20" w:before="20" w:line="240"/>
+              <w:ind w:left="100" w:right="100" w:firstLine="0" w:firstLineChars="0"/>
+              <w:rPr>
+                <w:rFonts w:ascii="Times New Roman" w:hAnsi="Times New Roman" w:eastAsia="Times New Roman" w:cs="Times New Roman"/>
+                <w:i w:val="true"/>
+                <w:b w:val="false"/>
+                <w:u w:val="none"/>
+                <w:strike w:val="false"/>
+                <w:sz w:val="18"/>
+                <w:szCs w:val="18"/>
+                <w:color w:val="000000"/>
+              </w:rPr>
+            </w:pPr>
+            <w:r>
+              <w:rPr>
+                <w:rFonts w:ascii="Times New Roman" w:hAnsi="Times New Roman" w:eastAsia="Times New Roman" w:cs="Times New Roman"/>
+                <w:i w:val="true"/>
+                <w:b w:val="false"/>
+                <w:u w:val="none"/>
+                <w:strike w:val="false"/>
+                <w:sz w:val="18"/>
+                <w:szCs w:val="18"/>
+                <w:color w:val="000000"/>
+              </w:rPr>
+              <w:t xml:space="preserve">  Cellegift</w:t>
+            </w:r>
+          </w:p>
+        </w:tc>
+        <w:tc>
+          <w:tcPr>
+            <w:tcBorders>
+              <w:bottom w:val="none" w:sz="0" w:space="0" w:color="000000"/>
+              <w:top w:val="none" w:sz="0" w:space="0" w:color="000000"/>
+              <w:left w:val="none" w:sz="0" w:space="0" w:color="000000"/>
+              <w:right w:val="none" w:sz="0" w:space="0" w:color="000000"/>
+            </w:tcBorders>
+            <w:shd w:val="clear" w:color="auto" w:fill="FFFFFF"/>
+            <w:tcMar>
+              <w:top w:w="0" w:type="dxa"/>
+              <w:bottom w:w="0" w:type="dxa"/>
+              <w:left w:w="0" w:type="dxa"/>
+              <w:right w:w="0" w:type="dxa"/>
+            </w:tcMar>
+            <w:vAlign w:val="center"/>
+          </w:tcPr>
+          <w:p>
+            <w:pPr>
+              <w:pStyle w:val="Normal"/>
+              <w:jc w:val="center"/>
+              <w:pBdr>
+                <w:bottom w:val="none" w:sz="0" w:space="0" w:color="000000"/>
+                <w:top w:val="none" w:sz="0" w:space="0" w:color="000000"/>
+                <w:left w:val="none" w:sz="0" w:space="0" w:color="000000"/>
+                <w:right w:val="none" w:sz="0" w:space="0" w:color="000000"/>
+              </w:pBdr>
+              <w:spacing w:after="20" w:before="20" w:line="240"/>
+              <w:ind w:left="100" w:right="100" w:firstLine="0" w:firstLineChars="0"/>
+              <w:rPr>
+                <w:rFonts w:ascii="Times New Roman" w:hAnsi="Times New Roman" w:eastAsia="Times New Roman" w:cs="Times New Roman"/>
+                <w:i w:val="false"/>
+                <w:b w:val="false"/>
+                <w:u w:val="none"/>
+                <w:strike w:val="false"/>
+                <w:sz w:val="18"/>
+                <w:szCs w:val="18"/>
+                <w:color w:val="000000"/>
+              </w:rPr>
+            </w:pPr>
+            <w:r>
+              <w:rPr>
+                <w:rFonts w:ascii="Times New Roman" w:hAnsi="Times New Roman" w:eastAsia="Times New Roman" w:cs="Times New Roman"/>
+                <w:i w:val="false"/>
+                <w:b w:val="false"/>
+                <w:u w:val="none"/>
+                <w:strike w:val="false"/>
+                <w:sz w:val="18"/>
+                <w:szCs w:val="18"/>
+                <w:color w:val="000000"/>
+              </w:rPr>
+              <w:t xml:space="preserve">12 (71%)</w:t>
+            </w:r>
+          </w:p>
+        </w:tc>
+        <w:tc>
+          <w:tcPr>
+            <w:tcBorders>
+              <w:bottom w:val="none" w:sz="0" w:space="0" w:color="000000"/>
+              <w:top w:val="none" w:sz="0" w:space="0" w:color="000000"/>
+              <w:left w:val="none" w:sz="0" w:space="0" w:color="000000"/>
+              <w:right w:val="none" w:sz="0" w:space="0" w:color="000000"/>
+            </w:tcBorders>
+            <w:shd w:val="clear" w:color="auto" w:fill="FFFFFF"/>
+            <w:tcMar>
+              <w:top w:w="0" w:type="dxa"/>
+              <w:bottom w:w="0" w:type="dxa"/>
+              <w:left w:w="0" w:type="dxa"/>
+              <w:right w:w="0" w:type="dxa"/>
+            </w:tcMar>
+            <w:vAlign w:val="center"/>
+          </w:tcPr>
+          <w:p>
+            <w:pPr>
+              <w:pStyle w:val="Normal"/>
+              <w:jc w:val="center"/>
+              <w:pBdr>
+                <w:bottom w:val="none" w:sz="0" w:space="0" w:color="000000"/>
+                <w:top w:val="none" w:sz="0" w:space="0" w:color="000000"/>
+                <w:left w:val="none" w:sz="0" w:space="0" w:color="000000"/>
+                <w:right w:val="none" w:sz="0" w:space="0" w:color="000000"/>
+              </w:pBdr>
+              <w:spacing w:after="20" w:before="20" w:line="240"/>
+              <w:ind w:left="100" w:right="100" w:firstLine="0" w:firstLineChars="0"/>
+              <w:rPr>
+                <w:rFonts w:ascii="Times New Roman" w:hAnsi="Times New Roman" w:eastAsia="Times New Roman" w:cs="Times New Roman"/>
+                <w:i w:val="false"/>
+                <w:b w:val="false"/>
+                <w:u w:val="none"/>
+                <w:strike w:val="false"/>
+                <w:sz w:val="18"/>
+                <w:szCs w:val="18"/>
+                <w:color w:val="000000"/>
+              </w:rPr>
+            </w:pPr>
+            <w:r>
+              <w:rPr>
+                <w:rFonts w:ascii="Times New Roman" w:hAnsi="Times New Roman" w:eastAsia="Times New Roman" w:cs="Times New Roman"/>
+                <w:i w:val="false"/>
+                <w:b w:val="false"/>
+                <w:u w:val="none"/>
+                <w:strike w:val="false"/>
+                <w:sz w:val="18"/>
+                <w:szCs w:val="18"/>
+                <w:color w:val="000000"/>
+              </w:rPr>
+              <w:t xml:space="preserve">10 (71%)</w:t>
+            </w:r>
+          </w:p>
+        </w:tc>
+        <w:tc>
+          <w:tcPr>
+            <w:tcBorders>
+              <w:bottom w:val="none" w:sz="0" w:space="0" w:color="000000"/>
+              <w:top w:val="none" w:sz="0" w:space="0" w:color="000000"/>
+              <w:left w:val="none" w:sz="0" w:space="0" w:color="000000"/>
+              <w:right w:val="none" w:sz="0" w:space="0" w:color="000000"/>
+            </w:tcBorders>
+            <w:shd w:val="clear" w:color="auto" w:fill="FFFFFF"/>
+            <w:tcMar>
+              <w:top w:w="0" w:type="dxa"/>
+              <w:bottom w:w="0" w:type="dxa"/>
+              <w:left w:w="0" w:type="dxa"/>
+              <w:right w:w="0" w:type="dxa"/>
+            </w:tcMar>
+            <w:vAlign w:val="center"/>
+          </w:tcPr>
+          <w:p>
+            <w:pPr>
+              <w:pStyle w:val="Normal"/>
+              <w:jc w:val="center"/>
+              <w:pBdr>
+                <w:bottom w:val="none" w:sz="0" w:space="0" w:color="000000"/>
+                <w:top w:val="none" w:sz="0" w:space="0" w:color="000000"/>
+                <w:left w:val="none" w:sz="0" w:space="0" w:color="000000"/>
+                <w:right w:val="none" w:sz="0" w:space="0" w:color="000000"/>
+              </w:pBdr>
+              <w:spacing w:after="20" w:before="20" w:line="240"/>
+              <w:ind w:left="100" w:right="100" w:firstLine="0" w:firstLineChars="0"/>
+              <w:rPr>
+                <w:rFonts w:ascii="Times New Roman" w:hAnsi="Times New Roman" w:eastAsia="Times New Roman" w:cs="Times New Roman"/>
+                <w:i w:val="false"/>
+                <w:b w:val="false"/>
+                <w:u w:val="none"/>
+                <w:strike w:val="false"/>
+                <w:sz w:val="18"/>
+                <w:szCs w:val="18"/>
+                <w:color w:val="000000"/>
+              </w:rPr>
+            </w:pPr>
+            <w:r>
+              <w:rPr>
+                <w:rFonts w:ascii="Times New Roman" w:hAnsi="Times New Roman" w:eastAsia="Times New Roman" w:cs="Times New Roman"/>
+                <w:i w:val="false"/>
+                <w:b w:val="false"/>
+                <w:u w:val="none"/>
+                <w:strike w:val="false"/>
+                <w:sz w:val="18"/>
+                <w:szCs w:val="18"/>
+                <w:color w:val="000000"/>
+              </w:rPr>
+              <w:t xml:space="preserve">22 (71%)</w:t>
             </w:r>
           </w:p>
         </w:tc>
@@ -4689,196 +4686,196 @@
                 <w:left w:val="none" w:sz="0" w:space="0" w:color="000000"/>
                 <w:right w:val="none" w:sz="0" w:space="0" w:color="000000"/>
               </w:pBdr>
-              <w:spacing w:after="100" w:before="100" w:line="240"/>
-              <w:ind w:left="100" w:right="100" w:firstLine="0" w:firstLineChars="0"/>
-              <w:rPr>
-                <w:rFonts w:ascii="Times New Roman" w:hAnsi="Times New Roman" w:eastAsia="Times New Roman" w:cs="Times New Roman"/>
-                <w:i w:val="false"/>
-                <w:b w:val="false"/>
-                <w:u w:val="none"/>
-                <w:strike w:val="false"/>
-                <w:sz w:val="20"/>
-                <w:szCs w:val="20"/>
-                <w:color w:val="000000"/>
-              </w:rPr>
-            </w:pPr>
-            <w:r>
-              <w:rPr>
-                <w:rFonts w:ascii="Times New Roman" w:hAnsi="Times New Roman" w:eastAsia="Times New Roman" w:cs="Times New Roman"/>
-                <w:i w:val="false"/>
-                <w:b w:val="false"/>
-                <w:u w:val="none"/>
-                <w:strike w:val="false"/>
-                <w:sz w:val="20"/>
-                <w:szCs w:val="20"/>
-                <w:color w:val="000000"/>
-              </w:rPr>
-              <w:t xml:space="preserve">Høyde, cm, gj.snitt (SD)</w:t>
-            </w:r>
-          </w:p>
-        </w:tc>
-        <w:tc>
-          <w:tcPr>
-            <w:tcBorders>
-              <w:bottom w:val="none" w:sz="0" w:space="0" w:color="000000"/>
-              <w:top w:val="none" w:sz="0" w:space="0" w:color="000000"/>
-              <w:left w:val="none" w:sz="0" w:space="0" w:color="000000"/>
-              <w:right w:val="none" w:sz="0" w:space="0" w:color="000000"/>
-            </w:tcBorders>
-            <w:shd w:val="clear" w:color="auto" w:fill="FFFFFF"/>
-            <w:tcMar>
-              <w:top w:w="0" w:type="dxa"/>
-              <w:bottom w:w="0" w:type="dxa"/>
-              <w:left w:w="0" w:type="dxa"/>
-              <w:right w:w="0" w:type="dxa"/>
-            </w:tcMar>
-            <w:vAlign w:val="center"/>
-          </w:tcPr>
-          <w:p>
-            <w:pPr>
-              <w:pStyle w:val="Normal"/>
-              <w:jc w:val="center"/>
-              <w:pBdr>
-                <w:bottom w:val="none" w:sz="0" w:space="0" w:color="000000"/>
-                <w:top w:val="none" w:sz="0" w:space="0" w:color="000000"/>
-                <w:left w:val="none" w:sz="0" w:space="0" w:color="000000"/>
-                <w:right w:val="none" w:sz="0" w:space="0" w:color="000000"/>
-              </w:pBdr>
-              <w:spacing w:after="100" w:before="100" w:line="240"/>
-              <w:ind w:left="100" w:right="100" w:firstLine="0" w:firstLineChars="0"/>
-              <w:rPr>
-                <w:rFonts w:ascii="Times New Roman" w:hAnsi="Times New Roman" w:eastAsia="Times New Roman" w:cs="Times New Roman"/>
-                <w:i w:val="false"/>
-                <w:b w:val="false"/>
-                <w:u w:val="none"/>
-                <w:strike w:val="false"/>
-                <w:sz w:val="20"/>
-                <w:szCs w:val="20"/>
-                <w:color w:val="000000"/>
-              </w:rPr>
-            </w:pPr>
-            <w:r>
-              <w:rPr>
-                <w:rFonts w:ascii="Times New Roman" w:hAnsi="Times New Roman" w:eastAsia="Times New Roman" w:cs="Times New Roman"/>
-                <w:i w:val="false"/>
-                <w:b w:val="false"/>
-                <w:u w:val="none"/>
-                <w:strike w:val="false"/>
-                <w:sz w:val="20"/>
-                <w:szCs w:val="20"/>
-                <w:color w:val="000000"/>
-              </w:rPr>
-              <w:t xml:space="preserve">170.7 (7.7)</w:t>
-            </w:r>
-          </w:p>
-        </w:tc>
-        <w:tc>
-          <w:tcPr>
-            <w:tcBorders>
-              <w:bottom w:val="none" w:sz="0" w:space="0" w:color="000000"/>
-              <w:top w:val="none" w:sz="0" w:space="0" w:color="000000"/>
-              <w:left w:val="none" w:sz="0" w:space="0" w:color="000000"/>
-              <w:right w:val="none" w:sz="0" w:space="0" w:color="000000"/>
-            </w:tcBorders>
-            <w:shd w:val="clear" w:color="auto" w:fill="FFFFFF"/>
-            <w:tcMar>
-              <w:top w:w="0" w:type="dxa"/>
-              <w:bottom w:w="0" w:type="dxa"/>
-              <w:left w:w="0" w:type="dxa"/>
-              <w:right w:w="0" w:type="dxa"/>
-            </w:tcMar>
-            <w:vAlign w:val="center"/>
-          </w:tcPr>
-          <w:p>
-            <w:pPr>
-              <w:pStyle w:val="Normal"/>
-              <w:jc w:val="center"/>
-              <w:pBdr>
-                <w:bottom w:val="none" w:sz="0" w:space="0" w:color="000000"/>
-                <w:top w:val="none" w:sz="0" w:space="0" w:color="000000"/>
-                <w:left w:val="none" w:sz="0" w:space="0" w:color="000000"/>
-                <w:right w:val="none" w:sz="0" w:space="0" w:color="000000"/>
-              </w:pBdr>
-              <w:spacing w:after="100" w:before="100" w:line="240"/>
-              <w:ind w:left="100" w:right="100" w:firstLine="0" w:firstLineChars="0"/>
-              <w:rPr>
-                <w:rFonts w:ascii="Times New Roman" w:hAnsi="Times New Roman" w:eastAsia="Times New Roman" w:cs="Times New Roman"/>
-                <w:i w:val="false"/>
-                <w:b w:val="false"/>
-                <w:u w:val="none"/>
-                <w:strike w:val="false"/>
-                <w:sz w:val="20"/>
-                <w:szCs w:val="20"/>
-                <w:color w:val="000000"/>
-              </w:rPr>
-            </w:pPr>
-            <w:r>
-              <w:rPr>
-                <w:rFonts w:ascii="Times New Roman" w:hAnsi="Times New Roman" w:eastAsia="Times New Roman" w:cs="Times New Roman"/>
-                <w:i w:val="false"/>
-                <w:b w:val="false"/>
-                <w:u w:val="none"/>
-                <w:strike w:val="false"/>
-                <w:sz w:val="20"/>
-                <w:szCs w:val="20"/>
-                <w:color w:val="000000"/>
-              </w:rPr>
-              <w:t xml:space="preserve">167.6 (7.4)</w:t>
-            </w:r>
-          </w:p>
-        </w:tc>
-        <w:tc>
-          <w:tcPr>
-            <w:tcBorders>
-              <w:bottom w:val="none" w:sz="0" w:space="0" w:color="000000"/>
-              <w:top w:val="none" w:sz="0" w:space="0" w:color="000000"/>
-              <w:left w:val="none" w:sz="0" w:space="0" w:color="000000"/>
-              <w:right w:val="none" w:sz="0" w:space="0" w:color="000000"/>
-            </w:tcBorders>
-            <w:shd w:val="clear" w:color="auto" w:fill="FFFFFF"/>
-            <w:tcMar>
-              <w:top w:w="0" w:type="dxa"/>
-              <w:bottom w:w="0" w:type="dxa"/>
-              <w:left w:w="0" w:type="dxa"/>
-              <w:right w:w="0" w:type="dxa"/>
-            </w:tcMar>
-            <w:vAlign w:val="center"/>
-          </w:tcPr>
-          <w:p>
-            <w:pPr>
-              <w:pStyle w:val="Normal"/>
-              <w:jc w:val="center"/>
-              <w:pBdr>
-                <w:bottom w:val="none" w:sz="0" w:space="0" w:color="000000"/>
-                <w:top w:val="none" w:sz="0" w:space="0" w:color="000000"/>
-                <w:left w:val="none" w:sz="0" w:space="0" w:color="000000"/>
-                <w:right w:val="none" w:sz="0" w:space="0" w:color="000000"/>
-              </w:pBdr>
-              <w:spacing w:after="100" w:before="100" w:line="240"/>
-              <w:ind w:left="100" w:right="100" w:firstLine="0" w:firstLineChars="0"/>
-              <w:rPr>
-                <w:rFonts w:ascii="Times New Roman" w:hAnsi="Times New Roman" w:eastAsia="Times New Roman" w:cs="Times New Roman"/>
-                <w:i w:val="false"/>
-                <w:b w:val="false"/>
-                <w:u w:val="none"/>
-                <w:strike w:val="false"/>
-                <w:sz w:val="20"/>
-                <w:szCs w:val="20"/>
-                <w:color w:val="000000"/>
-              </w:rPr>
-            </w:pPr>
-            <w:r>
-              <w:rPr>
-                <w:rFonts w:ascii="Times New Roman" w:hAnsi="Times New Roman" w:eastAsia="Times New Roman" w:cs="Times New Roman"/>
-                <w:i w:val="false"/>
-                <w:b w:val="false"/>
-                <w:u w:val="none"/>
-                <w:strike w:val="false"/>
-                <w:sz w:val="20"/>
-                <w:szCs w:val="20"/>
-                <w:color w:val="000000"/>
-              </w:rPr>
-              <w:t xml:space="preserve">169.3 (7.6)</w:t>
+              <w:spacing w:after="20" w:before="20" w:line="240"/>
+              <w:ind w:left="100" w:right="100" w:firstLine="0" w:firstLineChars="0"/>
+              <w:rPr>
+                <w:rFonts w:ascii="Times New Roman" w:hAnsi="Times New Roman" w:eastAsia="Times New Roman" w:cs="Times New Roman"/>
+                <w:i w:val="true"/>
+                <w:b w:val="false"/>
+                <w:u w:val="none"/>
+                <w:strike w:val="false"/>
+                <w:sz w:val="18"/>
+                <w:szCs w:val="18"/>
+                <w:color w:val="000000"/>
+              </w:rPr>
+            </w:pPr>
+            <w:r>
+              <w:rPr>
+                <w:rFonts w:ascii="Times New Roman" w:hAnsi="Times New Roman" w:eastAsia="Times New Roman" w:cs="Times New Roman"/>
+                <w:i w:val="true"/>
+                <w:b w:val="false"/>
+                <w:u w:val="none"/>
+                <w:strike w:val="false"/>
+                <w:sz w:val="18"/>
+                <w:szCs w:val="18"/>
+                <w:color w:val="000000"/>
+              </w:rPr>
+              <w:t xml:space="preserve">  Stråling</w:t>
+            </w:r>
+          </w:p>
+        </w:tc>
+        <w:tc>
+          <w:tcPr>
+            <w:tcBorders>
+              <w:bottom w:val="none" w:sz="0" w:space="0" w:color="000000"/>
+              <w:top w:val="none" w:sz="0" w:space="0" w:color="000000"/>
+              <w:left w:val="none" w:sz="0" w:space="0" w:color="000000"/>
+              <w:right w:val="none" w:sz="0" w:space="0" w:color="000000"/>
+            </w:tcBorders>
+            <w:shd w:val="clear" w:color="auto" w:fill="FFFFFF"/>
+            <w:tcMar>
+              <w:top w:w="0" w:type="dxa"/>
+              <w:bottom w:w="0" w:type="dxa"/>
+              <w:left w:w="0" w:type="dxa"/>
+              <w:right w:w="0" w:type="dxa"/>
+            </w:tcMar>
+            <w:vAlign w:val="center"/>
+          </w:tcPr>
+          <w:p>
+            <w:pPr>
+              <w:pStyle w:val="Normal"/>
+              <w:jc w:val="center"/>
+              <w:pBdr>
+                <w:bottom w:val="none" w:sz="0" w:space="0" w:color="000000"/>
+                <w:top w:val="none" w:sz="0" w:space="0" w:color="000000"/>
+                <w:left w:val="none" w:sz="0" w:space="0" w:color="000000"/>
+                <w:right w:val="none" w:sz="0" w:space="0" w:color="000000"/>
+              </w:pBdr>
+              <w:spacing w:after="20" w:before="20" w:line="240"/>
+              <w:ind w:left="100" w:right="100" w:firstLine="0" w:firstLineChars="0"/>
+              <w:rPr>
+                <w:rFonts w:ascii="Times New Roman" w:hAnsi="Times New Roman" w:eastAsia="Times New Roman" w:cs="Times New Roman"/>
+                <w:i w:val="false"/>
+                <w:b w:val="false"/>
+                <w:u w:val="none"/>
+                <w:strike w:val="false"/>
+                <w:sz w:val="18"/>
+                <w:szCs w:val="18"/>
+                <w:color w:val="000000"/>
+              </w:rPr>
+            </w:pPr>
+            <w:r>
+              <w:rPr>
+                <w:rFonts w:ascii="Times New Roman" w:hAnsi="Times New Roman" w:eastAsia="Times New Roman" w:cs="Times New Roman"/>
+                <w:i w:val="false"/>
+                <w:b w:val="false"/>
+                <w:u w:val="none"/>
+                <w:strike w:val="false"/>
+                <w:sz w:val="18"/>
+                <w:szCs w:val="18"/>
+                <w:color w:val="000000"/>
+              </w:rPr>
+              <w:t xml:space="preserve">8 (47%)</w:t>
+            </w:r>
+          </w:p>
+        </w:tc>
+        <w:tc>
+          <w:tcPr>
+            <w:tcBorders>
+              <w:bottom w:val="none" w:sz="0" w:space="0" w:color="000000"/>
+              <w:top w:val="none" w:sz="0" w:space="0" w:color="000000"/>
+              <w:left w:val="none" w:sz="0" w:space="0" w:color="000000"/>
+              <w:right w:val="none" w:sz="0" w:space="0" w:color="000000"/>
+            </w:tcBorders>
+            <w:shd w:val="clear" w:color="auto" w:fill="FFFFFF"/>
+            <w:tcMar>
+              <w:top w:w="0" w:type="dxa"/>
+              <w:bottom w:w="0" w:type="dxa"/>
+              <w:left w:w="0" w:type="dxa"/>
+              <w:right w:w="0" w:type="dxa"/>
+            </w:tcMar>
+            <w:vAlign w:val="center"/>
+          </w:tcPr>
+          <w:p>
+            <w:pPr>
+              <w:pStyle w:val="Normal"/>
+              <w:jc w:val="center"/>
+              <w:pBdr>
+                <w:bottom w:val="none" w:sz="0" w:space="0" w:color="000000"/>
+                <w:top w:val="none" w:sz="0" w:space="0" w:color="000000"/>
+                <w:left w:val="none" w:sz="0" w:space="0" w:color="000000"/>
+                <w:right w:val="none" w:sz="0" w:space="0" w:color="000000"/>
+              </w:pBdr>
+              <w:spacing w:after="20" w:before="20" w:line="240"/>
+              <w:ind w:left="100" w:right="100" w:firstLine="0" w:firstLineChars="0"/>
+              <w:rPr>
+                <w:rFonts w:ascii="Times New Roman" w:hAnsi="Times New Roman" w:eastAsia="Times New Roman" w:cs="Times New Roman"/>
+                <w:i w:val="false"/>
+                <w:b w:val="false"/>
+                <w:u w:val="none"/>
+                <w:strike w:val="false"/>
+                <w:sz w:val="18"/>
+                <w:szCs w:val="18"/>
+                <w:color w:val="000000"/>
+              </w:rPr>
+            </w:pPr>
+            <w:r>
+              <w:rPr>
+                <w:rFonts w:ascii="Times New Roman" w:hAnsi="Times New Roman" w:eastAsia="Times New Roman" w:cs="Times New Roman"/>
+                <w:i w:val="false"/>
+                <w:b w:val="false"/>
+                <w:u w:val="none"/>
+                <w:strike w:val="false"/>
+                <w:sz w:val="18"/>
+                <w:szCs w:val="18"/>
+                <w:color w:val="000000"/>
+              </w:rPr>
+              <w:t xml:space="preserve">8 (57%)</w:t>
+            </w:r>
+          </w:p>
+        </w:tc>
+        <w:tc>
+          <w:tcPr>
+            <w:tcBorders>
+              <w:bottom w:val="none" w:sz="0" w:space="0" w:color="000000"/>
+              <w:top w:val="none" w:sz="0" w:space="0" w:color="000000"/>
+              <w:left w:val="none" w:sz="0" w:space="0" w:color="000000"/>
+              <w:right w:val="none" w:sz="0" w:space="0" w:color="000000"/>
+            </w:tcBorders>
+            <w:shd w:val="clear" w:color="auto" w:fill="FFFFFF"/>
+            <w:tcMar>
+              <w:top w:w="0" w:type="dxa"/>
+              <w:bottom w:w="0" w:type="dxa"/>
+              <w:left w:w="0" w:type="dxa"/>
+              <w:right w:w="0" w:type="dxa"/>
+            </w:tcMar>
+            <w:vAlign w:val="center"/>
+          </w:tcPr>
+          <w:p>
+            <w:pPr>
+              <w:pStyle w:val="Normal"/>
+              <w:jc w:val="center"/>
+              <w:pBdr>
+                <w:bottom w:val="none" w:sz="0" w:space="0" w:color="000000"/>
+                <w:top w:val="none" w:sz="0" w:space="0" w:color="000000"/>
+                <w:left w:val="none" w:sz="0" w:space="0" w:color="000000"/>
+                <w:right w:val="none" w:sz="0" w:space="0" w:color="000000"/>
+              </w:pBdr>
+              <w:spacing w:after="20" w:before="20" w:line="240"/>
+              <w:ind w:left="100" w:right="100" w:firstLine="0" w:firstLineChars="0"/>
+              <w:rPr>
+                <w:rFonts w:ascii="Times New Roman" w:hAnsi="Times New Roman" w:eastAsia="Times New Roman" w:cs="Times New Roman"/>
+                <w:i w:val="false"/>
+                <w:b w:val="false"/>
+                <w:u w:val="none"/>
+                <w:strike w:val="false"/>
+                <w:sz w:val="18"/>
+                <w:szCs w:val="18"/>
+                <w:color w:val="000000"/>
+              </w:rPr>
+            </w:pPr>
+            <w:r>
+              <w:rPr>
+                <w:rFonts w:ascii="Times New Roman" w:hAnsi="Times New Roman" w:eastAsia="Times New Roman" w:cs="Times New Roman"/>
+                <w:i w:val="false"/>
+                <w:b w:val="false"/>
+                <w:u w:val="none"/>
+                <w:strike w:val="false"/>
+                <w:sz w:val="18"/>
+                <w:szCs w:val="18"/>
+                <w:color w:val="000000"/>
+              </w:rPr>
+              <w:t xml:space="preserve">16 (52%)</w:t>
             </w:r>
           </w:p>
         </w:tc>
@@ -4914,196 +4911,196 @@
                 <w:left w:val="none" w:sz="0" w:space="0" w:color="000000"/>
                 <w:right w:val="none" w:sz="0" w:space="0" w:color="000000"/>
               </w:pBdr>
-              <w:spacing w:after="100" w:before="100" w:line="240"/>
-              <w:ind w:left="100" w:right="100" w:firstLine="0" w:firstLineChars="0"/>
-              <w:rPr>
-                <w:rFonts w:ascii="Times New Roman" w:hAnsi="Times New Roman" w:eastAsia="Times New Roman" w:cs="Times New Roman"/>
-                <w:i w:val="false"/>
-                <w:b w:val="false"/>
-                <w:u w:val="none"/>
-                <w:strike w:val="false"/>
-                <w:sz w:val="20"/>
-                <w:szCs w:val="20"/>
-                <w:color w:val="000000"/>
-              </w:rPr>
-            </w:pPr>
-            <w:r>
-              <w:rPr>
-                <w:rFonts w:ascii="Times New Roman" w:hAnsi="Times New Roman" w:eastAsia="Times New Roman" w:cs="Times New Roman"/>
-                <w:i w:val="false"/>
-                <w:b w:val="false"/>
-                <w:u w:val="none"/>
-                <w:strike w:val="false"/>
-                <w:sz w:val="20"/>
-                <w:szCs w:val="20"/>
-                <w:color w:val="000000"/>
-              </w:rPr>
-              <w:t xml:space="preserve">BMI, kg/m², gj.snitt (SD)</w:t>
-            </w:r>
-          </w:p>
-        </w:tc>
-        <w:tc>
-          <w:tcPr>
-            <w:tcBorders>
-              <w:bottom w:val="none" w:sz="0" w:space="0" w:color="000000"/>
-              <w:top w:val="none" w:sz="0" w:space="0" w:color="000000"/>
-              <w:left w:val="none" w:sz="0" w:space="0" w:color="000000"/>
-              <w:right w:val="none" w:sz="0" w:space="0" w:color="000000"/>
-            </w:tcBorders>
-            <w:shd w:val="clear" w:color="auto" w:fill="FFFFFF"/>
-            <w:tcMar>
-              <w:top w:w="0" w:type="dxa"/>
-              <w:bottom w:w="0" w:type="dxa"/>
-              <w:left w:w="0" w:type="dxa"/>
-              <w:right w:w="0" w:type="dxa"/>
-            </w:tcMar>
-            <w:vAlign w:val="center"/>
-          </w:tcPr>
-          <w:p>
-            <w:pPr>
-              <w:pStyle w:val="Normal"/>
-              <w:jc w:val="center"/>
-              <w:pBdr>
-                <w:bottom w:val="none" w:sz="0" w:space="0" w:color="000000"/>
-                <w:top w:val="none" w:sz="0" w:space="0" w:color="000000"/>
-                <w:left w:val="none" w:sz="0" w:space="0" w:color="000000"/>
-                <w:right w:val="none" w:sz="0" w:space="0" w:color="000000"/>
-              </w:pBdr>
-              <w:spacing w:after="100" w:before="100" w:line="240"/>
-              <w:ind w:left="100" w:right="100" w:firstLine="0" w:firstLineChars="0"/>
-              <w:rPr>
-                <w:rFonts w:ascii="Times New Roman" w:hAnsi="Times New Roman" w:eastAsia="Times New Roman" w:cs="Times New Roman"/>
-                <w:i w:val="false"/>
-                <w:b w:val="false"/>
-                <w:u w:val="none"/>
-                <w:strike w:val="false"/>
-                <w:sz w:val="20"/>
-                <w:szCs w:val="20"/>
-                <w:color w:val="000000"/>
-              </w:rPr>
-            </w:pPr>
-            <w:r>
-              <w:rPr>
-                <w:rFonts w:ascii="Times New Roman" w:hAnsi="Times New Roman" w:eastAsia="Times New Roman" w:cs="Times New Roman"/>
-                <w:i w:val="false"/>
-                <w:b w:val="false"/>
-                <w:u w:val="none"/>
-                <w:strike w:val="false"/>
-                <w:sz w:val="20"/>
-                <w:szCs w:val="20"/>
-                <w:color w:val="000000"/>
-              </w:rPr>
-              <w:t xml:space="preserve">27.0 (3.7)</w:t>
-            </w:r>
-          </w:p>
-        </w:tc>
-        <w:tc>
-          <w:tcPr>
-            <w:tcBorders>
-              <w:bottom w:val="none" w:sz="0" w:space="0" w:color="000000"/>
-              <w:top w:val="none" w:sz="0" w:space="0" w:color="000000"/>
-              <w:left w:val="none" w:sz="0" w:space="0" w:color="000000"/>
-              <w:right w:val="none" w:sz="0" w:space="0" w:color="000000"/>
-            </w:tcBorders>
-            <w:shd w:val="clear" w:color="auto" w:fill="FFFFFF"/>
-            <w:tcMar>
-              <w:top w:w="0" w:type="dxa"/>
-              <w:bottom w:w="0" w:type="dxa"/>
-              <w:left w:w="0" w:type="dxa"/>
-              <w:right w:w="0" w:type="dxa"/>
-            </w:tcMar>
-            <w:vAlign w:val="center"/>
-          </w:tcPr>
-          <w:p>
-            <w:pPr>
-              <w:pStyle w:val="Normal"/>
-              <w:jc w:val="center"/>
-              <w:pBdr>
-                <w:bottom w:val="none" w:sz="0" w:space="0" w:color="000000"/>
-                <w:top w:val="none" w:sz="0" w:space="0" w:color="000000"/>
-                <w:left w:val="none" w:sz="0" w:space="0" w:color="000000"/>
-                <w:right w:val="none" w:sz="0" w:space="0" w:color="000000"/>
-              </w:pBdr>
-              <w:spacing w:after="100" w:before="100" w:line="240"/>
-              <w:ind w:left="100" w:right="100" w:firstLine="0" w:firstLineChars="0"/>
-              <w:rPr>
-                <w:rFonts w:ascii="Times New Roman" w:hAnsi="Times New Roman" w:eastAsia="Times New Roman" w:cs="Times New Roman"/>
-                <w:i w:val="false"/>
-                <w:b w:val="false"/>
-                <w:u w:val="none"/>
-                <w:strike w:val="false"/>
-                <w:sz w:val="20"/>
-                <w:szCs w:val="20"/>
-                <w:color w:val="000000"/>
-              </w:rPr>
-            </w:pPr>
-            <w:r>
-              <w:rPr>
-                <w:rFonts w:ascii="Times New Roman" w:hAnsi="Times New Roman" w:eastAsia="Times New Roman" w:cs="Times New Roman"/>
-                <w:i w:val="false"/>
-                <w:b w:val="false"/>
-                <w:u w:val="none"/>
-                <w:strike w:val="false"/>
-                <w:sz w:val="20"/>
-                <w:szCs w:val="20"/>
-                <w:color w:val="000000"/>
-              </w:rPr>
-              <w:t xml:space="preserve">26.0 (5.5)</w:t>
-            </w:r>
-          </w:p>
-        </w:tc>
-        <w:tc>
-          <w:tcPr>
-            <w:tcBorders>
-              <w:bottom w:val="none" w:sz="0" w:space="0" w:color="000000"/>
-              <w:top w:val="none" w:sz="0" w:space="0" w:color="000000"/>
-              <w:left w:val="none" w:sz="0" w:space="0" w:color="000000"/>
-              <w:right w:val="none" w:sz="0" w:space="0" w:color="000000"/>
-            </w:tcBorders>
-            <w:shd w:val="clear" w:color="auto" w:fill="FFFFFF"/>
-            <w:tcMar>
-              <w:top w:w="0" w:type="dxa"/>
-              <w:bottom w:w="0" w:type="dxa"/>
-              <w:left w:w="0" w:type="dxa"/>
-              <w:right w:w="0" w:type="dxa"/>
-            </w:tcMar>
-            <w:vAlign w:val="center"/>
-          </w:tcPr>
-          <w:p>
-            <w:pPr>
-              <w:pStyle w:val="Normal"/>
-              <w:jc w:val="center"/>
-              <w:pBdr>
-                <w:bottom w:val="none" w:sz="0" w:space="0" w:color="000000"/>
-                <w:top w:val="none" w:sz="0" w:space="0" w:color="000000"/>
-                <w:left w:val="none" w:sz="0" w:space="0" w:color="000000"/>
-                <w:right w:val="none" w:sz="0" w:space="0" w:color="000000"/>
-              </w:pBdr>
-              <w:spacing w:after="100" w:before="100" w:line="240"/>
-              <w:ind w:left="100" w:right="100" w:firstLine="0" w:firstLineChars="0"/>
-              <w:rPr>
-                <w:rFonts w:ascii="Times New Roman" w:hAnsi="Times New Roman" w:eastAsia="Times New Roman" w:cs="Times New Roman"/>
-                <w:i w:val="false"/>
-                <w:b w:val="false"/>
-                <w:u w:val="none"/>
-                <w:strike w:val="false"/>
-                <w:sz w:val="20"/>
-                <w:szCs w:val="20"/>
-                <w:color w:val="000000"/>
-              </w:rPr>
-            </w:pPr>
-            <w:r>
-              <w:rPr>
-                <w:rFonts w:ascii="Times New Roman" w:hAnsi="Times New Roman" w:eastAsia="Times New Roman" w:cs="Times New Roman"/>
-                <w:i w:val="false"/>
-                <w:b w:val="false"/>
-                <w:u w:val="none"/>
-                <w:strike w:val="false"/>
-                <w:sz w:val="20"/>
-                <w:szCs w:val="20"/>
-                <w:color w:val="000000"/>
-              </w:rPr>
-              <w:t xml:space="preserve">26.6 (4.6)</w:t>
+              <w:spacing w:after="20" w:before="20" w:line="240"/>
+              <w:ind w:left="100" w:right="100" w:firstLine="0" w:firstLineChars="0"/>
+              <w:rPr>
+                <w:rFonts w:ascii="Times New Roman" w:hAnsi="Times New Roman" w:eastAsia="Times New Roman" w:cs="Times New Roman"/>
+                <w:i w:val="true"/>
+                <w:b w:val="false"/>
+                <w:u w:val="none"/>
+                <w:strike w:val="false"/>
+                <w:sz w:val="18"/>
+                <w:szCs w:val="18"/>
+                <w:color w:val="000000"/>
+              </w:rPr>
+            </w:pPr>
+            <w:r>
+              <w:rPr>
+                <w:rFonts w:ascii="Times New Roman" w:hAnsi="Times New Roman" w:eastAsia="Times New Roman" w:cs="Times New Roman"/>
+                <w:i w:val="true"/>
+                <w:b w:val="false"/>
+                <w:u w:val="none"/>
+                <w:strike w:val="false"/>
+                <w:sz w:val="18"/>
+                <w:szCs w:val="18"/>
+                <w:color w:val="000000"/>
+              </w:rPr>
+              <w:t xml:space="preserve">  Immunterapi</w:t>
+            </w:r>
+          </w:p>
+        </w:tc>
+        <w:tc>
+          <w:tcPr>
+            <w:tcBorders>
+              <w:bottom w:val="none" w:sz="0" w:space="0" w:color="000000"/>
+              <w:top w:val="none" w:sz="0" w:space="0" w:color="000000"/>
+              <w:left w:val="none" w:sz="0" w:space="0" w:color="000000"/>
+              <w:right w:val="none" w:sz="0" w:space="0" w:color="000000"/>
+            </w:tcBorders>
+            <w:shd w:val="clear" w:color="auto" w:fill="FFFFFF"/>
+            <w:tcMar>
+              <w:top w:w="0" w:type="dxa"/>
+              <w:bottom w:w="0" w:type="dxa"/>
+              <w:left w:w="0" w:type="dxa"/>
+              <w:right w:w="0" w:type="dxa"/>
+            </w:tcMar>
+            <w:vAlign w:val="center"/>
+          </w:tcPr>
+          <w:p>
+            <w:pPr>
+              <w:pStyle w:val="Normal"/>
+              <w:jc w:val="center"/>
+              <w:pBdr>
+                <w:bottom w:val="none" w:sz="0" w:space="0" w:color="000000"/>
+                <w:top w:val="none" w:sz="0" w:space="0" w:color="000000"/>
+                <w:left w:val="none" w:sz="0" w:space="0" w:color="000000"/>
+                <w:right w:val="none" w:sz="0" w:space="0" w:color="000000"/>
+              </w:pBdr>
+              <w:spacing w:after="20" w:before="20" w:line="240"/>
+              <w:ind w:left="100" w:right="100" w:firstLine="0" w:firstLineChars="0"/>
+              <w:rPr>
+                <w:rFonts w:ascii="Times New Roman" w:hAnsi="Times New Roman" w:eastAsia="Times New Roman" w:cs="Times New Roman"/>
+                <w:i w:val="false"/>
+                <w:b w:val="false"/>
+                <w:u w:val="none"/>
+                <w:strike w:val="false"/>
+                <w:sz w:val="18"/>
+                <w:szCs w:val="18"/>
+                <w:color w:val="000000"/>
+              </w:rPr>
+            </w:pPr>
+            <w:r>
+              <w:rPr>
+                <w:rFonts w:ascii="Times New Roman" w:hAnsi="Times New Roman" w:eastAsia="Times New Roman" w:cs="Times New Roman"/>
+                <w:i w:val="false"/>
+                <w:b w:val="false"/>
+                <w:u w:val="none"/>
+                <w:strike w:val="false"/>
+                <w:sz w:val="18"/>
+                <w:szCs w:val="18"/>
+                <w:color w:val="000000"/>
+              </w:rPr>
+              <w:t xml:space="preserve">5 (29%)</w:t>
+            </w:r>
+          </w:p>
+        </w:tc>
+        <w:tc>
+          <w:tcPr>
+            <w:tcBorders>
+              <w:bottom w:val="none" w:sz="0" w:space="0" w:color="000000"/>
+              <w:top w:val="none" w:sz="0" w:space="0" w:color="000000"/>
+              <w:left w:val="none" w:sz="0" w:space="0" w:color="000000"/>
+              <w:right w:val="none" w:sz="0" w:space="0" w:color="000000"/>
+            </w:tcBorders>
+            <w:shd w:val="clear" w:color="auto" w:fill="FFFFFF"/>
+            <w:tcMar>
+              <w:top w:w="0" w:type="dxa"/>
+              <w:bottom w:w="0" w:type="dxa"/>
+              <w:left w:w="0" w:type="dxa"/>
+              <w:right w:w="0" w:type="dxa"/>
+            </w:tcMar>
+            <w:vAlign w:val="center"/>
+          </w:tcPr>
+          <w:p>
+            <w:pPr>
+              <w:pStyle w:val="Normal"/>
+              <w:jc w:val="center"/>
+              <w:pBdr>
+                <w:bottom w:val="none" w:sz="0" w:space="0" w:color="000000"/>
+                <w:top w:val="none" w:sz="0" w:space="0" w:color="000000"/>
+                <w:left w:val="none" w:sz="0" w:space="0" w:color="000000"/>
+                <w:right w:val="none" w:sz="0" w:space="0" w:color="000000"/>
+              </w:pBdr>
+              <w:spacing w:after="20" w:before="20" w:line="240"/>
+              <w:ind w:left="100" w:right="100" w:firstLine="0" w:firstLineChars="0"/>
+              <w:rPr>
+                <w:rFonts w:ascii="Times New Roman" w:hAnsi="Times New Roman" w:eastAsia="Times New Roman" w:cs="Times New Roman"/>
+                <w:i w:val="false"/>
+                <w:b w:val="false"/>
+                <w:u w:val="none"/>
+                <w:strike w:val="false"/>
+                <w:sz w:val="18"/>
+                <w:szCs w:val="18"/>
+                <w:color w:val="000000"/>
+              </w:rPr>
+            </w:pPr>
+            <w:r>
+              <w:rPr>
+                <w:rFonts w:ascii="Times New Roman" w:hAnsi="Times New Roman" w:eastAsia="Times New Roman" w:cs="Times New Roman"/>
+                <w:i w:val="false"/>
+                <w:b w:val="false"/>
+                <w:u w:val="none"/>
+                <w:strike w:val="false"/>
+                <w:sz w:val="18"/>
+                <w:szCs w:val="18"/>
+                <w:color w:val="000000"/>
+              </w:rPr>
+              <w:t xml:space="preserve">2 (14%)</w:t>
+            </w:r>
+          </w:p>
+        </w:tc>
+        <w:tc>
+          <w:tcPr>
+            <w:tcBorders>
+              <w:bottom w:val="none" w:sz="0" w:space="0" w:color="000000"/>
+              <w:top w:val="none" w:sz="0" w:space="0" w:color="000000"/>
+              <w:left w:val="none" w:sz="0" w:space="0" w:color="000000"/>
+              <w:right w:val="none" w:sz="0" w:space="0" w:color="000000"/>
+            </w:tcBorders>
+            <w:shd w:val="clear" w:color="auto" w:fill="FFFFFF"/>
+            <w:tcMar>
+              <w:top w:w="0" w:type="dxa"/>
+              <w:bottom w:w="0" w:type="dxa"/>
+              <w:left w:w="0" w:type="dxa"/>
+              <w:right w:w="0" w:type="dxa"/>
+            </w:tcMar>
+            <w:vAlign w:val="center"/>
+          </w:tcPr>
+          <w:p>
+            <w:pPr>
+              <w:pStyle w:val="Normal"/>
+              <w:jc w:val="center"/>
+              <w:pBdr>
+                <w:bottom w:val="none" w:sz="0" w:space="0" w:color="000000"/>
+                <w:top w:val="none" w:sz="0" w:space="0" w:color="000000"/>
+                <w:left w:val="none" w:sz="0" w:space="0" w:color="000000"/>
+                <w:right w:val="none" w:sz="0" w:space="0" w:color="000000"/>
+              </w:pBdr>
+              <w:spacing w:after="20" w:before="20" w:line="240"/>
+              <w:ind w:left="100" w:right="100" w:firstLine="0" w:firstLineChars="0"/>
+              <w:rPr>
+                <w:rFonts w:ascii="Times New Roman" w:hAnsi="Times New Roman" w:eastAsia="Times New Roman" w:cs="Times New Roman"/>
+                <w:i w:val="false"/>
+                <w:b w:val="false"/>
+                <w:u w:val="none"/>
+                <w:strike w:val="false"/>
+                <w:sz w:val="18"/>
+                <w:szCs w:val="18"/>
+                <w:color w:val="000000"/>
+              </w:rPr>
+            </w:pPr>
+            <w:r>
+              <w:rPr>
+                <w:rFonts w:ascii="Times New Roman" w:hAnsi="Times New Roman" w:eastAsia="Times New Roman" w:cs="Times New Roman"/>
+                <w:i w:val="false"/>
+                <w:b w:val="false"/>
+                <w:u w:val="none"/>
+                <w:strike w:val="false"/>
+                <w:sz w:val="18"/>
+                <w:szCs w:val="18"/>
+                <w:color w:val="000000"/>
+              </w:rPr>
+              <w:t xml:space="preserve">7 (23%)</w:t>
             </w:r>
           </w:p>
         </w:tc>
@@ -5115,7 +5112,7 @@
         <w:tc>
           <w:tcPr>
             <w:tcBorders>
-              <w:bottom w:val="single" w:sz="4" w:space="0" w:color="999999"/>
+              <w:bottom w:val="none" w:sz="0" w:space="0" w:color="000000"/>
               <w:top w:val="none" w:sz="0" w:space="0" w:color="000000"/>
               <w:left w:val="none" w:sz="0" w:space="0" w:color="000000"/>
               <w:right w:val="none" w:sz="0" w:space="0" w:color="000000"/>
@@ -5139,196 +5136,196 @@
                 <w:left w:val="none" w:sz="0" w:space="0" w:color="000000"/>
                 <w:right w:val="none" w:sz="0" w:space="0" w:color="000000"/>
               </w:pBdr>
-              <w:spacing w:after="100" w:before="100" w:line="240"/>
-              <w:ind w:left="100" w:right="100" w:firstLine="0" w:firstLineChars="0"/>
-              <w:rPr>
-                <w:rFonts w:ascii="Times New Roman" w:hAnsi="Times New Roman" w:eastAsia="Times New Roman" w:cs="Times New Roman"/>
-                <w:i w:val="false"/>
-                <w:b w:val="false"/>
-                <w:u w:val="none"/>
-                <w:strike w:val="false"/>
-                <w:sz w:val="20"/>
-                <w:szCs w:val="20"/>
-                <w:color w:val="000000"/>
-              </w:rPr>
-            </w:pPr>
-            <w:r>
-              <w:rPr>
-                <w:rFonts w:ascii="Times New Roman" w:hAnsi="Times New Roman" w:eastAsia="Times New Roman" w:cs="Times New Roman"/>
-                <w:i w:val="false"/>
-                <w:b w:val="false"/>
-                <w:u w:val="none"/>
-                <w:strike w:val="false"/>
-                <w:sz w:val="20"/>
-                <w:szCs w:val="20"/>
-                <w:color w:val="000000"/>
-              </w:rPr>
-              <w:t xml:space="preserve">Midjeomkrets, cm, gj.snitt (SD)</w:t>
-            </w:r>
-          </w:p>
-        </w:tc>
-        <w:tc>
-          <w:tcPr>
-            <w:tcBorders>
-              <w:bottom w:val="single" w:sz="4" w:space="0" w:color="999999"/>
-              <w:top w:val="none" w:sz="0" w:space="0" w:color="000000"/>
-              <w:left w:val="none" w:sz="0" w:space="0" w:color="000000"/>
-              <w:right w:val="none" w:sz="0" w:space="0" w:color="000000"/>
-            </w:tcBorders>
-            <w:shd w:val="clear" w:color="auto" w:fill="FFFFFF"/>
-            <w:tcMar>
-              <w:top w:w="0" w:type="dxa"/>
-              <w:bottom w:w="0" w:type="dxa"/>
-              <w:left w:w="0" w:type="dxa"/>
-              <w:right w:w="0" w:type="dxa"/>
-            </w:tcMar>
-            <w:vAlign w:val="center"/>
-          </w:tcPr>
-          <w:p>
-            <w:pPr>
-              <w:pStyle w:val="Normal"/>
-              <w:jc w:val="center"/>
-              <w:pBdr>
-                <w:bottom w:val="none" w:sz="0" w:space="0" w:color="000000"/>
-                <w:top w:val="none" w:sz="0" w:space="0" w:color="000000"/>
-                <w:left w:val="none" w:sz="0" w:space="0" w:color="000000"/>
-                <w:right w:val="none" w:sz="0" w:space="0" w:color="000000"/>
-              </w:pBdr>
-              <w:spacing w:after="100" w:before="100" w:line="240"/>
-              <w:ind w:left="100" w:right="100" w:firstLine="0" w:firstLineChars="0"/>
-              <w:rPr>
-                <w:rFonts w:ascii="Times New Roman" w:hAnsi="Times New Roman" w:eastAsia="Times New Roman" w:cs="Times New Roman"/>
-                <w:i w:val="false"/>
-                <w:b w:val="false"/>
-                <w:u w:val="none"/>
-                <w:strike w:val="false"/>
-                <w:sz w:val="20"/>
-                <w:szCs w:val="20"/>
-                <w:color w:val="000000"/>
-              </w:rPr>
-            </w:pPr>
-            <w:r>
-              <w:rPr>
-                <w:rFonts w:ascii="Times New Roman" w:hAnsi="Times New Roman" w:eastAsia="Times New Roman" w:cs="Times New Roman"/>
-                <w:i w:val="false"/>
-                <w:b w:val="false"/>
-                <w:u w:val="none"/>
-                <w:strike w:val="false"/>
-                <w:sz w:val="20"/>
-                <w:szCs w:val="20"/>
-                <w:color w:val="000000"/>
-              </w:rPr>
-              <w:t xml:space="preserve">93.3 (9.2)</w:t>
-            </w:r>
-          </w:p>
-        </w:tc>
-        <w:tc>
-          <w:tcPr>
-            <w:tcBorders>
-              <w:bottom w:val="single" w:sz="4" w:space="0" w:color="999999"/>
-              <w:top w:val="none" w:sz="0" w:space="0" w:color="000000"/>
-              <w:left w:val="none" w:sz="0" w:space="0" w:color="000000"/>
-              <w:right w:val="none" w:sz="0" w:space="0" w:color="000000"/>
-            </w:tcBorders>
-            <w:shd w:val="clear" w:color="auto" w:fill="FFFFFF"/>
-            <w:tcMar>
-              <w:top w:w="0" w:type="dxa"/>
-              <w:bottom w:w="0" w:type="dxa"/>
-              <w:left w:w="0" w:type="dxa"/>
-              <w:right w:w="0" w:type="dxa"/>
-            </w:tcMar>
-            <w:vAlign w:val="center"/>
-          </w:tcPr>
-          <w:p>
-            <w:pPr>
-              <w:pStyle w:val="Normal"/>
-              <w:jc w:val="center"/>
-              <w:pBdr>
-                <w:bottom w:val="none" w:sz="0" w:space="0" w:color="000000"/>
-                <w:top w:val="none" w:sz="0" w:space="0" w:color="000000"/>
-                <w:left w:val="none" w:sz="0" w:space="0" w:color="000000"/>
-                <w:right w:val="none" w:sz="0" w:space="0" w:color="000000"/>
-              </w:pBdr>
-              <w:spacing w:after="100" w:before="100" w:line="240"/>
-              <w:ind w:left="100" w:right="100" w:firstLine="0" w:firstLineChars="0"/>
-              <w:rPr>
-                <w:rFonts w:ascii="Times New Roman" w:hAnsi="Times New Roman" w:eastAsia="Times New Roman" w:cs="Times New Roman"/>
-                <w:i w:val="false"/>
-                <w:b w:val="false"/>
-                <w:u w:val="none"/>
-                <w:strike w:val="false"/>
-                <w:sz w:val="20"/>
-                <w:szCs w:val="20"/>
-                <w:color w:val="000000"/>
-              </w:rPr>
-            </w:pPr>
-            <w:r>
-              <w:rPr>
-                <w:rFonts w:ascii="Times New Roman" w:hAnsi="Times New Roman" w:eastAsia="Times New Roman" w:cs="Times New Roman"/>
-                <w:i w:val="false"/>
-                <w:b w:val="false"/>
-                <w:u w:val="none"/>
-                <w:strike w:val="false"/>
-                <w:sz w:val="20"/>
-                <w:szCs w:val="20"/>
-                <w:color w:val="000000"/>
-              </w:rPr>
-              <w:t xml:space="preserve">89.6 (17.6)</w:t>
-            </w:r>
-          </w:p>
-        </w:tc>
-        <w:tc>
-          <w:tcPr>
-            <w:tcBorders>
-              <w:bottom w:val="single" w:sz="4" w:space="0" w:color="999999"/>
-              <w:top w:val="none" w:sz="0" w:space="0" w:color="000000"/>
-              <w:left w:val="none" w:sz="0" w:space="0" w:color="000000"/>
-              <w:right w:val="none" w:sz="0" w:space="0" w:color="000000"/>
-            </w:tcBorders>
-            <w:shd w:val="clear" w:color="auto" w:fill="FFFFFF"/>
-            <w:tcMar>
-              <w:top w:w="0" w:type="dxa"/>
-              <w:bottom w:w="0" w:type="dxa"/>
-              <w:left w:w="0" w:type="dxa"/>
-              <w:right w:w="0" w:type="dxa"/>
-            </w:tcMar>
-            <w:vAlign w:val="center"/>
-          </w:tcPr>
-          <w:p>
-            <w:pPr>
-              <w:pStyle w:val="Normal"/>
-              <w:jc w:val="center"/>
-              <w:pBdr>
-                <w:bottom w:val="none" w:sz="0" w:space="0" w:color="000000"/>
-                <w:top w:val="none" w:sz="0" w:space="0" w:color="000000"/>
-                <w:left w:val="none" w:sz="0" w:space="0" w:color="000000"/>
-                <w:right w:val="none" w:sz="0" w:space="0" w:color="000000"/>
-              </w:pBdr>
-              <w:spacing w:after="100" w:before="100" w:line="240"/>
-              <w:ind w:left="100" w:right="100" w:firstLine="0" w:firstLineChars="0"/>
-              <w:rPr>
-                <w:rFonts w:ascii="Times New Roman" w:hAnsi="Times New Roman" w:eastAsia="Times New Roman" w:cs="Times New Roman"/>
-                <w:i w:val="false"/>
-                <w:b w:val="false"/>
-                <w:u w:val="none"/>
-                <w:strike w:val="false"/>
-                <w:sz w:val="20"/>
-                <w:szCs w:val="20"/>
-                <w:color w:val="000000"/>
-              </w:rPr>
-            </w:pPr>
-            <w:r>
-              <w:rPr>
-                <w:rFonts w:ascii="Times New Roman" w:hAnsi="Times New Roman" w:eastAsia="Times New Roman" w:cs="Times New Roman"/>
-                <w:i w:val="false"/>
-                <w:b w:val="false"/>
-                <w:u w:val="none"/>
-                <w:strike w:val="false"/>
-                <w:sz w:val="20"/>
-                <w:szCs w:val="20"/>
-                <w:color w:val="000000"/>
-              </w:rPr>
-              <w:t xml:space="preserve">91.7 (13.5)</w:t>
+              <w:spacing w:after="20" w:before="20" w:line="240"/>
+              <w:ind w:left="100" w:right="100" w:firstLine="0" w:firstLineChars="0"/>
+              <w:rPr>
+                <w:rFonts w:ascii="Times New Roman" w:hAnsi="Times New Roman" w:eastAsia="Times New Roman" w:cs="Times New Roman"/>
+                <w:i w:val="true"/>
+                <w:b w:val="false"/>
+                <w:u w:val="none"/>
+                <w:strike w:val="false"/>
+                <w:sz w:val="18"/>
+                <w:szCs w:val="18"/>
+                <w:color w:val="000000"/>
+              </w:rPr>
+            </w:pPr>
+            <w:r>
+              <w:rPr>
+                <w:rFonts w:ascii="Times New Roman" w:hAnsi="Times New Roman" w:eastAsia="Times New Roman" w:cs="Times New Roman"/>
+                <w:i w:val="true"/>
+                <w:b w:val="false"/>
+                <w:u w:val="none"/>
+                <w:strike w:val="false"/>
+                <w:sz w:val="18"/>
+                <w:szCs w:val="18"/>
+                <w:color w:val="000000"/>
+              </w:rPr>
+              <w:t xml:space="preserve">  Kirurgi</w:t>
+            </w:r>
+          </w:p>
+        </w:tc>
+        <w:tc>
+          <w:tcPr>
+            <w:tcBorders>
+              <w:bottom w:val="none" w:sz="0" w:space="0" w:color="000000"/>
+              <w:top w:val="none" w:sz="0" w:space="0" w:color="000000"/>
+              <w:left w:val="none" w:sz="0" w:space="0" w:color="000000"/>
+              <w:right w:val="none" w:sz="0" w:space="0" w:color="000000"/>
+            </w:tcBorders>
+            <w:shd w:val="clear" w:color="auto" w:fill="FFFFFF"/>
+            <w:tcMar>
+              <w:top w:w="0" w:type="dxa"/>
+              <w:bottom w:w="0" w:type="dxa"/>
+              <w:left w:w="0" w:type="dxa"/>
+              <w:right w:w="0" w:type="dxa"/>
+            </w:tcMar>
+            <w:vAlign w:val="center"/>
+          </w:tcPr>
+          <w:p>
+            <w:pPr>
+              <w:pStyle w:val="Normal"/>
+              <w:jc w:val="center"/>
+              <w:pBdr>
+                <w:bottom w:val="none" w:sz="0" w:space="0" w:color="000000"/>
+                <w:top w:val="none" w:sz="0" w:space="0" w:color="000000"/>
+                <w:left w:val="none" w:sz="0" w:space="0" w:color="000000"/>
+                <w:right w:val="none" w:sz="0" w:space="0" w:color="000000"/>
+              </w:pBdr>
+              <w:spacing w:after="20" w:before="20" w:line="240"/>
+              <w:ind w:left="100" w:right="100" w:firstLine="0" w:firstLineChars="0"/>
+              <w:rPr>
+                <w:rFonts w:ascii="Times New Roman" w:hAnsi="Times New Roman" w:eastAsia="Times New Roman" w:cs="Times New Roman"/>
+                <w:i w:val="false"/>
+                <w:b w:val="false"/>
+                <w:u w:val="none"/>
+                <w:strike w:val="false"/>
+                <w:sz w:val="18"/>
+                <w:szCs w:val="18"/>
+                <w:color w:val="000000"/>
+              </w:rPr>
+            </w:pPr>
+            <w:r>
+              <w:rPr>
+                <w:rFonts w:ascii="Times New Roman" w:hAnsi="Times New Roman" w:eastAsia="Times New Roman" w:cs="Times New Roman"/>
+                <w:i w:val="false"/>
+                <w:b w:val="false"/>
+                <w:u w:val="none"/>
+                <w:strike w:val="false"/>
+                <w:sz w:val="18"/>
+                <w:szCs w:val="18"/>
+                <w:color w:val="000000"/>
+              </w:rPr>
+              <w:t xml:space="preserve">7 (41%)</w:t>
+            </w:r>
+          </w:p>
+        </w:tc>
+        <w:tc>
+          <w:tcPr>
+            <w:tcBorders>
+              <w:bottom w:val="none" w:sz="0" w:space="0" w:color="000000"/>
+              <w:top w:val="none" w:sz="0" w:space="0" w:color="000000"/>
+              <w:left w:val="none" w:sz="0" w:space="0" w:color="000000"/>
+              <w:right w:val="none" w:sz="0" w:space="0" w:color="000000"/>
+            </w:tcBorders>
+            <w:shd w:val="clear" w:color="auto" w:fill="FFFFFF"/>
+            <w:tcMar>
+              <w:top w:w="0" w:type="dxa"/>
+              <w:bottom w:w="0" w:type="dxa"/>
+              <w:left w:w="0" w:type="dxa"/>
+              <w:right w:w="0" w:type="dxa"/>
+            </w:tcMar>
+            <w:vAlign w:val="center"/>
+          </w:tcPr>
+          <w:p>
+            <w:pPr>
+              <w:pStyle w:val="Normal"/>
+              <w:jc w:val="center"/>
+              <w:pBdr>
+                <w:bottom w:val="none" w:sz="0" w:space="0" w:color="000000"/>
+                <w:top w:val="none" w:sz="0" w:space="0" w:color="000000"/>
+                <w:left w:val="none" w:sz="0" w:space="0" w:color="000000"/>
+                <w:right w:val="none" w:sz="0" w:space="0" w:color="000000"/>
+              </w:pBdr>
+              <w:spacing w:after="20" w:before="20" w:line="240"/>
+              <w:ind w:left="100" w:right="100" w:firstLine="0" w:firstLineChars="0"/>
+              <w:rPr>
+                <w:rFonts w:ascii="Times New Roman" w:hAnsi="Times New Roman" w:eastAsia="Times New Roman" w:cs="Times New Roman"/>
+                <w:i w:val="false"/>
+                <w:b w:val="false"/>
+                <w:u w:val="none"/>
+                <w:strike w:val="false"/>
+                <w:sz w:val="18"/>
+                <w:szCs w:val="18"/>
+                <w:color w:val="000000"/>
+              </w:rPr>
+            </w:pPr>
+            <w:r>
+              <w:rPr>
+                <w:rFonts w:ascii="Times New Roman" w:hAnsi="Times New Roman" w:eastAsia="Times New Roman" w:cs="Times New Roman"/>
+                <w:i w:val="false"/>
+                <w:b w:val="false"/>
+                <w:u w:val="none"/>
+                <w:strike w:val="false"/>
+                <w:sz w:val="18"/>
+                <w:szCs w:val="18"/>
+                <w:color w:val="000000"/>
+              </w:rPr>
+              <w:t xml:space="preserve">8 (57%)</w:t>
+            </w:r>
+          </w:p>
+        </w:tc>
+        <w:tc>
+          <w:tcPr>
+            <w:tcBorders>
+              <w:bottom w:val="none" w:sz="0" w:space="0" w:color="000000"/>
+              <w:top w:val="none" w:sz="0" w:space="0" w:color="000000"/>
+              <w:left w:val="none" w:sz="0" w:space="0" w:color="000000"/>
+              <w:right w:val="none" w:sz="0" w:space="0" w:color="000000"/>
+            </w:tcBorders>
+            <w:shd w:val="clear" w:color="auto" w:fill="FFFFFF"/>
+            <w:tcMar>
+              <w:top w:w="0" w:type="dxa"/>
+              <w:bottom w:w="0" w:type="dxa"/>
+              <w:left w:w="0" w:type="dxa"/>
+              <w:right w:w="0" w:type="dxa"/>
+            </w:tcMar>
+            <w:vAlign w:val="center"/>
+          </w:tcPr>
+          <w:p>
+            <w:pPr>
+              <w:pStyle w:val="Normal"/>
+              <w:jc w:val="center"/>
+              <w:pBdr>
+                <w:bottom w:val="none" w:sz="0" w:space="0" w:color="000000"/>
+                <w:top w:val="none" w:sz="0" w:space="0" w:color="000000"/>
+                <w:left w:val="none" w:sz="0" w:space="0" w:color="000000"/>
+                <w:right w:val="none" w:sz="0" w:space="0" w:color="000000"/>
+              </w:pBdr>
+              <w:spacing w:after="20" w:before="20" w:line="240"/>
+              <w:ind w:left="100" w:right="100" w:firstLine="0" w:firstLineChars="0"/>
+              <w:rPr>
+                <w:rFonts w:ascii="Times New Roman" w:hAnsi="Times New Roman" w:eastAsia="Times New Roman" w:cs="Times New Roman"/>
+                <w:i w:val="false"/>
+                <w:b w:val="false"/>
+                <w:u w:val="none"/>
+                <w:strike w:val="false"/>
+                <w:sz w:val="18"/>
+                <w:szCs w:val="18"/>
+                <w:color w:val="000000"/>
+              </w:rPr>
+            </w:pPr>
+            <w:r>
+              <w:rPr>
+                <w:rFonts w:ascii="Times New Roman" w:hAnsi="Times New Roman" w:eastAsia="Times New Roman" w:cs="Times New Roman"/>
+                <w:i w:val="false"/>
+                <w:b w:val="false"/>
+                <w:u w:val="none"/>
+                <w:strike w:val="false"/>
+                <w:sz w:val="18"/>
+                <w:szCs w:val="18"/>
+                <w:color w:val="000000"/>
+              </w:rPr>
+              <w:t xml:space="preserve">15 (48%)</w:t>
             </w:r>
           </w:p>
         </w:tc>
@@ -5341,7 +5338,7 @@
           <w:tcPr>
             <w:tcBorders>
               <w:bottom w:val="none" w:sz="0" w:space="0" w:color="000000"/>
-              <w:top w:val="single" w:sz="4" w:space="0" w:color="999999"/>
+              <w:top w:val="none" w:sz="0" w:space="0" w:color="000000"/>
               <w:left w:val="none" w:sz="0" w:space="0" w:color="000000"/>
               <w:right w:val="none" w:sz="0" w:space="0" w:color="000000"/>
             </w:tcBorders>
@@ -5364,196 +5361,196 @@
                 <w:left w:val="none" w:sz="0" w:space="0" w:color="000000"/>
                 <w:right w:val="none" w:sz="0" w:space="0" w:color="000000"/>
               </w:pBdr>
-              <w:spacing w:after="100" w:before="100" w:line="240"/>
-              <w:ind w:left="100" w:right="100" w:firstLine="0" w:firstLineChars="0"/>
-              <w:rPr>
-                <w:rFonts w:ascii="Times New Roman" w:hAnsi="Times New Roman" w:eastAsia="Times New Roman" w:cs="Times New Roman"/>
-                <w:i w:val="false"/>
-                <w:b w:val="false"/>
-                <w:u w:val="none"/>
-                <w:strike w:val="false"/>
-                <w:sz w:val="20"/>
-                <w:szCs w:val="20"/>
-                <w:color w:val="000000"/>
-              </w:rPr>
-            </w:pPr>
-            <w:r>
-              <w:rPr>
-                <w:rFonts w:ascii="Times New Roman" w:hAnsi="Times New Roman" w:eastAsia="Times New Roman" w:cs="Times New Roman"/>
-                <w:i w:val="false"/>
-                <w:b w:val="false"/>
-                <w:u w:val="none"/>
-                <w:strike w:val="false"/>
-                <w:sz w:val="20"/>
-                <w:szCs w:val="20"/>
-                <w:color w:val="000000"/>
-              </w:rPr>
-              <w:t xml:space="preserve">Mager masse (LBM), g, gj.snitt (SD)</w:t>
-            </w:r>
-          </w:p>
-        </w:tc>
-        <w:tc>
-          <w:tcPr>
-            <w:tcBorders>
-              <w:bottom w:val="none" w:sz="0" w:space="0" w:color="000000"/>
-              <w:top w:val="single" w:sz="4" w:space="0" w:color="999999"/>
-              <w:left w:val="none" w:sz="0" w:space="0" w:color="000000"/>
-              <w:right w:val="none" w:sz="0" w:space="0" w:color="000000"/>
-            </w:tcBorders>
-            <w:shd w:val="clear" w:color="auto" w:fill="FFFFFF"/>
-            <w:tcMar>
-              <w:top w:w="0" w:type="dxa"/>
-              <w:bottom w:w="0" w:type="dxa"/>
-              <w:left w:w="0" w:type="dxa"/>
-              <w:right w:w="0" w:type="dxa"/>
-            </w:tcMar>
-            <w:vAlign w:val="center"/>
-          </w:tcPr>
-          <w:p>
-            <w:pPr>
-              <w:pStyle w:val="Normal"/>
-              <w:jc w:val="center"/>
-              <w:pBdr>
-                <w:bottom w:val="none" w:sz="0" w:space="0" w:color="000000"/>
-                <w:top w:val="none" w:sz="0" w:space="0" w:color="000000"/>
-                <w:left w:val="none" w:sz="0" w:space="0" w:color="000000"/>
-                <w:right w:val="none" w:sz="0" w:space="0" w:color="000000"/>
-              </w:pBdr>
-              <w:spacing w:after="100" w:before="100" w:line="240"/>
-              <w:ind w:left="100" w:right="100" w:firstLine="0" w:firstLineChars="0"/>
-              <w:rPr>
-                <w:rFonts w:ascii="Times New Roman" w:hAnsi="Times New Roman" w:eastAsia="Times New Roman" w:cs="Times New Roman"/>
-                <w:i w:val="false"/>
-                <w:b w:val="false"/>
-                <w:u w:val="none"/>
-                <w:strike w:val="false"/>
-                <w:sz w:val="20"/>
-                <w:szCs w:val="20"/>
-                <w:color w:val="000000"/>
-              </w:rPr>
-            </w:pPr>
-            <w:r>
-              <w:rPr>
-                <w:rFonts w:ascii="Times New Roman" w:hAnsi="Times New Roman" w:eastAsia="Times New Roman" w:cs="Times New Roman"/>
-                <w:i w:val="false"/>
-                <w:b w:val="false"/>
-                <w:u w:val="none"/>
-                <w:strike w:val="false"/>
-                <w:sz w:val="20"/>
-                <w:szCs w:val="20"/>
-                <w:color w:val="000000"/>
-              </w:rPr>
-              <w:t xml:space="preserve">47530.6 (7598.3)</w:t>
-            </w:r>
-          </w:p>
-        </w:tc>
-        <w:tc>
-          <w:tcPr>
-            <w:tcBorders>
-              <w:bottom w:val="none" w:sz="0" w:space="0" w:color="000000"/>
-              <w:top w:val="single" w:sz="4" w:space="0" w:color="999999"/>
-              <w:left w:val="none" w:sz="0" w:space="0" w:color="000000"/>
-              <w:right w:val="none" w:sz="0" w:space="0" w:color="000000"/>
-            </w:tcBorders>
-            <w:shd w:val="clear" w:color="auto" w:fill="FFFFFF"/>
-            <w:tcMar>
-              <w:top w:w="0" w:type="dxa"/>
-              <w:bottom w:w="0" w:type="dxa"/>
-              <w:left w:w="0" w:type="dxa"/>
-              <w:right w:w="0" w:type="dxa"/>
-            </w:tcMar>
-            <w:vAlign w:val="center"/>
-          </w:tcPr>
-          <w:p>
-            <w:pPr>
-              <w:pStyle w:val="Normal"/>
-              <w:jc w:val="center"/>
-              <w:pBdr>
-                <w:bottom w:val="none" w:sz="0" w:space="0" w:color="000000"/>
-                <w:top w:val="none" w:sz="0" w:space="0" w:color="000000"/>
-                <w:left w:val="none" w:sz="0" w:space="0" w:color="000000"/>
-                <w:right w:val="none" w:sz="0" w:space="0" w:color="000000"/>
-              </w:pBdr>
-              <w:spacing w:after="100" w:before="100" w:line="240"/>
-              <w:ind w:left="100" w:right="100" w:firstLine="0" w:firstLineChars="0"/>
-              <w:rPr>
-                <w:rFonts w:ascii="Times New Roman" w:hAnsi="Times New Roman" w:eastAsia="Times New Roman" w:cs="Times New Roman"/>
-                <w:i w:val="false"/>
-                <w:b w:val="false"/>
-                <w:u w:val="none"/>
-                <w:strike w:val="false"/>
-                <w:sz w:val="20"/>
-                <w:szCs w:val="20"/>
-                <w:color w:val="000000"/>
-              </w:rPr>
-            </w:pPr>
-            <w:r>
-              <w:rPr>
-                <w:rFonts w:ascii="Times New Roman" w:hAnsi="Times New Roman" w:eastAsia="Times New Roman" w:cs="Times New Roman"/>
-                <w:i w:val="false"/>
-                <w:b w:val="false"/>
-                <w:u w:val="none"/>
-                <w:strike w:val="false"/>
-                <w:sz w:val="20"/>
-                <w:szCs w:val="20"/>
-                <w:color w:val="000000"/>
-              </w:rPr>
-              <w:t xml:space="preserve">44282.9 (9227.1)</w:t>
-            </w:r>
-          </w:p>
-        </w:tc>
-        <w:tc>
-          <w:tcPr>
-            <w:tcBorders>
-              <w:bottom w:val="none" w:sz="0" w:space="0" w:color="000000"/>
-              <w:top w:val="single" w:sz="4" w:space="0" w:color="999999"/>
-              <w:left w:val="none" w:sz="0" w:space="0" w:color="000000"/>
-              <w:right w:val="none" w:sz="0" w:space="0" w:color="000000"/>
-            </w:tcBorders>
-            <w:shd w:val="clear" w:color="auto" w:fill="FFFFFF"/>
-            <w:tcMar>
-              <w:top w:w="0" w:type="dxa"/>
-              <w:bottom w:w="0" w:type="dxa"/>
-              <w:left w:w="0" w:type="dxa"/>
-              <w:right w:w="0" w:type="dxa"/>
-            </w:tcMar>
-            <w:vAlign w:val="center"/>
-          </w:tcPr>
-          <w:p>
-            <w:pPr>
-              <w:pStyle w:val="Normal"/>
-              <w:jc w:val="center"/>
-              <w:pBdr>
-                <w:bottom w:val="none" w:sz="0" w:space="0" w:color="000000"/>
-                <w:top w:val="none" w:sz="0" w:space="0" w:color="000000"/>
-                <w:left w:val="none" w:sz="0" w:space="0" w:color="000000"/>
-                <w:right w:val="none" w:sz="0" w:space="0" w:color="000000"/>
-              </w:pBdr>
-              <w:spacing w:after="100" w:before="100" w:line="240"/>
-              <w:ind w:left="100" w:right="100" w:firstLine="0" w:firstLineChars="0"/>
-              <w:rPr>
-                <w:rFonts w:ascii="Times New Roman" w:hAnsi="Times New Roman" w:eastAsia="Times New Roman" w:cs="Times New Roman"/>
-                <w:i w:val="false"/>
-                <w:b w:val="false"/>
-                <w:u w:val="none"/>
-                <w:strike w:val="false"/>
-                <w:sz w:val="20"/>
-                <w:szCs w:val="20"/>
-                <w:color w:val="000000"/>
-              </w:rPr>
-            </w:pPr>
-            <w:r>
-              <w:rPr>
-                <w:rFonts w:ascii="Times New Roman" w:hAnsi="Times New Roman" w:eastAsia="Times New Roman" w:cs="Times New Roman"/>
-                <w:i w:val="false"/>
-                <w:b w:val="false"/>
-                <w:u w:val="none"/>
-                <w:strike w:val="false"/>
-                <w:sz w:val="20"/>
-                <w:szCs w:val="20"/>
-                <w:color w:val="000000"/>
-              </w:rPr>
-              <w:t xml:space="preserve">46063.9 (8389.5)</w:t>
+              <w:spacing w:after="20" w:before="20" w:line="240"/>
+              <w:ind w:left="100" w:right="100" w:firstLine="0" w:firstLineChars="0"/>
+              <w:rPr>
+                <w:rFonts w:ascii="Times New Roman" w:hAnsi="Times New Roman" w:eastAsia="Times New Roman" w:cs="Times New Roman"/>
+                <w:i w:val="true"/>
+                <w:b w:val="false"/>
+                <w:u w:val="none"/>
+                <w:strike w:val="false"/>
+                <w:sz w:val="18"/>
+                <w:szCs w:val="18"/>
+                <w:color w:val="000000"/>
+              </w:rPr>
+            </w:pPr>
+            <w:r>
+              <w:rPr>
+                <w:rFonts w:ascii="Times New Roman" w:hAnsi="Times New Roman" w:eastAsia="Times New Roman" w:cs="Times New Roman"/>
+                <w:i w:val="true"/>
+                <w:b w:val="false"/>
+                <w:u w:val="none"/>
+                <w:strike w:val="false"/>
+                <w:sz w:val="18"/>
+                <w:szCs w:val="18"/>
+                <w:color w:val="000000"/>
+              </w:rPr>
+              <w:t xml:space="preserve">  Stamcellebehandling</w:t>
+            </w:r>
+          </w:p>
+        </w:tc>
+        <w:tc>
+          <w:tcPr>
+            <w:tcBorders>
+              <w:bottom w:val="none" w:sz="0" w:space="0" w:color="000000"/>
+              <w:top w:val="none" w:sz="0" w:space="0" w:color="000000"/>
+              <w:left w:val="none" w:sz="0" w:space="0" w:color="000000"/>
+              <w:right w:val="none" w:sz="0" w:space="0" w:color="000000"/>
+            </w:tcBorders>
+            <w:shd w:val="clear" w:color="auto" w:fill="FFFFFF"/>
+            <w:tcMar>
+              <w:top w:w="0" w:type="dxa"/>
+              <w:bottom w:w="0" w:type="dxa"/>
+              <w:left w:w="0" w:type="dxa"/>
+              <w:right w:w="0" w:type="dxa"/>
+            </w:tcMar>
+            <w:vAlign w:val="center"/>
+          </w:tcPr>
+          <w:p>
+            <w:pPr>
+              <w:pStyle w:val="Normal"/>
+              <w:jc w:val="center"/>
+              <w:pBdr>
+                <w:bottom w:val="none" w:sz="0" w:space="0" w:color="000000"/>
+                <w:top w:val="none" w:sz="0" w:space="0" w:color="000000"/>
+                <w:left w:val="none" w:sz="0" w:space="0" w:color="000000"/>
+                <w:right w:val="none" w:sz="0" w:space="0" w:color="000000"/>
+              </w:pBdr>
+              <w:spacing w:after="20" w:before="20" w:line="240"/>
+              <w:ind w:left="100" w:right="100" w:firstLine="0" w:firstLineChars="0"/>
+              <w:rPr>
+                <w:rFonts w:ascii="Times New Roman" w:hAnsi="Times New Roman" w:eastAsia="Times New Roman" w:cs="Times New Roman"/>
+                <w:i w:val="false"/>
+                <w:b w:val="false"/>
+                <w:u w:val="none"/>
+                <w:strike w:val="false"/>
+                <w:sz w:val="18"/>
+                <w:szCs w:val="18"/>
+                <w:color w:val="000000"/>
+              </w:rPr>
+            </w:pPr>
+            <w:r>
+              <w:rPr>
+                <w:rFonts w:ascii="Times New Roman" w:hAnsi="Times New Roman" w:eastAsia="Times New Roman" w:cs="Times New Roman"/>
+                <w:i w:val="false"/>
+                <w:b w:val="false"/>
+                <w:u w:val="none"/>
+                <w:strike w:val="false"/>
+                <w:sz w:val="18"/>
+                <w:szCs w:val="18"/>
+                <w:color w:val="000000"/>
+              </w:rPr>
+              <w:t xml:space="preserve">1 (6%)</w:t>
+            </w:r>
+          </w:p>
+        </w:tc>
+        <w:tc>
+          <w:tcPr>
+            <w:tcBorders>
+              <w:bottom w:val="none" w:sz="0" w:space="0" w:color="000000"/>
+              <w:top w:val="none" w:sz="0" w:space="0" w:color="000000"/>
+              <w:left w:val="none" w:sz="0" w:space="0" w:color="000000"/>
+              <w:right w:val="none" w:sz="0" w:space="0" w:color="000000"/>
+            </w:tcBorders>
+            <w:shd w:val="clear" w:color="auto" w:fill="FFFFFF"/>
+            <w:tcMar>
+              <w:top w:w="0" w:type="dxa"/>
+              <w:bottom w:w="0" w:type="dxa"/>
+              <w:left w:w="0" w:type="dxa"/>
+              <w:right w:w="0" w:type="dxa"/>
+            </w:tcMar>
+            <w:vAlign w:val="center"/>
+          </w:tcPr>
+          <w:p>
+            <w:pPr>
+              <w:pStyle w:val="Normal"/>
+              <w:jc w:val="center"/>
+              <w:pBdr>
+                <w:bottom w:val="none" w:sz="0" w:space="0" w:color="000000"/>
+                <w:top w:val="none" w:sz="0" w:space="0" w:color="000000"/>
+                <w:left w:val="none" w:sz="0" w:space="0" w:color="000000"/>
+                <w:right w:val="none" w:sz="0" w:space="0" w:color="000000"/>
+              </w:pBdr>
+              <w:spacing w:after="20" w:before="20" w:line="240"/>
+              <w:ind w:left="100" w:right="100" w:firstLine="0" w:firstLineChars="0"/>
+              <w:rPr>
+                <w:rFonts w:ascii="Times New Roman" w:hAnsi="Times New Roman" w:eastAsia="Times New Roman" w:cs="Times New Roman"/>
+                <w:i w:val="false"/>
+                <w:b w:val="false"/>
+                <w:u w:val="none"/>
+                <w:strike w:val="false"/>
+                <w:sz w:val="18"/>
+                <w:szCs w:val="18"/>
+                <w:color w:val="000000"/>
+              </w:rPr>
+            </w:pPr>
+            <w:r>
+              <w:rPr>
+                <w:rFonts w:ascii="Times New Roman" w:hAnsi="Times New Roman" w:eastAsia="Times New Roman" w:cs="Times New Roman"/>
+                <w:i w:val="false"/>
+                <w:b w:val="false"/>
+                <w:u w:val="none"/>
+                <w:strike w:val="false"/>
+                <w:sz w:val="18"/>
+                <w:szCs w:val="18"/>
+                <w:color w:val="000000"/>
+              </w:rPr>
+              <w:t xml:space="preserve">0 (0%)</w:t>
+            </w:r>
+          </w:p>
+        </w:tc>
+        <w:tc>
+          <w:tcPr>
+            <w:tcBorders>
+              <w:bottom w:val="none" w:sz="0" w:space="0" w:color="000000"/>
+              <w:top w:val="none" w:sz="0" w:space="0" w:color="000000"/>
+              <w:left w:val="none" w:sz="0" w:space="0" w:color="000000"/>
+              <w:right w:val="none" w:sz="0" w:space="0" w:color="000000"/>
+            </w:tcBorders>
+            <w:shd w:val="clear" w:color="auto" w:fill="FFFFFF"/>
+            <w:tcMar>
+              <w:top w:w="0" w:type="dxa"/>
+              <w:bottom w:w="0" w:type="dxa"/>
+              <w:left w:w="0" w:type="dxa"/>
+              <w:right w:w="0" w:type="dxa"/>
+            </w:tcMar>
+            <w:vAlign w:val="center"/>
+          </w:tcPr>
+          <w:p>
+            <w:pPr>
+              <w:pStyle w:val="Normal"/>
+              <w:jc w:val="center"/>
+              <w:pBdr>
+                <w:bottom w:val="none" w:sz="0" w:space="0" w:color="000000"/>
+                <w:top w:val="none" w:sz="0" w:space="0" w:color="000000"/>
+                <w:left w:val="none" w:sz="0" w:space="0" w:color="000000"/>
+                <w:right w:val="none" w:sz="0" w:space="0" w:color="000000"/>
+              </w:pBdr>
+              <w:spacing w:after="20" w:before="20" w:line="240"/>
+              <w:ind w:left="100" w:right="100" w:firstLine="0" w:firstLineChars="0"/>
+              <w:rPr>
+                <w:rFonts w:ascii="Times New Roman" w:hAnsi="Times New Roman" w:eastAsia="Times New Roman" w:cs="Times New Roman"/>
+                <w:i w:val="false"/>
+                <w:b w:val="false"/>
+                <w:u w:val="none"/>
+                <w:strike w:val="false"/>
+                <w:sz w:val="18"/>
+                <w:szCs w:val="18"/>
+                <w:color w:val="000000"/>
+              </w:rPr>
+            </w:pPr>
+            <w:r>
+              <w:rPr>
+                <w:rFonts w:ascii="Times New Roman" w:hAnsi="Times New Roman" w:eastAsia="Times New Roman" w:cs="Times New Roman"/>
+                <w:i w:val="false"/>
+                <w:b w:val="false"/>
+                <w:u w:val="none"/>
+                <w:strike w:val="false"/>
+                <w:sz w:val="18"/>
+                <w:szCs w:val="18"/>
+                <w:color w:val="000000"/>
+              </w:rPr>
+              <w:t xml:space="preserve">1 (3%)</w:t>
             </w:r>
           </w:p>
         </w:tc>
@@ -5589,196 +5586,196 @@
                 <w:left w:val="none" w:sz="0" w:space="0" w:color="000000"/>
                 <w:right w:val="none" w:sz="0" w:space="0" w:color="000000"/>
               </w:pBdr>
-              <w:spacing w:after="100" w:before="100" w:line="240"/>
-              <w:ind w:left="100" w:right="100" w:firstLine="0" w:firstLineChars="0"/>
-              <w:rPr>
-                <w:rFonts w:ascii="Times New Roman" w:hAnsi="Times New Roman" w:eastAsia="Times New Roman" w:cs="Times New Roman"/>
-                <w:i w:val="false"/>
-                <w:b w:val="false"/>
-                <w:u w:val="none"/>
-                <w:strike w:val="false"/>
-                <w:sz w:val="20"/>
-                <w:szCs w:val="20"/>
-                <w:color w:val="000000"/>
-              </w:rPr>
-            </w:pPr>
-            <w:r>
-              <w:rPr>
-                <w:rFonts w:ascii="Times New Roman" w:hAnsi="Times New Roman" w:eastAsia="Times New Roman" w:cs="Times New Roman"/>
-                <w:i w:val="false"/>
-                <w:b w:val="false"/>
-                <w:u w:val="none"/>
-                <w:strike w:val="false"/>
-                <w:sz w:val="20"/>
-                <w:szCs w:val="20"/>
-                <w:color w:val="000000"/>
-              </w:rPr>
-              <w:t xml:space="preserve">Total fettmasse, g, gj.snitt (SD)</w:t>
-            </w:r>
-          </w:p>
-        </w:tc>
-        <w:tc>
-          <w:tcPr>
-            <w:tcBorders>
-              <w:bottom w:val="none" w:sz="0" w:space="0" w:color="000000"/>
-              <w:top w:val="none" w:sz="0" w:space="0" w:color="000000"/>
-              <w:left w:val="none" w:sz="0" w:space="0" w:color="000000"/>
-              <w:right w:val="none" w:sz="0" w:space="0" w:color="000000"/>
-            </w:tcBorders>
-            <w:shd w:val="clear" w:color="auto" w:fill="FFFFFF"/>
-            <w:tcMar>
-              <w:top w:w="0" w:type="dxa"/>
-              <w:bottom w:w="0" w:type="dxa"/>
-              <w:left w:w="0" w:type="dxa"/>
-              <w:right w:w="0" w:type="dxa"/>
-            </w:tcMar>
-            <w:vAlign w:val="center"/>
-          </w:tcPr>
-          <w:p>
-            <w:pPr>
-              <w:pStyle w:val="Normal"/>
-              <w:jc w:val="center"/>
-              <w:pBdr>
-                <w:bottom w:val="none" w:sz="0" w:space="0" w:color="000000"/>
-                <w:top w:val="none" w:sz="0" w:space="0" w:color="000000"/>
-                <w:left w:val="none" w:sz="0" w:space="0" w:color="000000"/>
-                <w:right w:val="none" w:sz="0" w:space="0" w:color="000000"/>
-              </w:pBdr>
-              <w:spacing w:after="100" w:before="100" w:line="240"/>
-              <w:ind w:left="100" w:right="100" w:firstLine="0" w:firstLineChars="0"/>
-              <w:rPr>
-                <w:rFonts w:ascii="Times New Roman" w:hAnsi="Times New Roman" w:eastAsia="Times New Roman" w:cs="Times New Roman"/>
-                <w:i w:val="false"/>
-                <w:b w:val="false"/>
-                <w:u w:val="none"/>
-                <w:strike w:val="false"/>
-                <w:sz w:val="20"/>
-                <w:szCs w:val="20"/>
-                <w:color w:val="000000"/>
-              </w:rPr>
-            </w:pPr>
-            <w:r>
-              <w:rPr>
-                <w:rFonts w:ascii="Times New Roman" w:hAnsi="Times New Roman" w:eastAsia="Times New Roman" w:cs="Times New Roman"/>
-                <w:i w:val="false"/>
-                <w:b w:val="false"/>
-                <w:u w:val="none"/>
-                <w:strike w:val="false"/>
-                <w:sz w:val="20"/>
-                <w:szCs w:val="20"/>
-                <w:color w:val="000000"/>
-              </w:rPr>
-              <w:t xml:space="preserve">29207.3 (7263.9)</w:t>
-            </w:r>
-          </w:p>
-        </w:tc>
-        <w:tc>
-          <w:tcPr>
-            <w:tcBorders>
-              <w:bottom w:val="none" w:sz="0" w:space="0" w:color="000000"/>
-              <w:top w:val="none" w:sz="0" w:space="0" w:color="000000"/>
-              <w:left w:val="none" w:sz="0" w:space="0" w:color="000000"/>
-              <w:right w:val="none" w:sz="0" w:space="0" w:color="000000"/>
-            </w:tcBorders>
-            <w:shd w:val="clear" w:color="auto" w:fill="FFFFFF"/>
-            <w:tcMar>
-              <w:top w:w="0" w:type="dxa"/>
-              <w:bottom w:w="0" w:type="dxa"/>
-              <w:left w:w="0" w:type="dxa"/>
-              <w:right w:w="0" w:type="dxa"/>
-            </w:tcMar>
-            <w:vAlign w:val="center"/>
-          </w:tcPr>
-          <w:p>
-            <w:pPr>
-              <w:pStyle w:val="Normal"/>
-              <w:jc w:val="center"/>
-              <w:pBdr>
-                <w:bottom w:val="none" w:sz="0" w:space="0" w:color="000000"/>
-                <w:top w:val="none" w:sz="0" w:space="0" w:color="000000"/>
-                <w:left w:val="none" w:sz="0" w:space="0" w:color="000000"/>
-                <w:right w:val="none" w:sz="0" w:space="0" w:color="000000"/>
-              </w:pBdr>
-              <w:spacing w:after="100" w:before="100" w:line="240"/>
-              <w:ind w:left="100" w:right="100" w:firstLine="0" w:firstLineChars="0"/>
-              <w:rPr>
-                <w:rFonts w:ascii="Times New Roman" w:hAnsi="Times New Roman" w:eastAsia="Times New Roman" w:cs="Times New Roman"/>
-                <w:i w:val="false"/>
-                <w:b w:val="false"/>
-                <w:u w:val="none"/>
-                <w:strike w:val="false"/>
-                <w:sz w:val="20"/>
-                <w:szCs w:val="20"/>
-                <w:color w:val="000000"/>
-              </w:rPr>
-            </w:pPr>
-            <w:r>
-              <w:rPr>
-                <w:rFonts w:ascii="Times New Roman" w:hAnsi="Times New Roman" w:eastAsia="Times New Roman" w:cs="Times New Roman"/>
-                <w:i w:val="false"/>
-                <w:b w:val="false"/>
-                <w:u w:val="none"/>
-                <w:strike w:val="false"/>
-                <w:sz w:val="20"/>
-                <w:szCs w:val="20"/>
-                <w:color w:val="000000"/>
-              </w:rPr>
-              <w:t xml:space="preserve">27363.9 (12225.4)</w:t>
-            </w:r>
-          </w:p>
-        </w:tc>
-        <w:tc>
-          <w:tcPr>
-            <w:tcBorders>
-              <w:bottom w:val="none" w:sz="0" w:space="0" w:color="000000"/>
-              <w:top w:val="none" w:sz="0" w:space="0" w:color="000000"/>
-              <w:left w:val="none" w:sz="0" w:space="0" w:color="000000"/>
-              <w:right w:val="none" w:sz="0" w:space="0" w:color="000000"/>
-            </w:tcBorders>
-            <w:shd w:val="clear" w:color="auto" w:fill="FFFFFF"/>
-            <w:tcMar>
-              <w:top w:w="0" w:type="dxa"/>
-              <w:bottom w:w="0" w:type="dxa"/>
-              <w:left w:w="0" w:type="dxa"/>
-              <w:right w:w="0" w:type="dxa"/>
-            </w:tcMar>
-            <w:vAlign w:val="center"/>
-          </w:tcPr>
-          <w:p>
-            <w:pPr>
-              <w:pStyle w:val="Normal"/>
-              <w:jc w:val="center"/>
-              <w:pBdr>
-                <w:bottom w:val="none" w:sz="0" w:space="0" w:color="000000"/>
-                <w:top w:val="none" w:sz="0" w:space="0" w:color="000000"/>
-                <w:left w:val="none" w:sz="0" w:space="0" w:color="000000"/>
-                <w:right w:val="none" w:sz="0" w:space="0" w:color="000000"/>
-              </w:pBdr>
-              <w:spacing w:after="100" w:before="100" w:line="240"/>
-              <w:ind w:left="100" w:right="100" w:firstLine="0" w:firstLineChars="0"/>
-              <w:rPr>
-                <w:rFonts w:ascii="Times New Roman" w:hAnsi="Times New Roman" w:eastAsia="Times New Roman" w:cs="Times New Roman"/>
-                <w:i w:val="false"/>
-                <w:b w:val="false"/>
-                <w:u w:val="none"/>
-                <w:strike w:val="false"/>
-                <w:sz w:val="20"/>
-                <w:szCs w:val="20"/>
-                <w:color w:val="000000"/>
-              </w:rPr>
-            </w:pPr>
-            <w:r>
-              <w:rPr>
-                <w:rFonts w:ascii="Times New Roman" w:hAnsi="Times New Roman" w:eastAsia="Times New Roman" w:cs="Times New Roman"/>
-                <w:i w:val="false"/>
-                <w:b w:val="false"/>
-                <w:u w:val="none"/>
-                <w:strike w:val="false"/>
-                <w:sz w:val="20"/>
-                <w:szCs w:val="20"/>
-                <w:color w:val="000000"/>
-              </w:rPr>
-              <w:t xml:space="preserve">28374.8 (9683.8)</w:t>
+              <w:spacing w:after="20" w:before="20" w:line="240"/>
+              <w:ind w:left="100" w:right="100" w:firstLine="0" w:firstLineChars="0"/>
+              <w:rPr>
+                <w:rFonts w:ascii="Times New Roman" w:hAnsi="Times New Roman" w:eastAsia="Times New Roman" w:cs="Times New Roman"/>
+                <w:i w:val="true"/>
+                <w:b w:val="false"/>
+                <w:u w:val="none"/>
+                <w:strike w:val="false"/>
+                <w:sz w:val="18"/>
+                <w:szCs w:val="18"/>
+                <w:color w:val="000000"/>
+              </w:rPr>
+            </w:pPr>
+            <w:r>
+              <w:rPr>
+                <w:rFonts w:ascii="Times New Roman" w:hAnsi="Times New Roman" w:eastAsia="Times New Roman" w:cs="Times New Roman"/>
+                <w:i w:val="true"/>
+                <w:b w:val="false"/>
+                <w:u w:val="none"/>
+                <w:strike w:val="false"/>
+                <w:sz w:val="18"/>
+                <w:szCs w:val="18"/>
+                <w:color w:val="000000"/>
+              </w:rPr>
+              <w:t xml:space="preserve">  Legemidler</w:t>
+            </w:r>
+          </w:p>
+        </w:tc>
+        <w:tc>
+          <w:tcPr>
+            <w:tcBorders>
+              <w:bottom w:val="none" w:sz="0" w:space="0" w:color="000000"/>
+              <w:top w:val="none" w:sz="0" w:space="0" w:color="000000"/>
+              <w:left w:val="none" w:sz="0" w:space="0" w:color="000000"/>
+              <w:right w:val="none" w:sz="0" w:space="0" w:color="000000"/>
+            </w:tcBorders>
+            <w:shd w:val="clear" w:color="auto" w:fill="FFFFFF"/>
+            <w:tcMar>
+              <w:top w:w="0" w:type="dxa"/>
+              <w:bottom w:w="0" w:type="dxa"/>
+              <w:left w:w="0" w:type="dxa"/>
+              <w:right w:w="0" w:type="dxa"/>
+            </w:tcMar>
+            <w:vAlign w:val="center"/>
+          </w:tcPr>
+          <w:p>
+            <w:pPr>
+              <w:pStyle w:val="Normal"/>
+              <w:jc w:val="center"/>
+              <w:pBdr>
+                <w:bottom w:val="none" w:sz="0" w:space="0" w:color="000000"/>
+                <w:top w:val="none" w:sz="0" w:space="0" w:color="000000"/>
+                <w:left w:val="none" w:sz="0" w:space="0" w:color="000000"/>
+                <w:right w:val="none" w:sz="0" w:space="0" w:color="000000"/>
+              </w:pBdr>
+              <w:spacing w:after="20" w:before="20" w:line="240"/>
+              <w:ind w:left="100" w:right="100" w:firstLine="0" w:firstLineChars="0"/>
+              <w:rPr>
+                <w:rFonts w:ascii="Times New Roman" w:hAnsi="Times New Roman" w:eastAsia="Times New Roman" w:cs="Times New Roman"/>
+                <w:i w:val="false"/>
+                <w:b w:val="false"/>
+                <w:u w:val="none"/>
+                <w:strike w:val="false"/>
+                <w:sz w:val="18"/>
+                <w:szCs w:val="18"/>
+                <w:color w:val="000000"/>
+              </w:rPr>
+            </w:pPr>
+            <w:r>
+              <w:rPr>
+                <w:rFonts w:ascii="Times New Roman" w:hAnsi="Times New Roman" w:eastAsia="Times New Roman" w:cs="Times New Roman"/>
+                <w:i w:val="false"/>
+                <w:b w:val="false"/>
+                <w:u w:val="none"/>
+                <w:strike w:val="false"/>
+                <w:sz w:val="18"/>
+                <w:szCs w:val="18"/>
+                <w:color w:val="000000"/>
+              </w:rPr>
+              <w:t xml:space="preserve">2 (12%)</w:t>
+            </w:r>
+          </w:p>
+        </w:tc>
+        <w:tc>
+          <w:tcPr>
+            <w:tcBorders>
+              <w:bottom w:val="none" w:sz="0" w:space="0" w:color="000000"/>
+              <w:top w:val="none" w:sz="0" w:space="0" w:color="000000"/>
+              <w:left w:val="none" w:sz="0" w:space="0" w:color="000000"/>
+              <w:right w:val="none" w:sz="0" w:space="0" w:color="000000"/>
+            </w:tcBorders>
+            <w:shd w:val="clear" w:color="auto" w:fill="FFFFFF"/>
+            <w:tcMar>
+              <w:top w:w="0" w:type="dxa"/>
+              <w:bottom w:w="0" w:type="dxa"/>
+              <w:left w:w="0" w:type="dxa"/>
+              <w:right w:w="0" w:type="dxa"/>
+            </w:tcMar>
+            <w:vAlign w:val="center"/>
+          </w:tcPr>
+          <w:p>
+            <w:pPr>
+              <w:pStyle w:val="Normal"/>
+              <w:jc w:val="center"/>
+              <w:pBdr>
+                <w:bottom w:val="none" w:sz="0" w:space="0" w:color="000000"/>
+                <w:top w:val="none" w:sz="0" w:space="0" w:color="000000"/>
+                <w:left w:val="none" w:sz="0" w:space="0" w:color="000000"/>
+                <w:right w:val="none" w:sz="0" w:space="0" w:color="000000"/>
+              </w:pBdr>
+              <w:spacing w:after="20" w:before="20" w:line="240"/>
+              <w:ind w:left="100" w:right="100" w:firstLine="0" w:firstLineChars="0"/>
+              <w:rPr>
+                <w:rFonts w:ascii="Times New Roman" w:hAnsi="Times New Roman" w:eastAsia="Times New Roman" w:cs="Times New Roman"/>
+                <w:i w:val="false"/>
+                <w:b w:val="false"/>
+                <w:u w:val="none"/>
+                <w:strike w:val="false"/>
+                <w:sz w:val="18"/>
+                <w:szCs w:val="18"/>
+                <w:color w:val="000000"/>
+              </w:rPr>
+            </w:pPr>
+            <w:r>
+              <w:rPr>
+                <w:rFonts w:ascii="Times New Roman" w:hAnsi="Times New Roman" w:eastAsia="Times New Roman" w:cs="Times New Roman"/>
+                <w:i w:val="false"/>
+                <w:b w:val="false"/>
+                <w:u w:val="none"/>
+                <w:strike w:val="false"/>
+                <w:sz w:val="18"/>
+                <w:szCs w:val="18"/>
+                <w:color w:val="000000"/>
+              </w:rPr>
+              <w:t xml:space="preserve">2 (14%)</w:t>
+            </w:r>
+          </w:p>
+        </w:tc>
+        <w:tc>
+          <w:tcPr>
+            <w:tcBorders>
+              <w:bottom w:val="none" w:sz="0" w:space="0" w:color="000000"/>
+              <w:top w:val="none" w:sz="0" w:space="0" w:color="000000"/>
+              <w:left w:val="none" w:sz="0" w:space="0" w:color="000000"/>
+              <w:right w:val="none" w:sz="0" w:space="0" w:color="000000"/>
+            </w:tcBorders>
+            <w:shd w:val="clear" w:color="auto" w:fill="FFFFFF"/>
+            <w:tcMar>
+              <w:top w:w="0" w:type="dxa"/>
+              <w:bottom w:w="0" w:type="dxa"/>
+              <w:left w:w="0" w:type="dxa"/>
+              <w:right w:w="0" w:type="dxa"/>
+            </w:tcMar>
+            <w:vAlign w:val="center"/>
+          </w:tcPr>
+          <w:p>
+            <w:pPr>
+              <w:pStyle w:val="Normal"/>
+              <w:jc w:val="center"/>
+              <w:pBdr>
+                <w:bottom w:val="none" w:sz="0" w:space="0" w:color="000000"/>
+                <w:top w:val="none" w:sz="0" w:space="0" w:color="000000"/>
+                <w:left w:val="none" w:sz="0" w:space="0" w:color="000000"/>
+                <w:right w:val="none" w:sz="0" w:space="0" w:color="000000"/>
+              </w:pBdr>
+              <w:spacing w:after="20" w:before="20" w:line="240"/>
+              <w:ind w:left="100" w:right="100" w:firstLine="0" w:firstLineChars="0"/>
+              <w:rPr>
+                <w:rFonts w:ascii="Times New Roman" w:hAnsi="Times New Roman" w:eastAsia="Times New Roman" w:cs="Times New Roman"/>
+                <w:i w:val="false"/>
+                <w:b w:val="false"/>
+                <w:u w:val="none"/>
+                <w:strike w:val="false"/>
+                <w:sz w:val="18"/>
+                <w:szCs w:val="18"/>
+                <w:color w:val="000000"/>
+              </w:rPr>
+            </w:pPr>
+            <w:r>
+              <w:rPr>
+                <w:rFonts w:ascii="Times New Roman" w:hAnsi="Times New Roman" w:eastAsia="Times New Roman" w:cs="Times New Roman"/>
+                <w:i w:val="false"/>
+                <w:b w:val="false"/>
+                <w:u w:val="none"/>
+                <w:strike w:val="false"/>
+                <w:sz w:val="18"/>
+                <w:szCs w:val="18"/>
+                <w:color w:val="000000"/>
+              </w:rPr>
+              <w:t xml:space="preserve">4 (13%)</w:t>
             </w:r>
           </w:p>
         </w:tc>
@@ -5790,7 +5787,7 @@
         <w:tc>
           <w:tcPr>
             <w:tcBorders>
-              <w:bottom w:val="single" w:sz="8" w:space="0" w:color="000000"/>
+              <w:bottom w:val="single" w:sz="4" w:space="0" w:color="999999"/>
               <w:top w:val="none" w:sz="0" w:space="0" w:color="000000"/>
               <w:left w:val="none" w:sz="0" w:space="0" w:color="000000"/>
               <w:right w:val="none" w:sz="0" w:space="0" w:color="000000"/>
@@ -5814,196 +5811,196 @@
                 <w:left w:val="none" w:sz="0" w:space="0" w:color="000000"/>
                 <w:right w:val="none" w:sz="0" w:space="0" w:color="000000"/>
               </w:pBdr>
-              <w:spacing w:after="100" w:before="100" w:line="240"/>
-              <w:ind w:left="100" w:right="100" w:firstLine="0" w:firstLineChars="0"/>
-              <w:rPr>
-                <w:rFonts w:ascii="Times New Roman" w:hAnsi="Times New Roman" w:eastAsia="Times New Roman" w:cs="Times New Roman"/>
-                <w:i w:val="false"/>
-                <w:b w:val="false"/>
-                <w:u w:val="none"/>
-                <w:strike w:val="false"/>
-                <w:sz w:val="20"/>
-                <w:szCs w:val="20"/>
-                <w:color w:val="000000"/>
-              </w:rPr>
-            </w:pPr>
-            <w:r>
-              <w:rPr>
-                <w:rFonts w:ascii="Times New Roman" w:hAnsi="Times New Roman" w:eastAsia="Times New Roman" w:cs="Times New Roman"/>
-                <w:i w:val="false"/>
-                <w:b w:val="false"/>
-                <w:u w:val="none"/>
-                <w:strike w:val="false"/>
-                <w:sz w:val="20"/>
-                <w:szCs w:val="20"/>
-                <w:color w:val="000000"/>
-              </w:rPr>
-              <w:t xml:space="preserve">Total fettprosent, %, gj.snitt (SD)</w:t>
-            </w:r>
-          </w:p>
-        </w:tc>
-        <w:tc>
-          <w:tcPr>
-            <w:tcBorders>
-              <w:bottom w:val="single" w:sz="8" w:space="0" w:color="000000"/>
-              <w:top w:val="none" w:sz="0" w:space="0" w:color="000000"/>
-              <w:left w:val="none" w:sz="0" w:space="0" w:color="000000"/>
-              <w:right w:val="none" w:sz="0" w:space="0" w:color="000000"/>
-            </w:tcBorders>
-            <w:shd w:val="clear" w:color="auto" w:fill="FFFFFF"/>
-            <w:tcMar>
-              <w:top w:w="0" w:type="dxa"/>
-              <w:bottom w:w="0" w:type="dxa"/>
-              <w:left w:w="0" w:type="dxa"/>
-              <w:right w:w="0" w:type="dxa"/>
-            </w:tcMar>
-            <w:vAlign w:val="center"/>
-          </w:tcPr>
-          <w:p>
-            <w:pPr>
-              <w:pStyle w:val="Normal"/>
-              <w:jc w:val="center"/>
-              <w:pBdr>
-                <w:bottom w:val="none" w:sz="0" w:space="0" w:color="000000"/>
-                <w:top w:val="none" w:sz="0" w:space="0" w:color="000000"/>
-                <w:left w:val="none" w:sz="0" w:space="0" w:color="000000"/>
-                <w:right w:val="none" w:sz="0" w:space="0" w:color="000000"/>
-              </w:pBdr>
-              <w:spacing w:after="100" w:before="100" w:line="240"/>
-              <w:ind w:left="100" w:right="100" w:firstLine="0" w:firstLineChars="0"/>
-              <w:rPr>
-                <w:rFonts w:ascii="Times New Roman" w:hAnsi="Times New Roman" w:eastAsia="Times New Roman" w:cs="Times New Roman"/>
-                <w:i w:val="false"/>
-                <w:b w:val="false"/>
-                <w:u w:val="none"/>
-                <w:strike w:val="false"/>
-                <w:sz w:val="20"/>
-                <w:szCs w:val="20"/>
-                <w:color w:val="000000"/>
-              </w:rPr>
-            </w:pPr>
-            <w:r>
-              <w:rPr>
-                <w:rFonts w:ascii="Times New Roman" w:hAnsi="Times New Roman" w:eastAsia="Times New Roman" w:cs="Times New Roman"/>
-                <w:i w:val="false"/>
-                <w:b w:val="false"/>
-                <w:u w:val="none"/>
-                <w:strike w:val="false"/>
-                <w:sz w:val="20"/>
-                <w:szCs w:val="20"/>
-                <w:color w:val="000000"/>
-              </w:rPr>
-              <w:t xml:space="preserve">37.9 (6.5)</w:t>
-            </w:r>
-          </w:p>
-        </w:tc>
-        <w:tc>
-          <w:tcPr>
-            <w:tcBorders>
-              <w:bottom w:val="single" w:sz="8" w:space="0" w:color="000000"/>
-              <w:top w:val="none" w:sz="0" w:space="0" w:color="000000"/>
-              <w:left w:val="none" w:sz="0" w:space="0" w:color="000000"/>
-              <w:right w:val="none" w:sz="0" w:space="0" w:color="000000"/>
-            </w:tcBorders>
-            <w:shd w:val="clear" w:color="auto" w:fill="FFFFFF"/>
-            <w:tcMar>
-              <w:top w:w="0" w:type="dxa"/>
-              <w:bottom w:w="0" w:type="dxa"/>
-              <w:left w:w="0" w:type="dxa"/>
-              <w:right w:w="0" w:type="dxa"/>
-            </w:tcMar>
-            <w:vAlign w:val="center"/>
-          </w:tcPr>
-          <w:p>
-            <w:pPr>
-              <w:pStyle w:val="Normal"/>
-              <w:jc w:val="center"/>
-              <w:pBdr>
-                <w:bottom w:val="none" w:sz="0" w:space="0" w:color="000000"/>
-                <w:top w:val="none" w:sz="0" w:space="0" w:color="000000"/>
-                <w:left w:val="none" w:sz="0" w:space="0" w:color="000000"/>
-                <w:right w:val="none" w:sz="0" w:space="0" w:color="000000"/>
-              </w:pBdr>
-              <w:spacing w:after="100" w:before="100" w:line="240"/>
-              <w:ind w:left="100" w:right="100" w:firstLine="0" w:firstLineChars="0"/>
-              <w:rPr>
-                <w:rFonts w:ascii="Times New Roman" w:hAnsi="Times New Roman" w:eastAsia="Times New Roman" w:cs="Times New Roman"/>
-                <w:i w:val="false"/>
-                <w:b w:val="false"/>
-                <w:u w:val="none"/>
-                <w:strike w:val="false"/>
-                <w:sz w:val="20"/>
-                <w:szCs w:val="20"/>
-                <w:color w:val="000000"/>
-              </w:rPr>
-            </w:pPr>
-            <w:r>
-              <w:rPr>
-                <w:rFonts w:ascii="Times New Roman" w:hAnsi="Times New Roman" w:eastAsia="Times New Roman" w:cs="Times New Roman"/>
-                <w:i w:val="false"/>
-                <w:b w:val="false"/>
-                <w:u w:val="none"/>
-                <w:strike w:val="false"/>
-                <w:sz w:val="20"/>
-                <w:szCs w:val="20"/>
-                <w:color w:val="000000"/>
-              </w:rPr>
-              <w:t xml:space="preserve">36.8 (8.6)</w:t>
-            </w:r>
-          </w:p>
-        </w:tc>
-        <w:tc>
-          <w:tcPr>
-            <w:tcBorders>
-              <w:bottom w:val="single" w:sz="8" w:space="0" w:color="000000"/>
-              <w:top w:val="none" w:sz="0" w:space="0" w:color="000000"/>
-              <w:left w:val="none" w:sz="0" w:space="0" w:color="000000"/>
-              <w:right w:val="none" w:sz="0" w:space="0" w:color="000000"/>
-            </w:tcBorders>
-            <w:shd w:val="clear" w:color="auto" w:fill="FFFFFF"/>
-            <w:tcMar>
-              <w:top w:w="0" w:type="dxa"/>
-              <w:bottom w:w="0" w:type="dxa"/>
-              <w:left w:w="0" w:type="dxa"/>
-              <w:right w:w="0" w:type="dxa"/>
-            </w:tcMar>
-            <w:vAlign w:val="center"/>
-          </w:tcPr>
-          <w:p>
-            <w:pPr>
-              <w:pStyle w:val="Normal"/>
-              <w:jc w:val="center"/>
-              <w:pBdr>
-                <w:bottom w:val="none" w:sz="0" w:space="0" w:color="000000"/>
-                <w:top w:val="none" w:sz="0" w:space="0" w:color="000000"/>
-                <w:left w:val="none" w:sz="0" w:space="0" w:color="000000"/>
-                <w:right w:val="none" w:sz="0" w:space="0" w:color="000000"/>
-              </w:pBdr>
-              <w:spacing w:after="100" w:before="100" w:line="240"/>
-              <w:ind w:left="100" w:right="100" w:firstLine="0" w:firstLineChars="0"/>
-              <w:rPr>
-                <w:rFonts w:ascii="Times New Roman" w:hAnsi="Times New Roman" w:eastAsia="Times New Roman" w:cs="Times New Roman"/>
-                <w:i w:val="false"/>
-                <w:b w:val="false"/>
-                <w:u w:val="none"/>
-                <w:strike w:val="false"/>
-                <w:sz w:val="20"/>
-                <w:szCs w:val="20"/>
-                <w:color w:val="000000"/>
-              </w:rPr>
-            </w:pPr>
-            <w:r>
-              <w:rPr>
-                <w:rFonts w:ascii="Times New Roman" w:hAnsi="Times New Roman" w:eastAsia="Times New Roman" w:cs="Times New Roman"/>
-                <w:i w:val="false"/>
-                <w:b w:val="false"/>
-                <w:u w:val="none"/>
-                <w:strike w:val="false"/>
-                <w:sz w:val="20"/>
-                <w:szCs w:val="20"/>
-                <w:color w:val="000000"/>
-              </w:rPr>
-              <w:t xml:space="preserve">37.4 (7.4)</w:t>
+              <w:spacing w:after="20" w:before="20" w:line="240"/>
+              <w:ind w:left="100" w:right="100" w:firstLine="0" w:firstLineChars="0"/>
+              <w:rPr>
+                <w:rFonts w:ascii="Times New Roman" w:hAnsi="Times New Roman" w:eastAsia="Times New Roman" w:cs="Times New Roman"/>
+                <w:i w:val="true"/>
+                <w:b w:val="false"/>
+                <w:u w:val="none"/>
+                <w:strike w:val="false"/>
+                <w:sz w:val="18"/>
+                <w:szCs w:val="18"/>
+                <w:color w:val="000000"/>
+              </w:rPr>
+            </w:pPr>
+            <w:r>
+              <w:rPr>
+                <w:rFonts w:ascii="Times New Roman" w:hAnsi="Times New Roman" w:eastAsia="Times New Roman" w:cs="Times New Roman"/>
+                <w:i w:val="true"/>
+                <w:b w:val="false"/>
+                <w:u w:val="none"/>
+                <w:strike w:val="false"/>
+                <w:sz w:val="18"/>
+                <w:szCs w:val="18"/>
+                <w:color w:val="000000"/>
+              </w:rPr>
+              <w:t xml:space="preserve">  Annet</w:t>
+            </w:r>
+          </w:p>
+        </w:tc>
+        <w:tc>
+          <w:tcPr>
+            <w:tcBorders>
+              <w:bottom w:val="single" w:sz="4" w:space="0" w:color="999999"/>
+              <w:top w:val="none" w:sz="0" w:space="0" w:color="000000"/>
+              <w:left w:val="none" w:sz="0" w:space="0" w:color="000000"/>
+              <w:right w:val="none" w:sz="0" w:space="0" w:color="000000"/>
+            </w:tcBorders>
+            <w:shd w:val="clear" w:color="auto" w:fill="FFFFFF"/>
+            <w:tcMar>
+              <w:top w:w="0" w:type="dxa"/>
+              <w:bottom w:w="0" w:type="dxa"/>
+              <w:left w:w="0" w:type="dxa"/>
+              <w:right w:w="0" w:type="dxa"/>
+            </w:tcMar>
+            <w:vAlign w:val="center"/>
+          </w:tcPr>
+          <w:p>
+            <w:pPr>
+              <w:pStyle w:val="Normal"/>
+              <w:jc w:val="center"/>
+              <w:pBdr>
+                <w:bottom w:val="none" w:sz="0" w:space="0" w:color="000000"/>
+                <w:top w:val="none" w:sz="0" w:space="0" w:color="000000"/>
+                <w:left w:val="none" w:sz="0" w:space="0" w:color="000000"/>
+                <w:right w:val="none" w:sz="0" w:space="0" w:color="000000"/>
+              </w:pBdr>
+              <w:spacing w:after="20" w:before="20" w:line="240"/>
+              <w:ind w:left="100" w:right="100" w:firstLine="0" w:firstLineChars="0"/>
+              <w:rPr>
+                <w:rFonts w:ascii="Times New Roman" w:hAnsi="Times New Roman" w:eastAsia="Times New Roman" w:cs="Times New Roman"/>
+                <w:i w:val="false"/>
+                <w:b w:val="false"/>
+                <w:u w:val="none"/>
+                <w:strike w:val="false"/>
+                <w:sz w:val="18"/>
+                <w:szCs w:val="18"/>
+                <w:color w:val="000000"/>
+              </w:rPr>
+            </w:pPr>
+            <w:r>
+              <w:rPr>
+                <w:rFonts w:ascii="Times New Roman" w:hAnsi="Times New Roman" w:eastAsia="Times New Roman" w:cs="Times New Roman"/>
+                <w:i w:val="false"/>
+                <w:b w:val="false"/>
+                <w:u w:val="none"/>
+                <w:strike w:val="false"/>
+                <w:sz w:val="18"/>
+                <w:szCs w:val="18"/>
+                <w:color w:val="000000"/>
+              </w:rPr>
+              <w:t xml:space="preserve">1 (6%)</w:t>
+            </w:r>
+          </w:p>
+        </w:tc>
+        <w:tc>
+          <w:tcPr>
+            <w:tcBorders>
+              <w:bottom w:val="single" w:sz="4" w:space="0" w:color="999999"/>
+              <w:top w:val="none" w:sz="0" w:space="0" w:color="000000"/>
+              <w:left w:val="none" w:sz="0" w:space="0" w:color="000000"/>
+              <w:right w:val="none" w:sz="0" w:space="0" w:color="000000"/>
+            </w:tcBorders>
+            <w:shd w:val="clear" w:color="auto" w:fill="FFFFFF"/>
+            <w:tcMar>
+              <w:top w:w="0" w:type="dxa"/>
+              <w:bottom w:w="0" w:type="dxa"/>
+              <w:left w:w="0" w:type="dxa"/>
+              <w:right w:w="0" w:type="dxa"/>
+            </w:tcMar>
+            <w:vAlign w:val="center"/>
+          </w:tcPr>
+          <w:p>
+            <w:pPr>
+              <w:pStyle w:val="Normal"/>
+              <w:jc w:val="center"/>
+              <w:pBdr>
+                <w:bottom w:val="none" w:sz="0" w:space="0" w:color="000000"/>
+                <w:top w:val="none" w:sz="0" w:space="0" w:color="000000"/>
+                <w:left w:val="none" w:sz="0" w:space="0" w:color="000000"/>
+                <w:right w:val="none" w:sz="0" w:space="0" w:color="000000"/>
+              </w:pBdr>
+              <w:spacing w:after="20" w:before="20" w:line="240"/>
+              <w:ind w:left="100" w:right="100" w:firstLine="0" w:firstLineChars="0"/>
+              <w:rPr>
+                <w:rFonts w:ascii="Times New Roman" w:hAnsi="Times New Roman" w:eastAsia="Times New Roman" w:cs="Times New Roman"/>
+                <w:i w:val="false"/>
+                <w:b w:val="false"/>
+                <w:u w:val="none"/>
+                <w:strike w:val="false"/>
+                <w:sz w:val="18"/>
+                <w:szCs w:val="18"/>
+                <w:color w:val="000000"/>
+              </w:rPr>
+            </w:pPr>
+            <w:r>
+              <w:rPr>
+                <w:rFonts w:ascii="Times New Roman" w:hAnsi="Times New Roman" w:eastAsia="Times New Roman" w:cs="Times New Roman"/>
+                <w:i w:val="false"/>
+                <w:b w:val="false"/>
+                <w:u w:val="none"/>
+                <w:strike w:val="false"/>
+                <w:sz w:val="18"/>
+                <w:szCs w:val="18"/>
+                <w:color w:val="000000"/>
+              </w:rPr>
+              <w:t xml:space="preserve">0 (0%)</w:t>
+            </w:r>
+          </w:p>
+        </w:tc>
+        <w:tc>
+          <w:tcPr>
+            <w:tcBorders>
+              <w:bottom w:val="single" w:sz="4" w:space="0" w:color="999999"/>
+              <w:top w:val="none" w:sz="0" w:space="0" w:color="000000"/>
+              <w:left w:val="none" w:sz="0" w:space="0" w:color="000000"/>
+              <w:right w:val="none" w:sz="0" w:space="0" w:color="000000"/>
+            </w:tcBorders>
+            <w:shd w:val="clear" w:color="auto" w:fill="FFFFFF"/>
+            <w:tcMar>
+              <w:top w:w="0" w:type="dxa"/>
+              <w:bottom w:w="0" w:type="dxa"/>
+              <w:left w:w="0" w:type="dxa"/>
+              <w:right w:w="0" w:type="dxa"/>
+            </w:tcMar>
+            <w:vAlign w:val="center"/>
+          </w:tcPr>
+          <w:p>
+            <w:pPr>
+              <w:pStyle w:val="Normal"/>
+              <w:jc w:val="center"/>
+              <w:pBdr>
+                <w:bottom w:val="none" w:sz="0" w:space="0" w:color="000000"/>
+                <w:top w:val="none" w:sz="0" w:space="0" w:color="000000"/>
+                <w:left w:val="none" w:sz="0" w:space="0" w:color="000000"/>
+                <w:right w:val="none" w:sz="0" w:space="0" w:color="000000"/>
+              </w:pBdr>
+              <w:spacing w:after="20" w:before="20" w:line="240"/>
+              <w:ind w:left="100" w:right="100" w:firstLine="0" w:firstLineChars="0"/>
+              <w:rPr>
+                <w:rFonts w:ascii="Times New Roman" w:hAnsi="Times New Roman" w:eastAsia="Times New Roman" w:cs="Times New Roman"/>
+                <w:i w:val="false"/>
+                <w:b w:val="false"/>
+                <w:u w:val="none"/>
+                <w:strike w:val="false"/>
+                <w:sz w:val="18"/>
+                <w:szCs w:val="18"/>
+                <w:color w:val="000000"/>
+              </w:rPr>
+            </w:pPr>
+            <w:r>
+              <w:rPr>
+                <w:rFonts w:ascii="Times New Roman" w:hAnsi="Times New Roman" w:eastAsia="Times New Roman" w:cs="Times New Roman"/>
+                <w:i w:val="false"/>
+                <w:b w:val="false"/>
+                <w:u w:val="none"/>
+                <w:strike w:val="false"/>
+                <w:sz w:val="18"/>
+                <w:szCs w:val="18"/>
+                <w:color w:val="000000"/>
+              </w:rPr>
+              <w:t xml:space="preserve">1 (3%)</w:t>
             </w:r>
           </w:p>
         </w:tc>
@@ -6014,6 +6011,1806 @@
         </w:trPr>
         <w:tc>
           <w:tcPr>
+            <w:tcBorders>
+              <w:bottom w:val="none" w:sz="0" w:space="0" w:color="000000"/>
+              <w:top w:val="single" w:sz="4" w:space="0" w:color="999999"/>
+              <w:left w:val="none" w:sz="0" w:space="0" w:color="000000"/>
+              <w:right w:val="none" w:sz="0" w:space="0" w:color="000000"/>
+            </w:tcBorders>
+            <w:shd w:val="clear" w:color="auto" w:fill="FFFFFF"/>
+            <w:tcMar>
+              <w:top w:w="0" w:type="dxa"/>
+              <w:bottom w:w="0" w:type="dxa"/>
+              <w:left w:w="0" w:type="dxa"/>
+              <w:right w:w="0" w:type="dxa"/>
+            </w:tcMar>
+            <w:vAlign w:val="center"/>
+          </w:tcPr>
+          <w:p>
+            <w:pPr>
+              <w:pStyle w:val="Normal"/>
+              <w:jc w:val="left"/>
+              <w:pBdr>
+                <w:bottom w:val="none" w:sz="0" w:space="0" w:color="000000"/>
+                <w:top w:val="none" w:sz="0" w:space="0" w:color="000000"/>
+                <w:left w:val="none" w:sz="0" w:space="0" w:color="000000"/>
+                <w:right w:val="none" w:sz="0" w:space="0" w:color="000000"/>
+              </w:pBdr>
+              <w:spacing w:after="20" w:before="20" w:line="240"/>
+              <w:ind w:left="100" w:right="100" w:firstLine="0" w:firstLineChars="0"/>
+              <w:rPr>
+                <w:rFonts w:ascii="Times New Roman" w:hAnsi="Times New Roman" w:eastAsia="Times New Roman" w:cs="Times New Roman"/>
+                <w:i w:val="false"/>
+                <w:b w:val="false"/>
+                <w:u w:val="none"/>
+                <w:strike w:val="false"/>
+                <w:sz w:val="18"/>
+                <w:szCs w:val="18"/>
+                <w:color w:val="000000"/>
+              </w:rPr>
+            </w:pPr>
+            <w:r>
+              <w:rPr>
+                <w:rFonts w:ascii="Times New Roman" w:hAnsi="Times New Roman" w:eastAsia="Times New Roman" w:cs="Times New Roman"/>
+                <w:i w:val="false"/>
+                <w:b w:val="false"/>
+                <w:u w:val="none"/>
+                <w:strike w:val="false"/>
+                <w:sz w:val="18"/>
+                <w:szCs w:val="18"/>
+                <w:color w:val="000000"/>
+              </w:rPr>
+              <w:t xml:space="preserve">Dager siden siste behandling, gj.snitt (SD)</w:t>
+            </w:r>
+          </w:p>
+        </w:tc>
+        <w:tc>
+          <w:tcPr>
+            <w:tcBorders>
+              <w:bottom w:val="none" w:sz="0" w:space="0" w:color="000000"/>
+              <w:top w:val="single" w:sz="4" w:space="0" w:color="999999"/>
+              <w:left w:val="none" w:sz="0" w:space="0" w:color="000000"/>
+              <w:right w:val="none" w:sz="0" w:space="0" w:color="000000"/>
+            </w:tcBorders>
+            <w:shd w:val="clear" w:color="auto" w:fill="FFFFFF"/>
+            <w:tcMar>
+              <w:top w:w="0" w:type="dxa"/>
+              <w:bottom w:w="0" w:type="dxa"/>
+              <w:left w:w="0" w:type="dxa"/>
+              <w:right w:w="0" w:type="dxa"/>
+            </w:tcMar>
+            <w:vAlign w:val="center"/>
+          </w:tcPr>
+          <w:p>
+            <w:pPr>
+              <w:pStyle w:val="Normal"/>
+              <w:jc w:val="center"/>
+              <w:pBdr>
+                <w:bottom w:val="none" w:sz="0" w:space="0" w:color="000000"/>
+                <w:top w:val="none" w:sz="0" w:space="0" w:color="000000"/>
+                <w:left w:val="none" w:sz="0" w:space="0" w:color="000000"/>
+                <w:right w:val="none" w:sz="0" w:space="0" w:color="000000"/>
+              </w:pBdr>
+              <w:spacing w:after="20" w:before="20" w:line="240"/>
+              <w:ind w:left="100" w:right="100" w:firstLine="0" w:firstLineChars="0"/>
+              <w:rPr>
+                <w:rFonts w:ascii="Times New Roman" w:hAnsi="Times New Roman" w:eastAsia="Times New Roman" w:cs="Times New Roman"/>
+                <w:i w:val="false"/>
+                <w:b w:val="false"/>
+                <w:u w:val="none"/>
+                <w:strike w:val="false"/>
+                <w:sz w:val="18"/>
+                <w:szCs w:val="18"/>
+                <w:color w:val="000000"/>
+              </w:rPr>
+            </w:pPr>
+            <w:r>
+              <w:rPr>
+                <w:rFonts w:ascii="Times New Roman" w:hAnsi="Times New Roman" w:eastAsia="Times New Roman" w:cs="Times New Roman"/>
+                <w:i w:val="false"/>
+                <w:b w:val="false"/>
+                <w:u w:val="none"/>
+                <w:strike w:val="false"/>
+                <w:sz w:val="18"/>
+                <w:szCs w:val="18"/>
+                <w:color w:val="000000"/>
+              </w:rPr>
+              <w:t xml:space="preserve">868.8 (693.6)</w:t>
+            </w:r>
+          </w:p>
+        </w:tc>
+        <w:tc>
+          <w:tcPr>
+            <w:tcBorders>
+              <w:bottom w:val="none" w:sz="0" w:space="0" w:color="000000"/>
+              <w:top w:val="single" w:sz="4" w:space="0" w:color="999999"/>
+              <w:left w:val="none" w:sz="0" w:space="0" w:color="000000"/>
+              <w:right w:val="none" w:sz="0" w:space="0" w:color="000000"/>
+            </w:tcBorders>
+            <w:shd w:val="clear" w:color="auto" w:fill="FFFFFF"/>
+            <w:tcMar>
+              <w:top w:w="0" w:type="dxa"/>
+              <w:bottom w:w="0" w:type="dxa"/>
+              <w:left w:w="0" w:type="dxa"/>
+              <w:right w:w="0" w:type="dxa"/>
+            </w:tcMar>
+            <w:vAlign w:val="center"/>
+          </w:tcPr>
+          <w:p>
+            <w:pPr>
+              <w:pStyle w:val="Normal"/>
+              <w:jc w:val="center"/>
+              <w:pBdr>
+                <w:bottom w:val="none" w:sz="0" w:space="0" w:color="000000"/>
+                <w:top w:val="none" w:sz="0" w:space="0" w:color="000000"/>
+                <w:left w:val="none" w:sz="0" w:space="0" w:color="000000"/>
+                <w:right w:val="none" w:sz="0" w:space="0" w:color="000000"/>
+              </w:pBdr>
+              <w:spacing w:after="20" w:before="20" w:line="240"/>
+              <w:ind w:left="100" w:right="100" w:firstLine="0" w:firstLineChars="0"/>
+              <w:rPr>
+                <w:rFonts w:ascii="Times New Roman" w:hAnsi="Times New Roman" w:eastAsia="Times New Roman" w:cs="Times New Roman"/>
+                <w:i w:val="false"/>
+                <w:b w:val="false"/>
+                <w:u w:val="none"/>
+                <w:strike w:val="false"/>
+                <w:sz w:val="18"/>
+                <w:szCs w:val="18"/>
+                <w:color w:val="000000"/>
+              </w:rPr>
+            </w:pPr>
+            <w:r>
+              <w:rPr>
+                <w:rFonts w:ascii="Times New Roman" w:hAnsi="Times New Roman" w:eastAsia="Times New Roman" w:cs="Times New Roman"/>
+                <w:i w:val="false"/>
+                <w:b w:val="false"/>
+                <w:u w:val="none"/>
+                <w:strike w:val="false"/>
+                <w:sz w:val="18"/>
+                <w:szCs w:val="18"/>
+                <w:color w:val="000000"/>
+              </w:rPr>
+              <w:t xml:space="preserve">435.0 (599.4)</w:t>
+            </w:r>
+          </w:p>
+        </w:tc>
+        <w:tc>
+          <w:tcPr>
+            <w:tcBorders>
+              <w:bottom w:val="none" w:sz="0" w:space="0" w:color="000000"/>
+              <w:top w:val="single" w:sz="4" w:space="0" w:color="999999"/>
+              <w:left w:val="none" w:sz="0" w:space="0" w:color="000000"/>
+              <w:right w:val="none" w:sz="0" w:space="0" w:color="000000"/>
+            </w:tcBorders>
+            <w:shd w:val="clear" w:color="auto" w:fill="FFFFFF"/>
+            <w:tcMar>
+              <w:top w:w="0" w:type="dxa"/>
+              <w:bottom w:w="0" w:type="dxa"/>
+              <w:left w:w="0" w:type="dxa"/>
+              <w:right w:w="0" w:type="dxa"/>
+            </w:tcMar>
+            <w:vAlign w:val="center"/>
+          </w:tcPr>
+          <w:p>
+            <w:pPr>
+              <w:pStyle w:val="Normal"/>
+              <w:jc w:val="center"/>
+              <w:pBdr>
+                <w:bottom w:val="none" w:sz="0" w:space="0" w:color="000000"/>
+                <w:top w:val="none" w:sz="0" w:space="0" w:color="000000"/>
+                <w:left w:val="none" w:sz="0" w:space="0" w:color="000000"/>
+                <w:right w:val="none" w:sz="0" w:space="0" w:color="000000"/>
+              </w:pBdr>
+              <w:spacing w:after="20" w:before="20" w:line="240"/>
+              <w:ind w:left="100" w:right="100" w:firstLine="0" w:firstLineChars="0"/>
+              <w:rPr>
+                <w:rFonts w:ascii="Times New Roman" w:hAnsi="Times New Roman" w:eastAsia="Times New Roman" w:cs="Times New Roman"/>
+                <w:i w:val="false"/>
+                <w:b w:val="false"/>
+                <w:u w:val="none"/>
+                <w:strike w:val="false"/>
+                <w:sz w:val="18"/>
+                <w:szCs w:val="18"/>
+                <w:color w:val="000000"/>
+              </w:rPr>
+            </w:pPr>
+            <w:r>
+              <w:rPr>
+                <w:rFonts w:ascii="Times New Roman" w:hAnsi="Times New Roman" w:eastAsia="Times New Roman" w:cs="Times New Roman"/>
+                <w:i w:val="false"/>
+                <w:b w:val="false"/>
+                <w:u w:val="none"/>
+                <w:strike w:val="false"/>
+                <w:sz w:val="18"/>
+                <w:szCs w:val="18"/>
+                <w:color w:val="000000"/>
+              </w:rPr>
+              <w:t xml:space="preserve">701.9 (681.4)</w:t>
+            </w:r>
+          </w:p>
+        </w:tc>
+      </w:tr>
+      <w:tr>
+        <w:trPr>
+          <w:trHeight w:val="360" w:hRule="auto"/>
+        </w:trPr>
+        <w:tc>
+          <w:tcPr>
+            <w:tcBorders>
+              <w:bottom w:val="none" w:sz="0" w:space="0" w:color="000000"/>
+              <w:top w:val="none" w:sz="0" w:space="0" w:color="000000"/>
+              <w:left w:val="none" w:sz="0" w:space="0" w:color="000000"/>
+              <w:right w:val="none" w:sz="0" w:space="0" w:color="000000"/>
+            </w:tcBorders>
+            <w:shd w:val="clear" w:color="auto" w:fill="FFFFFF"/>
+            <w:tcMar>
+              <w:top w:w="0" w:type="dxa"/>
+              <w:bottom w:w="0" w:type="dxa"/>
+              <w:left w:w="0" w:type="dxa"/>
+              <w:right w:w="0" w:type="dxa"/>
+            </w:tcMar>
+            <w:vAlign w:val="center"/>
+          </w:tcPr>
+          <w:p>
+            <w:pPr>
+              <w:pStyle w:val="Normal"/>
+              <w:jc w:val="left"/>
+              <w:pBdr>
+                <w:bottom w:val="none" w:sz="0" w:space="0" w:color="000000"/>
+                <w:top w:val="none" w:sz="0" w:space="0" w:color="000000"/>
+                <w:left w:val="none" w:sz="0" w:space="0" w:color="000000"/>
+                <w:right w:val="none" w:sz="0" w:space="0" w:color="000000"/>
+              </w:pBdr>
+              <w:spacing w:after="20" w:before="20" w:line="240"/>
+              <w:ind w:left="100" w:right="100" w:firstLine="0" w:firstLineChars="0"/>
+              <w:rPr>
+                <w:rFonts w:ascii="Times New Roman" w:hAnsi="Times New Roman" w:eastAsia="Times New Roman" w:cs="Times New Roman"/>
+                <w:i w:val="false"/>
+                <w:b w:val="false"/>
+                <w:u w:val="none"/>
+                <w:strike w:val="false"/>
+                <w:sz w:val="18"/>
+                <w:szCs w:val="18"/>
+                <w:color w:val="000000"/>
+              </w:rPr>
+            </w:pPr>
+            <w:r>
+              <w:rPr>
+                <w:rFonts w:ascii="Times New Roman" w:hAnsi="Times New Roman" w:eastAsia="Times New Roman" w:cs="Times New Roman"/>
+                <w:i w:val="false"/>
+                <w:b w:val="false"/>
+                <w:u w:val="none"/>
+                <w:strike w:val="false"/>
+                <w:sz w:val="18"/>
+                <w:szCs w:val="18"/>
+                <w:color w:val="000000"/>
+              </w:rPr>
+              <w:t xml:space="preserve">Kroppsvekt, kg, gj.snitt (SD)</w:t>
+            </w:r>
+          </w:p>
+        </w:tc>
+        <w:tc>
+          <w:tcPr>
+            <w:tcBorders>
+              <w:bottom w:val="none" w:sz="0" w:space="0" w:color="000000"/>
+              <w:top w:val="none" w:sz="0" w:space="0" w:color="000000"/>
+              <w:left w:val="none" w:sz="0" w:space="0" w:color="000000"/>
+              <w:right w:val="none" w:sz="0" w:space="0" w:color="000000"/>
+            </w:tcBorders>
+            <w:shd w:val="clear" w:color="auto" w:fill="FFFFFF"/>
+            <w:tcMar>
+              <w:top w:w="0" w:type="dxa"/>
+              <w:bottom w:w="0" w:type="dxa"/>
+              <w:left w:w="0" w:type="dxa"/>
+              <w:right w:w="0" w:type="dxa"/>
+            </w:tcMar>
+            <w:vAlign w:val="center"/>
+          </w:tcPr>
+          <w:p>
+            <w:pPr>
+              <w:pStyle w:val="Normal"/>
+              <w:jc w:val="center"/>
+              <w:pBdr>
+                <w:bottom w:val="none" w:sz="0" w:space="0" w:color="000000"/>
+                <w:top w:val="none" w:sz="0" w:space="0" w:color="000000"/>
+                <w:left w:val="none" w:sz="0" w:space="0" w:color="000000"/>
+                <w:right w:val="none" w:sz="0" w:space="0" w:color="000000"/>
+              </w:pBdr>
+              <w:spacing w:after="20" w:before="20" w:line="240"/>
+              <w:ind w:left="100" w:right="100" w:firstLine="0" w:firstLineChars="0"/>
+              <w:rPr>
+                <w:rFonts w:ascii="Times New Roman" w:hAnsi="Times New Roman" w:eastAsia="Times New Roman" w:cs="Times New Roman"/>
+                <w:i w:val="false"/>
+                <w:b w:val="false"/>
+                <w:u w:val="none"/>
+                <w:strike w:val="false"/>
+                <w:sz w:val="18"/>
+                <w:szCs w:val="18"/>
+                <w:color w:val="000000"/>
+              </w:rPr>
+            </w:pPr>
+            <w:r>
+              <w:rPr>
+                <w:rFonts w:ascii="Times New Roman" w:hAnsi="Times New Roman" w:eastAsia="Times New Roman" w:cs="Times New Roman"/>
+                <w:i w:val="false"/>
+                <w:b w:val="false"/>
+                <w:u w:val="none"/>
+                <w:strike w:val="false"/>
+                <w:sz w:val="18"/>
+                <w:szCs w:val="18"/>
+                <w:color w:val="000000"/>
+              </w:rPr>
+              <w:t xml:space="preserve">78.5 (10.9)</w:t>
+            </w:r>
+          </w:p>
+        </w:tc>
+        <w:tc>
+          <w:tcPr>
+            <w:tcBorders>
+              <w:bottom w:val="none" w:sz="0" w:space="0" w:color="000000"/>
+              <w:top w:val="none" w:sz="0" w:space="0" w:color="000000"/>
+              <w:left w:val="none" w:sz="0" w:space="0" w:color="000000"/>
+              <w:right w:val="none" w:sz="0" w:space="0" w:color="000000"/>
+            </w:tcBorders>
+            <w:shd w:val="clear" w:color="auto" w:fill="FFFFFF"/>
+            <w:tcMar>
+              <w:top w:w="0" w:type="dxa"/>
+              <w:bottom w:w="0" w:type="dxa"/>
+              <w:left w:w="0" w:type="dxa"/>
+              <w:right w:w="0" w:type="dxa"/>
+            </w:tcMar>
+            <w:vAlign w:val="center"/>
+          </w:tcPr>
+          <w:p>
+            <w:pPr>
+              <w:pStyle w:val="Normal"/>
+              <w:jc w:val="center"/>
+              <w:pBdr>
+                <w:bottom w:val="none" w:sz="0" w:space="0" w:color="000000"/>
+                <w:top w:val="none" w:sz="0" w:space="0" w:color="000000"/>
+                <w:left w:val="none" w:sz="0" w:space="0" w:color="000000"/>
+                <w:right w:val="none" w:sz="0" w:space="0" w:color="000000"/>
+              </w:pBdr>
+              <w:spacing w:after="20" w:before="20" w:line="240"/>
+              <w:ind w:left="100" w:right="100" w:firstLine="0" w:firstLineChars="0"/>
+              <w:rPr>
+                <w:rFonts w:ascii="Times New Roman" w:hAnsi="Times New Roman" w:eastAsia="Times New Roman" w:cs="Times New Roman"/>
+                <w:i w:val="false"/>
+                <w:b w:val="false"/>
+                <w:u w:val="none"/>
+                <w:strike w:val="false"/>
+                <w:sz w:val="18"/>
+                <w:szCs w:val="18"/>
+                <w:color w:val="000000"/>
+              </w:rPr>
+            </w:pPr>
+            <w:r>
+              <w:rPr>
+                <w:rFonts w:ascii="Times New Roman" w:hAnsi="Times New Roman" w:eastAsia="Times New Roman" w:cs="Times New Roman"/>
+                <w:i w:val="false"/>
+                <w:b w:val="false"/>
+                <w:u w:val="none"/>
+                <w:strike w:val="false"/>
+                <w:sz w:val="18"/>
+                <w:szCs w:val="18"/>
+                <w:color w:val="000000"/>
+              </w:rPr>
+              <w:t xml:space="preserve">73.7 (19.4)</w:t>
+            </w:r>
+          </w:p>
+        </w:tc>
+        <w:tc>
+          <w:tcPr>
+            <w:tcBorders>
+              <w:bottom w:val="none" w:sz="0" w:space="0" w:color="000000"/>
+              <w:top w:val="none" w:sz="0" w:space="0" w:color="000000"/>
+              <w:left w:val="none" w:sz="0" w:space="0" w:color="000000"/>
+              <w:right w:val="none" w:sz="0" w:space="0" w:color="000000"/>
+            </w:tcBorders>
+            <w:shd w:val="clear" w:color="auto" w:fill="FFFFFF"/>
+            <w:tcMar>
+              <w:top w:w="0" w:type="dxa"/>
+              <w:bottom w:w="0" w:type="dxa"/>
+              <w:left w:w="0" w:type="dxa"/>
+              <w:right w:w="0" w:type="dxa"/>
+            </w:tcMar>
+            <w:vAlign w:val="center"/>
+          </w:tcPr>
+          <w:p>
+            <w:pPr>
+              <w:pStyle w:val="Normal"/>
+              <w:jc w:val="center"/>
+              <w:pBdr>
+                <w:bottom w:val="none" w:sz="0" w:space="0" w:color="000000"/>
+                <w:top w:val="none" w:sz="0" w:space="0" w:color="000000"/>
+                <w:left w:val="none" w:sz="0" w:space="0" w:color="000000"/>
+                <w:right w:val="none" w:sz="0" w:space="0" w:color="000000"/>
+              </w:pBdr>
+              <w:spacing w:after="20" w:before="20" w:line="240"/>
+              <w:ind w:left="100" w:right="100" w:firstLine="0" w:firstLineChars="0"/>
+              <w:rPr>
+                <w:rFonts w:ascii="Times New Roman" w:hAnsi="Times New Roman" w:eastAsia="Times New Roman" w:cs="Times New Roman"/>
+                <w:i w:val="false"/>
+                <w:b w:val="false"/>
+                <w:u w:val="none"/>
+                <w:strike w:val="false"/>
+                <w:sz w:val="18"/>
+                <w:szCs w:val="18"/>
+                <w:color w:val="000000"/>
+              </w:rPr>
+            </w:pPr>
+            <w:r>
+              <w:rPr>
+                <w:rFonts w:ascii="Times New Roman" w:hAnsi="Times New Roman" w:eastAsia="Times New Roman" w:cs="Times New Roman"/>
+                <w:i w:val="false"/>
+                <w:b w:val="false"/>
+                <w:u w:val="none"/>
+                <w:strike w:val="false"/>
+                <w:sz w:val="18"/>
+                <w:szCs w:val="18"/>
+                <w:color w:val="000000"/>
+              </w:rPr>
+              <w:t xml:space="preserve">76.4 (15.2)</w:t>
+            </w:r>
+          </w:p>
+        </w:tc>
+      </w:tr>
+      <w:tr>
+        <w:trPr>
+          <w:trHeight w:val="360" w:hRule="auto"/>
+        </w:trPr>
+        <w:tc>
+          <w:tcPr>
+            <w:tcBorders>
+              <w:bottom w:val="none" w:sz="0" w:space="0" w:color="000000"/>
+              <w:top w:val="none" w:sz="0" w:space="0" w:color="000000"/>
+              <w:left w:val="none" w:sz="0" w:space="0" w:color="000000"/>
+              <w:right w:val="none" w:sz="0" w:space="0" w:color="000000"/>
+            </w:tcBorders>
+            <w:shd w:val="clear" w:color="auto" w:fill="FFFFFF"/>
+            <w:tcMar>
+              <w:top w:w="0" w:type="dxa"/>
+              <w:bottom w:w="0" w:type="dxa"/>
+              <w:left w:w="0" w:type="dxa"/>
+              <w:right w:w="0" w:type="dxa"/>
+            </w:tcMar>
+            <w:vAlign w:val="center"/>
+          </w:tcPr>
+          <w:p>
+            <w:pPr>
+              <w:pStyle w:val="Normal"/>
+              <w:jc w:val="left"/>
+              <w:pBdr>
+                <w:bottom w:val="none" w:sz="0" w:space="0" w:color="000000"/>
+                <w:top w:val="none" w:sz="0" w:space="0" w:color="000000"/>
+                <w:left w:val="none" w:sz="0" w:space="0" w:color="000000"/>
+                <w:right w:val="none" w:sz="0" w:space="0" w:color="000000"/>
+              </w:pBdr>
+              <w:spacing w:after="20" w:before="20" w:line="240"/>
+              <w:ind w:left="100" w:right="100" w:firstLine="0" w:firstLineChars="0"/>
+              <w:rPr>
+                <w:rFonts w:ascii="Times New Roman" w:hAnsi="Times New Roman" w:eastAsia="Times New Roman" w:cs="Times New Roman"/>
+                <w:i w:val="false"/>
+                <w:b w:val="false"/>
+                <w:u w:val="none"/>
+                <w:strike w:val="false"/>
+                <w:sz w:val="18"/>
+                <w:szCs w:val="18"/>
+                <w:color w:val="000000"/>
+              </w:rPr>
+            </w:pPr>
+            <w:r>
+              <w:rPr>
+                <w:rFonts w:ascii="Times New Roman" w:hAnsi="Times New Roman" w:eastAsia="Times New Roman" w:cs="Times New Roman"/>
+                <w:i w:val="false"/>
+                <w:b w:val="false"/>
+                <w:u w:val="none"/>
+                <w:strike w:val="false"/>
+                <w:sz w:val="18"/>
+                <w:szCs w:val="18"/>
+                <w:color w:val="000000"/>
+              </w:rPr>
+              <w:t xml:space="preserve">Høyde, cm, gj.snitt (SD)</w:t>
+            </w:r>
+          </w:p>
+        </w:tc>
+        <w:tc>
+          <w:tcPr>
+            <w:tcBorders>
+              <w:bottom w:val="none" w:sz="0" w:space="0" w:color="000000"/>
+              <w:top w:val="none" w:sz="0" w:space="0" w:color="000000"/>
+              <w:left w:val="none" w:sz="0" w:space="0" w:color="000000"/>
+              <w:right w:val="none" w:sz="0" w:space="0" w:color="000000"/>
+            </w:tcBorders>
+            <w:shd w:val="clear" w:color="auto" w:fill="FFFFFF"/>
+            <w:tcMar>
+              <w:top w:w="0" w:type="dxa"/>
+              <w:bottom w:w="0" w:type="dxa"/>
+              <w:left w:w="0" w:type="dxa"/>
+              <w:right w:w="0" w:type="dxa"/>
+            </w:tcMar>
+            <w:vAlign w:val="center"/>
+          </w:tcPr>
+          <w:p>
+            <w:pPr>
+              <w:pStyle w:val="Normal"/>
+              <w:jc w:val="center"/>
+              <w:pBdr>
+                <w:bottom w:val="none" w:sz="0" w:space="0" w:color="000000"/>
+                <w:top w:val="none" w:sz="0" w:space="0" w:color="000000"/>
+                <w:left w:val="none" w:sz="0" w:space="0" w:color="000000"/>
+                <w:right w:val="none" w:sz="0" w:space="0" w:color="000000"/>
+              </w:pBdr>
+              <w:spacing w:after="20" w:before="20" w:line="240"/>
+              <w:ind w:left="100" w:right="100" w:firstLine="0" w:firstLineChars="0"/>
+              <w:rPr>
+                <w:rFonts w:ascii="Times New Roman" w:hAnsi="Times New Roman" w:eastAsia="Times New Roman" w:cs="Times New Roman"/>
+                <w:i w:val="false"/>
+                <w:b w:val="false"/>
+                <w:u w:val="none"/>
+                <w:strike w:val="false"/>
+                <w:sz w:val="18"/>
+                <w:szCs w:val="18"/>
+                <w:color w:val="000000"/>
+              </w:rPr>
+            </w:pPr>
+            <w:r>
+              <w:rPr>
+                <w:rFonts w:ascii="Times New Roman" w:hAnsi="Times New Roman" w:eastAsia="Times New Roman" w:cs="Times New Roman"/>
+                <w:i w:val="false"/>
+                <w:b w:val="false"/>
+                <w:u w:val="none"/>
+                <w:strike w:val="false"/>
+                <w:sz w:val="18"/>
+                <w:szCs w:val="18"/>
+                <w:color w:val="000000"/>
+              </w:rPr>
+              <w:t xml:space="preserve">170.7 (7.7)</w:t>
+            </w:r>
+          </w:p>
+        </w:tc>
+        <w:tc>
+          <w:tcPr>
+            <w:tcBorders>
+              <w:bottom w:val="none" w:sz="0" w:space="0" w:color="000000"/>
+              <w:top w:val="none" w:sz="0" w:space="0" w:color="000000"/>
+              <w:left w:val="none" w:sz="0" w:space="0" w:color="000000"/>
+              <w:right w:val="none" w:sz="0" w:space="0" w:color="000000"/>
+            </w:tcBorders>
+            <w:shd w:val="clear" w:color="auto" w:fill="FFFFFF"/>
+            <w:tcMar>
+              <w:top w:w="0" w:type="dxa"/>
+              <w:bottom w:w="0" w:type="dxa"/>
+              <w:left w:w="0" w:type="dxa"/>
+              <w:right w:w="0" w:type="dxa"/>
+            </w:tcMar>
+            <w:vAlign w:val="center"/>
+          </w:tcPr>
+          <w:p>
+            <w:pPr>
+              <w:pStyle w:val="Normal"/>
+              <w:jc w:val="center"/>
+              <w:pBdr>
+                <w:bottom w:val="none" w:sz="0" w:space="0" w:color="000000"/>
+                <w:top w:val="none" w:sz="0" w:space="0" w:color="000000"/>
+                <w:left w:val="none" w:sz="0" w:space="0" w:color="000000"/>
+                <w:right w:val="none" w:sz="0" w:space="0" w:color="000000"/>
+              </w:pBdr>
+              <w:spacing w:after="20" w:before="20" w:line="240"/>
+              <w:ind w:left="100" w:right="100" w:firstLine="0" w:firstLineChars="0"/>
+              <w:rPr>
+                <w:rFonts w:ascii="Times New Roman" w:hAnsi="Times New Roman" w:eastAsia="Times New Roman" w:cs="Times New Roman"/>
+                <w:i w:val="false"/>
+                <w:b w:val="false"/>
+                <w:u w:val="none"/>
+                <w:strike w:val="false"/>
+                <w:sz w:val="18"/>
+                <w:szCs w:val="18"/>
+                <w:color w:val="000000"/>
+              </w:rPr>
+            </w:pPr>
+            <w:r>
+              <w:rPr>
+                <w:rFonts w:ascii="Times New Roman" w:hAnsi="Times New Roman" w:eastAsia="Times New Roman" w:cs="Times New Roman"/>
+                <w:i w:val="false"/>
+                <w:b w:val="false"/>
+                <w:u w:val="none"/>
+                <w:strike w:val="false"/>
+                <w:sz w:val="18"/>
+                <w:szCs w:val="18"/>
+                <w:color w:val="000000"/>
+              </w:rPr>
+              <w:t xml:space="preserve">167.6 (7.4)</w:t>
+            </w:r>
+          </w:p>
+        </w:tc>
+        <w:tc>
+          <w:tcPr>
+            <w:tcBorders>
+              <w:bottom w:val="none" w:sz="0" w:space="0" w:color="000000"/>
+              <w:top w:val="none" w:sz="0" w:space="0" w:color="000000"/>
+              <w:left w:val="none" w:sz="0" w:space="0" w:color="000000"/>
+              <w:right w:val="none" w:sz="0" w:space="0" w:color="000000"/>
+            </w:tcBorders>
+            <w:shd w:val="clear" w:color="auto" w:fill="FFFFFF"/>
+            <w:tcMar>
+              <w:top w:w="0" w:type="dxa"/>
+              <w:bottom w:w="0" w:type="dxa"/>
+              <w:left w:w="0" w:type="dxa"/>
+              <w:right w:w="0" w:type="dxa"/>
+            </w:tcMar>
+            <w:vAlign w:val="center"/>
+          </w:tcPr>
+          <w:p>
+            <w:pPr>
+              <w:pStyle w:val="Normal"/>
+              <w:jc w:val="center"/>
+              <w:pBdr>
+                <w:bottom w:val="none" w:sz="0" w:space="0" w:color="000000"/>
+                <w:top w:val="none" w:sz="0" w:space="0" w:color="000000"/>
+                <w:left w:val="none" w:sz="0" w:space="0" w:color="000000"/>
+                <w:right w:val="none" w:sz="0" w:space="0" w:color="000000"/>
+              </w:pBdr>
+              <w:spacing w:after="20" w:before="20" w:line="240"/>
+              <w:ind w:left="100" w:right="100" w:firstLine="0" w:firstLineChars="0"/>
+              <w:rPr>
+                <w:rFonts w:ascii="Times New Roman" w:hAnsi="Times New Roman" w:eastAsia="Times New Roman" w:cs="Times New Roman"/>
+                <w:i w:val="false"/>
+                <w:b w:val="false"/>
+                <w:u w:val="none"/>
+                <w:strike w:val="false"/>
+                <w:sz w:val="18"/>
+                <w:szCs w:val="18"/>
+                <w:color w:val="000000"/>
+              </w:rPr>
+            </w:pPr>
+            <w:r>
+              <w:rPr>
+                <w:rFonts w:ascii="Times New Roman" w:hAnsi="Times New Roman" w:eastAsia="Times New Roman" w:cs="Times New Roman"/>
+                <w:i w:val="false"/>
+                <w:b w:val="false"/>
+                <w:u w:val="none"/>
+                <w:strike w:val="false"/>
+                <w:sz w:val="18"/>
+                <w:szCs w:val="18"/>
+                <w:color w:val="000000"/>
+              </w:rPr>
+              <w:t xml:space="preserve">169.3 (7.6)</w:t>
+            </w:r>
+          </w:p>
+        </w:tc>
+      </w:tr>
+      <w:tr>
+        <w:trPr>
+          <w:trHeight w:val="360" w:hRule="auto"/>
+        </w:trPr>
+        <w:tc>
+          <w:tcPr>
+            <w:tcBorders>
+              <w:bottom w:val="none" w:sz="0" w:space="0" w:color="000000"/>
+              <w:top w:val="none" w:sz="0" w:space="0" w:color="000000"/>
+              <w:left w:val="none" w:sz="0" w:space="0" w:color="000000"/>
+              <w:right w:val="none" w:sz="0" w:space="0" w:color="000000"/>
+            </w:tcBorders>
+            <w:shd w:val="clear" w:color="auto" w:fill="FFFFFF"/>
+            <w:tcMar>
+              <w:top w:w="0" w:type="dxa"/>
+              <w:bottom w:w="0" w:type="dxa"/>
+              <w:left w:w="0" w:type="dxa"/>
+              <w:right w:w="0" w:type="dxa"/>
+            </w:tcMar>
+            <w:vAlign w:val="center"/>
+          </w:tcPr>
+          <w:p>
+            <w:pPr>
+              <w:pStyle w:val="Normal"/>
+              <w:jc w:val="left"/>
+              <w:pBdr>
+                <w:bottom w:val="none" w:sz="0" w:space="0" w:color="000000"/>
+                <w:top w:val="none" w:sz="0" w:space="0" w:color="000000"/>
+                <w:left w:val="none" w:sz="0" w:space="0" w:color="000000"/>
+                <w:right w:val="none" w:sz="0" w:space="0" w:color="000000"/>
+              </w:pBdr>
+              <w:spacing w:after="20" w:before="20" w:line="240"/>
+              <w:ind w:left="100" w:right="100" w:firstLine="0" w:firstLineChars="0"/>
+              <w:rPr>
+                <w:rFonts w:ascii="Times New Roman" w:hAnsi="Times New Roman" w:eastAsia="Times New Roman" w:cs="Times New Roman"/>
+                <w:i w:val="false"/>
+                <w:b w:val="false"/>
+                <w:u w:val="none"/>
+                <w:strike w:val="false"/>
+                <w:sz w:val="18"/>
+                <w:szCs w:val="18"/>
+                <w:color w:val="000000"/>
+              </w:rPr>
+            </w:pPr>
+            <w:r>
+              <w:rPr>
+                <w:rFonts w:ascii="Times New Roman" w:hAnsi="Times New Roman" w:eastAsia="Times New Roman" w:cs="Times New Roman"/>
+                <w:i w:val="false"/>
+                <w:b w:val="false"/>
+                <w:u w:val="none"/>
+                <w:strike w:val="false"/>
+                <w:sz w:val="18"/>
+                <w:szCs w:val="18"/>
+                <w:color w:val="000000"/>
+              </w:rPr>
+              <w:t xml:space="preserve">BMI, kg/m², gj.snitt (SD)</w:t>
+            </w:r>
+          </w:p>
+        </w:tc>
+        <w:tc>
+          <w:tcPr>
+            <w:tcBorders>
+              <w:bottom w:val="none" w:sz="0" w:space="0" w:color="000000"/>
+              <w:top w:val="none" w:sz="0" w:space="0" w:color="000000"/>
+              <w:left w:val="none" w:sz="0" w:space="0" w:color="000000"/>
+              <w:right w:val="none" w:sz="0" w:space="0" w:color="000000"/>
+            </w:tcBorders>
+            <w:shd w:val="clear" w:color="auto" w:fill="FFFFFF"/>
+            <w:tcMar>
+              <w:top w:w="0" w:type="dxa"/>
+              <w:bottom w:w="0" w:type="dxa"/>
+              <w:left w:w="0" w:type="dxa"/>
+              <w:right w:w="0" w:type="dxa"/>
+            </w:tcMar>
+            <w:vAlign w:val="center"/>
+          </w:tcPr>
+          <w:p>
+            <w:pPr>
+              <w:pStyle w:val="Normal"/>
+              <w:jc w:val="center"/>
+              <w:pBdr>
+                <w:bottom w:val="none" w:sz="0" w:space="0" w:color="000000"/>
+                <w:top w:val="none" w:sz="0" w:space="0" w:color="000000"/>
+                <w:left w:val="none" w:sz="0" w:space="0" w:color="000000"/>
+                <w:right w:val="none" w:sz="0" w:space="0" w:color="000000"/>
+              </w:pBdr>
+              <w:spacing w:after="20" w:before="20" w:line="240"/>
+              <w:ind w:left="100" w:right="100" w:firstLine="0" w:firstLineChars="0"/>
+              <w:rPr>
+                <w:rFonts w:ascii="Times New Roman" w:hAnsi="Times New Roman" w:eastAsia="Times New Roman" w:cs="Times New Roman"/>
+                <w:i w:val="false"/>
+                <w:b w:val="false"/>
+                <w:u w:val="none"/>
+                <w:strike w:val="false"/>
+                <w:sz w:val="18"/>
+                <w:szCs w:val="18"/>
+                <w:color w:val="000000"/>
+              </w:rPr>
+            </w:pPr>
+            <w:r>
+              <w:rPr>
+                <w:rFonts w:ascii="Times New Roman" w:hAnsi="Times New Roman" w:eastAsia="Times New Roman" w:cs="Times New Roman"/>
+                <w:i w:val="false"/>
+                <w:b w:val="false"/>
+                <w:u w:val="none"/>
+                <w:strike w:val="false"/>
+                <w:sz w:val="18"/>
+                <w:szCs w:val="18"/>
+                <w:color w:val="000000"/>
+              </w:rPr>
+              <w:t xml:space="preserve">27.0 (3.7)</w:t>
+            </w:r>
+          </w:p>
+        </w:tc>
+        <w:tc>
+          <w:tcPr>
+            <w:tcBorders>
+              <w:bottom w:val="none" w:sz="0" w:space="0" w:color="000000"/>
+              <w:top w:val="none" w:sz="0" w:space="0" w:color="000000"/>
+              <w:left w:val="none" w:sz="0" w:space="0" w:color="000000"/>
+              <w:right w:val="none" w:sz="0" w:space="0" w:color="000000"/>
+            </w:tcBorders>
+            <w:shd w:val="clear" w:color="auto" w:fill="FFFFFF"/>
+            <w:tcMar>
+              <w:top w:w="0" w:type="dxa"/>
+              <w:bottom w:w="0" w:type="dxa"/>
+              <w:left w:w="0" w:type="dxa"/>
+              <w:right w:w="0" w:type="dxa"/>
+            </w:tcMar>
+            <w:vAlign w:val="center"/>
+          </w:tcPr>
+          <w:p>
+            <w:pPr>
+              <w:pStyle w:val="Normal"/>
+              <w:jc w:val="center"/>
+              <w:pBdr>
+                <w:bottom w:val="none" w:sz="0" w:space="0" w:color="000000"/>
+                <w:top w:val="none" w:sz="0" w:space="0" w:color="000000"/>
+                <w:left w:val="none" w:sz="0" w:space="0" w:color="000000"/>
+                <w:right w:val="none" w:sz="0" w:space="0" w:color="000000"/>
+              </w:pBdr>
+              <w:spacing w:after="20" w:before="20" w:line="240"/>
+              <w:ind w:left="100" w:right="100" w:firstLine="0" w:firstLineChars="0"/>
+              <w:rPr>
+                <w:rFonts w:ascii="Times New Roman" w:hAnsi="Times New Roman" w:eastAsia="Times New Roman" w:cs="Times New Roman"/>
+                <w:i w:val="false"/>
+                <w:b w:val="false"/>
+                <w:u w:val="none"/>
+                <w:strike w:val="false"/>
+                <w:sz w:val="18"/>
+                <w:szCs w:val="18"/>
+                <w:color w:val="000000"/>
+              </w:rPr>
+            </w:pPr>
+            <w:r>
+              <w:rPr>
+                <w:rFonts w:ascii="Times New Roman" w:hAnsi="Times New Roman" w:eastAsia="Times New Roman" w:cs="Times New Roman"/>
+                <w:i w:val="false"/>
+                <w:b w:val="false"/>
+                <w:u w:val="none"/>
+                <w:strike w:val="false"/>
+                <w:sz w:val="18"/>
+                <w:szCs w:val="18"/>
+                <w:color w:val="000000"/>
+              </w:rPr>
+              <w:t xml:space="preserve">26.0 (5.5)</w:t>
+            </w:r>
+          </w:p>
+        </w:tc>
+        <w:tc>
+          <w:tcPr>
+            <w:tcBorders>
+              <w:bottom w:val="none" w:sz="0" w:space="0" w:color="000000"/>
+              <w:top w:val="none" w:sz="0" w:space="0" w:color="000000"/>
+              <w:left w:val="none" w:sz="0" w:space="0" w:color="000000"/>
+              <w:right w:val="none" w:sz="0" w:space="0" w:color="000000"/>
+            </w:tcBorders>
+            <w:shd w:val="clear" w:color="auto" w:fill="FFFFFF"/>
+            <w:tcMar>
+              <w:top w:w="0" w:type="dxa"/>
+              <w:bottom w:w="0" w:type="dxa"/>
+              <w:left w:w="0" w:type="dxa"/>
+              <w:right w:w="0" w:type="dxa"/>
+            </w:tcMar>
+            <w:vAlign w:val="center"/>
+          </w:tcPr>
+          <w:p>
+            <w:pPr>
+              <w:pStyle w:val="Normal"/>
+              <w:jc w:val="center"/>
+              <w:pBdr>
+                <w:bottom w:val="none" w:sz="0" w:space="0" w:color="000000"/>
+                <w:top w:val="none" w:sz="0" w:space="0" w:color="000000"/>
+                <w:left w:val="none" w:sz="0" w:space="0" w:color="000000"/>
+                <w:right w:val="none" w:sz="0" w:space="0" w:color="000000"/>
+              </w:pBdr>
+              <w:spacing w:after="20" w:before="20" w:line="240"/>
+              <w:ind w:left="100" w:right="100" w:firstLine="0" w:firstLineChars="0"/>
+              <w:rPr>
+                <w:rFonts w:ascii="Times New Roman" w:hAnsi="Times New Roman" w:eastAsia="Times New Roman" w:cs="Times New Roman"/>
+                <w:i w:val="false"/>
+                <w:b w:val="false"/>
+                <w:u w:val="none"/>
+                <w:strike w:val="false"/>
+                <w:sz w:val="18"/>
+                <w:szCs w:val="18"/>
+                <w:color w:val="000000"/>
+              </w:rPr>
+            </w:pPr>
+            <w:r>
+              <w:rPr>
+                <w:rFonts w:ascii="Times New Roman" w:hAnsi="Times New Roman" w:eastAsia="Times New Roman" w:cs="Times New Roman"/>
+                <w:i w:val="false"/>
+                <w:b w:val="false"/>
+                <w:u w:val="none"/>
+                <w:strike w:val="false"/>
+                <w:sz w:val="18"/>
+                <w:szCs w:val="18"/>
+                <w:color w:val="000000"/>
+              </w:rPr>
+              <w:t xml:space="preserve">26.6 (4.6)</w:t>
+            </w:r>
+          </w:p>
+        </w:tc>
+      </w:tr>
+      <w:tr>
+        <w:trPr>
+          <w:trHeight w:val="360" w:hRule="auto"/>
+        </w:trPr>
+        <w:tc>
+          <w:tcPr>
+            <w:tcBorders>
+              <w:bottom w:val="single" w:sz="4" w:space="0" w:color="999999"/>
+              <w:top w:val="none" w:sz="0" w:space="0" w:color="000000"/>
+              <w:left w:val="none" w:sz="0" w:space="0" w:color="000000"/>
+              <w:right w:val="none" w:sz="0" w:space="0" w:color="000000"/>
+            </w:tcBorders>
+            <w:shd w:val="clear" w:color="auto" w:fill="FFFFFF"/>
+            <w:tcMar>
+              <w:top w:w="0" w:type="dxa"/>
+              <w:bottom w:w="0" w:type="dxa"/>
+              <w:left w:w="0" w:type="dxa"/>
+              <w:right w:w="0" w:type="dxa"/>
+            </w:tcMar>
+            <w:vAlign w:val="center"/>
+          </w:tcPr>
+          <w:p>
+            <w:pPr>
+              <w:pStyle w:val="Normal"/>
+              <w:jc w:val="left"/>
+              <w:pBdr>
+                <w:bottom w:val="none" w:sz="0" w:space="0" w:color="000000"/>
+                <w:top w:val="none" w:sz="0" w:space="0" w:color="000000"/>
+                <w:left w:val="none" w:sz="0" w:space="0" w:color="000000"/>
+                <w:right w:val="none" w:sz="0" w:space="0" w:color="000000"/>
+              </w:pBdr>
+              <w:spacing w:after="20" w:before="20" w:line="240"/>
+              <w:ind w:left="100" w:right="100" w:firstLine="0" w:firstLineChars="0"/>
+              <w:rPr>
+                <w:rFonts w:ascii="Times New Roman" w:hAnsi="Times New Roman" w:eastAsia="Times New Roman" w:cs="Times New Roman"/>
+                <w:i w:val="false"/>
+                <w:b w:val="false"/>
+                <w:u w:val="none"/>
+                <w:strike w:val="false"/>
+                <w:sz w:val="18"/>
+                <w:szCs w:val="18"/>
+                <w:color w:val="000000"/>
+              </w:rPr>
+            </w:pPr>
+            <w:r>
+              <w:rPr>
+                <w:rFonts w:ascii="Times New Roman" w:hAnsi="Times New Roman" w:eastAsia="Times New Roman" w:cs="Times New Roman"/>
+                <w:i w:val="false"/>
+                <w:b w:val="false"/>
+                <w:u w:val="none"/>
+                <w:strike w:val="false"/>
+                <w:sz w:val="18"/>
+                <w:szCs w:val="18"/>
+                <w:color w:val="000000"/>
+              </w:rPr>
+              <w:t xml:space="preserve">Midjeomkrets, cm, gj.snitt (SD)</w:t>
+            </w:r>
+          </w:p>
+        </w:tc>
+        <w:tc>
+          <w:tcPr>
+            <w:tcBorders>
+              <w:bottom w:val="single" w:sz="4" w:space="0" w:color="999999"/>
+              <w:top w:val="none" w:sz="0" w:space="0" w:color="000000"/>
+              <w:left w:val="none" w:sz="0" w:space="0" w:color="000000"/>
+              <w:right w:val="none" w:sz="0" w:space="0" w:color="000000"/>
+            </w:tcBorders>
+            <w:shd w:val="clear" w:color="auto" w:fill="FFFFFF"/>
+            <w:tcMar>
+              <w:top w:w="0" w:type="dxa"/>
+              <w:bottom w:w="0" w:type="dxa"/>
+              <w:left w:w="0" w:type="dxa"/>
+              <w:right w:w="0" w:type="dxa"/>
+            </w:tcMar>
+            <w:vAlign w:val="center"/>
+          </w:tcPr>
+          <w:p>
+            <w:pPr>
+              <w:pStyle w:val="Normal"/>
+              <w:jc w:val="center"/>
+              <w:pBdr>
+                <w:bottom w:val="none" w:sz="0" w:space="0" w:color="000000"/>
+                <w:top w:val="none" w:sz="0" w:space="0" w:color="000000"/>
+                <w:left w:val="none" w:sz="0" w:space="0" w:color="000000"/>
+                <w:right w:val="none" w:sz="0" w:space="0" w:color="000000"/>
+              </w:pBdr>
+              <w:spacing w:after="20" w:before="20" w:line="240"/>
+              <w:ind w:left="100" w:right="100" w:firstLine="0" w:firstLineChars="0"/>
+              <w:rPr>
+                <w:rFonts w:ascii="Times New Roman" w:hAnsi="Times New Roman" w:eastAsia="Times New Roman" w:cs="Times New Roman"/>
+                <w:i w:val="false"/>
+                <w:b w:val="false"/>
+                <w:u w:val="none"/>
+                <w:strike w:val="false"/>
+                <w:sz w:val="18"/>
+                <w:szCs w:val="18"/>
+                <w:color w:val="000000"/>
+              </w:rPr>
+            </w:pPr>
+            <w:r>
+              <w:rPr>
+                <w:rFonts w:ascii="Times New Roman" w:hAnsi="Times New Roman" w:eastAsia="Times New Roman" w:cs="Times New Roman"/>
+                <w:i w:val="false"/>
+                <w:b w:val="false"/>
+                <w:u w:val="none"/>
+                <w:strike w:val="false"/>
+                <w:sz w:val="18"/>
+                <w:szCs w:val="18"/>
+                <w:color w:val="000000"/>
+              </w:rPr>
+              <w:t xml:space="preserve">93.3 (9.2)</w:t>
+            </w:r>
+          </w:p>
+        </w:tc>
+        <w:tc>
+          <w:tcPr>
+            <w:tcBorders>
+              <w:bottom w:val="single" w:sz="4" w:space="0" w:color="999999"/>
+              <w:top w:val="none" w:sz="0" w:space="0" w:color="000000"/>
+              <w:left w:val="none" w:sz="0" w:space="0" w:color="000000"/>
+              <w:right w:val="none" w:sz="0" w:space="0" w:color="000000"/>
+            </w:tcBorders>
+            <w:shd w:val="clear" w:color="auto" w:fill="FFFFFF"/>
+            <w:tcMar>
+              <w:top w:w="0" w:type="dxa"/>
+              <w:bottom w:w="0" w:type="dxa"/>
+              <w:left w:w="0" w:type="dxa"/>
+              <w:right w:w="0" w:type="dxa"/>
+            </w:tcMar>
+            <w:vAlign w:val="center"/>
+          </w:tcPr>
+          <w:p>
+            <w:pPr>
+              <w:pStyle w:val="Normal"/>
+              <w:jc w:val="center"/>
+              <w:pBdr>
+                <w:bottom w:val="none" w:sz="0" w:space="0" w:color="000000"/>
+                <w:top w:val="none" w:sz="0" w:space="0" w:color="000000"/>
+                <w:left w:val="none" w:sz="0" w:space="0" w:color="000000"/>
+                <w:right w:val="none" w:sz="0" w:space="0" w:color="000000"/>
+              </w:pBdr>
+              <w:spacing w:after="20" w:before="20" w:line="240"/>
+              <w:ind w:left="100" w:right="100" w:firstLine="0" w:firstLineChars="0"/>
+              <w:rPr>
+                <w:rFonts w:ascii="Times New Roman" w:hAnsi="Times New Roman" w:eastAsia="Times New Roman" w:cs="Times New Roman"/>
+                <w:i w:val="false"/>
+                <w:b w:val="false"/>
+                <w:u w:val="none"/>
+                <w:strike w:val="false"/>
+                <w:sz w:val="18"/>
+                <w:szCs w:val="18"/>
+                <w:color w:val="000000"/>
+              </w:rPr>
+            </w:pPr>
+            <w:r>
+              <w:rPr>
+                <w:rFonts w:ascii="Times New Roman" w:hAnsi="Times New Roman" w:eastAsia="Times New Roman" w:cs="Times New Roman"/>
+                <w:i w:val="false"/>
+                <w:b w:val="false"/>
+                <w:u w:val="none"/>
+                <w:strike w:val="false"/>
+                <w:sz w:val="18"/>
+                <w:szCs w:val="18"/>
+                <w:color w:val="000000"/>
+              </w:rPr>
+              <w:t xml:space="preserve">89.6 (17.6)</w:t>
+            </w:r>
+          </w:p>
+        </w:tc>
+        <w:tc>
+          <w:tcPr>
+            <w:tcBorders>
+              <w:bottom w:val="single" w:sz="4" w:space="0" w:color="999999"/>
+              <w:top w:val="none" w:sz="0" w:space="0" w:color="000000"/>
+              <w:left w:val="none" w:sz="0" w:space="0" w:color="000000"/>
+              <w:right w:val="none" w:sz="0" w:space="0" w:color="000000"/>
+            </w:tcBorders>
+            <w:shd w:val="clear" w:color="auto" w:fill="FFFFFF"/>
+            <w:tcMar>
+              <w:top w:w="0" w:type="dxa"/>
+              <w:bottom w:w="0" w:type="dxa"/>
+              <w:left w:w="0" w:type="dxa"/>
+              <w:right w:w="0" w:type="dxa"/>
+            </w:tcMar>
+            <w:vAlign w:val="center"/>
+          </w:tcPr>
+          <w:p>
+            <w:pPr>
+              <w:pStyle w:val="Normal"/>
+              <w:jc w:val="center"/>
+              <w:pBdr>
+                <w:bottom w:val="none" w:sz="0" w:space="0" w:color="000000"/>
+                <w:top w:val="none" w:sz="0" w:space="0" w:color="000000"/>
+                <w:left w:val="none" w:sz="0" w:space="0" w:color="000000"/>
+                <w:right w:val="none" w:sz="0" w:space="0" w:color="000000"/>
+              </w:pBdr>
+              <w:spacing w:after="20" w:before="20" w:line="240"/>
+              <w:ind w:left="100" w:right="100" w:firstLine="0" w:firstLineChars="0"/>
+              <w:rPr>
+                <w:rFonts w:ascii="Times New Roman" w:hAnsi="Times New Roman" w:eastAsia="Times New Roman" w:cs="Times New Roman"/>
+                <w:i w:val="false"/>
+                <w:b w:val="false"/>
+                <w:u w:val="none"/>
+                <w:strike w:val="false"/>
+                <w:sz w:val="18"/>
+                <w:szCs w:val="18"/>
+                <w:color w:val="000000"/>
+              </w:rPr>
+            </w:pPr>
+            <w:r>
+              <w:rPr>
+                <w:rFonts w:ascii="Times New Roman" w:hAnsi="Times New Roman" w:eastAsia="Times New Roman" w:cs="Times New Roman"/>
+                <w:i w:val="false"/>
+                <w:b w:val="false"/>
+                <w:u w:val="none"/>
+                <w:strike w:val="false"/>
+                <w:sz w:val="18"/>
+                <w:szCs w:val="18"/>
+                <w:color w:val="000000"/>
+              </w:rPr>
+              <w:t xml:space="preserve">91.7 (13.5)</w:t>
+            </w:r>
+          </w:p>
+        </w:tc>
+      </w:tr>
+      <w:tr>
+        <w:trPr>
+          <w:trHeight w:val="360" w:hRule="auto"/>
+        </w:trPr>
+        <w:tc>
+          <w:tcPr>
+            <w:tcBorders>
+              <w:bottom w:val="none" w:sz="0" w:space="0" w:color="000000"/>
+              <w:top w:val="single" w:sz="4" w:space="0" w:color="999999"/>
+              <w:left w:val="none" w:sz="0" w:space="0" w:color="000000"/>
+              <w:right w:val="none" w:sz="0" w:space="0" w:color="000000"/>
+            </w:tcBorders>
+            <w:shd w:val="clear" w:color="auto" w:fill="FFFFFF"/>
+            <w:tcMar>
+              <w:top w:w="0" w:type="dxa"/>
+              <w:bottom w:w="0" w:type="dxa"/>
+              <w:left w:w="0" w:type="dxa"/>
+              <w:right w:w="0" w:type="dxa"/>
+            </w:tcMar>
+            <w:vAlign w:val="center"/>
+          </w:tcPr>
+          <w:p>
+            <w:pPr>
+              <w:pStyle w:val="Normal"/>
+              <w:jc w:val="left"/>
+              <w:pBdr>
+                <w:bottom w:val="none" w:sz="0" w:space="0" w:color="000000"/>
+                <w:top w:val="none" w:sz="0" w:space="0" w:color="000000"/>
+                <w:left w:val="none" w:sz="0" w:space="0" w:color="000000"/>
+                <w:right w:val="none" w:sz="0" w:space="0" w:color="000000"/>
+              </w:pBdr>
+              <w:spacing w:after="20" w:before="20" w:line="240"/>
+              <w:ind w:left="100" w:right="100" w:firstLine="0" w:firstLineChars="0"/>
+              <w:rPr>
+                <w:rFonts w:ascii="Times New Roman" w:hAnsi="Times New Roman" w:eastAsia="Times New Roman" w:cs="Times New Roman"/>
+                <w:i w:val="false"/>
+                <w:b w:val="false"/>
+                <w:u w:val="none"/>
+                <w:strike w:val="false"/>
+                <w:sz w:val="18"/>
+                <w:szCs w:val="18"/>
+                <w:color w:val="000000"/>
+              </w:rPr>
+            </w:pPr>
+            <w:r>
+              <w:rPr>
+                <w:rFonts w:ascii="Times New Roman" w:hAnsi="Times New Roman" w:eastAsia="Times New Roman" w:cs="Times New Roman"/>
+                <w:i w:val="false"/>
+                <w:b w:val="false"/>
+                <w:u w:val="none"/>
+                <w:strike w:val="false"/>
+                <w:sz w:val="18"/>
+                <w:szCs w:val="18"/>
+                <w:color w:val="000000"/>
+              </w:rPr>
+              <w:t xml:space="preserve">Mager masse (LBM), g, gj.snitt (SD)</w:t>
+            </w:r>
+          </w:p>
+        </w:tc>
+        <w:tc>
+          <w:tcPr>
+            <w:tcBorders>
+              <w:bottom w:val="none" w:sz="0" w:space="0" w:color="000000"/>
+              <w:top w:val="single" w:sz="4" w:space="0" w:color="999999"/>
+              <w:left w:val="none" w:sz="0" w:space="0" w:color="000000"/>
+              <w:right w:val="none" w:sz="0" w:space="0" w:color="000000"/>
+            </w:tcBorders>
+            <w:shd w:val="clear" w:color="auto" w:fill="FFFFFF"/>
+            <w:tcMar>
+              <w:top w:w="0" w:type="dxa"/>
+              <w:bottom w:w="0" w:type="dxa"/>
+              <w:left w:w="0" w:type="dxa"/>
+              <w:right w:w="0" w:type="dxa"/>
+            </w:tcMar>
+            <w:vAlign w:val="center"/>
+          </w:tcPr>
+          <w:p>
+            <w:pPr>
+              <w:pStyle w:val="Normal"/>
+              <w:jc w:val="center"/>
+              <w:pBdr>
+                <w:bottom w:val="none" w:sz="0" w:space="0" w:color="000000"/>
+                <w:top w:val="none" w:sz="0" w:space="0" w:color="000000"/>
+                <w:left w:val="none" w:sz="0" w:space="0" w:color="000000"/>
+                <w:right w:val="none" w:sz="0" w:space="0" w:color="000000"/>
+              </w:pBdr>
+              <w:spacing w:after="20" w:before="20" w:line="240"/>
+              <w:ind w:left="100" w:right="100" w:firstLine="0" w:firstLineChars="0"/>
+              <w:rPr>
+                <w:rFonts w:ascii="Times New Roman" w:hAnsi="Times New Roman" w:eastAsia="Times New Roman" w:cs="Times New Roman"/>
+                <w:i w:val="false"/>
+                <w:b w:val="false"/>
+                <w:u w:val="none"/>
+                <w:strike w:val="false"/>
+                <w:sz w:val="18"/>
+                <w:szCs w:val="18"/>
+                <w:color w:val="000000"/>
+              </w:rPr>
+            </w:pPr>
+            <w:r>
+              <w:rPr>
+                <w:rFonts w:ascii="Times New Roman" w:hAnsi="Times New Roman" w:eastAsia="Times New Roman" w:cs="Times New Roman"/>
+                <w:i w:val="false"/>
+                <w:b w:val="false"/>
+                <w:u w:val="none"/>
+                <w:strike w:val="false"/>
+                <w:sz w:val="18"/>
+                <w:szCs w:val="18"/>
+                <w:color w:val="000000"/>
+              </w:rPr>
+              <w:t xml:space="preserve">47530.6 (7598.3)</w:t>
+            </w:r>
+          </w:p>
+        </w:tc>
+        <w:tc>
+          <w:tcPr>
+            <w:tcBorders>
+              <w:bottom w:val="none" w:sz="0" w:space="0" w:color="000000"/>
+              <w:top w:val="single" w:sz="4" w:space="0" w:color="999999"/>
+              <w:left w:val="none" w:sz="0" w:space="0" w:color="000000"/>
+              <w:right w:val="none" w:sz="0" w:space="0" w:color="000000"/>
+            </w:tcBorders>
+            <w:shd w:val="clear" w:color="auto" w:fill="FFFFFF"/>
+            <w:tcMar>
+              <w:top w:w="0" w:type="dxa"/>
+              <w:bottom w:w="0" w:type="dxa"/>
+              <w:left w:w="0" w:type="dxa"/>
+              <w:right w:w="0" w:type="dxa"/>
+            </w:tcMar>
+            <w:vAlign w:val="center"/>
+          </w:tcPr>
+          <w:p>
+            <w:pPr>
+              <w:pStyle w:val="Normal"/>
+              <w:jc w:val="center"/>
+              <w:pBdr>
+                <w:bottom w:val="none" w:sz="0" w:space="0" w:color="000000"/>
+                <w:top w:val="none" w:sz="0" w:space="0" w:color="000000"/>
+                <w:left w:val="none" w:sz="0" w:space="0" w:color="000000"/>
+                <w:right w:val="none" w:sz="0" w:space="0" w:color="000000"/>
+              </w:pBdr>
+              <w:spacing w:after="20" w:before="20" w:line="240"/>
+              <w:ind w:left="100" w:right="100" w:firstLine="0" w:firstLineChars="0"/>
+              <w:rPr>
+                <w:rFonts w:ascii="Times New Roman" w:hAnsi="Times New Roman" w:eastAsia="Times New Roman" w:cs="Times New Roman"/>
+                <w:i w:val="false"/>
+                <w:b w:val="false"/>
+                <w:u w:val="none"/>
+                <w:strike w:val="false"/>
+                <w:sz w:val="18"/>
+                <w:szCs w:val="18"/>
+                <w:color w:val="000000"/>
+              </w:rPr>
+            </w:pPr>
+            <w:r>
+              <w:rPr>
+                <w:rFonts w:ascii="Times New Roman" w:hAnsi="Times New Roman" w:eastAsia="Times New Roman" w:cs="Times New Roman"/>
+                <w:i w:val="false"/>
+                <w:b w:val="false"/>
+                <w:u w:val="none"/>
+                <w:strike w:val="false"/>
+                <w:sz w:val="18"/>
+                <w:szCs w:val="18"/>
+                <w:color w:val="000000"/>
+              </w:rPr>
+              <w:t xml:space="preserve">44282.9 (9227.1)</w:t>
+            </w:r>
+          </w:p>
+        </w:tc>
+        <w:tc>
+          <w:tcPr>
+            <w:tcBorders>
+              <w:bottom w:val="none" w:sz="0" w:space="0" w:color="000000"/>
+              <w:top w:val="single" w:sz="4" w:space="0" w:color="999999"/>
+              <w:left w:val="none" w:sz="0" w:space="0" w:color="000000"/>
+              <w:right w:val="none" w:sz="0" w:space="0" w:color="000000"/>
+            </w:tcBorders>
+            <w:shd w:val="clear" w:color="auto" w:fill="FFFFFF"/>
+            <w:tcMar>
+              <w:top w:w="0" w:type="dxa"/>
+              <w:bottom w:w="0" w:type="dxa"/>
+              <w:left w:w="0" w:type="dxa"/>
+              <w:right w:w="0" w:type="dxa"/>
+            </w:tcMar>
+            <w:vAlign w:val="center"/>
+          </w:tcPr>
+          <w:p>
+            <w:pPr>
+              <w:pStyle w:val="Normal"/>
+              <w:jc w:val="center"/>
+              <w:pBdr>
+                <w:bottom w:val="none" w:sz="0" w:space="0" w:color="000000"/>
+                <w:top w:val="none" w:sz="0" w:space="0" w:color="000000"/>
+                <w:left w:val="none" w:sz="0" w:space="0" w:color="000000"/>
+                <w:right w:val="none" w:sz="0" w:space="0" w:color="000000"/>
+              </w:pBdr>
+              <w:spacing w:after="20" w:before="20" w:line="240"/>
+              <w:ind w:left="100" w:right="100" w:firstLine="0" w:firstLineChars="0"/>
+              <w:rPr>
+                <w:rFonts w:ascii="Times New Roman" w:hAnsi="Times New Roman" w:eastAsia="Times New Roman" w:cs="Times New Roman"/>
+                <w:i w:val="false"/>
+                <w:b w:val="false"/>
+                <w:u w:val="none"/>
+                <w:strike w:val="false"/>
+                <w:sz w:val="18"/>
+                <w:szCs w:val="18"/>
+                <w:color w:val="000000"/>
+              </w:rPr>
+            </w:pPr>
+            <w:r>
+              <w:rPr>
+                <w:rFonts w:ascii="Times New Roman" w:hAnsi="Times New Roman" w:eastAsia="Times New Roman" w:cs="Times New Roman"/>
+                <w:i w:val="false"/>
+                <w:b w:val="false"/>
+                <w:u w:val="none"/>
+                <w:strike w:val="false"/>
+                <w:sz w:val="18"/>
+                <w:szCs w:val="18"/>
+                <w:color w:val="000000"/>
+              </w:rPr>
+              <w:t xml:space="preserve">46063.9 (8389.5)</w:t>
+            </w:r>
+          </w:p>
+        </w:tc>
+      </w:tr>
+      <w:tr>
+        <w:trPr>
+          <w:trHeight w:val="360" w:hRule="auto"/>
+        </w:trPr>
+        <w:tc>
+          <w:tcPr>
+            <w:tcBorders>
+              <w:bottom w:val="none" w:sz="0" w:space="0" w:color="000000"/>
+              <w:top w:val="none" w:sz="0" w:space="0" w:color="000000"/>
+              <w:left w:val="none" w:sz="0" w:space="0" w:color="000000"/>
+              <w:right w:val="none" w:sz="0" w:space="0" w:color="000000"/>
+            </w:tcBorders>
+            <w:shd w:val="clear" w:color="auto" w:fill="FFFFFF"/>
+            <w:tcMar>
+              <w:top w:w="0" w:type="dxa"/>
+              <w:bottom w:w="0" w:type="dxa"/>
+              <w:left w:w="0" w:type="dxa"/>
+              <w:right w:w="0" w:type="dxa"/>
+            </w:tcMar>
+            <w:vAlign w:val="center"/>
+          </w:tcPr>
+          <w:p>
+            <w:pPr>
+              <w:pStyle w:val="Normal"/>
+              <w:jc w:val="left"/>
+              <w:pBdr>
+                <w:bottom w:val="none" w:sz="0" w:space="0" w:color="000000"/>
+                <w:top w:val="none" w:sz="0" w:space="0" w:color="000000"/>
+                <w:left w:val="none" w:sz="0" w:space="0" w:color="000000"/>
+                <w:right w:val="none" w:sz="0" w:space="0" w:color="000000"/>
+              </w:pBdr>
+              <w:spacing w:after="20" w:before="20" w:line="240"/>
+              <w:ind w:left="100" w:right="100" w:firstLine="0" w:firstLineChars="0"/>
+              <w:rPr>
+                <w:rFonts w:ascii="Times New Roman" w:hAnsi="Times New Roman" w:eastAsia="Times New Roman" w:cs="Times New Roman"/>
+                <w:i w:val="false"/>
+                <w:b w:val="false"/>
+                <w:u w:val="none"/>
+                <w:strike w:val="false"/>
+                <w:sz w:val="18"/>
+                <w:szCs w:val="18"/>
+                <w:color w:val="000000"/>
+              </w:rPr>
+            </w:pPr>
+            <w:r>
+              <w:rPr>
+                <w:rFonts w:ascii="Times New Roman" w:hAnsi="Times New Roman" w:eastAsia="Times New Roman" w:cs="Times New Roman"/>
+                <w:i w:val="false"/>
+                <w:b w:val="false"/>
+                <w:u w:val="none"/>
+                <w:strike w:val="false"/>
+                <w:sz w:val="18"/>
+                <w:szCs w:val="18"/>
+                <w:color w:val="000000"/>
+              </w:rPr>
+              <w:t xml:space="preserve">Total fettmasse, g, gj.snitt (SD)</w:t>
+            </w:r>
+          </w:p>
+        </w:tc>
+        <w:tc>
+          <w:tcPr>
+            <w:tcBorders>
+              <w:bottom w:val="none" w:sz="0" w:space="0" w:color="000000"/>
+              <w:top w:val="none" w:sz="0" w:space="0" w:color="000000"/>
+              <w:left w:val="none" w:sz="0" w:space="0" w:color="000000"/>
+              <w:right w:val="none" w:sz="0" w:space="0" w:color="000000"/>
+            </w:tcBorders>
+            <w:shd w:val="clear" w:color="auto" w:fill="FFFFFF"/>
+            <w:tcMar>
+              <w:top w:w="0" w:type="dxa"/>
+              <w:bottom w:w="0" w:type="dxa"/>
+              <w:left w:w="0" w:type="dxa"/>
+              <w:right w:w="0" w:type="dxa"/>
+            </w:tcMar>
+            <w:vAlign w:val="center"/>
+          </w:tcPr>
+          <w:p>
+            <w:pPr>
+              <w:pStyle w:val="Normal"/>
+              <w:jc w:val="center"/>
+              <w:pBdr>
+                <w:bottom w:val="none" w:sz="0" w:space="0" w:color="000000"/>
+                <w:top w:val="none" w:sz="0" w:space="0" w:color="000000"/>
+                <w:left w:val="none" w:sz="0" w:space="0" w:color="000000"/>
+                <w:right w:val="none" w:sz="0" w:space="0" w:color="000000"/>
+              </w:pBdr>
+              <w:spacing w:after="20" w:before="20" w:line="240"/>
+              <w:ind w:left="100" w:right="100" w:firstLine="0" w:firstLineChars="0"/>
+              <w:rPr>
+                <w:rFonts w:ascii="Times New Roman" w:hAnsi="Times New Roman" w:eastAsia="Times New Roman" w:cs="Times New Roman"/>
+                <w:i w:val="false"/>
+                <w:b w:val="false"/>
+                <w:u w:val="none"/>
+                <w:strike w:val="false"/>
+                <w:sz w:val="18"/>
+                <w:szCs w:val="18"/>
+                <w:color w:val="000000"/>
+              </w:rPr>
+            </w:pPr>
+            <w:r>
+              <w:rPr>
+                <w:rFonts w:ascii="Times New Roman" w:hAnsi="Times New Roman" w:eastAsia="Times New Roman" w:cs="Times New Roman"/>
+                <w:i w:val="false"/>
+                <w:b w:val="false"/>
+                <w:u w:val="none"/>
+                <w:strike w:val="false"/>
+                <w:sz w:val="18"/>
+                <w:szCs w:val="18"/>
+                <w:color w:val="000000"/>
+              </w:rPr>
+              <w:t xml:space="preserve">29207.3 (7263.9)</w:t>
+            </w:r>
+          </w:p>
+        </w:tc>
+        <w:tc>
+          <w:tcPr>
+            <w:tcBorders>
+              <w:bottom w:val="none" w:sz="0" w:space="0" w:color="000000"/>
+              <w:top w:val="none" w:sz="0" w:space="0" w:color="000000"/>
+              <w:left w:val="none" w:sz="0" w:space="0" w:color="000000"/>
+              <w:right w:val="none" w:sz="0" w:space="0" w:color="000000"/>
+            </w:tcBorders>
+            <w:shd w:val="clear" w:color="auto" w:fill="FFFFFF"/>
+            <w:tcMar>
+              <w:top w:w="0" w:type="dxa"/>
+              <w:bottom w:w="0" w:type="dxa"/>
+              <w:left w:w="0" w:type="dxa"/>
+              <w:right w:w="0" w:type="dxa"/>
+            </w:tcMar>
+            <w:vAlign w:val="center"/>
+          </w:tcPr>
+          <w:p>
+            <w:pPr>
+              <w:pStyle w:val="Normal"/>
+              <w:jc w:val="center"/>
+              <w:pBdr>
+                <w:bottom w:val="none" w:sz="0" w:space="0" w:color="000000"/>
+                <w:top w:val="none" w:sz="0" w:space="0" w:color="000000"/>
+                <w:left w:val="none" w:sz="0" w:space="0" w:color="000000"/>
+                <w:right w:val="none" w:sz="0" w:space="0" w:color="000000"/>
+              </w:pBdr>
+              <w:spacing w:after="20" w:before="20" w:line="240"/>
+              <w:ind w:left="100" w:right="100" w:firstLine="0" w:firstLineChars="0"/>
+              <w:rPr>
+                <w:rFonts w:ascii="Times New Roman" w:hAnsi="Times New Roman" w:eastAsia="Times New Roman" w:cs="Times New Roman"/>
+                <w:i w:val="false"/>
+                <w:b w:val="false"/>
+                <w:u w:val="none"/>
+                <w:strike w:val="false"/>
+                <w:sz w:val="18"/>
+                <w:szCs w:val="18"/>
+                <w:color w:val="000000"/>
+              </w:rPr>
+            </w:pPr>
+            <w:r>
+              <w:rPr>
+                <w:rFonts w:ascii="Times New Roman" w:hAnsi="Times New Roman" w:eastAsia="Times New Roman" w:cs="Times New Roman"/>
+                <w:i w:val="false"/>
+                <w:b w:val="false"/>
+                <w:u w:val="none"/>
+                <w:strike w:val="false"/>
+                <w:sz w:val="18"/>
+                <w:szCs w:val="18"/>
+                <w:color w:val="000000"/>
+              </w:rPr>
+              <w:t xml:space="preserve">27363.9 (12225.4)</w:t>
+            </w:r>
+          </w:p>
+        </w:tc>
+        <w:tc>
+          <w:tcPr>
+            <w:tcBorders>
+              <w:bottom w:val="none" w:sz="0" w:space="0" w:color="000000"/>
+              <w:top w:val="none" w:sz="0" w:space="0" w:color="000000"/>
+              <w:left w:val="none" w:sz="0" w:space="0" w:color="000000"/>
+              <w:right w:val="none" w:sz="0" w:space="0" w:color="000000"/>
+            </w:tcBorders>
+            <w:shd w:val="clear" w:color="auto" w:fill="FFFFFF"/>
+            <w:tcMar>
+              <w:top w:w="0" w:type="dxa"/>
+              <w:bottom w:w="0" w:type="dxa"/>
+              <w:left w:w="0" w:type="dxa"/>
+              <w:right w:w="0" w:type="dxa"/>
+            </w:tcMar>
+            <w:vAlign w:val="center"/>
+          </w:tcPr>
+          <w:p>
+            <w:pPr>
+              <w:pStyle w:val="Normal"/>
+              <w:jc w:val="center"/>
+              <w:pBdr>
+                <w:bottom w:val="none" w:sz="0" w:space="0" w:color="000000"/>
+                <w:top w:val="none" w:sz="0" w:space="0" w:color="000000"/>
+                <w:left w:val="none" w:sz="0" w:space="0" w:color="000000"/>
+                <w:right w:val="none" w:sz="0" w:space="0" w:color="000000"/>
+              </w:pBdr>
+              <w:spacing w:after="20" w:before="20" w:line="240"/>
+              <w:ind w:left="100" w:right="100" w:firstLine="0" w:firstLineChars="0"/>
+              <w:rPr>
+                <w:rFonts w:ascii="Times New Roman" w:hAnsi="Times New Roman" w:eastAsia="Times New Roman" w:cs="Times New Roman"/>
+                <w:i w:val="false"/>
+                <w:b w:val="false"/>
+                <w:u w:val="none"/>
+                <w:strike w:val="false"/>
+                <w:sz w:val="18"/>
+                <w:szCs w:val="18"/>
+                <w:color w:val="000000"/>
+              </w:rPr>
+            </w:pPr>
+            <w:r>
+              <w:rPr>
+                <w:rFonts w:ascii="Times New Roman" w:hAnsi="Times New Roman" w:eastAsia="Times New Roman" w:cs="Times New Roman"/>
+                <w:i w:val="false"/>
+                <w:b w:val="false"/>
+                <w:u w:val="none"/>
+                <w:strike w:val="false"/>
+                <w:sz w:val="18"/>
+                <w:szCs w:val="18"/>
+                <w:color w:val="000000"/>
+              </w:rPr>
+              <w:t xml:space="preserve">28374.8 (9683.8)</w:t>
+            </w:r>
+          </w:p>
+        </w:tc>
+      </w:tr>
+      <w:tr>
+        <w:trPr>
+          <w:trHeight w:val="360" w:hRule="auto"/>
+        </w:trPr>
+        <w:tc>
+          <w:tcPr>
+            <w:tcBorders>
+              <w:bottom w:val="single" w:sz="8" w:space="0" w:color="000000"/>
+              <w:top w:val="none" w:sz="0" w:space="0" w:color="000000"/>
+              <w:left w:val="none" w:sz="0" w:space="0" w:color="000000"/>
+              <w:right w:val="none" w:sz="0" w:space="0" w:color="000000"/>
+            </w:tcBorders>
+            <w:shd w:val="clear" w:color="auto" w:fill="FFFFFF"/>
+            <w:tcMar>
+              <w:top w:w="0" w:type="dxa"/>
+              <w:bottom w:w="0" w:type="dxa"/>
+              <w:left w:w="0" w:type="dxa"/>
+              <w:right w:w="0" w:type="dxa"/>
+            </w:tcMar>
+            <w:vAlign w:val="center"/>
+          </w:tcPr>
+          <w:p>
+            <w:pPr>
+              <w:pStyle w:val="Normal"/>
+              <w:jc w:val="left"/>
+              <w:pBdr>
+                <w:bottom w:val="none" w:sz="0" w:space="0" w:color="000000"/>
+                <w:top w:val="none" w:sz="0" w:space="0" w:color="000000"/>
+                <w:left w:val="none" w:sz="0" w:space="0" w:color="000000"/>
+                <w:right w:val="none" w:sz="0" w:space="0" w:color="000000"/>
+              </w:pBdr>
+              <w:spacing w:after="20" w:before="20" w:line="240"/>
+              <w:ind w:left="100" w:right="100" w:firstLine="0" w:firstLineChars="0"/>
+              <w:rPr>
+                <w:rFonts w:ascii="Times New Roman" w:hAnsi="Times New Roman" w:eastAsia="Times New Roman" w:cs="Times New Roman"/>
+                <w:i w:val="false"/>
+                <w:b w:val="false"/>
+                <w:u w:val="none"/>
+                <w:strike w:val="false"/>
+                <w:sz w:val="18"/>
+                <w:szCs w:val="18"/>
+                <w:color w:val="000000"/>
+              </w:rPr>
+            </w:pPr>
+            <w:r>
+              <w:rPr>
+                <w:rFonts w:ascii="Times New Roman" w:hAnsi="Times New Roman" w:eastAsia="Times New Roman" w:cs="Times New Roman"/>
+                <w:i w:val="false"/>
+                <w:b w:val="false"/>
+                <w:u w:val="none"/>
+                <w:strike w:val="false"/>
+                <w:sz w:val="18"/>
+                <w:szCs w:val="18"/>
+                <w:color w:val="000000"/>
+              </w:rPr>
+              <w:t xml:space="preserve">Total fettprosent, %, gj.snitt (SD)</w:t>
+            </w:r>
+          </w:p>
+        </w:tc>
+        <w:tc>
+          <w:tcPr>
+            <w:tcBorders>
+              <w:bottom w:val="single" w:sz="8" w:space="0" w:color="000000"/>
+              <w:top w:val="none" w:sz="0" w:space="0" w:color="000000"/>
+              <w:left w:val="none" w:sz="0" w:space="0" w:color="000000"/>
+              <w:right w:val="none" w:sz="0" w:space="0" w:color="000000"/>
+            </w:tcBorders>
+            <w:shd w:val="clear" w:color="auto" w:fill="FFFFFF"/>
+            <w:tcMar>
+              <w:top w:w="0" w:type="dxa"/>
+              <w:bottom w:w="0" w:type="dxa"/>
+              <w:left w:w="0" w:type="dxa"/>
+              <w:right w:w="0" w:type="dxa"/>
+            </w:tcMar>
+            <w:vAlign w:val="center"/>
+          </w:tcPr>
+          <w:p>
+            <w:pPr>
+              <w:pStyle w:val="Normal"/>
+              <w:jc w:val="center"/>
+              <w:pBdr>
+                <w:bottom w:val="none" w:sz="0" w:space="0" w:color="000000"/>
+                <w:top w:val="none" w:sz="0" w:space="0" w:color="000000"/>
+                <w:left w:val="none" w:sz="0" w:space="0" w:color="000000"/>
+                <w:right w:val="none" w:sz="0" w:space="0" w:color="000000"/>
+              </w:pBdr>
+              <w:spacing w:after="20" w:before="20" w:line="240"/>
+              <w:ind w:left="100" w:right="100" w:firstLine="0" w:firstLineChars="0"/>
+              <w:rPr>
+                <w:rFonts w:ascii="Times New Roman" w:hAnsi="Times New Roman" w:eastAsia="Times New Roman" w:cs="Times New Roman"/>
+                <w:i w:val="false"/>
+                <w:b w:val="false"/>
+                <w:u w:val="none"/>
+                <w:strike w:val="false"/>
+                <w:sz w:val="18"/>
+                <w:szCs w:val="18"/>
+                <w:color w:val="000000"/>
+              </w:rPr>
+            </w:pPr>
+            <w:r>
+              <w:rPr>
+                <w:rFonts w:ascii="Times New Roman" w:hAnsi="Times New Roman" w:eastAsia="Times New Roman" w:cs="Times New Roman"/>
+                <w:i w:val="false"/>
+                <w:b w:val="false"/>
+                <w:u w:val="none"/>
+                <w:strike w:val="false"/>
+                <w:sz w:val="18"/>
+                <w:szCs w:val="18"/>
+                <w:color w:val="000000"/>
+              </w:rPr>
+              <w:t xml:space="preserve">37.9 (6.5)</w:t>
+            </w:r>
+          </w:p>
+        </w:tc>
+        <w:tc>
+          <w:tcPr>
+            <w:tcBorders>
+              <w:bottom w:val="single" w:sz="8" w:space="0" w:color="000000"/>
+              <w:top w:val="none" w:sz="0" w:space="0" w:color="000000"/>
+              <w:left w:val="none" w:sz="0" w:space="0" w:color="000000"/>
+              <w:right w:val="none" w:sz="0" w:space="0" w:color="000000"/>
+            </w:tcBorders>
+            <w:shd w:val="clear" w:color="auto" w:fill="FFFFFF"/>
+            <w:tcMar>
+              <w:top w:w="0" w:type="dxa"/>
+              <w:bottom w:w="0" w:type="dxa"/>
+              <w:left w:w="0" w:type="dxa"/>
+              <w:right w:w="0" w:type="dxa"/>
+            </w:tcMar>
+            <w:vAlign w:val="center"/>
+          </w:tcPr>
+          <w:p>
+            <w:pPr>
+              <w:pStyle w:val="Normal"/>
+              <w:jc w:val="center"/>
+              <w:pBdr>
+                <w:bottom w:val="none" w:sz="0" w:space="0" w:color="000000"/>
+                <w:top w:val="none" w:sz="0" w:space="0" w:color="000000"/>
+                <w:left w:val="none" w:sz="0" w:space="0" w:color="000000"/>
+                <w:right w:val="none" w:sz="0" w:space="0" w:color="000000"/>
+              </w:pBdr>
+              <w:spacing w:after="20" w:before="20" w:line="240"/>
+              <w:ind w:left="100" w:right="100" w:firstLine="0" w:firstLineChars="0"/>
+              <w:rPr>
+                <w:rFonts w:ascii="Times New Roman" w:hAnsi="Times New Roman" w:eastAsia="Times New Roman" w:cs="Times New Roman"/>
+                <w:i w:val="false"/>
+                <w:b w:val="false"/>
+                <w:u w:val="none"/>
+                <w:strike w:val="false"/>
+                <w:sz w:val="18"/>
+                <w:szCs w:val="18"/>
+                <w:color w:val="000000"/>
+              </w:rPr>
+            </w:pPr>
+            <w:r>
+              <w:rPr>
+                <w:rFonts w:ascii="Times New Roman" w:hAnsi="Times New Roman" w:eastAsia="Times New Roman" w:cs="Times New Roman"/>
+                <w:i w:val="false"/>
+                <w:b w:val="false"/>
+                <w:u w:val="none"/>
+                <w:strike w:val="false"/>
+                <w:sz w:val="18"/>
+                <w:szCs w:val="18"/>
+                <w:color w:val="000000"/>
+              </w:rPr>
+              <w:t xml:space="preserve">36.8 (8.6)</w:t>
+            </w:r>
+          </w:p>
+        </w:tc>
+        <w:tc>
+          <w:tcPr>
+            <w:tcBorders>
+              <w:bottom w:val="single" w:sz="8" w:space="0" w:color="000000"/>
+              <w:top w:val="none" w:sz="0" w:space="0" w:color="000000"/>
+              <w:left w:val="none" w:sz="0" w:space="0" w:color="000000"/>
+              <w:right w:val="none" w:sz="0" w:space="0" w:color="000000"/>
+            </w:tcBorders>
+            <w:shd w:val="clear" w:color="auto" w:fill="FFFFFF"/>
+            <w:tcMar>
+              <w:top w:w="0" w:type="dxa"/>
+              <w:bottom w:w="0" w:type="dxa"/>
+              <w:left w:w="0" w:type="dxa"/>
+              <w:right w:w="0" w:type="dxa"/>
+            </w:tcMar>
+            <w:vAlign w:val="center"/>
+          </w:tcPr>
+          <w:p>
+            <w:pPr>
+              <w:pStyle w:val="Normal"/>
+              <w:jc w:val="center"/>
+              <w:pBdr>
+                <w:bottom w:val="none" w:sz="0" w:space="0" w:color="000000"/>
+                <w:top w:val="none" w:sz="0" w:space="0" w:color="000000"/>
+                <w:left w:val="none" w:sz="0" w:space="0" w:color="000000"/>
+                <w:right w:val="none" w:sz="0" w:space="0" w:color="000000"/>
+              </w:pBdr>
+              <w:spacing w:after="20" w:before="20" w:line="240"/>
+              <w:ind w:left="100" w:right="100" w:firstLine="0" w:firstLineChars="0"/>
+              <w:rPr>
+                <w:rFonts w:ascii="Times New Roman" w:hAnsi="Times New Roman" w:eastAsia="Times New Roman" w:cs="Times New Roman"/>
+                <w:i w:val="false"/>
+                <w:b w:val="false"/>
+                <w:u w:val="none"/>
+                <w:strike w:val="false"/>
+                <w:sz w:val="18"/>
+                <w:szCs w:val="18"/>
+                <w:color w:val="000000"/>
+              </w:rPr>
+            </w:pPr>
+            <w:r>
+              <w:rPr>
+                <w:rFonts w:ascii="Times New Roman" w:hAnsi="Times New Roman" w:eastAsia="Times New Roman" w:cs="Times New Roman"/>
+                <w:i w:val="false"/>
+                <w:b w:val="false"/>
+                <w:u w:val="none"/>
+                <w:strike w:val="false"/>
+                <w:sz w:val="18"/>
+                <w:szCs w:val="18"/>
+                <w:color w:val="000000"/>
+              </w:rPr>
+              <w:t xml:space="preserve">37.4 (7.4)</w:t>
+            </w:r>
+          </w:p>
+        </w:tc>
+      </w:tr>
+      <w:tr>
+        <w:trPr>
+          <w:trHeight w:val="360" w:hRule="auto"/>
+        </w:trPr>
+        <w:tc>
+          <w:tcPr>
             <w:gridSpan w:val="4"/>
             <w:tcBorders>
               <w:bottom w:val="none" w:sz="0" w:space="0" w:color="FFFFFF"/>
@@ -6048,8 +7845,8 @@
                 <w:b w:val="false"/>
                 <w:u w:val="none"/>
                 <w:strike w:val="false"/>
-                <w:sz w:val="18"/>
-                <w:szCs w:val="18"/>
+                <w:sz w:val="16"/>
+                <w:szCs w:val="16"/>
                 <w:color w:val="000000"/>
               </w:rPr>
             </w:pPr>
@@ -6060,22 +7857,21 @@
                 <w:b w:val="false"/>
                 <w:u w:val="none"/>
                 <w:strike w:val="false"/>
-                <w:sz w:val="18"/>
-                <w:szCs w:val="18"/>
-                <w:color w:val="000000"/>
-              </w:rPr>
-              <w:t xml:space="preserve">SD = standardavvik; LBM = lean body mass (mager kroppsmasse). For n = 6 deltakere der kroppen oversteg måleområdet til DXA-maskinen, ble offset-scanning benyttet med programvareestimert venstreside, i tråd med International Society for Clinical Densitometry (ISCD, 2023).</w:t>
+                <w:sz w:val="16"/>
+                <w:szCs w:val="16"/>
+                <w:color w:val="000000"/>
+              </w:rPr>
+              <w:t xml:space="preserve">a Kategoriene er ikke gjensidig utelukkende; en deltaker kan ha mottatt flere behandlingstyper. SD = standardavvik; LBM = lean body mass (mager kroppsmasse). For n = 6 deltakere der kroppen oversteg måleområdet til DXA-maskinen, ble offset-scanning benyttet med programvareestimert venstreside, i tråd med International Society for Clinical Densitometry (ISCD, 2023).</w:t>
             </w:r>
           </w:p>
         </w:tc>
       </w:tr>
     </w:tbl>
     <w:sectPr>
+      <w:pgMar w:header="708" w:bottom="850" w:top="850" w:right="1134" w:left="1134" w:footer="708" w:gutter="0"/>
+      <w:pgSz w:h="16838" w:w="11906" w:orient="portrait"/>
       <w:type w:val="continuous"/>
-      <w:pgSz w:w="11900" w:h="16840"/>
-      <w:pgMar w:top="1417" w:right="1417" w:bottom="1417" w:left="1417" w:header="708" w:footer="708" w:gutter="0"/>
-      <w:cols w:space="708"/>
-      <w:docGrid w:linePitch="360"/>
+      <w:cols/>
     </w:sectPr>
   </w:body>
 </w:document>

--- a/output/tables/tabell1_baseline.docx
+++ b/output/tables/tabell1_baseline.docx
@@ -9,10 +9,10 @@
         <w:tblLook w:firstRow="1" w:lastRow="0" w:firstColumn="0" w:lastColumn="0" w:noHBand="0" w:noVBand="1"/>
       </w:tblPr>
       <w:tblGrid>
-        <w:gridCol w:w="4608"/>
-        <w:gridCol w:w="2304"/>
-        <w:gridCol w:w="2304"/>
-        <w:gridCol w:w="2304"/>
+        <w:gridCol w:w="4896"/>
+        <w:gridCol w:w="1584"/>
+        <w:gridCol w:w="1584"/>
+        <w:gridCol w:w="1584"/>
       </w:tblGrid>
       <w:tr>
         <w:trPr>
@@ -47,7 +47,7 @@
                 <w:left w:val="none" w:sz="0" w:space="0" w:color="000000"/>
                 <w:right w:val="none" w:sz="0" w:space="0" w:color="000000"/>
               </w:pBdr>
-              <w:spacing w:after="60" w:before="60" w:line="240"/>
+              <w:spacing w:after="80" w:before="80" w:line="240"/>
               <w:ind w:left="100" w:right="100" w:firstLine="0" w:firstLineChars="0"/>
               <w:rPr>
                 <w:rFonts w:ascii="Times New Roman" w:hAnsi="Times New Roman" w:eastAsia="Times New Roman" w:cs="Times New Roman"/>
@@ -55,8 +55,8 @@
                 <w:b w:val="true"/>
                 <w:u w:val="none"/>
                 <w:strike w:val="false"/>
-                <w:sz w:val="18"/>
-                <w:szCs w:val="18"/>
+                <w:sz w:val="20"/>
+                <w:szCs w:val="20"/>
                 <w:color w:val="000000"/>
               </w:rPr>
             </w:pPr>
@@ -67,8 +67,8 @@
                 <w:b w:val="true"/>
                 <w:u w:val="none"/>
                 <w:strike w:val="false"/>
-                <w:sz w:val="18"/>
-                <w:szCs w:val="18"/>
+                <w:sz w:val="20"/>
+                <w:szCs w:val="20"/>
                 <w:color w:val="000000"/>
               </w:rPr>
               <w:t xml:space="preserve">Tabell 1. Baseline-karakteristikker fordelt på gruppe</w:t>
@@ -108,7 +108,7 @@
                 <w:left w:val="none" w:sz="0" w:space="0" w:color="000000"/>
                 <w:right w:val="none" w:sz="0" w:space="0" w:color="000000"/>
               </w:pBdr>
-              <w:spacing w:after="60" w:before="60" w:line="240"/>
+              <w:spacing w:after="80" w:before="80" w:line="240"/>
               <w:ind w:left="100" w:right="100" w:firstLine="0" w:firstLineChars="0"/>
               <w:rPr>
                 <w:rFonts w:ascii="Times New Roman" w:hAnsi="Times New Roman" w:eastAsia="Times New Roman" w:cs="Times New Roman"/>
@@ -116,8 +116,8 @@
                 <w:b w:val="true"/>
                 <w:u w:val="none"/>
                 <w:strike w:val="false"/>
-                <w:sz w:val="18"/>
-                <w:szCs w:val="18"/>
+                <w:sz w:val="20"/>
+                <w:szCs w:val="20"/>
                 <w:color w:val="000000"/>
               </w:rPr>
             </w:pPr>
@@ -128,8 +128,8 @@
                 <w:b w:val="true"/>
                 <w:u w:val="none"/>
                 <w:strike w:val="false"/>
-                <w:sz w:val="18"/>
-                <w:szCs w:val="18"/>
+                <w:sz w:val="20"/>
+                <w:szCs w:val="20"/>
                 <w:color w:val="000000"/>
               </w:rPr>
               <w:t xml:space="preserve"/>
@@ -163,7 +163,7 @@
                 <w:left w:val="none" w:sz="0" w:space="0" w:color="000000"/>
                 <w:right w:val="none" w:sz="0" w:space="0" w:color="000000"/>
               </w:pBdr>
-              <w:spacing w:after="60" w:before="60" w:line="240"/>
+              <w:spacing w:after="80" w:before="80" w:line="240"/>
               <w:ind w:left="100" w:right="100" w:firstLine="0" w:firstLineChars="0"/>
               <w:rPr>
                 <w:rFonts w:ascii="Times New Roman" w:hAnsi="Times New Roman" w:eastAsia="Times New Roman" w:cs="Times New Roman"/>
@@ -171,8 +171,8 @@
                 <w:b w:val="true"/>
                 <w:u w:val="none"/>
                 <w:strike w:val="false"/>
-                <w:sz w:val="18"/>
-                <w:szCs w:val="18"/>
+                <w:sz w:val="20"/>
+                <w:szCs w:val="20"/>
                 <w:color w:val="000000"/>
               </w:rPr>
             </w:pPr>
@@ -183,8 +183,8 @@
                 <w:b w:val="true"/>
                 <w:u w:val="none"/>
                 <w:strike w:val="false"/>
-                <w:sz w:val="18"/>
-                <w:szCs w:val="18"/>
+                <w:sz w:val="20"/>
+                <w:szCs w:val="20"/>
                 <w:color w:val="000000"/>
               </w:rPr>
               <w:t xml:space="preserve">Digital hjemmetrening</w:t>
@@ -196,8 +196,8 @@
                 <w:b w:val="true"/>
                 <w:u w:val="none"/>
                 <w:strike w:val="false"/>
-                <w:sz w:val="18"/>
-                <w:szCs w:val="18"/>
+                <w:sz w:val="20"/>
+                <w:szCs w:val="20"/>
                 <w:color w:val="000000"/>
               </w:rPr>
               <w:br/>
@@ -209,8 +209,8 @@
                 <w:b w:val="true"/>
                 <w:u w:val="none"/>
                 <w:strike w:val="false"/>
-                <w:sz w:val="18"/>
-                <w:szCs w:val="18"/>
+                <w:sz w:val="20"/>
+                <w:szCs w:val="20"/>
                 <w:color w:val="000000"/>
               </w:rPr>
               <w:t xml:space="preserve">(n=17)</w:t>
@@ -244,7 +244,7 @@
                 <w:left w:val="none" w:sz="0" w:space="0" w:color="000000"/>
                 <w:right w:val="none" w:sz="0" w:space="0" w:color="000000"/>
               </w:pBdr>
-              <w:spacing w:after="60" w:before="60" w:line="240"/>
+              <w:spacing w:after="80" w:before="80" w:line="240"/>
               <w:ind w:left="100" w:right="100" w:firstLine="0" w:firstLineChars="0"/>
               <w:rPr>
                 <w:rFonts w:ascii="Times New Roman" w:hAnsi="Times New Roman" w:eastAsia="Times New Roman" w:cs="Times New Roman"/>
@@ -252,8 +252,8 @@
                 <w:b w:val="true"/>
                 <w:u w:val="none"/>
                 <w:strike w:val="false"/>
-                <w:sz w:val="18"/>
-                <w:szCs w:val="18"/>
+                <w:sz w:val="20"/>
+                <w:szCs w:val="20"/>
                 <w:color w:val="000000"/>
               </w:rPr>
             </w:pPr>
@@ -264,8 +264,8 @@
                 <w:b w:val="true"/>
                 <w:u w:val="none"/>
                 <w:strike w:val="false"/>
-                <w:sz w:val="18"/>
-                <w:szCs w:val="18"/>
+                <w:sz w:val="20"/>
+                <w:szCs w:val="20"/>
                 <w:color w:val="000000"/>
               </w:rPr>
               <w:t xml:space="preserve">Veiledet stedlig</w:t>
@@ -277,8 +277,8 @@
                 <w:b w:val="true"/>
                 <w:u w:val="none"/>
                 <w:strike w:val="false"/>
-                <w:sz w:val="18"/>
-                <w:szCs w:val="18"/>
+                <w:sz w:val="20"/>
+                <w:szCs w:val="20"/>
                 <w:color w:val="000000"/>
               </w:rPr>
               <w:br/>
@@ -290,8 +290,8 @@
                 <w:b w:val="true"/>
                 <w:u w:val="none"/>
                 <w:strike w:val="false"/>
-                <w:sz w:val="18"/>
-                <w:szCs w:val="18"/>
+                <w:sz w:val="20"/>
+                <w:szCs w:val="20"/>
                 <w:color w:val="000000"/>
               </w:rPr>
               <w:t xml:space="preserve">(n=14)</w:t>
@@ -325,7 +325,7 @@
                 <w:left w:val="none" w:sz="0" w:space="0" w:color="000000"/>
                 <w:right w:val="none" w:sz="0" w:space="0" w:color="000000"/>
               </w:pBdr>
-              <w:spacing w:after="60" w:before="60" w:line="240"/>
+              <w:spacing w:after="80" w:before="80" w:line="240"/>
               <w:ind w:left="100" w:right="100" w:firstLine="0" w:firstLineChars="0"/>
               <w:rPr>
                 <w:rFonts w:ascii="Times New Roman" w:hAnsi="Times New Roman" w:eastAsia="Times New Roman" w:cs="Times New Roman"/>
@@ -333,8 +333,8 @@
                 <w:b w:val="true"/>
                 <w:u w:val="none"/>
                 <w:strike w:val="false"/>
-                <w:sz w:val="18"/>
-                <w:szCs w:val="18"/>
+                <w:sz w:val="20"/>
+                <w:szCs w:val="20"/>
                 <w:color w:val="000000"/>
               </w:rPr>
             </w:pPr>
@@ -345,8 +345,8 @@
                 <w:b w:val="true"/>
                 <w:u w:val="none"/>
                 <w:strike w:val="false"/>
-                <w:sz w:val="18"/>
-                <w:szCs w:val="18"/>
+                <w:sz w:val="20"/>
+                <w:szCs w:val="20"/>
                 <w:color w:val="000000"/>
               </w:rPr>
               <w:t xml:space="preserve">Totalt</w:t>
@@ -358,8 +358,8 @@
                 <w:b w:val="true"/>
                 <w:u w:val="none"/>
                 <w:strike w:val="false"/>
-                <w:sz w:val="18"/>
-                <w:szCs w:val="18"/>
+                <w:sz w:val="20"/>
+                <w:szCs w:val="20"/>
                 <w:color w:val="000000"/>
               </w:rPr>
               <w:br/>
@@ -371,8 +371,8 @@
                 <w:b w:val="true"/>
                 <w:u w:val="none"/>
                 <w:strike w:val="false"/>
-                <w:sz w:val="18"/>
-                <w:szCs w:val="18"/>
+                <w:sz w:val="20"/>
+                <w:szCs w:val="20"/>
                 <w:color w:val="000000"/>
               </w:rPr>
               <w:t xml:space="preserve">(n=31)</w:t>
@@ -411,28 +411,28 @@
                 <w:left w:val="none" w:sz="0" w:space="0" w:color="000000"/>
                 <w:right w:val="none" w:sz="0" w:space="0" w:color="000000"/>
               </w:pBdr>
-              <w:spacing w:after="20" w:before="20" w:line="240"/>
-              <w:ind w:left="100" w:right="100" w:firstLine="0" w:firstLineChars="0"/>
-              <w:rPr>
-                <w:rFonts w:ascii="Times New Roman" w:hAnsi="Times New Roman" w:eastAsia="Times New Roman" w:cs="Times New Roman"/>
-                <w:i w:val="false"/>
-                <w:b w:val="false"/>
-                <w:u w:val="none"/>
-                <w:strike w:val="false"/>
-                <w:sz w:val="18"/>
-                <w:szCs w:val="18"/>
-                <w:color w:val="000000"/>
-              </w:rPr>
-            </w:pPr>
-            <w:r>
-              <w:rPr>
-                <w:rFonts w:ascii="Times New Roman" w:hAnsi="Times New Roman" w:eastAsia="Times New Roman" w:cs="Times New Roman"/>
-                <w:i w:val="false"/>
-                <w:b w:val="false"/>
-                <w:u w:val="none"/>
-                <w:strike w:val="false"/>
-                <w:sz w:val="18"/>
-                <w:szCs w:val="18"/>
+              <w:spacing w:after="40" w:before="40" w:line="240"/>
+              <w:ind w:left="100" w:right="100" w:firstLine="0" w:firstLineChars="0"/>
+              <w:rPr>
+                <w:rFonts w:ascii="Times New Roman" w:hAnsi="Times New Roman" w:eastAsia="Times New Roman" w:cs="Times New Roman"/>
+                <w:i w:val="false"/>
+                <w:b w:val="false"/>
+                <w:u w:val="none"/>
+                <w:strike w:val="false"/>
+                <w:sz w:val="20"/>
+                <w:szCs w:val="20"/>
+                <w:color w:val="000000"/>
+              </w:rPr>
+            </w:pPr>
+            <w:r>
+              <w:rPr>
+                <w:rFonts w:ascii="Times New Roman" w:hAnsi="Times New Roman" w:eastAsia="Times New Roman" w:cs="Times New Roman"/>
+                <w:i w:val="false"/>
+                <w:b w:val="false"/>
+                <w:u w:val="none"/>
+                <w:strike w:val="false"/>
+                <w:sz w:val="20"/>
+                <w:szCs w:val="20"/>
                 <w:color w:val="000000"/>
               </w:rPr>
               <w:t xml:space="preserve">n</w:t>
@@ -466,28 +466,28 @@
                 <w:left w:val="none" w:sz="0" w:space="0" w:color="000000"/>
                 <w:right w:val="none" w:sz="0" w:space="0" w:color="000000"/>
               </w:pBdr>
-              <w:spacing w:after="20" w:before="20" w:line="240"/>
-              <w:ind w:left="100" w:right="100" w:firstLine="0" w:firstLineChars="0"/>
-              <w:rPr>
-                <w:rFonts w:ascii="Times New Roman" w:hAnsi="Times New Roman" w:eastAsia="Times New Roman" w:cs="Times New Roman"/>
-                <w:i w:val="false"/>
-                <w:b w:val="false"/>
-                <w:u w:val="none"/>
-                <w:strike w:val="false"/>
-                <w:sz w:val="18"/>
-                <w:szCs w:val="18"/>
-                <w:color w:val="000000"/>
-              </w:rPr>
-            </w:pPr>
-            <w:r>
-              <w:rPr>
-                <w:rFonts w:ascii="Times New Roman" w:hAnsi="Times New Roman" w:eastAsia="Times New Roman" w:cs="Times New Roman"/>
-                <w:i w:val="false"/>
-                <w:b w:val="false"/>
-                <w:u w:val="none"/>
-                <w:strike w:val="false"/>
-                <w:sz w:val="18"/>
-                <w:szCs w:val="18"/>
+              <w:spacing w:after="40" w:before="40" w:line="240"/>
+              <w:ind w:left="100" w:right="100" w:firstLine="0" w:firstLineChars="0"/>
+              <w:rPr>
+                <w:rFonts w:ascii="Times New Roman" w:hAnsi="Times New Roman" w:eastAsia="Times New Roman" w:cs="Times New Roman"/>
+                <w:i w:val="false"/>
+                <w:b w:val="false"/>
+                <w:u w:val="none"/>
+                <w:strike w:val="false"/>
+                <w:sz w:val="20"/>
+                <w:szCs w:val="20"/>
+                <w:color w:val="000000"/>
+              </w:rPr>
+            </w:pPr>
+            <w:r>
+              <w:rPr>
+                <w:rFonts w:ascii="Times New Roman" w:hAnsi="Times New Roman" w:eastAsia="Times New Roman" w:cs="Times New Roman"/>
+                <w:i w:val="false"/>
+                <w:b w:val="false"/>
+                <w:u w:val="none"/>
+                <w:strike w:val="false"/>
+                <w:sz w:val="20"/>
+                <w:szCs w:val="20"/>
                 <w:color w:val="000000"/>
               </w:rPr>
               <w:t xml:space="preserve">17</w:t>
@@ -521,28 +521,28 @@
                 <w:left w:val="none" w:sz="0" w:space="0" w:color="000000"/>
                 <w:right w:val="none" w:sz="0" w:space="0" w:color="000000"/>
               </w:pBdr>
-              <w:spacing w:after="20" w:before="20" w:line="240"/>
-              <w:ind w:left="100" w:right="100" w:firstLine="0" w:firstLineChars="0"/>
-              <w:rPr>
-                <w:rFonts w:ascii="Times New Roman" w:hAnsi="Times New Roman" w:eastAsia="Times New Roman" w:cs="Times New Roman"/>
-                <w:i w:val="false"/>
-                <w:b w:val="false"/>
-                <w:u w:val="none"/>
-                <w:strike w:val="false"/>
-                <w:sz w:val="18"/>
-                <w:szCs w:val="18"/>
-                <w:color w:val="000000"/>
-              </w:rPr>
-            </w:pPr>
-            <w:r>
-              <w:rPr>
-                <w:rFonts w:ascii="Times New Roman" w:hAnsi="Times New Roman" w:eastAsia="Times New Roman" w:cs="Times New Roman"/>
-                <w:i w:val="false"/>
-                <w:b w:val="false"/>
-                <w:u w:val="none"/>
-                <w:strike w:val="false"/>
-                <w:sz w:val="18"/>
-                <w:szCs w:val="18"/>
+              <w:spacing w:after="40" w:before="40" w:line="240"/>
+              <w:ind w:left="100" w:right="100" w:firstLine="0" w:firstLineChars="0"/>
+              <w:rPr>
+                <w:rFonts w:ascii="Times New Roman" w:hAnsi="Times New Roman" w:eastAsia="Times New Roman" w:cs="Times New Roman"/>
+                <w:i w:val="false"/>
+                <w:b w:val="false"/>
+                <w:u w:val="none"/>
+                <w:strike w:val="false"/>
+                <w:sz w:val="20"/>
+                <w:szCs w:val="20"/>
+                <w:color w:val="000000"/>
+              </w:rPr>
+            </w:pPr>
+            <w:r>
+              <w:rPr>
+                <w:rFonts w:ascii="Times New Roman" w:hAnsi="Times New Roman" w:eastAsia="Times New Roman" w:cs="Times New Roman"/>
+                <w:i w:val="false"/>
+                <w:b w:val="false"/>
+                <w:u w:val="none"/>
+                <w:strike w:val="false"/>
+                <w:sz w:val="20"/>
+                <w:szCs w:val="20"/>
                 <w:color w:val="000000"/>
               </w:rPr>
               <w:t xml:space="preserve">14</w:t>
@@ -576,28 +576,28 @@
                 <w:left w:val="none" w:sz="0" w:space="0" w:color="000000"/>
                 <w:right w:val="none" w:sz="0" w:space="0" w:color="000000"/>
               </w:pBdr>
-              <w:spacing w:after="20" w:before="20" w:line="240"/>
-              <w:ind w:left="100" w:right="100" w:firstLine="0" w:firstLineChars="0"/>
-              <w:rPr>
-                <w:rFonts w:ascii="Times New Roman" w:hAnsi="Times New Roman" w:eastAsia="Times New Roman" w:cs="Times New Roman"/>
-                <w:i w:val="false"/>
-                <w:b w:val="false"/>
-                <w:u w:val="none"/>
-                <w:strike w:val="false"/>
-                <w:sz w:val="18"/>
-                <w:szCs w:val="18"/>
-                <w:color w:val="000000"/>
-              </w:rPr>
-            </w:pPr>
-            <w:r>
-              <w:rPr>
-                <w:rFonts w:ascii="Times New Roman" w:hAnsi="Times New Roman" w:eastAsia="Times New Roman" w:cs="Times New Roman"/>
-                <w:i w:val="false"/>
-                <w:b w:val="false"/>
-                <w:u w:val="none"/>
-                <w:strike w:val="false"/>
-                <w:sz w:val="18"/>
-                <w:szCs w:val="18"/>
+              <w:spacing w:after="40" w:before="40" w:line="240"/>
+              <w:ind w:left="100" w:right="100" w:firstLine="0" w:firstLineChars="0"/>
+              <w:rPr>
+                <w:rFonts w:ascii="Times New Roman" w:hAnsi="Times New Roman" w:eastAsia="Times New Roman" w:cs="Times New Roman"/>
+                <w:i w:val="false"/>
+                <w:b w:val="false"/>
+                <w:u w:val="none"/>
+                <w:strike w:val="false"/>
+                <w:sz w:val="20"/>
+                <w:szCs w:val="20"/>
+                <w:color w:val="000000"/>
+              </w:rPr>
+            </w:pPr>
+            <w:r>
+              <w:rPr>
+                <w:rFonts w:ascii="Times New Roman" w:hAnsi="Times New Roman" w:eastAsia="Times New Roman" w:cs="Times New Roman"/>
+                <w:i w:val="false"/>
+                <w:b w:val="false"/>
+                <w:u w:val="none"/>
+                <w:strike w:val="false"/>
+                <w:sz w:val="20"/>
+                <w:szCs w:val="20"/>
                 <w:color w:val="000000"/>
               </w:rPr>
               <w:t xml:space="preserve">31</w:t>
@@ -636,28 +636,28 @@
                 <w:left w:val="none" w:sz="0" w:space="0" w:color="000000"/>
                 <w:right w:val="none" w:sz="0" w:space="0" w:color="000000"/>
               </w:pBdr>
-              <w:spacing w:after="20" w:before="20" w:line="240"/>
-              <w:ind w:left="100" w:right="100" w:firstLine="0" w:firstLineChars="0"/>
-              <w:rPr>
-                <w:rFonts w:ascii="Times New Roman" w:hAnsi="Times New Roman" w:eastAsia="Times New Roman" w:cs="Times New Roman"/>
-                <w:i w:val="false"/>
-                <w:b w:val="false"/>
-                <w:u w:val="none"/>
-                <w:strike w:val="false"/>
-                <w:sz w:val="18"/>
-                <w:szCs w:val="18"/>
-                <w:color w:val="000000"/>
-              </w:rPr>
-            </w:pPr>
-            <w:r>
-              <w:rPr>
-                <w:rFonts w:ascii="Times New Roman" w:hAnsi="Times New Roman" w:eastAsia="Times New Roman" w:cs="Times New Roman"/>
-                <w:i w:val="false"/>
-                <w:b w:val="false"/>
-                <w:u w:val="none"/>
-                <w:strike w:val="false"/>
-                <w:sz w:val="18"/>
-                <w:szCs w:val="18"/>
+              <w:spacing w:after="40" w:before="40" w:line="240"/>
+              <w:ind w:left="100" w:right="100" w:firstLine="0" w:firstLineChars="0"/>
+              <w:rPr>
+                <w:rFonts w:ascii="Times New Roman" w:hAnsi="Times New Roman" w:eastAsia="Times New Roman" w:cs="Times New Roman"/>
+                <w:i w:val="false"/>
+                <w:b w:val="false"/>
+                <w:u w:val="none"/>
+                <w:strike w:val="false"/>
+                <w:sz w:val="20"/>
+                <w:szCs w:val="20"/>
+                <w:color w:val="000000"/>
+              </w:rPr>
+            </w:pPr>
+            <w:r>
+              <w:rPr>
+                <w:rFonts w:ascii="Times New Roman" w:hAnsi="Times New Roman" w:eastAsia="Times New Roman" w:cs="Times New Roman"/>
+                <w:i w:val="false"/>
+                <w:b w:val="false"/>
+                <w:u w:val="none"/>
+                <w:strike w:val="false"/>
+                <w:sz w:val="20"/>
+                <w:szCs w:val="20"/>
                 <w:color w:val="000000"/>
               </w:rPr>
               <w:t xml:space="preserve">Kvinner, n (%)</w:t>
@@ -691,28 +691,28 @@
                 <w:left w:val="none" w:sz="0" w:space="0" w:color="000000"/>
                 <w:right w:val="none" w:sz="0" w:space="0" w:color="000000"/>
               </w:pBdr>
-              <w:spacing w:after="20" w:before="20" w:line="240"/>
-              <w:ind w:left="100" w:right="100" w:firstLine="0" w:firstLineChars="0"/>
-              <w:rPr>
-                <w:rFonts w:ascii="Times New Roman" w:hAnsi="Times New Roman" w:eastAsia="Times New Roman" w:cs="Times New Roman"/>
-                <w:i w:val="false"/>
-                <w:b w:val="false"/>
-                <w:u w:val="none"/>
-                <w:strike w:val="false"/>
-                <w:sz w:val="18"/>
-                <w:szCs w:val="18"/>
-                <w:color w:val="000000"/>
-              </w:rPr>
-            </w:pPr>
-            <w:r>
-              <w:rPr>
-                <w:rFonts w:ascii="Times New Roman" w:hAnsi="Times New Roman" w:eastAsia="Times New Roman" w:cs="Times New Roman"/>
-                <w:i w:val="false"/>
-                <w:b w:val="false"/>
-                <w:u w:val="none"/>
-                <w:strike w:val="false"/>
-                <w:sz w:val="18"/>
-                <w:szCs w:val="18"/>
+              <w:spacing w:after="40" w:before="40" w:line="240"/>
+              <w:ind w:left="100" w:right="100" w:firstLine="0" w:firstLineChars="0"/>
+              <w:rPr>
+                <w:rFonts w:ascii="Times New Roman" w:hAnsi="Times New Roman" w:eastAsia="Times New Roman" w:cs="Times New Roman"/>
+                <w:i w:val="false"/>
+                <w:b w:val="false"/>
+                <w:u w:val="none"/>
+                <w:strike w:val="false"/>
+                <w:sz w:val="20"/>
+                <w:szCs w:val="20"/>
+                <w:color w:val="000000"/>
+              </w:rPr>
+            </w:pPr>
+            <w:r>
+              <w:rPr>
+                <w:rFonts w:ascii="Times New Roman" w:hAnsi="Times New Roman" w:eastAsia="Times New Roman" w:cs="Times New Roman"/>
+                <w:i w:val="false"/>
+                <w:b w:val="false"/>
+                <w:u w:val="none"/>
+                <w:strike w:val="false"/>
+                <w:sz w:val="20"/>
+                <w:szCs w:val="20"/>
                 <w:color w:val="000000"/>
               </w:rPr>
               <w:t xml:space="preserve">13 (76%)</w:t>
@@ -746,28 +746,28 @@
                 <w:left w:val="none" w:sz="0" w:space="0" w:color="000000"/>
                 <w:right w:val="none" w:sz="0" w:space="0" w:color="000000"/>
               </w:pBdr>
-              <w:spacing w:after="20" w:before="20" w:line="240"/>
-              <w:ind w:left="100" w:right="100" w:firstLine="0" w:firstLineChars="0"/>
-              <w:rPr>
-                <w:rFonts w:ascii="Times New Roman" w:hAnsi="Times New Roman" w:eastAsia="Times New Roman" w:cs="Times New Roman"/>
-                <w:i w:val="false"/>
-                <w:b w:val="false"/>
-                <w:u w:val="none"/>
-                <w:strike w:val="false"/>
-                <w:sz w:val="18"/>
-                <w:szCs w:val="18"/>
-                <w:color w:val="000000"/>
-              </w:rPr>
-            </w:pPr>
-            <w:r>
-              <w:rPr>
-                <w:rFonts w:ascii="Times New Roman" w:hAnsi="Times New Roman" w:eastAsia="Times New Roman" w:cs="Times New Roman"/>
-                <w:i w:val="false"/>
-                <w:b w:val="false"/>
-                <w:u w:val="none"/>
-                <w:strike w:val="false"/>
-                <w:sz w:val="18"/>
-                <w:szCs w:val="18"/>
+              <w:spacing w:after="40" w:before="40" w:line="240"/>
+              <w:ind w:left="100" w:right="100" w:firstLine="0" w:firstLineChars="0"/>
+              <w:rPr>
+                <w:rFonts w:ascii="Times New Roman" w:hAnsi="Times New Roman" w:eastAsia="Times New Roman" w:cs="Times New Roman"/>
+                <w:i w:val="false"/>
+                <w:b w:val="false"/>
+                <w:u w:val="none"/>
+                <w:strike w:val="false"/>
+                <w:sz w:val="20"/>
+                <w:szCs w:val="20"/>
+                <w:color w:val="000000"/>
+              </w:rPr>
+            </w:pPr>
+            <w:r>
+              <w:rPr>
+                <w:rFonts w:ascii="Times New Roman" w:hAnsi="Times New Roman" w:eastAsia="Times New Roman" w:cs="Times New Roman"/>
+                <w:i w:val="false"/>
+                <w:b w:val="false"/>
+                <w:u w:val="none"/>
+                <w:strike w:val="false"/>
+                <w:sz w:val="20"/>
+                <w:szCs w:val="20"/>
                 <w:color w:val="000000"/>
               </w:rPr>
               <w:t xml:space="preserve">13 (93%)</w:t>
@@ -801,28 +801,28 @@
                 <w:left w:val="none" w:sz="0" w:space="0" w:color="000000"/>
                 <w:right w:val="none" w:sz="0" w:space="0" w:color="000000"/>
               </w:pBdr>
-              <w:spacing w:after="20" w:before="20" w:line="240"/>
-              <w:ind w:left="100" w:right="100" w:firstLine="0" w:firstLineChars="0"/>
-              <w:rPr>
-                <w:rFonts w:ascii="Times New Roman" w:hAnsi="Times New Roman" w:eastAsia="Times New Roman" w:cs="Times New Roman"/>
-                <w:i w:val="false"/>
-                <w:b w:val="false"/>
-                <w:u w:val="none"/>
-                <w:strike w:val="false"/>
-                <w:sz w:val="18"/>
-                <w:szCs w:val="18"/>
-                <w:color w:val="000000"/>
-              </w:rPr>
-            </w:pPr>
-            <w:r>
-              <w:rPr>
-                <w:rFonts w:ascii="Times New Roman" w:hAnsi="Times New Roman" w:eastAsia="Times New Roman" w:cs="Times New Roman"/>
-                <w:i w:val="false"/>
-                <w:b w:val="false"/>
-                <w:u w:val="none"/>
-                <w:strike w:val="false"/>
-                <w:sz w:val="18"/>
-                <w:szCs w:val="18"/>
+              <w:spacing w:after="40" w:before="40" w:line="240"/>
+              <w:ind w:left="100" w:right="100" w:firstLine="0" w:firstLineChars="0"/>
+              <w:rPr>
+                <w:rFonts w:ascii="Times New Roman" w:hAnsi="Times New Roman" w:eastAsia="Times New Roman" w:cs="Times New Roman"/>
+                <w:i w:val="false"/>
+                <w:b w:val="false"/>
+                <w:u w:val="none"/>
+                <w:strike w:val="false"/>
+                <w:sz w:val="20"/>
+                <w:szCs w:val="20"/>
+                <w:color w:val="000000"/>
+              </w:rPr>
+            </w:pPr>
+            <w:r>
+              <w:rPr>
+                <w:rFonts w:ascii="Times New Roman" w:hAnsi="Times New Roman" w:eastAsia="Times New Roman" w:cs="Times New Roman"/>
+                <w:i w:val="false"/>
+                <w:b w:val="false"/>
+                <w:u w:val="none"/>
+                <w:strike w:val="false"/>
+                <w:sz w:val="20"/>
+                <w:szCs w:val="20"/>
                 <w:color w:val="000000"/>
               </w:rPr>
               <w:t xml:space="preserve">26 (84%)</w:t>
@@ -861,7 +861,7 @@
                 <w:left w:val="none" w:sz="0" w:space="0" w:color="000000"/>
                 <w:right w:val="none" w:sz="0" w:space="0" w:color="000000"/>
               </w:pBdr>
-              <w:spacing w:after="20" w:before="20" w:line="240"/>
+              <w:spacing w:after="40" w:before="40" w:line="240"/>
               <w:ind w:left="100" w:right="100" w:firstLine="0" w:firstLineChars="0"/>
               <w:rPr>
                 <w:rFonts w:ascii="Times New Roman" w:hAnsi="Times New Roman" w:eastAsia="Times New Roman" w:cs="Times New Roman"/>
@@ -869,8 +869,8 @@
                 <w:b w:val="true"/>
                 <w:u w:val="none"/>
                 <w:strike w:val="false"/>
-                <w:sz w:val="18"/>
-                <w:szCs w:val="18"/>
+                <w:sz w:val="20"/>
+                <w:szCs w:val="20"/>
                 <w:color w:val="000000"/>
               </w:rPr>
             </w:pPr>
@@ -881,8 +881,8 @@
                 <w:b w:val="true"/>
                 <w:u w:val="none"/>
                 <w:strike w:val="false"/>
-                <w:sz w:val="18"/>
-                <w:szCs w:val="18"/>
+                <w:sz w:val="20"/>
+                <w:szCs w:val="20"/>
                 <w:color w:val="000000"/>
               </w:rPr>
               <w:t xml:space="preserve">Aldersgruppe (WHO), n (%)</w:t>
@@ -916,7 +916,7 @@
                 <w:left w:val="none" w:sz="0" w:space="0" w:color="000000"/>
                 <w:right w:val="none" w:sz="0" w:space="0" w:color="000000"/>
               </w:pBdr>
-              <w:spacing w:after="20" w:before="20" w:line="240"/>
+              <w:spacing w:after="40" w:before="40" w:line="240"/>
               <w:ind w:left="100" w:right="100" w:firstLine="0" w:firstLineChars="0"/>
               <w:rPr>
                 <w:rFonts w:ascii="Times New Roman" w:hAnsi="Times New Roman" w:eastAsia="Times New Roman" w:cs="Times New Roman"/>
@@ -924,8 +924,8 @@
                 <w:b w:val="true"/>
                 <w:u w:val="none"/>
                 <w:strike w:val="false"/>
-                <w:sz w:val="18"/>
-                <w:szCs w:val="18"/>
+                <w:sz w:val="20"/>
+                <w:szCs w:val="20"/>
                 <w:color w:val="000000"/>
               </w:rPr>
             </w:pPr>
@@ -936,8 +936,8 @@
                 <w:b w:val="true"/>
                 <w:u w:val="none"/>
                 <w:strike w:val="false"/>
-                <w:sz w:val="18"/>
-                <w:szCs w:val="18"/>
+                <w:sz w:val="20"/>
+                <w:szCs w:val="20"/>
                 <w:color w:val="000000"/>
               </w:rPr>
               <w:t xml:space="preserve"/>
@@ -971,7 +971,7 @@
                 <w:left w:val="none" w:sz="0" w:space="0" w:color="000000"/>
                 <w:right w:val="none" w:sz="0" w:space="0" w:color="000000"/>
               </w:pBdr>
-              <w:spacing w:after="20" w:before="20" w:line="240"/>
+              <w:spacing w:after="40" w:before="40" w:line="240"/>
               <w:ind w:left="100" w:right="100" w:firstLine="0" w:firstLineChars="0"/>
               <w:rPr>
                 <w:rFonts w:ascii="Times New Roman" w:hAnsi="Times New Roman" w:eastAsia="Times New Roman" w:cs="Times New Roman"/>
@@ -979,8 +979,8 @@
                 <w:b w:val="true"/>
                 <w:u w:val="none"/>
                 <w:strike w:val="false"/>
-                <w:sz w:val="18"/>
-                <w:szCs w:val="18"/>
+                <w:sz w:val="20"/>
+                <w:szCs w:val="20"/>
                 <w:color w:val="000000"/>
               </w:rPr>
             </w:pPr>
@@ -991,8 +991,8 @@
                 <w:b w:val="true"/>
                 <w:u w:val="none"/>
                 <w:strike w:val="false"/>
-                <w:sz w:val="18"/>
-                <w:szCs w:val="18"/>
+                <w:sz w:val="20"/>
+                <w:szCs w:val="20"/>
                 <w:color w:val="000000"/>
               </w:rPr>
               <w:t xml:space="preserve"/>
@@ -1026,7 +1026,7 @@
                 <w:left w:val="none" w:sz="0" w:space="0" w:color="000000"/>
                 <w:right w:val="none" w:sz="0" w:space="0" w:color="000000"/>
               </w:pBdr>
-              <w:spacing w:after="20" w:before="20" w:line="240"/>
+              <w:spacing w:after="40" w:before="40" w:line="240"/>
               <w:ind w:left="100" w:right="100" w:firstLine="0" w:firstLineChars="0"/>
               <w:rPr>
                 <w:rFonts w:ascii="Times New Roman" w:hAnsi="Times New Roman" w:eastAsia="Times New Roman" w:cs="Times New Roman"/>
@@ -1034,8 +1034,8 @@
                 <w:b w:val="true"/>
                 <w:u w:val="none"/>
                 <w:strike w:val="false"/>
-                <w:sz w:val="18"/>
-                <w:szCs w:val="18"/>
+                <w:sz w:val="20"/>
+                <w:szCs w:val="20"/>
                 <w:color w:val="000000"/>
               </w:rPr>
             </w:pPr>
@@ -1046,8 +1046,8 @@
                 <w:b w:val="true"/>
                 <w:u w:val="none"/>
                 <w:strike w:val="false"/>
-                <w:sz w:val="18"/>
-                <w:szCs w:val="18"/>
+                <w:sz w:val="20"/>
+                <w:szCs w:val="20"/>
                 <w:color w:val="000000"/>
               </w:rPr>
               <w:t xml:space="preserve"/>
@@ -1086,7 +1086,7 @@
                 <w:left w:val="none" w:sz="0" w:space="0" w:color="000000"/>
                 <w:right w:val="none" w:sz="0" w:space="0" w:color="000000"/>
               </w:pBdr>
-              <w:spacing w:after="20" w:before="20" w:line="240"/>
+              <w:spacing w:after="40" w:before="40" w:line="240"/>
               <w:ind w:left="100" w:right="100" w:firstLine="0" w:firstLineChars="0"/>
               <w:rPr>
                 <w:rFonts w:ascii="Times New Roman" w:hAnsi="Times New Roman" w:eastAsia="Times New Roman" w:cs="Times New Roman"/>
@@ -1094,8 +1094,8 @@
                 <w:b w:val="false"/>
                 <w:u w:val="none"/>
                 <w:strike w:val="false"/>
-                <w:sz w:val="18"/>
-                <w:szCs w:val="18"/>
+                <w:sz w:val="20"/>
+                <w:szCs w:val="20"/>
                 <w:color w:val="000000"/>
               </w:rPr>
             </w:pPr>
@@ -1106,8 +1106,8 @@
                 <w:b w:val="false"/>
                 <w:u w:val="none"/>
                 <w:strike w:val="false"/>
-                <w:sz w:val="18"/>
-                <w:szCs w:val="18"/>
+                <w:sz w:val="20"/>
+                <w:szCs w:val="20"/>
                 <w:color w:val="000000"/>
               </w:rPr>
               <w:t xml:space="preserve">  Unge voksne (18–44 år)</w:t>
@@ -1141,28 +1141,28 @@
                 <w:left w:val="none" w:sz="0" w:space="0" w:color="000000"/>
                 <w:right w:val="none" w:sz="0" w:space="0" w:color="000000"/>
               </w:pBdr>
-              <w:spacing w:after="20" w:before="20" w:line="240"/>
-              <w:ind w:left="100" w:right="100" w:firstLine="0" w:firstLineChars="0"/>
-              <w:rPr>
-                <w:rFonts w:ascii="Times New Roman" w:hAnsi="Times New Roman" w:eastAsia="Times New Roman" w:cs="Times New Roman"/>
-                <w:i w:val="false"/>
-                <w:b w:val="false"/>
-                <w:u w:val="none"/>
-                <w:strike w:val="false"/>
-                <w:sz w:val="18"/>
-                <w:szCs w:val="18"/>
-                <w:color w:val="000000"/>
-              </w:rPr>
-            </w:pPr>
-            <w:r>
-              <w:rPr>
-                <w:rFonts w:ascii="Times New Roman" w:hAnsi="Times New Roman" w:eastAsia="Times New Roman" w:cs="Times New Roman"/>
-                <w:i w:val="false"/>
-                <w:b w:val="false"/>
-                <w:u w:val="none"/>
-                <w:strike w:val="false"/>
-                <w:sz w:val="18"/>
-                <w:szCs w:val="18"/>
+              <w:spacing w:after="40" w:before="40" w:line="240"/>
+              <w:ind w:left="100" w:right="100" w:firstLine="0" w:firstLineChars="0"/>
+              <w:rPr>
+                <w:rFonts w:ascii="Times New Roman" w:hAnsi="Times New Roman" w:eastAsia="Times New Roman" w:cs="Times New Roman"/>
+                <w:i w:val="false"/>
+                <w:b w:val="false"/>
+                <w:u w:val="none"/>
+                <w:strike w:val="false"/>
+                <w:sz w:val="20"/>
+                <w:szCs w:val="20"/>
+                <w:color w:val="000000"/>
+              </w:rPr>
+            </w:pPr>
+            <w:r>
+              <w:rPr>
+                <w:rFonts w:ascii="Times New Roman" w:hAnsi="Times New Roman" w:eastAsia="Times New Roman" w:cs="Times New Roman"/>
+                <w:i w:val="false"/>
+                <w:b w:val="false"/>
+                <w:u w:val="none"/>
+                <w:strike w:val="false"/>
+                <w:sz w:val="20"/>
+                <w:szCs w:val="20"/>
                 <w:color w:val="000000"/>
               </w:rPr>
               <w:t xml:space="preserve">0 (0%)</w:t>
@@ -1196,28 +1196,28 @@
                 <w:left w:val="none" w:sz="0" w:space="0" w:color="000000"/>
                 <w:right w:val="none" w:sz="0" w:space="0" w:color="000000"/>
               </w:pBdr>
-              <w:spacing w:after="20" w:before="20" w:line="240"/>
-              <w:ind w:left="100" w:right="100" w:firstLine="0" w:firstLineChars="0"/>
-              <w:rPr>
-                <w:rFonts w:ascii="Times New Roman" w:hAnsi="Times New Roman" w:eastAsia="Times New Roman" w:cs="Times New Roman"/>
-                <w:i w:val="false"/>
-                <w:b w:val="false"/>
-                <w:u w:val="none"/>
-                <w:strike w:val="false"/>
-                <w:sz w:val="18"/>
-                <w:szCs w:val="18"/>
-                <w:color w:val="000000"/>
-              </w:rPr>
-            </w:pPr>
-            <w:r>
-              <w:rPr>
-                <w:rFonts w:ascii="Times New Roman" w:hAnsi="Times New Roman" w:eastAsia="Times New Roman" w:cs="Times New Roman"/>
-                <w:i w:val="false"/>
-                <w:b w:val="false"/>
-                <w:u w:val="none"/>
-                <w:strike w:val="false"/>
-                <w:sz w:val="18"/>
-                <w:szCs w:val="18"/>
+              <w:spacing w:after="40" w:before="40" w:line="240"/>
+              <w:ind w:left="100" w:right="100" w:firstLine="0" w:firstLineChars="0"/>
+              <w:rPr>
+                <w:rFonts w:ascii="Times New Roman" w:hAnsi="Times New Roman" w:eastAsia="Times New Roman" w:cs="Times New Roman"/>
+                <w:i w:val="false"/>
+                <w:b w:val="false"/>
+                <w:u w:val="none"/>
+                <w:strike w:val="false"/>
+                <w:sz w:val="20"/>
+                <w:szCs w:val="20"/>
+                <w:color w:val="000000"/>
+              </w:rPr>
+            </w:pPr>
+            <w:r>
+              <w:rPr>
+                <w:rFonts w:ascii="Times New Roman" w:hAnsi="Times New Roman" w:eastAsia="Times New Roman" w:cs="Times New Roman"/>
+                <w:i w:val="false"/>
+                <w:b w:val="false"/>
+                <w:u w:val="none"/>
+                <w:strike w:val="false"/>
+                <w:sz w:val="20"/>
+                <w:szCs w:val="20"/>
                 <w:color w:val="000000"/>
               </w:rPr>
               <w:t xml:space="preserve">1 (7%)</w:t>
@@ -1251,28 +1251,28 @@
                 <w:left w:val="none" w:sz="0" w:space="0" w:color="000000"/>
                 <w:right w:val="none" w:sz="0" w:space="0" w:color="000000"/>
               </w:pBdr>
-              <w:spacing w:after="20" w:before="20" w:line="240"/>
-              <w:ind w:left="100" w:right="100" w:firstLine="0" w:firstLineChars="0"/>
-              <w:rPr>
-                <w:rFonts w:ascii="Times New Roman" w:hAnsi="Times New Roman" w:eastAsia="Times New Roman" w:cs="Times New Roman"/>
-                <w:i w:val="false"/>
-                <w:b w:val="false"/>
-                <w:u w:val="none"/>
-                <w:strike w:val="false"/>
-                <w:sz w:val="18"/>
-                <w:szCs w:val="18"/>
-                <w:color w:val="000000"/>
-              </w:rPr>
-            </w:pPr>
-            <w:r>
-              <w:rPr>
-                <w:rFonts w:ascii="Times New Roman" w:hAnsi="Times New Roman" w:eastAsia="Times New Roman" w:cs="Times New Roman"/>
-                <w:i w:val="false"/>
-                <w:b w:val="false"/>
-                <w:u w:val="none"/>
-                <w:strike w:val="false"/>
-                <w:sz w:val="18"/>
-                <w:szCs w:val="18"/>
+              <w:spacing w:after="40" w:before="40" w:line="240"/>
+              <w:ind w:left="100" w:right="100" w:firstLine="0" w:firstLineChars="0"/>
+              <w:rPr>
+                <w:rFonts w:ascii="Times New Roman" w:hAnsi="Times New Roman" w:eastAsia="Times New Roman" w:cs="Times New Roman"/>
+                <w:i w:val="false"/>
+                <w:b w:val="false"/>
+                <w:u w:val="none"/>
+                <w:strike w:val="false"/>
+                <w:sz w:val="20"/>
+                <w:szCs w:val="20"/>
+                <w:color w:val="000000"/>
+              </w:rPr>
+            </w:pPr>
+            <w:r>
+              <w:rPr>
+                <w:rFonts w:ascii="Times New Roman" w:hAnsi="Times New Roman" w:eastAsia="Times New Roman" w:cs="Times New Roman"/>
+                <w:i w:val="false"/>
+                <w:b w:val="false"/>
+                <w:u w:val="none"/>
+                <w:strike w:val="false"/>
+                <w:sz w:val="20"/>
+                <w:szCs w:val="20"/>
                 <w:color w:val="000000"/>
               </w:rPr>
               <w:t xml:space="preserve">1 (3%)</w:t>
@@ -1311,7 +1311,7 @@
                 <w:left w:val="none" w:sz="0" w:space="0" w:color="000000"/>
                 <w:right w:val="none" w:sz="0" w:space="0" w:color="000000"/>
               </w:pBdr>
-              <w:spacing w:after="20" w:before="20" w:line="240"/>
+              <w:spacing w:after="40" w:before="40" w:line="240"/>
               <w:ind w:left="100" w:right="100" w:firstLine="0" w:firstLineChars="0"/>
               <w:rPr>
                 <w:rFonts w:ascii="Times New Roman" w:hAnsi="Times New Roman" w:eastAsia="Times New Roman" w:cs="Times New Roman"/>
@@ -1319,8 +1319,8 @@
                 <w:b w:val="false"/>
                 <w:u w:val="none"/>
                 <w:strike w:val="false"/>
-                <w:sz w:val="18"/>
-                <w:szCs w:val="18"/>
+                <w:sz w:val="20"/>
+                <w:szCs w:val="20"/>
                 <w:color w:val="000000"/>
               </w:rPr>
             </w:pPr>
@@ -1331,8 +1331,8 @@
                 <w:b w:val="false"/>
                 <w:u w:val="none"/>
                 <w:strike w:val="false"/>
-                <w:sz w:val="18"/>
-                <w:szCs w:val="18"/>
+                <w:sz w:val="20"/>
+                <w:szCs w:val="20"/>
                 <w:color w:val="000000"/>
               </w:rPr>
               <w:t xml:space="preserve">  Middelaldrende (45–59 år)</w:t>
@@ -1366,28 +1366,28 @@
                 <w:left w:val="none" w:sz="0" w:space="0" w:color="000000"/>
                 <w:right w:val="none" w:sz="0" w:space="0" w:color="000000"/>
               </w:pBdr>
-              <w:spacing w:after="20" w:before="20" w:line="240"/>
-              <w:ind w:left="100" w:right="100" w:firstLine="0" w:firstLineChars="0"/>
-              <w:rPr>
-                <w:rFonts w:ascii="Times New Roman" w:hAnsi="Times New Roman" w:eastAsia="Times New Roman" w:cs="Times New Roman"/>
-                <w:i w:val="false"/>
-                <w:b w:val="false"/>
-                <w:u w:val="none"/>
-                <w:strike w:val="false"/>
-                <w:sz w:val="18"/>
-                <w:szCs w:val="18"/>
-                <w:color w:val="000000"/>
-              </w:rPr>
-            </w:pPr>
-            <w:r>
-              <w:rPr>
-                <w:rFonts w:ascii="Times New Roman" w:hAnsi="Times New Roman" w:eastAsia="Times New Roman" w:cs="Times New Roman"/>
-                <w:i w:val="false"/>
-                <w:b w:val="false"/>
-                <w:u w:val="none"/>
-                <w:strike w:val="false"/>
-                <w:sz w:val="18"/>
-                <w:szCs w:val="18"/>
+              <w:spacing w:after="40" w:before="40" w:line="240"/>
+              <w:ind w:left="100" w:right="100" w:firstLine="0" w:firstLineChars="0"/>
+              <w:rPr>
+                <w:rFonts w:ascii="Times New Roman" w:hAnsi="Times New Roman" w:eastAsia="Times New Roman" w:cs="Times New Roman"/>
+                <w:i w:val="false"/>
+                <w:b w:val="false"/>
+                <w:u w:val="none"/>
+                <w:strike w:val="false"/>
+                <w:sz w:val="20"/>
+                <w:szCs w:val="20"/>
+                <w:color w:val="000000"/>
+              </w:rPr>
+            </w:pPr>
+            <w:r>
+              <w:rPr>
+                <w:rFonts w:ascii="Times New Roman" w:hAnsi="Times New Roman" w:eastAsia="Times New Roman" w:cs="Times New Roman"/>
+                <w:i w:val="false"/>
+                <w:b w:val="false"/>
+                <w:u w:val="none"/>
+                <w:strike w:val="false"/>
+                <w:sz w:val="20"/>
+                <w:szCs w:val="20"/>
                 <w:color w:val="000000"/>
               </w:rPr>
               <w:t xml:space="preserve">9 (53%)</w:t>
@@ -1421,28 +1421,28 @@
                 <w:left w:val="none" w:sz="0" w:space="0" w:color="000000"/>
                 <w:right w:val="none" w:sz="0" w:space="0" w:color="000000"/>
               </w:pBdr>
-              <w:spacing w:after="20" w:before="20" w:line="240"/>
-              <w:ind w:left="100" w:right="100" w:firstLine="0" w:firstLineChars="0"/>
-              <w:rPr>
-                <w:rFonts w:ascii="Times New Roman" w:hAnsi="Times New Roman" w:eastAsia="Times New Roman" w:cs="Times New Roman"/>
-                <w:i w:val="false"/>
-                <w:b w:val="false"/>
-                <w:u w:val="none"/>
-                <w:strike w:val="false"/>
-                <w:sz w:val="18"/>
-                <w:szCs w:val="18"/>
-                <w:color w:val="000000"/>
-              </w:rPr>
-            </w:pPr>
-            <w:r>
-              <w:rPr>
-                <w:rFonts w:ascii="Times New Roman" w:hAnsi="Times New Roman" w:eastAsia="Times New Roman" w:cs="Times New Roman"/>
-                <w:i w:val="false"/>
-                <w:b w:val="false"/>
-                <w:u w:val="none"/>
-                <w:strike w:val="false"/>
-                <w:sz w:val="18"/>
-                <w:szCs w:val="18"/>
+              <w:spacing w:after="40" w:before="40" w:line="240"/>
+              <w:ind w:left="100" w:right="100" w:firstLine="0" w:firstLineChars="0"/>
+              <w:rPr>
+                <w:rFonts w:ascii="Times New Roman" w:hAnsi="Times New Roman" w:eastAsia="Times New Roman" w:cs="Times New Roman"/>
+                <w:i w:val="false"/>
+                <w:b w:val="false"/>
+                <w:u w:val="none"/>
+                <w:strike w:val="false"/>
+                <w:sz w:val="20"/>
+                <w:szCs w:val="20"/>
+                <w:color w:val="000000"/>
+              </w:rPr>
+            </w:pPr>
+            <w:r>
+              <w:rPr>
+                <w:rFonts w:ascii="Times New Roman" w:hAnsi="Times New Roman" w:eastAsia="Times New Roman" w:cs="Times New Roman"/>
+                <w:i w:val="false"/>
+                <w:b w:val="false"/>
+                <w:u w:val="none"/>
+                <w:strike w:val="false"/>
+                <w:sz w:val="20"/>
+                <w:szCs w:val="20"/>
                 <w:color w:val="000000"/>
               </w:rPr>
               <w:t xml:space="preserve">2 (14%)</w:t>
@@ -1476,28 +1476,28 @@
                 <w:left w:val="none" w:sz="0" w:space="0" w:color="000000"/>
                 <w:right w:val="none" w:sz="0" w:space="0" w:color="000000"/>
               </w:pBdr>
-              <w:spacing w:after="20" w:before="20" w:line="240"/>
-              <w:ind w:left="100" w:right="100" w:firstLine="0" w:firstLineChars="0"/>
-              <w:rPr>
-                <w:rFonts w:ascii="Times New Roman" w:hAnsi="Times New Roman" w:eastAsia="Times New Roman" w:cs="Times New Roman"/>
-                <w:i w:val="false"/>
-                <w:b w:val="false"/>
-                <w:u w:val="none"/>
-                <w:strike w:val="false"/>
-                <w:sz w:val="18"/>
-                <w:szCs w:val="18"/>
-                <w:color w:val="000000"/>
-              </w:rPr>
-            </w:pPr>
-            <w:r>
-              <w:rPr>
-                <w:rFonts w:ascii="Times New Roman" w:hAnsi="Times New Roman" w:eastAsia="Times New Roman" w:cs="Times New Roman"/>
-                <w:i w:val="false"/>
-                <w:b w:val="false"/>
-                <w:u w:val="none"/>
-                <w:strike w:val="false"/>
-                <w:sz w:val="18"/>
-                <w:szCs w:val="18"/>
+              <w:spacing w:after="40" w:before="40" w:line="240"/>
+              <w:ind w:left="100" w:right="100" w:firstLine="0" w:firstLineChars="0"/>
+              <w:rPr>
+                <w:rFonts w:ascii="Times New Roman" w:hAnsi="Times New Roman" w:eastAsia="Times New Roman" w:cs="Times New Roman"/>
+                <w:i w:val="false"/>
+                <w:b w:val="false"/>
+                <w:u w:val="none"/>
+                <w:strike w:val="false"/>
+                <w:sz w:val="20"/>
+                <w:szCs w:val="20"/>
+                <w:color w:val="000000"/>
+              </w:rPr>
+            </w:pPr>
+            <w:r>
+              <w:rPr>
+                <w:rFonts w:ascii="Times New Roman" w:hAnsi="Times New Roman" w:eastAsia="Times New Roman" w:cs="Times New Roman"/>
+                <w:i w:val="false"/>
+                <w:b w:val="false"/>
+                <w:u w:val="none"/>
+                <w:strike w:val="false"/>
+                <w:sz w:val="20"/>
+                <w:szCs w:val="20"/>
                 <w:color w:val="000000"/>
               </w:rPr>
               <w:t xml:space="preserve">11 (35%)</w:t>
@@ -1536,7 +1536,7 @@
                 <w:left w:val="none" w:sz="0" w:space="0" w:color="000000"/>
                 <w:right w:val="none" w:sz="0" w:space="0" w:color="000000"/>
               </w:pBdr>
-              <w:spacing w:after="20" w:before="20" w:line="240"/>
+              <w:spacing w:after="40" w:before="40" w:line="240"/>
               <w:ind w:left="100" w:right="100" w:firstLine="0" w:firstLineChars="0"/>
               <w:rPr>
                 <w:rFonts w:ascii="Times New Roman" w:hAnsi="Times New Roman" w:eastAsia="Times New Roman" w:cs="Times New Roman"/>
@@ -1544,8 +1544,8 @@
                 <w:b w:val="false"/>
                 <w:u w:val="none"/>
                 <w:strike w:val="false"/>
-                <w:sz w:val="18"/>
-                <w:szCs w:val="18"/>
+                <w:sz w:val="20"/>
+                <w:szCs w:val="20"/>
                 <w:color w:val="000000"/>
               </w:rPr>
             </w:pPr>
@@ -1556,8 +1556,8 @@
                 <w:b w:val="false"/>
                 <w:u w:val="none"/>
                 <w:strike w:val="false"/>
-                <w:sz w:val="18"/>
-                <w:szCs w:val="18"/>
+                <w:sz w:val="20"/>
+                <w:szCs w:val="20"/>
                 <w:color w:val="000000"/>
               </w:rPr>
               <w:t xml:space="preserve">  Eldre voksne (60–74 år)</w:t>
@@ -1591,28 +1591,28 @@
                 <w:left w:val="none" w:sz="0" w:space="0" w:color="000000"/>
                 <w:right w:val="none" w:sz="0" w:space="0" w:color="000000"/>
               </w:pBdr>
-              <w:spacing w:after="20" w:before="20" w:line="240"/>
-              <w:ind w:left="100" w:right="100" w:firstLine="0" w:firstLineChars="0"/>
-              <w:rPr>
-                <w:rFonts w:ascii="Times New Roman" w:hAnsi="Times New Roman" w:eastAsia="Times New Roman" w:cs="Times New Roman"/>
-                <w:i w:val="false"/>
-                <w:b w:val="false"/>
-                <w:u w:val="none"/>
-                <w:strike w:val="false"/>
-                <w:sz w:val="18"/>
-                <w:szCs w:val="18"/>
-                <w:color w:val="000000"/>
-              </w:rPr>
-            </w:pPr>
-            <w:r>
-              <w:rPr>
-                <w:rFonts w:ascii="Times New Roman" w:hAnsi="Times New Roman" w:eastAsia="Times New Roman" w:cs="Times New Roman"/>
-                <w:i w:val="false"/>
-                <w:b w:val="false"/>
-                <w:u w:val="none"/>
-                <w:strike w:val="false"/>
-                <w:sz w:val="18"/>
-                <w:szCs w:val="18"/>
+              <w:spacing w:after="40" w:before="40" w:line="240"/>
+              <w:ind w:left="100" w:right="100" w:firstLine="0" w:firstLineChars="0"/>
+              <w:rPr>
+                <w:rFonts w:ascii="Times New Roman" w:hAnsi="Times New Roman" w:eastAsia="Times New Roman" w:cs="Times New Roman"/>
+                <w:i w:val="false"/>
+                <w:b w:val="false"/>
+                <w:u w:val="none"/>
+                <w:strike w:val="false"/>
+                <w:sz w:val="20"/>
+                <w:szCs w:val="20"/>
+                <w:color w:val="000000"/>
+              </w:rPr>
+            </w:pPr>
+            <w:r>
+              <w:rPr>
+                <w:rFonts w:ascii="Times New Roman" w:hAnsi="Times New Roman" w:eastAsia="Times New Roman" w:cs="Times New Roman"/>
+                <w:i w:val="false"/>
+                <w:b w:val="false"/>
+                <w:u w:val="none"/>
+                <w:strike w:val="false"/>
+                <w:sz w:val="20"/>
+                <w:szCs w:val="20"/>
                 <w:color w:val="000000"/>
               </w:rPr>
               <w:t xml:space="preserve">8 (47%)</w:t>
@@ -1646,28 +1646,28 @@
                 <w:left w:val="none" w:sz="0" w:space="0" w:color="000000"/>
                 <w:right w:val="none" w:sz="0" w:space="0" w:color="000000"/>
               </w:pBdr>
-              <w:spacing w:after="20" w:before="20" w:line="240"/>
-              <w:ind w:left="100" w:right="100" w:firstLine="0" w:firstLineChars="0"/>
-              <w:rPr>
-                <w:rFonts w:ascii="Times New Roman" w:hAnsi="Times New Roman" w:eastAsia="Times New Roman" w:cs="Times New Roman"/>
-                <w:i w:val="false"/>
-                <w:b w:val="false"/>
-                <w:u w:val="none"/>
-                <w:strike w:val="false"/>
-                <w:sz w:val="18"/>
-                <w:szCs w:val="18"/>
-                <w:color w:val="000000"/>
-              </w:rPr>
-            </w:pPr>
-            <w:r>
-              <w:rPr>
-                <w:rFonts w:ascii="Times New Roman" w:hAnsi="Times New Roman" w:eastAsia="Times New Roman" w:cs="Times New Roman"/>
-                <w:i w:val="false"/>
-                <w:b w:val="false"/>
-                <w:u w:val="none"/>
-                <w:strike w:val="false"/>
-                <w:sz w:val="18"/>
-                <w:szCs w:val="18"/>
+              <w:spacing w:after="40" w:before="40" w:line="240"/>
+              <w:ind w:left="100" w:right="100" w:firstLine="0" w:firstLineChars="0"/>
+              <w:rPr>
+                <w:rFonts w:ascii="Times New Roman" w:hAnsi="Times New Roman" w:eastAsia="Times New Roman" w:cs="Times New Roman"/>
+                <w:i w:val="false"/>
+                <w:b w:val="false"/>
+                <w:u w:val="none"/>
+                <w:strike w:val="false"/>
+                <w:sz w:val="20"/>
+                <w:szCs w:val="20"/>
+                <w:color w:val="000000"/>
+              </w:rPr>
+            </w:pPr>
+            <w:r>
+              <w:rPr>
+                <w:rFonts w:ascii="Times New Roman" w:hAnsi="Times New Roman" w:eastAsia="Times New Roman" w:cs="Times New Roman"/>
+                <w:i w:val="false"/>
+                <w:b w:val="false"/>
+                <w:u w:val="none"/>
+                <w:strike w:val="false"/>
+                <w:sz w:val="20"/>
+                <w:szCs w:val="20"/>
                 <w:color w:val="000000"/>
               </w:rPr>
               <w:t xml:space="preserve">11 (79%)</w:t>
@@ -1701,28 +1701,28 @@
                 <w:left w:val="none" w:sz="0" w:space="0" w:color="000000"/>
                 <w:right w:val="none" w:sz="0" w:space="0" w:color="000000"/>
               </w:pBdr>
-              <w:spacing w:after="20" w:before="20" w:line="240"/>
-              <w:ind w:left="100" w:right="100" w:firstLine="0" w:firstLineChars="0"/>
-              <w:rPr>
-                <w:rFonts w:ascii="Times New Roman" w:hAnsi="Times New Roman" w:eastAsia="Times New Roman" w:cs="Times New Roman"/>
-                <w:i w:val="false"/>
-                <w:b w:val="false"/>
-                <w:u w:val="none"/>
-                <w:strike w:val="false"/>
-                <w:sz w:val="18"/>
-                <w:szCs w:val="18"/>
-                <w:color w:val="000000"/>
-              </w:rPr>
-            </w:pPr>
-            <w:r>
-              <w:rPr>
-                <w:rFonts w:ascii="Times New Roman" w:hAnsi="Times New Roman" w:eastAsia="Times New Roman" w:cs="Times New Roman"/>
-                <w:i w:val="false"/>
-                <w:b w:val="false"/>
-                <w:u w:val="none"/>
-                <w:strike w:val="false"/>
-                <w:sz w:val="18"/>
-                <w:szCs w:val="18"/>
+              <w:spacing w:after="40" w:before="40" w:line="240"/>
+              <w:ind w:left="100" w:right="100" w:firstLine="0" w:firstLineChars="0"/>
+              <w:rPr>
+                <w:rFonts w:ascii="Times New Roman" w:hAnsi="Times New Roman" w:eastAsia="Times New Roman" w:cs="Times New Roman"/>
+                <w:i w:val="false"/>
+                <w:b w:val="false"/>
+                <w:u w:val="none"/>
+                <w:strike w:val="false"/>
+                <w:sz w:val="20"/>
+                <w:szCs w:val="20"/>
+                <w:color w:val="000000"/>
+              </w:rPr>
+            </w:pPr>
+            <w:r>
+              <w:rPr>
+                <w:rFonts w:ascii="Times New Roman" w:hAnsi="Times New Roman" w:eastAsia="Times New Roman" w:cs="Times New Roman"/>
+                <w:i w:val="false"/>
+                <w:b w:val="false"/>
+                <w:u w:val="none"/>
+                <w:strike w:val="false"/>
+                <w:sz w:val="20"/>
+                <w:szCs w:val="20"/>
                 <w:color w:val="000000"/>
               </w:rPr>
               <w:t xml:space="preserve">19 (61%)</w:t>
@@ -1761,7 +1761,7 @@
                 <w:left w:val="none" w:sz="0" w:space="0" w:color="000000"/>
                 <w:right w:val="none" w:sz="0" w:space="0" w:color="000000"/>
               </w:pBdr>
-              <w:spacing w:after="20" w:before="20" w:line="240"/>
+              <w:spacing w:after="40" w:before="40" w:line="240"/>
               <w:ind w:left="100" w:right="100" w:firstLine="0" w:firstLineChars="0"/>
               <w:rPr>
                 <w:rFonts w:ascii="Times New Roman" w:hAnsi="Times New Roman" w:eastAsia="Times New Roman" w:cs="Times New Roman"/>
@@ -1769,8 +1769,8 @@
                 <w:b w:val="false"/>
                 <w:u w:val="none"/>
                 <w:strike w:val="false"/>
-                <w:sz w:val="18"/>
-                <w:szCs w:val="18"/>
+                <w:sz w:val="20"/>
+                <w:szCs w:val="20"/>
                 <w:color w:val="000000"/>
               </w:rPr>
             </w:pPr>
@@ -1781,8 +1781,8 @@
                 <w:b w:val="false"/>
                 <w:u w:val="none"/>
                 <w:strike w:val="false"/>
-                <w:sz w:val="18"/>
-                <w:szCs w:val="18"/>
+                <w:sz w:val="20"/>
+                <w:szCs w:val="20"/>
                 <w:color w:val="000000"/>
               </w:rPr>
               <w:t xml:space="preserve">  Gamle eldre (75+ år)</w:t>
@@ -1816,28 +1816,28 @@
                 <w:left w:val="none" w:sz="0" w:space="0" w:color="000000"/>
                 <w:right w:val="none" w:sz="0" w:space="0" w:color="000000"/>
               </w:pBdr>
-              <w:spacing w:after="20" w:before="20" w:line="240"/>
-              <w:ind w:left="100" w:right="100" w:firstLine="0" w:firstLineChars="0"/>
-              <w:rPr>
-                <w:rFonts w:ascii="Times New Roman" w:hAnsi="Times New Roman" w:eastAsia="Times New Roman" w:cs="Times New Roman"/>
-                <w:i w:val="false"/>
-                <w:b w:val="false"/>
-                <w:u w:val="none"/>
-                <w:strike w:val="false"/>
-                <w:sz w:val="18"/>
-                <w:szCs w:val="18"/>
-                <w:color w:val="000000"/>
-              </w:rPr>
-            </w:pPr>
-            <w:r>
-              <w:rPr>
-                <w:rFonts w:ascii="Times New Roman" w:hAnsi="Times New Roman" w:eastAsia="Times New Roman" w:cs="Times New Roman"/>
-                <w:i w:val="false"/>
-                <w:b w:val="false"/>
-                <w:u w:val="none"/>
-                <w:strike w:val="false"/>
-                <w:sz w:val="18"/>
-                <w:szCs w:val="18"/>
+              <w:spacing w:after="40" w:before="40" w:line="240"/>
+              <w:ind w:left="100" w:right="100" w:firstLine="0" w:firstLineChars="0"/>
+              <w:rPr>
+                <w:rFonts w:ascii="Times New Roman" w:hAnsi="Times New Roman" w:eastAsia="Times New Roman" w:cs="Times New Roman"/>
+                <w:i w:val="false"/>
+                <w:b w:val="false"/>
+                <w:u w:val="none"/>
+                <w:strike w:val="false"/>
+                <w:sz w:val="20"/>
+                <w:szCs w:val="20"/>
+                <w:color w:val="000000"/>
+              </w:rPr>
+            </w:pPr>
+            <w:r>
+              <w:rPr>
+                <w:rFonts w:ascii="Times New Roman" w:hAnsi="Times New Roman" w:eastAsia="Times New Roman" w:cs="Times New Roman"/>
+                <w:i w:val="false"/>
+                <w:b w:val="false"/>
+                <w:u w:val="none"/>
+                <w:strike w:val="false"/>
+                <w:sz w:val="20"/>
+                <w:szCs w:val="20"/>
                 <w:color w:val="000000"/>
               </w:rPr>
               <w:t xml:space="preserve">0 (0%)</w:t>
@@ -1871,28 +1871,28 @@
                 <w:left w:val="none" w:sz="0" w:space="0" w:color="000000"/>
                 <w:right w:val="none" w:sz="0" w:space="0" w:color="000000"/>
               </w:pBdr>
-              <w:spacing w:after="20" w:before="20" w:line="240"/>
-              <w:ind w:left="100" w:right="100" w:firstLine="0" w:firstLineChars="0"/>
-              <w:rPr>
-                <w:rFonts w:ascii="Times New Roman" w:hAnsi="Times New Roman" w:eastAsia="Times New Roman" w:cs="Times New Roman"/>
-                <w:i w:val="false"/>
-                <w:b w:val="false"/>
-                <w:u w:val="none"/>
-                <w:strike w:val="false"/>
-                <w:sz w:val="18"/>
-                <w:szCs w:val="18"/>
-                <w:color w:val="000000"/>
-              </w:rPr>
-            </w:pPr>
-            <w:r>
-              <w:rPr>
-                <w:rFonts w:ascii="Times New Roman" w:hAnsi="Times New Roman" w:eastAsia="Times New Roman" w:cs="Times New Roman"/>
-                <w:i w:val="false"/>
-                <w:b w:val="false"/>
-                <w:u w:val="none"/>
-                <w:strike w:val="false"/>
-                <w:sz w:val="18"/>
-                <w:szCs w:val="18"/>
+              <w:spacing w:after="40" w:before="40" w:line="240"/>
+              <w:ind w:left="100" w:right="100" w:firstLine="0" w:firstLineChars="0"/>
+              <w:rPr>
+                <w:rFonts w:ascii="Times New Roman" w:hAnsi="Times New Roman" w:eastAsia="Times New Roman" w:cs="Times New Roman"/>
+                <w:i w:val="false"/>
+                <w:b w:val="false"/>
+                <w:u w:val="none"/>
+                <w:strike w:val="false"/>
+                <w:sz w:val="20"/>
+                <w:szCs w:val="20"/>
+                <w:color w:val="000000"/>
+              </w:rPr>
+            </w:pPr>
+            <w:r>
+              <w:rPr>
+                <w:rFonts w:ascii="Times New Roman" w:hAnsi="Times New Roman" w:eastAsia="Times New Roman" w:cs="Times New Roman"/>
+                <w:i w:val="false"/>
+                <w:b w:val="false"/>
+                <w:u w:val="none"/>
+                <w:strike w:val="false"/>
+                <w:sz w:val="20"/>
+                <w:szCs w:val="20"/>
                 <w:color w:val="000000"/>
               </w:rPr>
               <w:t xml:space="preserve">0 (0%)</w:t>
@@ -1926,28 +1926,28 @@
                 <w:left w:val="none" w:sz="0" w:space="0" w:color="000000"/>
                 <w:right w:val="none" w:sz="0" w:space="0" w:color="000000"/>
               </w:pBdr>
-              <w:spacing w:after="20" w:before="20" w:line="240"/>
-              <w:ind w:left="100" w:right="100" w:firstLine="0" w:firstLineChars="0"/>
-              <w:rPr>
-                <w:rFonts w:ascii="Times New Roman" w:hAnsi="Times New Roman" w:eastAsia="Times New Roman" w:cs="Times New Roman"/>
-                <w:i w:val="false"/>
-                <w:b w:val="false"/>
-                <w:u w:val="none"/>
-                <w:strike w:val="false"/>
-                <w:sz w:val="18"/>
-                <w:szCs w:val="18"/>
-                <w:color w:val="000000"/>
-              </w:rPr>
-            </w:pPr>
-            <w:r>
-              <w:rPr>
-                <w:rFonts w:ascii="Times New Roman" w:hAnsi="Times New Roman" w:eastAsia="Times New Roman" w:cs="Times New Roman"/>
-                <w:i w:val="false"/>
-                <w:b w:val="false"/>
-                <w:u w:val="none"/>
-                <w:strike w:val="false"/>
-                <w:sz w:val="18"/>
-                <w:szCs w:val="18"/>
+              <w:spacing w:after="40" w:before="40" w:line="240"/>
+              <w:ind w:left="100" w:right="100" w:firstLine="0" w:firstLineChars="0"/>
+              <w:rPr>
+                <w:rFonts w:ascii="Times New Roman" w:hAnsi="Times New Roman" w:eastAsia="Times New Roman" w:cs="Times New Roman"/>
+                <w:i w:val="false"/>
+                <w:b w:val="false"/>
+                <w:u w:val="none"/>
+                <w:strike w:val="false"/>
+                <w:sz w:val="20"/>
+                <w:szCs w:val="20"/>
+                <w:color w:val="000000"/>
+              </w:rPr>
+            </w:pPr>
+            <w:r>
+              <w:rPr>
+                <w:rFonts w:ascii="Times New Roman" w:hAnsi="Times New Roman" w:eastAsia="Times New Roman" w:cs="Times New Roman"/>
+                <w:i w:val="false"/>
+                <w:b w:val="false"/>
+                <w:u w:val="none"/>
+                <w:strike w:val="false"/>
+                <w:sz w:val="20"/>
+                <w:szCs w:val="20"/>
                 <w:color w:val="000000"/>
               </w:rPr>
               <w:t xml:space="preserve">0 (0%)</w:t>
@@ -1986,7 +1986,7 @@
                 <w:left w:val="none" w:sz="0" w:space="0" w:color="000000"/>
                 <w:right w:val="none" w:sz="0" w:space="0" w:color="000000"/>
               </w:pBdr>
-              <w:spacing w:after="20" w:before="20" w:line="240"/>
+              <w:spacing w:after="40" w:before="40" w:line="240"/>
               <w:ind w:left="100" w:right="100" w:firstLine="0" w:firstLineChars="0"/>
               <w:rPr>
                 <w:rFonts w:ascii="Times New Roman" w:hAnsi="Times New Roman" w:eastAsia="Times New Roman" w:cs="Times New Roman"/>
@@ -1994,8 +1994,8 @@
                 <w:b w:val="true"/>
                 <w:u w:val="none"/>
                 <w:strike w:val="false"/>
-                <w:sz w:val="18"/>
-                <w:szCs w:val="18"/>
+                <w:sz w:val="20"/>
+                <w:szCs w:val="20"/>
                 <w:color w:val="000000"/>
               </w:rPr>
             </w:pPr>
@@ -2006,8 +2006,8 @@
                 <w:b w:val="true"/>
                 <w:u w:val="none"/>
                 <w:strike w:val="false"/>
-                <w:sz w:val="18"/>
-                <w:szCs w:val="18"/>
+                <w:sz w:val="20"/>
+                <w:szCs w:val="20"/>
                 <w:color w:val="000000"/>
               </w:rPr>
               <w:t xml:space="preserve">Kreftform, n (%)</w:t>
@@ -2041,7 +2041,7 @@
                 <w:left w:val="none" w:sz="0" w:space="0" w:color="000000"/>
                 <w:right w:val="none" w:sz="0" w:space="0" w:color="000000"/>
               </w:pBdr>
-              <w:spacing w:after="20" w:before="20" w:line="240"/>
+              <w:spacing w:after="40" w:before="40" w:line="240"/>
               <w:ind w:left="100" w:right="100" w:firstLine="0" w:firstLineChars="0"/>
               <w:rPr>
                 <w:rFonts w:ascii="Times New Roman" w:hAnsi="Times New Roman" w:eastAsia="Times New Roman" w:cs="Times New Roman"/>
@@ -2049,8 +2049,8 @@
                 <w:b w:val="true"/>
                 <w:u w:val="none"/>
                 <w:strike w:val="false"/>
-                <w:sz w:val="18"/>
-                <w:szCs w:val="18"/>
+                <w:sz w:val="20"/>
+                <w:szCs w:val="20"/>
                 <w:color w:val="000000"/>
               </w:rPr>
             </w:pPr>
@@ -2061,8 +2061,8 @@
                 <w:b w:val="true"/>
                 <w:u w:val="none"/>
                 <w:strike w:val="false"/>
-                <w:sz w:val="18"/>
-                <w:szCs w:val="18"/>
+                <w:sz w:val="20"/>
+                <w:szCs w:val="20"/>
                 <w:color w:val="000000"/>
               </w:rPr>
               <w:t xml:space="preserve"/>
@@ -2096,7 +2096,7 @@
                 <w:left w:val="none" w:sz="0" w:space="0" w:color="000000"/>
                 <w:right w:val="none" w:sz="0" w:space="0" w:color="000000"/>
               </w:pBdr>
-              <w:spacing w:after="20" w:before="20" w:line="240"/>
+              <w:spacing w:after="40" w:before="40" w:line="240"/>
               <w:ind w:left="100" w:right="100" w:firstLine="0" w:firstLineChars="0"/>
               <w:rPr>
                 <w:rFonts w:ascii="Times New Roman" w:hAnsi="Times New Roman" w:eastAsia="Times New Roman" w:cs="Times New Roman"/>
@@ -2104,8 +2104,8 @@
                 <w:b w:val="true"/>
                 <w:u w:val="none"/>
                 <w:strike w:val="false"/>
-                <w:sz w:val="18"/>
-                <w:szCs w:val="18"/>
+                <w:sz w:val="20"/>
+                <w:szCs w:val="20"/>
                 <w:color w:val="000000"/>
               </w:rPr>
             </w:pPr>
@@ -2116,8 +2116,8 @@
                 <w:b w:val="true"/>
                 <w:u w:val="none"/>
                 <w:strike w:val="false"/>
-                <w:sz w:val="18"/>
-                <w:szCs w:val="18"/>
+                <w:sz w:val="20"/>
+                <w:szCs w:val="20"/>
                 <w:color w:val="000000"/>
               </w:rPr>
               <w:t xml:space="preserve"/>
@@ -2151,7 +2151,7 @@
                 <w:left w:val="none" w:sz="0" w:space="0" w:color="000000"/>
                 <w:right w:val="none" w:sz="0" w:space="0" w:color="000000"/>
               </w:pBdr>
-              <w:spacing w:after="20" w:before="20" w:line="240"/>
+              <w:spacing w:after="40" w:before="40" w:line="240"/>
               <w:ind w:left="100" w:right="100" w:firstLine="0" w:firstLineChars="0"/>
               <w:rPr>
                 <w:rFonts w:ascii="Times New Roman" w:hAnsi="Times New Roman" w:eastAsia="Times New Roman" w:cs="Times New Roman"/>
@@ -2159,8 +2159,8 @@
                 <w:b w:val="true"/>
                 <w:u w:val="none"/>
                 <w:strike w:val="false"/>
-                <w:sz w:val="18"/>
-                <w:szCs w:val="18"/>
+                <w:sz w:val="20"/>
+                <w:szCs w:val="20"/>
                 <w:color w:val="000000"/>
               </w:rPr>
             </w:pPr>
@@ -2171,8 +2171,8 @@
                 <w:b w:val="true"/>
                 <w:u w:val="none"/>
                 <w:strike w:val="false"/>
-                <w:sz w:val="18"/>
-                <w:szCs w:val="18"/>
+                <w:sz w:val="20"/>
+                <w:szCs w:val="20"/>
                 <w:color w:val="000000"/>
               </w:rPr>
               <w:t xml:space="preserve"/>
@@ -2211,7 +2211,7 @@
                 <w:left w:val="none" w:sz="0" w:space="0" w:color="000000"/>
                 <w:right w:val="none" w:sz="0" w:space="0" w:color="000000"/>
               </w:pBdr>
-              <w:spacing w:after="20" w:before="20" w:line="240"/>
+              <w:spacing w:after="40" w:before="40" w:line="240"/>
               <w:ind w:left="100" w:right="100" w:firstLine="0" w:firstLineChars="0"/>
               <w:rPr>
                 <w:rFonts w:ascii="Times New Roman" w:hAnsi="Times New Roman" w:eastAsia="Times New Roman" w:cs="Times New Roman"/>
@@ -2219,8 +2219,8 @@
                 <w:b w:val="false"/>
                 <w:u w:val="none"/>
                 <w:strike w:val="false"/>
-                <w:sz w:val="18"/>
-                <w:szCs w:val="18"/>
+                <w:sz w:val="20"/>
+                <w:szCs w:val="20"/>
                 <w:color w:val="000000"/>
               </w:rPr>
             </w:pPr>
@@ -2231,8 +2231,8 @@
                 <w:b w:val="false"/>
                 <w:u w:val="none"/>
                 <w:strike w:val="false"/>
-                <w:sz w:val="18"/>
-                <w:szCs w:val="18"/>
+                <w:sz w:val="20"/>
+                <w:szCs w:val="20"/>
                 <w:color w:val="000000"/>
               </w:rPr>
               <w:t xml:space="preserve">  Blodkreft</w:t>
@@ -2266,28 +2266,28 @@
                 <w:left w:val="none" w:sz="0" w:space="0" w:color="000000"/>
                 <w:right w:val="none" w:sz="0" w:space="0" w:color="000000"/>
               </w:pBdr>
-              <w:spacing w:after="20" w:before="20" w:line="240"/>
-              <w:ind w:left="100" w:right="100" w:firstLine="0" w:firstLineChars="0"/>
-              <w:rPr>
-                <w:rFonts w:ascii="Times New Roman" w:hAnsi="Times New Roman" w:eastAsia="Times New Roman" w:cs="Times New Roman"/>
-                <w:i w:val="false"/>
-                <w:b w:val="false"/>
-                <w:u w:val="none"/>
-                <w:strike w:val="false"/>
-                <w:sz w:val="18"/>
-                <w:szCs w:val="18"/>
-                <w:color w:val="000000"/>
-              </w:rPr>
-            </w:pPr>
-            <w:r>
-              <w:rPr>
-                <w:rFonts w:ascii="Times New Roman" w:hAnsi="Times New Roman" w:eastAsia="Times New Roman" w:cs="Times New Roman"/>
-                <w:i w:val="false"/>
-                <w:b w:val="false"/>
-                <w:u w:val="none"/>
-                <w:strike w:val="false"/>
-                <w:sz w:val="18"/>
-                <w:szCs w:val="18"/>
+              <w:spacing w:after="40" w:before="40" w:line="240"/>
+              <w:ind w:left="100" w:right="100" w:firstLine="0" w:firstLineChars="0"/>
+              <w:rPr>
+                <w:rFonts w:ascii="Times New Roman" w:hAnsi="Times New Roman" w:eastAsia="Times New Roman" w:cs="Times New Roman"/>
+                <w:i w:val="false"/>
+                <w:b w:val="false"/>
+                <w:u w:val="none"/>
+                <w:strike w:val="false"/>
+                <w:sz w:val="20"/>
+                <w:szCs w:val="20"/>
+                <w:color w:val="000000"/>
+              </w:rPr>
+            </w:pPr>
+            <w:r>
+              <w:rPr>
+                <w:rFonts w:ascii="Times New Roman" w:hAnsi="Times New Roman" w:eastAsia="Times New Roman" w:cs="Times New Roman"/>
+                <w:i w:val="false"/>
+                <w:b w:val="false"/>
+                <w:u w:val="none"/>
+                <w:strike w:val="false"/>
+                <w:sz w:val="20"/>
+                <w:szCs w:val="20"/>
                 <w:color w:val="000000"/>
               </w:rPr>
               <w:t xml:space="preserve">3 (18%)</w:t>
@@ -2321,28 +2321,28 @@
                 <w:left w:val="none" w:sz="0" w:space="0" w:color="000000"/>
                 <w:right w:val="none" w:sz="0" w:space="0" w:color="000000"/>
               </w:pBdr>
-              <w:spacing w:after="20" w:before="20" w:line="240"/>
-              <w:ind w:left="100" w:right="100" w:firstLine="0" w:firstLineChars="0"/>
-              <w:rPr>
-                <w:rFonts w:ascii="Times New Roman" w:hAnsi="Times New Roman" w:eastAsia="Times New Roman" w:cs="Times New Roman"/>
-                <w:i w:val="false"/>
-                <w:b w:val="false"/>
-                <w:u w:val="none"/>
-                <w:strike w:val="false"/>
-                <w:sz w:val="18"/>
-                <w:szCs w:val="18"/>
-                <w:color w:val="000000"/>
-              </w:rPr>
-            </w:pPr>
-            <w:r>
-              <w:rPr>
-                <w:rFonts w:ascii="Times New Roman" w:hAnsi="Times New Roman" w:eastAsia="Times New Roman" w:cs="Times New Roman"/>
-                <w:i w:val="false"/>
-                <w:b w:val="false"/>
-                <w:u w:val="none"/>
-                <w:strike w:val="false"/>
-                <w:sz w:val="18"/>
-                <w:szCs w:val="18"/>
+              <w:spacing w:after="40" w:before="40" w:line="240"/>
+              <w:ind w:left="100" w:right="100" w:firstLine="0" w:firstLineChars="0"/>
+              <w:rPr>
+                <w:rFonts w:ascii="Times New Roman" w:hAnsi="Times New Roman" w:eastAsia="Times New Roman" w:cs="Times New Roman"/>
+                <w:i w:val="false"/>
+                <w:b w:val="false"/>
+                <w:u w:val="none"/>
+                <w:strike w:val="false"/>
+                <w:sz w:val="20"/>
+                <w:szCs w:val="20"/>
+                <w:color w:val="000000"/>
+              </w:rPr>
+            </w:pPr>
+            <w:r>
+              <w:rPr>
+                <w:rFonts w:ascii="Times New Roman" w:hAnsi="Times New Roman" w:eastAsia="Times New Roman" w:cs="Times New Roman"/>
+                <w:i w:val="false"/>
+                <w:b w:val="false"/>
+                <w:u w:val="none"/>
+                <w:strike w:val="false"/>
+                <w:sz w:val="20"/>
+                <w:szCs w:val="20"/>
                 <w:color w:val="000000"/>
               </w:rPr>
               <w:t xml:space="preserve">0 (0%)</w:t>
@@ -2376,28 +2376,28 @@
                 <w:left w:val="none" w:sz="0" w:space="0" w:color="000000"/>
                 <w:right w:val="none" w:sz="0" w:space="0" w:color="000000"/>
               </w:pBdr>
-              <w:spacing w:after="20" w:before="20" w:line="240"/>
-              <w:ind w:left="100" w:right="100" w:firstLine="0" w:firstLineChars="0"/>
-              <w:rPr>
-                <w:rFonts w:ascii="Times New Roman" w:hAnsi="Times New Roman" w:eastAsia="Times New Roman" w:cs="Times New Roman"/>
-                <w:i w:val="false"/>
-                <w:b w:val="false"/>
-                <w:u w:val="none"/>
-                <w:strike w:val="false"/>
-                <w:sz w:val="18"/>
-                <w:szCs w:val="18"/>
-                <w:color w:val="000000"/>
-              </w:rPr>
-            </w:pPr>
-            <w:r>
-              <w:rPr>
-                <w:rFonts w:ascii="Times New Roman" w:hAnsi="Times New Roman" w:eastAsia="Times New Roman" w:cs="Times New Roman"/>
-                <w:i w:val="false"/>
-                <w:b w:val="false"/>
-                <w:u w:val="none"/>
-                <w:strike w:val="false"/>
-                <w:sz w:val="18"/>
-                <w:szCs w:val="18"/>
+              <w:spacing w:after="40" w:before="40" w:line="240"/>
+              <w:ind w:left="100" w:right="100" w:firstLine="0" w:firstLineChars="0"/>
+              <w:rPr>
+                <w:rFonts w:ascii="Times New Roman" w:hAnsi="Times New Roman" w:eastAsia="Times New Roman" w:cs="Times New Roman"/>
+                <w:i w:val="false"/>
+                <w:b w:val="false"/>
+                <w:u w:val="none"/>
+                <w:strike w:val="false"/>
+                <w:sz w:val="20"/>
+                <w:szCs w:val="20"/>
+                <w:color w:val="000000"/>
+              </w:rPr>
+            </w:pPr>
+            <w:r>
+              <w:rPr>
+                <w:rFonts w:ascii="Times New Roman" w:hAnsi="Times New Roman" w:eastAsia="Times New Roman" w:cs="Times New Roman"/>
+                <w:i w:val="false"/>
+                <w:b w:val="false"/>
+                <w:u w:val="none"/>
+                <w:strike w:val="false"/>
+                <w:sz w:val="20"/>
+                <w:szCs w:val="20"/>
                 <w:color w:val="000000"/>
               </w:rPr>
               <w:t xml:space="preserve">3 (10%)</w:t>
@@ -2436,7 +2436,7 @@
                 <w:left w:val="none" w:sz="0" w:space="0" w:color="000000"/>
                 <w:right w:val="none" w:sz="0" w:space="0" w:color="000000"/>
               </w:pBdr>
-              <w:spacing w:after="20" w:before="20" w:line="240"/>
+              <w:spacing w:after="40" w:before="40" w:line="240"/>
               <w:ind w:left="100" w:right="100" w:firstLine="0" w:firstLineChars="0"/>
               <w:rPr>
                 <w:rFonts w:ascii="Times New Roman" w:hAnsi="Times New Roman" w:eastAsia="Times New Roman" w:cs="Times New Roman"/>
@@ -2444,8 +2444,8 @@
                 <w:b w:val="false"/>
                 <w:u w:val="none"/>
                 <w:strike w:val="false"/>
-                <w:sz w:val="18"/>
-                <w:szCs w:val="18"/>
+                <w:sz w:val="20"/>
+                <w:szCs w:val="20"/>
                 <w:color w:val="000000"/>
               </w:rPr>
             </w:pPr>
@@ -2456,8 +2456,8 @@
                 <w:b w:val="false"/>
                 <w:u w:val="none"/>
                 <w:strike w:val="false"/>
-                <w:sz w:val="18"/>
-                <w:szCs w:val="18"/>
+                <w:sz w:val="20"/>
+                <w:szCs w:val="20"/>
                 <w:color w:val="000000"/>
               </w:rPr>
               <w:t xml:space="preserve">  Brystkreft</w:t>
@@ -2491,28 +2491,28 @@
                 <w:left w:val="none" w:sz="0" w:space="0" w:color="000000"/>
                 <w:right w:val="none" w:sz="0" w:space="0" w:color="000000"/>
               </w:pBdr>
-              <w:spacing w:after="20" w:before="20" w:line="240"/>
-              <w:ind w:left="100" w:right="100" w:firstLine="0" w:firstLineChars="0"/>
-              <w:rPr>
-                <w:rFonts w:ascii="Times New Roman" w:hAnsi="Times New Roman" w:eastAsia="Times New Roman" w:cs="Times New Roman"/>
-                <w:i w:val="false"/>
-                <w:b w:val="false"/>
-                <w:u w:val="none"/>
-                <w:strike w:val="false"/>
-                <w:sz w:val="18"/>
-                <w:szCs w:val="18"/>
-                <w:color w:val="000000"/>
-              </w:rPr>
-            </w:pPr>
-            <w:r>
-              <w:rPr>
-                <w:rFonts w:ascii="Times New Roman" w:hAnsi="Times New Roman" w:eastAsia="Times New Roman" w:cs="Times New Roman"/>
-                <w:i w:val="false"/>
-                <w:b w:val="false"/>
-                <w:u w:val="none"/>
-                <w:strike w:val="false"/>
-                <w:sz w:val="18"/>
-                <w:szCs w:val="18"/>
+              <w:spacing w:after="40" w:before="40" w:line="240"/>
+              <w:ind w:left="100" w:right="100" w:firstLine="0" w:firstLineChars="0"/>
+              <w:rPr>
+                <w:rFonts w:ascii="Times New Roman" w:hAnsi="Times New Roman" w:eastAsia="Times New Roman" w:cs="Times New Roman"/>
+                <w:i w:val="false"/>
+                <w:b w:val="false"/>
+                <w:u w:val="none"/>
+                <w:strike w:val="false"/>
+                <w:sz w:val="20"/>
+                <w:szCs w:val="20"/>
+                <w:color w:val="000000"/>
+              </w:rPr>
+            </w:pPr>
+            <w:r>
+              <w:rPr>
+                <w:rFonts w:ascii="Times New Roman" w:hAnsi="Times New Roman" w:eastAsia="Times New Roman" w:cs="Times New Roman"/>
+                <w:i w:val="false"/>
+                <w:b w:val="false"/>
+                <w:u w:val="none"/>
+                <w:strike w:val="false"/>
+                <w:sz w:val="20"/>
+                <w:szCs w:val="20"/>
                 <w:color w:val="000000"/>
               </w:rPr>
               <w:t xml:space="preserve">6 (35%)</w:t>
@@ -2546,28 +2546,28 @@
                 <w:left w:val="none" w:sz="0" w:space="0" w:color="000000"/>
                 <w:right w:val="none" w:sz="0" w:space="0" w:color="000000"/>
               </w:pBdr>
-              <w:spacing w:after="20" w:before="20" w:line="240"/>
-              <w:ind w:left="100" w:right="100" w:firstLine="0" w:firstLineChars="0"/>
-              <w:rPr>
-                <w:rFonts w:ascii="Times New Roman" w:hAnsi="Times New Roman" w:eastAsia="Times New Roman" w:cs="Times New Roman"/>
-                <w:i w:val="false"/>
-                <w:b w:val="false"/>
-                <w:u w:val="none"/>
-                <w:strike w:val="false"/>
-                <w:sz w:val="18"/>
-                <w:szCs w:val="18"/>
-                <w:color w:val="000000"/>
-              </w:rPr>
-            </w:pPr>
-            <w:r>
-              <w:rPr>
-                <w:rFonts w:ascii="Times New Roman" w:hAnsi="Times New Roman" w:eastAsia="Times New Roman" w:cs="Times New Roman"/>
-                <w:i w:val="false"/>
-                <w:b w:val="false"/>
-                <w:u w:val="none"/>
-                <w:strike w:val="false"/>
-                <w:sz w:val="18"/>
-                <w:szCs w:val="18"/>
+              <w:spacing w:after="40" w:before="40" w:line="240"/>
+              <w:ind w:left="100" w:right="100" w:firstLine="0" w:firstLineChars="0"/>
+              <w:rPr>
+                <w:rFonts w:ascii="Times New Roman" w:hAnsi="Times New Roman" w:eastAsia="Times New Roman" w:cs="Times New Roman"/>
+                <w:i w:val="false"/>
+                <w:b w:val="false"/>
+                <w:u w:val="none"/>
+                <w:strike w:val="false"/>
+                <w:sz w:val="20"/>
+                <w:szCs w:val="20"/>
+                <w:color w:val="000000"/>
+              </w:rPr>
+            </w:pPr>
+            <w:r>
+              <w:rPr>
+                <w:rFonts w:ascii="Times New Roman" w:hAnsi="Times New Roman" w:eastAsia="Times New Roman" w:cs="Times New Roman"/>
+                <w:i w:val="false"/>
+                <w:b w:val="false"/>
+                <w:u w:val="none"/>
+                <w:strike w:val="false"/>
+                <w:sz w:val="20"/>
+                <w:szCs w:val="20"/>
                 <w:color w:val="000000"/>
               </w:rPr>
               <w:t xml:space="preserve">7 (50%)</w:t>
@@ -2601,28 +2601,28 @@
                 <w:left w:val="none" w:sz="0" w:space="0" w:color="000000"/>
                 <w:right w:val="none" w:sz="0" w:space="0" w:color="000000"/>
               </w:pBdr>
-              <w:spacing w:after="20" w:before="20" w:line="240"/>
-              <w:ind w:left="100" w:right="100" w:firstLine="0" w:firstLineChars="0"/>
-              <w:rPr>
-                <w:rFonts w:ascii="Times New Roman" w:hAnsi="Times New Roman" w:eastAsia="Times New Roman" w:cs="Times New Roman"/>
-                <w:i w:val="false"/>
-                <w:b w:val="false"/>
-                <w:u w:val="none"/>
-                <w:strike w:val="false"/>
-                <w:sz w:val="18"/>
-                <w:szCs w:val="18"/>
-                <w:color w:val="000000"/>
-              </w:rPr>
-            </w:pPr>
-            <w:r>
-              <w:rPr>
-                <w:rFonts w:ascii="Times New Roman" w:hAnsi="Times New Roman" w:eastAsia="Times New Roman" w:cs="Times New Roman"/>
-                <w:i w:val="false"/>
-                <w:b w:val="false"/>
-                <w:u w:val="none"/>
-                <w:strike w:val="false"/>
-                <w:sz w:val="18"/>
-                <w:szCs w:val="18"/>
+              <w:spacing w:after="40" w:before="40" w:line="240"/>
+              <w:ind w:left="100" w:right="100" w:firstLine="0" w:firstLineChars="0"/>
+              <w:rPr>
+                <w:rFonts w:ascii="Times New Roman" w:hAnsi="Times New Roman" w:eastAsia="Times New Roman" w:cs="Times New Roman"/>
+                <w:i w:val="false"/>
+                <w:b w:val="false"/>
+                <w:u w:val="none"/>
+                <w:strike w:val="false"/>
+                <w:sz w:val="20"/>
+                <w:szCs w:val="20"/>
+                <w:color w:val="000000"/>
+              </w:rPr>
+            </w:pPr>
+            <w:r>
+              <w:rPr>
+                <w:rFonts w:ascii="Times New Roman" w:hAnsi="Times New Roman" w:eastAsia="Times New Roman" w:cs="Times New Roman"/>
+                <w:i w:val="false"/>
+                <w:b w:val="false"/>
+                <w:u w:val="none"/>
+                <w:strike w:val="false"/>
+                <w:sz w:val="20"/>
+                <w:szCs w:val="20"/>
                 <w:color w:val="000000"/>
               </w:rPr>
               <w:t xml:space="preserve">13 (42%)</w:t>
@@ -2661,7 +2661,7 @@
                 <w:left w:val="none" w:sz="0" w:space="0" w:color="000000"/>
                 <w:right w:val="none" w:sz="0" w:space="0" w:color="000000"/>
               </w:pBdr>
-              <w:spacing w:after="20" w:before="20" w:line="240"/>
+              <w:spacing w:after="40" w:before="40" w:line="240"/>
               <w:ind w:left="100" w:right="100" w:firstLine="0" w:firstLineChars="0"/>
               <w:rPr>
                 <w:rFonts w:ascii="Times New Roman" w:hAnsi="Times New Roman" w:eastAsia="Times New Roman" w:cs="Times New Roman"/>
@@ -2669,8 +2669,8 @@
                 <w:b w:val="false"/>
                 <w:u w:val="none"/>
                 <w:strike w:val="false"/>
-                <w:sz w:val="18"/>
-                <w:szCs w:val="18"/>
+                <w:sz w:val="20"/>
+                <w:szCs w:val="20"/>
                 <w:color w:val="000000"/>
               </w:rPr>
             </w:pPr>
@@ -2681,8 +2681,8 @@
                 <w:b w:val="false"/>
                 <w:u w:val="none"/>
                 <w:strike w:val="false"/>
-                <w:sz w:val="18"/>
-                <w:szCs w:val="18"/>
+                <w:sz w:val="20"/>
+                <w:szCs w:val="20"/>
                 <w:color w:val="000000"/>
               </w:rPr>
               <w:t xml:space="preserve">  Gynkreft</w:t>
@@ -2716,28 +2716,28 @@
                 <w:left w:val="none" w:sz="0" w:space="0" w:color="000000"/>
                 <w:right w:val="none" w:sz="0" w:space="0" w:color="000000"/>
               </w:pBdr>
-              <w:spacing w:after="20" w:before="20" w:line="240"/>
-              <w:ind w:left="100" w:right="100" w:firstLine="0" w:firstLineChars="0"/>
-              <w:rPr>
-                <w:rFonts w:ascii="Times New Roman" w:hAnsi="Times New Roman" w:eastAsia="Times New Roman" w:cs="Times New Roman"/>
-                <w:i w:val="false"/>
-                <w:b w:val="false"/>
-                <w:u w:val="none"/>
-                <w:strike w:val="false"/>
-                <w:sz w:val="18"/>
-                <w:szCs w:val="18"/>
-                <w:color w:val="000000"/>
-              </w:rPr>
-            </w:pPr>
-            <w:r>
-              <w:rPr>
-                <w:rFonts w:ascii="Times New Roman" w:hAnsi="Times New Roman" w:eastAsia="Times New Roman" w:cs="Times New Roman"/>
-                <w:i w:val="false"/>
-                <w:b w:val="false"/>
-                <w:u w:val="none"/>
-                <w:strike w:val="false"/>
-                <w:sz w:val="18"/>
-                <w:szCs w:val="18"/>
+              <w:spacing w:after="40" w:before="40" w:line="240"/>
+              <w:ind w:left="100" w:right="100" w:firstLine="0" w:firstLineChars="0"/>
+              <w:rPr>
+                <w:rFonts w:ascii="Times New Roman" w:hAnsi="Times New Roman" w:eastAsia="Times New Roman" w:cs="Times New Roman"/>
+                <w:i w:val="false"/>
+                <w:b w:val="false"/>
+                <w:u w:val="none"/>
+                <w:strike w:val="false"/>
+                <w:sz w:val="20"/>
+                <w:szCs w:val="20"/>
+                <w:color w:val="000000"/>
+              </w:rPr>
+            </w:pPr>
+            <w:r>
+              <w:rPr>
+                <w:rFonts w:ascii="Times New Roman" w:hAnsi="Times New Roman" w:eastAsia="Times New Roman" w:cs="Times New Roman"/>
+                <w:i w:val="false"/>
+                <w:b w:val="false"/>
+                <w:u w:val="none"/>
+                <w:strike w:val="false"/>
+                <w:sz w:val="20"/>
+                <w:szCs w:val="20"/>
                 <w:color w:val="000000"/>
               </w:rPr>
               <w:t xml:space="preserve">1 (6%)</w:t>
@@ -2771,28 +2771,28 @@
                 <w:left w:val="none" w:sz="0" w:space="0" w:color="000000"/>
                 <w:right w:val="none" w:sz="0" w:space="0" w:color="000000"/>
               </w:pBdr>
-              <w:spacing w:after="20" w:before="20" w:line="240"/>
-              <w:ind w:left="100" w:right="100" w:firstLine="0" w:firstLineChars="0"/>
-              <w:rPr>
-                <w:rFonts w:ascii="Times New Roman" w:hAnsi="Times New Roman" w:eastAsia="Times New Roman" w:cs="Times New Roman"/>
-                <w:i w:val="false"/>
-                <w:b w:val="false"/>
-                <w:u w:val="none"/>
-                <w:strike w:val="false"/>
-                <w:sz w:val="18"/>
-                <w:szCs w:val="18"/>
-                <w:color w:val="000000"/>
-              </w:rPr>
-            </w:pPr>
-            <w:r>
-              <w:rPr>
-                <w:rFonts w:ascii="Times New Roman" w:hAnsi="Times New Roman" w:eastAsia="Times New Roman" w:cs="Times New Roman"/>
-                <w:i w:val="false"/>
-                <w:b w:val="false"/>
-                <w:u w:val="none"/>
-                <w:strike w:val="false"/>
-                <w:sz w:val="18"/>
-                <w:szCs w:val="18"/>
+              <w:spacing w:after="40" w:before="40" w:line="240"/>
+              <w:ind w:left="100" w:right="100" w:firstLine="0" w:firstLineChars="0"/>
+              <w:rPr>
+                <w:rFonts w:ascii="Times New Roman" w:hAnsi="Times New Roman" w:eastAsia="Times New Roman" w:cs="Times New Roman"/>
+                <w:i w:val="false"/>
+                <w:b w:val="false"/>
+                <w:u w:val="none"/>
+                <w:strike w:val="false"/>
+                <w:sz w:val="20"/>
+                <w:szCs w:val="20"/>
+                <w:color w:val="000000"/>
+              </w:rPr>
+            </w:pPr>
+            <w:r>
+              <w:rPr>
+                <w:rFonts w:ascii="Times New Roman" w:hAnsi="Times New Roman" w:eastAsia="Times New Roman" w:cs="Times New Roman"/>
+                <w:i w:val="false"/>
+                <w:b w:val="false"/>
+                <w:u w:val="none"/>
+                <w:strike w:val="false"/>
+                <w:sz w:val="20"/>
+                <w:szCs w:val="20"/>
                 <w:color w:val="000000"/>
               </w:rPr>
               <w:t xml:space="preserve">2 (14%)</w:t>
@@ -2826,28 +2826,28 @@
                 <w:left w:val="none" w:sz="0" w:space="0" w:color="000000"/>
                 <w:right w:val="none" w:sz="0" w:space="0" w:color="000000"/>
               </w:pBdr>
-              <w:spacing w:after="20" w:before="20" w:line="240"/>
-              <w:ind w:left="100" w:right="100" w:firstLine="0" w:firstLineChars="0"/>
-              <w:rPr>
-                <w:rFonts w:ascii="Times New Roman" w:hAnsi="Times New Roman" w:eastAsia="Times New Roman" w:cs="Times New Roman"/>
-                <w:i w:val="false"/>
-                <w:b w:val="false"/>
-                <w:u w:val="none"/>
-                <w:strike w:val="false"/>
-                <w:sz w:val="18"/>
-                <w:szCs w:val="18"/>
-                <w:color w:val="000000"/>
-              </w:rPr>
-            </w:pPr>
-            <w:r>
-              <w:rPr>
-                <w:rFonts w:ascii="Times New Roman" w:hAnsi="Times New Roman" w:eastAsia="Times New Roman" w:cs="Times New Roman"/>
-                <w:i w:val="false"/>
-                <w:b w:val="false"/>
-                <w:u w:val="none"/>
-                <w:strike w:val="false"/>
-                <w:sz w:val="18"/>
-                <w:szCs w:val="18"/>
+              <w:spacing w:after="40" w:before="40" w:line="240"/>
+              <w:ind w:left="100" w:right="100" w:firstLine="0" w:firstLineChars="0"/>
+              <w:rPr>
+                <w:rFonts w:ascii="Times New Roman" w:hAnsi="Times New Roman" w:eastAsia="Times New Roman" w:cs="Times New Roman"/>
+                <w:i w:val="false"/>
+                <w:b w:val="false"/>
+                <w:u w:val="none"/>
+                <w:strike w:val="false"/>
+                <w:sz w:val="20"/>
+                <w:szCs w:val="20"/>
+                <w:color w:val="000000"/>
+              </w:rPr>
+            </w:pPr>
+            <w:r>
+              <w:rPr>
+                <w:rFonts w:ascii="Times New Roman" w:hAnsi="Times New Roman" w:eastAsia="Times New Roman" w:cs="Times New Roman"/>
+                <w:i w:val="false"/>
+                <w:b w:val="false"/>
+                <w:u w:val="none"/>
+                <w:strike w:val="false"/>
+                <w:sz w:val="20"/>
+                <w:szCs w:val="20"/>
                 <w:color w:val="000000"/>
               </w:rPr>
               <w:t xml:space="preserve">3 (10%)</w:t>
@@ -2886,7 +2886,7 @@
                 <w:left w:val="none" w:sz="0" w:space="0" w:color="000000"/>
                 <w:right w:val="none" w:sz="0" w:space="0" w:color="000000"/>
               </w:pBdr>
-              <w:spacing w:after="20" w:before="20" w:line="240"/>
+              <w:spacing w:after="40" w:before="40" w:line="240"/>
               <w:ind w:left="100" w:right="100" w:firstLine="0" w:firstLineChars="0"/>
               <w:rPr>
                 <w:rFonts w:ascii="Times New Roman" w:hAnsi="Times New Roman" w:eastAsia="Times New Roman" w:cs="Times New Roman"/>
@@ -2894,8 +2894,8 @@
                 <w:b w:val="false"/>
                 <w:u w:val="none"/>
                 <w:strike w:val="false"/>
-                <w:sz w:val="18"/>
-                <w:szCs w:val="18"/>
+                <w:sz w:val="20"/>
+                <w:szCs w:val="20"/>
                 <w:color w:val="000000"/>
               </w:rPr>
             </w:pPr>
@@ -2906,8 +2906,8 @@
                 <w:b w:val="false"/>
                 <w:u w:val="none"/>
                 <w:strike w:val="false"/>
-                <w:sz w:val="18"/>
-                <w:szCs w:val="18"/>
+                <w:sz w:val="20"/>
+                <w:szCs w:val="20"/>
                 <w:color w:val="000000"/>
               </w:rPr>
               <w:t xml:space="preserve">  Lungekreft</w:t>
@@ -2941,28 +2941,28 @@
                 <w:left w:val="none" w:sz="0" w:space="0" w:color="000000"/>
                 <w:right w:val="none" w:sz="0" w:space="0" w:color="000000"/>
               </w:pBdr>
-              <w:spacing w:after="20" w:before="20" w:line="240"/>
-              <w:ind w:left="100" w:right="100" w:firstLine="0" w:firstLineChars="0"/>
-              <w:rPr>
-                <w:rFonts w:ascii="Times New Roman" w:hAnsi="Times New Roman" w:eastAsia="Times New Roman" w:cs="Times New Roman"/>
-                <w:i w:val="false"/>
-                <w:b w:val="false"/>
-                <w:u w:val="none"/>
-                <w:strike w:val="false"/>
-                <w:sz w:val="18"/>
-                <w:szCs w:val="18"/>
-                <w:color w:val="000000"/>
-              </w:rPr>
-            </w:pPr>
-            <w:r>
-              <w:rPr>
-                <w:rFonts w:ascii="Times New Roman" w:hAnsi="Times New Roman" w:eastAsia="Times New Roman" w:cs="Times New Roman"/>
-                <w:i w:val="false"/>
-                <w:b w:val="false"/>
-                <w:u w:val="none"/>
-                <w:strike w:val="false"/>
-                <w:sz w:val="18"/>
-                <w:szCs w:val="18"/>
+              <w:spacing w:after="40" w:before="40" w:line="240"/>
+              <w:ind w:left="100" w:right="100" w:firstLine="0" w:firstLineChars="0"/>
+              <w:rPr>
+                <w:rFonts w:ascii="Times New Roman" w:hAnsi="Times New Roman" w:eastAsia="Times New Roman" w:cs="Times New Roman"/>
+                <w:i w:val="false"/>
+                <w:b w:val="false"/>
+                <w:u w:val="none"/>
+                <w:strike w:val="false"/>
+                <w:sz w:val="20"/>
+                <w:szCs w:val="20"/>
+                <w:color w:val="000000"/>
+              </w:rPr>
+            </w:pPr>
+            <w:r>
+              <w:rPr>
+                <w:rFonts w:ascii="Times New Roman" w:hAnsi="Times New Roman" w:eastAsia="Times New Roman" w:cs="Times New Roman"/>
+                <w:i w:val="false"/>
+                <w:b w:val="false"/>
+                <w:u w:val="none"/>
+                <w:strike w:val="false"/>
+                <w:sz w:val="20"/>
+                <w:szCs w:val="20"/>
                 <w:color w:val="000000"/>
               </w:rPr>
               <w:t xml:space="preserve">0 (0%)</w:t>
@@ -2996,28 +2996,28 @@
                 <w:left w:val="none" w:sz="0" w:space="0" w:color="000000"/>
                 <w:right w:val="none" w:sz="0" w:space="0" w:color="000000"/>
               </w:pBdr>
-              <w:spacing w:after="20" w:before="20" w:line="240"/>
-              <w:ind w:left="100" w:right="100" w:firstLine="0" w:firstLineChars="0"/>
-              <w:rPr>
-                <w:rFonts w:ascii="Times New Roman" w:hAnsi="Times New Roman" w:eastAsia="Times New Roman" w:cs="Times New Roman"/>
-                <w:i w:val="false"/>
-                <w:b w:val="false"/>
-                <w:u w:val="none"/>
-                <w:strike w:val="false"/>
-                <w:sz w:val="18"/>
-                <w:szCs w:val="18"/>
-                <w:color w:val="000000"/>
-              </w:rPr>
-            </w:pPr>
-            <w:r>
-              <w:rPr>
-                <w:rFonts w:ascii="Times New Roman" w:hAnsi="Times New Roman" w:eastAsia="Times New Roman" w:cs="Times New Roman"/>
-                <w:i w:val="false"/>
-                <w:b w:val="false"/>
-                <w:u w:val="none"/>
-                <w:strike w:val="false"/>
-                <w:sz w:val="18"/>
-                <w:szCs w:val="18"/>
+              <w:spacing w:after="40" w:before="40" w:line="240"/>
+              <w:ind w:left="100" w:right="100" w:firstLine="0" w:firstLineChars="0"/>
+              <w:rPr>
+                <w:rFonts w:ascii="Times New Roman" w:hAnsi="Times New Roman" w:eastAsia="Times New Roman" w:cs="Times New Roman"/>
+                <w:i w:val="false"/>
+                <w:b w:val="false"/>
+                <w:u w:val="none"/>
+                <w:strike w:val="false"/>
+                <w:sz w:val="20"/>
+                <w:szCs w:val="20"/>
+                <w:color w:val="000000"/>
+              </w:rPr>
+            </w:pPr>
+            <w:r>
+              <w:rPr>
+                <w:rFonts w:ascii="Times New Roman" w:hAnsi="Times New Roman" w:eastAsia="Times New Roman" w:cs="Times New Roman"/>
+                <w:i w:val="false"/>
+                <w:b w:val="false"/>
+                <w:u w:val="none"/>
+                <w:strike w:val="false"/>
+                <w:sz w:val="20"/>
+                <w:szCs w:val="20"/>
                 <w:color w:val="000000"/>
               </w:rPr>
               <w:t xml:space="preserve">1 (7%)</w:t>
@@ -3051,28 +3051,28 @@
                 <w:left w:val="none" w:sz="0" w:space="0" w:color="000000"/>
                 <w:right w:val="none" w:sz="0" w:space="0" w:color="000000"/>
               </w:pBdr>
-              <w:spacing w:after="20" w:before="20" w:line="240"/>
-              <w:ind w:left="100" w:right="100" w:firstLine="0" w:firstLineChars="0"/>
-              <w:rPr>
-                <w:rFonts w:ascii="Times New Roman" w:hAnsi="Times New Roman" w:eastAsia="Times New Roman" w:cs="Times New Roman"/>
-                <w:i w:val="false"/>
-                <w:b w:val="false"/>
-                <w:u w:val="none"/>
-                <w:strike w:val="false"/>
-                <w:sz w:val="18"/>
-                <w:szCs w:val="18"/>
-                <w:color w:val="000000"/>
-              </w:rPr>
-            </w:pPr>
-            <w:r>
-              <w:rPr>
-                <w:rFonts w:ascii="Times New Roman" w:hAnsi="Times New Roman" w:eastAsia="Times New Roman" w:cs="Times New Roman"/>
-                <w:i w:val="false"/>
-                <w:b w:val="false"/>
-                <w:u w:val="none"/>
-                <w:strike w:val="false"/>
-                <w:sz w:val="18"/>
-                <w:szCs w:val="18"/>
+              <w:spacing w:after="40" w:before="40" w:line="240"/>
+              <w:ind w:left="100" w:right="100" w:firstLine="0" w:firstLineChars="0"/>
+              <w:rPr>
+                <w:rFonts w:ascii="Times New Roman" w:hAnsi="Times New Roman" w:eastAsia="Times New Roman" w:cs="Times New Roman"/>
+                <w:i w:val="false"/>
+                <w:b w:val="false"/>
+                <w:u w:val="none"/>
+                <w:strike w:val="false"/>
+                <w:sz w:val="20"/>
+                <w:szCs w:val="20"/>
+                <w:color w:val="000000"/>
+              </w:rPr>
+            </w:pPr>
+            <w:r>
+              <w:rPr>
+                <w:rFonts w:ascii="Times New Roman" w:hAnsi="Times New Roman" w:eastAsia="Times New Roman" w:cs="Times New Roman"/>
+                <w:i w:val="false"/>
+                <w:b w:val="false"/>
+                <w:u w:val="none"/>
+                <w:strike w:val="false"/>
+                <w:sz w:val="20"/>
+                <w:szCs w:val="20"/>
                 <w:color w:val="000000"/>
               </w:rPr>
               <w:t xml:space="preserve">1 (3%)</w:t>
@@ -3111,7 +3111,7 @@
                 <w:left w:val="none" w:sz="0" w:space="0" w:color="000000"/>
                 <w:right w:val="none" w:sz="0" w:space="0" w:color="000000"/>
               </w:pBdr>
-              <w:spacing w:after="20" w:before="20" w:line="240"/>
+              <w:spacing w:after="40" w:before="40" w:line="240"/>
               <w:ind w:left="100" w:right="100" w:firstLine="0" w:firstLineChars="0"/>
               <w:rPr>
                 <w:rFonts w:ascii="Times New Roman" w:hAnsi="Times New Roman" w:eastAsia="Times New Roman" w:cs="Times New Roman"/>
@@ -3119,8 +3119,8 @@
                 <w:b w:val="false"/>
                 <w:u w:val="none"/>
                 <w:strike w:val="false"/>
-                <w:sz w:val="18"/>
-                <w:szCs w:val="18"/>
+                <w:sz w:val="20"/>
+                <w:szCs w:val="20"/>
                 <w:color w:val="000000"/>
               </w:rPr>
             </w:pPr>
@@ -3131,8 +3131,8 @@
                 <w:b w:val="false"/>
                 <w:u w:val="none"/>
                 <w:strike w:val="false"/>
-                <w:sz w:val="18"/>
-                <w:szCs w:val="18"/>
+                <w:sz w:val="20"/>
+                <w:szCs w:val="20"/>
                 <w:color w:val="000000"/>
               </w:rPr>
               <w:t xml:space="preserve">  Lymfekreft</w:t>
@@ -3166,28 +3166,28 @@
                 <w:left w:val="none" w:sz="0" w:space="0" w:color="000000"/>
                 <w:right w:val="none" w:sz="0" w:space="0" w:color="000000"/>
               </w:pBdr>
-              <w:spacing w:after="20" w:before="20" w:line="240"/>
-              <w:ind w:left="100" w:right="100" w:firstLine="0" w:firstLineChars="0"/>
-              <w:rPr>
-                <w:rFonts w:ascii="Times New Roman" w:hAnsi="Times New Roman" w:eastAsia="Times New Roman" w:cs="Times New Roman"/>
-                <w:i w:val="false"/>
-                <w:b w:val="false"/>
-                <w:u w:val="none"/>
-                <w:strike w:val="false"/>
-                <w:sz w:val="18"/>
-                <w:szCs w:val="18"/>
-                <w:color w:val="000000"/>
-              </w:rPr>
-            </w:pPr>
-            <w:r>
-              <w:rPr>
-                <w:rFonts w:ascii="Times New Roman" w:hAnsi="Times New Roman" w:eastAsia="Times New Roman" w:cs="Times New Roman"/>
-                <w:i w:val="false"/>
-                <w:b w:val="false"/>
-                <w:u w:val="none"/>
-                <w:strike w:val="false"/>
-                <w:sz w:val="18"/>
-                <w:szCs w:val="18"/>
+              <w:spacing w:after="40" w:before="40" w:line="240"/>
+              <w:ind w:left="100" w:right="100" w:firstLine="0" w:firstLineChars="0"/>
+              <w:rPr>
+                <w:rFonts w:ascii="Times New Roman" w:hAnsi="Times New Roman" w:eastAsia="Times New Roman" w:cs="Times New Roman"/>
+                <w:i w:val="false"/>
+                <w:b w:val="false"/>
+                <w:u w:val="none"/>
+                <w:strike w:val="false"/>
+                <w:sz w:val="20"/>
+                <w:szCs w:val="20"/>
+                <w:color w:val="000000"/>
+              </w:rPr>
+            </w:pPr>
+            <w:r>
+              <w:rPr>
+                <w:rFonts w:ascii="Times New Roman" w:hAnsi="Times New Roman" w:eastAsia="Times New Roman" w:cs="Times New Roman"/>
+                <w:i w:val="false"/>
+                <w:b w:val="false"/>
+                <w:u w:val="none"/>
+                <w:strike w:val="false"/>
+                <w:sz w:val="20"/>
+                <w:szCs w:val="20"/>
                 <w:color w:val="000000"/>
               </w:rPr>
               <w:t xml:space="preserve">3 (18%)</w:t>
@@ -3221,28 +3221,28 @@
                 <w:left w:val="none" w:sz="0" w:space="0" w:color="000000"/>
                 <w:right w:val="none" w:sz="0" w:space="0" w:color="000000"/>
               </w:pBdr>
-              <w:spacing w:after="20" w:before="20" w:line="240"/>
-              <w:ind w:left="100" w:right="100" w:firstLine="0" w:firstLineChars="0"/>
-              <w:rPr>
-                <w:rFonts w:ascii="Times New Roman" w:hAnsi="Times New Roman" w:eastAsia="Times New Roman" w:cs="Times New Roman"/>
-                <w:i w:val="false"/>
-                <w:b w:val="false"/>
-                <w:u w:val="none"/>
-                <w:strike w:val="false"/>
-                <w:sz w:val="18"/>
-                <w:szCs w:val="18"/>
-                <w:color w:val="000000"/>
-              </w:rPr>
-            </w:pPr>
-            <w:r>
-              <w:rPr>
-                <w:rFonts w:ascii="Times New Roman" w:hAnsi="Times New Roman" w:eastAsia="Times New Roman" w:cs="Times New Roman"/>
-                <w:i w:val="false"/>
-                <w:b w:val="false"/>
-                <w:u w:val="none"/>
-                <w:strike w:val="false"/>
-                <w:sz w:val="18"/>
-                <w:szCs w:val="18"/>
+              <w:spacing w:after="40" w:before="40" w:line="240"/>
+              <w:ind w:left="100" w:right="100" w:firstLine="0" w:firstLineChars="0"/>
+              <w:rPr>
+                <w:rFonts w:ascii="Times New Roman" w:hAnsi="Times New Roman" w:eastAsia="Times New Roman" w:cs="Times New Roman"/>
+                <w:i w:val="false"/>
+                <w:b w:val="false"/>
+                <w:u w:val="none"/>
+                <w:strike w:val="false"/>
+                <w:sz w:val="20"/>
+                <w:szCs w:val="20"/>
+                <w:color w:val="000000"/>
+              </w:rPr>
+            </w:pPr>
+            <w:r>
+              <w:rPr>
+                <w:rFonts w:ascii="Times New Roman" w:hAnsi="Times New Roman" w:eastAsia="Times New Roman" w:cs="Times New Roman"/>
+                <w:i w:val="false"/>
+                <w:b w:val="false"/>
+                <w:u w:val="none"/>
+                <w:strike w:val="false"/>
+                <w:sz w:val="20"/>
+                <w:szCs w:val="20"/>
                 <w:color w:val="000000"/>
               </w:rPr>
               <w:t xml:space="preserve">2 (14%)</w:t>
@@ -3276,28 +3276,28 @@
                 <w:left w:val="none" w:sz="0" w:space="0" w:color="000000"/>
                 <w:right w:val="none" w:sz="0" w:space="0" w:color="000000"/>
               </w:pBdr>
-              <w:spacing w:after="20" w:before="20" w:line="240"/>
-              <w:ind w:left="100" w:right="100" w:firstLine="0" w:firstLineChars="0"/>
-              <w:rPr>
-                <w:rFonts w:ascii="Times New Roman" w:hAnsi="Times New Roman" w:eastAsia="Times New Roman" w:cs="Times New Roman"/>
-                <w:i w:val="false"/>
-                <w:b w:val="false"/>
-                <w:u w:val="none"/>
-                <w:strike w:val="false"/>
-                <w:sz w:val="18"/>
-                <w:szCs w:val="18"/>
-                <w:color w:val="000000"/>
-              </w:rPr>
-            </w:pPr>
-            <w:r>
-              <w:rPr>
-                <w:rFonts w:ascii="Times New Roman" w:hAnsi="Times New Roman" w:eastAsia="Times New Roman" w:cs="Times New Roman"/>
-                <w:i w:val="false"/>
-                <w:b w:val="false"/>
-                <w:u w:val="none"/>
-                <w:strike w:val="false"/>
-                <w:sz w:val="18"/>
-                <w:szCs w:val="18"/>
+              <w:spacing w:after="40" w:before="40" w:line="240"/>
+              <w:ind w:left="100" w:right="100" w:firstLine="0" w:firstLineChars="0"/>
+              <w:rPr>
+                <w:rFonts w:ascii="Times New Roman" w:hAnsi="Times New Roman" w:eastAsia="Times New Roman" w:cs="Times New Roman"/>
+                <w:i w:val="false"/>
+                <w:b w:val="false"/>
+                <w:u w:val="none"/>
+                <w:strike w:val="false"/>
+                <w:sz w:val="20"/>
+                <w:szCs w:val="20"/>
+                <w:color w:val="000000"/>
+              </w:rPr>
+            </w:pPr>
+            <w:r>
+              <w:rPr>
+                <w:rFonts w:ascii="Times New Roman" w:hAnsi="Times New Roman" w:eastAsia="Times New Roman" w:cs="Times New Roman"/>
+                <w:i w:val="false"/>
+                <w:b w:val="false"/>
+                <w:u w:val="none"/>
+                <w:strike w:val="false"/>
+                <w:sz w:val="20"/>
+                <w:szCs w:val="20"/>
                 <w:color w:val="000000"/>
               </w:rPr>
               <w:t xml:space="preserve">5 (16%)</w:t>
@@ -3336,7 +3336,7 @@
                 <w:left w:val="none" w:sz="0" w:space="0" w:color="000000"/>
                 <w:right w:val="none" w:sz="0" w:space="0" w:color="000000"/>
               </w:pBdr>
-              <w:spacing w:after="20" w:before="20" w:line="240"/>
+              <w:spacing w:after="40" w:before="40" w:line="240"/>
               <w:ind w:left="100" w:right="100" w:firstLine="0" w:firstLineChars="0"/>
               <w:rPr>
                 <w:rFonts w:ascii="Times New Roman" w:hAnsi="Times New Roman" w:eastAsia="Times New Roman" w:cs="Times New Roman"/>
@@ -3344,8 +3344,8 @@
                 <w:b w:val="false"/>
                 <w:u w:val="none"/>
                 <w:strike w:val="false"/>
-                <w:sz w:val="18"/>
-                <w:szCs w:val="18"/>
+                <w:sz w:val="20"/>
+                <w:szCs w:val="20"/>
                 <w:color w:val="000000"/>
               </w:rPr>
             </w:pPr>
@@ -3356,8 +3356,8 @@
                 <w:b w:val="false"/>
                 <w:u w:val="none"/>
                 <w:strike w:val="false"/>
-                <w:sz w:val="18"/>
-                <w:szCs w:val="18"/>
+                <w:sz w:val="20"/>
+                <w:szCs w:val="20"/>
                 <w:color w:val="000000"/>
               </w:rPr>
               <w:t xml:space="preserve">  Mage-tarmkreft</w:t>
@@ -3391,28 +3391,28 @@
                 <w:left w:val="none" w:sz="0" w:space="0" w:color="000000"/>
                 <w:right w:val="none" w:sz="0" w:space="0" w:color="000000"/>
               </w:pBdr>
-              <w:spacing w:after="20" w:before="20" w:line="240"/>
-              <w:ind w:left="100" w:right="100" w:firstLine="0" w:firstLineChars="0"/>
-              <w:rPr>
-                <w:rFonts w:ascii="Times New Roman" w:hAnsi="Times New Roman" w:eastAsia="Times New Roman" w:cs="Times New Roman"/>
-                <w:i w:val="false"/>
-                <w:b w:val="false"/>
-                <w:u w:val="none"/>
-                <w:strike w:val="false"/>
-                <w:sz w:val="18"/>
-                <w:szCs w:val="18"/>
-                <w:color w:val="000000"/>
-              </w:rPr>
-            </w:pPr>
-            <w:r>
-              <w:rPr>
-                <w:rFonts w:ascii="Times New Roman" w:hAnsi="Times New Roman" w:eastAsia="Times New Roman" w:cs="Times New Roman"/>
-                <w:i w:val="false"/>
-                <w:b w:val="false"/>
-                <w:u w:val="none"/>
-                <w:strike w:val="false"/>
-                <w:sz w:val="18"/>
-                <w:szCs w:val="18"/>
+              <w:spacing w:after="40" w:before="40" w:line="240"/>
+              <w:ind w:left="100" w:right="100" w:firstLine="0" w:firstLineChars="0"/>
+              <w:rPr>
+                <w:rFonts w:ascii="Times New Roman" w:hAnsi="Times New Roman" w:eastAsia="Times New Roman" w:cs="Times New Roman"/>
+                <w:i w:val="false"/>
+                <w:b w:val="false"/>
+                <w:u w:val="none"/>
+                <w:strike w:val="false"/>
+                <w:sz w:val="20"/>
+                <w:szCs w:val="20"/>
+                <w:color w:val="000000"/>
+              </w:rPr>
+            </w:pPr>
+            <w:r>
+              <w:rPr>
+                <w:rFonts w:ascii="Times New Roman" w:hAnsi="Times New Roman" w:eastAsia="Times New Roman" w:cs="Times New Roman"/>
+                <w:i w:val="false"/>
+                <w:b w:val="false"/>
+                <w:u w:val="none"/>
+                <w:strike w:val="false"/>
+                <w:sz w:val="20"/>
+                <w:szCs w:val="20"/>
                 <w:color w:val="000000"/>
               </w:rPr>
               <w:t xml:space="preserve">1 (6%)</w:t>
@@ -3446,28 +3446,28 @@
                 <w:left w:val="none" w:sz="0" w:space="0" w:color="000000"/>
                 <w:right w:val="none" w:sz="0" w:space="0" w:color="000000"/>
               </w:pBdr>
-              <w:spacing w:after="20" w:before="20" w:line="240"/>
-              <w:ind w:left="100" w:right="100" w:firstLine="0" w:firstLineChars="0"/>
-              <w:rPr>
-                <w:rFonts w:ascii="Times New Roman" w:hAnsi="Times New Roman" w:eastAsia="Times New Roman" w:cs="Times New Roman"/>
-                <w:i w:val="false"/>
-                <w:b w:val="false"/>
-                <w:u w:val="none"/>
-                <w:strike w:val="false"/>
-                <w:sz w:val="18"/>
-                <w:szCs w:val="18"/>
-                <w:color w:val="000000"/>
-              </w:rPr>
-            </w:pPr>
-            <w:r>
-              <w:rPr>
-                <w:rFonts w:ascii="Times New Roman" w:hAnsi="Times New Roman" w:eastAsia="Times New Roman" w:cs="Times New Roman"/>
-                <w:i w:val="false"/>
-                <w:b w:val="false"/>
-                <w:u w:val="none"/>
-                <w:strike w:val="false"/>
-                <w:sz w:val="18"/>
-                <w:szCs w:val="18"/>
+              <w:spacing w:after="40" w:before="40" w:line="240"/>
+              <w:ind w:left="100" w:right="100" w:firstLine="0" w:firstLineChars="0"/>
+              <w:rPr>
+                <w:rFonts w:ascii="Times New Roman" w:hAnsi="Times New Roman" w:eastAsia="Times New Roman" w:cs="Times New Roman"/>
+                <w:i w:val="false"/>
+                <w:b w:val="false"/>
+                <w:u w:val="none"/>
+                <w:strike w:val="false"/>
+                <w:sz w:val="20"/>
+                <w:szCs w:val="20"/>
+                <w:color w:val="000000"/>
+              </w:rPr>
+            </w:pPr>
+            <w:r>
+              <w:rPr>
+                <w:rFonts w:ascii="Times New Roman" w:hAnsi="Times New Roman" w:eastAsia="Times New Roman" w:cs="Times New Roman"/>
+                <w:i w:val="false"/>
+                <w:b w:val="false"/>
+                <w:u w:val="none"/>
+                <w:strike w:val="false"/>
+                <w:sz w:val="20"/>
+                <w:szCs w:val="20"/>
                 <w:color w:val="000000"/>
               </w:rPr>
               <w:t xml:space="preserve">1 (7%)</w:t>
@@ -3501,28 +3501,28 @@
                 <w:left w:val="none" w:sz="0" w:space="0" w:color="000000"/>
                 <w:right w:val="none" w:sz="0" w:space="0" w:color="000000"/>
               </w:pBdr>
-              <w:spacing w:after="20" w:before="20" w:line="240"/>
-              <w:ind w:left="100" w:right="100" w:firstLine="0" w:firstLineChars="0"/>
-              <w:rPr>
-                <w:rFonts w:ascii="Times New Roman" w:hAnsi="Times New Roman" w:eastAsia="Times New Roman" w:cs="Times New Roman"/>
-                <w:i w:val="false"/>
-                <w:b w:val="false"/>
-                <w:u w:val="none"/>
-                <w:strike w:val="false"/>
-                <w:sz w:val="18"/>
-                <w:szCs w:val="18"/>
-                <w:color w:val="000000"/>
-              </w:rPr>
-            </w:pPr>
-            <w:r>
-              <w:rPr>
-                <w:rFonts w:ascii="Times New Roman" w:hAnsi="Times New Roman" w:eastAsia="Times New Roman" w:cs="Times New Roman"/>
-                <w:i w:val="false"/>
-                <w:b w:val="false"/>
-                <w:u w:val="none"/>
-                <w:strike w:val="false"/>
-                <w:sz w:val="18"/>
-                <w:szCs w:val="18"/>
+              <w:spacing w:after="40" w:before="40" w:line="240"/>
+              <w:ind w:left="100" w:right="100" w:firstLine="0" w:firstLineChars="0"/>
+              <w:rPr>
+                <w:rFonts w:ascii="Times New Roman" w:hAnsi="Times New Roman" w:eastAsia="Times New Roman" w:cs="Times New Roman"/>
+                <w:i w:val="false"/>
+                <w:b w:val="false"/>
+                <w:u w:val="none"/>
+                <w:strike w:val="false"/>
+                <w:sz w:val="20"/>
+                <w:szCs w:val="20"/>
+                <w:color w:val="000000"/>
+              </w:rPr>
+            </w:pPr>
+            <w:r>
+              <w:rPr>
+                <w:rFonts w:ascii="Times New Roman" w:hAnsi="Times New Roman" w:eastAsia="Times New Roman" w:cs="Times New Roman"/>
+                <w:i w:val="false"/>
+                <w:b w:val="false"/>
+                <w:u w:val="none"/>
+                <w:strike w:val="false"/>
+                <w:sz w:val="20"/>
+                <w:szCs w:val="20"/>
                 <w:color w:val="000000"/>
               </w:rPr>
               <w:t xml:space="preserve">2 (6%)</w:t>
@@ -3561,7 +3561,7 @@
                 <w:left w:val="none" w:sz="0" w:space="0" w:color="000000"/>
                 <w:right w:val="none" w:sz="0" w:space="0" w:color="000000"/>
               </w:pBdr>
-              <w:spacing w:after="20" w:before="20" w:line="240"/>
+              <w:spacing w:after="40" w:before="40" w:line="240"/>
               <w:ind w:left="100" w:right="100" w:firstLine="0" w:firstLineChars="0"/>
               <w:rPr>
                 <w:rFonts w:ascii="Times New Roman" w:hAnsi="Times New Roman" w:eastAsia="Times New Roman" w:cs="Times New Roman"/>
@@ -3569,8 +3569,8 @@
                 <w:b w:val="false"/>
                 <w:u w:val="none"/>
                 <w:strike w:val="false"/>
-                <w:sz w:val="18"/>
-                <w:szCs w:val="18"/>
+                <w:sz w:val="20"/>
+                <w:szCs w:val="20"/>
                 <w:color w:val="000000"/>
               </w:rPr>
             </w:pPr>
@@ -3581,8 +3581,8 @@
                 <w:b w:val="false"/>
                 <w:u w:val="none"/>
                 <w:strike w:val="false"/>
-                <w:sz w:val="18"/>
-                <w:szCs w:val="18"/>
+                <w:sz w:val="20"/>
+                <w:szCs w:val="20"/>
                 <w:color w:val="000000"/>
               </w:rPr>
               <w:t xml:space="preserve">  Melanom</w:t>
@@ -3616,28 +3616,28 @@
                 <w:left w:val="none" w:sz="0" w:space="0" w:color="000000"/>
                 <w:right w:val="none" w:sz="0" w:space="0" w:color="000000"/>
               </w:pBdr>
-              <w:spacing w:after="20" w:before="20" w:line="240"/>
-              <w:ind w:left="100" w:right="100" w:firstLine="0" w:firstLineChars="0"/>
-              <w:rPr>
-                <w:rFonts w:ascii="Times New Roman" w:hAnsi="Times New Roman" w:eastAsia="Times New Roman" w:cs="Times New Roman"/>
-                <w:i w:val="false"/>
-                <w:b w:val="false"/>
-                <w:u w:val="none"/>
-                <w:strike w:val="false"/>
-                <w:sz w:val="18"/>
-                <w:szCs w:val="18"/>
-                <w:color w:val="000000"/>
-              </w:rPr>
-            </w:pPr>
-            <w:r>
-              <w:rPr>
-                <w:rFonts w:ascii="Times New Roman" w:hAnsi="Times New Roman" w:eastAsia="Times New Roman" w:cs="Times New Roman"/>
-                <w:i w:val="false"/>
-                <w:b w:val="false"/>
-                <w:u w:val="none"/>
-                <w:strike w:val="false"/>
-                <w:sz w:val="18"/>
-                <w:szCs w:val="18"/>
+              <w:spacing w:after="40" w:before="40" w:line="240"/>
+              <w:ind w:left="100" w:right="100" w:firstLine="0" w:firstLineChars="0"/>
+              <w:rPr>
+                <w:rFonts w:ascii="Times New Roman" w:hAnsi="Times New Roman" w:eastAsia="Times New Roman" w:cs="Times New Roman"/>
+                <w:i w:val="false"/>
+                <w:b w:val="false"/>
+                <w:u w:val="none"/>
+                <w:strike w:val="false"/>
+                <w:sz w:val="20"/>
+                <w:szCs w:val="20"/>
+                <w:color w:val="000000"/>
+              </w:rPr>
+            </w:pPr>
+            <w:r>
+              <w:rPr>
+                <w:rFonts w:ascii="Times New Roman" w:hAnsi="Times New Roman" w:eastAsia="Times New Roman" w:cs="Times New Roman"/>
+                <w:i w:val="false"/>
+                <w:b w:val="false"/>
+                <w:u w:val="none"/>
+                <w:strike w:val="false"/>
+                <w:sz w:val="20"/>
+                <w:szCs w:val="20"/>
                 <w:color w:val="000000"/>
               </w:rPr>
               <w:t xml:space="preserve">1 (6%)</w:t>
@@ -3671,28 +3671,28 @@
                 <w:left w:val="none" w:sz="0" w:space="0" w:color="000000"/>
                 <w:right w:val="none" w:sz="0" w:space="0" w:color="000000"/>
               </w:pBdr>
-              <w:spacing w:after="20" w:before="20" w:line="240"/>
-              <w:ind w:left="100" w:right="100" w:firstLine="0" w:firstLineChars="0"/>
-              <w:rPr>
-                <w:rFonts w:ascii="Times New Roman" w:hAnsi="Times New Roman" w:eastAsia="Times New Roman" w:cs="Times New Roman"/>
-                <w:i w:val="false"/>
-                <w:b w:val="false"/>
-                <w:u w:val="none"/>
-                <w:strike w:val="false"/>
-                <w:sz w:val="18"/>
-                <w:szCs w:val="18"/>
-                <w:color w:val="000000"/>
-              </w:rPr>
-            </w:pPr>
-            <w:r>
-              <w:rPr>
-                <w:rFonts w:ascii="Times New Roman" w:hAnsi="Times New Roman" w:eastAsia="Times New Roman" w:cs="Times New Roman"/>
-                <w:i w:val="false"/>
-                <w:b w:val="false"/>
-                <w:u w:val="none"/>
-                <w:strike w:val="false"/>
-                <w:sz w:val="18"/>
-                <w:szCs w:val="18"/>
+              <w:spacing w:after="40" w:before="40" w:line="240"/>
+              <w:ind w:left="100" w:right="100" w:firstLine="0" w:firstLineChars="0"/>
+              <w:rPr>
+                <w:rFonts w:ascii="Times New Roman" w:hAnsi="Times New Roman" w:eastAsia="Times New Roman" w:cs="Times New Roman"/>
+                <w:i w:val="false"/>
+                <w:b w:val="false"/>
+                <w:u w:val="none"/>
+                <w:strike w:val="false"/>
+                <w:sz w:val="20"/>
+                <w:szCs w:val="20"/>
+                <w:color w:val="000000"/>
+              </w:rPr>
+            </w:pPr>
+            <w:r>
+              <w:rPr>
+                <w:rFonts w:ascii="Times New Roman" w:hAnsi="Times New Roman" w:eastAsia="Times New Roman" w:cs="Times New Roman"/>
+                <w:i w:val="false"/>
+                <w:b w:val="false"/>
+                <w:u w:val="none"/>
+                <w:strike w:val="false"/>
+                <w:sz w:val="20"/>
+                <w:szCs w:val="20"/>
                 <w:color w:val="000000"/>
               </w:rPr>
               <w:t xml:space="preserve">0 (0%)</w:t>
@@ -3726,28 +3726,28 @@
                 <w:left w:val="none" w:sz="0" w:space="0" w:color="000000"/>
                 <w:right w:val="none" w:sz="0" w:space="0" w:color="000000"/>
               </w:pBdr>
-              <w:spacing w:after="20" w:before="20" w:line="240"/>
-              <w:ind w:left="100" w:right="100" w:firstLine="0" w:firstLineChars="0"/>
-              <w:rPr>
-                <w:rFonts w:ascii="Times New Roman" w:hAnsi="Times New Roman" w:eastAsia="Times New Roman" w:cs="Times New Roman"/>
-                <w:i w:val="false"/>
-                <w:b w:val="false"/>
-                <w:u w:val="none"/>
-                <w:strike w:val="false"/>
-                <w:sz w:val="18"/>
-                <w:szCs w:val="18"/>
-                <w:color w:val="000000"/>
-              </w:rPr>
-            </w:pPr>
-            <w:r>
-              <w:rPr>
-                <w:rFonts w:ascii="Times New Roman" w:hAnsi="Times New Roman" w:eastAsia="Times New Roman" w:cs="Times New Roman"/>
-                <w:i w:val="false"/>
-                <w:b w:val="false"/>
-                <w:u w:val="none"/>
-                <w:strike w:val="false"/>
-                <w:sz w:val="18"/>
-                <w:szCs w:val="18"/>
+              <w:spacing w:after="40" w:before="40" w:line="240"/>
+              <w:ind w:left="100" w:right="100" w:firstLine="0" w:firstLineChars="0"/>
+              <w:rPr>
+                <w:rFonts w:ascii="Times New Roman" w:hAnsi="Times New Roman" w:eastAsia="Times New Roman" w:cs="Times New Roman"/>
+                <w:i w:val="false"/>
+                <w:b w:val="false"/>
+                <w:u w:val="none"/>
+                <w:strike w:val="false"/>
+                <w:sz w:val="20"/>
+                <w:szCs w:val="20"/>
+                <w:color w:val="000000"/>
+              </w:rPr>
+            </w:pPr>
+            <w:r>
+              <w:rPr>
+                <w:rFonts w:ascii="Times New Roman" w:hAnsi="Times New Roman" w:eastAsia="Times New Roman" w:cs="Times New Roman"/>
+                <w:i w:val="false"/>
+                <w:b w:val="false"/>
+                <w:u w:val="none"/>
+                <w:strike w:val="false"/>
+                <w:sz w:val="20"/>
+                <w:szCs w:val="20"/>
                 <w:color w:val="000000"/>
               </w:rPr>
               <w:t xml:space="preserve">1 (3%)</w:t>
@@ -3786,7 +3786,7 @@
                 <w:left w:val="none" w:sz="0" w:space="0" w:color="000000"/>
                 <w:right w:val="none" w:sz="0" w:space="0" w:color="000000"/>
               </w:pBdr>
-              <w:spacing w:after="20" w:before="20" w:line="240"/>
+              <w:spacing w:after="40" w:before="40" w:line="240"/>
               <w:ind w:left="100" w:right="100" w:firstLine="0" w:firstLineChars="0"/>
               <w:rPr>
                 <w:rFonts w:ascii="Times New Roman" w:hAnsi="Times New Roman" w:eastAsia="Times New Roman" w:cs="Times New Roman"/>
@@ -3794,8 +3794,8 @@
                 <w:b w:val="false"/>
                 <w:u w:val="none"/>
                 <w:strike w:val="false"/>
-                <w:sz w:val="18"/>
-                <w:szCs w:val="18"/>
+                <w:sz w:val="20"/>
+                <w:szCs w:val="20"/>
                 <w:color w:val="000000"/>
               </w:rPr>
             </w:pPr>
@@ -3806,8 +3806,8 @@
                 <w:b w:val="false"/>
                 <w:u w:val="none"/>
                 <w:strike w:val="false"/>
-                <w:sz w:val="18"/>
-                <w:szCs w:val="18"/>
+                <w:sz w:val="20"/>
+                <w:szCs w:val="20"/>
                 <w:color w:val="000000"/>
               </w:rPr>
               <w:t xml:space="preserve">  Munn og svelg</w:t>
@@ -3841,28 +3841,28 @@
                 <w:left w:val="none" w:sz="0" w:space="0" w:color="000000"/>
                 <w:right w:val="none" w:sz="0" w:space="0" w:color="000000"/>
               </w:pBdr>
-              <w:spacing w:after="20" w:before="20" w:line="240"/>
-              <w:ind w:left="100" w:right="100" w:firstLine="0" w:firstLineChars="0"/>
-              <w:rPr>
-                <w:rFonts w:ascii="Times New Roman" w:hAnsi="Times New Roman" w:eastAsia="Times New Roman" w:cs="Times New Roman"/>
-                <w:i w:val="false"/>
-                <w:b w:val="false"/>
-                <w:u w:val="none"/>
-                <w:strike w:val="false"/>
-                <w:sz w:val="18"/>
-                <w:szCs w:val="18"/>
-                <w:color w:val="000000"/>
-              </w:rPr>
-            </w:pPr>
-            <w:r>
-              <w:rPr>
-                <w:rFonts w:ascii="Times New Roman" w:hAnsi="Times New Roman" w:eastAsia="Times New Roman" w:cs="Times New Roman"/>
-                <w:i w:val="false"/>
-                <w:b w:val="false"/>
-                <w:u w:val="none"/>
-                <w:strike w:val="false"/>
-                <w:sz w:val="18"/>
-                <w:szCs w:val="18"/>
+              <w:spacing w:after="40" w:before="40" w:line="240"/>
+              <w:ind w:left="100" w:right="100" w:firstLine="0" w:firstLineChars="0"/>
+              <w:rPr>
+                <w:rFonts w:ascii="Times New Roman" w:hAnsi="Times New Roman" w:eastAsia="Times New Roman" w:cs="Times New Roman"/>
+                <w:i w:val="false"/>
+                <w:b w:val="false"/>
+                <w:u w:val="none"/>
+                <w:strike w:val="false"/>
+                <w:sz w:val="20"/>
+                <w:szCs w:val="20"/>
+                <w:color w:val="000000"/>
+              </w:rPr>
+            </w:pPr>
+            <w:r>
+              <w:rPr>
+                <w:rFonts w:ascii="Times New Roman" w:hAnsi="Times New Roman" w:eastAsia="Times New Roman" w:cs="Times New Roman"/>
+                <w:i w:val="false"/>
+                <w:b w:val="false"/>
+                <w:u w:val="none"/>
+                <w:strike w:val="false"/>
+                <w:sz w:val="20"/>
+                <w:szCs w:val="20"/>
                 <w:color w:val="000000"/>
               </w:rPr>
               <w:t xml:space="preserve">1 (6%)</w:t>
@@ -3896,28 +3896,28 @@
                 <w:left w:val="none" w:sz="0" w:space="0" w:color="000000"/>
                 <w:right w:val="none" w:sz="0" w:space="0" w:color="000000"/>
               </w:pBdr>
-              <w:spacing w:after="20" w:before="20" w:line="240"/>
-              <w:ind w:left="100" w:right="100" w:firstLine="0" w:firstLineChars="0"/>
-              <w:rPr>
-                <w:rFonts w:ascii="Times New Roman" w:hAnsi="Times New Roman" w:eastAsia="Times New Roman" w:cs="Times New Roman"/>
-                <w:i w:val="false"/>
-                <w:b w:val="false"/>
-                <w:u w:val="none"/>
-                <w:strike w:val="false"/>
-                <w:sz w:val="18"/>
-                <w:szCs w:val="18"/>
-                <w:color w:val="000000"/>
-              </w:rPr>
-            </w:pPr>
-            <w:r>
-              <w:rPr>
-                <w:rFonts w:ascii="Times New Roman" w:hAnsi="Times New Roman" w:eastAsia="Times New Roman" w:cs="Times New Roman"/>
-                <w:i w:val="false"/>
-                <w:b w:val="false"/>
-                <w:u w:val="none"/>
-                <w:strike w:val="false"/>
-                <w:sz w:val="18"/>
-                <w:szCs w:val="18"/>
+              <w:spacing w:after="40" w:before="40" w:line="240"/>
+              <w:ind w:left="100" w:right="100" w:firstLine="0" w:firstLineChars="0"/>
+              <w:rPr>
+                <w:rFonts w:ascii="Times New Roman" w:hAnsi="Times New Roman" w:eastAsia="Times New Roman" w:cs="Times New Roman"/>
+                <w:i w:val="false"/>
+                <w:b w:val="false"/>
+                <w:u w:val="none"/>
+                <w:strike w:val="false"/>
+                <w:sz w:val="20"/>
+                <w:szCs w:val="20"/>
+                <w:color w:val="000000"/>
+              </w:rPr>
+            </w:pPr>
+            <w:r>
+              <w:rPr>
+                <w:rFonts w:ascii="Times New Roman" w:hAnsi="Times New Roman" w:eastAsia="Times New Roman" w:cs="Times New Roman"/>
+                <w:i w:val="false"/>
+                <w:b w:val="false"/>
+                <w:u w:val="none"/>
+                <w:strike w:val="false"/>
+                <w:sz w:val="20"/>
+                <w:szCs w:val="20"/>
                 <w:color w:val="000000"/>
               </w:rPr>
               <w:t xml:space="preserve">0 (0%)</w:t>
@@ -3951,28 +3951,28 @@
                 <w:left w:val="none" w:sz="0" w:space="0" w:color="000000"/>
                 <w:right w:val="none" w:sz="0" w:space="0" w:color="000000"/>
               </w:pBdr>
-              <w:spacing w:after="20" w:before="20" w:line="240"/>
-              <w:ind w:left="100" w:right="100" w:firstLine="0" w:firstLineChars="0"/>
-              <w:rPr>
-                <w:rFonts w:ascii="Times New Roman" w:hAnsi="Times New Roman" w:eastAsia="Times New Roman" w:cs="Times New Roman"/>
-                <w:i w:val="false"/>
-                <w:b w:val="false"/>
-                <w:u w:val="none"/>
-                <w:strike w:val="false"/>
-                <w:sz w:val="18"/>
-                <w:szCs w:val="18"/>
-                <w:color w:val="000000"/>
-              </w:rPr>
-            </w:pPr>
-            <w:r>
-              <w:rPr>
-                <w:rFonts w:ascii="Times New Roman" w:hAnsi="Times New Roman" w:eastAsia="Times New Roman" w:cs="Times New Roman"/>
-                <w:i w:val="false"/>
-                <w:b w:val="false"/>
-                <w:u w:val="none"/>
-                <w:strike w:val="false"/>
-                <w:sz w:val="18"/>
-                <w:szCs w:val="18"/>
+              <w:spacing w:after="40" w:before="40" w:line="240"/>
+              <w:ind w:left="100" w:right="100" w:firstLine="0" w:firstLineChars="0"/>
+              <w:rPr>
+                <w:rFonts w:ascii="Times New Roman" w:hAnsi="Times New Roman" w:eastAsia="Times New Roman" w:cs="Times New Roman"/>
+                <w:i w:val="false"/>
+                <w:b w:val="false"/>
+                <w:u w:val="none"/>
+                <w:strike w:val="false"/>
+                <w:sz w:val="20"/>
+                <w:szCs w:val="20"/>
+                <w:color w:val="000000"/>
+              </w:rPr>
+            </w:pPr>
+            <w:r>
+              <w:rPr>
+                <w:rFonts w:ascii="Times New Roman" w:hAnsi="Times New Roman" w:eastAsia="Times New Roman" w:cs="Times New Roman"/>
+                <w:i w:val="false"/>
+                <w:b w:val="false"/>
+                <w:u w:val="none"/>
+                <w:strike w:val="false"/>
+                <w:sz w:val="20"/>
+                <w:szCs w:val="20"/>
                 <w:color w:val="000000"/>
               </w:rPr>
               <w:t xml:space="preserve">1 (3%)</w:t>
@@ -4011,7 +4011,7 @@
                 <w:left w:val="none" w:sz="0" w:space="0" w:color="000000"/>
                 <w:right w:val="none" w:sz="0" w:space="0" w:color="000000"/>
               </w:pBdr>
-              <w:spacing w:after="20" w:before="20" w:line="240"/>
+              <w:spacing w:after="40" w:before="40" w:line="240"/>
               <w:ind w:left="100" w:right="100" w:firstLine="0" w:firstLineChars="0"/>
               <w:rPr>
                 <w:rFonts w:ascii="Times New Roman" w:hAnsi="Times New Roman" w:eastAsia="Times New Roman" w:cs="Times New Roman"/>
@@ -4019,8 +4019,8 @@
                 <w:b w:val="false"/>
                 <w:u w:val="none"/>
                 <w:strike w:val="false"/>
-                <w:sz w:val="18"/>
-                <w:szCs w:val="18"/>
+                <w:sz w:val="20"/>
+                <w:szCs w:val="20"/>
                 <w:color w:val="000000"/>
               </w:rPr>
             </w:pPr>
@@ -4031,8 +4031,8 @@
                 <w:b w:val="false"/>
                 <w:u w:val="none"/>
                 <w:strike w:val="false"/>
-                <w:sz w:val="18"/>
-                <w:szCs w:val="18"/>
+                <w:sz w:val="20"/>
+                <w:szCs w:val="20"/>
                 <w:color w:val="000000"/>
               </w:rPr>
               <w:t xml:space="preserve">  Prostata</w:t>
@@ -4066,28 +4066,28 @@
                 <w:left w:val="none" w:sz="0" w:space="0" w:color="000000"/>
                 <w:right w:val="none" w:sz="0" w:space="0" w:color="000000"/>
               </w:pBdr>
-              <w:spacing w:after="20" w:before="20" w:line="240"/>
-              <w:ind w:left="100" w:right="100" w:firstLine="0" w:firstLineChars="0"/>
-              <w:rPr>
-                <w:rFonts w:ascii="Times New Roman" w:hAnsi="Times New Roman" w:eastAsia="Times New Roman" w:cs="Times New Roman"/>
-                <w:i w:val="false"/>
-                <w:b w:val="false"/>
-                <w:u w:val="none"/>
-                <w:strike w:val="false"/>
-                <w:sz w:val="18"/>
-                <w:szCs w:val="18"/>
-                <w:color w:val="000000"/>
-              </w:rPr>
-            </w:pPr>
-            <w:r>
-              <w:rPr>
-                <w:rFonts w:ascii="Times New Roman" w:hAnsi="Times New Roman" w:eastAsia="Times New Roman" w:cs="Times New Roman"/>
-                <w:i w:val="false"/>
-                <w:b w:val="false"/>
-                <w:u w:val="none"/>
-                <w:strike w:val="false"/>
-                <w:sz w:val="18"/>
-                <w:szCs w:val="18"/>
+              <w:spacing w:after="40" w:before="40" w:line="240"/>
+              <w:ind w:left="100" w:right="100" w:firstLine="0" w:firstLineChars="0"/>
+              <w:rPr>
+                <w:rFonts w:ascii="Times New Roman" w:hAnsi="Times New Roman" w:eastAsia="Times New Roman" w:cs="Times New Roman"/>
+                <w:i w:val="false"/>
+                <w:b w:val="false"/>
+                <w:u w:val="none"/>
+                <w:strike w:val="false"/>
+                <w:sz w:val="20"/>
+                <w:szCs w:val="20"/>
+                <w:color w:val="000000"/>
+              </w:rPr>
+            </w:pPr>
+            <w:r>
+              <w:rPr>
+                <w:rFonts w:ascii="Times New Roman" w:hAnsi="Times New Roman" w:eastAsia="Times New Roman" w:cs="Times New Roman"/>
+                <w:i w:val="false"/>
+                <w:b w:val="false"/>
+                <w:u w:val="none"/>
+                <w:strike w:val="false"/>
+                <w:sz w:val="20"/>
+                <w:szCs w:val="20"/>
                 <w:color w:val="000000"/>
               </w:rPr>
               <w:t xml:space="preserve">1 (6%)</w:t>
@@ -4121,28 +4121,28 @@
                 <w:left w:val="none" w:sz="0" w:space="0" w:color="000000"/>
                 <w:right w:val="none" w:sz="0" w:space="0" w:color="000000"/>
               </w:pBdr>
-              <w:spacing w:after="20" w:before="20" w:line="240"/>
-              <w:ind w:left="100" w:right="100" w:firstLine="0" w:firstLineChars="0"/>
-              <w:rPr>
-                <w:rFonts w:ascii="Times New Roman" w:hAnsi="Times New Roman" w:eastAsia="Times New Roman" w:cs="Times New Roman"/>
-                <w:i w:val="false"/>
-                <w:b w:val="false"/>
-                <w:u w:val="none"/>
-                <w:strike w:val="false"/>
-                <w:sz w:val="18"/>
-                <w:szCs w:val="18"/>
-                <w:color w:val="000000"/>
-              </w:rPr>
-            </w:pPr>
-            <w:r>
-              <w:rPr>
-                <w:rFonts w:ascii="Times New Roman" w:hAnsi="Times New Roman" w:eastAsia="Times New Roman" w:cs="Times New Roman"/>
-                <w:i w:val="false"/>
-                <w:b w:val="false"/>
-                <w:u w:val="none"/>
-                <w:strike w:val="false"/>
-                <w:sz w:val="18"/>
-                <w:szCs w:val="18"/>
+              <w:spacing w:after="40" w:before="40" w:line="240"/>
+              <w:ind w:left="100" w:right="100" w:firstLine="0" w:firstLineChars="0"/>
+              <w:rPr>
+                <w:rFonts w:ascii="Times New Roman" w:hAnsi="Times New Roman" w:eastAsia="Times New Roman" w:cs="Times New Roman"/>
+                <w:i w:val="false"/>
+                <w:b w:val="false"/>
+                <w:u w:val="none"/>
+                <w:strike w:val="false"/>
+                <w:sz w:val="20"/>
+                <w:szCs w:val="20"/>
+                <w:color w:val="000000"/>
+              </w:rPr>
+            </w:pPr>
+            <w:r>
+              <w:rPr>
+                <w:rFonts w:ascii="Times New Roman" w:hAnsi="Times New Roman" w:eastAsia="Times New Roman" w:cs="Times New Roman"/>
+                <w:i w:val="false"/>
+                <w:b w:val="false"/>
+                <w:u w:val="none"/>
+                <w:strike w:val="false"/>
+                <w:sz w:val="20"/>
+                <w:szCs w:val="20"/>
                 <w:color w:val="000000"/>
               </w:rPr>
               <w:t xml:space="preserve">1 (7%)</w:t>
@@ -4176,28 +4176,28 @@
                 <w:left w:val="none" w:sz="0" w:space="0" w:color="000000"/>
                 <w:right w:val="none" w:sz="0" w:space="0" w:color="000000"/>
               </w:pBdr>
-              <w:spacing w:after="20" w:before="20" w:line="240"/>
-              <w:ind w:left="100" w:right="100" w:firstLine="0" w:firstLineChars="0"/>
-              <w:rPr>
-                <w:rFonts w:ascii="Times New Roman" w:hAnsi="Times New Roman" w:eastAsia="Times New Roman" w:cs="Times New Roman"/>
-                <w:i w:val="false"/>
-                <w:b w:val="false"/>
-                <w:u w:val="none"/>
-                <w:strike w:val="false"/>
-                <w:sz w:val="18"/>
-                <w:szCs w:val="18"/>
-                <w:color w:val="000000"/>
-              </w:rPr>
-            </w:pPr>
-            <w:r>
-              <w:rPr>
-                <w:rFonts w:ascii="Times New Roman" w:hAnsi="Times New Roman" w:eastAsia="Times New Roman" w:cs="Times New Roman"/>
-                <w:i w:val="false"/>
-                <w:b w:val="false"/>
-                <w:u w:val="none"/>
-                <w:strike w:val="false"/>
-                <w:sz w:val="18"/>
-                <w:szCs w:val="18"/>
+              <w:spacing w:after="40" w:before="40" w:line="240"/>
+              <w:ind w:left="100" w:right="100" w:firstLine="0" w:firstLineChars="0"/>
+              <w:rPr>
+                <w:rFonts w:ascii="Times New Roman" w:hAnsi="Times New Roman" w:eastAsia="Times New Roman" w:cs="Times New Roman"/>
+                <w:i w:val="false"/>
+                <w:b w:val="false"/>
+                <w:u w:val="none"/>
+                <w:strike w:val="false"/>
+                <w:sz w:val="20"/>
+                <w:szCs w:val="20"/>
+                <w:color w:val="000000"/>
+              </w:rPr>
+            </w:pPr>
+            <w:r>
+              <w:rPr>
+                <w:rFonts w:ascii="Times New Roman" w:hAnsi="Times New Roman" w:eastAsia="Times New Roman" w:cs="Times New Roman"/>
+                <w:i w:val="false"/>
+                <w:b w:val="false"/>
+                <w:u w:val="none"/>
+                <w:strike w:val="false"/>
+                <w:sz w:val="20"/>
+                <w:szCs w:val="20"/>
                 <w:color w:val="000000"/>
               </w:rPr>
               <w:t xml:space="preserve">2 (6%)</w:t>
@@ -4236,7 +4236,7 @@
                 <w:left w:val="none" w:sz="0" w:space="0" w:color="000000"/>
                 <w:right w:val="none" w:sz="0" w:space="0" w:color="000000"/>
               </w:pBdr>
-              <w:spacing w:after="20" w:before="20" w:line="240"/>
+              <w:spacing w:after="40" w:before="40" w:line="240"/>
               <w:ind w:left="100" w:right="100" w:firstLine="0" w:firstLineChars="0"/>
               <w:rPr>
                 <w:rFonts w:ascii="Times New Roman" w:hAnsi="Times New Roman" w:eastAsia="Times New Roman" w:cs="Times New Roman"/>
@@ -4244,8 +4244,8 @@
                 <w:b w:val="true"/>
                 <w:u w:val="none"/>
                 <w:strike w:val="false"/>
-                <w:sz w:val="18"/>
-                <w:szCs w:val="18"/>
+                <w:sz w:val="20"/>
+                <w:szCs w:val="20"/>
                 <w:color w:val="000000"/>
               </w:rPr>
             </w:pPr>
@@ -4256,11 +4256,11 @@
                 <w:b w:val="true"/>
                 <w:u w:val="none"/>
                 <w:strike w:val="false"/>
-                <w:sz w:val="18"/>
-                <w:szCs w:val="18"/>
-                <w:color w:val="000000"/>
-              </w:rPr>
-              <w:t xml:space="preserve">Behandlingstype, n (%)a</w:t>
+                <w:sz w:val="20"/>
+                <w:szCs w:val="20"/>
+                <w:color w:val="000000"/>
+              </w:rPr>
+              <w:t xml:space="preserve">Behandlingstype, n (%)¹</w:t>
             </w:r>
           </w:p>
         </w:tc>
@@ -4291,7 +4291,7 @@
                 <w:left w:val="none" w:sz="0" w:space="0" w:color="000000"/>
                 <w:right w:val="none" w:sz="0" w:space="0" w:color="000000"/>
               </w:pBdr>
-              <w:spacing w:after="20" w:before="20" w:line="240"/>
+              <w:spacing w:after="40" w:before="40" w:line="240"/>
               <w:ind w:left="100" w:right="100" w:firstLine="0" w:firstLineChars="0"/>
               <w:rPr>
                 <w:rFonts w:ascii="Times New Roman" w:hAnsi="Times New Roman" w:eastAsia="Times New Roman" w:cs="Times New Roman"/>
@@ -4299,8 +4299,8 @@
                 <w:b w:val="true"/>
                 <w:u w:val="none"/>
                 <w:strike w:val="false"/>
-                <w:sz w:val="18"/>
-                <w:szCs w:val="18"/>
+                <w:sz w:val="20"/>
+                <w:szCs w:val="20"/>
                 <w:color w:val="000000"/>
               </w:rPr>
             </w:pPr>
@@ -4311,8 +4311,8 @@
                 <w:b w:val="true"/>
                 <w:u w:val="none"/>
                 <w:strike w:val="false"/>
-                <w:sz w:val="18"/>
-                <w:szCs w:val="18"/>
+                <w:sz w:val="20"/>
+                <w:szCs w:val="20"/>
                 <w:color w:val="000000"/>
               </w:rPr>
               <w:t xml:space="preserve"/>
@@ -4346,7 +4346,7 @@
                 <w:left w:val="none" w:sz="0" w:space="0" w:color="000000"/>
                 <w:right w:val="none" w:sz="0" w:space="0" w:color="000000"/>
               </w:pBdr>
-              <w:spacing w:after="20" w:before="20" w:line="240"/>
+              <w:spacing w:after="40" w:before="40" w:line="240"/>
               <w:ind w:left="100" w:right="100" w:firstLine="0" w:firstLineChars="0"/>
               <w:rPr>
                 <w:rFonts w:ascii="Times New Roman" w:hAnsi="Times New Roman" w:eastAsia="Times New Roman" w:cs="Times New Roman"/>
@@ -4354,8 +4354,8 @@
                 <w:b w:val="true"/>
                 <w:u w:val="none"/>
                 <w:strike w:val="false"/>
-                <w:sz w:val="18"/>
-                <w:szCs w:val="18"/>
+                <w:sz w:val="20"/>
+                <w:szCs w:val="20"/>
                 <w:color w:val="000000"/>
               </w:rPr>
             </w:pPr>
@@ -4366,8 +4366,8 @@
                 <w:b w:val="true"/>
                 <w:u w:val="none"/>
                 <w:strike w:val="false"/>
-                <w:sz w:val="18"/>
-                <w:szCs w:val="18"/>
+                <w:sz w:val="20"/>
+                <w:szCs w:val="20"/>
                 <w:color w:val="000000"/>
               </w:rPr>
               <w:t xml:space="preserve"/>
@@ -4401,7 +4401,7 @@
                 <w:left w:val="none" w:sz="0" w:space="0" w:color="000000"/>
                 <w:right w:val="none" w:sz="0" w:space="0" w:color="000000"/>
               </w:pBdr>
-              <w:spacing w:after="20" w:before="20" w:line="240"/>
+              <w:spacing w:after="40" w:before="40" w:line="240"/>
               <w:ind w:left="100" w:right="100" w:firstLine="0" w:firstLineChars="0"/>
               <w:rPr>
                 <w:rFonts w:ascii="Times New Roman" w:hAnsi="Times New Roman" w:eastAsia="Times New Roman" w:cs="Times New Roman"/>
@@ -4409,8 +4409,8 @@
                 <w:b w:val="true"/>
                 <w:u w:val="none"/>
                 <w:strike w:val="false"/>
-                <w:sz w:val="18"/>
-                <w:szCs w:val="18"/>
+                <w:sz w:val="20"/>
+                <w:szCs w:val="20"/>
                 <w:color w:val="000000"/>
               </w:rPr>
             </w:pPr>
@@ -4421,8 +4421,8 @@
                 <w:b w:val="true"/>
                 <w:u w:val="none"/>
                 <w:strike w:val="false"/>
-                <w:sz w:val="18"/>
-                <w:szCs w:val="18"/>
+                <w:sz w:val="20"/>
+                <w:szCs w:val="20"/>
                 <w:color w:val="000000"/>
               </w:rPr>
               <w:t xml:space="preserve"/>
@@ -4461,7 +4461,7 @@
                 <w:left w:val="none" w:sz="0" w:space="0" w:color="000000"/>
                 <w:right w:val="none" w:sz="0" w:space="0" w:color="000000"/>
               </w:pBdr>
-              <w:spacing w:after="20" w:before="20" w:line="240"/>
+              <w:spacing w:after="40" w:before="40" w:line="240"/>
               <w:ind w:left="100" w:right="100" w:firstLine="0" w:firstLineChars="0"/>
               <w:rPr>
                 <w:rFonts w:ascii="Times New Roman" w:hAnsi="Times New Roman" w:eastAsia="Times New Roman" w:cs="Times New Roman"/>
@@ -4469,8 +4469,8 @@
                 <w:b w:val="false"/>
                 <w:u w:val="none"/>
                 <w:strike w:val="false"/>
-                <w:sz w:val="18"/>
-                <w:szCs w:val="18"/>
+                <w:sz w:val="20"/>
+                <w:szCs w:val="20"/>
                 <w:color w:val="000000"/>
               </w:rPr>
             </w:pPr>
@@ -4481,8 +4481,8 @@
                 <w:b w:val="false"/>
                 <w:u w:val="none"/>
                 <w:strike w:val="false"/>
-                <w:sz w:val="18"/>
-                <w:szCs w:val="18"/>
+                <w:sz w:val="20"/>
+                <w:szCs w:val="20"/>
                 <w:color w:val="000000"/>
               </w:rPr>
               <w:t xml:space="preserve">  Cellegift</w:t>
@@ -4516,28 +4516,28 @@
                 <w:left w:val="none" w:sz="0" w:space="0" w:color="000000"/>
                 <w:right w:val="none" w:sz="0" w:space="0" w:color="000000"/>
               </w:pBdr>
-              <w:spacing w:after="20" w:before="20" w:line="240"/>
-              <w:ind w:left="100" w:right="100" w:firstLine="0" w:firstLineChars="0"/>
-              <w:rPr>
-                <w:rFonts w:ascii="Times New Roman" w:hAnsi="Times New Roman" w:eastAsia="Times New Roman" w:cs="Times New Roman"/>
-                <w:i w:val="false"/>
-                <w:b w:val="false"/>
-                <w:u w:val="none"/>
-                <w:strike w:val="false"/>
-                <w:sz w:val="18"/>
-                <w:szCs w:val="18"/>
-                <w:color w:val="000000"/>
-              </w:rPr>
-            </w:pPr>
-            <w:r>
-              <w:rPr>
-                <w:rFonts w:ascii="Times New Roman" w:hAnsi="Times New Roman" w:eastAsia="Times New Roman" w:cs="Times New Roman"/>
-                <w:i w:val="false"/>
-                <w:b w:val="false"/>
-                <w:u w:val="none"/>
-                <w:strike w:val="false"/>
-                <w:sz w:val="18"/>
-                <w:szCs w:val="18"/>
+              <w:spacing w:after="40" w:before="40" w:line="240"/>
+              <w:ind w:left="100" w:right="100" w:firstLine="0" w:firstLineChars="0"/>
+              <w:rPr>
+                <w:rFonts w:ascii="Times New Roman" w:hAnsi="Times New Roman" w:eastAsia="Times New Roman" w:cs="Times New Roman"/>
+                <w:i w:val="false"/>
+                <w:b w:val="false"/>
+                <w:u w:val="none"/>
+                <w:strike w:val="false"/>
+                <w:sz w:val="20"/>
+                <w:szCs w:val="20"/>
+                <w:color w:val="000000"/>
+              </w:rPr>
+            </w:pPr>
+            <w:r>
+              <w:rPr>
+                <w:rFonts w:ascii="Times New Roman" w:hAnsi="Times New Roman" w:eastAsia="Times New Roman" w:cs="Times New Roman"/>
+                <w:i w:val="false"/>
+                <w:b w:val="false"/>
+                <w:u w:val="none"/>
+                <w:strike w:val="false"/>
+                <w:sz w:val="20"/>
+                <w:szCs w:val="20"/>
                 <w:color w:val="000000"/>
               </w:rPr>
               <w:t xml:space="preserve">12 (71%)</w:t>
@@ -4571,28 +4571,28 @@
                 <w:left w:val="none" w:sz="0" w:space="0" w:color="000000"/>
                 <w:right w:val="none" w:sz="0" w:space="0" w:color="000000"/>
               </w:pBdr>
-              <w:spacing w:after="20" w:before="20" w:line="240"/>
-              <w:ind w:left="100" w:right="100" w:firstLine="0" w:firstLineChars="0"/>
-              <w:rPr>
-                <w:rFonts w:ascii="Times New Roman" w:hAnsi="Times New Roman" w:eastAsia="Times New Roman" w:cs="Times New Roman"/>
-                <w:i w:val="false"/>
-                <w:b w:val="false"/>
-                <w:u w:val="none"/>
-                <w:strike w:val="false"/>
-                <w:sz w:val="18"/>
-                <w:szCs w:val="18"/>
-                <w:color w:val="000000"/>
-              </w:rPr>
-            </w:pPr>
-            <w:r>
-              <w:rPr>
-                <w:rFonts w:ascii="Times New Roman" w:hAnsi="Times New Roman" w:eastAsia="Times New Roman" w:cs="Times New Roman"/>
-                <w:i w:val="false"/>
-                <w:b w:val="false"/>
-                <w:u w:val="none"/>
-                <w:strike w:val="false"/>
-                <w:sz w:val="18"/>
-                <w:szCs w:val="18"/>
+              <w:spacing w:after="40" w:before="40" w:line="240"/>
+              <w:ind w:left="100" w:right="100" w:firstLine="0" w:firstLineChars="0"/>
+              <w:rPr>
+                <w:rFonts w:ascii="Times New Roman" w:hAnsi="Times New Roman" w:eastAsia="Times New Roman" w:cs="Times New Roman"/>
+                <w:i w:val="false"/>
+                <w:b w:val="false"/>
+                <w:u w:val="none"/>
+                <w:strike w:val="false"/>
+                <w:sz w:val="20"/>
+                <w:szCs w:val="20"/>
+                <w:color w:val="000000"/>
+              </w:rPr>
+            </w:pPr>
+            <w:r>
+              <w:rPr>
+                <w:rFonts w:ascii="Times New Roman" w:hAnsi="Times New Roman" w:eastAsia="Times New Roman" w:cs="Times New Roman"/>
+                <w:i w:val="false"/>
+                <w:b w:val="false"/>
+                <w:u w:val="none"/>
+                <w:strike w:val="false"/>
+                <w:sz w:val="20"/>
+                <w:szCs w:val="20"/>
                 <w:color w:val="000000"/>
               </w:rPr>
               <w:t xml:space="preserve">10 (71%)</w:t>
@@ -4626,28 +4626,28 @@
                 <w:left w:val="none" w:sz="0" w:space="0" w:color="000000"/>
                 <w:right w:val="none" w:sz="0" w:space="0" w:color="000000"/>
               </w:pBdr>
-              <w:spacing w:after="20" w:before="20" w:line="240"/>
-              <w:ind w:left="100" w:right="100" w:firstLine="0" w:firstLineChars="0"/>
-              <w:rPr>
-                <w:rFonts w:ascii="Times New Roman" w:hAnsi="Times New Roman" w:eastAsia="Times New Roman" w:cs="Times New Roman"/>
-                <w:i w:val="false"/>
-                <w:b w:val="false"/>
-                <w:u w:val="none"/>
-                <w:strike w:val="false"/>
-                <w:sz w:val="18"/>
-                <w:szCs w:val="18"/>
-                <w:color w:val="000000"/>
-              </w:rPr>
-            </w:pPr>
-            <w:r>
-              <w:rPr>
-                <w:rFonts w:ascii="Times New Roman" w:hAnsi="Times New Roman" w:eastAsia="Times New Roman" w:cs="Times New Roman"/>
-                <w:i w:val="false"/>
-                <w:b w:val="false"/>
-                <w:u w:val="none"/>
-                <w:strike w:val="false"/>
-                <w:sz w:val="18"/>
-                <w:szCs w:val="18"/>
+              <w:spacing w:after="40" w:before="40" w:line="240"/>
+              <w:ind w:left="100" w:right="100" w:firstLine="0" w:firstLineChars="0"/>
+              <w:rPr>
+                <w:rFonts w:ascii="Times New Roman" w:hAnsi="Times New Roman" w:eastAsia="Times New Roman" w:cs="Times New Roman"/>
+                <w:i w:val="false"/>
+                <w:b w:val="false"/>
+                <w:u w:val="none"/>
+                <w:strike w:val="false"/>
+                <w:sz w:val="20"/>
+                <w:szCs w:val="20"/>
+                <w:color w:val="000000"/>
+              </w:rPr>
+            </w:pPr>
+            <w:r>
+              <w:rPr>
+                <w:rFonts w:ascii="Times New Roman" w:hAnsi="Times New Roman" w:eastAsia="Times New Roman" w:cs="Times New Roman"/>
+                <w:i w:val="false"/>
+                <w:b w:val="false"/>
+                <w:u w:val="none"/>
+                <w:strike w:val="false"/>
+                <w:sz w:val="20"/>
+                <w:szCs w:val="20"/>
                 <w:color w:val="000000"/>
               </w:rPr>
               <w:t xml:space="preserve">22 (71%)</w:t>
@@ -4686,7 +4686,7 @@
                 <w:left w:val="none" w:sz="0" w:space="0" w:color="000000"/>
                 <w:right w:val="none" w:sz="0" w:space="0" w:color="000000"/>
               </w:pBdr>
-              <w:spacing w:after="20" w:before="20" w:line="240"/>
+              <w:spacing w:after="40" w:before="40" w:line="240"/>
               <w:ind w:left="100" w:right="100" w:firstLine="0" w:firstLineChars="0"/>
               <w:rPr>
                 <w:rFonts w:ascii="Times New Roman" w:hAnsi="Times New Roman" w:eastAsia="Times New Roman" w:cs="Times New Roman"/>
@@ -4694,8 +4694,8 @@
                 <w:b w:val="false"/>
                 <w:u w:val="none"/>
                 <w:strike w:val="false"/>
-                <w:sz w:val="18"/>
-                <w:szCs w:val="18"/>
+                <w:sz w:val="20"/>
+                <w:szCs w:val="20"/>
                 <w:color w:val="000000"/>
               </w:rPr>
             </w:pPr>
@@ -4706,8 +4706,8 @@
                 <w:b w:val="false"/>
                 <w:u w:val="none"/>
                 <w:strike w:val="false"/>
-                <w:sz w:val="18"/>
-                <w:szCs w:val="18"/>
+                <w:sz w:val="20"/>
+                <w:szCs w:val="20"/>
                 <w:color w:val="000000"/>
               </w:rPr>
               <w:t xml:space="preserve">  Stråling</w:t>
@@ -4741,28 +4741,28 @@
                 <w:left w:val="none" w:sz="0" w:space="0" w:color="000000"/>
                 <w:right w:val="none" w:sz="0" w:space="0" w:color="000000"/>
               </w:pBdr>
-              <w:spacing w:after="20" w:before="20" w:line="240"/>
-              <w:ind w:left="100" w:right="100" w:firstLine="0" w:firstLineChars="0"/>
-              <w:rPr>
-                <w:rFonts w:ascii="Times New Roman" w:hAnsi="Times New Roman" w:eastAsia="Times New Roman" w:cs="Times New Roman"/>
-                <w:i w:val="false"/>
-                <w:b w:val="false"/>
-                <w:u w:val="none"/>
-                <w:strike w:val="false"/>
-                <w:sz w:val="18"/>
-                <w:szCs w:val="18"/>
-                <w:color w:val="000000"/>
-              </w:rPr>
-            </w:pPr>
-            <w:r>
-              <w:rPr>
-                <w:rFonts w:ascii="Times New Roman" w:hAnsi="Times New Roman" w:eastAsia="Times New Roman" w:cs="Times New Roman"/>
-                <w:i w:val="false"/>
-                <w:b w:val="false"/>
-                <w:u w:val="none"/>
-                <w:strike w:val="false"/>
-                <w:sz w:val="18"/>
-                <w:szCs w:val="18"/>
+              <w:spacing w:after="40" w:before="40" w:line="240"/>
+              <w:ind w:left="100" w:right="100" w:firstLine="0" w:firstLineChars="0"/>
+              <w:rPr>
+                <w:rFonts w:ascii="Times New Roman" w:hAnsi="Times New Roman" w:eastAsia="Times New Roman" w:cs="Times New Roman"/>
+                <w:i w:val="false"/>
+                <w:b w:val="false"/>
+                <w:u w:val="none"/>
+                <w:strike w:val="false"/>
+                <w:sz w:val="20"/>
+                <w:szCs w:val="20"/>
+                <w:color w:val="000000"/>
+              </w:rPr>
+            </w:pPr>
+            <w:r>
+              <w:rPr>
+                <w:rFonts w:ascii="Times New Roman" w:hAnsi="Times New Roman" w:eastAsia="Times New Roman" w:cs="Times New Roman"/>
+                <w:i w:val="false"/>
+                <w:b w:val="false"/>
+                <w:u w:val="none"/>
+                <w:strike w:val="false"/>
+                <w:sz w:val="20"/>
+                <w:szCs w:val="20"/>
                 <w:color w:val="000000"/>
               </w:rPr>
               <w:t xml:space="preserve">8 (47%)</w:t>
@@ -4796,28 +4796,28 @@
                 <w:left w:val="none" w:sz="0" w:space="0" w:color="000000"/>
                 <w:right w:val="none" w:sz="0" w:space="0" w:color="000000"/>
               </w:pBdr>
-              <w:spacing w:after="20" w:before="20" w:line="240"/>
-              <w:ind w:left="100" w:right="100" w:firstLine="0" w:firstLineChars="0"/>
-              <w:rPr>
-                <w:rFonts w:ascii="Times New Roman" w:hAnsi="Times New Roman" w:eastAsia="Times New Roman" w:cs="Times New Roman"/>
-                <w:i w:val="false"/>
-                <w:b w:val="false"/>
-                <w:u w:val="none"/>
-                <w:strike w:val="false"/>
-                <w:sz w:val="18"/>
-                <w:szCs w:val="18"/>
-                <w:color w:val="000000"/>
-              </w:rPr>
-            </w:pPr>
-            <w:r>
-              <w:rPr>
-                <w:rFonts w:ascii="Times New Roman" w:hAnsi="Times New Roman" w:eastAsia="Times New Roman" w:cs="Times New Roman"/>
-                <w:i w:val="false"/>
-                <w:b w:val="false"/>
-                <w:u w:val="none"/>
-                <w:strike w:val="false"/>
-                <w:sz w:val="18"/>
-                <w:szCs w:val="18"/>
+              <w:spacing w:after="40" w:before="40" w:line="240"/>
+              <w:ind w:left="100" w:right="100" w:firstLine="0" w:firstLineChars="0"/>
+              <w:rPr>
+                <w:rFonts w:ascii="Times New Roman" w:hAnsi="Times New Roman" w:eastAsia="Times New Roman" w:cs="Times New Roman"/>
+                <w:i w:val="false"/>
+                <w:b w:val="false"/>
+                <w:u w:val="none"/>
+                <w:strike w:val="false"/>
+                <w:sz w:val="20"/>
+                <w:szCs w:val="20"/>
+                <w:color w:val="000000"/>
+              </w:rPr>
+            </w:pPr>
+            <w:r>
+              <w:rPr>
+                <w:rFonts w:ascii="Times New Roman" w:hAnsi="Times New Roman" w:eastAsia="Times New Roman" w:cs="Times New Roman"/>
+                <w:i w:val="false"/>
+                <w:b w:val="false"/>
+                <w:u w:val="none"/>
+                <w:strike w:val="false"/>
+                <w:sz w:val="20"/>
+                <w:szCs w:val="20"/>
                 <w:color w:val="000000"/>
               </w:rPr>
               <w:t xml:space="preserve">8 (57%)</w:t>
@@ -4851,28 +4851,28 @@
                 <w:left w:val="none" w:sz="0" w:space="0" w:color="000000"/>
                 <w:right w:val="none" w:sz="0" w:space="0" w:color="000000"/>
               </w:pBdr>
-              <w:spacing w:after="20" w:before="20" w:line="240"/>
-              <w:ind w:left="100" w:right="100" w:firstLine="0" w:firstLineChars="0"/>
-              <w:rPr>
-                <w:rFonts w:ascii="Times New Roman" w:hAnsi="Times New Roman" w:eastAsia="Times New Roman" w:cs="Times New Roman"/>
-                <w:i w:val="false"/>
-                <w:b w:val="false"/>
-                <w:u w:val="none"/>
-                <w:strike w:val="false"/>
-                <w:sz w:val="18"/>
-                <w:szCs w:val="18"/>
-                <w:color w:val="000000"/>
-              </w:rPr>
-            </w:pPr>
-            <w:r>
-              <w:rPr>
-                <w:rFonts w:ascii="Times New Roman" w:hAnsi="Times New Roman" w:eastAsia="Times New Roman" w:cs="Times New Roman"/>
-                <w:i w:val="false"/>
-                <w:b w:val="false"/>
-                <w:u w:val="none"/>
-                <w:strike w:val="false"/>
-                <w:sz w:val="18"/>
-                <w:szCs w:val="18"/>
+              <w:spacing w:after="40" w:before="40" w:line="240"/>
+              <w:ind w:left="100" w:right="100" w:firstLine="0" w:firstLineChars="0"/>
+              <w:rPr>
+                <w:rFonts w:ascii="Times New Roman" w:hAnsi="Times New Roman" w:eastAsia="Times New Roman" w:cs="Times New Roman"/>
+                <w:i w:val="false"/>
+                <w:b w:val="false"/>
+                <w:u w:val="none"/>
+                <w:strike w:val="false"/>
+                <w:sz w:val="20"/>
+                <w:szCs w:val="20"/>
+                <w:color w:val="000000"/>
+              </w:rPr>
+            </w:pPr>
+            <w:r>
+              <w:rPr>
+                <w:rFonts w:ascii="Times New Roman" w:hAnsi="Times New Roman" w:eastAsia="Times New Roman" w:cs="Times New Roman"/>
+                <w:i w:val="false"/>
+                <w:b w:val="false"/>
+                <w:u w:val="none"/>
+                <w:strike w:val="false"/>
+                <w:sz w:val="20"/>
+                <w:szCs w:val="20"/>
                 <w:color w:val="000000"/>
               </w:rPr>
               <w:t xml:space="preserve">16 (52%)</w:t>
@@ -4911,7 +4911,7 @@
                 <w:left w:val="none" w:sz="0" w:space="0" w:color="000000"/>
                 <w:right w:val="none" w:sz="0" w:space="0" w:color="000000"/>
               </w:pBdr>
-              <w:spacing w:after="20" w:before="20" w:line="240"/>
+              <w:spacing w:after="40" w:before="40" w:line="240"/>
               <w:ind w:left="100" w:right="100" w:firstLine="0" w:firstLineChars="0"/>
               <w:rPr>
                 <w:rFonts w:ascii="Times New Roman" w:hAnsi="Times New Roman" w:eastAsia="Times New Roman" w:cs="Times New Roman"/>
@@ -4919,8 +4919,8 @@
                 <w:b w:val="false"/>
                 <w:u w:val="none"/>
                 <w:strike w:val="false"/>
-                <w:sz w:val="18"/>
-                <w:szCs w:val="18"/>
+                <w:sz w:val="20"/>
+                <w:szCs w:val="20"/>
                 <w:color w:val="000000"/>
               </w:rPr>
             </w:pPr>
@@ -4931,8 +4931,8 @@
                 <w:b w:val="false"/>
                 <w:u w:val="none"/>
                 <w:strike w:val="false"/>
-                <w:sz w:val="18"/>
-                <w:szCs w:val="18"/>
+                <w:sz w:val="20"/>
+                <w:szCs w:val="20"/>
                 <w:color w:val="000000"/>
               </w:rPr>
               <w:t xml:space="preserve">  Immunterapi</w:t>
@@ -4966,28 +4966,28 @@
                 <w:left w:val="none" w:sz="0" w:space="0" w:color="000000"/>
                 <w:right w:val="none" w:sz="0" w:space="0" w:color="000000"/>
               </w:pBdr>
-              <w:spacing w:after="20" w:before="20" w:line="240"/>
-              <w:ind w:left="100" w:right="100" w:firstLine="0" w:firstLineChars="0"/>
-              <w:rPr>
-                <w:rFonts w:ascii="Times New Roman" w:hAnsi="Times New Roman" w:eastAsia="Times New Roman" w:cs="Times New Roman"/>
-                <w:i w:val="false"/>
-                <w:b w:val="false"/>
-                <w:u w:val="none"/>
-                <w:strike w:val="false"/>
-                <w:sz w:val="18"/>
-                <w:szCs w:val="18"/>
-                <w:color w:val="000000"/>
-              </w:rPr>
-            </w:pPr>
-            <w:r>
-              <w:rPr>
-                <w:rFonts w:ascii="Times New Roman" w:hAnsi="Times New Roman" w:eastAsia="Times New Roman" w:cs="Times New Roman"/>
-                <w:i w:val="false"/>
-                <w:b w:val="false"/>
-                <w:u w:val="none"/>
-                <w:strike w:val="false"/>
-                <w:sz w:val="18"/>
-                <w:szCs w:val="18"/>
+              <w:spacing w:after="40" w:before="40" w:line="240"/>
+              <w:ind w:left="100" w:right="100" w:firstLine="0" w:firstLineChars="0"/>
+              <w:rPr>
+                <w:rFonts w:ascii="Times New Roman" w:hAnsi="Times New Roman" w:eastAsia="Times New Roman" w:cs="Times New Roman"/>
+                <w:i w:val="false"/>
+                <w:b w:val="false"/>
+                <w:u w:val="none"/>
+                <w:strike w:val="false"/>
+                <w:sz w:val="20"/>
+                <w:szCs w:val="20"/>
+                <w:color w:val="000000"/>
+              </w:rPr>
+            </w:pPr>
+            <w:r>
+              <w:rPr>
+                <w:rFonts w:ascii="Times New Roman" w:hAnsi="Times New Roman" w:eastAsia="Times New Roman" w:cs="Times New Roman"/>
+                <w:i w:val="false"/>
+                <w:b w:val="false"/>
+                <w:u w:val="none"/>
+                <w:strike w:val="false"/>
+                <w:sz w:val="20"/>
+                <w:szCs w:val="20"/>
                 <w:color w:val="000000"/>
               </w:rPr>
               <w:t xml:space="preserve">5 (29%)</w:t>
@@ -5021,28 +5021,28 @@
                 <w:left w:val="none" w:sz="0" w:space="0" w:color="000000"/>
                 <w:right w:val="none" w:sz="0" w:space="0" w:color="000000"/>
               </w:pBdr>
-              <w:spacing w:after="20" w:before="20" w:line="240"/>
-              <w:ind w:left="100" w:right="100" w:firstLine="0" w:firstLineChars="0"/>
-              <w:rPr>
-                <w:rFonts w:ascii="Times New Roman" w:hAnsi="Times New Roman" w:eastAsia="Times New Roman" w:cs="Times New Roman"/>
-                <w:i w:val="false"/>
-                <w:b w:val="false"/>
-                <w:u w:val="none"/>
-                <w:strike w:val="false"/>
-                <w:sz w:val="18"/>
-                <w:szCs w:val="18"/>
-                <w:color w:val="000000"/>
-              </w:rPr>
-            </w:pPr>
-            <w:r>
-              <w:rPr>
-                <w:rFonts w:ascii="Times New Roman" w:hAnsi="Times New Roman" w:eastAsia="Times New Roman" w:cs="Times New Roman"/>
-                <w:i w:val="false"/>
-                <w:b w:val="false"/>
-                <w:u w:val="none"/>
-                <w:strike w:val="false"/>
-                <w:sz w:val="18"/>
-                <w:szCs w:val="18"/>
+              <w:spacing w:after="40" w:before="40" w:line="240"/>
+              <w:ind w:left="100" w:right="100" w:firstLine="0" w:firstLineChars="0"/>
+              <w:rPr>
+                <w:rFonts w:ascii="Times New Roman" w:hAnsi="Times New Roman" w:eastAsia="Times New Roman" w:cs="Times New Roman"/>
+                <w:i w:val="false"/>
+                <w:b w:val="false"/>
+                <w:u w:val="none"/>
+                <w:strike w:val="false"/>
+                <w:sz w:val="20"/>
+                <w:szCs w:val="20"/>
+                <w:color w:val="000000"/>
+              </w:rPr>
+            </w:pPr>
+            <w:r>
+              <w:rPr>
+                <w:rFonts w:ascii="Times New Roman" w:hAnsi="Times New Roman" w:eastAsia="Times New Roman" w:cs="Times New Roman"/>
+                <w:i w:val="false"/>
+                <w:b w:val="false"/>
+                <w:u w:val="none"/>
+                <w:strike w:val="false"/>
+                <w:sz w:val="20"/>
+                <w:szCs w:val="20"/>
                 <w:color w:val="000000"/>
               </w:rPr>
               <w:t xml:space="preserve">2 (14%)</w:t>
@@ -5076,28 +5076,28 @@
                 <w:left w:val="none" w:sz="0" w:space="0" w:color="000000"/>
                 <w:right w:val="none" w:sz="0" w:space="0" w:color="000000"/>
               </w:pBdr>
-              <w:spacing w:after="20" w:before="20" w:line="240"/>
-              <w:ind w:left="100" w:right="100" w:firstLine="0" w:firstLineChars="0"/>
-              <w:rPr>
-                <w:rFonts w:ascii="Times New Roman" w:hAnsi="Times New Roman" w:eastAsia="Times New Roman" w:cs="Times New Roman"/>
-                <w:i w:val="false"/>
-                <w:b w:val="false"/>
-                <w:u w:val="none"/>
-                <w:strike w:val="false"/>
-                <w:sz w:val="18"/>
-                <w:szCs w:val="18"/>
-                <w:color w:val="000000"/>
-              </w:rPr>
-            </w:pPr>
-            <w:r>
-              <w:rPr>
-                <w:rFonts w:ascii="Times New Roman" w:hAnsi="Times New Roman" w:eastAsia="Times New Roman" w:cs="Times New Roman"/>
-                <w:i w:val="false"/>
-                <w:b w:val="false"/>
-                <w:u w:val="none"/>
-                <w:strike w:val="false"/>
-                <w:sz w:val="18"/>
-                <w:szCs w:val="18"/>
+              <w:spacing w:after="40" w:before="40" w:line="240"/>
+              <w:ind w:left="100" w:right="100" w:firstLine="0" w:firstLineChars="0"/>
+              <w:rPr>
+                <w:rFonts w:ascii="Times New Roman" w:hAnsi="Times New Roman" w:eastAsia="Times New Roman" w:cs="Times New Roman"/>
+                <w:i w:val="false"/>
+                <w:b w:val="false"/>
+                <w:u w:val="none"/>
+                <w:strike w:val="false"/>
+                <w:sz w:val="20"/>
+                <w:szCs w:val="20"/>
+                <w:color w:val="000000"/>
+              </w:rPr>
+            </w:pPr>
+            <w:r>
+              <w:rPr>
+                <w:rFonts w:ascii="Times New Roman" w:hAnsi="Times New Roman" w:eastAsia="Times New Roman" w:cs="Times New Roman"/>
+                <w:i w:val="false"/>
+                <w:b w:val="false"/>
+                <w:u w:val="none"/>
+                <w:strike w:val="false"/>
+                <w:sz w:val="20"/>
+                <w:szCs w:val="20"/>
                 <w:color w:val="000000"/>
               </w:rPr>
               <w:t xml:space="preserve">7 (23%)</w:t>
@@ -5136,7 +5136,7 @@
                 <w:left w:val="none" w:sz="0" w:space="0" w:color="000000"/>
                 <w:right w:val="none" w:sz="0" w:space="0" w:color="000000"/>
               </w:pBdr>
-              <w:spacing w:after="20" w:before="20" w:line="240"/>
+              <w:spacing w:after="40" w:before="40" w:line="240"/>
               <w:ind w:left="100" w:right="100" w:firstLine="0" w:firstLineChars="0"/>
               <w:rPr>
                 <w:rFonts w:ascii="Times New Roman" w:hAnsi="Times New Roman" w:eastAsia="Times New Roman" w:cs="Times New Roman"/>
@@ -5144,8 +5144,8 @@
                 <w:b w:val="false"/>
                 <w:u w:val="none"/>
                 <w:strike w:val="false"/>
-                <w:sz w:val="18"/>
-                <w:szCs w:val="18"/>
+                <w:sz w:val="20"/>
+                <w:szCs w:val="20"/>
                 <w:color w:val="000000"/>
               </w:rPr>
             </w:pPr>
@@ -5156,8 +5156,8 @@
                 <w:b w:val="false"/>
                 <w:u w:val="none"/>
                 <w:strike w:val="false"/>
-                <w:sz w:val="18"/>
-                <w:szCs w:val="18"/>
+                <w:sz w:val="20"/>
+                <w:szCs w:val="20"/>
                 <w:color w:val="000000"/>
               </w:rPr>
               <w:t xml:space="preserve">  Kirurgi</w:t>
@@ -5191,28 +5191,28 @@
                 <w:left w:val="none" w:sz="0" w:space="0" w:color="000000"/>
                 <w:right w:val="none" w:sz="0" w:space="0" w:color="000000"/>
               </w:pBdr>
-              <w:spacing w:after="20" w:before="20" w:line="240"/>
-              <w:ind w:left="100" w:right="100" w:firstLine="0" w:firstLineChars="0"/>
-              <w:rPr>
-                <w:rFonts w:ascii="Times New Roman" w:hAnsi="Times New Roman" w:eastAsia="Times New Roman" w:cs="Times New Roman"/>
-                <w:i w:val="false"/>
-                <w:b w:val="false"/>
-                <w:u w:val="none"/>
-                <w:strike w:val="false"/>
-                <w:sz w:val="18"/>
-                <w:szCs w:val="18"/>
-                <w:color w:val="000000"/>
-              </w:rPr>
-            </w:pPr>
-            <w:r>
-              <w:rPr>
-                <w:rFonts w:ascii="Times New Roman" w:hAnsi="Times New Roman" w:eastAsia="Times New Roman" w:cs="Times New Roman"/>
-                <w:i w:val="false"/>
-                <w:b w:val="false"/>
-                <w:u w:val="none"/>
-                <w:strike w:val="false"/>
-                <w:sz w:val="18"/>
-                <w:szCs w:val="18"/>
+              <w:spacing w:after="40" w:before="40" w:line="240"/>
+              <w:ind w:left="100" w:right="100" w:firstLine="0" w:firstLineChars="0"/>
+              <w:rPr>
+                <w:rFonts w:ascii="Times New Roman" w:hAnsi="Times New Roman" w:eastAsia="Times New Roman" w:cs="Times New Roman"/>
+                <w:i w:val="false"/>
+                <w:b w:val="false"/>
+                <w:u w:val="none"/>
+                <w:strike w:val="false"/>
+                <w:sz w:val="20"/>
+                <w:szCs w:val="20"/>
+                <w:color w:val="000000"/>
+              </w:rPr>
+            </w:pPr>
+            <w:r>
+              <w:rPr>
+                <w:rFonts w:ascii="Times New Roman" w:hAnsi="Times New Roman" w:eastAsia="Times New Roman" w:cs="Times New Roman"/>
+                <w:i w:val="false"/>
+                <w:b w:val="false"/>
+                <w:u w:val="none"/>
+                <w:strike w:val="false"/>
+                <w:sz w:val="20"/>
+                <w:szCs w:val="20"/>
                 <w:color w:val="000000"/>
               </w:rPr>
               <w:t xml:space="preserve">7 (41%)</w:t>
@@ -5246,28 +5246,28 @@
                 <w:left w:val="none" w:sz="0" w:space="0" w:color="000000"/>
                 <w:right w:val="none" w:sz="0" w:space="0" w:color="000000"/>
               </w:pBdr>
-              <w:spacing w:after="20" w:before="20" w:line="240"/>
-              <w:ind w:left="100" w:right="100" w:firstLine="0" w:firstLineChars="0"/>
-              <w:rPr>
-                <w:rFonts w:ascii="Times New Roman" w:hAnsi="Times New Roman" w:eastAsia="Times New Roman" w:cs="Times New Roman"/>
-                <w:i w:val="false"/>
-                <w:b w:val="false"/>
-                <w:u w:val="none"/>
-                <w:strike w:val="false"/>
-                <w:sz w:val="18"/>
-                <w:szCs w:val="18"/>
-                <w:color w:val="000000"/>
-              </w:rPr>
-            </w:pPr>
-            <w:r>
-              <w:rPr>
-                <w:rFonts w:ascii="Times New Roman" w:hAnsi="Times New Roman" w:eastAsia="Times New Roman" w:cs="Times New Roman"/>
-                <w:i w:val="false"/>
-                <w:b w:val="false"/>
-                <w:u w:val="none"/>
-                <w:strike w:val="false"/>
-                <w:sz w:val="18"/>
-                <w:szCs w:val="18"/>
+              <w:spacing w:after="40" w:before="40" w:line="240"/>
+              <w:ind w:left="100" w:right="100" w:firstLine="0" w:firstLineChars="0"/>
+              <w:rPr>
+                <w:rFonts w:ascii="Times New Roman" w:hAnsi="Times New Roman" w:eastAsia="Times New Roman" w:cs="Times New Roman"/>
+                <w:i w:val="false"/>
+                <w:b w:val="false"/>
+                <w:u w:val="none"/>
+                <w:strike w:val="false"/>
+                <w:sz w:val="20"/>
+                <w:szCs w:val="20"/>
+                <w:color w:val="000000"/>
+              </w:rPr>
+            </w:pPr>
+            <w:r>
+              <w:rPr>
+                <w:rFonts w:ascii="Times New Roman" w:hAnsi="Times New Roman" w:eastAsia="Times New Roman" w:cs="Times New Roman"/>
+                <w:i w:val="false"/>
+                <w:b w:val="false"/>
+                <w:u w:val="none"/>
+                <w:strike w:val="false"/>
+                <w:sz w:val="20"/>
+                <w:szCs w:val="20"/>
                 <w:color w:val="000000"/>
               </w:rPr>
               <w:t xml:space="preserve">8 (57%)</w:t>
@@ -5301,28 +5301,28 @@
                 <w:left w:val="none" w:sz="0" w:space="0" w:color="000000"/>
                 <w:right w:val="none" w:sz="0" w:space="0" w:color="000000"/>
               </w:pBdr>
-              <w:spacing w:after="20" w:before="20" w:line="240"/>
-              <w:ind w:left="100" w:right="100" w:firstLine="0" w:firstLineChars="0"/>
-              <w:rPr>
-                <w:rFonts w:ascii="Times New Roman" w:hAnsi="Times New Roman" w:eastAsia="Times New Roman" w:cs="Times New Roman"/>
-                <w:i w:val="false"/>
-                <w:b w:val="false"/>
-                <w:u w:val="none"/>
-                <w:strike w:val="false"/>
-                <w:sz w:val="18"/>
-                <w:szCs w:val="18"/>
-                <w:color w:val="000000"/>
-              </w:rPr>
-            </w:pPr>
-            <w:r>
-              <w:rPr>
-                <w:rFonts w:ascii="Times New Roman" w:hAnsi="Times New Roman" w:eastAsia="Times New Roman" w:cs="Times New Roman"/>
-                <w:i w:val="false"/>
-                <w:b w:val="false"/>
-                <w:u w:val="none"/>
-                <w:strike w:val="false"/>
-                <w:sz w:val="18"/>
-                <w:szCs w:val="18"/>
+              <w:spacing w:after="40" w:before="40" w:line="240"/>
+              <w:ind w:left="100" w:right="100" w:firstLine="0" w:firstLineChars="0"/>
+              <w:rPr>
+                <w:rFonts w:ascii="Times New Roman" w:hAnsi="Times New Roman" w:eastAsia="Times New Roman" w:cs="Times New Roman"/>
+                <w:i w:val="false"/>
+                <w:b w:val="false"/>
+                <w:u w:val="none"/>
+                <w:strike w:val="false"/>
+                <w:sz w:val="20"/>
+                <w:szCs w:val="20"/>
+                <w:color w:val="000000"/>
+              </w:rPr>
+            </w:pPr>
+            <w:r>
+              <w:rPr>
+                <w:rFonts w:ascii="Times New Roman" w:hAnsi="Times New Roman" w:eastAsia="Times New Roman" w:cs="Times New Roman"/>
+                <w:i w:val="false"/>
+                <w:b w:val="false"/>
+                <w:u w:val="none"/>
+                <w:strike w:val="false"/>
+                <w:sz w:val="20"/>
+                <w:szCs w:val="20"/>
                 <w:color w:val="000000"/>
               </w:rPr>
               <w:t xml:space="preserve">15 (48%)</w:t>
@@ -5361,7 +5361,7 @@
                 <w:left w:val="none" w:sz="0" w:space="0" w:color="000000"/>
                 <w:right w:val="none" w:sz="0" w:space="0" w:color="000000"/>
               </w:pBdr>
-              <w:spacing w:after="20" w:before="20" w:line="240"/>
+              <w:spacing w:after="40" w:before="40" w:line="240"/>
               <w:ind w:left="100" w:right="100" w:firstLine="0" w:firstLineChars="0"/>
               <w:rPr>
                 <w:rFonts w:ascii="Times New Roman" w:hAnsi="Times New Roman" w:eastAsia="Times New Roman" w:cs="Times New Roman"/>
@@ -5369,8 +5369,8 @@
                 <w:b w:val="false"/>
                 <w:u w:val="none"/>
                 <w:strike w:val="false"/>
-                <w:sz w:val="18"/>
-                <w:szCs w:val="18"/>
+                <w:sz w:val="20"/>
+                <w:szCs w:val="20"/>
                 <w:color w:val="000000"/>
               </w:rPr>
             </w:pPr>
@@ -5381,8 +5381,8 @@
                 <w:b w:val="false"/>
                 <w:u w:val="none"/>
                 <w:strike w:val="false"/>
-                <w:sz w:val="18"/>
-                <w:szCs w:val="18"/>
+                <w:sz w:val="20"/>
+                <w:szCs w:val="20"/>
                 <w:color w:val="000000"/>
               </w:rPr>
               <w:t xml:space="preserve">  Stamcellebehandling</w:t>
@@ -5416,28 +5416,28 @@
                 <w:left w:val="none" w:sz="0" w:space="0" w:color="000000"/>
                 <w:right w:val="none" w:sz="0" w:space="0" w:color="000000"/>
               </w:pBdr>
-              <w:spacing w:after="20" w:before="20" w:line="240"/>
-              <w:ind w:left="100" w:right="100" w:firstLine="0" w:firstLineChars="0"/>
-              <w:rPr>
-                <w:rFonts w:ascii="Times New Roman" w:hAnsi="Times New Roman" w:eastAsia="Times New Roman" w:cs="Times New Roman"/>
-                <w:i w:val="false"/>
-                <w:b w:val="false"/>
-                <w:u w:val="none"/>
-                <w:strike w:val="false"/>
-                <w:sz w:val="18"/>
-                <w:szCs w:val="18"/>
-                <w:color w:val="000000"/>
-              </w:rPr>
-            </w:pPr>
-            <w:r>
-              <w:rPr>
-                <w:rFonts w:ascii="Times New Roman" w:hAnsi="Times New Roman" w:eastAsia="Times New Roman" w:cs="Times New Roman"/>
-                <w:i w:val="false"/>
-                <w:b w:val="false"/>
-                <w:u w:val="none"/>
-                <w:strike w:val="false"/>
-                <w:sz w:val="18"/>
-                <w:szCs w:val="18"/>
+              <w:spacing w:after="40" w:before="40" w:line="240"/>
+              <w:ind w:left="100" w:right="100" w:firstLine="0" w:firstLineChars="0"/>
+              <w:rPr>
+                <w:rFonts w:ascii="Times New Roman" w:hAnsi="Times New Roman" w:eastAsia="Times New Roman" w:cs="Times New Roman"/>
+                <w:i w:val="false"/>
+                <w:b w:val="false"/>
+                <w:u w:val="none"/>
+                <w:strike w:val="false"/>
+                <w:sz w:val="20"/>
+                <w:szCs w:val="20"/>
+                <w:color w:val="000000"/>
+              </w:rPr>
+            </w:pPr>
+            <w:r>
+              <w:rPr>
+                <w:rFonts w:ascii="Times New Roman" w:hAnsi="Times New Roman" w:eastAsia="Times New Roman" w:cs="Times New Roman"/>
+                <w:i w:val="false"/>
+                <w:b w:val="false"/>
+                <w:u w:val="none"/>
+                <w:strike w:val="false"/>
+                <w:sz w:val="20"/>
+                <w:szCs w:val="20"/>
                 <w:color w:val="000000"/>
               </w:rPr>
               <w:t xml:space="preserve">1 (6%)</w:t>
@@ -5471,28 +5471,28 @@
                 <w:left w:val="none" w:sz="0" w:space="0" w:color="000000"/>
                 <w:right w:val="none" w:sz="0" w:space="0" w:color="000000"/>
               </w:pBdr>
-              <w:spacing w:after="20" w:before="20" w:line="240"/>
-              <w:ind w:left="100" w:right="100" w:firstLine="0" w:firstLineChars="0"/>
-              <w:rPr>
-                <w:rFonts w:ascii="Times New Roman" w:hAnsi="Times New Roman" w:eastAsia="Times New Roman" w:cs="Times New Roman"/>
-                <w:i w:val="false"/>
-                <w:b w:val="false"/>
-                <w:u w:val="none"/>
-                <w:strike w:val="false"/>
-                <w:sz w:val="18"/>
-                <w:szCs w:val="18"/>
-                <w:color w:val="000000"/>
-              </w:rPr>
-            </w:pPr>
-            <w:r>
-              <w:rPr>
-                <w:rFonts w:ascii="Times New Roman" w:hAnsi="Times New Roman" w:eastAsia="Times New Roman" w:cs="Times New Roman"/>
-                <w:i w:val="false"/>
-                <w:b w:val="false"/>
-                <w:u w:val="none"/>
-                <w:strike w:val="false"/>
-                <w:sz w:val="18"/>
-                <w:szCs w:val="18"/>
+              <w:spacing w:after="40" w:before="40" w:line="240"/>
+              <w:ind w:left="100" w:right="100" w:firstLine="0" w:firstLineChars="0"/>
+              <w:rPr>
+                <w:rFonts w:ascii="Times New Roman" w:hAnsi="Times New Roman" w:eastAsia="Times New Roman" w:cs="Times New Roman"/>
+                <w:i w:val="false"/>
+                <w:b w:val="false"/>
+                <w:u w:val="none"/>
+                <w:strike w:val="false"/>
+                <w:sz w:val="20"/>
+                <w:szCs w:val="20"/>
+                <w:color w:val="000000"/>
+              </w:rPr>
+            </w:pPr>
+            <w:r>
+              <w:rPr>
+                <w:rFonts w:ascii="Times New Roman" w:hAnsi="Times New Roman" w:eastAsia="Times New Roman" w:cs="Times New Roman"/>
+                <w:i w:val="false"/>
+                <w:b w:val="false"/>
+                <w:u w:val="none"/>
+                <w:strike w:val="false"/>
+                <w:sz w:val="20"/>
+                <w:szCs w:val="20"/>
                 <w:color w:val="000000"/>
               </w:rPr>
               <w:t xml:space="preserve">0 (0%)</w:t>
@@ -5526,28 +5526,28 @@
                 <w:left w:val="none" w:sz="0" w:space="0" w:color="000000"/>
                 <w:right w:val="none" w:sz="0" w:space="0" w:color="000000"/>
               </w:pBdr>
-              <w:spacing w:after="20" w:before="20" w:line="240"/>
-              <w:ind w:left="100" w:right="100" w:firstLine="0" w:firstLineChars="0"/>
-              <w:rPr>
-                <w:rFonts w:ascii="Times New Roman" w:hAnsi="Times New Roman" w:eastAsia="Times New Roman" w:cs="Times New Roman"/>
-                <w:i w:val="false"/>
-                <w:b w:val="false"/>
-                <w:u w:val="none"/>
-                <w:strike w:val="false"/>
-                <w:sz w:val="18"/>
-                <w:szCs w:val="18"/>
-                <w:color w:val="000000"/>
-              </w:rPr>
-            </w:pPr>
-            <w:r>
-              <w:rPr>
-                <w:rFonts w:ascii="Times New Roman" w:hAnsi="Times New Roman" w:eastAsia="Times New Roman" w:cs="Times New Roman"/>
-                <w:i w:val="false"/>
-                <w:b w:val="false"/>
-                <w:u w:val="none"/>
-                <w:strike w:val="false"/>
-                <w:sz w:val="18"/>
-                <w:szCs w:val="18"/>
+              <w:spacing w:after="40" w:before="40" w:line="240"/>
+              <w:ind w:left="100" w:right="100" w:firstLine="0" w:firstLineChars="0"/>
+              <w:rPr>
+                <w:rFonts w:ascii="Times New Roman" w:hAnsi="Times New Roman" w:eastAsia="Times New Roman" w:cs="Times New Roman"/>
+                <w:i w:val="false"/>
+                <w:b w:val="false"/>
+                <w:u w:val="none"/>
+                <w:strike w:val="false"/>
+                <w:sz w:val="20"/>
+                <w:szCs w:val="20"/>
+                <w:color w:val="000000"/>
+              </w:rPr>
+            </w:pPr>
+            <w:r>
+              <w:rPr>
+                <w:rFonts w:ascii="Times New Roman" w:hAnsi="Times New Roman" w:eastAsia="Times New Roman" w:cs="Times New Roman"/>
+                <w:i w:val="false"/>
+                <w:b w:val="false"/>
+                <w:u w:val="none"/>
+                <w:strike w:val="false"/>
+                <w:sz w:val="20"/>
+                <w:szCs w:val="20"/>
                 <w:color w:val="000000"/>
               </w:rPr>
               <w:t xml:space="preserve">1 (3%)</w:t>
@@ -5586,7 +5586,7 @@
                 <w:left w:val="none" w:sz="0" w:space="0" w:color="000000"/>
                 <w:right w:val="none" w:sz="0" w:space="0" w:color="000000"/>
               </w:pBdr>
-              <w:spacing w:after="20" w:before="20" w:line="240"/>
+              <w:spacing w:after="40" w:before="40" w:line="240"/>
               <w:ind w:left="100" w:right="100" w:firstLine="0" w:firstLineChars="0"/>
               <w:rPr>
                 <w:rFonts w:ascii="Times New Roman" w:hAnsi="Times New Roman" w:eastAsia="Times New Roman" w:cs="Times New Roman"/>
@@ -5594,8 +5594,8 @@
                 <w:b w:val="false"/>
                 <w:u w:val="none"/>
                 <w:strike w:val="false"/>
-                <w:sz w:val="18"/>
-                <w:szCs w:val="18"/>
+                <w:sz w:val="20"/>
+                <w:szCs w:val="20"/>
                 <w:color w:val="000000"/>
               </w:rPr>
             </w:pPr>
@@ -5606,8 +5606,8 @@
                 <w:b w:val="false"/>
                 <w:u w:val="none"/>
                 <w:strike w:val="false"/>
-                <w:sz w:val="18"/>
-                <w:szCs w:val="18"/>
+                <w:sz w:val="20"/>
+                <w:szCs w:val="20"/>
                 <w:color w:val="000000"/>
               </w:rPr>
               <w:t xml:space="preserve">  Legemidler</w:t>
@@ -5641,28 +5641,28 @@
                 <w:left w:val="none" w:sz="0" w:space="0" w:color="000000"/>
                 <w:right w:val="none" w:sz="0" w:space="0" w:color="000000"/>
               </w:pBdr>
-              <w:spacing w:after="20" w:before="20" w:line="240"/>
-              <w:ind w:left="100" w:right="100" w:firstLine="0" w:firstLineChars="0"/>
-              <w:rPr>
-                <w:rFonts w:ascii="Times New Roman" w:hAnsi="Times New Roman" w:eastAsia="Times New Roman" w:cs="Times New Roman"/>
-                <w:i w:val="false"/>
-                <w:b w:val="false"/>
-                <w:u w:val="none"/>
-                <w:strike w:val="false"/>
-                <w:sz w:val="18"/>
-                <w:szCs w:val="18"/>
-                <w:color w:val="000000"/>
-              </w:rPr>
-            </w:pPr>
-            <w:r>
-              <w:rPr>
-                <w:rFonts w:ascii="Times New Roman" w:hAnsi="Times New Roman" w:eastAsia="Times New Roman" w:cs="Times New Roman"/>
-                <w:i w:val="false"/>
-                <w:b w:val="false"/>
-                <w:u w:val="none"/>
-                <w:strike w:val="false"/>
-                <w:sz w:val="18"/>
-                <w:szCs w:val="18"/>
+              <w:spacing w:after="40" w:before="40" w:line="240"/>
+              <w:ind w:left="100" w:right="100" w:firstLine="0" w:firstLineChars="0"/>
+              <w:rPr>
+                <w:rFonts w:ascii="Times New Roman" w:hAnsi="Times New Roman" w:eastAsia="Times New Roman" w:cs="Times New Roman"/>
+                <w:i w:val="false"/>
+                <w:b w:val="false"/>
+                <w:u w:val="none"/>
+                <w:strike w:val="false"/>
+                <w:sz w:val="20"/>
+                <w:szCs w:val="20"/>
+                <w:color w:val="000000"/>
+              </w:rPr>
+            </w:pPr>
+            <w:r>
+              <w:rPr>
+                <w:rFonts w:ascii="Times New Roman" w:hAnsi="Times New Roman" w:eastAsia="Times New Roman" w:cs="Times New Roman"/>
+                <w:i w:val="false"/>
+                <w:b w:val="false"/>
+                <w:u w:val="none"/>
+                <w:strike w:val="false"/>
+                <w:sz w:val="20"/>
+                <w:szCs w:val="20"/>
                 <w:color w:val="000000"/>
               </w:rPr>
               <w:t xml:space="preserve">2 (12%)</w:t>
@@ -5696,28 +5696,28 @@
                 <w:left w:val="none" w:sz="0" w:space="0" w:color="000000"/>
                 <w:right w:val="none" w:sz="0" w:space="0" w:color="000000"/>
               </w:pBdr>
-              <w:spacing w:after="20" w:before="20" w:line="240"/>
-              <w:ind w:left="100" w:right="100" w:firstLine="0" w:firstLineChars="0"/>
-              <w:rPr>
-                <w:rFonts w:ascii="Times New Roman" w:hAnsi="Times New Roman" w:eastAsia="Times New Roman" w:cs="Times New Roman"/>
-                <w:i w:val="false"/>
-                <w:b w:val="false"/>
-                <w:u w:val="none"/>
-                <w:strike w:val="false"/>
-                <w:sz w:val="18"/>
-                <w:szCs w:val="18"/>
-                <w:color w:val="000000"/>
-              </w:rPr>
-            </w:pPr>
-            <w:r>
-              <w:rPr>
-                <w:rFonts w:ascii="Times New Roman" w:hAnsi="Times New Roman" w:eastAsia="Times New Roman" w:cs="Times New Roman"/>
-                <w:i w:val="false"/>
-                <w:b w:val="false"/>
-                <w:u w:val="none"/>
-                <w:strike w:val="false"/>
-                <w:sz w:val="18"/>
-                <w:szCs w:val="18"/>
+              <w:spacing w:after="40" w:before="40" w:line="240"/>
+              <w:ind w:left="100" w:right="100" w:firstLine="0" w:firstLineChars="0"/>
+              <w:rPr>
+                <w:rFonts w:ascii="Times New Roman" w:hAnsi="Times New Roman" w:eastAsia="Times New Roman" w:cs="Times New Roman"/>
+                <w:i w:val="false"/>
+                <w:b w:val="false"/>
+                <w:u w:val="none"/>
+                <w:strike w:val="false"/>
+                <w:sz w:val="20"/>
+                <w:szCs w:val="20"/>
+                <w:color w:val="000000"/>
+              </w:rPr>
+            </w:pPr>
+            <w:r>
+              <w:rPr>
+                <w:rFonts w:ascii="Times New Roman" w:hAnsi="Times New Roman" w:eastAsia="Times New Roman" w:cs="Times New Roman"/>
+                <w:i w:val="false"/>
+                <w:b w:val="false"/>
+                <w:u w:val="none"/>
+                <w:strike w:val="false"/>
+                <w:sz w:val="20"/>
+                <w:szCs w:val="20"/>
                 <w:color w:val="000000"/>
               </w:rPr>
               <w:t xml:space="preserve">2 (14%)</w:t>
@@ -5751,28 +5751,28 @@
                 <w:left w:val="none" w:sz="0" w:space="0" w:color="000000"/>
                 <w:right w:val="none" w:sz="0" w:space="0" w:color="000000"/>
               </w:pBdr>
-              <w:spacing w:after="20" w:before="20" w:line="240"/>
-              <w:ind w:left="100" w:right="100" w:firstLine="0" w:firstLineChars="0"/>
-              <w:rPr>
-                <w:rFonts w:ascii="Times New Roman" w:hAnsi="Times New Roman" w:eastAsia="Times New Roman" w:cs="Times New Roman"/>
-                <w:i w:val="false"/>
-                <w:b w:val="false"/>
-                <w:u w:val="none"/>
-                <w:strike w:val="false"/>
-                <w:sz w:val="18"/>
-                <w:szCs w:val="18"/>
-                <w:color w:val="000000"/>
-              </w:rPr>
-            </w:pPr>
-            <w:r>
-              <w:rPr>
-                <w:rFonts w:ascii="Times New Roman" w:hAnsi="Times New Roman" w:eastAsia="Times New Roman" w:cs="Times New Roman"/>
-                <w:i w:val="false"/>
-                <w:b w:val="false"/>
-                <w:u w:val="none"/>
-                <w:strike w:val="false"/>
-                <w:sz w:val="18"/>
-                <w:szCs w:val="18"/>
+              <w:spacing w:after="40" w:before="40" w:line="240"/>
+              <w:ind w:left="100" w:right="100" w:firstLine="0" w:firstLineChars="0"/>
+              <w:rPr>
+                <w:rFonts w:ascii="Times New Roman" w:hAnsi="Times New Roman" w:eastAsia="Times New Roman" w:cs="Times New Roman"/>
+                <w:i w:val="false"/>
+                <w:b w:val="false"/>
+                <w:u w:val="none"/>
+                <w:strike w:val="false"/>
+                <w:sz w:val="20"/>
+                <w:szCs w:val="20"/>
+                <w:color w:val="000000"/>
+              </w:rPr>
+            </w:pPr>
+            <w:r>
+              <w:rPr>
+                <w:rFonts w:ascii="Times New Roman" w:hAnsi="Times New Roman" w:eastAsia="Times New Roman" w:cs="Times New Roman"/>
+                <w:i w:val="false"/>
+                <w:b w:val="false"/>
+                <w:u w:val="none"/>
+                <w:strike w:val="false"/>
+                <w:sz w:val="20"/>
+                <w:szCs w:val="20"/>
                 <w:color w:val="000000"/>
               </w:rPr>
               <w:t xml:space="preserve">4 (13%)</w:t>
@@ -5787,7 +5787,7 @@
         <w:tc>
           <w:tcPr>
             <w:tcBorders>
-              <w:bottom w:val="single" w:sz="4" w:space="0" w:color="999999"/>
+              <w:bottom w:val="none" w:sz="0" w:space="0" w:color="000000"/>
               <w:top w:val="none" w:sz="0" w:space="0" w:color="000000"/>
               <w:left w:val="none" w:sz="0" w:space="0" w:color="000000"/>
               <w:right w:val="none" w:sz="0" w:space="0" w:color="000000"/>
@@ -5811,7 +5811,7 @@
                 <w:left w:val="none" w:sz="0" w:space="0" w:color="000000"/>
                 <w:right w:val="none" w:sz="0" w:space="0" w:color="000000"/>
               </w:pBdr>
-              <w:spacing w:after="20" w:before="20" w:line="240"/>
+              <w:spacing w:after="40" w:before="40" w:line="240"/>
               <w:ind w:left="100" w:right="100" w:firstLine="0" w:firstLineChars="0"/>
               <w:rPr>
                 <w:rFonts w:ascii="Times New Roman" w:hAnsi="Times New Roman" w:eastAsia="Times New Roman" w:cs="Times New Roman"/>
@@ -5819,8 +5819,8 @@
                 <w:b w:val="false"/>
                 <w:u w:val="none"/>
                 <w:strike w:val="false"/>
-                <w:sz w:val="18"/>
-                <w:szCs w:val="18"/>
+                <w:sz w:val="20"/>
+                <w:szCs w:val="20"/>
                 <w:color w:val="000000"/>
               </w:rPr>
             </w:pPr>
@@ -5831,8 +5831,8 @@
                 <w:b w:val="false"/>
                 <w:u w:val="none"/>
                 <w:strike w:val="false"/>
-                <w:sz w:val="18"/>
-                <w:szCs w:val="18"/>
+                <w:sz w:val="20"/>
+                <w:szCs w:val="20"/>
                 <w:color w:val="000000"/>
               </w:rPr>
               <w:t xml:space="preserve">  Annet</w:t>
@@ -5842,52 +5842,52 @@
         <w:tc>
           <w:tcPr>
             <w:tcBorders>
-              <w:bottom w:val="single" w:sz="4" w:space="0" w:color="999999"/>
-              <w:top w:val="none" w:sz="0" w:space="0" w:color="000000"/>
-              <w:left w:val="none" w:sz="0" w:space="0" w:color="000000"/>
-              <w:right w:val="none" w:sz="0" w:space="0" w:color="000000"/>
-            </w:tcBorders>
-            <w:shd w:val="clear" w:color="auto" w:fill="FFFFFF"/>
-            <w:tcMar>
-              <w:top w:w="0" w:type="dxa"/>
-              <w:bottom w:w="0" w:type="dxa"/>
-              <w:left w:w="0" w:type="dxa"/>
-              <w:right w:w="0" w:type="dxa"/>
-            </w:tcMar>
-            <w:vAlign w:val="center"/>
-          </w:tcPr>
-          <w:p>
-            <w:pPr>
-              <w:pStyle w:val="Normal"/>
-              <w:jc w:val="center"/>
-              <w:pBdr>
-                <w:bottom w:val="none" w:sz="0" w:space="0" w:color="000000"/>
-                <w:top w:val="none" w:sz="0" w:space="0" w:color="000000"/>
-                <w:left w:val="none" w:sz="0" w:space="0" w:color="000000"/>
-                <w:right w:val="none" w:sz="0" w:space="0" w:color="000000"/>
-              </w:pBdr>
-              <w:spacing w:after="20" w:before="20" w:line="240"/>
-              <w:ind w:left="100" w:right="100" w:firstLine="0" w:firstLineChars="0"/>
-              <w:rPr>
-                <w:rFonts w:ascii="Times New Roman" w:hAnsi="Times New Roman" w:eastAsia="Times New Roman" w:cs="Times New Roman"/>
-                <w:i w:val="false"/>
-                <w:b w:val="false"/>
-                <w:u w:val="none"/>
-                <w:strike w:val="false"/>
-                <w:sz w:val="18"/>
-                <w:szCs w:val="18"/>
-                <w:color w:val="000000"/>
-              </w:rPr>
-            </w:pPr>
-            <w:r>
-              <w:rPr>
-                <w:rFonts w:ascii="Times New Roman" w:hAnsi="Times New Roman" w:eastAsia="Times New Roman" w:cs="Times New Roman"/>
-                <w:i w:val="false"/>
-                <w:b w:val="false"/>
-                <w:u w:val="none"/>
-                <w:strike w:val="false"/>
-                <w:sz w:val="18"/>
-                <w:szCs w:val="18"/>
+              <w:bottom w:val="none" w:sz="0" w:space="0" w:color="000000"/>
+              <w:top w:val="none" w:sz="0" w:space="0" w:color="000000"/>
+              <w:left w:val="none" w:sz="0" w:space="0" w:color="000000"/>
+              <w:right w:val="none" w:sz="0" w:space="0" w:color="000000"/>
+            </w:tcBorders>
+            <w:shd w:val="clear" w:color="auto" w:fill="FFFFFF"/>
+            <w:tcMar>
+              <w:top w:w="0" w:type="dxa"/>
+              <w:bottom w:w="0" w:type="dxa"/>
+              <w:left w:w="0" w:type="dxa"/>
+              <w:right w:w="0" w:type="dxa"/>
+            </w:tcMar>
+            <w:vAlign w:val="center"/>
+          </w:tcPr>
+          <w:p>
+            <w:pPr>
+              <w:pStyle w:val="Normal"/>
+              <w:jc w:val="center"/>
+              <w:pBdr>
+                <w:bottom w:val="none" w:sz="0" w:space="0" w:color="000000"/>
+                <w:top w:val="none" w:sz="0" w:space="0" w:color="000000"/>
+                <w:left w:val="none" w:sz="0" w:space="0" w:color="000000"/>
+                <w:right w:val="none" w:sz="0" w:space="0" w:color="000000"/>
+              </w:pBdr>
+              <w:spacing w:after="40" w:before="40" w:line="240"/>
+              <w:ind w:left="100" w:right="100" w:firstLine="0" w:firstLineChars="0"/>
+              <w:rPr>
+                <w:rFonts w:ascii="Times New Roman" w:hAnsi="Times New Roman" w:eastAsia="Times New Roman" w:cs="Times New Roman"/>
+                <w:i w:val="false"/>
+                <w:b w:val="false"/>
+                <w:u w:val="none"/>
+                <w:strike w:val="false"/>
+                <w:sz w:val="20"/>
+                <w:szCs w:val="20"/>
+                <w:color w:val="000000"/>
+              </w:rPr>
+            </w:pPr>
+            <w:r>
+              <w:rPr>
+                <w:rFonts w:ascii="Times New Roman" w:hAnsi="Times New Roman" w:eastAsia="Times New Roman" w:cs="Times New Roman"/>
+                <w:i w:val="false"/>
+                <w:b w:val="false"/>
+                <w:u w:val="none"/>
+                <w:strike w:val="false"/>
+                <w:sz w:val="20"/>
+                <w:szCs w:val="20"/>
                 <w:color w:val="000000"/>
               </w:rPr>
               <w:t xml:space="preserve">1 (6%)</w:t>
@@ -5897,52 +5897,52 @@
         <w:tc>
           <w:tcPr>
             <w:tcBorders>
-              <w:bottom w:val="single" w:sz="4" w:space="0" w:color="999999"/>
-              <w:top w:val="none" w:sz="0" w:space="0" w:color="000000"/>
-              <w:left w:val="none" w:sz="0" w:space="0" w:color="000000"/>
-              <w:right w:val="none" w:sz="0" w:space="0" w:color="000000"/>
-            </w:tcBorders>
-            <w:shd w:val="clear" w:color="auto" w:fill="FFFFFF"/>
-            <w:tcMar>
-              <w:top w:w="0" w:type="dxa"/>
-              <w:bottom w:w="0" w:type="dxa"/>
-              <w:left w:w="0" w:type="dxa"/>
-              <w:right w:w="0" w:type="dxa"/>
-            </w:tcMar>
-            <w:vAlign w:val="center"/>
-          </w:tcPr>
-          <w:p>
-            <w:pPr>
-              <w:pStyle w:val="Normal"/>
-              <w:jc w:val="center"/>
-              <w:pBdr>
-                <w:bottom w:val="none" w:sz="0" w:space="0" w:color="000000"/>
-                <w:top w:val="none" w:sz="0" w:space="0" w:color="000000"/>
-                <w:left w:val="none" w:sz="0" w:space="0" w:color="000000"/>
-                <w:right w:val="none" w:sz="0" w:space="0" w:color="000000"/>
-              </w:pBdr>
-              <w:spacing w:after="20" w:before="20" w:line="240"/>
-              <w:ind w:left="100" w:right="100" w:firstLine="0" w:firstLineChars="0"/>
-              <w:rPr>
-                <w:rFonts w:ascii="Times New Roman" w:hAnsi="Times New Roman" w:eastAsia="Times New Roman" w:cs="Times New Roman"/>
-                <w:i w:val="false"/>
-                <w:b w:val="false"/>
-                <w:u w:val="none"/>
-                <w:strike w:val="false"/>
-                <w:sz w:val="18"/>
-                <w:szCs w:val="18"/>
-                <w:color w:val="000000"/>
-              </w:rPr>
-            </w:pPr>
-            <w:r>
-              <w:rPr>
-                <w:rFonts w:ascii="Times New Roman" w:hAnsi="Times New Roman" w:eastAsia="Times New Roman" w:cs="Times New Roman"/>
-                <w:i w:val="false"/>
-                <w:b w:val="false"/>
-                <w:u w:val="none"/>
-                <w:strike w:val="false"/>
-                <w:sz w:val="18"/>
-                <w:szCs w:val="18"/>
+              <w:bottom w:val="none" w:sz="0" w:space="0" w:color="000000"/>
+              <w:top w:val="none" w:sz="0" w:space="0" w:color="000000"/>
+              <w:left w:val="none" w:sz="0" w:space="0" w:color="000000"/>
+              <w:right w:val="none" w:sz="0" w:space="0" w:color="000000"/>
+            </w:tcBorders>
+            <w:shd w:val="clear" w:color="auto" w:fill="FFFFFF"/>
+            <w:tcMar>
+              <w:top w:w="0" w:type="dxa"/>
+              <w:bottom w:w="0" w:type="dxa"/>
+              <w:left w:w="0" w:type="dxa"/>
+              <w:right w:w="0" w:type="dxa"/>
+            </w:tcMar>
+            <w:vAlign w:val="center"/>
+          </w:tcPr>
+          <w:p>
+            <w:pPr>
+              <w:pStyle w:val="Normal"/>
+              <w:jc w:val="center"/>
+              <w:pBdr>
+                <w:bottom w:val="none" w:sz="0" w:space="0" w:color="000000"/>
+                <w:top w:val="none" w:sz="0" w:space="0" w:color="000000"/>
+                <w:left w:val="none" w:sz="0" w:space="0" w:color="000000"/>
+                <w:right w:val="none" w:sz="0" w:space="0" w:color="000000"/>
+              </w:pBdr>
+              <w:spacing w:after="40" w:before="40" w:line="240"/>
+              <w:ind w:left="100" w:right="100" w:firstLine="0" w:firstLineChars="0"/>
+              <w:rPr>
+                <w:rFonts w:ascii="Times New Roman" w:hAnsi="Times New Roman" w:eastAsia="Times New Roman" w:cs="Times New Roman"/>
+                <w:i w:val="false"/>
+                <w:b w:val="false"/>
+                <w:u w:val="none"/>
+                <w:strike w:val="false"/>
+                <w:sz w:val="20"/>
+                <w:szCs w:val="20"/>
+                <w:color w:val="000000"/>
+              </w:rPr>
+            </w:pPr>
+            <w:r>
+              <w:rPr>
+                <w:rFonts w:ascii="Times New Roman" w:hAnsi="Times New Roman" w:eastAsia="Times New Roman" w:cs="Times New Roman"/>
+                <w:i w:val="false"/>
+                <w:b w:val="false"/>
+                <w:u w:val="none"/>
+                <w:strike w:val="false"/>
+                <w:sz w:val="20"/>
+                <w:szCs w:val="20"/>
                 <w:color w:val="000000"/>
               </w:rPr>
               <w:t xml:space="preserve">0 (0%)</w:t>
@@ -5952,52 +5952,52 @@
         <w:tc>
           <w:tcPr>
             <w:tcBorders>
-              <w:bottom w:val="single" w:sz="4" w:space="0" w:color="999999"/>
-              <w:top w:val="none" w:sz="0" w:space="0" w:color="000000"/>
-              <w:left w:val="none" w:sz="0" w:space="0" w:color="000000"/>
-              <w:right w:val="none" w:sz="0" w:space="0" w:color="000000"/>
-            </w:tcBorders>
-            <w:shd w:val="clear" w:color="auto" w:fill="FFFFFF"/>
-            <w:tcMar>
-              <w:top w:w="0" w:type="dxa"/>
-              <w:bottom w:w="0" w:type="dxa"/>
-              <w:left w:w="0" w:type="dxa"/>
-              <w:right w:w="0" w:type="dxa"/>
-            </w:tcMar>
-            <w:vAlign w:val="center"/>
-          </w:tcPr>
-          <w:p>
-            <w:pPr>
-              <w:pStyle w:val="Normal"/>
-              <w:jc w:val="center"/>
-              <w:pBdr>
-                <w:bottom w:val="none" w:sz="0" w:space="0" w:color="000000"/>
-                <w:top w:val="none" w:sz="0" w:space="0" w:color="000000"/>
-                <w:left w:val="none" w:sz="0" w:space="0" w:color="000000"/>
-                <w:right w:val="none" w:sz="0" w:space="0" w:color="000000"/>
-              </w:pBdr>
-              <w:spacing w:after="20" w:before="20" w:line="240"/>
-              <w:ind w:left="100" w:right="100" w:firstLine="0" w:firstLineChars="0"/>
-              <w:rPr>
-                <w:rFonts w:ascii="Times New Roman" w:hAnsi="Times New Roman" w:eastAsia="Times New Roman" w:cs="Times New Roman"/>
-                <w:i w:val="false"/>
-                <w:b w:val="false"/>
-                <w:u w:val="none"/>
-                <w:strike w:val="false"/>
-                <w:sz w:val="18"/>
-                <w:szCs w:val="18"/>
-                <w:color w:val="000000"/>
-              </w:rPr>
-            </w:pPr>
-            <w:r>
-              <w:rPr>
-                <w:rFonts w:ascii="Times New Roman" w:hAnsi="Times New Roman" w:eastAsia="Times New Roman" w:cs="Times New Roman"/>
-                <w:i w:val="false"/>
-                <w:b w:val="false"/>
-                <w:u w:val="none"/>
-                <w:strike w:val="false"/>
-                <w:sz w:val="18"/>
-                <w:szCs w:val="18"/>
+              <w:bottom w:val="none" w:sz="0" w:space="0" w:color="000000"/>
+              <w:top w:val="none" w:sz="0" w:space="0" w:color="000000"/>
+              <w:left w:val="none" w:sz="0" w:space="0" w:color="000000"/>
+              <w:right w:val="none" w:sz="0" w:space="0" w:color="000000"/>
+            </w:tcBorders>
+            <w:shd w:val="clear" w:color="auto" w:fill="FFFFFF"/>
+            <w:tcMar>
+              <w:top w:w="0" w:type="dxa"/>
+              <w:bottom w:w="0" w:type="dxa"/>
+              <w:left w:w="0" w:type="dxa"/>
+              <w:right w:w="0" w:type="dxa"/>
+            </w:tcMar>
+            <w:vAlign w:val="center"/>
+          </w:tcPr>
+          <w:p>
+            <w:pPr>
+              <w:pStyle w:val="Normal"/>
+              <w:jc w:val="center"/>
+              <w:pBdr>
+                <w:bottom w:val="none" w:sz="0" w:space="0" w:color="000000"/>
+                <w:top w:val="none" w:sz="0" w:space="0" w:color="000000"/>
+                <w:left w:val="none" w:sz="0" w:space="0" w:color="000000"/>
+                <w:right w:val="none" w:sz="0" w:space="0" w:color="000000"/>
+              </w:pBdr>
+              <w:spacing w:after="40" w:before="40" w:line="240"/>
+              <w:ind w:left="100" w:right="100" w:firstLine="0" w:firstLineChars="0"/>
+              <w:rPr>
+                <w:rFonts w:ascii="Times New Roman" w:hAnsi="Times New Roman" w:eastAsia="Times New Roman" w:cs="Times New Roman"/>
+                <w:i w:val="false"/>
+                <w:b w:val="false"/>
+                <w:u w:val="none"/>
+                <w:strike w:val="false"/>
+                <w:sz w:val="20"/>
+                <w:szCs w:val="20"/>
+                <w:color w:val="000000"/>
+              </w:rPr>
+            </w:pPr>
+            <w:r>
+              <w:rPr>
+                <w:rFonts w:ascii="Times New Roman" w:hAnsi="Times New Roman" w:eastAsia="Times New Roman" w:cs="Times New Roman"/>
+                <w:i w:val="false"/>
+                <w:b w:val="false"/>
+                <w:u w:val="none"/>
+                <w:strike w:val="false"/>
+                <w:sz w:val="20"/>
+                <w:szCs w:val="20"/>
                 <w:color w:val="000000"/>
               </w:rPr>
               <w:t xml:space="preserve">1 (3%)</w:t>
@@ -6012,8 +6012,8 @@
         <w:tc>
           <w:tcPr>
             <w:tcBorders>
-              <w:bottom w:val="none" w:sz="0" w:space="0" w:color="000000"/>
-              <w:top w:val="single" w:sz="4" w:space="0" w:color="999999"/>
+              <w:bottom w:val="single" w:sz="4" w:space="0" w:color="999999"/>
+              <w:top w:val="none" w:sz="0" w:space="0" w:color="000000"/>
               <w:left w:val="none" w:sz="0" w:space="0" w:color="000000"/>
               <w:right w:val="none" w:sz="0" w:space="0" w:color="000000"/>
             </w:tcBorders>
@@ -6036,28 +6036,28 @@
                 <w:left w:val="none" w:sz="0" w:space="0" w:color="000000"/>
                 <w:right w:val="none" w:sz="0" w:space="0" w:color="000000"/>
               </w:pBdr>
-              <w:spacing w:after="20" w:before="20" w:line="240"/>
-              <w:ind w:left="100" w:right="100" w:firstLine="0" w:firstLineChars="0"/>
-              <w:rPr>
-                <w:rFonts w:ascii="Times New Roman" w:hAnsi="Times New Roman" w:eastAsia="Times New Roman" w:cs="Times New Roman"/>
-                <w:i w:val="false"/>
-                <w:b w:val="false"/>
-                <w:u w:val="none"/>
-                <w:strike w:val="false"/>
-                <w:sz w:val="18"/>
-                <w:szCs w:val="18"/>
-                <w:color w:val="000000"/>
-              </w:rPr>
-            </w:pPr>
-            <w:r>
-              <w:rPr>
-                <w:rFonts w:ascii="Times New Roman" w:hAnsi="Times New Roman" w:eastAsia="Times New Roman" w:cs="Times New Roman"/>
-                <w:i w:val="false"/>
-                <w:b w:val="false"/>
-                <w:u w:val="none"/>
-                <w:strike w:val="false"/>
-                <w:sz w:val="18"/>
-                <w:szCs w:val="18"/>
+              <w:spacing w:after="40" w:before="40" w:line="240"/>
+              <w:ind w:left="100" w:right="100" w:firstLine="0" w:firstLineChars="0"/>
+              <w:rPr>
+                <w:rFonts w:ascii="Times New Roman" w:hAnsi="Times New Roman" w:eastAsia="Times New Roman" w:cs="Times New Roman"/>
+                <w:i w:val="false"/>
+                <w:b w:val="false"/>
+                <w:u w:val="none"/>
+                <w:strike w:val="false"/>
+                <w:sz w:val="20"/>
+                <w:szCs w:val="20"/>
+                <w:color w:val="000000"/>
+              </w:rPr>
+            </w:pPr>
+            <w:r>
+              <w:rPr>
+                <w:rFonts w:ascii="Times New Roman" w:hAnsi="Times New Roman" w:eastAsia="Times New Roman" w:cs="Times New Roman"/>
+                <w:i w:val="false"/>
+                <w:b w:val="false"/>
+                <w:u w:val="none"/>
+                <w:strike w:val="false"/>
+                <w:sz w:val="20"/>
+                <w:szCs w:val="20"/>
                 <w:color w:val="000000"/>
               </w:rPr>
               <w:t xml:space="preserve">Dager siden siste behandling, gj.snitt (SD)</w:t>
@@ -6067,52 +6067,52 @@
         <w:tc>
           <w:tcPr>
             <w:tcBorders>
-              <w:bottom w:val="none" w:sz="0" w:space="0" w:color="000000"/>
-              <w:top w:val="single" w:sz="4" w:space="0" w:color="999999"/>
-              <w:left w:val="none" w:sz="0" w:space="0" w:color="000000"/>
-              <w:right w:val="none" w:sz="0" w:space="0" w:color="000000"/>
-            </w:tcBorders>
-            <w:shd w:val="clear" w:color="auto" w:fill="FFFFFF"/>
-            <w:tcMar>
-              <w:top w:w="0" w:type="dxa"/>
-              <w:bottom w:w="0" w:type="dxa"/>
-              <w:left w:w="0" w:type="dxa"/>
-              <w:right w:w="0" w:type="dxa"/>
-            </w:tcMar>
-            <w:vAlign w:val="center"/>
-          </w:tcPr>
-          <w:p>
-            <w:pPr>
-              <w:pStyle w:val="Normal"/>
-              <w:jc w:val="center"/>
-              <w:pBdr>
-                <w:bottom w:val="none" w:sz="0" w:space="0" w:color="000000"/>
-                <w:top w:val="none" w:sz="0" w:space="0" w:color="000000"/>
-                <w:left w:val="none" w:sz="0" w:space="0" w:color="000000"/>
-                <w:right w:val="none" w:sz="0" w:space="0" w:color="000000"/>
-              </w:pBdr>
-              <w:spacing w:after="20" w:before="20" w:line="240"/>
-              <w:ind w:left="100" w:right="100" w:firstLine="0" w:firstLineChars="0"/>
-              <w:rPr>
-                <w:rFonts w:ascii="Times New Roman" w:hAnsi="Times New Roman" w:eastAsia="Times New Roman" w:cs="Times New Roman"/>
-                <w:i w:val="false"/>
-                <w:b w:val="false"/>
-                <w:u w:val="none"/>
-                <w:strike w:val="false"/>
-                <w:sz w:val="18"/>
-                <w:szCs w:val="18"/>
-                <w:color w:val="000000"/>
-              </w:rPr>
-            </w:pPr>
-            <w:r>
-              <w:rPr>
-                <w:rFonts w:ascii="Times New Roman" w:hAnsi="Times New Roman" w:eastAsia="Times New Roman" w:cs="Times New Roman"/>
-                <w:i w:val="false"/>
-                <w:b w:val="false"/>
-                <w:u w:val="none"/>
-                <w:strike w:val="false"/>
-                <w:sz w:val="18"/>
-                <w:szCs w:val="18"/>
+              <w:bottom w:val="single" w:sz="4" w:space="0" w:color="999999"/>
+              <w:top w:val="none" w:sz="0" w:space="0" w:color="000000"/>
+              <w:left w:val="none" w:sz="0" w:space="0" w:color="000000"/>
+              <w:right w:val="none" w:sz="0" w:space="0" w:color="000000"/>
+            </w:tcBorders>
+            <w:shd w:val="clear" w:color="auto" w:fill="FFFFFF"/>
+            <w:tcMar>
+              <w:top w:w="0" w:type="dxa"/>
+              <w:bottom w:w="0" w:type="dxa"/>
+              <w:left w:w="0" w:type="dxa"/>
+              <w:right w:w="0" w:type="dxa"/>
+            </w:tcMar>
+            <w:vAlign w:val="center"/>
+          </w:tcPr>
+          <w:p>
+            <w:pPr>
+              <w:pStyle w:val="Normal"/>
+              <w:jc w:val="center"/>
+              <w:pBdr>
+                <w:bottom w:val="none" w:sz="0" w:space="0" w:color="000000"/>
+                <w:top w:val="none" w:sz="0" w:space="0" w:color="000000"/>
+                <w:left w:val="none" w:sz="0" w:space="0" w:color="000000"/>
+                <w:right w:val="none" w:sz="0" w:space="0" w:color="000000"/>
+              </w:pBdr>
+              <w:spacing w:after="40" w:before="40" w:line="240"/>
+              <w:ind w:left="100" w:right="100" w:firstLine="0" w:firstLineChars="0"/>
+              <w:rPr>
+                <w:rFonts w:ascii="Times New Roman" w:hAnsi="Times New Roman" w:eastAsia="Times New Roman" w:cs="Times New Roman"/>
+                <w:i w:val="false"/>
+                <w:b w:val="false"/>
+                <w:u w:val="none"/>
+                <w:strike w:val="false"/>
+                <w:sz w:val="20"/>
+                <w:szCs w:val="20"/>
+                <w:color w:val="000000"/>
+              </w:rPr>
+            </w:pPr>
+            <w:r>
+              <w:rPr>
+                <w:rFonts w:ascii="Times New Roman" w:hAnsi="Times New Roman" w:eastAsia="Times New Roman" w:cs="Times New Roman"/>
+                <w:i w:val="false"/>
+                <w:b w:val="false"/>
+                <w:u w:val="none"/>
+                <w:strike w:val="false"/>
+                <w:sz w:val="20"/>
+                <w:szCs w:val="20"/>
                 <w:color w:val="000000"/>
               </w:rPr>
               <w:t xml:space="preserve">868.8 (693.6)</w:t>
@@ -6122,52 +6122,52 @@
         <w:tc>
           <w:tcPr>
             <w:tcBorders>
-              <w:bottom w:val="none" w:sz="0" w:space="0" w:color="000000"/>
-              <w:top w:val="single" w:sz="4" w:space="0" w:color="999999"/>
-              <w:left w:val="none" w:sz="0" w:space="0" w:color="000000"/>
-              <w:right w:val="none" w:sz="0" w:space="0" w:color="000000"/>
-            </w:tcBorders>
-            <w:shd w:val="clear" w:color="auto" w:fill="FFFFFF"/>
-            <w:tcMar>
-              <w:top w:w="0" w:type="dxa"/>
-              <w:bottom w:w="0" w:type="dxa"/>
-              <w:left w:w="0" w:type="dxa"/>
-              <w:right w:w="0" w:type="dxa"/>
-            </w:tcMar>
-            <w:vAlign w:val="center"/>
-          </w:tcPr>
-          <w:p>
-            <w:pPr>
-              <w:pStyle w:val="Normal"/>
-              <w:jc w:val="center"/>
-              <w:pBdr>
-                <w:bottom w:val="none" w:sz="0" w:space="0" w:color="000000"/>
-                <w:top w:val="none" w:sz="0" w:space="0" w:color="000000"/>
-                <w:left w:val="none" w:sz="0" w:space="0" w:color="000000"/>
-                <w:right w:val="none" w:sz="0" w:space="0" w:color="000000"/>
-              </w:pBdr>
-              <w:spacing w:after="20" w:before="20" w:line="240"/>
-              <w:ind w:left="100" w:right="100" w:firstLine="0" w:firstLineChars="0"/>
-              <w:rPr>
-                <w:rFonts w:ascii="Times New Roman" w:hAnsi="Times New Roman" w:eastAsia="Times New Roman" w:cs="Times New Roman"/>
-                <w:i w:val="false"/>
-                <w:b w:val="false"/>
-                <w:u w:val="none"/>
-                <w:strike w:val="false"/>
-                <w:sz w:val="18"/>
-                <w:szCs w:val="18"/>
-                <w:color w:val="000000"/>
-              </w:rPr>
-            </w:pPr>
-            <w:r>
-              <w:rPr>
-                <w:rFonts w:ascii="Times New Roman" w:hAnsi="Times New Roman" w:eastAsia="Times New Roman" w:cs="Times New Roman"/>
-                <w:i w:val="false"/>
-                <w:b w:val="false"/>
-                <w:u w:val="none"/>
-                <w:strike w:val="false"/>
-                <w:sz w:val="18"/>
-                <w:szCs w:val="18"/>
+              <w:bottom w:val="single" w:sz="4" w:space="0" w:color="999999"/>
+              <w:top w:val="none" w:sz="0" w:space="0" w:color="000000"/>
+              <w:left w:val="none" w:sz="0" w:space="0" w:color="000000"/>
+              <w:right w:val="none" w:sz="0" w:space="0" w:color="000000"/>
+            </w:tcBorders>
+            <w:shd w:val="clear" w:color="auto" w:fill="FFFFFF"/>
+            <w:tcMar>
+              <w:top w:w="0" w:type="dxa"/>
+              <w:bottom w:w="0" w:type="dxa"/>
+              <w:left w:w="0" w:type="dxa"/>
+              <w:right w:w="0" w:type="dxa"/>
+            </w:tcMar>
+            <w:vAlign w:val="center"/>
+          </w:tcPr>
+          <w:p>
+            <w:pPr>
+              <w:pStyle w:val="Normal"/>
+              <w:jc w:val="center"/>
+              <w:pBdr>
+                <w:bottom w:val="none" w:sz="0" w:space="0" w:color="000000"/>
+                <w:top w:val="none" w:sz="0" w:space="0" w:color="000000"/>
+                <w:left w:val="none" w:sz="0" w:space="0" w:color="000000"/>
+                <w:right w:val="none" w:sz="0" w:space="0" w:color="000000"/>
+              </w:pBdr>
+              <w:spacing w:after="40" w:before="40" w:line="240"/>
+              <w:ind w:left="100" w:right="100" w:firstLine="0" w:firstLineChars="0"/>
+              <w:rPr>
+                <w:rFonts w:ascii="Times New Roman" w:hAnsi="Times New Roman" w:eastAsia="Times New Roman" w:cs="Times New Roman"/>
+                <w:i w:val="false"/>
+                <w:b w:val="false"/>
+                <w:u w:val="none"/>
+                <w:strike w:val="false"/>
+                <w:sz w:val="20"/>
+                <w:szCs w:val="20"/>
+                <w:color w:val="000000"/>
+              </w:rPr>
+            </w:pPr>
+            <w:r>
+              <w:rPr>
+                <w:rFonts w:ascii="Times New Roman" w:hAnsi="Times New Roman" w:eastAsia="Times New Roman" w:cs="Times New Roman"/>
+                <w:i w:val="false"/>
+                <w:b w:val="false"/>
+                <w:u w:val="none"/>
+                <w:strike w:val="false"/>
+                <w:sz w:val="20"/>
+                <w:szCs w:val="20"/>
                 <w:color w:val="000000"/>
               </w:rPr>
               <w:t xml:space="preserve">435.0 (599.4)</w:t>
@@ -6177,52 +6177,52 @@
         <w:tc>
           <w:tcPr>
             <w:tcBorders>
-              <w:bottom w:val="none" w:sz="0" w:space="0" w:color="000000"/>
-              <w:top w:val="single" w:sz="4" w:space="0" w:color="999999"/>
-              <w:left w:val="none" w:sz="0" w:space="0" w:color="000000"/>
-              <w:right w:val="none" w:sz="0" w:space="0" w:color="000000"/>
-            </w:tcBorders>
-            <w:shd w:val="clear" w:color="auto" w:fill="FFFFFF"/>
-            <w:tcMar>
-              <w:top w:w="0" w:type="dxa"/>
-              <w:bottom w:w="0" w:type="dxa"/>
-              <w:left w:w="0" w:type="dxa"/>
-              <w:right w:w="0" w:type="dxa"/>
-            </w:tcMar>
-            <w:vAlign w:val="center"/>
-          </w:tcPr>
-          <w:p>
-            <w:pPr>
-              <w:pStyle w:val="Normal"/>
-              <w:jc w:val="center"/>
-              <w:pBdr>
-                <w:bottom w:val="none" w:sz="0" w:space="0" w:color="000000"/>
-                <w:top w:val="none" w:sz="0" w:space="0" w:color="000000"/>
-                <w:left w:val="none" w:sz="0" w:space="0" w:color="000000"/>
-                <w:right w:val="none" w:sz="0" w:space="0" w:color="000000"/>
-              </w:pBdr>
-              <w:spacing w:after="20" w:before="20" w:line="240"/>
-              <w:ind w:left="100" w:right="100" w:firstLine="0" w:firstLineChars="0"/>
-              <w:rPr>
-                <w:rFonts w:ascii="Times New Roman" w:hAnsi="Times New Roman" w:eastAsia="Times New Roman" w:cs="Times New Roman"/>
-                <w:i w:val="false"/>
-                <w:b w:val="false"/>
-                <w:u w:val="none"/>
-                <w:strike w:val="false"/>
-                <w:sz w:val="18"/>
-                <w:szCs w:val="18"/>
-                <w:color w:val="000000"/>
-              </w:rPr>
-            </w:pPr>
-            <w:r>
-              <w:rPr>
-                <w:rFonts w:ascii="Times New Roman" w:hAnsi="Times New Roman" w:eastAsia="Times New Roman" w:cs="Times New Roman"/>
-                <w:i w:val="false"/>
-                <w:b w:val="false"/>
-                <w:u w:val="none"/>
-                <w:strike w:val="false"/>
-                <w:sz w:val="18"/>
-                <w:szCs w:val="18"/>
+              <w:bottom w:val="single" w:sz="4" w:space="0" w:color="999999"/>
+              <w:top w:val="none" w:sz="0" w:space="0" w:color="000000"/>
+              <w:left w:val="none" w:sz="0" w:space="0" w:color="000000"/>
+              <w:right w:val="none" w:sz="0" w:space="0" w:color="000000"/>
+            </w:tcBorders>
+            <w:shd w:val="clear" w:color="auto" w:fill="FFFFFF"/>
+            <w:tcMar>
+              <w:top w:w="0" w:type="dxa"/>
+              <w:bottom w:w="0" w:type="dxa"/>
+              <w:left w:w="0" w:type="dxa"/>
+              <w:right w:w="0" w:type="dxa"/>
+            </w:tcMar>
+            <w:vAlign w:val="center"/>
+          </w:tcPr>
+          <w:p>
+            <w:pPr>
+              <w:pStyle w:val="Normal"/>
+              <w:jc w:val="center"/>
+              <w:pBdr>
+                <w:bottom w:val="none" w:sz="0" w:space="0" w:color="000000"/>
+                <w:top w:val="none" w:sz="0" w:space="0" w:color="000000"/>
+                <w:left w:val="none" w:sz="0" w:space="0" w:color="000000"/>
+                <w:right w:val="none" w:sz="0" w:space="0" w:color="000000"/>
+              </w:pBdr>
+              <w:spacing w:after="40" w:before="40" w:line="240"/>
+              <w:ind w:left="100" w:right="100" w:firstLine="0" w:firstLineChars="0"/>
+              <w:rPr>
+                <w:rFonts w:ascii="Times New Roman" w:hAnsi="Times New Roman" w:eastAsia="Times New Roman" w:cs="Times New Roman"/>
+                <w:i w:val="false"/>
+                <w:b w:val="false"/>
+                <w:u w:val="none"/>
+                <w:strike w:val="false"/>
+                <w:sz w:val="20"/>
+                <w:szCs w:val="20"/>
+                <w:color w:val="000000"/>
+              </w:rPr>
+            </w:pPr>
+            <w:r>
+              <w:rPr>
+                <w:rFonts w:ascii="Times New Roman" w:hAnsi="Times New Roman" w:eastAsia="Times New Roman" w:cs="Times New Roman"/>
+                <w:i w:val="false"/>
+                <w:b w:val="false"/>
+                <w:u w:val="none"/>
+                <w:strike w:val="false"/>
+                <w:sz w:val="20"/>
+                <w:szCs w:val="20"/>
                 <w:color w:val="000000"/>
               </w:rPr>
               <w:t xml:space="preserve">701.9 (681.4)</w:t>
@@ -6238,7 +6238,7 @@
           <w:tcPr>
             <w:tcBorders>
               <w:bottom w:val="none" w:sz="0" w:space="0" w:color="000000"/>
-              <w:top w:val="none" w:sz="0" w:space="0" w:color="000000"/>
+              <w:top w:val="single" w:sz="4" w:space="0" w:color="999999"/>
               <w:left w:val="none" w:sz="0" w:space="0" w:color="000000"/>
               <w:right w:val="none" w:sz="0" w:space="0" w:color="000000"/>
             </w:tcBorders>
@@ -6261,196 +6261,196 @@
                 <w:left w:val="none" w:sz="0" w:space="0" w:color="000000"/>
                 <w:right w:val="none" w:sz="0" w:space="0" w:color="000000"/>
               </w:pBdr>
-              <w:spacing w:after="20" w:before="20" w:line="240"/>
-              <w:ind w:left="100" w:right="100" w:firstLine="0" w:firstLineChars="0"/>
-              <w:rPr>
-                <w:rFonts w:ascii="Times New Roman" w:hAnsi="Times New Roman" w:eastAsia="Times New Roman" w:cs="Times New Roman"/>
-                <w:i w:val="false"/>
-                <w:b w:val="false"/>
-                <w:u w:val="none"/>
-                <w:strike w:val="false"/>
-                <w:sz w:val="18"/>
-                <w:szCs w:val="18"/>
-                <w:color w:val="000000"/>
-              </w:rPr>
-            </w:pPr>
-            <w:r>
-              <w:rPr>
-                <w:rFonts w:ascii="Times New Roman" w:hAnsi="Times New Roman" w:eastAsia="Times New Roman" w:cs="Times New Roman"/>
-                <w:i w:val="false"/>
-                <w:b w:val="false"/>
-                <w:u w:val="none"/>
-                <w:strike w:val="false"/>
-                <w:sz w:val="18"/>
-                <w:szCs w:val="18"/>
-                <w:color w:val="000000"/>
-              </w:rPr>
-              <w:t xml:space="preserve">Kroppsvekt, kg, gj.snitt (SD)</w:t>
-            </w:r>
-          </w:p>
-        </w:tc>
-        <w:tc>
-          <w:tcPr>
-            <w:tcBorders>
-              <w:bottom w:val="none" w:sz="0" w:space="0" w:color="000000"/>
-              <w:top w:val="none" w:sz="0" w:space="0" w:color="000000"/>
-              <w:left w:val="none" w:sz="0" w:space="0" w:color="000000"/>
-              <w:right w:val="none" w:sz="0" w:space="0" w:color="000000"/>
-            </w:tcBorders>
-            <w:shd w:val="clear" w:color="auto" w:fill="FFFFFF"/>
-            <w:tcMar>
-              <w:top w:w="0" w:type="dxa"/>
-              <w:bottom w:w="0" w:type="dxa"/>
-              <w:left w:w="0" w:type="dxa"/>
-              <w:right w:w="0" w:type="dxa"/>
-            </w:tcMar>
-            <w:vAlign w:val="center"/>
-          </w:tcPr>
-          <w:p>
-            <w:pPr>
-              <w:pStyle w:val="Normal"/>
-              <w:jc w:val="center"/>
-              <w:pBdr>
-                <w:bottom w:val="none" w:sz="0" w:space="0" w:color="000000"/>
-                <w:top w:val="none" w:sz="0" w:space="0" w:color="000000"/>
-                <w:left w:val="none" w:sz="0" w:space="0" w:color="000000"/>
-                <w:right w:val="none" w:sz="0" w:space="0" w:color="000000"/>
-              </w:pBdr>
-              <w:spacing w:after="20" w:before="20" w:line="240"/>
-              <w:ind w:left="100" w:right="100" w:firstLine="0" w:firstLineChars="0"/>
-              <w:rPr>
-                <w:rFonts w:ascii="Times New Roman" w:hAnsi="Times New Roman" w:eastAsia="Times New Roman" w:cs="Times New Roman"/>
-                <w:i w:val="false"/>
-                <w:b w:val="false"/>
-                <w:u w:val="none"/>
-                <w:strike w:val="false"/>
-                <w:sz w:val="18"/>
-                <w:szCs w:val="18"/>
-                <w:color w:val="000000"/>
-              </w:rPr>
-            </w:pPr>
-            <w:r>
-              <w:rPr>
-                <w:rFonts w:ascii="Times New Roman" w:hAnsi="Times New Roman" w:eastAsia="Times New Roman" w:cs="Times New Roman"/>
-                <w:i w:val="false"/>
-                <w:b w:val="false"/>
-                <w:u w:val="none"/>
-                <w:strike w:val="false"/>
-                <w:sz w:val="18"/>
-                <w:szCs w:val="18"/>
-                <w:color w:val="000000"/>
-              </w:rPr>
-              <w:t xml:space="preserve">78.5 (10.9)</w:t>
-            </w:r>
-          </w:p>
-        </w:tc>
-        <w:tc>
-          <w:tcPr>
-            <w:tcBorders>
-              <w:bottom w:val="none" w:sz="0" w:space="0" w:color="000000"/>
-              <w:top w:val="none" w:sz="0" w:space="0" w:color="000000"/>
-              <w:left w:val="none" w:sz="0" w:space="0" w:color="000000"/>
-              <w:right w:val="none" w:sz="0" w:space="0" w:color="000000"/>
-            </w:tcBorders>
-            <w:shd w:val="clear" w:color="auto" w:fill="FFFFFF"/>
-            <w:tcMar>
-              <w:top w:w="0" w:type="dxa"/>
-              <w:bottom w:w="0" w:type="dxa"/>
-              <w:left w:w="0" w:type="dxa"/>
-              <w:right w:w="0" w:type="dxa"/>
-            </w:tcMar>
-            <w:vAlign w:val="center"/>
-          </w:tcPr>
-          <w:p>
-            <w:pPr>
-              <w:pStyle w:val="Normal"/>
-              <w:jc w:val="center"/>
-              <w:pBdr>
-                <w:bottom w:val="none" w:sz="0" w:space="0" w:color="000000"/>
-                <w:top w:val="none" w:sz="0" w:space="0" w:color="000000"/>
-                <w:left w:val="none" w:sz="0" w:space="0" w:color="000000"/>
-                <w:right w:val="none" w:sz="0" w:space="0" w:color="000000"/>
-              </w:pBdr>
-              <w:spacing w:after="20" w:before="20" w:line="240"/>
-              <w:ind w:left="100" w:right="100" w:firstLine="0" w:firstLineChars="0"/>
-              <w:rPr>
-                <w:rFonts w:ascii="Times New Roman" w:hAnsi="Times New Roman" w:eastAsia="Times New Roman" w:cs="Times New Roman"/>
-                <w:i w:val="false"/>
-                <w:b w:val="false"/>
-                <w:u w:val="none"/>
-                <w:strike w:val="false"/>
-                <w:sz w:val="18"/>
-                <w:szCs w:val="18"/>
-                <w:color w:val="000000"/>
-              </w:rPr>
-            </w:pPr>
-            <w:r>
-              <w:rPr>
-                <w:rFonts w:ascii="Times New Roman" w:hAnsi="Times New Roman" w:eastAsia="Times New Roman" w:cs="Times New Roman"/>
-                <w:i w:val="false"/>
-                <w:b w:val="false"/>
-                <w:u w:val="none"/>
-                <w:strike w:val="false"/>
-                <w:sz w:val="18"/>
-                <w:szCs w:val="18"/>
-                <w:color w:val="000000"/>
-              </w:rPr>
-              <w:t xml:space="preserve">73.7 (19.4)</w:t>
-            </w:r>
-          </w:p>
-        </w:tc>
-        <w:tc>
-          <w:tcPr>
-            <w:tcBorders>
-              <w:bottom w:val="none" w:sz="0" w:space="0" w:color="000000"/>
-              <w:top w:val="none" w:sz="0" w:space="0" w:color="000000"/>
-              <w:left w:val="none" w:sz="0" w:space="0" w:color="000000"/>
-              <w:right w:val="none" w:sz="0" w:space="0" w:color="000000"/>
-            </w:tcBorders>
-            <w:shd w:val="clear" w:color="auto" w:fill="FFFFFF"/>
-            <w:tcMar>
-              <w:top w:w="0" w:type="dxa"/>
-              <w:bottom w:w="0" w:type="dxa"/>
-              <w:left w:w="0" w:type="dxa"/>
-              <w:right w:w="0" w:type="dxa"/>
-            </w:tcMar>
-            <w:vAlign w:val="center"/>
-          </w:tcPr>
-          <w:p>
-            <w:pPr>
-              <w:pStyle w:val="Normal"/>
-              <w:jc w:val="center"/>
-              <w:pBdr>
-                <w:bottom w:val="none" w:sz="0" w:space="0" w:color="000000"/>
-                <w:top w:val="none" w:sz="0" w:space="0" w:color="000000"/>
-                <w:left w:val="none" w:sz="0" w:space="0" w:color="000000"/>
-                <w:right w:val="none" w:sz="0" w:space="0" w:color="000000"/>
-              </w:pBdr>
-              <w:spacing w:after="20" w:before="20" w:line="240"/>
-              <w:ind w:left="100" w:right="100" w:firstLine="0" w:firstLineChars="0"/>
-              <w:rPr>
-                <w:rFonts w:ascii="Times New Roman" w:hAnsi="Times New Roman" w:eastAsia="Times New Roman" w:cs="Times New Roman"/>
-                <w:i w:val="false"/>
-                <w:b w:val="false"/>
-                <w:u w:val="none"/>
-                <w:strike w:val="false"/>
-                <w:sz w:val="18"/>
-                <w:szCs w:val="18"/>
-                <w:color w:val="000000"/>
-              </w:rPr>
-            </w:pPr>
-            <w:r>
-              <w:rPr>
-                <w:rFonts w:ascii="Times New Roman" w:hAnsi="Times New Roman" w:eastAsia="Times New Roman" w:cs="Times New Roman"/>
-                <w:i w:val="false"/>
-                <w:b w:val="false"/>
-                <w:u w:val="none"/>
-                <w:strike w:val="false"/>
-                <w:sz w:val="18"/>
-                <w:szCs w:val="18"/>
-                <w:color w:val="000000"/>
-              </w:rPr>
-              <w:t xml:space="preserve">76.4 (15.2)</w:t>
+              <w:spacing w:after="40" w:before="40" w:line="240"/>
+              <w:ind w:left="100" w:right="100" w:firstLine="0" w:firstLineChars="0"/>
+              <w:rPr>
+                <w:rFonts w:ascii="Times New Roman" w:hAnsi="Times New Roman" w:eastAsia="Times New Roman" w:cs="Times New Roman"/>
+                <w:i w:val="false"/>
+                <w:b w:val="true"/>
+                <w:u w:val="none"/>
+                <w:strike w:val="false"/>
+                <w:sz w:val="20"/>
+                <w:szCs w:val="20"/>
+                <w:color w:val="000000"/>
+              </w:rPr>
+            </w:pPr>
+            <w:r>
+              <w:rPr>
+                <w:rFonts w:ascii="Times New Roman" w:hAnsi="Times New Roman" w:eastAsia="Times New Roman" w:cs="Times New Roman"/>
+                <w:i w:val="false"/>
+                <w:b w:val="true"/>
+                <w:u w:val="none"/>
+                <w:strike w:val="false"/>
+                <w:sz w:val="20"/>
+                <w:szCs w:val="20"/>
+                <w:color w:val="000000"/>
+              </w:rPr>
+              <w:t xml:space="preserve">Antropometri (pre), gj.snitt (SD)</w:t>
+            </w:r>
+          </w:p>
+        </w:tc>
+        <w:tc>
+          <w:tcPr>
+            <w:tcBorders>
+              <w:bottom w:val="none" w:sz="0" w:space="0" w:color="000000"/>
+              <w:top w:val="single" w:sz="4" w:space="0" w:color="999999"/>
+              <w:left w:val="none" w:sz="0" w:space="0" w:color="000000"/>
+              <w:right w:val="none" w:sz="0" w:space="0" w:color="000000"/>
+            </w:tcBorders>
+            <w:shd w:val="clear" w:color="auto" w:fill="FFFFFF"/>
+            <w:tcMar>
+              <w:top w:w="0" w:type="dxa"/>
+              <w:bottom w:w="0" w:type="dxa"/>
+              <w:left w:w="0" w:type="dxa"/>
+              <w:right w:w="0" w:type="dxa"/>
+            </w:tcMar>
+            <w:vAlign w:val="center"/>
+          </w:tcPr>
+          <w:p>
+            <w:pPr>
+              <w:pStyle w:val="Normal"/>
+              <w:jc w:val="center"/>
+              <w:pBdr>
+                <w:bottom w:val="none" w:sz="0" w:space="0" w:color="000000"/>
+                <w:top w:val="none" w:sz="0" w:space="0" w:color="000000"/>
+                <w:left w:val="none" w:sz="0" w:space="0" w:color="000000"/>
+                <w:right w:val="none" w:sz="0" w:space="0" w:color="000000"/>
+              </w:pBdr>
+              <w:spacing w:after="40" w:before="40" w:line="240"/>
+              <w:ind w:left="100" w:right="100" w:firstLine="0" w:firstLineChars="0"/>
+              <w:rPr>
+                <w:rFonts w:ascii="Times New Roman" w:hAnsi="Times New Roman" w:eastAsia="Times New Roman" w:cs="Times New Roman"/>
+                <w:i w:val="false"/>
+                <w:b w:val="true"/>
+                <w:u w:val="none"/>
+                <w:strike w:val="false"/>
+                <w:sz w:val="20"/>
+                <w:szCs w:val="20"/>
+                <w:color w:val="000000"/>
+              </w:rPr>
+            </w:pPr>
+            <w:r>
+              <w:rPr>
+                <w:rFonts w:ascii="Times New Roman" w:hAnsi="Times New Roman" w:eastAsia="Times New Roman" w:cs="Times New Roman"/>
+                <w:i w:val="false"/>
+                <w:b w:val="true"/>
+                <w:u w:val="none"/>
+                <w:strike w:val="false"/>
+                <w:sz w:val="20"/>
+                <w:szCs w:val="20"/>
+                <w:color w:val="000000"/>
+              </w:rPr>
+              <w:t xml:space="preserve"/>
+            </w:r>
+          </w:p>
+        </w:tc>
+        <w:tc>
+          <w:tcPr>
+            <w:tcBorders>
+              <w:bottom w:val="none" w:sz="0" w:space="0" w:color="000000"/>
+              <w:top w:val="single" w:sz="4" w:space="0" w:color="999999"/>
+              <w:left w:val="none" w:sz="0" w:space="0" w:color="000000"/>
+              <w:right w:val="none" w:sz="0" w:space="0" w:color="000000"/>
+            </w:tcBorders>
+            <w:shd w:val="clear" w:color="auto" w:fill="FFFFFF"/>
+            <w:tcMar>
+              <w:top w:w="0" w:type="dxa"/>
+              <w:bottom w:w="0" w:type="dxa"/>
+              <w:left w:w="0" w:type="dxa"/>
+              <w:right w:w="0" w:type="dxa"/>
+            </w:tcMar>
+            <w:vAlign w:val="center"/>
+          </w:tcPr>
+          <w:p>
+            <w:pPr>
+              <w:pStyle w:val="Normal"/>
+              <w:jc w:val="center"/>
+              <w:pBdr>
+                <w:bottom w:val="none" w:sz="0" w:space="0" w:color="000000"/>
+                <w:top w:val="none" w:sz="0" w:space="0" w:color="000000"/>
+                <w:left w:val="none" w:sz="0" w:space="0" w:color="000000"/>
+                <w:right w:val="none" w:sz="0" w:space="0" w:color="000000"/>
+              </w:pBdr>
+              <w:spacing w:after="40" w:before="40" w:line="240"/>
+              <w:ind w:left="100" w:right="100" w:firstLine="0" w:firstLineChars="0"/>
+              <w:rPr>
+                <w:rFonts w:ascii="Times New Roman" w:hAnsi="Times New Roman" w:eastAsia="Times New Roman" w:cs="Times New Roman"/>
+                <w:i w:val="false"/>
+                <w:b w:val="true"/>
+                <w:u w:val="none"/>
+                <w:strike w:val="false"/>
+                <w:sz w:val="20"/>
+                <w:szCs w:val="20"/>
+                <w:color w:val="000000"/>
+              </w:rPr>
+            </w:pPr>
+            <w:r>
+              <w:rPr>
+                <w:rFonts w:ascii="Times New Roman" w:hAnsi="Times New Roman" w:eastAsia="Times New Roman" w:cs="Times New Roman"/>
+                <w:i w:val="false"/>
+                <w:b w:val="true"/>
+                <w:u w:val="none"/>
+                <w:strike w:val="false"/>
+                <w:sz w:val="20"/>
+                <w:szCs w:val="20"/>
+                <w:color w:val="000000"/>
+              </w:rPr>
+              <w:t xml:space="preserve"/>
+            </w:r>
+          </w:p>
+        </w:tc>
+        <w:tc>
+          <w:tcPr>
+            <w:tcBorders>
+              <w:bottom w:val="none" w:sz="0" w:space="0" w:color="000000"/>
+              <w:top w:val="single" w:sz="4" w:space="0" w:color="999999"/>
+              <w:left w:val="none" w:sz="0" w:space="0" w:color="000000"/>
+              <w:right w:val="none" w:sz="0" w:space="0" w:color="000000"/>
+            </w:tcBorders>
+            <w:shd w:val="clear" w:color="auto" w:fill="FFFFFF"/>
+            <w:tcMar>
+              <w:top w:w="0" w:type="dxa"/>
+              <w:bottom w:w="0" w:type="dxa"/>
+              <w:left w:w="0" w:type="dxa"/>
+              <w:right w:w="0" w:type="dxa"/>
+            </w:tcMar>
+            <w:vAlign w:val="center"/>
+          </w:tcPr>
+          <w:p>
+            <w:pPr>
+              <w:pStyle w:val="Normal"/>
+              <w:jc w:val="center"/>
+              <w:pBdr>
+                <w:bottom w:val="none" w:sz="0" w:space="0" w:color="000000"/>
+                <w:top w:val="none" w:sz="0" w:space="0" w:color="000000"/>
+                <w:left w:val="none" w:sz="0" w:space="0" w:color="000000"/>
+                <w:right w:val="none" w:sz="0" w:space="0" w:color="000000"/>
+              </w:pBdr>
+              <w:spacing w:after="40" w:before="40" w:line="240"/>
+              <w:ind w:left="100" w:right="100" w:firstLine="0" w:firstLineChars="0"/>
+              <w:rPr>
+                <w:rFonts w:ascii="Times New Roman" w:hAnsi="Times New Roman" w:eastAsia="Times New Roman" w:cs="Times New Roman"/>
+                <w:i w:val="false"/>
+                <w:b w:val="true"/>
+                <w:u w:val="none"/>
+                <w:strike w:val="false"/>
+                <w:sz w:val="20"/>
+                <w:szCs w:val="20"/>
+                <w:color w:val="000000"/>
+              </w:rPr>
+            </w:pPr>
+            <w:r>
+              <w:rPr>
+                <w:rFonts w:ascii="Times New Roman" w:hAnsi="Times New Roman" w:eastAsia="Times New Roman" w:cs="Times New Roman"/>
+                <w:i w:val="false"/>
+                <w:b w:val="true"/>
+                <w:u w:val="none"/>
+                <w:strike w:val="false"/>
+                <w:sz w:val="20"/>
+                <w:szCs w:val="20"/>
+                <w:color w:val="000000"/>
+              </w:rPr>
+              <w:t xml:space="preserve"/>
             </w:r>
           </w:p>
         </w:tc>
@@ -6486,196 +6486,196 @@
                 <w:left w:val="none" w:sz="0" w:space="0" w:color="000000"/>
                 <w:right w:val="none" w:sz="0" w:space="0" w:color="000000"/>
               </w:pBdr>
-              <w:spacing w:after="20" w:before="20" w:line="240"/>
-              <w:ind w:left="100" w:right="100" w:firstLine="0" w:firstLineChars="0"/>
-              <w:rPr>
-                <w:rFonts w:ascii="Times New Roman" w:hAnsi="Times New Roman" w:eastAsia="Times New Roman" w:cs="Times New Roman"/>
-                <w:i w:val="false"/>
-                <w:b w:val="false"/>
-                <w:u w:val="none"/>
-                <w:strike w:val="false"/>
-                <w:sz w:val="18"/>
-                <w:szCs w:val="18"/>
-                <w:color w:val="000000"/>
-              </w:rPr>
-            </w:pPr>
-            <w:r>
-              <w:rPr>
-                <w:rFonts w:ascii="Times New Roman" w:hAnsi="Times New Roman" w:eastAsia="Times New Roman" w:cs="Times New Roman"/>
-                <w:i w:val="false"/>
-                <w:b w:val="false"/>
-                <w:u w:val="none"/>
-                <w:strike w:val="false"/>
-                <w:sz w:val="18"/>
-                <w:szCs w:val="18"/>
-                <w:color w:val="000000"/>
-              </w:rPr>
-              <w:t xml:space="preserve">Høyde, cm, gj.snitt (SD)</w:t>
-            </w:r>
-          </w:p>
-        </w:tc>
-        <w:tc>
-          <w:tcPr>
-            <w:tcBorders>
-              <w:bottom w:val="none" w:sz="0" w:space="0" w:color="000000"/>
-              <w:top w:val="none" w:sz="0" w:space="0" w:color="000000"/>
-              <w:left w:val="none" w:sz="0" w:space="0" w:color="000000"/>
-              <w:right w:val="none" w:sz="0" w:space="0" w:color="000000"/>
-            </w:tcBorders>
-            <w:shd w:val="clear" w:color="auto" w:fill="FFFFFF"/>
-            <w:tcMar>
-              <w:top w:w="0" w:type="dxa"/>
-              <w:bottom w:w="0" w:type="dxa"/>
-              <w:left w:w="0" w:type="dxa"/>
-              <w:right w:w="0" w:type="dxa"/>
-            </w:tcMar>
-            <w:vAlign w:val="center"/>
-          </w:tcPr>
-          <w:p>
-            <w:pPr>
-              <w:pStyle w:val="Normal"/>
-              <w:jc w:val="center"/>
-              <w:pBdr>
-                <w:bottom w:val="none" w:sz="0" w:space="0" w:color="000000"/>
-                <w:top w:val="none" w:sz="0" w:space="0" w:color="000000"/>
-                <w:left w:val="none" w:sz="0" w:space="0" w:color="000000"/>
-                <w:right w:val="none" w:sz="0" w:space="0" w:color="000000"/>
-              </w:pBdr>
-              <w:spacing w:after="20" w:before="20" w:line="240"/>
-              <w:ind w:left="100" w:right="100" w:firstLine="0" w:firstLineChars="0"/>
-              <w:rPr>
-                <w:rFonts w:ascii="Times New Roman" w:hAnsi="Times New Roman" w:eastAsia="Times New Roman" w:cs="Times New Roman"/>
-                <w:i w:val="false"/>
-                <w:b w:val="false"/>
-                <w:u w:val="none"/>
-                <w:strike w:val="false"/>
-                <w:sz w:val="18"/>
-                <w:szCs w:val="18"/>
-                <w:color w:val="000000"/>
-              </w:rPr>
-            </w:pPr>
-            <w:r>
-              <w:rPr>
-                <w:rFonts w:ascii="Times New Roman" w:hAnsi="Times New Roman" w:eastAsia="Times New Roman" w:cs="Times New Roman"/>
-                <w:i w:val="false"/>
-                <w:b w:val="false"/>
-                <w:u w:val="none"/>
-                <w:strike w:val="false"/>
-                <w:sz w:val="18"/>
-                <w:szCs w:val="18"/>
-                <w:color w:val="000000"/>
-              </w:rPr>
-              <w:t xml:space="preserve">170.7 (7.7)</w:t>
-            </w:r>
-          </w:p>
-        </w:tc>
-        <w:tc>
-          <w:tcPr>
-            <w:tcBorders>
-              <w:bottom w:val="none" w:sz="0" w:space="0" w:color="000000"/>
-              <w:top w:val="none" w:sz="0" w:space="0" w:color="000000"/>
-              <w:left w:val="none" w:sz="0" w:space="0" w:color="000000"/>
-              <w:right w:val="none" w:sz="0" w:space="0" w:color="000000"/>
-            </w:tcBorders>
-            <w:shd w:val="clear" w:color="auto" w:fill="FFFFFF"/>
-            <w:tcMar>
-              <w:top w:w="0" w:type="dxa"/>
-              <w:bottom w:w="0" w:type="dxa"/>
-              <w:left w:w="0" w:type="dxa"/>
-              <w:right w:w="0" w:type="dxa"/>
-            </w:tcMar>
-            <w:vAlign w:val="center"/>
-          </w:tcPr>
-          <w:p>
-            <w:pPr>
-              <w:pStyle w:val="Normal"/>
-              <w:jc w:val="center"/>
-              <w:pBdr>
-                <w:bottom w:val="none" w:sz="0" w:space="0" w:color="000000"/>
-                <w:top w:val="none" w:sz="0" w:space="0" w:color="000000"/>
-                <w:left w:val="none" w:sz="0" w:space="0" w:color="000000"/>
-                <w:right w:val="none" w:sz="0" w:space="0" w:color="000000"/>
-              </w:pBdr>
-              <w:spacing w:after="20" w:before="20" w:line="240"/>
-              <w:ind w:left="100" w:right="100" w:firstLine="0" w:firstLineChars="0"/>
-              <w:rPr>
-                <w:rFonts w:ascii="Times New Roman" w:hAnsi="Times New Roman" w:eastAsia="Times New Roman" w:cs="Times New Roman"/>
-                <w:i w:val="false"/>
-                <w:b w:val="false"/>
-                <w:u w:val="none"/>
-                <w:strike w:val="false"/>
-                <w:sz w:val="18"/>
-                <w:szCs w:val="18"/>
-                <w:color w:val="000000"/>
-              </w:rPr>
-            </w:pPr>
-            <w:r>
-              <w:rPr>
-                <w:rFonts w:ascii="Times New Roman" w:hAnsi="Times New Roman" w:eastAsia="Times New Roman" w:cs="Times New Roman"/>
-                <w:i w:val="false"/>
-                <w:b w:val="false"/>
-                <w:u w:val="none"/>
-                <w:strike w:val="false"/>
-                <w:sz w:val="18"/>
-                <w:szCs w:val="18"/>
-                <w:color w:val="000000"/>
-              </w:rPr>
-              <w:t xml:space="preserve">167.6 (7.4)</w:t>
-            </w:r>
-          </w:p>
-        </w:tc>
-        <w:tc>
-          <w:tcPr>
-            <w:tcBorders>
-              <w:bottom w:val="none" w:sz="0" w:space="0" w:color="000000"/>
-              <w:top w:val="none" w:sz="0" w:space="0" w:color="000000"/>
-              <w:left w:val="none" w:sz="0" w:space="0" w:color="000000"/>
-              <w:right w:val="none" w:sz="0" w:space="0" w:color="000000"/>
-            </w:tcBorders>
-            <w:shd w:val="clear" w:color="auto" w:fill="FFFFFF"/>
-            <w:tcMar>
-              <w:top w:w="0" w:type="dxa"/>
-              <w:bottom w:w="0" w:type="dxa"/>
-              <w:left w:w="0" w:type="dxa"/>
-              <w:right w:w="0" w:type="dxa"/>
-            </w:tcMar>
-            <w:vAlign w:val="center"/>
-          </w:tcPr>
-          <w:p>
-            <w:pPr>
-              <w:pStyle w:val="Normal"/>
-              <w:jc w:val="center"/>
-              <w:pBdr>
-                <w:bottom w:val="none" w:sz="0" w:space="0" w:color="000000"/>
-                <w:top w:val="none" w:sz="0" w:space="0" w:color="000000"/>
-                <w:left w:val="none" w:sz="0" w:space="0" w:color="000000"/>
-                <w:right w:val="none" w:sz="0" w:space="0" w:color="000000"/>
-              </w:pBdr>
-              <w:spacing w:after="20" w:before="20" w:line="240"/>
-              <w:ind w:left="100" w:right="100" w:firstLine="0" w:firstLineChars="0"/>
-              <w:rPr>
-                <w:rFonts w:ascii="Times New Roman" w:hAnsi="Times New Roman" w:eastAsia="Times New Roman" w:cs="Times New Roman"/>
-                <w:i w:val="false"/>
-                <w:b w:val="false"/>
-                <w:u w:val="none"/>
-                <w:strike w:val="false"/>
-                <w:sz w:val="18"/>
-                <w:szCs w:val="18"/>
-                <w:color w:val="000000"/>
-              </w:rPr>
-            </w:pPr>
-            <w:r>
-              <w:rPr>
-                <w:rFonts w:ascii="Times New Roman" w:hAnsi="Times New Roman" w:eastAsia="Times New Roman" w:cs="Times New Roman"/>
-                <w:i w:val="false"/>
-                <w:b w:val="false"/>
-                <w:u w:val="none"/>
-                <w:strike w:val="false"/>
-                <w:sz w:val="18"/>
-                <w:szCs w:val="18"/>
-                <w:color w:val="000000"/>
-              </w:rPr>
-              <w:t xml:space="preserve">169.3 (7.6)</w:t>
+              <w:spacing w:after="40" w:before="40" w:line="240"/>
+              <w:ind w:left="100" w:right="100" w:firstLine="0" w:firstLineChars="0"/>
+              <w:rPr>
+                <w:rFonts w:ascii="Times New Roman" w:hAnsi="Times New Roman" w:eastAsia="Times New Roman" w:cs="Times New Roman"/>
+                <w:i w:val="true"/>
+                <w:b w:val="false"/>
+                <w:u w:val="none"/>
+                <w:strike w:val="false"/>
+                <w:sz w:val="20"/>
+                <w:szCs w:val="20"/>
+                <w:color w:val="000000"/>
+              </w:rPr>
+            </w:pPr>
+            <w:r>
+              <w:rPr>
+                <w:rFonts w:ascii="Times New Roman" w:hAnsi="Times New Roman" w:eastAsia="Times New Roman" w:cs="Times New Roman"/>
+                <w:i w:val="true"/>
+                <w:b w:val="false"/>
+                <w:u w:val="none"/>
+                <w:strike w:val="false"/>
+                <w:sz w:val="20"/>
+                <w:szCs w:val="20"/>
+                <w:color w:val="000000"/>
+              </w:rPr>
+              <w:t xml:space="preserve">  Kroppsvekt, kg</w:t>
+            </w:r>
+          </w:p>
+        </w:tc>
+        <w:tc>
+          <w:tcPr>
+            <w:tcBorders>
+              <w:bottom w:val="none" w:sz="0" w:space="0" w:color="000000"/>
+              <w:top w:val="none" w:sz="0" w:space="0" w:color="000000"/>
+              <w:left w:val="none" w:sz="0" w:space="0" w:color="000000"/>
+              <w:right w:val="none" w:sz="0" w:space="0" w:color="000000"/>
+            </w:tcBorders>
+            <w:shd w:val="clear" w:color="auto" w:fill="FFFFFF"/>
+            <w:tcMar>
+              <w:top w:w="0" w:type="dxa"/>
+              <w:bottom w:w="0" w:type="dxa"/>
+              <w:left w:w="0" w:type="dxa"/>
+              <w:right w:w="0" w:type="dxa"/>
+            </w:tcMar>
+            <w:vAlign w:val="center"/>
+          </w:tcPr>
+          <w:p>
+            <w:pPr>
+              <w:pStyle w:val="Normal"/>
+              <w:jc w:val="center"/>
+              <w:pBdr>
+                <w:bottom w:val="none" w:sz="0" w:space="0" w:color="000000"/>
+                <w:top w:val="none" w:sz="0" w:space="0" w:color="000000"/>
+                <w:left w:val="none" w:sz="0" w:space="0" w:color="000000"/>
+                <w:right w:val="none" w:sz="0" w:space="0" w:color="000000"/>
+              </w:pBdr>
+              <w:spacing w:after="40" w:before="40" w:line="240"/>
+              <w:ind w:left="100" w:right="100" w:firstLine="0" w:firstLineChars="0"/>
+              <w:rPr>
+                <w:rFonts w:ascii="Times New Roman" w:hAnsi="Times New Roman" w:eastAsia="Times New Roman" w:cs="Times New Roman"/>
+                <w:i w:val="false"/>
+                <w:b w:val="false"/>
+                <w:u w:val="none"/>
+                <w:strike w:val="false"/>
+                <w:sz w:val="20"/>
+                <w:szCs w:val="20"/>
+                <w:color w:val="000000"/>
+              </w:rPr>
+            </w:pPr>
+            <w:r>
+              <w:rPr>
+                <w:rFonts w:ascii="Times New Roman" w:hAnsi="Times New Roman" w:eastAsia="Times New Roman" w:cs="Times New Roman"/>
+                <w:i w:val="false"/>
+                <w:b w:val="false"/>
+                <w:u w:val="none"/>
+                <w:strike w:val="false"/>
+                <w:sz w:val="20"/>
+                <w:szCs w:val="20"/>
+                <w:color w:val="000000"/>
+              </w:rPr>
+              <w:t xml:space="preserve">78.5 (10.9)</w:t>
+            </w:r>
+          </w:p>
+        </w:tc>
+        <w:tc>
+          <w:tcPr>
+            <w:tcBorders>
+              <w:bottom w:val="none" w:sz="0" w:space="0" w:color="000000"/>
+              <w:top w:val="none" w:sz="0" w:space="0" w:color="000000"/>
+              <w:left w:val="none" w:sz="0" w:space="0" w:color="000000"/>
+              <w:right w:val="none" w:sz="0" w:space="0" w:color="000000"/>
+            </w:tcBorders>
+            <w:shd w:val="clear" w:color="auto" w:fill="FFFFFF"/>
+            <w:tcMar>
+              <w:top w:w="0" w:type="dxa"/>
+              <w:bottom w:w="0" w:type="dxa"/>
+              <w:left w:w="0" w:type="dxa"/>
+              <w:right w:w="0" w:type="dxa"/>
+            </w:tcMar>
+            <w:vAlign w:val="center"/>
+          </w:tcPr>
+          <w:p>
+            <w:pPr>
+              <w:pStyle w:val="Normal"/>
+              <w:jc w:val="center"/>
+              <w:pBdr>
+                <w:bottom w:val="none" w:sz="0" w:space="0" w:color="000000"/>
+                <w:top w:val="none" w:sz="0" w:space="0" w:color="000000"/>
+                <w:left w:val="none" w:sz="0" w:space="0" w:color="000000"/>
+                <w:right w:val="none" w:sz="0" w:space="0" w:color="000000"/>
+              </w:pBdr>
+              <w:spacing w:after="40" w:before="40" w:line="240"/>
+              <w:ind w:left="100" w:right="100" w:firstLine="0" w:firstLineChars="0"/>
+              <w:rPr>
+                <w:rFonts w:ascii="Times New Roman" w:hAnsi="Times New Roman" w:eastAsia="Times New Roman" w:cs="Times New Roman"/>
+                <w:i w:val="false"/>
+                <w:b w:val="false"/>
+                <w:u w:val="none"/>
+                <w:strike w:val="false"/>
+                <w:sz w:val="20"/>
+                <w:szCs w:val="20"/>
+                <w:color w:val="000000"/>
+              </w:rPr>
+            </w:pPr>
+            <w:r>
+              <w:rPr>
+                <w:rFonts w:ascii="Times New Roman" w:hAnsi="Times New Roman" w:eastAsia="Times New Roman" w:cs="Times New Roman"/>
+                <w:i w:val="false"/>
+                <w:b w:val="false"/>
+                <w:u w:val="none"/>
+                <w:strike w:val="false"/>
+                <w:sz w:val="20"/>
+                <w:szCs w:val="20"/>
+                <w:color w:val="000000"/>
+              </w:rPr>
+              <w:t xml:space="preserve">73.7 (19.4)</w:t>
+            </w:r>
+          </w:p>
+        </w:tc>
+        <w:tc>
+          <w:tcPr>
+            <w:tcBorders>
+              <w:bottom w:val="none" w:sz="0" w:space="0" w:color="000000"/>
+              <w:top w:val="none" w:sz="0" w:space="0" w:color="000000"/>
+              <w:left w:val="none" w:sz="0" w:space="0" w:color="000000"/>
+              <w:right w:val="none" w:sz="0" w:space="0" w:color="000000"/>
+            </w:tcBorders>
+            <w:shd w:val="clear" w:color="auto" w:fill="FFFFFF"/>
+            <w:tcMar>
+              <w:top w:w="0" w:type="dxa"/>
+              <w:bottom w:w="0" w:type="dxa"/>
+              <w:left w:w="0" w:type="dxa"/>
+              <w:right w:w="0" w:type="dxa"/>
+            </w:tcMar>
+            <w:vAlign w:val="center"/>
+          </w:tcPr>
+          <w:p>
+            <w:pPr>
+              <w:pStyle w:val="Normal"/>
+              <w:jc w:val="center"/>
+              <w:pBdr>
+                <w:bottom w:val="none" w:sz="0" w:space="0" w:color="000000"/>
+                <w:top w:val="none" w:sz="0" w:space="0" w:color="000000"/>
+                <w:left w:val="none" w:sz="0" w:space="0" w:color="000000"/>
+                <w:right w:val="none" w:sz="0" w:space="0" w:color="000000"/>
+              </w:pBdr>
+              <w:spacing w:after="40" w:before="40" w:line="240"/>
+              <w:ind w:left="100" w:right="100" w:firstLine="0" w:firstLineChars="0"/>
+              <w:rPr>
+                <w:rFonts w:ascii="Times New Roman" w:hAnsi="Times New Roman" w:eastAsia="Times New Roman" w:cs="Times New Roman"/>
+                <w:i w:val="false"/>
+                <w:b w:val="false"/>
+                <w:u w:val="none"/>
+                <w:strike w:val="false"/>
+                <w:sz w:val="20"/>
+                <w:szCs w:val="20"/>
+                <w:color w:val="000000"/>
+              </w:rPr>
+            </w:pPr>
+            <w:r>
+              <w:rPr>
+                <w:rFonts w:ascii="Times New Roman" w:hAnsi="Times New Roman" w:eastAsia="Times New Roman" w:cs="Times New Roman"/>
+                <w:i w:val="false"/>
+                <w:b w:val="false"/>
+                <w:u w:val="none"/>
+                <w:strike w:val="false"/>
+                <w:sz w:val="20"/>
+                <w:szCs w:val="20"/>
+                <w:color w:val="000000"/>
+              </w:rPr>
+              <w:t xml:space="preserve">76.4 (15.2)</w:t>
             </w:r>
           </w:p>
         </w:tc>
@@ -6711,196 +6711,196 @@
                 <w:left w:val="none" w:sz="0" w:space="0" w:color="000000"/>
                 <w:right w:val="none" w:sz="0" w:space="0" w:color="000000"/>
               </w:pBdr>
-              <w:spacing w:after="20" w:before="20" w:line="240"/>
-              <w:ind w:left="100" w:right="100" w:firstLine="0" w:firstLineChars="0"/>
-              <w:rPr>
-                <w:rFonts w:ascii="Times New Roman" w:hAnsi="Times New Roman" w:eastAsia="Times New Roman" w:cs="Times New Roman"/>
-                <w:i w:val="false"/>
-                <w:b w:val="false"/>
-                <w:u w:val="none"/>
-                <w:strike w:val="false"/>
-                <w:sz w:val="18"/>
-                <w:szCs w:val="18"/>
-                <w:color w:val="000000"/>
-              </w:rPr>
-            </w:pPr>
-            <w:r>
-              <w:rPr>
-                <w:rFonts w:ascii="Times New Roman" w:hAnsi="Times New Roman" w:eastAsia="Times New Roman" w:cs="Times New Roman"/>
-                <w:i w:val="false"/>
-                <w:b w:val="false"/>
-                <w:u w:val="none"/>
-                <w:strike w:val="false"/>
-                <w:sz w:val="18"/>
-                <w:szCs w:val="18"/>
-                <w:color w:val="000000"/>
-              </w:rPr>
-              <w:t xml:space="preserve">BMI, kg/m², gj.snitt (SD)</w:t>
-            </w:r>
-          </w:p>
-        </w:tc>
-        <w:tc>
-          <w:tcPr>
-            <w:tcBorders>
-              <w:bottom w:val="none" w:sz="0" w:space="0" w:color="000000"/>
-              <w:top w:val="none" w:sz="0" w:space="0" w:color="000000"/>
-              <w:left w:val="none" w:sz="0" w:space="0" w:color="000000"/>
-              <w:right w:val="none" w:sz="0" w:space="0" w:color="000000"/>
-            </w:tcBorders>
-            <w:shd w:val="clear" w:color="auto" w:fill="FFFFFF"/>
-            <w:tcMar>
-              <w:top w:w="0" w:type="dxa"/>
-              <w:bottom w:w="0" w:type="dxa"/>
-              <w:left w:w="0" w:type="dxa"/>
-              <w:right w:w="0" w:type="dxa"/>
-            </w:tcMar>
-            <w:vAlign w:val="center"/>
-          </w:tcPr>
-          <w:p>
-            <w:pPr>
-              <w:pStyle w:val="Normal"/>
-              <w:jc w:val="center"/>
-              <w:pBdr>
-                <w:bottom w:val="none" w:sz="0" w:space="0" w:color="000000"/>
-                <w:top w:val="none" w:sz="0" w:space="0" w:color="000000"/>
-                <w:left w:val="none" w:sz="0" w:space="0" w:color="000000"/>
-                <w:right w:val="none" w:sz="0" w:space="0" w:color="000000"/>
-              </w:pBdr>
-              <w:spacing w:after="20" w:before="20" w:line="240"/>
-              <w:ind w:left="100" w:right="100" w:firstLine="0" w:firstLineChars="0"/>
-              <w:rPr>
-                <w:rFonts w:ascii="Times New Roman" w:hAnsi="Times New Roman" w:eastAsia="Times New Roman" w:cs="Times New Roman"/>
-                <w:i w:val="false"/>
-                <w:b w:val="false"/>
-                <w:u w:val="none"/>
-                <w:strike w:val="false"/>
-                <w:sz w:val="18"/>
-                <w:szCs w:val="18"/>
-                <w:color w:val="000000"/>
-              </w:rPr>
-            </w:pPr>
-            <w:r>
-              <w:rPr>
-                <w:rFonts w:ascii="Times New Roman" w:hAnsi="Times New Roman" w:eastAsia="Times New Roman" w:cs="Times New Roman"/>
-                <w:i w:val="false"/>
-                <w:b w:val="false"/>
-                <w:u w:val="none"/>
-                <w:strike w:val="false"/>
-                <w:sz w:val="18"/>
-                <w:szCs w:val="18"/>
-                <w:color w:val="000000"/>
-              </w:rPr>
-              <w:t xml:space="preserve">27.0 (3.7)</w:t>
-            </w:r>
-          </w:p>
-        </w:tc>
-        <w:tc>
-          <w:tcPr>
-            <w:tcBorders>
-              <w:bottom w:val="none" w:sz="0" w:space="0" w:color="000000"/>
-              <w:top w:val="none" w:sz="0" w:space="0" w:color="000000"/>
-              <w:left w:val="none" w:sz="0" w:space="0" w:color="000000"/>
-              <w:right w:val="none" w:sz="0" w:space="0" w:color="000000"/>
-            </w:tcBorders>
-            <w:shd w:val="clear" w:color="auto" w:fill="FFFFFF"/>
-            <w:tcMar>
-              <w:top w:w="0" w:type="dxa"/>
-              <w:bottom w:w="0" w:type="dxa"/>
-              <w:left w:w="0" w:type="dxa"/>
-              <w:right w:w="0" w:type="dxa"/>
-            </w:tcMar>
-            <w:vAlign w:val="center"/>
-          </w:tcPr>
-          <w:p>
-            <w:pPr>
-              <w:pStyle w:val="Normal"/>
-              <w:jc w:val="center"/>
-              <w:pBdr>
-                <w:bottom w:val="none" w:sz="0" w:space="0" w:color="000000"/>
-                <w:top w:val="none" w:sz="0" w:space="0" w:color="000000"/>
-                <w:left w:val="none" w:sz="0" w:space="0" w:color="000000"/>
-                <w:right w:val="none" w:sz="0" w:space="0" w:color="000000"/>
-              </w:pBdr>
-              <w:spacing w:after="20" w:before="20" w:line="240"/>
-              <w:ind w:left="100" w:right="100" w:firstLine="0" w:firstLineChars="0"/>
-              <w:rPr>
-                <w:rFonts w:ascii="Times New Roman" w:hAnsi="Times New Roman" w:eastAsia="Times New Roman" w:cs="Times New Roman"/>
-                <w:i w:val="false"/>
-                <w:b w:val="false"/>
-                <w:u w:val="none"/>
-                <w:strike w:val="false"/>
-                <w:sz w:val="18"/>
-                <w:szCs w:val="18"/>
-                <w:color w:val="000000"/>
-              </w:rPr>
-            </w:pPr>
-            <w:r>
-              <w:rPr>
-                <w:rFonts w:ascii="Times New Roman" w:hAnsi="Times New Roman" w:eastAsia="Times New Roman" w:cs="Times New Roman"/>
-                <w:i w:val="false"/>
-                <w:b w:val="false"/>
-                <w:u w:val="none"/>
-                <w:strike w:val="false"/>
-                <w:sz w:val="18"/>
-                <w:szCs w:val="18"/>
-                <w:color w:val="000000"/>
-              </w:rPr>
-              <w:t xml:space="preserve">26.0 (5.5)</w:t>
-            </w:r>
-          </w:p>
-        </w:tc>
-        <w:tc>
-          <w:tcPr>
-            <w:tcBorders>
-              <w:bottom w:val="none" w:sz="0" w:space="0" w:color="000000"/>
-              <w:top w:val="none" w:sz="0" w:space="0" w:color="000000"/>
-              <w:left w:val="none" w:sz="0" w:space="0" w:color="000000"/>
-              <w:right w:val="none" w:sz="0" w:space="0" w:color="000000"/>
-            </w:tcBorders>
-            <w:shd w:val="clear" w:color="auto" w:fill="FFFFFF"/>
-            <w:tcMar>
-              <w:top w:w="0" w:type="dxa"/>
-              <w:bottom w:w="0" w:type="dxa"/>
-              <w:left w:w="0" w:type="dxa"/>
-              <w:right w:w="0" w:type="dxa"/>
-            </w:tcMar>
-            <w:vAlign w:val="center"/>
-          </w:tcPr>
-          <w:p>
-            <w:pPr>
-              <w:pStyle w:val="Normal"/>
-              <w:jc w:val="center"/>
-              <w:pBdr>
-                <w:bottom w:val="none" w:sz="0" w:space="0" w:color="000000"/>
-                <w:top w:val="none" w:sz="0" w:space="0" w:color="000000"/>
-                <w:left w:val="none" w:sz="0" w:space="0" w:color="000000"/>
-                <w:right w:val="none" w:sz="0" w:space="0" w:color="000000"/>
-              </w:pBdr>
-              <w:spacing w:after="20" w:before="20" w:line="240"/>
-              <w:ind w:left="100" w:right="100" w:firstLine="0" w:firstLineChars="0"/>
-              <w:rPr>
-                <w:rFonts w:ascii="Times New Roman" w:hAnsi="Times New Roman" w:eastAsia="Times New Roman" w:cs="Times New Roman"/>
-                <w:i w:val="false"/>
-                <w:b w:val="false"/>
-                <w:u w:val="none"/>
-                <w:strike w:val="false"/>
-                <w:sz w:val="18"/>
-                <w:szCs w:val="18"/>
-                <w:color w:val="000000"/>
-              </w:rPr>
-            </w:pPr>
-            <w:r>
-              <w:rPr>
-                <w:rFonts w:ascii="Times New Roman" w:hAnsi="Times New Roman" w:eastAsia="Times New Roman" w:cs="Times New Roman"/>
-                <w:i w:val="false"/>
-                <w:b w:val="false"/>
-                <w:u w:val="none"/>
-                <w:strike w:val="false"/>
-                <w:sz w:val="18"/>
-                <w:szCs w:val="18"/>
-                <w:color w:val="000000"/>
-              </w:rPr>
-              <w:t xml:space="preserve">26.6 (4.6)</w:t>
+              <w:spacing w:after="40" w:before="40" w:line="240"/>
+              <w:ind w:left="100" w:right="100" w:firstLine="0" w:firstLineChars="0"/>
+              <w:rPr>
+                <w:rFonts w:ascii="Times New Roman" w:hAnsi="Times New Roman" w:eastAsia="Times New Roman" w:cs="Times New Roman"/>
+                <w:i w:val="true"/>
+                <w:b w:val="false"/>
+                <w:u w:val="none"/>
+                <w:strike w:val="false"/>
+                <w:sz w:val="20"/>
+                <w:szCs w:val="20"/>
+                <w:color w:val="000000"/>
+              </w:rPr>
+            </w:pPr>
+            <w:r>
+              <w:rPr>
+                <w:rFonts w:ascii="Times New Roman" w:hAnsi="Times New Roman" w:eastAsia="Times New Roman" w:cs="Times New Roman"/>
+                <w:i w:val="true"/>
+                <w:b w:val="false"/>
+                <w:u w:val="none"/>
+                <w:strike w:val="false"/>
+                <w:sz w:val="20"/>
+                <w:szCs w:val="20"/>
+                <w:color w:val="000000"/>
+              </w:rPr>
+              <w:t xml:space="preserve">  Høyde, cm</w:t>
+            </w:r>
+          </w:p>
+        </w:tc>
+        <w:tc>
+          <w:tcPr>
+            <w:tcBorders>
+              <w:bottom w:val="none" w:sz="0" w:space="0" w:color="000000"/>
+              <w:top w:val="none" w:sz="0" w:space="0" w:color="000000"/>
+              <w:left w:val="none" w:sz="0" w:space="0" w:color="000000"/>
+              <w:right w:val="none" w:sz="0" w:space="0" w:color="000000"/>
+            </w:tcBorders>
+            <w:shd w:val="clear" w:color="auto" w:fill="FFFFFF"/>
+            <w:tcMar>
+              <w:top w:w="0" w:type="dxa"/>
+              <w:bottom w:w="0" w:type="dxa"/>
+              <w:left w:w="0" w:type="dxa"/>
+              <w:right w:w="0" w:type="dxa"/>
+            </w:tcMar>
+            <w:vAlign w:val="center"/>
+          </w:tcPr>
+          <w:p>
+            <w:pPr>
+              <w:pStyle w:val="Normal"/>
+              <w:jc w:val="center"/>
+              <w:pBdr>
+                <w:bottom w:val="none" w:sz="0" w:space="0" w:color="000000"/>
+                <w:top w:val="none" w:sz="0" w:space="0" w:color="000000"/>
+                <w:left w:val="none" w:sz="0" w:space="0" w:color="000000"/>
+                <w:right w:val="none" w:sz="0" w:space="0" w:color="000000"/>
+              </w:pBdr>
+              <w:spacing w:after="40" w:before="40" w:line="240"/>
+              <w:ind w:left="100" w:right="100" w:firstLine="0" w:firstLineChars="0"/>
+              <w:rPr>
+                <w:rFonts w:ascii="Times New Roman" w:hAnsi="Times New Roman" w:eastAsia="Times New Roman" w:cs="Times New Roman"/>
+                <w:i w:val="false"/>
+                <w:b w:val="false"/>
+                <w:u w:val="none"/>
+                <w:strike w:val="false"/>
+                <w:sz w:val="20"/>
+                <w:szCs w:val="20"/>
+                <w:color w:val="000000"/>
+              </w:rPr>
+            </w:pPr>
+            <w:r>
+              <w:rPr>
+                <w:rFonts w:ascii="Times New Roman" w:hAnsi="Times New Roman" w:eastAsia="Times New Roman" w:cs="Times New Roman"/>
+                <w:i w:val="false"/>
+                <w:b w:val="false"/>
+                <w:u w:val="none"/>
+                <w:strike w:val="false"/>
+                <w:sz w:val="20"/>
+                <w:szCs w:val="20"/>
+                <w:color w:val="000000"/>
+              </w:rPr>
+              <w:t xml:space="preserve">170.7 (7.7)</w:t>
+            </w:r>
+          </w:p>
+        </w:tc>
+        <w:tc>
+          <w:tcPr>
+            <w:tcBorders>
+              <w:bottom w:val="none" w:sz="0" w:space="0" w:color="000000"/>
+              <w:top w:val="none" w:sz="0" w:space="0" w:color="000000"/>
+              <w:left w:val="none" w:sz="0" w:space="0" w:color="000000"/>
+              <w:right w:val="none" w:sz="0" w:space="0" w:color="000000"/>
+            </w:tcBorders>
+            <w:shd w:val="clear" w:color="auto" w:fill="FFFFFF"/>
+            <w:tcMar>
+              <w:top w:w="0" w:type="dxa"/>
+              <w:bottom w:w="0" w:type="dxa"/>
+              <w:left w:w="0" w:type="dxa"/>
+              <w:right w:w="0" w:type="dxa"/>
+            </w:tcMar>
+            <w:vAlign w:val="center"/>
+          </w:tcPr>
+          <w:p>
+            <w:pPr>
+              <w:pStyle w:val="Normal"/>
+              <w:jc w:val="center"/>
+              <w:pBdr>
+                <w:bottom w:val="none" w:sz="0" w:space="0" w:color="000000"/>
+                <w:top w:val="none" w:sz="0" w:space="0" w:color="000000"/>
+                <w:left w:val="none" w:sz="0" w:space="0" w:color="000000"/>
+                <w:right w:val="none" w:sz="0" w:space="0" w:color="000000"/>
+              </w:pBdr>
+              <w:spacing w:after="40" w:before="40" w:line="240"/>
+              <w:ind w:left="100" w:right="100" w:firstLine="0" w:firstLineChars="0"/>
+              <w:rPr>
+                <w:rFonts w:ascii="Times New Roman" w:hAnsi="Times New Roman" w:eastAsia="Times New Roman" w:cs="Times New Roman"/>
+                <w:i w:val="false"/>
+                <w:b w:val="false"/>
+                <w:u w:val="none"/>
+                <w:strike w:val="false"/>
+                <w:sz w:val="20"/>
+                <w:szCs w:val="20"/>
+                <w:color w:val="000000"/>
+              </w:rPr>
+            </w:pPr>
+            <w:r>
+              <w:rPr>
+                <w:rFonts w:ascii="Times New Roman" w:hAnsi="Times New Roman" w:eastAsia="Times New Roman" w:cs="Times New Roman"/>
+                <w:i w:val="false"/>
+                <w:b w:val="false"/>
+                <w:u w:val="none"/>
+                <w:strike w:val="false"/>
+                <w:sz w:val="20"/>
+                <w:szCs w:val="20"/>
+                <w:color w:val="000000"/>
+              </w:rPr>
+              <w:t xml:space="preserve">167.6 (7.4)</w:t>
+            </w:r>
+          </w:p>
+        </w:tc>
+        <w:tc>
+          <w:tcPr>
+            <w:tcBorders>
+              <w:bottom w:val="none" w:sz="0" w:space="0" w:color="000000"/>
+              <w:top w:val="none" w:sz="0" w:space="0" w:color="000000"/>
+              <w:left w:val="none" w:sz="0" w:space="0" w:color="000000"/>
+              <w:right w:val="none" w:sz="0" w:space="0" w:color="000000"/>
+            </w:tcBorders>
+            <w:shd w:val="clear" w:color="auto" w:fill="FFFFFF"/>
+            <w:tcMar>
+              <w:top w:w="0" w:type="dxa"/>
+              <w:bottom w:w="0" w:type="dxa"/>
+              <w:left w:w="0" w:type="dxa"/>
+              <w:right w:w="0" w:type="dxa"/>
+            </w:tcMar>
+            <w:vAlign w:val="center"/>
+          </w:tcPr>
+          <w:p>
+            <w:pPr>
+              <w:pStyle w:val="Normal"/>
+              <w:jc w:val="center"/>
+              <w:pBdr>
+                <w:bottom w:val="none" w:sz="0" w:space="0" w:color="000000"/>
+                <w:top w:val="none" w:sz="0" w:space="0" w:color="000000"/>
+                <w:left w:val="none" w:sz="0" w:space="0" w:color="000000"/>
+                <w:right w:val="none" w:sz="0" w:space="0" w:color="000000"/>
+              </w:pBdr>
+              <w:spacing w:after="40" w:before="40" w:line="240"/>
+              <w:ind w:left="100" w:right="100" w:firstLine="0" w:firstLineChars="0"/>
+              <w:rPr>
+                <w:rFonts w:ascii="Times New Roman" w:hAnsi="Times New Roman" w:eastAsia="Times New Roman" w:cs="Times New Roman"/>
+                <w:i w:val="false"/>
+                <w:b w:val="false"/>
+                <w:u w:val="none"/>
+                <w:strike w:val="false"/>
+                <w:sz w:val="20"/>
+                <w:szCs w:val="20"/>
+                <w:color w:val="000000"/>
+              </w:rPr>
+            </w:pPr>
+            <w:r>
+              <w:rPr>
+                <w:rFonts w:ascii="Times New Roman" w:hAnsi="Times New Roman" w:eastAsia="Times New Roman" w:cs="Times New Roman"/>
+                <w:i w:val="false"/>
+                <w:b w:val="false"/>
+                <w:u w:val="none"/>
+                <w:strike w:val="false"/>
+                <w:sz w:val="20"/>
+                <w:szCs w:val="20"/>
+                <w:color w:val="000000"/>
+              </w:rPr>
+              <w:t xml:space="preserve">169.3 (7.6)</w:t>
             </w:r>
           </w:p>
         </w:tc>
@@ -6912,7 +6912,7 @@
         <w:tc>
           <w:tcPr>
             <w:tcBorders>
-              <w:bottom w:val="single" w:sz="4" w:space="0" w:color="999999"/>
+              <w:bottom w:val="none" w:sz="0" w:space="0" w:color="000000"/>
               <w:top w:val="none" w:sz="0" w:space="0" w:color="000000"/>
               <w:left w:val="none" w:sz="0" w:space="0" w:color="000000"/>
               <w:right w:val="none" w:sz="0" w:space="0" w:color="000000"/>
@@ -6936,196 +6936,196 @@
                 <w:left w:val="none" w:sz="0" w:space="0" w:color="000000"/>
                 <w:right w:val="none" w:sz="0" w:space="0" w:color="000000"/>
               </w:pBdr>
-              <w:spacing w:after="20" w:before="20" w:line="240"/>
-              <w:ind w:left="100" w:right="100" w:firstLine="0" w:firstLineChars="0"/>
-              <w:rPr>
-                <w:rFonts w:ascii="Times New Roman" w:hAnsi="Times New Roman" w:eastAsia="Times New Roman" w:cs="Times New Roman"/>
-                <w:i w:val="false"/>
-                <w:b w:val="false"/>
-                <w:u w:val="none"/>
-                <w:strike w:val="false"/>
-                <w:sz w:val="18"/>
-                <w:szCs w:val="18"/>
-                <w:color w:val="000000"/>
-              </w:rPr>
-            </w:pPr>
-            <w:r>
-              <w:rPr>
-                <w:rFonts w:ascii="Times New Roman" w:hAnsi="Times New Roman" w:eastAsia="Times New Roman" w:cs="Times New Roman"/>
-                <w:i w:val="false"/>
-                <w:b w:val="false"/>
-                <w:u w:val="none"/>
-                <w:strike w:val="false"/>
-                <w:sz w:val="18"/>
-                <w:szCs w:val="18"/>
-                <w:color w:val="000000"/>
-              </w:rPr>
-              <w:t xml:space="preserve">Midjeomkrets, cm, gj.snitt (SD)</w:t>
-            </w:r>
-          </w:p>
-        </w:tc>
-        <w:tc>
-          <w:tcPr>
-            <w:tcBorders>
-              <w:bottom w:val="single" w:sz="4" w:space="0" w:color="999999"/>
-              <w:top w:val="none" w:sz="0" w:space="0" w:color="000000"/>
-              <w:left w:val="none" w:sz="0" w:space="0" w:color="000000"/>
-              <w:right w:val="none" w:sz="0" w:space="0" w:color="000000"/>
-            </w:tcBorders>
-            <w:shd w:val="clear" w:color="auto" w:fill="FFFFFF"/>
-            <w:tcMar>
-              <w:top w:w="0" w:type="dxa"/>
-              <w:bottom w:w="0" w:type="dxa"/>
-              <w:left w:w="0" w:type="dxa"/>
-              <w:right w:w="0" w:type="dxa"/>
-            </w:tcMar>
-            <w:vAlign w:val="center"/>
-          </w:tcPr>
-          <w:p>
-            <w:pPr>
-              <w:pStyle w:val="Normal"/>
-              <w:jc w:val="center"/>
-              <w:pBdr>
-                <w:bottom w:val="none" w:sz="0" w:space="0" w:color="000000"/>
-                <w:top w:val="none" w:sz="0" w:space="0" w:color="000000"/>
-                <w:left w:val="none" w:sz="0" w:space="0" w:color="000000"/>
-                <w:right w:val="none" w:sz="0" w:space="0" w:color="000000"/>
-              </w:pBdr>
-              <w:spacing w:after="20" w:before="20" w:line="240"/>
-              <w:ind w:left="100" w:right="100" w:firstLine="0" w:firstLineChars="0"/>
-              <w:rPr>
-                <w:rFonts w:ascii="Times New Roman" w:hAnsi="Times New Roman" w:eastAsia="Times New Roman" w:cs="Times New Roman"/>
-                <w:i w:val="false"/>
-                <w:b w:val="false"/>
-                <w:u w:val="none"/>
-                <w:strike w:val="false"/>
-                <w:sz w:val="18"/>
-                <w:szCs w:val="18"/>
-                <w:color w:val="000000"/>
-              </w:rPr>
-            </w:pPr>
-            <w:r>
-              <w:rPr>
-                <w:rFonts w:ascii="Times New Roman" w:hAnsi="Times New Roman" w:eastAsia="Times New Roman" w:cs="Times New Roman"/>
-                <w:i w:val="false"/>
-                <w:b w:val="false"/>
-                <w:u w:val="none"/>
-                <w:strike w:val="false"/>
-                <w:sz w:val="18"/>
-                <w:szCs w:val="18"/>
-                <w:color w:val="000000"/>
-              </w:rPr>
-              <w:t xml:space="preserve">93.3 (9.2)</w:t>
-            </w:r>
-          </w:p>
-        </w:tc>
-        <w:tc>
-          <w:tcPr>
-            <w:tcBorders>
-              <w:bottom w:val="single" w:sz="4" w:space="0" w:color="999999"/>
-              <w:top w:val="none" w:sz="0" w:space="0" w:color="000000"/>
-              <w:left w:val="none" w:sz="0" w:space="0" w:color="000000"/>
-              <w:right w:val="none" w:sz="0" w:space="0" w:color="000000"/>
-            </w:tcBorders>
-            <w:shd w:val="clear" w:color="auto" w:fill="FFFFFF"/>
-            <w:tcMar>
-              <w:top w:w="0" w:type="dxa"/>
-              <w:bottom w:w="0" w:type="dxa"/>
-              <w:left w:w="0" w:type="dxa"/>
-              <w:right w:w="0" w:type="dxa"/>
-            </w:tcMar>
-            <w:vAlign w:val="center"/>
-          </w:tcPr>
-          <w:p>
-            <w:pPr>
-              <w:pStyle w:val="Normal"/>
-              <w:jc w:val="center"/>
-              <w:pBdr>
-                <w:bottom w:val="none" w:sz="0" w:space="0" w:color="000000"/>
-                <w:top w:val="none" w:sz="0" w:space="0" w:color="000000"/>
-                <w:left w:val="none" w:sz="0" w:space="0" w:color="000000"/>
-                <w:right w:val="none" w:sz="0" w:space="0" w:color="000000"/>
-              </w:pBdr>
-              <w:spacing w:after="20" w:before="20" w:line="240"/>
-              <w:ind w:left="100" w:right="100" w:firstLine="0" w:firstLineChars="0"/>
-              <w:rPr>
-                <w:rFonts w:ascii="Times New Roman" w:hAnsi="Times New Roman" w:eastAsia="Times New Roman" w:cs="Times New Roman"/>
-                <w:i w:val="false"/>
-                <w:b w:val="false"/>
-                <w:u w:val="none"/>
-                <w:strike w:val="false"/>
-                <w:sz w:val="18"/>
-                <w:szCs w:val="18"/>
-                <w:color w:val="000000"/>
-              </w:rPr>
-            </w:pPr>
-            <w:r>
-              <w:rPr>
-                <w:rFonts w:ascii="Times New Roman" w:hAnsi="Times New Roman" w:eastAsia="Times New Roman" w:cs="Times New Roman"/>
-                <w:i w:val="false"/>
-                <w:b w:val="false"/>
-                <w:u w:val="none"/>
-                <w:strike w:val="false"/>
-                <w:sz w:val="18"/>
-                <w:szCs w:val="18"/>
-                <w:color w:val="000000"/>
-              </w:rPr>
-              <w:t xml:space="preserve">89.6 (17.6)</w:t>
-            </w:r>
-          </w:p>
-        </w:tc>
-        <w:tc>
-          <w:tcPr>
-            <w:tcBorders>
-              <w:bottom w:val="single" w:sz="4" w:space="0" w:color="999999"/>
-              <w:top w:val="none" w:sz="0" w:space="0" w:color="000000"/>
-              <w:left w:val="none" w:sz="0" w:space="0" w:color="000000"/>
-              <w:right w:val="none" w:sz="0" w:space="0" w:color="000000"/>
-            </w:tcBorders>
-            <w:shd w:val="clear" w:color="auto" w:fill="FFFFFF"/>
-            <w:tcMar>
-              <w:top w:w="0" w:type="dxa"/>
-              <w:bottom w:w="0" w:type="dxa"/>
-              <w:left w:w="0" w:type="dxa"/>
-              <w:right w:w="0" w:type="dxa"/>
-            </w:tcMar>
-            <w:vAlign w:val="center"/>
-          </w:tcPr>
-          <w:p>
-            <w:pPr>
-              <w:pStyle w:val="Normal"/>
-              <w:jc w:val="center"/>
-              <w:pBdr>
-                <w:bottom w:val="none" w:sz="0" w:space="0" w:color="000000"/>
-                <w:top w:val="none" w:sz="0" w:space="0" w:color="000000"/>
-                <w:left w:val="none" w:sz="0" w:space="0" w:color="000000"/>
-                <w:right w:val="none" w:sz="0" w:space="0" w:color="000000"/>
-              </w:pBdr>
-              <w:spacing w:after="20" w:before="20" w:line="240"/>
-              <w:ind w:left="100" w:right="100" w:firstLine="0" w:firstLineChars="0"/>
-              <w:rPr>
-                <w:rFonts w:ascii="Times New Roman" w:hAnsi="Times New Roman" w:eastAsia="Times New Roman" w:cs="Times New Roman"/>
-                <w:i w:val="false"/>
-                <w:b w:val="false"/>
-                <w:u w:val="none"/>
-                <w:strike w:val="false"/>
-                <w:sz w:val="18"/>
-                <w:szCs w:val="18"/>
-                <w:color w:val="000000"/>
-              </w:rPr>
-            </w:pPr>
-            <w:r>
-              <w:rPr>
-                <w:rFonts w:ascii="Times New Roman" w:hAnsi="Times New Roman" w:eastAsia="Times New Roman" w:cs="Times New Roman"/>
-                <w:i w:val="false"/>
-                <w:b w:val="false"/>
-                <w:u w:val="none"/>
-                <w:strike w:val="false"/>
-                <w:sz w:val="18"/>
-                <w:szCs w:val="18"/>
-                <w:color w:val="000000"/>
-              </w:rPr>
-              <w:t xml:space="preserve">91.7 (13.5)</w:t>
+              <w:spacing w:after="40" w:before="40" w:line="240"/>
+              <w:ind w:left="100" w:right="100" w:firstLine="0" w:firstLineChars="0"/>
+              <w:rPr>
+                <w:rFonts w:ascii="Times New Roman" w:hAnsi="Times New Roman" w:eastAsia="Times New Roman" w:cs="Times New Roman"/>
+                <w:i w:val="true"/>
+                <w:b w:val="false"/>
+                <w:u w:val="none"/>
+                <w:strike w:val="false"/>
+                <w:sz w:val="20"/>
+                <w:szCs w:val="20"/>
+                <w:color w:val="000000"/>
+              </w:rPr>
+            </w:pPr>
+            <w:r>
+              <w:rPr>
+                <w:rFonts w:ascii="Times New Roman" w:hAnsi="Times New Roman" w:eastAsia="Times New Roman" w:cs="Times New Roman"/>
+                <w:i w:val="true"/>
+                <w:b w:val="false"/>
+                <w:u w:val="none"/>
+                <w:strike w:val="false"/>
+                <w:sz w:val="20"/>
+                <w:szCs w:val="20"/>
+                <w:color w:val="000000"/>
+              </w:rPr>
+              <w:t xml:space="preserve">  BMI, kg/m²</w:t>
+            </w:r>
+          </w:p>
+        </w:tc>
+        <w:tc>
+          <w:tcPr>
+            <w:tcBorders>
+              <w:bottom w:val="none" w:sz="0" w:space="0" w:color="000000"/>
+              <w:top w:val="none" w:sz="0" w:space="0" w:color="000000"/>
+              <w:left w:val="none" w:sz="0" w:space="0" w:color="000000"/>
+              <w:right w:val="none" w:sz="0" w:space="0" w:color="000000"/>
+            </w:tcBorders>
+            <w:shd w:val="clear" w:color="auto" w:fill="FFFFFF"/>
+            <w:tcMar>
+              <w:top w:w="0" w:type="dxa"/>
+              <w:bottom w:w="0" w:type="dxa"/>
+              <w:left w:w="0" w:type="dxa"/>
+              <w:right w:w="0" w:type="dxa"/>
+            </w:tcMar>
+            <w:vAlign w:val="center"/>
+          </w:tcPr>
+          <w:p>
+            <w:pPr>
+              <w:pStyle w:val="Normal"/>
+              <w:jc w:val="center"/>
+              <w:pBdr>
+                <w:bottom w:val="none" w:sz="0" w:space="0" w:color="000000"/>
+                <w:top w:val="none" w:sz="0" w:space="0" w:color="000000"/>
+                <w:left w:val="none" w:sz="0" w:space="0" w:color="000000"/>
+                <w:right w:val="none" w:sz="0" w:space="0" w:color="000000"/>
+              </w:pBdr>
+              <w:spacing w:after="40" w:before="40" w:line="240"/>
+              <w:ind w:left="100" w:right="100" w:firstLine="0" w:firstLineChars="0"/>
+              <w:rPr>
+                <w:rFonts w:ascii="Times New Roman" w:hAnsi="Times New Roman" w:eastAsia="Times New Roman" w:cs="Times New Roman"/>
+                <w:i w:val="false"/>
+                <w:b w:val="false"/>
+                <w:u w:val="none"/>
+                <w:strike w:val="false"/>
+                <w:sz w:val="20"/>
+                <w:szCs w:val="20"/>
+                <w:color w:val="000000"/>
+              </w:rPr>
+            </w:pPr>
+            <w:r>
+              <w:rPr>
+                <w:rFonts w:ascii="Times New Roman" w:hAnsi="Times New Roman" w:eastAsia="Times New Roman" w:cs="Times New Roman"/>
+                <w:i w:val="false"/>
+                <w:b w:val="false"/>
+                <w:u w:val="none"/>
+                <w:strike w:val="false"/>
+                <w:sz w:val="20"/>
+                <w:szCs w:val="20"/>
+                <w:color w:val="000000"/>
+              </w:rPr>
+              <w:t xml:space="preserve">27.0 (3.7)</w:t>
+            </w:r>
+          </w:p>
+        </w:tc>
+        <w:tc>
+          <w:tcPr>
+            <w:tcBorders>
+              <w:bottom w:val="none" w:sz="0" w:space="0" w:color="000000"/>
+              <w:top w:val="none" w:sz="0" w:space="0" w:color="000000"/>
+              <w:left w:val="none" w:sz="0" w:space="0" w:color="000000"/>
+              <w:right w:val="none" w:sz="0" w:space="0" w:color="000000"/>
+            </w:tcBorders>
+            <w:shd w:val="clear" w:color="auto" w:fill="FFFFFF"/>
+            <w:tcMar>
+              <w:top w:w="0" w:type="dxa"/>
+              <w:bottom w:w="0" w:type="dxa"/>
+              <w:left w:w="0" w:type="dxa"/>
+              <w:right w:w="0" w:type="dxa"/>
+            </w:tcMar>
+            <w:vAlign w:val="center"/>
+          </w:tcPr>
+          <w:p>
+            <w:pPr>
+              <w:pStyle w:val="Normal"/>
+              <w:jc w:val="center"/>
+              <w:pBdr>
+                <w:bottom w:val="none" w:sz="0" w:space="0" w:color="000000"/>
+                <w:top w:val="none" w:sz="0" w:space="0" w:color="000000"/>
+                <w:left w:val="none" w:sz="0" w:space="0" w:color="000000"/>
+                <w:right w:val="none" w:sz="0" w:space="0" w:color="000000"/>
+              </w:pBdr>
+              <w:spacing w:after="40" w:before="40" w:line="240"/>
+              <w:ind w:left="100" w:right="100" w:firstLine="0" w:firstLineChars="0"/>
+              <w:rPr>
+                <w:rFonts w:ascii="Times New Roman" w:hAnsi="Times New Roman" w:eastAsia="Times New Roman" w:cs="Times New Roman"/>
+                <w:i w:val="false"/>
+                <w:b w:val="false"/>
+                <w:u w:val="none"/>
+                <w:strike w:val="false"/>
+                <w:sz w:val="20"/>
+                <w:szCs w:val="20"/>
+                <w:color w:val="000000"/>
+              </w:rPr>
+            </w:pPr>
+            <w:r>
+              <w:rPr>
+                <w:rFonts w:ascii="Times New Roman" w:hAnsi="Times New Roman" w:eastAsia="Times New Roman" w:cs="Times New Roman"/>
+                <w:i w:val="false"/>
+                <w:b w:val="false"/>
+                <w:u w:val="none"/>
+                <w:strike w:val="false"/>
+                <w:sz w:val="20"/>
+                <w:szCs w:val="20"/>
+                <w:color w:val="000000"/>
+              </w:rPr>
+              <w:t xml:space="preserve">26.0 (5.5)</w:t>
+            </w:r>
+          </w:p>
+        </w:tc>
+        <w:tc>
+          <w:tcPr>
+            <w:tcBorders>
+              <w:bottom w:val="none" w:sz="0" w:space="0" w:color="000000"/>
+              <w:top w:val="none" w:sz="0" w:space="0" w:color="000000"/>
+              <w:left w:val="none" w:sz="0" w:space="0" w:color="000000"/>
+              <w:right w:val="none" w:sz="0" w:space="0" w:color="000000"/>
+            </w:tcBorders>
+            <w:shd w:val="clear" w:color="auto" w:fill="FFFFFF"/>
+            <w:tcMar>
+              <w:top w:w="0" w:type="dxa"/>
+              <w:bottom w:w="0" w:type="dxa"/>
+              <w:left w:w="0" w:type="dxa"/>
+              <w:right w:w="0" w:type="dxa"/>
+            </w:tcMar>
+            <w:vAlign w:val="center"/>
+          </w:tcPr>
+          <w:p>
+            <w:pPr>
+              <w:pStyle w:val="Normal"/>
+              <w:jc w:val="center"/>
+              <w:pBdr>
+                <w:bottom w:val="none" w:sz="0" w:space="0" w:color="000000"/>
+                <w:top w:val="none" w:sz="0" w:space="0" w:color="000000"/>
+                <w:left w:val="none" w:sz="0" w:space="0" w:color="000000"/>
+                <w:right w:val="none" w:sz="0" w:space="0" w:color="000000"/>
+              </w:pBdr>
+              <w:spacing w:after="40" w:before="40" w:line="240"/>
+              <w:ind w:left="100" w:right="100" w:firstLine="0" w:firstLineChars="0"/>
+              <w:rPr>
+                <w:rFonts w:ascii="Times New Roman" w:hAnsi="Times New Roman" w:eastAsia="Times New Roman" w:cs="Times New Roman"/>
+                <w:i w:val="false"/>
+                <w:b w:val="false"/>
+                <w:u w:val="none"/>
+                <w:strike w:val="false"/>
+                <w:sz w:val="20"/>
+                <w:szCs w:val="20"/>
+                <w:color w:val="000000"/>
+              </w:rPr>
+            </w:pPr>
+            <w:r>
+              <w:rPr>
+                <w:rFonts w:ascii="Times New Roman" w:hAnsi="Times New Roman" w:eastAsia="Times New Roman" w:cs="Times New Roman"/>
+                <w:i w:val="false"/>
+                <w:b w:val="false"/>
+                <w:u w:val="none"/>
+                <w:strike w:val="false"/>
+                <w:sz w:val="20"/>
+                <w:szCs w:val="20"/>
+                <w:color w:val="000000"/>
+              </w:rPr>
+              <w:t xml:space="preserve">26.6 (4.6)</w:t>
             </w:r>
           </w:p>
         </w:tc>
@@ -7137,8 +7137,8 @@
         <w:tc>
           <w:tcPr>
             <w:tcBorders>
-              <w:bottom w:val="none" w:sz="0" w:space="0" w:color="000000"/>
-              <w:top w:val="single" w:sz="4" w:space="0" w:color="999999"/>
+              <w:bottom w:val="single" w:sz="4" w:space="0" w:color="999999"/>
+              <w:top w:val="none" w:sz="0" w:space="0" w:color="000000"/>
               <w:left w:val="none" w:sz="0" w:space="0" w:color="000000"/>
               <w:right w:val="none" w:sz="0" w:space="0" w:color="000000"/>
             </w:tcBorders>
@@ -7161,196 +7161,196 @@
                 <w:left w:val="none" w:sz="0" w:space="0" w:color="000000"/>
                 <w:right w:val="none" w:sz="0" w:space="0" w:color="000000"/>
               </w:pBdr>
-              <w:spacing w:after="20" w:before="20" w:line="240"/>
-              <w:ind w:left="100" w:right="100" w:firstLine="0" w:firstLineChars="0"/>
-              <w:rPr>
-                <w:rFonts w:ascii="Times New Roman" w:hAnsi="Times New Roman" w:eastAsia="Times New Roman" w:cs="Times New Roman"/>
-                <w:i w:val="false"/>
-                <w:b w:val="false"/>
-                <w:u w:val="none"/>
-                <w:strike w:val="false"/>
-                <w:sz w:val="18"/>
-                <w:szCs w:val="18"/>
-                <w:color w:val="000000"/>
-              </w:rPr>
-            </w:pPr>
-            <w:r>
-              <w:rPr>
-                <w:rFonts w:ascii="Times New Roman" w:hAnsi="Times New Roman" w:eastAsia="Times New Roman" w:cs="Times New Roman"/>
-                <w:i w:val="false"/>
-                <w:b w:val="false"/>
-                <w:u w:val="none"/>
-                <w:strike w:val="false"/>
-                <w:sz w:val="18"/>
-                <w:szCs w:val="18"/>
-                <w:color w:val="000000"/>
-              </w:rPr>
-              <w:t xml:space="preserve">Mager masse (LBM), g, gj.snitt (SD)</w:t>
-            </w:r>
-          </w:p>
-        </w:tc>
-        <w:tc>
-          <w:tcPr>
-            <w:tcBorders>
-              <w:bottom w:val="none" w:sz="0" w:space="0" w:color="000000"/>
-              <w:top w:val="single" w:sz="4" w:space="0" w:color="999999"/>
-              <w:left w:val="none" w:sz="0" w:space="0" w:color="000000"/>
-              <w:right w:val="none" w:sz="0" w:space="0" w:color="000000"/>
-            </w:tcBorders>
-            <w:shd w:val="clear" w:color="auto" w:fill="FFFFFF"/>
-            <w:tcMar>
-              <w:top w:w="0" w:type="dxa"/>
-              <w:bottom w:w="0" w:type="dxa"/>
-              <w:left w:w="0" w:type="dxa"/>
-              <w:right w:w="0" w:type="dxa"/>
-            </w:tcMar>
-            <w:vAlign w:val="center"/>
-          </w:tcPr>
-          <w:p>
-            <w:pPr>
-              <w:pStyle w:val="Normal"/>
-              <w:jc w:val="center"/>
-              <w:pBdr>
-                <w:bottom w:val="none" w:sz="0" w:space="0" w:color="000000"/>
-                <w:top w:val="none" w:sz="0" w:space="0" w:color="000000"/>
-                <w:left w:val="none" w:sz="0" w:space="0" w:color="000000"/>
-                <w:right w:val="none" w:sz="0" w:space="0" w:color="000000"/>
-              </w:pBdr>
-              <w:spacing w:after="20" w:before="20" w:line="240"/>
-              <w:ind w:left="100" w:right="100" w:firstLine="0" w:firstLineChars="0"/>
-              <w:rPr>
-                <w:rFonts w:ascii="Times New Roman" w:hAnsi="Times New Roman" w:eastAsia="Times New Roman" w:cs="Times New Roman"/>
-                <w:i w:val="false"/>
-                <w:b w:val="false"/>
-                <w:u w:val="none"/>
-                <w:strike w:val="false"/>
-                <w:sz w:val="18"/>
-                <w:szCs w:val="18"/>
-                <w:color w:val="000000"/>
-              </w:rPr>
-            </w:pPr>
-            <w:r>
-              <w:rPr>
-                <w:rFonts w:ascii="Times New Roman" w:hAnsi="Times New Roman" w:eastAsia="Times New Roman" w:cs="Times New Roman"/>
-                <w:i w:val="false"/>
-                <w:b w:val="false"/>
-                <w:u w:val="none"/>
-                <w:strike w:val="false"/>
-                <w:sz w:val="18"/>
-                <w:szCs w:val="18"/>
-                <w:color w:val="000000"/>
-              </w:rPr>
-              <w:t xml:space="preserve">47530.6 (7598.3)</w:t>
-            </w:r>
-          </w:p>
-        </w:tc>
-        <w:tc>
-          <w:tcPr>
-            <w:tcBorders>
-              <w:bottom w:val="none" w:sz="0" w:space="0" w:color="000000"/>
-              <w:top w:val="single" w:sz="4" w:space="0" w:color="999999"/>
-              <w:left w:val="none" w:sz="0" w:space="0" w:color="000000"/>
-              <w:right w:val="none" w:sz="0" w:space="0" w:color="000000"/>
-            </w:tcBorders>
-            <w:shd w:val="clear" w:color="auto" w:fill="FFFFFF"/>
-            <w:tcMar>
-              <w:top w:w="0" w:type="dxa"/>
-              <w:bottom w:w="0" w:type="dxa"/>
-              <w:left w:w="0" w:type="dxa"/>
-              <w:right w:w="0" w:type="dxa"/>
-            </w:tcMar>
-            <w:vAlign w:val="center"/>
-          </w:tcPr>
-          <w:p>
-            <w:pPr>
-              <w:pStyle w:val="Normal"/>
-              <w:jc w:val="center"/>
-              <w:pBdr>
-                <w:bottom w:val="none" w:sz="0" w:space="0" w:color="000000"/>
-                <w:top w:val="none" w:sz="0" w:space="0" w:color="000000"/>
-                <w:left w:val="none" w:sz="0" w:space="0" w:color="000000"/>
-                <w:right w:val="none" w:sz="0" w:space="0" w:color="000000"/>
-              </w:pBdr>
-              <w:spacing w:after="20" w:before="20" w:line="240"/>
-              <w:ind w:left="100" w:right="100" w:firstLine="0" w:firstLineChars="0"/>
-              <w:rPr>
-                <w:rFonts w:ascii="Times New Roman" w:hAnsi="Times New Roman" w:eastAsia="Times New Roman" w:cs="Times New Roman"/>
-                <w:i w:val="false"/>
-                <w:b w:val="false"/>
-                <w:u w:val="none"/>
-                <w:strike w:val="false"/>
-                <w:sz w:val="18"/>
-                <w:szCs w:val="18"/>
-                <w:color w:val="000000"/>
-              </w:rPr>
-            </w:pPr>
-            <w:r>
-              <w:rPr>
-                <w:rFonts w:ascii="Times New Roman" w:hAnsi="Times New Roman" w:eastAsia="Times New Roman" w:cs="Times New Roman"/>
-                <w:i w:val="false"/>
-                <w:b w:val="false"/>
-                <w:u w:val="none"/>
-                <w:strike w:val="false"/>
-                <w:sz w:val="18"/>
-                <w:szCs w:val="18"/>
-                <w:color w:val="000000"/>
-              </w:rPr>
-              <w:t xml:space="preserve">44282.9 (9227.1)</w:t>
-            </w:r>
-          </w:p>
-        </w:tc>
-        <w:tc>
-          <w:tcPr>
-            <w:tcBorders>
-              <w:bottom w:val="none" w:sz="0" w:space="0" w:color="000000"/>
-              <w:top w:val="single" w:sz="4" w:space="0" w:color="999999"/>
-              <w:left w:val="none" w:sz="0" w:space="0" w:color="000000"/>
-              <w:right w:val="none" w:sz="0" w:space="0" w:color="000000"/>
-            </w:tcBorders>
-            <w:shd w:val="clear" w:color="auto" w:fill="FFFFFF"/>
-            <w:tcMar>
-              <w:top w:w="0" w:type="dxa"/>
-              <w:bottom w:w="0" w:type="dxa"/>
-              <w:left w:w="0" w:type="dxa"/>
-              <w:right w:w="0" w:type="dxa"/>
-            </w:tcMar>
-            <w:vAlign w:val="center"/>
-          </w:tcPr>
-          <w:p>
-            <w:pPr>
-              <w:pStyle w:val="Normal"/>
-              <w:jc w:val="center"/>
-              <w:pBdr>
-                <w:bottom w:val="none" w:sz="0" w:space="0" w:color="000000"/>
-                <w:top w:val="none" w:sz="0" w:space="0" w:color="000000"/>
-                <w:left w:val="none" w:sz="0" w:space="0" w:color="000000"/>
-                <w:right w:val="none" w:sz="0" w:space="0" w:color="000000"/>
-              </w:pBdr>
-              <w:spacing w:after="20" w:before="20" w:line="240"/>
-              <w:ind w:left="100" w:right="100" w:firstLine="0" w:firstLineChars="0"/>
-              <w:rPr>
-                <w:rFonts w:ascii="Times New Roman" w:hAnsi="Times New Roman" w:eastAsia="Times New Roman" w:cs="Times New Roman"/>
-                <w:i w:val="false"/>
-                <w:b w:val="false"/>
-                <w:u w:val="none"/>
-                <w:strike w:val="false"/>
-                <w:sz w:val="18"/>
-                <w:szCs w:val="18"/>
-                <w:color w:val="000000"/>
-              </w:rPr>
-            </w:pPr>
-            <w:r>
-              <w:rPr>
-                <w:rFonts w:ascii="Times New Roman" w:hAnsi="Times New Roman" w:eastAsia="Times New Roman" w:cs="Times New Roman"/>
-                <w:i w:val="false"/>
-                <w:b w:val="false"/>
-                <w:u w:val="none"/>
-                <w:strike w:val="false"/>
-                <w:sz w:val="18"/>
-                <w:szCs w:val="18"/>
-                <w:color w:val="000000"/>
-              </w:rPr>
-              <w:t xml:space="preserve">46063.9 (8389.5)</w:t>
+              <w:spacing w:after="40" w:before="40" w:line="240"/>
+              <w:ind w:left="100" w:right="100" w:firstLine="0" w:firstLineChars="0"/>
+              <w:rPr>
+                <w:rFonts w:ascii="Times New Roman" w:hAnsi="Times New Roman" w:eastAsia="Times New Roman" w:cs="Times New Roman"/>
+                <w:i w:val="true"/>
+                <w:b w:val="false"/>
+                <w:u w:val="none"/>
+                <w:strike w:val="false"/>
+                <w:sz w:val="20"/>
+                <w:szCs w:val="20"/>
+                <w:color w:val="000000"/>
+              </w:rPr>
+            </w:pPr>
+            <w:r>
+              <w:rPr>
+                <w:rFonts w:ascii="Times New Roman" w:hAnsi="Times New Roman" w:eastAsia="Times New Roman" w:cs="Times New Roman"/>
+                <w:i w:val="true"/>
+                <w:b w:val="false"/>
+                <w:u w:val="none"/>
+                <w:strike w:val="false"/>
+                <w:sz w:val="20"/>
+                <w:szCs w:val="20"/>
+                <w:color w:val="000000"/>
+              </w:rPr>
+              <w:t xml:space="preserve">  Midjeomkrets, cm</w:t>
+            </w:r>
+          </w:p>
+        </w:tc>
+        <w:tc>
+          <w:tcPr>
+            <w:tcBorders>
+              <w:bottom w:val="single" w:sz="4" w:space="0" w:color="999999"/>
+              <w:top w:val="none" w:sz="0" w:space="0" w:color="000000"/>
+              <w:left w:val="none" w:sz="0" w:space="0" w:color="000000"/>
+              <w:right w:val="none" w:sz="0" w:space="0" w:color="000000"/>
+            </w:tcBorders>
+            <w:shd w:val="clear" w:color="auto" w:fill="FFFFFF"/>
+            <w:tcMar>
+              <w:top w:w="0" w:type="dxa"/>
+              <w:bottom w:w="0" w:type="dxa"/>
+              <w:left w:w="0" w:type="dxa"/>
+              <w:right w:w="0" w:type="dxa"/>
+            </w:tcMar>
+            <w:vAlign w:val="center"/>
+          </w:tcPr>
+          <w:p>
+            <w:pPr>
+              <w:pStyle w:val="Normal"/>
+              <w:jc w:val="center"/>
+              <w:pBdr>
+                <w:bottom w:val="none" w:sz="0" w:space="0" w:color="000000"/>
+                <w:top w:val="none" w:sz="0" w:space="0" w:color="000000"/>
+                <w:left w:val="none" w:sz="0" w:space="0" w:color="000000"/>
+                <w:right w:val="none" w:sz="0" w:space="0" w:color="000000"/>
+              </w:pBdr>
+              <w:spacing w:after="40" w:before="40" w:line="240"/>
+              <w:ind w:left="100" w:right="100" w:firstLine="0" w:firstLineChars="0"/>
+              <w:rPr>
+                <w:rFonts w:ascii="Times New Roman" w:hAnsi="Times New Roman" w:eastAsia="Times New Roman" w:cs="Times New Roman"/>
+                <w:i w:val="false"/>
+                <w:b w:val="false"/>
+                <w:u w:val="none"/>
+                <w:strike w:val="false"/>
+                <w:sz w:val="20"/>
+                <w:szCs w:val="20"/>
+                <w:color w:val="000000"/>
+              </w:rPr>
+            </w:pPr>
+            <w:r>
+              <w:rPr>
+                <w:rFonts w:ascii="Times New Roman" w:hAnsi="Times New Roman" w:eastAsia="Times New Roman" w:cs="Times New Roman"/>
+                <w:i w:val="false"/>
+                <w:b w:val="false"/>
+                <w:u w:val="none"/>
+                <w:strike w:val="false"/>
+                <w:sz w:val="20"/>
+                <w:szCs w:val="20"/>
+                <w:color w:val="000000"/>
+              </w:rPr>
+              <w:t xml:space="preserve">93.3 (9.2)</w:t>
+            </w:r>
+          </w:p>
+        </w:tc>
+        <w:tc>
+          <w:tcPr>
+            <w:tcBorders>
+              <w:bottom w:val="single" w:sz="4" w:space="0" w:color="999999"/>
+              <w:top w:val="none" w:sz="0" w:space="0" w:color="000000"/>
+              <w:left w:val="none" w:sz="0" w:space="0" w:color="000000"/>
+              <w:right w:val="none" w:sz="0" w:space="0" w:color="000000"/>
+            </w:tcBorders>
+            <w:shd w:val="clear" w:color="auto" w:fill="FFFFFF"/>
+            <w:tcMar>
+              <w:top w:w="0" w:type="dxa"/>
+              <w:bottom w:w="0" w:type="dxa"/>
+              <w:left w:w="0" w:type="dxa"/>
+              <w:right w:w="0" w:type="dxa"/>
+            </w:tcMar>
+            <w:vAlign w:val="center"/>
+          </w:tcPr>
+          <w:p>
+            <w:pPr>
+              <w:pStyle w:val="Normal"/>
+              <w:jc w:val="center"/>
+              <w:pBdr>
+                <w:bottom w:val="none" w:sz="0" w:space="0" w:color="000000"/>
+                <w:top w:val="none" w:sz="0" w:space="0" w:color="000000"/>
+                <w:left w:val="none" w:sz="0" w:space="0" w:color="000000"/>
+                <w:right w:val="none" w:sz="0" w:space="0" w:color="000000"/>
+              </w:pBdr>
+              <w:spacing w:after="40" w:before="40" w:line="240"/>
+              <w:ind w:left="100" w:right="100" w:firstLine="0" w:firstLineChars="0"/>
+              <w:rPr>
+                <w:rFonts w:ascii="Times New Roman" w:hAnsi="Times New Roman" w:eastAsia="Times New Roman" w:cs="Times New Roman"/>
+                <w:i w:val="false"/>
+                <w:b w:val="false"/>
+                <w:u w:val="none"/>
+                <w:strike w:val="false"/>
+                <w:sz w:val="20"/>
+                <w:szCs w:val="20"/>
+                <w:color w:val="000000"/>
+              </w:rPr>
+            </w:pPr>
+            <w:r>
+              <w:rPr>
+                <w:rFonts w:ascii="Times New Roman" w:hAnsi="Times New Roman" w:eastAsia="Times New Roman" w:cs="Times New Roman"/>
+                <w:i w:val="false"/>
+                <w:b w:val="false"/>
+                <w:u w:val="none"/>
+                <w:strike w:val="false"/>
+                <w:sz w:val="20"/>
+                <w:szCs w:val="20"/>
+                <w:color w:val="000000"/>
+              </w:rPr>
+              <w:t xml:space="preserve">89.6 (17.6)</w:t>
+            </w:r>
+          </w:p>
+        </w:tc>
+        <w:tc>
+          <w:tcPr>
+            <w:tcBorders>
+              <w:bottom w:val="single" w:sz="4" w:space="0" w:color="999999"/>
+              <w:top w:val="none" w:sz="0" w:space="0" w:color="000000"/>
+              <w:left w:val="none" w:sz="0" w:space="0" w:color="000000"/>
+              <w:right w:val="none" w:sz="0" w:space="0" w:color="000000"/>
+            </w:tcBorders>
+            <w:shd w:val="clear" w:color="auto" w:fill="FFFFFF"/>
+            <w:tcMar>
+              <w:top w:w="0" w:type="dxa"/>
+              <w:bottom w:w="0" w:type="dxa"/>
+              <w:left w:w="0" w:type="dxa"/>
+              <w:right w:w="0" w:type="dxa"/>
+            </w:tcMar>
+            <w:vAlign w:val="center"/>
+          </w:tcPr>
+          <w:p>
+            <w:pPr>
+              <w:pStyle w:val="Normal"/>
+              <w:jc w:val="center"/>
+              <w:pBdr>
+                <w:bottom w:val="none" w:sz="0" w:space="0" w:color="000000"/>
+                <w:top w:val="none" w:sz="0" w:space="0" w:color="000000"/>
+                <w:left w:val="none" w:sz="0" w:space="0" w:color="000000"/>
+                <w:right w:val="none" w:sz="0" w:space="0" w:color="000000"/>
+              </w:pBdr>
+              <w:spacing w:after="40" w:before="40" w:line="240"/>
+              <w:ind w:left="100" w:right="100" w:firstLine="0" w:firstLineChars="0"/>
+              <w:rPr>
+                <w:rFonts w:ascii="Times New Roman" w:hAnsi="Times New Roman" w:eastAsia="Times New Roman" w:cs="Times New Roman"/>
+                <w:i w:val="false"/>
+                <w:b w:val="false"/>
+                <w:u w:val="none"/>
+                <w:strike w:val="false"/>
+                <w:sz w:val="20"/>
+                <w:szCs w:val="20"/>
+                <w:color w:val="000000"/>
+              </w:rPr>
+            </w:pPr>
+            <w:r>
+              <w:rPr>
+                <w:rFonts w:ascii="Times New Roman" w:hAnsi="Times New Roman" w:eastAsia="Times New Roman" w:cs="Times New Roman"/>
+                <w:i w:val="false"/>
+                <w:b w:val="false"/>
+                <w:u w:val="none"/>
+                <w:strike w:val="false"/>
+                <w:sz w:val="20"/>
+                <w:szCs w:val="20"/>
+                <w:color w:val="000000"/>
+              </w:rPr>
+              <w:t xml:space="preserve">91.7 (13.5)</w:t>
             </w:r>
           </w:p>
         </w:tc>
@@ -7363,7 +7363,7 @@
           <w:tcPr>
             <w:tcBorders>
               <w:bottom w:val="none" w:sz="0" w:space="0" w:color="000000"/>
-              <w:top w:val="none" w:sz="0" w:space="0" w:color="000000"/>
+              <w:top w:val="single" w:sz="4" w:space="0" w:color="999999"/>
               <w:left w:val="none" w:sz="0" w:space="0" w:color="000000"/>
               <w:right w:val="none" w:sz="0" w:space="0" w:color="000000"/>
             </w:tcBorders>
@@ -7386,196 +7386,196 @@
                 <w:left w:val="none" w:sz="0" w:space="0" w:color="000000"/>
                 <w:right w:val="none" w:sz="0" w:space="0" w:color="000000"/>
               </w:pBdr>
-              <w:spacing w:after="20" w:before="20" w:line="240"/>
-              <w:ind w:left="100" w:right="100" w:firstLine="0" w:firstLineChars="0"/>
-              <w:rPr>
-                <w:rFonts w:ascii="Times New Roman" w:hAnsi="Times New Roman" w:eastAsia="Times New Roman" w:cs="Times New Roman"/>
-                <w:i w:val="false"/>
-                <w:b w:val="false"/>
-                <w:u w:val="none"/>
-                <w:strike w:val="false"/>
-                <w:sz w:val="18"/>
-                <w:szCs w:val="18"/>
-                <w:color w:val="000000"/>
-              </w:rPr>
-            </w:pPr>
-            <w:r>
-              <w:rPr>
-                <w:rFonts w:ascii="Times New Roman" w:hAnsi="Times New Roman" w:eastAsia="Times New Roman" w:cs="Times New Roman"/>
-                <w:i w:val="false"/>
-                <w:b w:val="false"/>
-                <w:u w:val="none"/>
-                <w:strike w:val="false"/>
-                <w:sz w:val="18"/>
-                <w:szCs w:val="18"/>
-                <w:color w:val="000000"/>
-              </w:rPr>
-              <w:t xml:space="preserve">Total fettmasse, g, gj.snitt (SD)</w:t>
-            </w:r>
-          </w:p>
-        </w:tc>
-        <w:tc>
-          <w:tcPr>
-            <w:tcBorders>
-              <w:bottom w:val="none" w:sz="0" w:space="0" w:color="000000"/>
-              <w:top w:val="none" w:sz="0" w:space="0" w:color="000000"/>
-              <w:left w:val="none" w:sz="0" w:space="0" w:color="000000"/>
-              <w:right w:val="none" w:sz="0" w:space="0" w:color="000000"/>
-            </w:tcBorders>
-            <w:shd w:val="clear" w:color="auto" w:fill="FFFFFF"/>
-            <w:tcMar>
-              <w:top w:w="0" w:type="dxa"/>
-              <w:bottom w:w="0" w:type="dxa"/>
-              <w:left w:w="0" w:type="dxa"/>
-              <w:right w:w="0" w:type="dxa"/>
-            </w:tcMar>
-            <w:vAlign w:val="center"/>
-          </w:tcPr>
-          <w:p>
-            <w:pPr>
-              <w:pStyle w:val="Normal"/>
-              <w:jc w:val="center"/>
-              <w:pBdr>
-                <w:bottom w:val="none" w:sz="0" w:space="0" w:color="000000"/>
-                <w:top w:val="none" w:sz="0" w:space="0" w:color="000000"/>
-                <w:left w:val="none" w:sz="0" w:space="0" w:color="000000"/>
-                <w:right w:val="none" w:sz="0" w:space="0" w:color="000000"/>
-              </w:pBdr>
-              <w:spacing w:after="20" w:before="20" w:line="240"/>
-              <w:ind w:left="100" w:right="100" w:firstLine="0" w:firstLineChars="0"/>
-              <w:rPr>
-                <w:rFonts w:ascii="Times New Roman" w:hAnsi="Times New Roman" w:eastAsia="Times New Roman" w:cs="Times New Roman"/>
-                <w:i w:val="false"/>
-                <w:b w:val="false"/>
-                <w:u w:val="none"/>
-                <w:strike w:val="false"/>
-                <w:sz w:val="18"/>
-                <w:szCs w:val="18"/>
-                <w:color w:val="000000"/>
-              </w:rPr>
-            </w:pPr>
-            <w:r>
-              <w:rPr>
-                <w:rFonts w:ascii="Times New Roman" w:hAnsi="Times New Roman" w:eastAsia="Times New Roman" w:cs="Times New Roman"/>
-                <w:i w:val="false"/>
-                <w:b w:val="false"/>
-                <w:u w:val="none"/>
-                <w:strike w:val="false"/>
-                <w:sz w:val="18"/>
-                <w:szCs w:val="18"/>
-                <w:color w:val="000000"/>
-              </w:rPr>
-              <w:t xml:space="preserve">29207.3 (7263.9)</w:t>
-            </w:r>
-          </w:p>
-        </w:tc>
-        <w:tc>
-          <w:tcPr>
-            <w:tcBorders>
-              <w:bottom w:val="none" w:sz="0" w:space="0" w:color="000000"/>
-              <w:top w:val="none" w:sz="0" w:space="0" w:color="000000"/>
-              <w:left w:val="none" w:sz="0" w:space="0" w:color="000000"/>
-              <w:right w:val="none" w:sz="0" w:space="0" w:color="000000"/>
-            </w:tcBorders>
-            <w:shd w:val="clear" w:color="auto" w:fill="FFFFFF"/>
-            <w:tcMar>
-              <w:top w:w="0" w:type="dxa"/>
-              <w:bottom w:w="0" w:type="dxa"/>
-              <w:left w:w="0" w:type="dxa"/>
-              <w:right w:w="0" w:type="dxa"/>
-            </w:tcMar>
-            <w:vAlign w:val="center"/>
-          </w:tcPr>
-          <w:p>
-            <w:pPr>
-              <w:pStyle w:val="Normal"/>
-              <w:jc w:val="center"/>
-              <w:pBdr>
-                <w:bottom w:val="none" w:sz="0" w:space="0" w:color="000000"/>
-                <w:top w:val="none" w:sz="0" w:space="0" w:color="000000"/>
-                <w:left w:val="none" w:sz="0" w:space="0" w:color="000000"/>
-                <w:right w:val="none" w:sz="0" w:space="0" w:color="000000"/>
-              </w:pBdr>
-              <w:spacing w:after="20" w:before="20" w:line="240"/>
-              <w:ind w:left="100" w:right="100" w:firstLine="0" w:firstLineChars="0"/>
-              <w:rPr>
-                <w:rFonts w:ascii="Times New Roman" w:hAnsi="Times New Roman" w:eastAsia="Times New Roman" w:cs="Times New Roman"/>
-                <w:i w:val="false"/>
-                <w:b w:val="false"/>
-                <w:u w:val="none"/>
-                <w:strike w:val="false"/>
-                <w:sz w:val="18"/>
-                <w:szCs w:val="18"/>
-                <w:color w:val="000000"/>
-              </w:rPr>
-            </w:pPr>
-            <w:r>
-              <w:rPr>
-                <w:rFonts w:ascii="Times New Roman" w:hAnsi="Times New Roman" w:eastAsia="Times New Roman" w:cs="Times New Roman"/>
-                <w:i w:val="false"/>
-                <w:b w:val="false"/>
-                <w:u w:val="none"/>
-                <w:strike w:val="false"/>
-                <w:sz w:val="18"/>
-                <w:szCs w:val="18"/>
-                <w:color w:val="000000"/>
-              </w:rPr>
-              <w:t xml:space="preserve">27363.9 (12225.4)</w:t>
-            </w:r>
-          </w:p>
-        </w:tc>
-        <w:tc>
-          <w:tcPr>
-            <w:tcBorders>
-              <w:bottom w:val="none" w:sz="0" w:space="0" w:color="000000"/>
-              <w:top w:val="none" w:sz="0" w:space="0" w:color="000000"/>
-              <w:left w:val="none" w:sz="0" w:space="0" w:color="000000"/>
-              <w:right w:val="none" w:sz="0" w:space="0" w:color="000000"/>
-            </w:tcBorders>
-            <w:shd w:val="clear" w:color="auto" w:fill="FFFFFF"/>
-            <w:tcMar>
-              <w:top w:w="0" w:type="dxa"/>
-              <w:bottom w:w="0" w:type="dxa"/>
-              <w:left w:w="0" w:type="dxa"/>
-              <w:right w:w="0" w:type="dxa"/>
-            </w:tcMar>
-            <w:vAlign w:val="center"/>
-          </w:tcPr>
-          <w:p>
-            <w:pPr>
-              <w:pStyle w:val="Normal"/>
-              <w:jc w:val="center"/>
-              <w:pBdr>
-                <w:bottom w:val="none" w:sz="0" w:space="0" w:color="000000"/>
-                <w:top w:val="none" w:sz="0" w:space="0" w:color="000000"/>
-                <w:left w:val="none" w:sz="0" w:space="0" w:color="000000"/>
-                <w:right w:val="none" w:sz="0" w:space="0" w:color="000000"/>
-              </w:pBdr>
-              <w:spacing w:after="20" w:before="20" w:line="240"/>
-              <w:ind w:left="100" w:right="100" w:firstLine="0" w:firstLineChars="0"/>
-              <w:rPr>
-                <w:rFonts w:ascii="Times New Roman" w:hAnsi="Times New Roman" w:eastAsia="Times New Roman" w:cs="Times New Roman"/>
-                <w:i w:val="false"/>
-                <w:b w:val="false"/>
-                <w:u w:val="none"/>
-                <w:strike w:val="false"/>
-                <w:sz w:val="18"/>
-                <w:szCs w:val="18"/>
-                <w:color w:val="000000"/>
-              </w:rPr>
-            </w:pPr>
-            <w:r>
-              <w:rPr>
-                <w:rFonts w:ascii="Times New Roman" w:hAnsi="Times New Roman" w:eastAsia="Times New Roman" w:cs="Times New Roman"/>
-                <w:i w:val="false"/>
-                <w:b w:val="false"/>
-                <w:u w:val="none"/>
-                <w:strike w:val="false"/>
-                <w:sz w:val="18"/>
-                <w:szCs w:val="18"/>
-                <w:color w:val="000000"/>
-              </w:rPr>
-              <w:t xml:space="preserve">28374.8 (9683.8)</w:t>
+              <w:spacing w:after="40" w:before="40" w:line="240"/>
+              <w:ind w:left="100" w:right="100" w:firstLine="0" w:firstLineChars="0"/>
+              <w:rPr>
+                <w:rFonts w:ascii="Times New Roman" w:hAnsi="Times New Roman" w:eastAsia="Times New Roman" w:cs="Times New Roman"/>
+                <w:i w:val="false"/>
+                <w:b w:val="true"/>
+                <w:u w:val="none"/>
+                <w:strike w:val="false"/>
+                <w:sz w:val="20"/>
+                <w:szCs w:val="20"/>
+                <w:color w:val="000000"/>
+              </w:rPr>
+            </w:pPr>
+            <w:r>
+              <w:rPr>
+                <w:rFonts w:ascii="Times New Roman" w:hAnsi="Times New Roman" w:eastAsia="Times New Roman" w:cs="Times New Roman"/>
+                <w:i w:val="false"/>
+                <w:b w:val="true"/>
+                <w:u w:val="none"/>
+                <w:strike w:val="false"/>
+                <w:sz w:val="20"/>
+                <w:szCs w:val="20"/>
+                <w:color w:val="000000"/>
+              </w:rPr>
+              <w:t xml:space="preserve">DXA-målinger (pre), gj.snitt (SD)</w:t>
+            </w:r>
+          </w:p>
+        </w:tc>
+        <w:tc>
+          <w:tcPr>
+            <w:tcBorders>
+              <w:bottom w:val="none" w:sz="0" w:space="0" w:color="000000"/>
+              <w:top w:val="single" w:sz="4" w:space="0" w:color="999999"/>
+              <w:left w:val="none" w:sz="0" w:space="0" w:color="000000"/>
+              <w:right w:val="none" w:sz="0" w:space="0" w:color="000000"/>
+            </w:tcBorders>
+            <w:shd w:val="clear" w:color="auto" w:fill="FFFFFF"/>
+            <w:tcMar>
+              <w:top w:w="0" w:type="dxa"/>
+              <w:bottom w:w="0" w:type="dxa"/>
+              <w:left w:w="0" w:type="dxa"/>
+              <w:right w:w="0" w:type="dxa"/>
+            </w:tcMar>
+            <w:vAlign w:val="center"/>
+          </w:tcPr>
+          <w:p>
+            <w:pPr>
+              <w:pStyle w:val="Normal"/>
+              <w:jc w:val="center"/>
+              <w:pBdr>
+                <w:bottom w:val="none" w:sz="0" w:space="0" w:color="000000"/>
+                <w:top w:val="none" w:sz="0" w:space="0" w:color="000000"/>
+                <w:left w:val="none" w:sz="0" w:space="0" w:color="000000"/>
+                <w:right w:val="none" w:sz="0" w:space="0" w:color="000000"/>
+              </w:pBdr>
+              <w:spacing w:after="40" w:before="40" w:line="240"/>
+              <w:ind w:left="100" w:right="100" w:firstLine="0" w:firstLineChars="0"/>
+              <w:rPr>
+                <w:rFonts w:ascii="Times New Roman" w:hAnsi="Times New Roman" w:eastAsia="Times New Roman" w:cs="Times New Roman"/>
+                <w:i w:val="false"/>
+                <w:b w:val="true"/>
+                <w:u w:val="none"/>
+                <w:strike w:val="false"/>
+                <w:sz w:val="20"/>
+                <w:szCs w:val="20"/>
+                <w:color w:val="000000"/>
+              </w:rPr>
+            </w:pPr>
+            <w:r>
+              <w:rPr>
+                <w:rFonts w:ascii="Times New Roman" w:hAnsi="Times New Roman" w:eastAsia="Times New Roman" w:cs="Times New Roman"/>
+                <w:i w:val="false"/>
+                <w:b w:val="true"/>
+                <w:u w:val="none"/>
+                <w:strike w:val="false"/>
+                <w:sz w:val="20"/>
+                <w:szCs w:val="20"/>
+                <w:color w:val="000000"/>
+              </w:rPr>
+              <w:t xml:space="preserve"/>
+            </w:r>
+          </w:p>
+        </w:tc>
+        <w:tc>
+          <w:tcPr>
+            <w:tcBorders>
+              <w:bottom w:val="none" w:sz="0" w:space="0" w:color="000000"/>
+              <w:top w:val="single" w:sz="4" w:space="0" w:color="999999"/>
+              <w:left w:val="none" w:sz="0" w:space="0" w:color="000000"/>
+              <w:right w:val="none" w:sz="0" w:space="0" w:color="000000"/>
+            </w:tcBorders>
+            <w:shd w:val="clear" w:color="auto" w:fill="FFFFFF"/>
+            <w:tcMar>
+              <w:top w:w="0" w:type="dxa"/>
+              <w:bottom w:w="0" w:type="dxa"/>
+              <w:left w:w="0" w:type="dxa"/>
+              <w:right w:w="0" w:type="dxa"/>
+            </w:tcMar>
+            <w:vAlign w:val="center"/>
+          </w:tcPr>
+          <w:p>
+            <w:pPr>
+              <w:pStyle w:val="Normal"/>
+              <w:jc w:val="center"/>
+              <w:pBdr>
+                <w:bottom w:val="none" w:sz="0" w:space="0" w:color="000000"/>
+                <w:top w:val="none" w:sz="0" w:space="0" w:color="000000"/>
+                <w:left w:val="none" w:sz="0" w:space="0" w:color="000000"/>
+                <w:right w:val="none" w:sz="0" w:space="0" w:color="000000"/>
+              </w:pBdr>
+              <w:spacing w:after="40" w:before="40" w:line="240"/>
+              <w:ind w:left="100" w:right="100" w:firstLine="0" w:firstLineChars="0"/>
+              <w:rPr>
+                <w:rFonts w:ascii="Times New Roman" w:hAnsi="Times New Roman" w:eastAsia="Times New Roman" w:cs="Times New Roman"/>
+                <w:i w:val="false"/>
+                <w:b w:val="true"/>
+                <w:u w:val="none"/>
+                <w:strike w:val="false"/>
+                <w:sz w:val="20"/>
+                <w:szCs w:val="20"/>
+                <w:color w:val="000000"/>
+              </w:rPr>
+            </w:pPr>
+            <w:r>
+              <w:rPr>
+                <w:rFonts w:ascii="Times New Roman" w:hAnsi="Times New Roman" w:eastAsia="Times New Roman" w:cs="Times New Roman"/>
+                <w:i w:val="false"/>
+                <w:b w:val="true"/>
+                <w:u w:val="none"/>
+                <w:strike w:val="false"/>
+                <w:sz w:val="20"/>
+                <w:szCs w:val="20"/>
+                <w:color w:val="000000"/>
+              </w:rPr>
+              <w:t xml:space="preserve"/>
+            </w:r>
+          </w:p>
+        </w:tc>
+        <w:tc>
+          <w:tcPr>
+            <w:tcBorders>
+              <w:bottom w:val="none" w:sz="0" w:space="0" w:color="000000"/>
+              <w:top w:val="single" w:sz="4" w:space="0" w:color="999999"/>
+              <w:left w:val="none" w:sz="0" w:space="0" w:color="000000"/>
+              <w:right w:val="none" w:sz="0" w:space="0" w:color="000000"/>
+            </w:tcBorders>
+            <w:shd w:val="clear" w:color="auto" w:fill="FFFFFF"/>
+            <w:tcMar>
+              <w:top w:w="0" w:type="dxa"/>
+              <w:bottom w:w="0" w:type="dxa"/>
+              <w:left w:w="0" w:type="dxa"/>
+              <w:right w:w="0" w:type="dxa"/>
+            </w:tcMar>
+            <w:vAlign w:val="center"/>
+          </w:tcPr>
+          <w:p>
+            <w:pPr>
+              <w:pStyle w:val="Normal"/>
+              <w:jc w:val="center"/>
+              <w:pBdr>
+                <w:bottom w:val="none" w:sz="0" w:space="0" w:color="000000"/>
+                <w:top w:val="none" w:sz="0" w:space="0" w:color="000000"/>
+                <w:left w:val="none" w:sz="0" w:space="0" w:color="000000"/>
+                <w:right w:val="none" w:sz="0" w:space="0" w:color="000000"/>
+              </w:pBdr>
+              <w:spacing w:after="40" w:before="40" w:line="240"/>
+              <w:ind w:left="100" w:right="100" w:firstLine="0" w:firstLineChars="0"/>
+              <w:rPr>
+                <w:rFonts w:ascii="Times New Roman" w:hAnsi="Times New Roman" w:eastAsia="Times New Roman" w:cs="Times New Roman"/>
+                <w:i w:val="false"/>
+                <w:b w:val="true"/>
+                <w:u w:val="none"/>
+                <w:strike w:val="false"/>
+                <w:sz w:val="20"/>
+                <w:szCs w:val="20"/>
+                <w:color w:val="000000"/>
+              </w:rPr>
+            </w:pPr>
+            <w:r>
+              <w:rPr>
+                <w:rFonts w:ascii="Times New Roman" w:hAnsi="Times New Roman" w:eastAsia="Times New Roman" w:cs="Times New Roman"/>
+                <w:i w:val="false"/>
+                <w:b w:val="true"/>
+                <w:u w:val="none"/>
+                <w:strike w:val="false"/>
+                <w:sz w:val="20"/>
+                <w:szCs w:val="20"/>
+                <w:color w:val="000000"/>
+              </w:rPr>
+              <w:t xml:space="preserve"/>
             </w:r>
           </w:p>
         </w:tc>
@@ -7587,7 +7587,7 @@
         <w:tc>
           <w:tcPr>
             <w:tcBorders>
-              <w:bottom w:val="single" w:sz="8" w:space="0" w:color="000000"/>
+              <w:bottom w:val="none" w:sz="0" w:space="0" w:color="000000"/>
               <w:top w:val="none" w:sz="0" w:space="0" w:color="000000"/>
               <w:left w:val="none" w:sz="0" w:space="0" w:color="000000"/>
               <w:right w:val="none" w:sz="0" w:space="0" w:color="000000"/>
@@ -7611,196 +7611,196 @@
                 <w:left w:val="none" w:sz="0" w:space="0" w:color="000000"/>
                 <w:right w:val="none" w:sz="0" w:space="0" w:color="000000"/>
               </w:pBdr>
-              <w:spacing w:after="20" w:before="20" w:line="240"/>
-              <w:ind w:left="100" w:right="100" w:firstLine="0" w:firstLineChars="0"/>
-              <w:rPr>
-                <w:rFonts w:ascii="Times New Roman" w:hAnsi="Times New Roman" w:eastAsia="Times New Roman" w:cs="Times New Roman"/>
-                <w:i w:val="false"/>
-                <w:b w:val="false"/>
-                <w:u w:val="none"/>
-                <w:strike w:val="false"/>
-                <w:sz w:val="18"/>
-                <w:szCs w:val="18"/>
-                <w:color w:val="000000"/>
-              </w:rPr>
-            </w:pPr>
-            <w:r>
-              <w:rPr>
-                <w:rFonts w:ascii="Times New Roman" w:hAnsi="Times New Roman" w:eastAsia="Times New Roman" w:cs="Times New Roman"/>
-                <w:i w:val="false"/>
-                <w:b w:val="false"/>
-                <w:u w:val="none"/>
-                <w:strike w:val="false"/>
-                <w:sz w:val="18"/>
-                <w:szCs w:val="18"/>
-                <w:color w:val="000000"/>
-              </w:rPr>
-              <w:t xml:space="preserve">Total fettprosent, %, gj.snitt (SD)</w:t>
-            </w:r>
-          </w:p>
-        </w:tc>
-        <w:tc>
-          <w:tcPr>
-            <w:tcBorders>
-              <w:bottom w:val="single" w:sz="8" w:space="0" w:color="000000"/>
-              <w:top w:val="none" w:sz="0" w:space="0" w:color="000000"/>
-              <w:left w:val="none" w:sz="0" w:space="0" w:color="000000"/>
-              <w:right w:val="none" w:sz="0" w:space="0" w:color="000000"/>
-            </w:tcBorders>
-            <w:shd w:val="clear" w:color="auto" w:fill="FFFFFF"/>
-            <w:tcMar>
-              <w:top w:w="0" w:type="dxa"/>
-              <w:bottom w:w="0" w:type="dxa"/>
-              <w:left w:w="0" w:type="dxa"/>
-              <w:right w:w="0" w:type="dxa"/>
-            </w:tcMar>
-            <w:vAlign w:val="center"/>
-          </w:tcPr>
-          <w:p>
-            <w:pPr>
-              <w:pStyle w:val="Normal"/>
-              <w:jc w:val="center"/>
-              <w:pBdr>
-                <w:bottom w:val="none" w:sz="0" w:space="0" w:color="000000"/>
-                <w:top w:val="none" w:sz="0" w:space="0" w:color="000000"/>
-                <w:left w:val="none" w:sz="0" w:space="0" w:color="000000"/>
-                <w:right w:val="none" w:sz="0" w:space="0" w:color="000000"/>
-              </w:pBdr>
-              <w:spacing w:after="20" w:before="20" w:line="240"/>
-              <w:ind w:left="100" w:right="100" w:firstLine="0" w:firstLineChars="0"/>
-              <w:rPr>
-                <w:rFonts w:ascii="Times New Roman" w:hAnsi="Times New Roman" w:eastAsia="Times New Roman" w:cs="Times New Roman"/>
-                <w:i w:val="false"/>
-                <w:b w:val="false"/>
-                <w:u w:val="none"/>
-                <w:strike w:val="false"/>
-                <w:sz w:val="18"/>
-                <w:szCs w:val="18"/>
-                <w:color w:val="000000"/>
-              </w:rPr>
-            </w:pPr>
-            <w:r>
-              <w:rPr>
-                <w:rFonts w:ascii="Times New Roman" w:hAnsi="Times New Roman" w:eastAsia="Times New Roman" w:cs="Times New Roman"/>
-                <w:i w:val="false"/>
-                <w:b w:val="false"/>
-                <w:u w:val="none"/>
-                <w:strike w:val="false"/>
-                <w:sz w:val="18"/>
-                <w:szCs w:val="18"/>
-                <w:color w:val="000000"/>
-              </w:rPr>
-              <w:t xml:space="preserve">37.9 (6.5)</w:t>
-            </w:r>
-          </w:p>
-        </w:tc>
-        <w:tc>
-          <w:tcPr>
-            <w:tcBorders>
-              <w:bottom w:val="single" w:sz="8" w:space="0" w:color="000000"/>
-              <w:top w:val="none" w:sz="0" w:space="0" w:color="000000"/>
-              <w:left w:val="none" w:sz="0" w:space="0" w:color="000000"/>
-              <w:right w:val="none" w:sz="0" w:space="0" w:color="000000"/>
-            </w:tcBorders>
-            <w:shd w:val="clear" w:color="auto" w:fill="FFFFFF"/>
-            <w:tcMar>
-              <w:top w:w="0" w:type="dxa"/>
-              <w:bottom w:w="0" w:type="dxa"/>
-              <w:left w:w="0" w:type="dxa"/>
-              <w:right w:w="0" w:type="dxa"/>
-            </w:tcMar>
-            <w:vAlign w:val="center"/>
-          </w:tcPr>
-          <w:p>
-            <w:pPr>
-              <w:pStyle w:val="Normal"/>
-              <w:jc w:val="center"/>
-              <w:pBdr>
-                <w:bottom w:val="none" w:sz="0" w:space="0" w:color="000000"/>
-                <w:top w:val="none" w:sz="0" w:space="0" w:color="000000"/>
-                <w:left w:val="none" w:sz="0" w:space="0" w:color="000000"/>
-                <w:right w:val="none" w:sz="0" w:space="0" w:color="000000"/>
-              </w:pBdr>
-              <w:spacing w:after="20" w:before="20" w:line="240"/>
-              <w:ind w:left="100" w:right="100" w:firstLine="0" w:firstLineChars="0"/>
-              <w:rPr>
-                <w:rFonts w:ascii="Times New Roman" w:hAnsi="Times New Roman" w:eastAsia="Times New Roman" w:cs="Times New Roman"/>
-                <w:i w:val="false"/>
-                <w:b w:val="false"/>
-                <w:u w:val="none"/>
-                <w:strike w:val="false"/>
-                <w:sz w:val="18"/>
-                <w:szCs w:val="18"/>
-                <w:color w:val="000000"/>
-              </w:rPr>
-            </w:pPr>
-            <w:r>
-              <w:rPr>
-                <w:rFonts w:ascii="Times New Roman" w:hAnsi="Times New Roman" w:eastAsia="Times New Roman" w:cs="Times New Roman"/>
-                <w:i w:val="false"/>
-                <w:b w:val="false"/>
-                <w:u w:val="none"/>
-                <w:strike w:val="false"/>
-                <w:sz w:val="18"/>
-                <w:szCs w:val="18"/>
-                <w:color w:val="000000"/>
-              </w:rPr>
-              <w:t xml:space="preserve">36.8 (8.6)</w:t>
-            </w:r>
-          </w:p>
-        </w:tc>
-        <w:tc>
-          <w:tcPr>
-            <w:tcBorders>
-              <w:bottom w:val="single" w:sz="8" w:space="0" w:color="000000"/>
-              <w:top w:val="none" w:sz="0" w:space="0" w:color="000000"/>
-              <w:left w:val="none" w:sz="0" w:space="0" w:color="000000"/>
-              <w:right w:val="none" w:sz="0" w:space="0" w:color="000000"/>
-            </w:tcBorders>
-            <w:shd w:val="clear" w:color="auto" w:fill="FFFFFF"/>
-            <w:tcMar>
-              <w:top w:w="0" w:type="dxa"/>
-              <w:bottom w:w="0" w:type="dxa"/>
-              <w:left w:w="0" w:type="dxa"/>
-              <w:right w:w="0" w:type="dxa"/>
-            </w:tcMar>
-            <w:vAlign w:val="center"/>
-          </w:tcPr>
-          <w:p>
-            <w:pPr>
-              <w:pStyle w:val="Normal"/>
-              <w:jc w:val="center"/>
-              <w:pBdr>
-                <w:bottom w:val="none" w:sz="0" w:space="0" w:color="000000"/>
-                <w:top w:val="none" w:sz="0" w:space="0" w:color="000000"/>
-                <w:left w:val="none" w:sz="0" w:space="0" w:color="000000"/>
-                <w:right w:val="none" w:sz="0" w:space="0" w:color="000000"/>
-              </w:pBdr>
-              <w:spacing w:after="20" w:before="20" w:line="240"/>
-              <w:ind w:left="100" w:right="100" w:firstLine="0" w:firstLineChars="0"/>
-              <w:rPr>
-                <w:rFonts w:ascii="Times New Roman" w:hAnsi="Times New Roman" w:eastAsia="Times New Roman" w:cs="Times New Roman"/>
-                <w:i w:val="false"/>
-                <w:b w:val="false"/>
-                <w:u w:val="none"/>
-                <w:strike w:val="false"/>
-                <w:sz w:val="18"/>
-                <w:szCs w:val="18"/>
-                <w:color w:val="000000"/>
-              </w:rPr>
-            </w:pPr>
-            <w:r>
-              <w:rPr>
-                <w:rFonts w:ascii="Times New Roman" w:hAnsi="Times New Roman" w:eastAsia="Times New Roman" w:cs="Times New Roman"/>
-                <w:i w:val="false"/>
-                <w:b w:val="false"/>
-                <w:u w:val="none"/>
-                <w:strike w:val="false"/>
-                <w:sz w:val="18"/>
-                <w:szCs w:val="18"/>
-                <w:color w:val="000000"/>
-              </w:rPr>
-              <w:t xml:space="preserve">37.4 (7.4)</w:t>
+              <w:spacing w:after="40" w:before="40" w:line="240"/>
+              <w:ind w:left="100" w:right="100" w:firstLine="0" w:firstLineChars="0"/>
+              <w:rPr>
+                <w:rFonts w:ascii="Times New Roman" w:hAnsi="Times New Roman" w:eastAsia="Times New Roman" w:cs="Times New Roman"/>
+                <w:i w:val="true"/>
+                <w:b w:val="false"/>
+                <w:u w:val="none"/>
+                <w:strike w:val="false"/>
+                <w:sz w:val="20"/>
+                <w:szCs w:val="20"/>
+                <w:color w:val="000000"/>
+              </w:rPr>
+            </w:pPr>
+            <w:r>
+              <w:rPr>
+                <w:rFonts w:ascii="Times New Roman" w:hAnsi="Times New Roman" w:eastAsia="Times New Roman" w:cs="Times New Roman"/>
+                <w:i w:val="true"/>
+                <w:b w:val="false"/>
+                <w:u w:val="none"/>
+                <w:strike w:val="false"/>
+                <w:sz w:val="20"/>
+                <w:szCs w:val="20"/>
+                <w:color w:val="000000"/>
+              </w:rPr>
+              <w:t xml:space="preserve">  Mager masse (LBM), g</w:t>
+            </w:r>
+          </w:p>
+        </w:tc>
+        <w:tc>
+          <w:tcPr>
+            <w:tcBorders>
+              <w:bottom w:val="none" w:sz="0" w:space="0" w:color="000000"/>
+              <w:top w:val="none" w:sz="0" w:space="0" w:color="000000"/>
+              <w:left w:val="none" w:sz="0" w:space="0" w:color="000000"/>
+              <w:right w:val="none" w:sz="0" w:space="0" w:color="000000"/>
+            </w:tcBorders>
+            <w:shd w:val="clear" w:color="auto" w:fill="FFFFFF"/>
+            <w:tcMar>
+              <w:top w:w="0" w:type="dxa"/>
+              <w:bottom w:w="0" w:type="dxa"/>
+              <w:left w:w="0" w:type="dxa"/>
+              <w:right w:w="0" w:type="dxa"/>
+            </w:tcMar>
+            <w:vAlign w:val="center"/>
+          </w:tcPr>
+          <w:p>
+            <w:pPr>
+              <w:pStyle w:val="Normal"/>
+              <w:jc w:val="center"/>
+              <w:pBdr>
+                <w:bottom w:val="none" w:sz="0" w:space="0" w:color="000000"/>
+                <w:top w:val="none" w:sz="0" w:space="0" w:color="000000"/>
+                <w:left w:val="none" w:sz="0" w:space="0" w:color="000000"/>
+                <w:right w:val="none" w:sz="0" w:space="0" w:color="000000"/>
+              </w:pBdr>
+              <w:spacing w:after="40" w:before="40" w:line="240"/>
+              <w:ind w:left="100" w:right="100" w:firstLine="0" w:firstLineChars="0"/>
+              <w:rPr>
+                <w:rFonts w:ascii="Times New Roman" w:hAnsi="Times New Roman" w:eastAsia="Times New Roman" w:cs="Times New Roman"/>
+                <w:i w:val="false"/>
+                <w:b w:val="false"/>
+                <w:u w:val="none"/>
+                <w:strike w:val="false"/>
+                <w:sz w:val="20"/>
+                <w:szCs w:val="20"/>
+                <w:color w:val="000000"/>
+              </w:rPr>
+            </w:pPr>
+            <w:r>
+              <w:rPr>
+                <w:rFonts w:ascii="Times New Roman" w:hAnsi="Times New Roman" w:eastAsia="Times New Roman" w:cs="Times New Roman"/>
+                <w:i w:val="false"/>
+                <w:b w:val="false"/>
+                <w:u w:val="none"/>
+                <w:strike w:val="false"/>
+                <w:sz w:val="20"/>
+                <w:szCs w:val="20"/>
+                <w:color w:val="000000"/>
+              </w:rPr>
+              <w:t xml:space="preserve">47531 (7598)</w:t>
+            </w:r>
+          </w:p>
+        </w:tc>
+        <w:tc>
+          <w:tcPr>
+            <w:tcBorders>
+              <w:bottom w:val="none" w:sz="0" w:space="0" w:color="000000"/>
+              <w:top w:val="none" w:sz="0" w:space="0" w:color="000000"/>
+              <w:left w:val="none" w:sz="0" w:space="0" w:color="000000"/>
+              <w:right w:val="none" w:sz="0" w:space="0" w:color="000000"/>
+            </w:tcBorders>
+            <w:shd w:val="clear" w:color="auto" w:fill="FFFFFF"/>
+            <w:tcMar>
+              <w:top w:w="0" w:type="dxa"/>
+              <w:bottom w:w="0" w:type="dxa"/>
+              <w:left w:w="0" w:type="dxa"/>
+              <w:right w:w="0" w:type="dxa"/>
+            </w:tcMar>
+            <w:vAlign w:val="center"/>
+          </w:tcPr>
+          <w:p>
+            <w:pPr>
+              <w:pStyle w:val="Normal"/>
+              <w:jc w:val="center"/>
+              <w:pBdr>
+                <w:bottom w:val="none" w:sz="0" w:space="0" w:color="000000"/>
+                <w:top w:val="none" w:sz="0" w:space="0" w:color="000000"/>
+                <w:left w:val="none" w:sz="0" w:space="0" w:color="000000"/>
+                <w:right w:val="none" w:sz="0" w:space="0" w:color="000000"/>
+              </w:pBdr>
+              <w:spacing w:after="40" w:before="40" w:line="240"/>
+              <w:ind w:left="100" w:right="100" w:firstLine="0" w:firstLineChars="0"/>
+              <w:rPr>
+                <w:rFonts w:ascii="Times New Roman" w:hAnsi="Times New Roman" w:eastAsia="Times New Roman" w:cs="Times New Roman"/>
+                <w:i w:val="false"/>
+                <w:b w:val="false"/>
+                <w:u w:val="none"/>
+                <w:strike w:val="false"/>
+                <w:sz w:val="20"/>
+                <w:szCs w:val="20"/>
+                <w:color w:val="000000"/>
+              </w:rPr>
+            </w:pPr>
+            <w:r>
+              <w:rPr>
+                <w:rFonts w:ascii="Times New Roman" w:hAnsi="Times New Roman" w:eastAsia="Times New Roman" w:cs="Times New Roman"/>
+                <w:i w:val="false"/>
+                <w:b w:val="false"/>
+                <w:u w:val="none"/>
+                <w:strike w:val="false"/>
+                <w:sz w:val="20"/>
+                <w:szCs w:val="20"/>
+                <w:color w:val="000000"/>
+              </w:rPr>
+              <w:t xml:space="preserve">44283 (9227)</w:t>
+            </w:r>
+          </w:p>
+        </w:tc>
+        <w:tc>
+          <w:tcPr>
+            <w:tcBorders>
+              <w:bottom w:val="none" w:sz="0" w:space="0" w:color="000000"/>
+              <w:top w:val="none" w:sz="0" w:space="0" w:color="000000"/>
+              <w:left w:val="none" w:sz="0" w:space="0" w:color="000000"/>
+              <w:right w:val="none" w:sz="0" w:space="0" w:color="000000"/>
+            </w:tcBorders>
+            <w:shd w:val="clear" w:color="auto" w:fill="FFFFFF"/>
+            <w:tcMar>
+              <w:top w:w="0" w:type="dxa"/>
+              <w:bottom w:w="0" w:type="dxa"/>
+              <w:left w:w="0" w:type="dxa"/>
+              <w:right w:w="0" w:type="dxa"/>
+            </w:tcMar>
+            <w:vAlign w:val="center"/>
+          </w:tcPr>
+          <w:p>
+            <w:pPr>
+              <w:pStyle w:val="Normal"/>
+              <w:jc w:val="center"/>
+              <w:pBdr>
+                <w:bottom w:val="none" w:sz="0" w:space="0" w:color="000000"/>
+                <w:top w:val="none" w:sz="0" w:space="0" w:color="000000"/>
+                <w:left w:val="none" w:sz="0" w:space="0" w:color="000000"/>
+                <w:right w:val="none" w:sz="0" w:space="0" w:color="000000"/>
+              </w:pBdr>
+              <w:spacing w:after="40" w:before="40" w:line="240"/>
+              <w:ind w:left="100" w:right="100" w:firstLine="0" w:firstLineChars="0"/>
+              <w:rPr>
+                <w:rFonts w:ascii="Times New Roman" w:hAnsi="Times New Roman" w:eastAsia="Times New Roman" w:cs="Times New Roman"/>
+                <w:i w:val="false"/>
+                <w:b w:val="false"/>
+                <w:u w:val="none"/>
+                <w:strike w:val="false"/>
+                <w:sz w:val="20"/>
+                <w:szCs w:val="20"/>
+                <w:color w:val="000000"/>
+              </w:rPr>
+            </w:pPr>
+            <w:r>
+              <w:rPr>
+                <w:rFonts w:ascii="Times New Roman" w:hAnsi="Times New Roman" w:eastAsia="Times New Roman" w:cs="Times New Roman"/>
+                <w:i w:val="false"/>
+                <w:b w:val="false"/>
+                <w:u w:val="none"/>
+                <w:strike w:val="false"/>
+                <w:sz w:val="20"/>
+                <w:szCs w:val="20"/>
+                <w:color w:val="000000"/>
+              </w:rPr>
+              <w:t xml:space="preserve">46064 (8390)</w:t>
             </w:r>
           </w:p>
         </w:tc>
@@ -7811,6 +7811,456 @@
         </w:trPr>
         <w:tc>
           <w:tcPr>
+            <w:tcBorders>
+              <w:bottom w:val="none" w:sz="0" w:space="0" w:color="000000"/>
+              <w:top w:val="none" w:sz="0" w:space="0" w:color="000000"/>
+              <w:left w:val="none" w:sz="0" w:space="0" w:color="000000"/>
+              <w:right w:val="none" w:sz="0" w:space="0" w:color="000000"/>
+            </w:tcBorders>
+            <w:shd w:val="clear" w:color="auto" w:fill="FFFFFF"/>
+            <w:tcMar>
+              <w:top w:w="0" w:type="dxa"/>
+              <w:bottom w:w="0" w:type="dxa"/>
+              <w:left w:w="0" w:type="dxa"/>
+              <w:right w:w="0" w:type="dxa"/>
+            </w:tcMar>
+            <w:vAlign w:val="center"/>
+          </w:tcPr>
+          <w:p>
+            <w:pPr>
+              <w:pStyle w:val="Normal"/>
+              <w:jc w:val="left"/>
+              <w:pBdr>
+                <w:bottom w:val="none" w:sz="0" w:space="0" w:color="000000"/>
+                <w:top w:val="none" w:sz="0" w:space="0" w:color="000000"/>
+                <w:left w:val="none" w:sz="0" w:space="0" w:color="000000"/>
+                <w:right w:val="none" w:sz="0" w:space="0" w:color="000000"/>
+              </w:pBdr>
+              <w:spacing w:after="40" w:before="40" w:line="240"/>
+              <w:ind w:left="100" w:right="100" w:firstLine="0" w:firstLineChars="0"/>
+              <w:rPr>
+                <w:rFonts w:ascii="Times New Roman" w:hAnsi="Times New Roman" w:eastAsia="Times New Roman" w:cs="Times New Roman"/>
+                <w:i w:val="true"/>
+                <w:b w:val="false"/>
+                <w:u w:val="none"/>
+                <w:strike w:val="false"/>
+                <w:sz w:val="20"/>
+                <w:szCs w:val="20"/>
+                <w:color w:val="000000"/>
+              </w:rPr>
+            </w:pPr>
+            <w:r>
+              <w:rPr>
+                <w:rFonts w:ascii="Times New Roman" w:hAnsi="Times New Roman" w:eastAsia="Times New Roman" w:cs="Times New Roman"/>
+                <w:i w:val="true"/>
+                <w:b w:val="false"/>
+                <w:u w:val="none"/>
+                <w:strike w:val="false"/>
+                <w:sz w:val="20"/>
+                <w:szCs w:val="20"/>
+                <w:color w:val="000000"/>
+              </w:rPr>
+              <w:t xml:space="preserve">  Total fettmasse, g</w:t>
+            </w:r>
+          </w:p>
+        </w:tc>
+        <w:tc>
+          <w:tcPr>
+            <w:tcBorders>
+              <w:bottom w:val="none" w:sz="0" w:space="0" w:color="000000"/>
+              <w:top w:val="none" w:sz="0" w:space="0" w:color="000000"/>
+              <w:left w:val="none" w:sz="0" w:space="0" w:color="000000"/>
+              <w:right w:val="none" w:sz="0" w:space="0" w:color="000000"/>
+            </w:tcBorders>
+            <w:shd w:val="clear" w:color="auto" w:fill="FFFFFF"/>
+            <w:tcMar>
+              <w:top w:w="0" w:type="dxa"/>
+              <w:bottom w:w="0" w:type="dxa"/>
+              <w:left w:w="0" w:type="dxa"/>
+              <w:right w:w="0" w:type="dxa"/>
+            </w:tcMar>
+            <w:vAlign w:val="center"/>
+          </w:tcPr>
+          <w:p>
+            <w:pPr>
+              <w:pStyle w:val="Normal"/>
+              <w:jc w:val="center"/>
+              <w:pBdr>
+                <w:bottom w:val="none" w:sz="0" w:space="0" w:color="000000"/>
+                <w:top w:val="none" w:sz="0" w:space="0" w:color="000000"/>
+                <w:left w:val="none" w:sz="0" w:space="0" w:color="000000"/>
+                <w:right w:val="none" w:sz="0" w:space="0" w:color="000000"/>
+              </w:pBdr>
+              <w:spacing w:after="40" w:before="40" w:line="240"/>
+              <w:ind w:left="100" w:right="100" w:firstLine="0" w:firstLineChars="0"/>
+              <w:rPr>
+                <w:rFonts w:ascii="Times New Roman" w:hAnsi="Times New Roman" w:eastAsia="Times New Roman" w:cs="Times New Roman"/>
+                <w:i w:val="false"/>
+                <w:b w:val="false"/>
+                <w:u w:val="none"/>
+                <w:strike w:val="false"/>
+                <w:sz w:val="20"/>
+                <w:szCs w:val="20"/>
+                <w:color w:val="000000"/>
+              </w:rPr>
+            </w:pPr>
+            <w:r>
+              <w:rPr>
+                <w:rFonts w:ascii="Times New Roman" w:hAnsi="Times New Roman" w:eastAsia="Times New Roman" w:cs="Times New Roman"/>
+                <w:i w:val="false"/>
+                <w:b w:val="false"/>
+                <w:u w:val="none"/>
+                <w:strike w:val="false"/>
+                <w:sz w:val="20"/>
+                <w:szCs w:val="20"/>
+                <w:color w:val="000000"/>
+              </w:rPr>
+              <w:t xml:space="preserve">29207 (7264)</w:t>
+            </w:r>
+          </w:p>
+        </w:tc>
+        <w:tc>
+          <w:tcPr>
+            <w:tcBorders>
+              <w:bottom w:val="none" w:sz="0" w:space="0" w:color="000000"/>
+              <w:top w:val="none" w:sz="0" w:space="0" w:color="000000"/>
+              <w:left w:val="none" w:sz="0" w:space="0" w:color="000000"/>
+              <w:right w:val="none" w:sz="0" w:space="0" w:color="000000"/>
+            </w:tcBorders>
+            <w:shd w:val="clear" w:color="auto" w:fill="FFFFFF"/>
+            <w:tcMar>
+              <w:top w:w="0" w:type="dxa"/>
+              <w:bottom w:w="0" w:type="dxa"/>
+              <w:left w:w="0" w:type="dxa"/>
+              <w:right w:w="0" w:type="dxa"/>
+            </w:tcMar>
+            <w:vAlign w:val="center"/>
+          </w:tcPr>
+          <w:p>
+            <w:pPr>
+              <w:pStyle w:val="Normal"/>
+              <w:jc w:val="center"/>
+              <w:pBdr>
+                <w:bottom w:val="none" w:sz="0" w:space="0" w:color="000000"/>
+                <w:top w:val="none" w:sz="0" w:space="0" w:color="000000"/>
+                <w:left w:val="none" w:sz="0" w:space="0" w:color="000000"/>
+                <w:right w:val="none" w:sz="0" w:space="0" w:color="000000"/>
+              </w:pBdr>
+              <w:spacing w:after="40" w:before="40" w:line="240"/>
+              <w:ind w:left="100" w:right="100" w:firstLine="0" w:firstLineChars="0"/>
+              <w:rPr>
+                <w:rFonts w:ascii="Times New Roman" w:hAnsi="Times New Roman" w:eastAsia="Times New Roman" w:cs="Times New Roman"/>
+                <w:i w:val="false"/>
+                <w:b w:val="false"/>
+                <w:u w:val="none"/>
+                <w:strike w:val="false"/>
+                <w:sz w:val="20"/>
+                <w:szCs w:val="20"/>
+                <w:color w:val="000000"/>
+              </w:rPr>
+            </w:pPr>
+            <w:r>
+              <w:rPr>
+                <w:rFonts w:ascii="Times New Roman" w:hAnsi="Times New Roman" w:eastAsia="Times New Roman" w:cs="Times New Roman"/>
+                <w:i w:val="false"/>
+                <w:b w:val="false"/>
+                <w:u w:val="none"/>
+                <w:strike w:val="false"/>
+                <w:sz w:val="20"/>
+                <w:szCs w:val="20"/>
+                <w:color w:val="000000"/>
+              </w:rPr>
+              <w:t xml:space="preserve">27364 (12225)</w:t>
+            </w:r>
+          </w:p>
+        </w:tc>
+        <w:tc>
+          <w:tcPr>
+            <w:tcBorders>
+              <w:bottom w:val="none" w:sz="0" w:space="0" w:color="000000"/>
+              <w:top w:val="none" w:sz="0" w:space="0" w:color="000000"/>
+              <w:left w:val="none" w:sz="0" w:space="0" w:color="000000"/>
+              <w:right w:val="none" w:sz="0" w:space="0" w:color="000000"/>
+            </w:tcBorders>
+            <w:shd w:val="clear" w:color="auto" w:fill="FFFFFF"/>
+            <w:tcMar>
+              <w:top w:w="0" w:type="dxa"/>
+              <w:bottom w:w="0" w:type="dxa"/>
+              <w:left w:w="0" w:type="dxa"/>
+              <w:right w:w="0" w:type="dxa"/>
+            </w:tcMar>
+            <w:vAlign w:val="center"/>
+          </w:tcPr>
+          <w:p>
+            <w:pPr>
+              <w:pStyle w:val="Normal"/>
+              <w:jc w:val="center"/>
+              <w:pBdr>
+                <w:bottom w:val="none" w:sz="0" w:space="0" w:color="000000"/>
+                <w:top w:val="none" w:sz="0" w:space="0" w:color="000000"/>
+                <w:left w:val="none" w:sz="0" w:space="0" w:color="000000"/>
+                <w:right w:val="none" w:sz="0" w:space="0" w:color="000000"/>
+              </w:pBdr>
+              <w:spacing w:after="40" w:before="40" w:line="240"/>
+              <w:ind w:left="100" w:right="100" w:firstLine="0" w:firstLineChars="0"/>
+              <w:rPr>
+                <w:rFonts w:ascii="Times New Roman" w:hAnsi="Times New Roman" w:eastAsia="Times New Roman" w:cs="Times New Roman"/>
+                <w:i w:val="false"/>
+                <w:b w:val="false"/>
+                <w:u w:val="none"/>
+                <w:strike w:val="false"/>
+                <w:sz w:val="20"/>
+                <w:szCs w:val="20"/>
+                <w:color w:val="000000"/>
+              </w:rPr>
+            </w:pPr>
+            <w:r>
+              <w:rPr>
+                <w:rFonts w:ascii="Times New Roman" w:hAnsi="Times New Roman" w:eastAsia="Times New Roman" w:cs="Times New Roman"/>
+                <w:i w:val="false"/>
+                <w:b w:val="false"/>
+                <w:u w:val="none"/>
+                <w:strike w:val="false"/>
+                <w:sz w:val="20"/>
+                <w:szCs w:val="20"/>
+                <w:color w:val="000000"/>
+              </w:rPr>
+              <w:t xml:space="preserve">28375 (9684)</w:t>
+            </w:r>
+          </w:p>
+        </w:tc>
+      </w:tr>
+      <w:tr>
+        <w:trPr>
+          <w:trHeight w:val="360" w:hRule="auto"/>
+        </w:trPr>
+        <w:tc>
+          <w:tcPr>
+            <w:tcBorders>
+              <w:bottom w:val="single" w:sz="8" w:space="0" w:color="000000"/>
+              <w:top w:val="none" w:sz="0" w:space="0" w:color="000000"/>
+              <w:left w:val="none" w:sz="0" w:space="0" w:color="000000"/>
+              <w:right w:val="none" w:sz="0" w:space="0" w:color="000000"/>
+            </w:tcBorders>
+            <w:shd w:val="clear" w:color="auto" w:fill="FFFFFF"/>
+            <w:tcMar>
+              <w:top w:w="0" w:type="dxa"/>
+              <w:bottom w:w="0" w:type="dxa"/>
+              <w:left w:w="0" w:type="dxa"/>
+              <w:right w:w="0" w:type="dxa"/>
+            </w:tcMar>
+            <w:vAlign w:val="center"/>
+          </w:tcPr>
+          <w:p>
+            <w:pPr>
+              <w:pStyle w:val="Normal"/>
+              <w:jc w:val="left"/>
+              <w:pBdr>
+                <w:bottom w:val="none" w:sz="0" w:space="0" w:color="000000"/>
+                <w:top w:val="none" w:sz="0" w:space="0" w:color="000000"/>
+                <w:left w:val="none" w:sz="0" w:space="0" w:color="000000"/>
+                <w:right w:val="none" w:sz="0" w:space="0" w:color="000000"/>
+              </w:pBdr>
+              <w:spacing w:after="40" w:before="40" w:line="240"/>
+              <w:ind w:left="100" w:right="100" w:firstLine="0" w:firstLineChars="0"/>
+              <w:rPr>
+                <w:rFonts w:ascii="Times New Roman" w:hAnsi="Times New Roman" w:eastAsia="Times New Roman" w:cs="Times New Roman"/>
+                <w:i w:val="true"/>
+                <w:b w:val="false"/>
+                <w:u w:val="none"/>
+                <w:strike w:val="false"/>
+                <w:sz w:val="20"/>
+                <w:szCs w:val="20"/>
+                <w:color w:val="000000"/>
+              </w:rPr>
+            </w:pPr>
+            <w:r>
+              <w:rPr>
+                <w:rFonts w:ascii="Times New Roman" w:hAnsi="Times New Roman" w:eastAsia="Times New Roman" w:cs="Times New Roman"/>
+                <w:i w:val="true"/>
+                <w:b w:val="false"/>
+                <w:u w:val="none"/>
+                <w:strike w:val="false"/>
+                <w:sz w:val="20"/>
+                <w:szCs w:val="20"/>
+                <w:color w:val="000000"/>
+              </w:rPr>
+              <w:t xml:space="preserve">  Total fettprosent, %</w:t>
+            </w:r>
+          </w:p>
+        </w:tc>
+        <w:tc>
+          <w:tcPr>
+            <w:tcBorders>
+              <w:bottom w:val="single" w:sz="8" w:space="0" w:color="000000"/>
+              <w:top w:val="none" w:sz="0" w:space="0" w:color="000000"/>
+              <w:left w:val="none" w:sz="0" w:space="0" w:color="000000"/>
+              <w:right w:val="none" w:sz="0" w:space="0" w:color="000000"/>
+            </w:tcBorders>
+            <w:shd w:val="clear" w:color="auto" w:fill="FFFFFF"/>
+            <w:tcMar>
+              <w:top w:w="0" w:type="dxa"/>
+              <w:bottom w:w="0" w:type="dxa"/>
+              <w:left w:w="0" w:type="dxa"/>
+              <w:right w:w="0" w:type="dxa"/>
+            </w:tcMar>
+            <w:vAlign w:val="center"/>
+          </w:tcPr>
+          <w:p>
+            <w:pPr>
+              <w:pStyle w:val="Normal"/>
+              <w:jc w:val="center"/>
+              <w:pBdr>
+                <w:bottom w:val="none" w:sz="0" w:space="0" w:color="000000"/>
+                <w:top w:val="none" w:sz="0" w:space="0" w:color="000000"/>
+                <w:left w:val="none" w:sz="0" w:space="0" w:color="000000"/>
+                <w:right w:val="none" w:sz="0" w:space="0" w:color="000000"/>
+              </w:pBdr>
+              <w:spacing w:after="40" w:before="40" w:line="240"/>
+              <w:ind w:left="100" w:right="100" w:firstLine="0" w:firstLineChars="0"/>
+              <w:rPr>
+                <w:rFonts w:ascii="Times New Roman" w:hAnsi="Times New Roman" w:eastAsia="Times New Roman" w:cs="Times New Roman"/>
+                <w:i w:val="false"/>
+                <w:b w:val="false"/>
+                <w:u w:val="none"/>
+                <w:strike w:val="false"/>
+                <w:sz w:val="20"/>
+                <w:szCs w:val="20"/>
+                <w:color w:val="000000"/>
+              </w:rPr>
+            </w:pPr>
+            <w:r>
+              <w:rPr>
+                <w:rFonts w:ascii="Times New Roman" w:hAnsi="Times New Roman" w:eastAsia="Times New Roman" w:cs="Times New Roman"/>
+                <w:i w:val="false"/>
+                <w:b w:val="false"/>
+                <w:u w:val="none"/>
+                <w:strike w:val="false"/>
+                <w:sz w:val="20"/>
+                <w:szCs w:val="20"/>
+                <w:color w:val="000000"/>
+              </w:rPr>
+              <w:t xml:space="preserve">37.9 (6.5)</w:t>
+            </w:r>
+          </w:p>
+        </w:tc>
+        <w:tc>
+          <w:tcPr>
+            <w:tcBorders>
+              <w:bottom w:val="single" w:sz="8" w:space="0" w:color="000000"/>
+              <w:top w:val="none" w:sz="0" w:space="0" w:color="000000"/>
+              <w:left w:val="none" w:sz="0" w:space="0" w:color="000000"/>
+              <w:right w:val="none" w:sz="0" w:space="0" w:color="000000"/>
+            </w:tcBorders>
+            <w:shd w:val="clear" w:color="auto" w:fill="FFFFFF"/>
+            <w:tcMar>
+              <w:top w:w="0" w:type="dxa"/>
+              <w:bottom w:w="0" w:type="dxa"/>
+              <w:left w:w="0" w:type="dxa"/>
+              <w:right w:w="0" w:type="dxa"/>
+            </w:tcMar>
+            <w:vAlign w:val="center"/>
+          </w:tcPr>
+          <w:p>
+            <w:pPr>
+              <w:pStyle w:val="Normal"/>
+              <w:jc w:val="center"/>
+              <w:pBdr>
+                <w:bottom w:val="none" w:sz="0" w:space="0" w:color="000000"/>
+                <w:top w:val="none" w:sz="0" w:space="0" w:color="000000"/>
+                <w:left w:val="none" w:sz="0" w:space="0" w:color="000000"/>
+                <w:right w:val="none" w:sz="0" w:space="0" w:color="000000"/>
+              </w:pBdr>
+              <w:spacing w:after="40" w:before="40" w:line="240"/>
+              <w:ind w:left="100" w:right="100" w:firstLine="0" w:firstLineChars="0"/>
+              <w:rPr>
+                <w:rFonts w:ascii="Times New Roman" w:hAnsi="Times New Roman" w:eastAsia="Times New Roman" w:cs="Times New Roman"/>
+                <w:i w:val="false"/>
+                <w:b w:val="false"/>
+                <w:u w:val="none"/>
+                <w:strike w:val="false"/>
+                <w:sz w:val="20"/>
+                <w:szCs w:val="20"/>
+                <w:color w:val="000000"/>
+              </w:rPr>
+            </w:pPr>
+            <w:r>
+              <w:rPr>
+                <w:rFonts w:ascii="Times New Roman" w:hAnsi="Times New Roman" w:eastAsia="Times New Roman" w:cs="Times New Roman"/>
+                <w:i w:val="false"/>
+                <w:b w:val="false"/>
+                <w:u w:val="none"/>
+                <w:strike w:val="false"/>
+                <w:sz w:val="20"/>
+                <w:szCs w:val="20"/>
+                <w:color w:val="000000"/>
+              </w:rPr>
+              <w:t xml:space="preserve">36.8 (8.6)</w:t>
+            </w:r>
+          </w:p>
+        </w:tc>
+        <w:tc>
+          <w:tcPr>
+            <w:tcBorders>
+              <w:bottom w:val="single" w:sz="8" w:space="0" w:color="000000"/>
+              <w:top w:val="none" w:sz="0" w:space="0" w:color="000000"/>
+              <w:left w:val="none" w:sz="0" w:space="0" w:color="000000"/>
+              <w:right w:val="none" w:sz="0" w:space="0" w:color="000000"/>
+            </w:tcBorders>
+            <w:shd w:val="clear" w:color="auto" w:fill="FFFFFF"/>
+            <w:tcMar>
+              <w:top w:w="0" w:type="dxa"/>
+              <w:bottom w:w="0" w:type="dxa"/>
+              <w:left w:w="0" w:type="dxa"/>
+              <w:right w:w="0" w:type="dxa"/>
+            </w:tcMar>
+            <w:vAlign w:val="center"/>
+          </w:tcPr>
+          <w:p>
+            <w:pPr>
+              <w:pStyle w:val="Normal"/>
+              <w:jc w:val="center"/>
+              <w:pBdr>
+                <w:bottom w:val="none" w:sz="0" w:space="0" w:color="000000"/>
+                <w:top w:val="none" w:sz="0" w:space="0" w:color="000000"/>
+                <w:left w:val="none" w:sz="0" w:space="0" w:color="000000"/>
+                <w:right w:val="none" w:sz="0" w:space="0" w:color="000000"/>
+              </w:pBdr>
+              <w:spacing w:after="40" w:before="40" w:line="240"/>
+              <w:ind w:left="100" w:right="100" w:firstLine="0" w:firstLineChars="0"/>
+              <w:rPr>
+                <w:rFonts w:ascii="Times New Roman" w:hAnsi="Times New Roman" w:eastAsia="Times New Roman" w:cs="Times New Roman"/>
+                <w:i w:val="false"/>
+                <w:b w:val="false"/>
+                <w:u w:val="none"/>
+                <w:strike w:val="false"/>
+                <w:sz w:val="20"/>
+                <w:szCs w:val="20"/>
+                <w:color w:val="000000"/>
+              </w:rPr>
+            </w:pPr>
+            <w:r>
+              <w:rPr>
+                <w:rFonts w:ascii="Times New Roman" w:hAnsi="Times New Roman" w:eastAsia="Times New Roman" w:cs="Times New Roman"/>
+                <w:i w:val="false"/>
+                <w:b w:val="false"/>
+                <w:u w:val="none"/>
+                <w:strike w:val="false"/>
+                <w:sz w:val="20"/>
+                <w:szCs w:val="20"/>
+                <w:color w:val="000000"/>
+              </w:rPr>
+              <w:t xml:space="preserve">37.4 (7.4)</w:t>
+            </w:r>
+          </w:p>
+        </w:tc>
+      </w:tr>
+      <w:tr>
+        <w:trPr>
+          <w:trHeight w:val="360" w:hRule="auto"/>
+        </w:trPr>
+        <w:tc>
+          <w:tcPr>
             <w:gridSpan w:val="4"/>
             <w:tcBorders>
               <w:bottom w:val="none" w:sz="0" w:space="0" w:color="FFFFFF"/>
@@ -7861,17 +8311,18 @@
                 <w:szCs w:val="16"/>
                 <w:color w:val="000000"/>
               </w:rPr>
-              <w:t xml:space="preserve">a Kategoriene er ikke gjensidig utelukkende; en deltaker kan ha mottatt flere behandlingstyper. SD = standardavvik; LBM = lean body mass (mager kroppsmasse). For n = 6 deltakere der kroppen oversteg måleområdet til DXA-maskinen, ble offset-scanning benyttet med programvareestimert venstreside, i tråd med International Society for Clinical Densitometry (ISCD, 2023).</w:t>
+              <w:t xml:space="preserve">¹ Kategoriene er ikke gjensidig utelukkende; en deltaker kan ha mottatt flere behandlingstyper. SD = standardavvik; LBM = lean body mass (mager kroppsmasse). For n = 6 deltakere der kroppen oversteg måleområdet til DXA-maskinen, ble offset-scanning benyttet med programvareestimert venstreside, i tråd med International Society for Clinical Densitometry (ISCD, 2023).</w:t>
             </w:r>
           </w:p>
         </w:tc>
       </w:tr>
     </w:tbl>
     <w:sectPr>
-      <w:pgMar w:header="708" w:bottom="850" w:top="850" w:right="1134" w:left="1134" w:footer="708" w:gutter="0"/>
-      <w:pgSz w:h="16838" w:w="11906" w:orient="portrait"/>
       <w:type w:val="continuous"/>
-      <w:cols/>
+      <w:pgSz w:w="11900" w:h="16840"/>
+      <w:pgMar w:top="1417" w:right="1417" w:bottom="1417" w:left="1417" w:header="708" w:footer="708" w:gutter="0"/>
+      <w:cols w:space="708"/>
+      <w:docGrid w:linePitch="360"/>
     </w:sectPr>
   </w:body>
 </w:document>

--- a/output/tables/tabell1_baseline.docx
+++ b/output/tables/tabell1_baseline.docx
@@ -1235,7 +1235,7 @@
                 <w:szCs w:val="20"/>
                 <w:color w:val="000000"/>
               </w:rPr>
-              <w:t xml:space="preserve">0.017</w:t>
+              <w:t xml:space="preserve">0.016</w:t>
             </w:r>
           </w:p>
         </w:tc>
@@ -2635,7 +2635,7 @@
                 <w:szCs w:val="20"/>
                 <w:color w:val="000000"/>
               </w:rPr>
-              <w:t xml:space="preserve">0.577</w:t>
+              <w:t xml:space="preserve">0.578</w:t>
             </w:r>
           </w:p>
         </w:tc>

--- a/output/tables/tabell1_baseline.docx
+++ b/output/tables/tabell1_baseline.docx
@@ -1235,7 +1235,7 @@
                 <w:szCs w:val="20"/>
                 <w:color w:val="000000"/>
               </w:rPr>
-              <w:t xml:space="preserve">0.016</w:t>
+              <w:t xml:space="preserve">0.007</w:t>
             </w:r>
           </w:p>
         </w:tc>
@@ -1965,62 +1965,62 @@
                 <w:szCs w:val="20"/>
                 <w:color w:val="000000"/>
               </w:rPr>
-              <w:t xml:space="preserve">21 (72%)</w:t>
-            </w:r>
-          </w:p>
-        </w:tc>
-        <w:tc>
-          <w:tcPr>
-            <w:tcBorders>
-              <w:bottom w:val="none" w:sz="0" w:space="0" w:color="000000"/>
-              <w:top w:val="none" w:sz="0" w:space="0" w:color="000000"/>
-              <w:left w:val="none" w:sz="0" w:space="0" w:color="000000"/>
-              <w:right w:val="none" w:sz="0" w:space="0" w:color="000000"/>
-            </w:tcBorders>
-            <w:shd w:val="clear" w:color="auto" w:fill="FFFFFF"/>
-            <w:tcMar>
-              <w:top w:w="0" w:type="dxa"/>
-              <w:bottom w:w="0" w:type="dxa"/>
-              <w:left w:w="0" w:type="dxa"/>
-              <w:right w:w="0" w:type="dxa"/>
-            </w:tcMar>
-            <w:vAlign w:val="center"/>
-          </w:tcPr>
-          <w:p>
-            <w:pPr>
-              <w:pStyle w:val="Normal"/>
-              <w:jc w:val="center"/>
-              <w:pBdr>
-                <w:bottom w:val="none" w:sz="0" w:space="0" w:color="000000"/>
-                <w:top w:val="none" w:sz="0" w:space="0" w:color="000000"/>
-                <w:left w:val="none" w:sz="0" w:space="0" w:color="000000"/>
-                <w:right w:val="none" w:sz="0" w:space="0" w:color="000000"/>
-              </w:pBdr>
-              <w:spacing w:after="40" w:before="40" w:line="240"/>
-              <w:ind w:left="100" w:right="100" w:firstLine="0" w:firstLineChars="0"/>
-              <w:rPr>
-                <w:rFonts w:ascii="Times New Roman" w:hAnsi="Times New Roman" w:eastAsia="Times New Roman" w:cs="Times New Roman"/>
-                <w:i w:val="false"/>
-                <w:b w:val="false"/>
-                <w:u w:val="none"/>
-                <w:strike w:val="false"/>
-                <w:sz w:val="20"/>
-                <w:szCs w:val="20"/>
-                <w:color w:val="000000"/>
-              </w:rPr>
-            </w:pPr>
-            <w:r>
-              <w:rPr>
-                <w:rFonts w:ascii="Times New Roman" w:hAnsi="Times New Roman" w:eastAsia="Times New Roman" w:cs="Times New Roman"/>
-                <w:i w:val="false"/>
-                <w:b w:val="false"/>
-                <w:u w:val="none"/>
-                <w:strike w:val="false"/>
-                <w:sz w:val="20"/>
-                <w:szCs w:val="20"/>
-                <w:color w:val="000000"/>
-              </w:rPr>
-              <w:t xml:space="preserve">29 (58%)</w:t>
+              <w:t xml:space="preserve">14 (48%)</w:t>
+            </w:r>
+          </w:p>
+        </w:tc>
+        <w:tc>
+          <w:tcPr>
+            <w:tcBorders>
+              <w:bottom w:val="none" w:sz="0" w:space="0" w:color="000000"/>
+              <w:top w:val="none" w:sz="0" w:space="0" w:color="000000"/>
+              <w:left w:val="none" w:sz="0" w:space="0" w:color="000000"/>
+              <w:right w:val="none" w:sz="0" w:space="0" w:color="000000"/>
+            </w:tcBorders>
+            <w:shd w:val="clear" w:color="auto" w:fill="FFFFFF"/>
+            <w:tcMar>
+              <w:top w:w="0" w:type="dxa"/>
+              <w:bottom w:w="0" w:type="dxa"/>
+              <w:left w:w="0" w:type="dxa"/>
+              <w:right w:w="0" w:type="dxa"/>
+            </w:tcMar>
+            <w:vAlign w:val="center"/>
+          </w:tcPr>
+          <w:p>
+            <w:pPr>
+              <w:pStyle w:val="Normal"/>
+              <w:jc w:val="center"/>
+              <w:pBdr>
+                <w:bottom w:val="none" w:sz="0" w:space="0" w:color="000000"/>
+                <w:top w:val="none" w:sz="0" w:space="0" w:color="000000"/>
+                <w:left w:val="none" w:sz="0" w:space="0" w:color="000000"/>
+                <w:right w:val="none" w:sz="0" w:space="0" w:color="000000"/>
+              </w:pBdr>
+              <w:spacing w:after="40" w:before="40" w:line="240"/>
+              <w:ind w:left="100" w:right="100" w:firstLine="0" w:firstLineChars="0"/>
+              <w:rPr>
+                <w:rFonts w:ascii="Times New Roman" w:hAnsi="Times New Roman" w:eastAsia="Times New Roman" w:cs="Times New Roman"/>
+                <w:i w:val="false"/>
+                <w:b w:val="false"/>
+                <w:u w:val="none"/>
+                <w:strike w:val="false"/>
+                <w:sz w:val="20"/>
+                <w:szCs w:val="20"/>
+                <w:color w:val="000000"/>
+              </w:rPr>
+            </w:pPr>
+            <w:r>
+              <w:rPr>
+                <w:rFonts w:ascii="Times New Roman" w:hAnsi="Times New Roman" w:eastAsia="Times New Roman" w:cs="Times New Roman"/>
+                <w:i w:val="false"/>
+                <w:b w:val="false"/>
+                <w:u w:val="none"/>
+                <w:strike w:val="false"/>
+                <w:sz w:val="20"/>
+                <w:szCs w:val="20"/>
+                <w:color w:val="000000"/>
+              </w:rPr>
+              <w:t xml:space="preserve">22 (44%)</w:t>
             </w:r>
           </w:p>
         </w:tc>
@@ -2245,7 +2245,7 @@
                 <w:szCs w:val="20"/>
                 <w:color w:val="000000"/>
               </w:rPr>
-              <w:t xml:space="preserve">1 (3%)</w:t>
+              <w:t xml:space="preserve">8 (28%)</w:t>
             </w:r>
           </w:p>
         </w:tc>
@@ -2300,7 +2300,7 @@
                 <w:szCs w:val="20"/>
                 <w:color w:val="000000"/>
               </w:rPr>
-              <w:t xml:space="preserve">1 (2%)</w:t>
+              <w:t xml:space="preserve">8 (16%)</w:t>
             </w:r>
           </w:p>
         </w:tc>
